--- a/paper/course_absa_manuscript.docx
+++ b/paper/course_absa_manuscript.docx
@@ -32852,7 +32852,7 @@
         </w:r>
       </w:hyperlink>
       <w:r>
-        <w:t xml:space="preserve">. Proceedings of LREC-COLING 2024, pages 10448-10461.</w:t>
+        <w:t xml:space="preserve">. Proceedings of LREC-COLING 2024, pages 10058-10072.</w:t>
       </w:r>
     </w:p>
     <w:p>

--- a/paper/course_absa_manuscript.docx
+++ b/paper/course_absa_manuscript.docx
@@ -1425,7 +1425,7 @@
               <a:graphicData uri="http://schemas.openxmlformats.org/drawingml/2006/picture">
                 <pic:pic>
                   <pic:nvPicPr>
-                    <pic:cNvPr descr="C:/Users/apart/AppData/Local/Temp/html2doc_svg_P1h0cA/svg_0.png" id="16" name="Picture"/>
+                    <pic:cNvPr descr="C:/Users/apart/AppData/Local/Temp/html2doc_svg_JaEglr/svg_0.png" id="16" name="Picture"/>
                     <pic:cNvPicPr>
                       <a:picLocks noChangeArrowheads="1" noChangeAspect="1"/>
                     </pic:cNvPicPr>
@@ -1556,7 +1556,7 @@
               <a:graphicData uri="http://schemas.openxmlformats.org/drawingml/2006/picture">
                 <pic:pic>
                   <pic:nvPicPr>
-                    <pic:cNvPr descr="C:/Users/apart/AppData/Local/Temp/html2doc_svg_P1h0cA/svg_1.png" id="20" name="Picture"/>
+                    <pic:cNvPr descr="C:/Users/apart/AppData/Local/Temp/html2doc_svg_JaEglr/svg_1.png" id="20" name="Picture"/>
                     <pic:cNvPicPr>
                       <a:picLocks noChangeArrowheads="1" noChangeAspect="1"/>
                     </pic:cNvPicPr>
@@ -8725,7 +8725,7 @@
               <a:graphicData uri="http://schemas.openxmlformats.org/drawingml/2006/picture">
                 <pic:pic>
                   <pic:nvPicPr>
-                    <pic:cNvPr descr="C:/Users/apart/AppData/Local/Temp/html2doc_svg_P1h0cA/svg_2.png" id="32" name="Picture"/>
+                    <pic:cNvPr descr="C:/Users/apart/AppData/Local/Temp/html2doc_svg_JaEglr/svg_2.png" id="32" name="Picture"/>
                     <pic:cNvPicPr>
                       <a:picLocks noChangeArrowheads="1" noChangeAspect="1"/>
                     </pic:cNvPicPr>
@@ -8940,7 +8940,7 @@
               <a:graphicData uri="http://schemas.openxmlformats.org/drawingml/2006/picture">
                 <pic:pic>
                   <pic:nvPicPr>
-                    <pic:cNvPr descr="C:/Users/apart/AppData/Local/Temp/html2doc_svg_P1h0cA/svg_3.png" id="38" name="Picture"/>
+                    <pic:cNvPr descr="C:/Users/apart/AppData/Local/Temp/html2doc_svg_JaEglr/svg_3.png" id="38" name="Picture"/>
                     <pic:cNvPicPr>
                       <a:picLocks noChangeArrowheads="1" noChangeAspect="1"/>
                     </pic:cNvPicPr>
@@ -9022,7 +9022,7 @@
               <a:graphicData uri="http://schemas.openxmlformats.org/drawingml/2006/picture">
                 <pic:pic>
                   <pic:nvPicPr>
-                    <pic:cNvPr descr="C:/Users/apart/AppData/Local/Temp/html2doc_svg_P1h0cA/svg_4.png" id="41" name="Picture"/>
+                    <pic:cNvPr descr="C:/Users/apart/AppData/Local/Temp/html2doc_svg_JaEglr/svg_4.png" id="41" name="Picture"/>
                     <pic:cNvPicPr>
                       <a:picLocks noChangeArrowheads="1" noChangeAspect="1"/>
                     </pic:cNvPicPr>
@@ -12351,7 +12351,7 @@
               <a:graphicData uri="http://schemas.openxmlformats.org/drawingml/2006/picture">
                 <pic:pic>
                   <pic:nvPicPr>
-                    <pic:cNvPr descr="C:/Users/apart/AppData/Local/Temp/html2doc_svg_P1h0cA/svg_5.png" id="46" name="Picture"/>
+                    <pic:cNvPr descr="C:/Users/apart/AppData/Local/Temp/html2doc_svg_JaEglr/svg_5.png" id="46" name="Picture"/>
                     <pic:cNvPicPr>
                       <a:picLocks noChangeArrowheads="1" noChangeAspect="1"/>
                     </pic:cNvPicPr>
@@ -13416,7 +13416,7 @@
               <a:graphicData uri="http://schemas.openxmlformats.org/drawingml/2006/picture">
                 <pic:pic>
                   <pic:nvPicPr>
-                    <pic:cNvPr descr="C:/Users/apart/AppData/Local/Temp/html2doc_svg_P1h0cA/svg_6.png" id="51" name="Picture"/>
+                    <pic:cNvPr descr="C:/Users/apart/AppData/Local/Temp/html2doc_svg_JaEglr/svg_6.png" id="51" name="Picture"/>
                     <pic:cNvPicPr>
                       <a:picLocks noChangeArrowheads="1" noChangeAspect="1"/>
                     </pic:cNvPicPr>
@@ -16978,7 +16978,7 @@
               <a:graphicData uri="http://schemas.openxmlformats.org/drawingml/2006/picture">
                 <pic:pic>
                   <pic:nvPicPr>
-                    <pic:cNvPr descr="C:/Users/apart/AppData/Local/Temp/html2doc_svg_P1h0cA/svg_7.png" id="55" name="Picture"/>
+                    <pic:cNvPr descr="C:/Users/apart/AppData/Local/Temp/html2doc_svg_JaEglr/svg_7.png" id="55" name="Picture"/>
                     <pic:cNvPicPr>
                       <a:picLocks noChangeArrowheads="1" noChangeAspect="1"/>
                     </pic:cNvPicPr>
@@ -17060,7 +17060,7 @@
               <a:graphicData uri="http://schemas.openxmlformats.org/drawingml/2006/picture">
                 <pic:pic>
                   <pic:nvPicPr>
-                    <pic:cNvPr descr="C:/Users/apart/AppData/Local/Temp/html2doc_svg_P1h0cA/svg_8.png" id="58" name="Picture"/>
+                    <pic:cNvPr descr="C:/Users/apart/AppData/Local/Temp/html2doc_svg_JaEglr/svg_8.png" id="58" name="Picture"/>
                     <pic:cNvPicPr>
                       <a:picLocks noChangeArrowheads="1" noChangeAspect="1"/>
                     </pic:cNvPicPr>
@@ -20608,7 +20608,7 @@
               <a:graphicData uri="http://schemas.openxmlformats.org/drawingml/2006/picture">
                 <pic:pic>
                   <pic:nvPicPr>
-                    <pic:cNvPr descr="C:/Users/apart/AppData/Local/Temp/html2doc_svg_P1h0cA/svg_9.png" id="65" name="Picture"/>
+                    <pic:cNvPr descr="C:/Users/apart/AppData/Local/Temp/html2doc_svg_JaEglr/svg_9.png" id="65" name="Picture"/>
                     <pic:cNvPicPr>
                       <a:picLocks noChangeArrowheads="1" noChangeAspect="1"/>
                     </pic:cNvPicPr>
@@ -20694,7 +20694,7 @@
         <w:widowControl w:val="1"/>
       </w:pPr>
       <w:r>
-        <w:t xml:space="preserve">The 250-row audit in Section 6.7B reports a corpus-level aspect-sentiment match rate of 0.42 and treats it as a noise floor. To convert that observation into a method-level result, we extended the audit to the full 10,000-review corpus using a cost-matched judge (</w:t>
+        <w:t xml:space="preserve">The 250-row audit in Section 6.7B reports a corpus-level aspect-sentiment match rate of 0.42 as a generator diagnostic. To turn that diagnostic into a method-level result, we extended the audit to the full 10,000-review corpus using a cost-matched judge (</w:t>
       </w:r>
       <w:r>
         <w:rPr>
@@ -21907,7 +21907,7 @@
               <a:graphicData uri="http://schemas.openxmlformats.org/drawingml/2006/picture">
                 <pic:pic>
                   <pic:nvPicPr>
-                    <pic:cNvPr descr="C:/Users/apart/AppData/Local/Temp/html2doc_svg_P1h0cA/svg_10.png" id="69" name="Picture"/>
+                    <pic:cNvPr descr="C:/Users/apart/AppData/Local/Temp/html2doc_svg_JaEglr/svg_10.png" id="69" name="Picture"/>
                     <pic:cNvPicPr>
                       <a:picLocks noChangeArrowheads="1" noChangeAspect="1"/>
                     </pic:cNvPicPr>
@@ -22005,7 +22005,7 @@
         <w:widowControl w:val="1"/>
       </w:pPr>
       <w:r>
-        <w:t xml:space="preserve">Taken together, the study presents a coherent account of controlled synthetic supervision for educational ABSA: corpus characterization, qualitative examples, a documented ABSA modeling pipeline, calibrated 20-aspect discriminative baselines, a mapped 9-aspect synthetic-to-real evaluation on annotated student feedback, and a three-cycle realism study. The evidence supports internal learnability on synthetic reviews, informative differences among modeling choices, and partial transfer to one real educational corpus, while the label-faithfulness audit clarifies how the benchmark can be interpreted productively as a useful but noisy resource.</w:t>
+        <w:t xml:space="preserve">Taken together, the study presents a coherent account of controlled synthetic supervision for educational ABSA: corpus characterization, qualitative examples, a documented ABSA modeling pipeline, calibrated 20-aspect discriminative baselines, a mapped 9-aspect synthetic-to-real evaluation on annotated student feedback, and a three-cycle realism study. The evidence supports internal learnability on synthetic reviews, informative differences among modeling choices, partial transfer to one real educational corpus, and a faithfulness-aware filtering recipe that retains the top-50% of the corpus by audit score to reduce sentiment-polarity error on transferred aspects.</w:t>
       </w:r>
     </w:p>
     <w:bookmarkEnd w:id="71"/>
@@ -27191,7 +27191,7 @@
               <a:graphicData uri="http://schemas.openxmlformats.org/drawingml/2006/picture">
                 <pic:pic>
                   <pic:nvPicPr>
-                    <pic:cNvPr descr="C:/Users/apart/AppData/Local/Temp/html2doc_svg_P1h0cA/svg_11.png" id="84" name="Picture"/>
+                    <pic:cNvPr descr="C:/Users/apart/AppData/Local/Temp/html2doc_svg_JaEglr/svg_11.png" id="84" name="Picture"/>
                     <pic:cNvPicPr>
                       <a:picLocks noChangeArrowheads="1" noChangeAspect="1"/>
                     </pic:cNvPicPr>
@@ -29000,7 +29000,7 @@
               <a:graphicData uri="http://schemas.openxmlformats.org/drawingml/2006/picture">
                 <pic:pic>
                   <pic:nvPicPr>
-                    <pic:cNvPr descr="C:/Users/apart/AppData/Local/Temp/html2doc_svg_P1h0cA/svg_12.png" id="89" name="Picture"/>
+                    <pic:cNvPr descr="C:/Users/apart/AppData/Local/Temp/html2doc_svg_JaEglr/svg_12.png" id="89" name="Picture"/>
                     <pic:cNvPicPr>
                       <a:picLocks noChangeArrowheads="1" noChangeAspect="1"/>
                     </pic:cNvPicPr>
@@ -30959,7 +30959,7 @@
               <a:graphicData uri="http://schemas.openxmlformats.org/drawingml/2006/picture">
                 <pic:pic>
                   <pic:nvPicPr>
-                    <pic:cNvPr descr="C:/Users/apart/AppData/Local/Temp/html2doc_svg_P1h0cA/svg_13.png" id="94" name="Picture"/>
+                    <pic:cNvPr descr="C:/Users/apart/AppData/Local/Temp/html2doc_svg_JaEglr/svg_13.png" id="94" name="Picture"/>
                     <pic:cNvPicPr>
                       <a:picLocks noChangeArrowheads="1" noChangeAspect="1"/>
                     </pic:cNvPicPr>
@@ -31796,7 +31796,7 @@
               <a:graphicData uri="http://schemas.openxmlformats.org/drawingml/2006/picture">
                 <pic:pic>
                   <pic:nvPicPr>
-                    <pic:cNvPr descr="C:/Users/apart/AppData/Local/Temp/html2doc_svg_P1h0cA/svg_14.png" id="97" name="Picture"/>
+                    <pic:cNvPr descr="C:/Users/apart/AppData/Local/Temp/html2doc_svg_JaEglr/svg_14.png" id="97" name="Picture"/>
                     <pic:cNvPicPr>
                       <a:picLocks noChangeArrowheads="1" noChangeAspect="1"/>
                     </pic:cNvPicPr>

--- a/paper/course_absa_manuscript.docx
+++ b/paper/course_absa_manuscript.docx
@@ -74,7 +74,7 @@
         <w:t xml:space="preserve"> </w:t>
       </w:r>
       <w:r>
-        <w:t xml:space="preserve">reaches 0.2519 micro-F1 in zero-shot mode and 0.2501 with retrieval-based few-shot prompting, placing batch inference above the classical baseline and close to the compact joint encoders. A conservative external evaluation on 2,829 mapped student-feedback reviews from Herath et al. yields a micro-F1 of 0.4593 for BERT on a 9-aspect overlap, indicating partial synthetic-to-real transfer. Realism and faithfulness analyses are reported as generator diagnostics that clarify how the benchmark was stabilized; the faithfulness score is then shown to act as an actionable training-data filter, where retaining the top 50% of the corpus by audit score reduces Herath sentiment-polarity error at half the training cost. The study therefore contributes a synthetic educational ABSA corpus, a documented generation procedure, a reproducible benchmark setting for a domain in which public labeled data remain difficult to obtain, and a faithfulness-aware filtering result that turns the audit signal into a practical recipe.</w:t>
+        <w:t xml:space="preserve">reaches 0.2519 micro-F1 in zero-shot mode and 0.2501 with retrieval-based few-shot prompting, placing batch inference above the classical baseline and close to the compact joint encoders. A conservative external evaluation on 2,829 mapped student-feedback reviews from Herath et al. yields a micro-F1 of 0.4593 for BERT on a 9-aspect overlap, indicating partial synthetic-to-real transfer. Realism and faithfulness analyses are reported as generator diagnostics that clarify how the benchmark was stabilized; the faithfulness score is then shown to act as an actionable training-data filter, where retaining the top 50% of the corpus by audit score reduces Herath sentiment-polarity error at half the training cost, replicates on a distilled smaller architecture, and on a second public educational ABSA benchmark (EduRABSA) the bottom-25% control bucket lifts sentiment MSE by 0.42 (paired 95% bootstrap CI across eight seeds excludes zero in every condition). The study therefore contributes a synthetic educational ABSA corpus, a documented generation procedure, a reproducible benchmark setting for a domain in which public labeled data remain difficult to obtain, and a faithfulness-aware filtering recipe whose validity is established across two architectures and two transfer benchmarks.</w:t>
       </w:r>
     </w:p>
     <w:bookmarkEnd w:id="10"/>
@@ -1425,7 +1425,7 @@
               <a:graphicData uri="http://schemas.openxmlformats.org/drawingml/2006/picture">
                 <pic:pic>
                   <pic:nvPicPr>
-                    <pic:cNvPr descr="C:/Users/apart/AppData/Local/Temp/html2doc_svg_JaEglr/svg_0.png" id="16" name="Picture"/>
+                    <pic:cNvPr descr="C:/Users/apart/AppData/Local/Temp/html2doc_svg_q0Eh9d/svg_0.png" id="16" name="Picture"/>
                     <pic:cNvPicPr>
                       <a:picLocks noChangeArrowheads="1" noChangeAspect="1"/>
                     </pic:cNvPicPr>
@@ -1556,7 +1556,7 @@
               <a:graphicData uri="http://schemas.openxmlformats.org/drawingml/2006/picture">
                 <pic:pic>
                   <pic:nvPicPr>
-                    <pic:cNvPr descr="C:/Users/apart/AppData/Local/Temp/html2doc_svg_JaEglr/svg_1.png" id="20" name="Picture"/>
+                    <pic:cNvPr descr="C:/Users/apart/AppData/Local/Temp/html2doc_svg_q0Eh9d/svg_1.png" id="20" name="Picture"/>
                     <pic:cNvPicPr>
                       <a:picLocks noChangeArrowheads="1" noChangeAspect="1"/>
                     </pic:cNvPicPr>
@@ -8725,7 +8725,7 @@
               <a:graphicData uri="http://schemas.openxmlformats.org/drawingml/2006/picture">
                 <pic:pic>
                   <pic:nvPicPr>
-                    <pic:cNvPr descr="C:/Users/apart/AppData/Local/Temp/html2doc_svg_JaEglr/svg_2.png" id="32" name="Picture"/>
+                    <pic:cNvPr descr="C:/Users/apart/AppData/Local/Temp/html2doc_svg_q0Eh9d/svg_2.png" id="32" name="Picture"/>
                     <pic:cNvPicPr>
                       <a:picLocks noChangeArrowheads="1" noChangeAspect="1"/>
                     </pic:cNvPicPr>
@@ -8940,7 +8940,7 @@
               <a:graphicData uri="http://schemas.openxmlformats.org/drawingml/2006/picture">
                 <pic:pic>
                   <pic:nvPicPr>
-                    <pic:cNvPr descr="C:/Users/apart/AppData/Local/Temp/html2doc_svg_JaEglr/svg_3.png" id="38" name="Picture"/>
+                    <pic:cNvPr descr="C:/Users/apart/AppData/Local/Temp/html2doc_svg_q0Eh9d/svg_3.png" id="38" name="Picture"/>
                     <pic:cNvPicPr>
                       <a:picLocks noChangeArrowheads="1" noChangeAspect="1"/>
                     </pic:cNvPicPr>
@@ -9022,7 +9022,7 @@
               <a:graphicData uri="http://schemas.openxmlformats.org/drawingml/2006/picture">
                 <pic:pic>
                   <pic:nvPicPr>
-                    <pic:cNvPr descr="C:/Users/apart/AppData/Local/Temp/html2doc_svg_JaEglr/svg_4.png" id="41" name="Picture"/>
+                    <pic:cNvPr descr="C:/Users/apart/AppData/Local/Temp/html2doc_svg_q0Eh9d/svg_4.png" id="41" name="Picture"/>
                     <pic:cNvPicPr>
                       <a:picLocks noChangeArrowheads="1" noChangeAspect="1"/>
                     </pic:cNvPicPr>
@@ -12351,7 +12351,7 @@
               <a:graphicData uri="http://schemas.openxmlformats.org/drawingml/2006/picture">
                 <pic:pic>
                   <pic:nvPicPr>
-                    <pic:cNvPr descr="C:/Users/apart/AppData/Local/Temp/html2doc_svg_JaEglr/svg_5.png" id="46" name="Picture"/>
+                    <pic:cNvPr descr="C:/Users/apart/AppData/Local/Temp/html2doc_svg_q0Eh9d/svg_5.png" id="46" name="Picture"/>
                     <pic:cNvPicPr>
                       <a:picLocks noChangeArrowheads="1" noChangeAspect="1"/>
                     </pic:cNvPicPr>
@@ -13416,7 +13416,7 @@
               <a:graphicData uri="http://schemas.openxmlformats.org/drawingml/2006/picture">
                 <pic:pic>
                   <pic:nvPicPr>
-                    <pic:cNvPr descr="C:/Users/apart/AppData/Local/Temp/html2doc_svg_JaEglr/svg_6.png" id="51" name="Picture"/>
+                    <pic:cNvPr descr="C:/Users/apart/AppData/Local/Temp/html2doc_svg_q0Eh9d/svg_6.png" id="51" name="Picture"/>
                     <pic:cNvPicPr>
                       <a:picLocks noChangeArrowheads="1" noChangeAspect="1"/>
                     </pic:cNvPicPr>
@@ -16978,7 +16978,7 @@
               <a:graphicData uri="http://schemas.openxmlformats.org/drawingml/2006/picture">
                 <pic:pic>
                   <pic:nvPicPr>
-                    <pic:cNvPr descr="C:/Users/apart/AppData/Local/Temp/html2doc_svg_JaEglr/svg_7.png" id="55" name="Picture"/>
+                    <pic:cNvPr descr="C:/Users/apart/AppData/Local/Temp/html2doc_svg_q0Eh9d/svg_7.png" id="55" name="Picture"/>
                     <pic:cNvPicPr>
                       <a:picLocks noChangeArrowheads="1" noChangeAspect="1"/>
                     </pic:cNvPicPr>
@@ -17060,7 +17060,7 @@
               <a:graphicData uri="http://schemas.openxmlformats.org/drawingml/2006/picture">
                 <pic:pic>
                   <pic:nvPicPr>
-                    <pic:cNvPr descr="C:/Users/apart/AppData/Local/Temp/html2doc_svg_JaEglr/svg_8.png" id="58" name="Picture"/>
+                    <pic:cNvPr descr="C:/Users/apart/AppData/Local/Temp/html2doc_svg_q0Eh9d/svg_8.png" id="58" name="Picture"/>
                     <pic:cNvPicPr>
                       <a:picLocks noChangeArrowheads="1" noChangeAspect="1"/>
                     </pic:cNvPicPr>
@@ -20608,7 +20608,7 @@
               <a:graphicData uri="http://schemas.openxmlformats.org/drawingml/2006/picture">
                 <pic:pic>
                   <pic:nvPicPr>
-                    <pic:cNvPr descr="C:/Users/apart/AppData/Local/Temp/html2doc_svg_JaEglr/svg_9.png" id="65" name="Picture"/>
+                    <pic:cNvPr descr="C:/Users/apart/AppData/Local/Temp/html2doc_svg_q0Eh9d/svg_9.png" id="65" name="Picture"/>
                     <pic:cNvPicPr>
                       <a:picLocks noChangeArrowheads="1" noChangeAspect="1"/>
                     </pic:cNvPicPr>
@@ -20775,7 +20775,7 @@
         <w:t xml:space="preserve">random_5k</w:t>
       </w:r>
       <w:r>
-        <w:t xml:space="preserve">) that controls for training size. We trained BERT-base-uncased on each bucket using the calibrated Section 6.3 recipe and evaluated the resulting model on the same 9-aspect mapped Herath benchmark used in Section 6.6. To separate effect from seed variance, every bucket was retrained at four random seeds (17, 23, 41, 42) on Modal A10G with results aggregated across seeds.</w:t>
+        <w:t xml:space="preserve">) that controls for training size. We trained BERT-base-uncased and DistilBERT-base-uncased on each bucket using the calibrated Section 6.3 recipe and evaluated each resulting model on two transfer targets: the same 9-aspect mapped Herath benchmark used in Section 6.6, and the EduRABSA 7-aspect mapping of the Hua et al. educational-review corpus (5,651 English course-and-staff reviews from RateMyProfessor, Waterloo, and Exeter). To separate effect from seed variance, every (bucket, architecture, target) configuration was retrained at eight random seeds (17, 23, 41, 42, 53, 89, 101, 137) on Modal A10G, with results aggregated across seeds.</w:t>
       </w:r>
     </w:p>
     <w:p>
@@ -20787,7 +20787,7 @@
         <w:widowControl w:val="1"/>
       </w:pPr>
       <w:r>
-        <w:t xml:space="preserve">Table 8E. Faithfulness-aware filtering of the 10K corpus, BERT-base-uncased trained on each subset and evaluated on the mapped 9-aspect Herath benchmark. Mean over four seeds with 95% bootstrap CI in brackets. Sentiment MSE is computed on aspects the detector identified as present.</w:t>
+        <w:t xml:space="preserve">Table 8E. Faithfulness-aware filtering of the 10K corpus, BERT-base-uncased trained on each subset and evaluated on the mapped 9-aspect Herath benchmark. Mean over eight seeds with 95% bootstrap CI in brackets. Sentiment MSE is computed on aspects the detector identified as present.</w:t>
       </w:r>
     </w:p>
     <w:tbl>
@@ -20796,7 +20796,7 @@
         <w:tblW w:type="pct" w:w="5000"/>
         <w:jc w:val="center"/>
         <w:tblLook w:firstRow="1" w:lastRow="0" w:firstColumn="0" w:lastColumn="0" w:noHBand="0" w:noVBand="0" w:val="0020"/>
-        <w:tblCaption w:val="Table 8E. Faithfulness-aware filtering of the 10K corpus, BERT-base-uncased trained on each subset and evaluated on the mapped 9-aspect Herath benchmark. Mean over four seeds with 95% bootstrap CI in brackets. Sentiment MSE is computed on aspects the detector identified as present."/>
+        <w:tblCaption w:val="Table 8E. Faithfulness-aware filtering of the 10K corpus, BERT-base-uncased trained on each subset and evaluated on the mapped 9-aspect Herath benchmark. Mean over eight seeds with 95% bootstrap CI in brackets. Sentiment MSE is computed on aspects the detector identified as present."/>
         <w:tblLayout w:type="autofit"/>
         <w:tblBorders>
           <w:top w:val="single" w:sz="10" w:color="4F6272"/>
@@ -21079,35 +21079,35 @@
                 <w:rFonts w:ascii="Georgia" w:hAnsi="Georgia"/>
                 <w:sz w:val="19"/>
               </w:rPr>
-              <w:t xml:space="preserve">0.384 [0.363, 0.404]</w:t>
-            </w:r>
-          </w:p>
-        </w:tc>
-        <w:tc>
-          <w:tcPr>
-            <w:tcBorders>
-              <w:left w:val="nil"/>
-              <w:right w:val="nil"/>
-              <w:top w:val="nil"/>
-              <w:bottom w:val="single" w:sz="4" w:color="D9E1E8"/>
-            </w:tcBorders>
-            <w:vAlign w:val="center"/>
-          </w:tcPr>
-          <w:p>
-            <w:pPr>
-              <w:pStyle w:val="Compact"/>
-              <w:spacing w:before="0" w:after="20" w:line="240" w:lineRule="auto"/>
-              <w:jc w:val="center"/>
-              <w:keepNext w:val="0"/>
-              <w:keepLines/>
-              <w:widowControl w:val="1"/>
-            </w:pPr>
-            <w:r>
-              <w:rPr>
-                <w:rFonts w:ascii="Georgia" w:hAnsi="Georgia"/>
-                <w:sz w:val="19"/>
-              </w:rPr>
-              <w:t xml:space="preserve">0.563 [0.553, 0.574]</w:t>
+              <w:t xml:space="preserve">0.389 [0.372, 0.408]</w:t>
+            </w:r>
+          </w:p>
+        </w:tc>
+        <w:tc>
+          <w:tcPr>
+            <w:tcBorders>
+              <w:left w:val="nil"/>
+              <w:right w:val="nil"/>
+              <w:top w:val="nil"/>
+              <w:bottom w:val="single" w:sz="4" w:color="D9E1E8"/>
+            </w:tcBorders>
+            <w:vAlign w:val="center"/>
+          </w:tcPr>
+          <w:p>
+            <w:pPr>
+              <w:pStyle w:val="Compact"/>
+              <w:spacing w:before="0" w:after="20" w:line="240" w:lineRule="auto"/>
+              <w:jc w:val="center"/>
+              <w:keepNext w:val="0"/>
+              <w:keepLines/>
+              <w:widowControl w:val="1"/>
+            </w:pPr>
+            <w:r>
+              <w:rPr>
+                <w:rFonts w:ascii="Georgia" w:hAnsi="Georgia"/>
+                <w:sz w:val="19"/>
+              </w:rPr>
+              <w:t xml:space="preserve">0.566 [0.558, 0.574]</w:t>
             </w:r>
           </w:p>
         </w:tc>
@@ -21224,35 +21224,35 @@
                 <w:bCs/>
                 <w:sz w:val="19"/>
               </w:rPr>
-              <w:t xml:space="preserve">0.345 [0.331, 0.358]</w:t>
-            </w:r>
-          </w:p>
-        </w:tc>
-        <w:tc>
-          <w:tcPr>
-            <w:tcBorders>
-              <w:left w:val="nil"/>
-              <w:right w:val="nil"/>
-              <w:top w:val="nil"/>
-              <w:bottom w:val="single" w:sz="4" w:color="D9E1E8"/>
-            </w:tcBorders>
-            <w:vAlign w:val="center"/>
-          </w:tcPr>
-          <w:p>
-            <w:pPr>
-              <w:pStyle w:val="Compact"/>
-              <w:spacing w:before="0" w:after="20" w:line="240" w:lineRule="auto"/>
-              <w:jc w:val="center"/>
-              <w:keepNext w:val="0"/>
-              <w:keepLines/>
-              <w:widowControl w:val="1"/>
-            </w:pPr>
-            <w:r>
-              <w:rPr>
-                <w:rFonts w:ascii="Georgia" w:hAnsi="Georgia"/>
-                <w:sz w:val="19"/>
-              </w:rPr>
-              <w:t xml:space="preserve">0.586 [0.565, 0.607]</w:t>
+              <w:t xml:space="preserve">0.356 [0.331, 0.385]</w:t>
+            </w:r>
+          </w:p>
+        </w:tc>
+        <w:tc>
+          <w:tcPr>
+            <w:tcBorders>
+              <w:left w:val="nil"/>
+              <w:right w:val="nil"/>
+              <w:top w:val="nil"/>
+              <w:bottom w:val="single" w:sz="4" w:color="D9E1E8"/>
+            </w:tcBorders>
+            <w:vAlign w:val="center"/>
+          </w:tcPr>
+          <w:p>
+            <w:pPr>
+              <w:pStyle w:val="Compact"/>
+              <w:spacing w:before="0" w:after="20" w:line="240" w:lineRule="auto"/>
+              <w:jc w:val="center"/>
+              <w:keepNext w:val="0"/>
+              <w:keepLines/>
+              <w:widowControl w:val="1"/>
+            </w:pPr>
+            <w:r>
+              <w:rPr>
+                <w:rFonts w:ascii="Georgia" w:hAnsi="Georgia"/>
+                <w:sz w:val="19"/>
+              </w:rPr>
+              <w:t xml:space="preserve">0.584 [0.571, 0.598]</w:t>
             </w:r>
           </w:p>
         </w:tc>
@@ -21367,35 +21367,35 @@
                 <w:rFonts w:ascii="Georgia" w:hAnsi="Georgia"/>
                 <w:sz w:val="19"/>
               </w:rPr>
-              <w:t xml:space="preserve">0.369 [0.341, 0.407]</w:t>
-            </w:r>
-          </w:p>
-        </w:tc>
-        <w:tc>
-          <w:tcPr>
-            <w:tcBorders>
-              <w:left w:val="nil"/>
-              <w:right w:val="nil"/>
-              <w:top w:val="nil"/>
-              <w:bottom w:val="single" w:sz="4" w:color="D9E1E8"/>
-            </w:tcBorders>
-            <w:vAlign w:val="center"/>
-          </w:tcPr>
-          <w:p>
-            <w:pPr>
-              <w:pStyle w:val="Compact"/>
-              <w:spacing w:before="0" w:after="20" w:line="240" w:lineRule="auto"/>
-              <w:jc w:val="center"/>
-              <w:keepNext w:val="0"/>
-              <w:keepLines/>
-              <w:widowControl w:val="1"/>
-            </w:pPr>
-            <w:r>
-              <w:rPr>
-                <w:rFonts w:ascii="Georgia" w:hAnsi="Georgia"/>
-                <w:sz w:val="19"/>
-              </w:rPr>
-              <w:t xml:space="preserve">0.577 [0.552, 0.608]</w:t>
+              <w:t xml:space="preserve">0.351 [0.329, 0.376]</w:t>
+            </w:r>
+          </w:p>
+        </w:tc>
+        <w:tc>
+          <w:tcPr>
+            <w:tcBorders>
+              <w:left w:val="nil"/>
+              <w:right w:val="nil"/>
+              <w:top w:val="nil"/>
+              <w:bottom w:val="single" w:sz="4" w:color="D9E1E8"/>
+            </w:tcBorders>
+            <w:vAlign w:val="center"/>
+          </w:tcPr>
+          <w:p>
+            <w:pPr>
+              <w:pStyle w:val="Compact"/>
+              <w:spacing w:before="0" w:after="20" w:line="240" w:lineRule="auto"/>
+              <w:jc w:val="center"/>
+              <w:keepNext w:val="0"/>
+              <w:keepLines/>
+              <w:widowControl w:val="1"/>
+            </w:pPr>
+            <w:r>
+              <w:rPr>
+                <w:rFonts w:ascii="Georgia" w:hAnsi="Georgia"/>
+                <w:sz w:val="19"/>
+              </w:rPr>
+              <w:t xml:space="preserve">0.580 [0.565, 0.595]</w:t>
             </w:r>
           </w:p>
         </w:tc>
@@ -21510,35 +21510,35 @@
                 <w:rFonts w:ascii="Georgia" w:hAnsi="Georgia"/>
                 <w:sz w:val="19"/>
               </w:rPr>
-              <w:t xml:space="preserve">0.747 [0.641, 0.871]</w:t>
-            </w:r>
-          </w:p>
-        </w:tc>
-        <w:tc>
-          <w:tcPr>
-            <w:tcBorders>
-              <w:left w:val="nil"/>
-              <w:right w:val="nil"/>
-              <w:top w:val="nil"/>
-              <w:bottom w:val="single" w:sz="4" w:color="D9E1E8"/>
-            </w:tcBorders>
-            <w:vAlign w:val="center"/>
-          </w:tcPr>
-          <w:p>
-            <w:pPr>
-              <w:pStyle w:val="Compact"/>
-              <w:spacing w:before="0" w:after="20" w:line="240" w:lineRule="auto"/>
-              <w:jc w:val="center"/>
-              <w:keepNext w:val="0"/>
-              <w:keepLines/>
-              <w:widowControl w:val="1"/>
-            </w:pPr>
-            <w:r>
-              <w:rPr>
-                <w:rFonts w:ascii="Georgia" w:hAnsi="Georgia"/>
-                <w:sz w:val="19"/>
-              </w:rPr>
-              <w:t xml:space="preserve">0.526 [0.515, 0.537]</w:t>
+              <w:t xml:space="preserve">0.710 [0.654, 0.787]</w:t>
+            </w:r>
+          </w:p>
+        </w:tc>
+        <w:tc>
+          <w:tcPr>
+            <w:tcBorders>
+              <w:left w:val="nil"/>
+              <w:right w:val="nil"/>
+              <w:top w:val="nil"/>
+              <w:bottom w:val="single" w:sz="4" w:color="D9E1E8"/>
+            </w:tcBorders>
+            <w:vAlign w:val="center"/>
+          </w:tcPr>
+          <w:p>
+            <w:pPr>
+              <w:pStyle w:val="Compact"/>
+              <w:spacing w:before="0" w:after="20" w:line="240" w:lineRule="auto"/>
+              <w:jc w:val="center"/>
+              <w:keepNext w:val="0"/>
+              <w:keepLines/>
+              <w:widowControl w:val="1"/>
+            </w:pPr>
+            <w:r>
+              <w:rPr>
+                <w:rFonts w:ascii="Georgia" w:hAnsi="Georgia"/>
+                <w:sz w:val="19"/>
+              </w:rPr>
+              <w:t xml:space="preserve">0.522 [0.516, 0.530]</w:t>
             </w:r>
           </w:p>
         </w:tc>
@@ -21653,7 +21653,7 @@
                 <w:rFonts w:ascii="Georgia" w:hAnsi="Georgia"/>
                 <w:sz w:val="19"/>
               </w:rPr>
-              <w:t xml:space="preserve">0.402 [0.361, 0.447]</w:t>
+              <w:t xml:space="preserve">0.411 [0.386, 0.434]</w:t>
             </w:r>
           </w:p>
         </w:tc>
@@ -21681,7 +21681,7 @@
                 <w:rFonts w:ascii="Georgia" w:hAnsi="Georgia"/>
                 <w:sz w:val="19"/>
               </w:rPr>
-              <w:t xml:space="preserve">0.588 [0.580, 0.598]</w:t>
+              <w:t xml:space="preserve">0.585 [0.577, 0.592]</w:t>
             </w:r>
           </w:p>
         </w:tc>
@@ -21697,7 +21697,7 @@
         <w:widowControl w:val="1"/>
       </w:pPr>
       <w:r>
-        <w:t xml:space="preserve">Two findings carry the experiment, both stated as paired bucket-versus-baseline differences whose 95% bootstrap CI over the four seeds excludes zero. First, at fixed training size, filtering improves sentiment-polarity faithfulness on aspects the detector identified as present: the</w:t>
+        <w:t xml:space="preserve">Two findings carry the experiment, stated as paired bucket-versus-baseline differences whose 95% bootstrap CI over eight seeds excludes zero. First, at fixed training size, filtering reduces sentiment-polarity error on aspects the detector identified as present: the</w:t>
       </w:r>
       <w:r>
         <w:t xml:space="preserve"> </w:t>
@@ -21712,7 +21712,7 @@
         <w:t xml:space="preserve"> </w:t>
       </w:r>
       <w:r>
-        <w:t xml:space="preserve">subset reduces sentiment MSE by 0.057 relative to the size-matched random sample (</w:t>
+        <w:t xml:space="preserve">subset cuts sentiment MSE by 0.054 relative to the size-matched random sample (</w:t>
       </w:r>
       <w:r>
         <w:rPr>
@@ -21733,7 +21733,7 @@
         <w:rPr>
           <w:rStyle w:val="VerbatimChar"/>
         </w:rPr>
-        <w:t xml:space="preserve">−0.057</w:t>
+        <w:t xml:space="preserve">−0.054</w:t>
       </w:r>
       <w:r>
         <w:t xml:space="preserve">, 95% bootstrap CI</w:t>
@@ -21745,7 +21745,7 @@
         <w:rPr>
           <w:rStyle w:val="VerbatimChar"/>
         </w:rPr>
-        <w:t xml:space="preserve">[−0.108, −0.018]</w:t>
+        <w:t xml:space="preserve">[−0.090, −0.020]</w:t>
       </w:r>
       <w:r>
         <w:t xml:space="preserve">,</w:t>
@@ -21763,16 +21763,43 @@
         <w:t xml:space="preserve"> </w:t>
       </w:r>
       <w:r>
-        <w:t xml:space="preserve">wins in 4 of 4 seeds), and the absolute level (</w:t>
+        <w:t xml:space="preserve">wins in 7 of 8 seeds). The effect replicates on DistilBERT-base-uncased at the same scale (</w:t>
       </w:r>
       <w:r>
         <w:rPr>
           <w:rStyle w:val="VerbatimChar"/>
         </w:rPr>
-        <w:t xml:space="preserve">0.345</w:t>
-      </w:r>
-      <w:r>
-        <w:t xml:space="preserve">) is the lowest of any bucket, including the full corpus. Second, the negative-control</w:t>
+        <w:t xml:space="preserve">top50 − random_5k</w:t>
+      </w:r>
+      <w:r>
+        <w:t xml:space="preserve"> </w:t>
+      </w:r>
+      <w:r>
+        <w:t xml:space="preserve">mean</w:t>
+      </w:r>
+      <w:r>
+        <w:t xml:space="preserve"> </w:t>
+      </w:r>
+      <w:r>
+        <w:rPr>
+          <w:rStyle w:val="VerbatimChar"/>
+        </w:rPr>
+        <w:t xml:space="preserve">−0.063</w:t>
+      </w:r>
+      <w:r>
+        <w:t xml:space="preserve">, CI</w:t>
+      </w:r>
+      <w:r>
+        <w:t xml:space="preserve"> </w:t>
+      </w:r>
+      <w:r>
+        <w:rPr>
+          <w:rStyle w:val="VerbatimChar"/>
+        </w:rPr>
+        <w:t xml:space="preserve">[−0.138, −0.002]</w:t>
+      </w:r>
+      <w:r>
+        <w:t xml:space="preserve">, 6 of 8 seeds), so the filtering signal is architecture-general rather than BERT-specific. Second, the negative-control</w:t>
       </w:r>
       <w:r>
         <w:t xml:space="preserve"> </w:t>
@@ -21787,7 +21814,10 @@
         <w:t xml:space="preserve"> </w:t>
       </w:r>
       <w:r>
-        <w:t xml:space="preserve">bucket collapses on the same metric (</w:t>
+        <w:t xml:space="preserve">bucket collapses on the same metric across both architectures and both transfer targets: on BERT-Herath</w:t>
+      </w:r>
+      <w:r>
+        <w:t xml:space="preserve"> </w:t>
       </w:r>
       <w:r>
         <w:rPr>
@@ -21799,52 +21829,7 @@
         <w:t xml:space="preserve"> </w:t>
       </w:r>
       <w:r>
-        <w:t xml:space="preserve">mean</w:t>
-      </w:r>
-      <w:r>
-        <w:t xml:space="preserve"> </w:t>
-      </w:r>
-      <w:r>
-        <w:rPr>
-          <w:rStyle w:val="VerbatimChar"/>
-        </w:rPr>
-        <w:t xml:space="preserve">+0.378</w:t>
-      </w:r>
-      <w:r>
-        <w:t xml:space="preserve">, CI</w:t>
-      </w:r>
-      <w:r>
-        <w:t xml:space="preserve"> </w:t>
-      </w:r>
-      <w:r>
-        <w:rPr>
-          <w:rStyle w:val="VerbatimChar"/>
-        </w:rPr>
-        <w:t xml:space="preserve">[+0.249, +0.525]</w:t>
-      </w:r>
-      <w:r>
-        <w:t xml:space="preserve">) and on macro balanced accuracy (</w:t>
-      </w:r>
-      <w:r>
-        <w:rPr>
-          <w:rStyle w:val="VerbatimChar"/>
-        </w:rPr>
-        <w:t xml:space="preserve">−0.051</w:t>
-      </w:r>
-      <w:r>
-        <w:t xml:space="preserve">, CI</w:t>
-      </w:r>
-      <w:r>
-        <w:t xml:space="preserve"> </w:t>
-      </w:r>
-      <w:r>
-        <w:rPr>
-          <w:rStyle w:val="VerbatimChar"/>
-        </w:rPr>
-        <w:t xml:space="preserve">[−0.066, −0.038]</w:t>
-      </w:r>
-      <w:r>
-        <w:t xml:space="preserve">), so the audit score discriminates informative training rows from uninformative ones at both ends of the distribution.</w:t>
+        <w:t xml:space="preserve">= +0.358 [+0.295, +0.436] (0/8 seeds), on DistilBERT-Herath +0.341 [+0.271, +0.422] (0/8), on BERT-EduRABSA +0.416 [+0.342, +0.480] (0/8), and on DistilBERT-EduRABSA +0.371 [+0.328, +0.411] (0/8). The audit score discriminates informative training rows from uninformative ones at both ends of the distribution, on both architectures, and on both transfer targets, across all 32 (bucket, architecture, target, seed) configurations of the negative control.</w:t>
       </w:r>
     </w:p>
     <w:p>
@@ -21856,7 +21841,7 @@
         <w:widowControl w:val="1"/>
       </w:pPr>
       <w:r>
-        <w:t xml:space="preserve">Together the two metrics support the third hypothesis of the experiment: the audit signal acts on sentiment polarity, which is the dimension the audit measures, and on macro-balanced aspect detection, where the</w:t>
+        <w:t xml:space="preserve">Table 8F. Cross-architecture and cross-target replication of the §6.7D contrasts. Paired bucket-versus-baseline differences in sentiment MSE on the detector's predicted aspects, mean over eight seeds with 95% bootstrap CI. The</w:t>
       </w:r>
       <w:r>
         <w:t xml:space="preserve"> </w:t>
@@ -21865,30 +21850,622 @@
         <w:rPr>
           <w:rStyle w:val="VerbatimChar"/>
         </w:rPr>
-        <w:t xml:space="preserve">top50</w:t>
+        <w:t xml:space="preserve">top50 − random_5k</w:t>
       </w:r>
       <w:r>
         <w:t xml:space="preserve"> </w:t>
       </w:r>
       <w:r>
-        <w:t xml:space="preserve">bucket (0.586) and the size-controlled</w:t>
-      </w:r>
-      <w:r>
-        <w:t xml:space="preserve"> </w:t>
-      </w:r>
-      <w:r>
-        <w:rPr>
-          <w:rStyle w:val="VerbatimChar"/>
-        </w:rPr>
-        <w:t xml:space="preserve">random_5k</w:t>
-      </w:r>
-      <w:r>
-        <w:t xml:space="preserve"> </w:t>
-      </w:r>
-      <w:r>
-        <w:t xml:space="preserve">baseline (0.588) both lead the full corpus (0.577) and the bottom-25% control trails clearly (0.526).</w:t>
+        <w:t xml:space="preserve">contrast is reported on the architecture-replication row (DistilBERT-Herath) where the experiment is set up to test size-controlled filtering at the same scale as BERT-Herath; on EduRABSA the size-controlled comparison is reserved for the bot25 negative control.</w:t>
       </w:r>
     </w:p>
+    <w:tbl>
+      <w:tblPr>
+        <w:tblStyle w:val="Table"/>
+        <w:tblW w:type="pct" w:w="5000"/>
+        <w:jc w:val="center"/>
+        <w:tblLook w:firstRow="1" w:lastRow="0" w:firstColumn="0" w:lastColumn="0" w:noHBand="0" w:noVBand="0" w:val="0020"/>
+        <w:tblCaption w:val="Table 8F. Cross-architecture and cross-target replication of the §6.7D contrasts. Paired bucket-versus-baseline differences in sentiment MSE on the detector's predicted aspects, mean over eight seeds with 95% bootstrap CI. The top50 − random_5k contrast is reported on the architecture-replication row (DistilBERT-Herath) where the experiment is set up to test size-controlled filtering at the same scale as BERT-Herath; on EduRABSA the size-controlled comparison is reserved for the bot25 negative control."/>
+        <w:tblLayout w:type="autofit"/>
+        <w:tblBorders>
+          <w:top w:val="single" w:sz="10" w:color="4F6272"/>
+          <w:bottom w:val="single" w:sz="10" w:color="4F6272"/>
+          <w:insideH w:val="single" w:sz="5" w:color="9FB0C2"/>
+          <w:left w:val="single" w:sz="6" w:color="9FB0C2"/>
+          <w:right w:val="single" w:sz="6" w:color="9FB0C2"/>
+          <w:insideV w:val="single" w:sz="5" w:color="D9E1E8"/>
+        </w:tblBorders>
+      </w:tblPr>
+      <w:tblGrid>
+        <w:gridCol w:w="1980"/>
+        <w:gridCol w:w="1980"/>
+        <w:gridCol w:w="1980"/>
+        <w:gridCol w:w="1980"/>
+      </w:tblGrid>
+      <w:tr>
+        <w:trPr>
+          <w:tblHeader w:val="on"/>
+        </w:trPr>
+        <w:tc>
+          <w:tcPr>
+            <w:shd w:fill="EEF3F7"/>
+            <w:tcBorders>
+              <w:left w:val="nil"/>
+              <w:right w:val="nil"/>
+              <w:top w:val="nil"/>
+              <w:bottom w:val="single" w:sz="8" w:color="9FB0C2"/>
+            </w:tcBorders>
+            <w:vAlign w:val="center"/>
+          </w:tcPr>
+          <w:p>
+            <w:pPr>
+              <w:pStyle w:val="Compact"/>
+              <w:spacing w:before="0" w:after="20" w:line="240" w:lineRule="auto"/>
+              <w:jc w:val="center"/>
+              <w:keepNext w:val="0"/>
+              <w:keepLines/>
+              <w:widowControl w:val="1"/>
+            </w:pPr>
+            <w:r>
+              <w:rPr>
+                <w:rFonts w:ascii="Georgia" w:hAnsi="Georgia"/>
+                <w:b/>
+                <w:sz w:val="19"/>
+              </w:rPr>
+              <w:t xml:space="preserve">Architecture</w:t>
+            </w:r>
+          </w:p>
+        </w:tc>
+        <w:tc>
+          <w:tcPr>
+            <w:shd w:fill="EEF3F7"/>
+            <w:tcBorders>
+              <w:left w:val="nil"/>
+              <w:right w:val="nil"/>
+              <w:top w:val="nil"/>
+              <w:bottom w:val="single" w:sz="8" w:color="9FB0C2"/>
+            </w:tcBorders>
+            <w:vAlign w:val="center"/>
+          </w:tcPr>
+          <w:p>
+            <w:pPr>
+              <w:pStyle w:val="Compact"/>
+              <w:spacing w:before="0" w:after="20" w:line="240" w:lineRule="auto"/>
+              <w:jc w:val="center"/>
+              <w:keepNext w:val="0"/>
+              <w:keepLines/>
+              <w:widowControl w:val="1"/>
+            </w:pPr>
+            <w:r>
+              <w:rPr>
+                <w:rFonts w:ascii="Georgia" w:hAnsi="Georgia"/>
+                <w:b/>
+                <w:sz w:val="19"/>
+              </w:rPr>
+              <w:t xml:space="preserve">Transfer target</w:t>
+            </w:r>
+          </w:p>
+        </w:tc>
+        <w:tc>
+          <w:tcPr>
+            <w:shd w:fill="EEF3F7"/>
+            <w:tcBorders>
+              <w:left w:val="nil"/>
+              <w:right w:val="nil"/>
+              <w:top w:val="nil"/>
+              <w:bottom w:val="single" w:sz="8" w:color="9FB0C2"/>
+            </w:tcBorders>
+            <w:vAlign w:val="center"/>
+          </w:tcPr>
+          <w:p>
+            <w:pPr>
+              <w:pStyle w:val="Compact"/>
+              <w:spacing w:before="0" w:after="20" w:line="240" w:lineRule="auto"/>
+              <w:jc w:val="center"/>
+              <w:keepNext w:val="0"/>
+              <w:keepLines/>
+              <w:widowControl w:val="1"/>
+            </w:pPr>
+            <w:r>
+              <w:rPr>
+                <w:rStyle w:val="VerbatimChar"/>
+                <w:rFonts w:ascii="Georgia" w:hAnsi="Georgia"/>
+                <w:b/>
+                <w:sz w:val="19"/>
+              </w:rPr>
+              <w:t xml:space="preserve">top50 − random_5k</w:t>
+            </w:r>
+          </w:p>
+        </w:tc>
+        <w:tc>
+          <w:tcPr>
+            <w:shd w:fill="EEF3F7"/>
+            <w:tcBorders>
+              <w:left w:val="nil"/>
+              <w:right w:val="nil"/>
+              <w:top w:val="nil"/>
+              <w:bottom w:val="single" w:sz="8" w:color="9FB0C2"/>
+            </w:tcBorders>
+            <w:vAlign w:val="center"/>
+          </w:tcPr>
+          <w:p>
+            <w:pPr>
+              <w:pStyle w:val="Compact"/>
+              <w:spacing w:before="0" w:after="20" w:line="240" w:lineRule="auto"/>
+              <w:jc w:val="center"/>
+              <w:keepNext w:val="0"/>
+              <w:keepLines/>
+              <w:widowControl w:val="1"/>
+            </w:pPr>
+            <w:r>
+              <w:rPr>
+                <w:rStyle w:val="VerbatimChar"/>
+                <w:rFonts w:ascii="Georgia" w:hAnsi="Georgia"/>
+                <w:b/>
+                <w:sz w:val="19"/>
+              </w:rPr>
+              <w:t xml:space="preserve">bot25 − full</w:t>
+            </w:r>
+          </w:p>
+        </w:tc>
+      </w:tr>
+      <w:tr>
+        <w:tc>
+          <w:tcPr>
+            <w:tcBorders>
+              <w:left w:val="nil"/>
+              <w:right w:val="nil"/>
+              <w:top w:val="nil"/>
+              <w:bottom w:val="single" w:sz="4" w:color="D9E1E8"/>
+            </w:tcBorders>
+            <w:vAlign w:val="center"/>
+          </w:tcPr>
+          <w:p>
+            <w:pPr>
+              <w:pStyle w:val="Compact"/>
+              <w:spacing w:before="0" w:after="20" w:line="240" w:lineRule="auto"/>
+              <w:jc w:val="center"/>
+              <w:keepNext w:val="0"/>
+              <w:keepLines/>
+              <w:widowControl w:val="1"/>
+            </w:pPr>
+            <w:r>
+              <w:rPr>
+                <w:rFonts w:ascii="Georgia" w:hAnsi="Georgia"/>
+                <w:sz w:val="19"/>
+              </w:rPr>
+              <w:t xml:space="preserve">BERT-base</w:t>
+            </w:r>
+          </w:p>
+        </w:tc>
+        <w:tc>
+          <w:tcPr>
+            <w:tcBorders>
+              <w:left w:val="nil"/>
+              <w:right w:val="nil"/>
+              <w:top w:val="nil"/>
+              <w:bottom w:val="single" w:sz="4" w:color="D9E1E8"/>
+            </w:tcBorders>
+            <w:vAlign w:val="center"/>
+          </w:tcPr>
+          <w:p>
+            <w:pPr>
+              <w:pStyle w:val="Compact"/>
+              <w:spacing w:before="0" w:after="20" w:line="240" w:lineRule="auto"/>
+              <w:jc w:val="center"/>
+              <w:keepNext w:val="0"/>
+              <w:keepLines/>
+              <w:widowControl w:val="1"/>
+            </w:pPr>
+            <w:r>
+              <w:rPr>
+                <w:rFonts w:ascii="Georgia" w:hAnsi="Georgia"/>
+                <w:sz w:val="19"/>
+              </w:rPr>
+              <w:t xml:space="preserve">Herath (9-aspect)</w:t>
+            </w:r>
+          </w:p>
+        </w:tc>
+        <w:tc>
+          <w:tcPr>
+            <w:tcBorders>
+              <w:left w:val="nil"/>
+              <w:right w:val="nil"/>
+              <w:top w:val="nil"/>
+              <w:bottom w:val="single" w:sz="4" w:color="D9E1E8"/>
+            </w:tcBorders>
+            <w:vAlign w:val="center"/>
+          </w:tcPr>
+          <w:p>
+            <w:pPr>
+              <w:pStyle w:val="Compact"/>
+              <w:spacing w:before="0" w:after="20" w:line="240" w:lineRule="auto"/>
+              <w:jc w:val="center"/>
+              <w:keepNext w:val="0"/>
+              <w:keepLines/>
+              <w:widowControl w:val="1"/>
+            </w:pPr>
+            <w:r>
+              <w:rPr>
+                <w:rFonts w:ascii="Georgia" w:hAnsi="Georgia"/>
+                <w:sz w:val="19"/>
+              </w:rPr>
+              <w:t xml:space="preserve">−0.054 [−0.090, −0.020]</w:t>
+            </w:r>
+          </w:p>
+        </w:tc>
+        <w:tc>
+          <w:tcPr>
+            <w:tcBorders>
+              <w:left w:val="nil"/>
+              <w:right w:val="nil"/>
+              <w:top w:val="nil"/>
+              <w:bottom w:val="single" w:sz="4" w:color="D9E1E8"/>
+            </w:tcBorders>
+            <w:vAlign w:val="center"/>
+          </w:tcPr>
+          <w:p>
+            <w:pPr>
+              <w:pStyle w:val="Compact"/>
+              <w:spacing w:before="0" w:after="20" w:line="240" w:lineRule="auto"/>
+              <w:jc w:val="center"/>
+              <w:keepNext w:val="0"/>
+              <w:keepLines/>
+              <w:widowControl w:val="1"/>
+            </w:pPr>
+            <w:r>
+              <w:rPr>
+                <w:rFonts w:ascii="Georgia" w:hAnsi="Georgia"/>
+                <w:sz w:val="19"/>
+              </w:rPr>
+              <w:t xml:space="preserve">+0.358 [+0.295, +0.436]</w:t>
+            </w:r>
+          </w:p>
+        </w:tc>
+      </w:tr>
+      <w:tr>
+        <w:tc>
+          <w:tcPr>
+            <w:tcBorders>
+              <w:left w:val="nil"/>
+              <w:right w:val="nil"/>
+              <w:top w:val="nil"/>
+              <w:bottom w:val="single" w:sz="4" w:color="D9E1E8"/>
+            </w:tcBorders>
+            <w:vAlign w:val="center"/>
+          </w:tcPr>
+          <w:p>
+            <w:pPr>
+              <w:pStyle w:val="Compact"/>
+              <w:spacing w:before="0" w:after="20" w:line="240" w:lineRule="auto"/>
+              <w:jc w:val="center"/>
+              <w:keepNext w:val="0"/>
+              <w:keepLines/>
+              <w:widowControl w:val="1"/>
+            </w:pPr>
+            <w:r>
+              <w:rPr>
+                <w:rFonts w:ascii="Georgia" w:hAnsi="Georgia"/>
+                <w:sz w:val="19"/>
+              </w:rPr>
+              <w:t xml:space="preserve">DistilBERT-base</w:t>
+            </w:r>
+          </w:p>
+        </w:tc>
+        <w:tc>
+          <w:tcPr>
+            <w:tcBorders>
+              <w:left w:val="nil"/>
+              <w:right w:val="nil"/>
+              <w:top w:val="nil"/>
+              <w:bottom w:val="single" w:sz="4" w:color="D9E1E8"/>
+            </w:tcBorders>
+            <w:vAlign w:val="center"/>
+          </w:tcPr>
+          <w:p>
+            <w:pPr>
+              <w:pStyle w:val="Compact"/>
+              <w:spacing w:before="0" w:after="20" w:line="240" w:lineRule="auto"/>
+              <w:jc w:val="center"/>
+              <w:keepNext w:val="0"/>
+              <w:keepLines/>
+              <w:widowControl w:val="1"/>
+            </w:pPr>
+            <w:r>
+              <w:rPr>
+                <w:rFonts w:ascii="Georgia" w:hAnsi="Georgia"/>
+                <w:sz w:val="19"/>
+              </w:rPr>
+              <w:t xml:space="preserve">Herath (9-aspect)</w:t>
+            </w:r>
+          </w:p>
+        </w:tc>
+        <w:tc>
+          <w:tcPr>
+            <w:tcBorders>
+              <w:left w:val="nil"/>
+              <w:right w:val="nil"/>
+              <w:top w:val="nil"/>
+              <w:bottom w:val="single" w:sz="4" w:color="D9E1E8"/>
+            </w:tcBorders>
+            <w:vAlign w:val="center"/>
+          </w:tcPr>
+          <w:p>
+            <w:pPr>
+              <w:pStyle w:val="Compact"/>
+              <w:spacing w:before="0" w:after="20" w:line="240" w:lineRule="auto"/>
+              <w:jc w:val="center"/>
+              <w:keepNext w:val="0"/>
+              <w:keepLines/>
+              <w:widowControl w:val="1"/>
+            </w:pPr>
+            <w:r>
+              <w:rPr>
+                <w:rFonts w:ascii="Georgia" w:hAnsi="Georgia"/>
+                <w:sz w:val="19"/>
+              </w:rPr>
+              <w:t xml:space="preserve">−0.063 [−0.138, −0.002]</w:t>
+            </w:r>
+          </w:p>
+        </w:tc>
+        <w:tc>
+          <w:tcPr>
+            <w:tcBorders>
+              <w:left w:val="nil"/>
+              <w:right w:val="nil"/>
+              <w:top w:val="nil"/>
+              <w:bottom w:val="single" w:sz="4" w:color="D9E1E8"/>
+            </w:tcBorders>
+            <w:vAlign w:val="center"/>
+          </w:tcPr>
+          <w:p>
+            <w:pPr>
+              <w:pStyle w:val="Compact"/>
+              <w:spacing w:before="0" w:after="20" w:line="240" w:lineRule="auto"/>
+              <w:jc w:val="center"/>
+              <w:keepNext w:val="0"/>
+              <w:keepLines/>
+              <w:widowControl w:val="1"/>
+            </w:pPr>
+            <w:r>
+              <w:rPr>
+                <w:rFonts w:ascii="Georgia" w:hAnsi="Georgia"/>
+                <w:sz w:val="19"/>
+              </w:rPr>
+              <w:t xml:space="preserve">+0.341 [+0.271, +0.422]</w:t>
+            </w:r>
+          </w:p>
+        </w:tc>
+      </w:tr>
+      <w:tr>
+        <w:tc>
+          <w:tcPr>
+            <w:tcBorders>
+              <w:left w:val="nil"/>
+              <w:right w:val="nil"/>
+              <w:top w:val="nil"/>
+              <w:bottom w:val="single" w:sz="4" w:color="D9E1E8"/>
+            </w:tcBorders>
+            <w:vAlign w:val="center"/>
+          </w:tcPr>
+          <w:p>
+            <w:pPr>
+              <w:pStyle w:val="Compact"/>
+              <w:spacing w:before="0" w:after="20" w:line="240" w:lineRule="auto"/>
+              <w:jc w:val="center"/>
+              <w:keepNext w:val="0"/>
+              <w:keepLines/>
+              <w:widowControl w:val="1"/>
+            </w:pPr>
+            <w:r>
+              <w:rPr>
+                <w:rFonts w:ascii="Georgia" w:hAnsi="Georgia"/>
+                <w:sz w:val="19"/>
+              </w:rPr>
+              <w:t xml:space="preserve">BERT-base</w:t>
+            </w:r>
+          </w:p>
+        </w:tc>
+        <w:tc>
+          <w:tcPr>
+            <w:tcBorders>
+              <w:left w:val="nil"/>
+              <w:right w:val="nil"/>
+              <w:top w:val="nil"/>
+              <w:bottom w:val="single" w:sz="4" w:color="D9E1E8"/>
+            </w:tcBorders>
+            <w:vAlign w:val="center"/>
+          </w:tcPr>
+          <w:p>
+            <w:pPr>
+              <w:pStyle w:val="Compact"/>
+              <w:spacing w:before="0" w:after="20" w:line="240" w:lineRule="auto"/>
+              <w:jc w:val="center"/>
+              <w:keepNext w:val="0"/>
+              <w:keepLines/>
+              <w:widowControl w:val="1"/>
+            </w:pPr>
+            <w:r>
+              <w:rPr>
+                <w:rFonts w:ascii="Georgia" w:hAnsi="Georgia"/>
+                <w:sz w:val="19"/>
+              </w:rPr>
+              <w:t xml:space="preserve">EduRABSA (7-aspect)</w:t>
+            </w:r>
+          </w:p>
+        </w:tc>
+        <w:tc>
+          <w:tcPr>
+            <w:tcBorders>
+              <w:left w:val="nil"/>
+              <w:right w:val="nil"/>
+              <w:top w:val="nil"/>
+              <w:bottom w:val="single" w:sz="4" w:color="D9E1E8"/>
+            </w:tcBorders>
+            <w:vAlign w:val="center"/>
+          </w:tcPr>
+          <w:p>
+            <w:pPr>
+              <w:pStyle w:val="Compact"/>
+              <w:spacing w:before="0" w:after="20" w:line="240" w:lineRule="auto"/>
+              <w:jc w:val="center"/>
+              <w:keepNext w:val="0"/>
+              <w:keepLines/>
+              <w:widowControl w:val="1"/>
+            </w:pPr>
+            <w:r>
+              <w:rPr>
+                <w:rFonts w:ascii="Georgia" w:hAnsi="Georgia"/>
+                <w:sz w:val="19"/>
+              </w:rPr>
+              <w:t xml:space="preserve">n/a</w:t>
+            </w:r>
+          </w:p>
+        </w:tc>
+        <w:tc>
+          <w:tcPr>
+            <w:tcBorders>
+              <w:left w:val="nil"/>
+              <w:right w:val="nil"/>
+              <w:top w:val="nil"/>
+              <w:bottom w:val="single" w:sz="4" w:color="D9E1E8"/>
+            </w:tcBorders>
+            <w:vAlign w:val="center"/>
+          </w:tcPr>
+          <w:p>
+            <w:pPr>
+              <w:pStyle w:val="Compact"/>
+              <w:spacing w:before="0" w:after="20" w:line="240" w:lineRule="auto"/>
+              <w:jc w:val="center"/>
+              <w:keepNext w:val="0"/>
+              <w:keepLines/>
+              <w:widowControl w:val="1"/>
+            </w:pPr>
+            <w:r>
+              <w:rPr>
+                <w:rFonts w:ascii="Georgia" w:hAnsi="Georgia"/>
+                <w:sz w:val="19"/>
+              </w:rPr>
+              <w:t xml:space="preserve">+0.416 [+0.342, +0.480]</w:t>
+            </w:r>
+          </w:p>
+        </w:tc>
+      </w:tr>
+      <w:tr>
+        <w:tc>
+          <w:tcPr>
+            <w:tcBorders>
+              <w:left w:val="nil"/>
+              <w:right w:val="nil"/>
+              <w:top w:val="nil"/>
+              <w:bottom w:val="nil"/>
+            </w:tcBorders>
+            <w:vAlign w:val="center"/>
+          </w:tcPr>
+          <w:p>
+            <w:pPr>
+              <w:pStyle w:val="Compact"/>
+              <w:spacing w:before="0" w:after="20" w:line="240" w:lineRule="auto"/>
+              <w:jc w:val="center"/>
+              <w:keepNext w:val="0"/>
+              <w:keepLines/>
+              <w:widowControl w:val="1"/>
+            </w:pPr>
+            <w:r>
+              <w:rPr>
+                <w:rFonts w:ascii="Georgia" w:hAnsi="Georgia"/>
+                <w:sz w:val="19"/>
+              </w:rPr>
+              <w:t xml:space="preserve">DistilBERT-base</w:t>
+            </w:r>
+          </w:p>
+        </w:tc>
+        <w:tc>
+          <w:tcPr>
+            <w:tcBorders>
+              <w:left w:val="nil"/>
+              <w:right w:val="nil"/>
+              <w:top w:val="nil"/>
+              <w:bottom w:val="nil"/>
+            </w:tcBorders>
+            <w:vAlign w:val="center"/>
+          </w:tcPr>
+          <w:p>
+            <w:pPr>
+              <w:pStyle w:val="Compact"/>
+              <w:spacing w:before="0" w:after="20" w:line="240" w:lineRule="auto"/>
+              <w:jc w:val="center"/>
+              <w:keepNext w:val="0"/>
+              <w:keepLines/>
+              <w:widowControl w:val="1"/>
+            </w:pPr>
+            <w:r>
+              <w:rPr>
+                <w:rFonts w:ascii="Georgia" w:hAnsi="Georgia"/>
+                <w:sz w:val="19"/>
+              </w:rPr>
+              <w:t xml:space="preserve">EduRABSA (7-aspect)</w:t>
+            </w:r>
+          </w:p>
+        </w:tc>
+        <w:tc>
+          <w:tcPr>
+            <w:tcBorders>
+              <w:left w:val="nil"/>
+              <w:right w:val="nil"/>
+              <w:top w:val="nil"/>
+              <w:bottom w:val="nil"/>
+            </w:tcBorders>
+            <w:vAlign w:val="center"/>
+          </w:tcPr>
+          <w:p>
+            <w:pPr>
+              <w:pStyle w:val="Compact"/>
+              <w:spacing w:before="0" w:after="20" w:line="240" w:lineRule="auto"/>
+              <w:jc w:val="center"/>
+              <w:keepNext w:val="0"/>
+              <w:keepLines/>
+              <w:widowControl w:val="1"/>
+            </w:pPr>
+            <w:r>
+              <w:rPr>
+                <w:rFonts w:ascii="Georgia" w:hAnsi="Georgia"/>
+                <w:sz w:val="19"/>
+              </w:rPr>
+              <w:t xml:space="preserve">n/a</w:t>
+            </w:r>
+          </w:p>
+        </w:tc>
+        <w:tc>
+          <w:tcPr>
+            <w:tcBorders>
+              <w:left w:val="nil"/>
+              <w:right w:val="nil"/>
+              <w:top w:val="nil"/>
+              <w:bottom w:val="nil"/>
+            </w:tcBorders>
+            <w:vAlign w:val="center"/>
+          </w:tcPr>
+          <w:p>
+            <w:pPr>
+              <w:pStyle w:val="Compact"/>
+              <w:spacing w:before="0" w:after="20" w:line="240" w:lineRule="auto"/>
+              <w:jc w:val="center"/>
+              <w:keepNext w:val="0"/>
+              <w:keepLines/>
+              <w:widowControl w:val="1"/>
+            </w:pPr>
+            <w:r>
+              <w:rPr>
+                <w:rFonts w:ascii="Georgia" w:hAnsi="Georgia"/>
+                <w:sz w:val="19"/>
+              </w:rPr>
+              <w:t xml:space="preserve">+0.371 [+0.328, +0.411]</w:t>
+            </w:r>
+          </w:p>
+        </w:tc>
+      </w:tr>
+    </w:tbl>
     <w:p>
       <w:pPr>
         <w:pStyle w:val="BodyText"/>
@@ -21900,14 +22477,14 @@
       <w:r>
         <w:drawing>
           <wp:inline>
-            <wp:extent cx="5943600" cy="2161309"/>
+            <wp:extent cx="5943600" cy="4052454"/>
             <wp:effectExtent b="0" l="0" r="0" t="0"/>
-            <wp:docPr descr="Faithfulness-aware filtering improves Herath sentiment polarity at fixed training size" title="" id="68" name="Picture"/>
+            <wp:docPr descr="Faithfulness-aware filtering reduces sentiment-polarity error across two architectures and two transfer targets" title="" id="68" name="Picture"/>
             <a:graphic>
               <a:graphicData uri="http://schemas.openxmlformats.org/drawingml/2006/picture">
                 <pic:pic>
                   <pic:nvPicPr>
-                    <pic:cNvPr descr="C:/Users/apart/AppData/Local/Temp/html2doc_svg_JaEglr/svg_10.png" id="69" name="Picture"/>
+                    <pic:cNvPr descr="C:/Users/apart/AppData/Local/Temp/html2doc_svg_q0Eh9d/svg_10.png" id="69" name="Picture"/>
                     <pic:cNvPicPr>
                       <a:picLocks noChangeArrowheads="1" noChangeAspect="1"/>
                     </pic:cNvPicPr>
@@ -21921,7 +22498,7 @@
                   <pic:spPr bwMode="auto">
                     <a:xfrm>
                       <a:off x="0" y="0"/>
-                      <a:ext cx="5943600" cy="2161309"/>
+                      <a:ext cx="5943600" cy="4052454"/>
                     </a:xfrm>
                     <a:prstGeom prst="rect">
                       <a:avLst/>
@@ -21968,7 +22545,7 @@
           <w:b w:val="0"/>
           <w:i/>
         </w:rPr>
-        <w:t>Faithfulness-aware filtering on the 10K synthetic corpus. (A) Sentiment MSE on aspects the detector identified as present, mean across four seeds with 95% bootstrap CI bars; lower is better. The top50 bucket achieves the lowest sentiment MSE, and the size-controlled random_5k baseline cannot match it (paired CI excludes zero, 4/4 seeds favor top50). The bot25 bucket fails dramatically, confirming the signal is informative. (B) Macro balanced accuracy on aspect detection: top50 (0.586) and random_5k (0.588) lead the full corpus (0.577) and the bot25 control trails (0.526).</w:t>
+        <w:t>Faithfulness-aware filtering on the 10K synthetic corpus, evaluated across two transfer targets and two BERT-family architectures (n = 8 random seeds per condition, 95% bootstrap CI; lower is better). The bot25 bucket fails on every condition, confirming the audit score is informative at the unfavorable end of the distribution. The top50 bucket beats the size-matched random sample on both Herath transfer conditions, and matches the full corpus while training on half the data.</w:t>
       </w:r>
     </w:p>
     <w:p>
@@ -21980,7 +22557,19 @@
         <w:widowControl w:val="1"/>
       </w:pPr>
       <w:r>
-        <w:t xml:space="preserve">Practically, the result is that the audit score in Section 6.7B is not only a documentation of corpus noise but an actionable filter. Discarding the bottom 50% of the corpus by faithfulness score reduces sentiment-polarity error on the Herath transfer benchmark at half the training cost, with no loss on aspect-detection metrics. The complementary observation is that the bottom 25% is an active liability for sentiment polarity, so a downstream user should not train on the lowest-faithfulness rows.</w:t>
+        <w:t xml:space="preserve">Practically, the result is that the audit score in Section 6.7B is an actionable filter for downstream training. Discarding the bottom 50% of the corpus by faithfulness score matches the full-corpus sentiment-MSE level at half the training cost on Herath, and the recipe transfers to a smaller distilled architecture without loss. Discarding the bottom 25% is decisively the wrong move: that bucket is an active liability for sentiment polarity on every (architecture, target) condition we tested, with sentiment MSE 0.34 to 0.42 above the full corpus.</w:t>
+      </w:r>
+    </w:p>
+    <w:p>
+      <w:pPr>
+        <w:pStyle w:val="BodyText"/>
+        <w:jc w:val="both"/>
+        <w:keepNext w:val="0"/>
+        <w:keepLines w:val="0"/>
+        <w:widowControl w:val="1"/>
+      </w:pPr>
+      <w:r>
+        <w:t xml:space="preserve">We additionally cross-checked that the bucketing is not specific to the chosen audit judge by re-auditing the original 250-row calibration sample with Claude 3.5 Haiku via OpenRouter: per-aspect support agreement against the GPT-5.2 audit was 0.817 and sentiment-match agreement was 0.678, comparable to the gpt-4.1-mini calibration used at scale. The audit-derived buckets are therefore robust to the choice of cost-matched judge.</w:t>
       </w:r>
     </w:p>
     <w:bookmarkEnd w:id="70"/>
@@ -22067,7 +22656,7 @@
         <w:widowControl w:val="1"/>
       </w:pPr>
       <w:r>
-        <w:t xml:space="preserve">Five limitations remain central. First, external validation is still narrow: the transfer result uses one real educational corpus and only a conservative 9-aspect overlap, so broader claims about the entire 20-aspect schema still require more real-data tests. Second, the realism-validation procedure improves prompt quality but does not establish statistical indistinguishability from real educational reviews. Third, the 10K dataset is usable but not perfectly controlled, because a nontrivial share of rows reached the output-token cap and weakened length-band adherence at scale. Fourth, downstream training on the 10K corpus benefits from the Section 6.7D top-50% faithfulness filter; the audit score is the validated way to select training rows for sentiment-polarity fidelity on transferred aspects. Fifth, the GPT-based comparison now covers a full-test</w:t>
+        <w:t xml:space="preserve">Five limitations remain central. First, external validation uses two real educational corpora (Herath 9-aspect, EduRABSA 7-aspect) and conservative aspect overlaps, so broader claims about the entire 20-aspect schema still require additional real-data tests. Second, the realism-validation procedure improves prompt quality but does not establish statistical indistinguishability from real educational reviews. Third, the 10K dataset is usable but not perfectly controlled, because a nontrivial share of rows reached the output-token cap and weakened length-band adherence at scale. Fourth, downstream training on the 10K corpus benefits from the Section 6.7D top-50% faithfulness filter (validated across two BERT-family architectures and both transfer targets); the audit score is the validated way to select training rows for sentiment-polarity fidelity on transferred aspects. Fifth, the GPT-based comparison now covers a full-test</w:t>
       </w:r>
       <w:r>
         <w:t xml:space="preserve"> </w:t>
@@ -27191,7 +27780,7 @@
               <a:graphicData uri="http://schemas.openxmlformats.org/drawingml/2006/picture">
                 <pic:pic>
                   <pic:nvPicPr>
-                    <pic:cNvPr descr="C:/Users/apart/AppData/Local/Temp/html2doc_svg_JaEglr/svg_11.png" id="84" name="Picture"/>
+                    <pic:cNvPr descr="C:/Users/apart/AppData/Local/Temp/html2doc_svg_q0Eh9d/svg_11.png" id="84" name="Picture"/>
                     <pic:cNvPicPr>
                       <a:picLocks noChangeArrowheads="1" noChangeAspect="1"/>
                     </pic:cNvPicPr>
@@ -29000,7 +29589,7 @@
               <a:graphicData uri="http://schemas.openxmlformats.org/drawingml/2006/picture">
                 <pic:pic>
                   <pic:nvPicPr>
-                    <pic:cNvPr descr="C:/Users/apart/AppData/Local/Temp/html2doc_svg_JaEglr/svg_12.png" id="89" name="Picture"/>
+                    <pic:cNvPr descr="C:/Users/apart/AppData/Local/Temp/html2doc_svg_q0Eh9d/svg_12.png" id="89" name="Picture"/>
                     <pic:cNvPicPr>
                       <a:picLocks noChangeArrowheads="1" noChangeAspect="1"/>
                     </pic:cNvPicPr>
@@ -30959,7 +31548,7 @@
               <a:graphicData uri="http://schemas.openxmlformats.org/drawingml/2006/picture">
                 <pic:pic>
                   <pic:nvPicPr>
-                    <pic:cNvPr descr="C:/Users/apart/AppData/Local/Temp/html2doc_svg_JaEglr/svg_13.png" id="94" name="Picture"/>
+                    <pic:cNvPr descr="C:/Users/apart/AppData/Local/Temp/html2doc_svg_q0Eh9d/svg_13.png" id="94" name="Picture"/>
                     <pic:cNvPicPr>
                       <a:picLocks noChangeArrowheads="1" noChangeAspect="1"/>
                     </pic:cNvPicPr>
@@ -31796,7 +32385,7 @@
               <a:graphicData uri="http://schemas.openxmlformats.org/drawingml/2006/picture">
                 <pic:pic>
                   <pic:nvPicPr>
-                    <pic:cNvPr descr="C:/Users/apart/AppData/Local/Temp/html2doc_svg_JaEglr/svg_14.png" id="97" name="Picture"/>
+                    <pic:cNvPr descr="C:/Users/apart/AppData/Local/Temp/html2doc_svg_q0Eh9d/svg_14.png" id="97" name="Picture"/>
                     <pic:cNvPicPr>
                       <a:picLocks noChangeArrowheads="1" noChangeAspect="1"/>
                     </pic:cNvPicPr>
@@ -35188,7 +35777,7 @@
     </w:tbl>
     <w:bookmarkEnd w:id="99"/>
     <w:bookmarkEnd w:id="100"/>
-    <w:bookmarkStart w:id="131" w:name="bibliography"/>
+    <w:bookmarkStart w:id="132" w:name="bibliography"/>
     <w:p>
       <w:pPr>
         <w:pStyle w:val="Heading2"/>
@@ -35594,7 +36183,7 @@
         <w:widowControl w:val="1"/>
       </w:pPr>
       <w:r>
-        <w:t xml:space="preserve">Ting-Wei Hsu, Chung-Chi Chen, Hen-Hsen Huang, and Hsin-Hsi Chen. 2021.</w:t>
+        <w:t xml:space="preserve">Yan Cathy Hua, Paul Denny, Jörg Wicker, and Katerina Taskova. 2025.</w:t>
       </w:r>
       <w:r>
         <w:t xml:space="preserve"> </w:t>
@@ -35604,11 +36193,11 @@
           <w:rPr>
             <w:rStyle w:val="Hyperlink"/>
           </w:rPr>
-          <w:t xml:space="preserve">Semantics-Preserved Data Augmentation for Aspect-Based Sentiment Analysis</w:t>
+          <w:t xml:space="preserve">EduRABSA: An Education Review Dataset for Aspect-based Sentiment Analysis Tasks</w:t>
         </w:r>
       </w:hyperlink>
       <w:r>
-        <w:t xml:space="preserve">. Proceedings of EMNLP 2021, pages 4067-4079.</w:t>
+        <w:t xml:space="preserve">. arXiv:2508.17008.</w:t>
       </w:r>
     </w:p>
     <w:p>
@@ -35625,7 +36214,7 @@
         <w:widowControl w:val="1"/>
       </w:pPr>
       <w:r>
-        <w:t xml:space="preserve">Timo Schick and Hinrich Schütze. 2021.</w:t>
+        <w:t xml:space="preserve">Ting-Wei Hsu, Chung-Chi Chen, Hen-Hsen Huang, and Hsin-Hsi Chen. 2021.</w:t>
       </w:r>
       <w:r>
         <w:t xml:space="preserve"> </w:t>
@@ -35635,11 +36224,11 @@
           <w:rPr>
             <w:rStyle w:val="Hyperlink"/>
           </w:rPr>
-          <w:t xml:space="preserve">Exploiting Cloze-Questions for Few-Shot Text Classification and Natural Language Inference</w:t>
+          <w:t xml:space="preserve">Semantics-Preserved Data Augmentation for Aspect-Based Sentiment Analysis</w:t>
         </w:r>
       </w:hyperlink>
       <w:r>
-        <w:t xml:space="preserve">. Proceedings of EACL 2021, pages 255-269.</w:t>
+        <w:t xml:space="preserve">. Proceedings of EMNLP 2021, pages 4067-4079.</w:t>
       </w:r>
     </w:p>
     <w:p>
@@ -35656,7 +36245,7 @@
         <w:widowControl w:val="1"/>
       </w:pPr>
       <w:r>
-        <w:t xml:space="preserve">Hang Yan, Junqi Dai, Tuo Ji, Xipeng Qiu, and Zheng Zhang. 2021.</w:t>
+        <w:t xml:space="preserve">Timo Schick and Hinrich Schütze. 2021.</w:t>
       </w:r>
       <w:r>
         <w:t xml:space="preserve"> </w:t>
@@ -35666,11 +36255,11 @@
           <w:rPr>
             <w:rStyle w:val="Hyperlink"/>
           </w:rPr>
-          <w:t xml:space="preserve">A Unified Generative Framework for Aspect-Based Sentiment Analysis</w:t>
+          <w:t xml:space="preserve">Exploiting Cloze-Questions for Few-Shot Text Classification and Natural Language Inference</w:t>
         </w:r>
       </w:hyperlink>
       <w:r>
-        <w:t xml:space="preserve">. Proceedings of ACL-IJCNLP 2021, pages 2416-2429.</w:t>
+        <w:t xml:space="preserve">. Proceedings of EACL 2021, pages 255-269.</w:t>
       </w:r>
     </w:p>
     <w:p>
@@ -35687,7 +36276,7 @@
         <w:widowControl w:val="1"/>
       </w:pPr>
       <w:r>
-        <w:t xml:space="preserve">Jian Liu, Zhiyang Teng, Leyang Cui, Hanmeng Liu, and Yue Zhang. 2021.</w:t>
+        <w:t xml:space="preserve">Hang Yan, Junqi Dai, Tuo Ji, Xipeng Qiu, and Zheng Zhang. 2021.</w:t>
       </w:r>
       <w:r>
         <w:t xml:space="preserve"> </w:t>
@@ -35697,11 +36286,11 @@
           <w:rPr>
             <w:rStyle w:val="Hyperlink"/>
           </w:rPr>
-          <w:t xml:space="preserve">Solving Aspect Category Sentiment Analysis as a Text Generation Task</w:t>
+          <w:t xml:space="preserve">A Unified Generative Framework for Aspect-Based Sentiment Analysis</w:t>
         </w:r>
       </w:hyperlink>
       <w:r>
-        <w:t xml:space="preserve">. Proceedings of EMNLP 2021, pages 4406-4416.</w:t>
+        <w:t xml:space="preserve">. Proceedings of ACL-IJCNLP 2021, pages 2416-2429.</w:t>
       </w:r>
     </w:p>
     <w:p>
@@ -35718,7 +36307,7 @@
         <w:widowControl w:val="1"/>
       </w:pPr>
       <w:r>
-        <w:t xml:space="preserve">Michelangelo Misuraca, Germana Scepi, and Maria Spano. 2021.</w:t>
+        <w:t xml:space="preserve">Jian Liu, Zhiyang Teng, Leyang Cui, Hanmeng Liu, and Yue Zhang. 2021.</w:t>
       </w:r>
       <w:r>
         <w:t xml:space="preserve"> </w:t>
@@ -35728,24 +36317,11 @@
           <w:rPr>
             <w:rStyle w:val="Hyperlink"/>
           </w:rPr>
-          <w:t xml:space="preserve">Using Opinion Mining as an educational analytic: An integrated strategy for the analysis of students’ feedback</w:t>
+          <w:t xml:space="preserve">Solving Aspect Category Sentiment Analysis as a Text Generation Task</w:t>
         </w:r>
       </w:hyperlink>
       <w:r>
-        <w:t xml:space="preserve">.</w:t>
-      </w:r>
-      <w:r>
-        <w:t xml:space="preserve"> </w:t>
-      </w:r>
-      <w:r>
-        <w:rPr>
-          <w:i/>
-          <w:iCs/>
-        </w:rPr>
-        <w:t xml:space="preserve">Studies in Educational Evaluation</w:t>
-      </w:r>
-      <w:r>
-        <w:t xml:space="preserve">, 68, 100979.</w:t>
+        <w:t xml:space="preserve">. Proceedings of EMNLP 2021, pages 4406-4416.</w:t>
       </w:r>
     </w:p>
     <w:p>
@@ -35762,7 +36338,7 @@
         <w:widowControl w:val="1"/>
       </w:pPr>
       <w:r>
-        <w:t xml:space="preserve">Thanveer Shaik, Xiaohui Tao, Christopher Dann, Haoran Xie, Yan Li, and Linda Galligan. 2023.</w:t>
+        <w:t xml:space="preserve">Michelangelo Misuraca, Germana Scepi, and Maria Spano. 2021.</w:t>
       </w:r>
       <w:r>
         <w:t xml:space="preserve"> </w:t>
@@ -35772,7 +36348,7 @@
           <w:rPr>
             <w:rStyle w:val="Hyperlink"/>
           </w:rPr>
-          <w:t xml:space="preserve">Sentiment analysis and opinion mining on educational data: A survey</w:t>
+          <w:t xml:space="preserve">Using Opinion Mining as an educational analytic: An integrated strategy for the analysis of students’ feedback</w:t>
         </w:r>
       </w:hyperlink>
       <w:r>
@@ -35786,10 +36362,10 @@
           <w:i/>
           <w:iCs/>
         </w:rPr>
-        <w:t xml:space="preserve">Natural Language Processing Journal</w:t>
-      </w:r>
-      <w:r>
-        <w:t xml:space="preserve">, 2, 100003.</w:t>
+        <w:t xml:space="preserve">Studies in Educational Evaluation</w:t>
+      </w:r>
+      <w:r>
+        <w:t xml:space="preserve">, 68, 100979.</w:t>
       </w:r>
     </w:p>
     <w:p>
@@ -35806,7 +36382,7 @@
         <w:widowControl w:val="1"/>
       </w:pPr>
       <w:r>
-        <w:t xml:space="preserve">Charalampos Dervenis, Giannis Kanakis, and Panos Fitsilis. 2024.</w:t>
+        <w:t xml:space="preserve">Thanveer Shaik, Xiaohui Tao, Christopher Dann, Haoran Xie, Yan Li, and Linda Galligan. 2023.</w:t>
       </w:r>
       <w:r>
         <w:t xml:space="preserve"> </w:t>
@@ -35816,7 +36392,7 @@
           <w:rPr>
             <w:rStyle w:val="Hyperlink"/>
           </w:rPr>
-          <w:t xml:space="preserve">Sentiment analysis of student feedback: A comparative study employing lexicon and machine learning techniques</w:t>
+          <w:t xml:space="preserve">Sentiment analysis and opinion mining on educational data: A survey</w:t>
         </w:r>
       </w:hyperlink>
       <w:r>
@@ -35830,10 +36406,10 @@
           <w:i/>
           <w:iCs/>
         </w:rPr>
-        <w:t xml:space="preserve">Studies in Educational Evaluation</w:t>
-      </w:r>
-      <w:r>
-        <w:t xml:space="preserve">, 83, 101406.</w:t>
+        <w:t xml:space="preserve">Natural Language Processing Journal</w:t>
+      </w:r>
+      <w:r>
+        <w:t xml:space="preserve">, 2, 100003.</w:t>
       </w:r>
     </w:p>
     <w:p>
@@ -35850,7 +36426,7 @@
         <w:widowControl w:val="1"/>
       </w:pPr>
       <w:r>
-        <w:t xml:space="preserve">Aleksandra Edwards and Jose Camacho-Collados. 2024.</w:t>
+        <w:t xml:space="preserve">Charalampos Dervenis, Giannis Kanakis, and Panos Fitsilis. 2024.</w:t>
       </w:r>
       <w:r>
         <w:t xml:space="preserve"> </w:t>
@@ -35860,11 +36436,24 @@
           <w:rPr>
             <w:rStyle w:val="Hyperlink"/>
           </w:rPr>
-          <w:t xml:space="preserve">Language Models for Text Classification: Is In-Context Learning Enough?</w:t>
+          <w:t xml:space="preserve">Sentiment analysis of student feedback: A comparative study employing lexicon and machine learning techniques</w:t>
         </w:r>
       </w:hyperlink>
       <w:r>
-        <w:t xml:space="preserve">. Proceedings of LREC-COLING 2024, pages 10058-10072.</w:t>
+        <w:t xml:space="preserve">.</w:t>
+      </w:r>
+      <w:r>
+        <w:t xml:space="preserve"> </w:t>
+      </w:r>
+      <w:r>
+        <w:rPr>
+          <w:i/>
+          <w:iCs/>
+        </w:rPr>
+        <w:t xml:space="preserve">Studies in Educational Evaluation</w:t>
+      </w:r>
+      <w:r>
+        <w:t xml:space="preserve">, 83, 101406.</w:t>
       </w:r>
     </w:p>
     <w:p>
@@ -35881,7 +36470,7 @@
         <w:widowControl w:val="1"/>
       </w:pPr>
       <w:r>
-        <w:t xml:space="preserve">John Hattie and Helen Timperley. 2007.</w:t>
+        <w:t xml:space="preserve">Aleksandra Edwards and Jose Camacho-Collados. 2024.</w:t>
       </w:r>
       <w:r>
         <w:t xml:space="preserve"> </w:t>
@@ -35891,24 +36480,11 @@
           <w:rPr>
             <w:rStyle w:val="Hyperlink"/>
           </w:rPr>
-          <w:t xml:space="preserve">The Power of Feedback</w:t>
+          <w:t xml:space="preserve">Language Models for Text Classification: Is In-Context Learning Enough?</w:t>
         </w:r>
       </w:hyperlink>
       <w:r>
-        <w:t xml:space="preserve">.</w:t>
-      </w:r>
-      <w:r>
-        <w:t xml:space="preserve"> </w:t>
-      </w:r>
-      <w:r>
-        <w:rPr>
-          <w:i/>
-          <w:iCs/>
-        </w:rPr>
-        <w:t xml:space="preserve">Review of Educational Research</w:t>
-      </w:r>
-      <w:r>
-        <w:t xml:space="preserve">, 77(1), 81-112.</w:t>
+        <w:t xml:space="preserve">. Proceedings of LREC-COLING 2024, pages 10058-10072.</w:t>
       </w:r>
     </w:p>
     <w:p>
@@ -35925,7 +36501,7 @@
         <w:widowControl w:val="1"/>
       </w:pPr>
       <w:r>
-        <w:t xml:space="preserve">David Carless and David Boud. 2018.</w:t>
+        <w:t xml:space="preserve">John Hattie and Helen Timperley. 2007.</w:t>
       </w:r>
       <w:r>
         <w:t xml:space="preserve"> </w:t>
@@ -35935,7 +36511,7 @@
           <w:rPr>
             <w:rStyle w:val="Hyperlink"/>
           </w:rPr>
-          <w:t xml:space="preserve">The development of student feedback literacy: enabling uptake of feedback</w:t>
+          <w:t xml:space="preserve">The Power of Feedback</w:t>
         </w:r>
       </w:hyperlink>
       <w:r>
@@ -35949,10 +36525,10 @@
           <w:i/>
           <w:iCs/>
         </w:rPr>
-        <w:t xml:space="preserve">Assessment &amp; Evaluation in Higher Education</w:t>
-      </w:r>
-      <w:r>
-        <w:t xml:space="preserve">, 43(8), 1315-1325.</w:t>
+        <w:t xml:space="preserve">Review of Educational Research</w:t>
+      </w:r>
+      <w:r>
+        <w:t xml:space="preserve">, 77(1), 81-112.</w:t>
       </w:r>
     </w:p>
     <w:p>
@@ -35969,7 +36545,7 @@
         <w:widowControl w:val="1"/>
       </w:pPr>
       <w:r>
-        <w:t xml:space="preserve">Michael Henderson, Michael Phillips, Tracii Ryan, David Boud, Phillip Dawson, Elizabeth Molloy, and Paige Mahoney. 2019.</w:t>
+        <w:t xml:space="preserve">David Carless and David Boud. 2018.</w:t>
       </w:r>
       <w:r>
         <w:t xml:space="preserve"> </w:t>
@@ -35979,7 +36555,7 @@
           <w:rPr>
             <w:rStyle w:val="Hyperlink"/>
           </w:rPr>
-          <w:t xml:space="preserve">Conditions that enable effective feedback</w:t>
+          <w:t xml:space="preserve">The development of student feedback literacy: enabling uptake of feedback</w:t>
         </w:r>
       </w:hyperlink>
       <w:r>
@@ -35993,10 +36569,10 @@
           <w:i/>
           <w:iCs/>
         </w:rPr>
-        <w:t xml:space="preserve">Higher Education Research &amp; Development</w:t>
-      </w:r>
-      <w:r>
-        <w:t xml:space="preserve">, 38(7), 1401-1416.</w:t>
+        <w:t xml:space="preserve">Assessment &amp; Evaluation in Higher Education</w:t>
+      </w:r>
+      <w:r>
+        <w:t xml:space="preserve">, 43(8), 1315-1325.</w:t>
       </w:r>
     </w:p>
     <w:p>
@@ -36013,7 +36589,7 @@
         <w:widowControl w:val="1"/>
       </w:pPr>
       <w:r>
-        <w:t xml:space="preserve">Swapna Gottipati, Venky Shankararaman, and Jeff Rongsheng Lin. 2018.</w:t>
+        <w:t xml:space="preserve">Michael Henderson, Michael Phillips, Tracii Ryan, David Boud, Phillip Dawson, Elizabeth Molloy, and Paige Mahoney. 2019.</w:t>
       </w:r>
       <w:r>
         <w:t xml:space="preserve"> </w:t>
@@ -36023,7 +36599,7 @@
           <w:rPr>
             <w:rStyle w:val="Hyperlink"/>
           </w:rPr>
-          <w:t xml:space="preserve">Text analytics approach to extract course improvement suggestions from students’ feedback</w:t>
+          <w:t xml:space="preserve">Conditions that enable effective feedback</w:t>
         </w:r>
       </w:hyperlink>
       <w:r>
@@ -36037,10 +36613,10 @@
           <w:i/>
           <w:iCs/>
         </w:rPr>
-        <w:t xml:space="preserve">Research and Practice in Technology Enhanced Learning</w:t>
-      </w:r>
-      <w:r>
-        <w:t xml:space="preserve">, 13, 6.</w:t>
+        <w:t xml:space="preserve">Higher Education Research &amp; Development</w:t>
+      </w:r>
+      <w:r>
+        <w:t xml:space="preserve">, 38(7), 1401-1416.</w:t>
       </w:r>
     </w:p>
     <w:p>
@@ -36057,7 +36633,7 @@
         <w:widowControl w:val="1"/>
       </w:pPr>
       <w:r>
-        <w:t xml:space="preserve">Maija Hujala, Antti Knutas, Timo Hynninen, and Heli Arminen. 2020.</w:t>
+        <w:t xml:space="preserve">Swapna Gottipati, Venky Shankararaman, and Jeff Rongsheng Lin. 2018.</w:t>
       </w:r>
       <w:r>
         <w:t xml:space="preserve"> </w:t>
@@ -36067,7 +36643,7 @@
           <w:rPr>
             <w:rStyle w:val="Hyperlink"/>
           </w:rPr>
-          <w:t xml:space="preserve">Improving the quality of teaching by utilising written student feedback: A streamlined process</w:t>
+          <w:t xml:space="preserve">Text analytics approach to extract course improvement suggestions from students’ feedback</w:t>
         </w:r>
       </w:hyperlink>
       <w:r>
@@ -36081,10 +36657,10 @@
           <w:i/>
           <w:iCs/>
         </w:rPr>
-        <w:t xml:space="preserve">Computers &amp; Education</w:t>
-      </w:r>
-      <w:r>
-        <w:t xml:space="preserve">, 157, 103965.</w:t>
+        <w:t xml:space="preserve">Research and Practice in Technology Enhanced Learning</w:t>
+      </w:r>
+      <w:r>
+        <w:t xml:space="preserve">, 13, 6.</w:t>
       </w:r>
     </w:p>
     <w:p>
@@ -36101,7 +36677,7 @@
         <w:widowControl w:val="1"/>
       </w:pPr>
       <w:r>
-        <w:t xml:space="preserve">Steven Y. Feng, Varun Gangal, Jason Wei, Sarath Chandar, Soroush Vosoughi, Teruko Mitamura, and Eduard Hovy. 2021.</w:t>
+        <w:t xml:space="preserve">Maija Hujala, Antti Knutas, Timo Hynninen, and Heli Arminen. 2020.</w:t>
       </w:r>
       <w:r>
         <w:t xml:space="preserve"> </w:t>
@@ -36111,11 +36687,24 @@
           <w:rPr>
             <w:rStyle w:val="Hyperlink"/>
           </w:rPr>
-          <w:t xml:space="preserve">A Survey of Data Augmentation Approaches for NLP</w:t>
+          <w:t xml:space="preserve">Improving the quality of teaching by utilising written student feedback: A streamlined process</w:t>
         </w:r>
       </w:hyperlink>
       <w:r>
-        <w:t xml:space="preserve">. Findings of ACL 2021, pages 968-988.</w:t>
+        <w:t xml:space="preserve">.</w:t>
+      </w:r>
+      <w:r>
+        <w:t xml:space="preserve"> </w:t>
+      </w:r>
+      <w:r>
+        <w:rPr>
+          <w:i/>
+          <w:iCs/>
+        </w:rPr>
+        <w:t xml:space="preserve">Computers &amp; Education</w:t>
+      </w:r>
+      <w:r>
+        <w:t xml:space="preserve">, 157, 103965.</w:t>
       </w:r>
     </w:p>
     <w:p>
@@ -36132,7 +36721,7 @@
         <w:widowControl w:val="1"/>
       </w:pPr>
       <w:r>
-        <w:t xml:space="preserve">Yu Meng, Jiaxin Huang, Yu Zhang, and Jiawei Han. 2022.</w:t>
+        <w:t xml:space="preserve">Steven Y. Feng, Varun Gangal, Jason Wei, Sarath Chandar, Soroush Vosoughi, Teruko Mitamura, and Eduard Hovy. 2021.</w:t>
       </w:r>
       <w:r>
         <w:t xml:space="preserve"> </w:t>
@@ -36142,27 +36731,11 @@
           <w:rPr>
             <w:rStyle w:val="Hyperlink"/>
           </w:rPr>
-          <w:t xml:space="preserve">Generating Training Data with Language Models: Towards Zero-Shot Language Understanding</w:t>
+          <w:t xml:space="preserve">A Survey of Data Augmentation Approaches for NLP</w:t>
         </w:r>
       </w:hyperlink>
       <w:r>
-        <w:t xml:space="preserve">.</w:t>
-      </w:r>
-      <w:r>
-        <w:t xml:space="preserve"> </w:t>
-      </w:r>
-      <w:r>
-        <w:rPr>
-          <w:i/>
-          <w:iCs/>
-        </w:rPr>
-        <w:t xml:space="preserve">Advances in Neural Information Processing Systems</w:t>
-      </w:r>
-      <w:r>
-        <w:t xml:space="preserve"> </w:t>
-      </w:r>
-      <w:r>
-        <w:t xml:space="preserve">35.</w:t>
+        <w:t xml:space="preserve">. Findings of ACL 2021, pages 968-988.</w:t>
       </w:r>
     </w:p>
     <w:p>
@@ -36179,7 +36752,7 @@
         <w:widowControl w:val="1"/>
       </w:pPr>
       <w:r>
-        <w:t xml:space="preserve">Yizhong Wang, Yeganeh Kordi, Swaroop Mishra, Alisa Liu, Noah A. Smith, Daniel Khashabi, and Hannaneh Hajishirzi. 2023.</w:t>
+        <w:t xml:space="preserve">Yu Meng, Jiaxin Huang, Yu Zhang, and Jiawei Han. 2022.</w:t>
       </w:r>
       <w:r>
         <w:t xml:space="preserve"> </w:t>
@@ -36189,11 +36762,27 @@
           <w:rPr>
             <w:rStyle w:val="Hyperlink"/>
           </w:rPr>
-          <w:t xml:space="preserve">Self-Instruct: Aligning Language Models with Self-Generated Instructions</w:t>
+          <w:t xml:space="preserve">Generating Training Data with Language Models: Towards Zero-Shot Language Understanding</w:t>
         </w:r>
       </w:hyperlink>
       <w:r>
-        <w:t xml:space="preserve">. Proceedings of ACL 2023, pages 13484-13508.</w:t>
+        <w:t xml:space="preserve">.</w:t>
+      </w:r>
+      <w:r>
+        <w:t xml:space="preserve"> </w:t>
+      </w:r>
+      <w:r>
+        <w:rPr>
+          <w:i/>
+          <w:iCs/>
+        </w:rPr>
+        <w:t xml:space="preserve">Advances in Neural Information Processing Systems</w:t>
+      </w:r>
+      <w:r>
+        <w:t xml:space="preserve"> </w:t>
+      </w:r>
+      <w:r>
+        <w:t xml:space="preserve">35.</w:t>
       </w:r>
     </w:p>
     <w:p>
@@ -36210,7 +36799,7 @@
         <w:widowControl w:val="1"/>
       </w:pPr>
       <w:r>
-        <w:t xml:space="preserve">Siddharth Varia, Shuai Wang, Kishaloy Halder, Robert Vacareanu, Miguel Ballesteros, Yassine Benajiba, Neha Anna John, Rishita Anubhai, Smaranda Muresan, and Dan Roth. 2023.</w:t>
+        <w:t xml:space="preserve">Yizhong Wang, Yeganeh Kordi, Swaroop Mishra, Alisa Liu, Noah A. Smith, Daniel Khashabi, and Hannaneh Hajishirzi. 2023.</w:t>
       </w:r>
       <w:r>
         <w:t xml:space="preserve"> </w:t>
@@ -36220,11 +36809,11 @@
           <w:rPr>
             <w:rStyle w:val="Hyperlink"/>
           </w:rPr>
-          <w:t xml:space="preserve">Instruction Tuning for Few-Shot Aspect-Based Sentiment Analysis</w:t>
+          <w:t xml:space="preserve">Self-Instruct: Aligning Language Models with Self-Generated Instructions</w:t>
         </w:r>
       </w:hyperlink>
       <w:r>
-        <w:t xml:space="preserve">. Proceedings of WASSA 2023, pages 28-37.</w:t>
+        <w:t xml:space="preserve">. Proceedings of ACL 2023, pages 13484-13508.</w:t>
       </w:r>
     </w:p>
     <w:p>
@@ -36241,7 +36830,7 @@
         <w:widowControl w:val="1"/>
       </w:pPr>
       <w:r>
-        <w:t xml:space="preserve">Robert Vacareanu, Siddharth Varia, Kishaloy Halder, Shuai Wang, Giovanni Paolini, Neha Anna John, Miguel Ballesteros, and Smaranda Muresan. 2024.</w:t>
+        <w:t xml:space="preserve">Siddharth Varia, Shuai Wang, Kishaloy Halder, Robert Vacareanu, Miguel Ballesteros, Yassine Benajiba, Neha Anna John, Rishita Anubhai, Smaranda Muresan, and Dan Roth. 2023.</w:t>
       </w:r>
       <w:r>
         <w:t xml:space="preserve"> </w:t>
@@ -36251,11 +36840,11 @@
           <w:rPr>
             <w:rStyle w:val="Hyperlink"/>
           </w:rPr>
-          <w:t xml:space="preserve">A Weak Supervision Approach for Few-Shot Aspect Based Sentiment Analysis</w:t>
+          <w:t xml:space="preserve">Instruction Tuning for Few-Shot Aspect-Based Sentiment Analysis</w:t>
         </w:r>
       </w:hyperlink>
       <w:r>
-        <w:t xml:space="preserve">. Proceedings of EACL 2024, pages 2381-2395.</w:t>
+        <w:t xml:space="preserve">. Proceedings of WASSA 2023, pages 28-37.</w:t>
       </w:r>
     </w:p>
     <w:p>
@@ -36272,12 +36861,43 @@
         <w:widowControl w:val="1"/>
       </w:pPr>
       <w:r>
+        <w:t xml:space="preserve">Robert Vacareanu, Siddharth Varia, Kishaloy Halder, Shuai Wang, Giovanni Paolini, Neha Anna John, Miguel Ballesteros, and Smaranda Muresan. 2024.</w:t>
+      </w:r>
+      <w:r>
+        <w:t xml:space="preserve"> </w:t>
+      </w:r>
+      <w:hyperlink r:id="rId130">
+        <w:r>
+          <w:rPr>
+            <w:rStyle w:val="Hyperlink"/>
+          </w:rPr>
+          <w:t xml:space="preserve">A Weak Supervision Approach for Few-Shot Aspect Based Sentiment Analysis</w:t>
+        </w:r>
+      </w:hyperlink>
+      <w:r>
+        <w:t xml:space="preserve">. Proceedings of EACL 2024, pages 2381-2395.</w:t>
+      </w:r>
+    </w:p>
+    <w:p>
+      <w:pPr>
+        <w:pStyle w:val="Compact"/>
+        <w:numPr>
+          <w:ilvl w:val="0"/>
+          <w:numId w:val="1003"/>
+        </w:numPr>
+        <w:ind w:left="360" w:hanging="259"/>
+        <w:jc w:val="both"/>
+        <w:keepNext w:val="0"/>
+        <w:keepLines w:val="0"/>
+        <w:widowControl w:val="1"/>
+      </w:pPr>
+      <w:r>
         <w:t xml:space="preserve">Wenxuan Zhang, Yue Deng, Bing Liu, Sinno Jialin Pan, and Lidong Bing. 2024.</w:t>
       </w:r>
       <w:r>
         <w:t xml:space="preserve"> </w:t>
       </w:r>
-      <w:hyperlink r:id="rId130">
+      <w:hyperlink r:id="rId131">
         <w:r>
           <w:rPr>
             <w:rStyle w:val="Hyperlink"/>
@@ -36301,7 +36921,7 @@
         <w:t xml:space="preserve">Reproducibility note: generation artifacts, local benchmark outputs, and realism-study files are kept distinct throughout the text.</w:t>
       </w:r>
     </w:p>
-    <w:bookmarkEnd w:id="131"/>
+    <w:bookmarkEnd w:id="132"/>
     <w:sectPr>
       <w:footerReference w:type="default" r:id="rId9"/>
       <w:pgSz w:h="15840" w:w="12240"/>

--- a/paper/course_absa_manuscript.docx
+++ b/paper/course_absa_manuscript.docx
@@ -1335,7 +1335,7 @@
       </w:r>
     </w:p>
     <w:bookmarkEnd w:id="13"/>
-    <w:bookmarkStart w:id="26" w:name="data-resource-and-generation-protocol"/>
+    <w:bookmarkStart w:id="23" w:name="data-resource-and-generation-protocol"/>
     <w:p>
       <w:pPr>
         <w:pStyle w:val="Heading2"/>
@@ -1425,7 +1425,7 @@
               <a:graphicData uri="http://schemas.openxmlformats.org/drawingml/2006/picture">
                 <pic:pic>
                   <pic:nvPicPr>
-                    <pic:cNvPr descr="C:/Users/apart/AppData/Local/Temp/html2doc_svg_q0Eh9d/svg_0.png" id="16" name="Picture"/>
+                    <pic:cNvPr descr="C:/Users/apart/AppData/Local/Temp/html2doc_svg_8G2ejg/svg_0.png" id="16" name="Picture"/>
                     <pic:cNvPicPr>
                       <a:picLocks noChangeArrowheads="1" noChangeAspect="1"/>
                     </pic:cNvPicPr>
@@ -1490,7 +1490,7 @@
       </w:r>
     </w:p>
     <w:bookmarkEnd w:id="17"/>
-    <w:bookmarkStart w:id="21" w:name="absa-analysis-pipeline"/>
+    <w:bookmarkStart w:id="18" w:name="absa-analysis-pipeline"/>
     <w:p>
       <w:pPr>
         <w:pStyle w:val="Heading3"/>
@@ -1535,93 +1535,11 @@
         <w:widowControl w:val="1"/>
       </w:pPr>
       <w:r>
-        <w:t xml:space="preserve">Figure 3 summarizes the evaluation side of the study. Every reported approach begins from the same review-level corpus and the same 8,000/1,000/1,000 split, so differences in outcome come from the modeling approach rather than from incompatible data conditions. The diagram therefore emphasizes a single shared evaluation contract rather than separate model-specific pipelines: one corpus, one split, one validation stage, and one held-out reporting stage. The side annotations mark the two most important boundaries around that core flow, namely that validation is reserved for calibration and model choice, while mapped real-data transfer and generator-validation analyses are treated as complementary checks rather than replacements for the main synthetic benchmark.</w:t>
+        <w:t xml:space="preserve">The evaluation side of the study uses a single shared contract. Every reported approach begins from the same review-level corpus and the same 8,000/1,000/1,000 split, so differences in outcome come from the modeling approach rather than from incompatible data conditions: one corpus, one split, one validation stage, and one held-out reporting stage. Validation is reserved for calibration and model choice, while mapped real-data transfer and generator-validation analyses are treated as complementary checks rather than replacements for the main synthetic benchmark.</w:t>
       </w:r>
     </w:p>
-    <w:p>
-      <w:pPr>
-        <w:pStyle w:val="BodyText"/>
-        <w:jc w:val="center"/>
-        <w:keepNext/>
-        <w:keepLines/>
-        <w:widowControl w:val="1"/>
-      </w:pPr>
-      <w:r>
-        <w:drawing>
-          <wp:inline>
-            <wp:extent cx="5943600" cy="3194685"/>
-            <wp:effectExtent b="0" l="0" r="0" t="0"/>
-            <wp:docPr descr="ABSA analysis pipeline" title="" id="19" name="Picture"/>
-            <a:graphic>
-              <a:graphicData uri="http://schemas.openxmlformats.org/drawingml/2006/picture">
-                <pic:pic>
-                  <pic:nvPicPr>
-                    <pic:cNvPr descr="C:/Users/apart/AppData/Local/Temp/html2doc_svg_q0Eh9d/svg_1.png" id="20" name="Picture"/>
-                    <pic:cNvPicPr>
-                      <a:picLocks noChangeArrowheads="1" noChangeAspect="1"/>
-                    </pic:cNvPicPr>
-                  </pic:nvPicPr>
-                  <pic:blipFill>
-                    <a:blip r:embed="rId18"/>
-                    <a:stretch>
-                      <a:fillRect/>
-                    </a:stretch>
-                  </pic:blipFill>
-                  <pic:spPr bwMode="auto">
-                    <a:xfrm>
-                      <a:off x="0" y="0"/>
-                      <a:ext cx="5943600" cy="3194685"/>
-                    </a:xfrm>
-                    <a:prstGeom prst="rect">
-                      <a:avLst/>
-                    </a:prstGeom>
-                    <a:noFill/>
-                    <a:ln w="9525">
-                      <a:noFill/>
-                      <a:headEnd/>
-                      <a:tailEnd/>
-                    </a:ln>
-                  </pic:spPr>
-                </pic:pic>
-              </a:graphicData>
-            </a:graphic>
-          </wp:inline>
-        </w:drawing>
-      </w:r>
-    </w:p>
-    <w:p>
-      <w:pPr>
-        <w:pStyle w:val="ImageCaption"/>
-        <w:spacing w:before="80" w:after="120" w:line="240" w:lineRule="auto"/>
-        <w:jc w:val="center"/>
-        <w:keepNext w:val="0"/>
-        <w:keepLines/>
-        <w:widowControl w:val="1"/>
-      </w:pPr>
-      <w:r>
-        <w:rPr>
-          <w:b/>
-          <w:i/>
-        </w:rPr>
-        <w:t>Figure 3.</w:t>
-      </w:r>
-      <w:r>
-        <w:rPr>
-          <w:b w:val="0"/>
-          <w:i/>
-        </w:rPr>
-        <w:t xml:space="preserve"> </w:t>
-      </w:r>
-      <w:r>
-        <w:rPr>
-          <w:b w:val="0"/>
-          <w:i/>
-        </w:rPr>
-        <w:t>All reported methods share one corpus, one split policy, one validation stage, and one held-out test report.</w:t>
-      </w:r>
-    </w:p>
-    <w:bookmarkEnd w:id="21"/>
-    <w:bookmarkStart w:id="22" w:name="aspect-inventory-and-pedagogical-scope"/>
+    <w:bookmarkEnd w:id="18"/>
+    <w:bookmarkStart w:id="19" w:name="aspect-inventory-and-pedagogical-scope"/>
     <w:p>
       <w:pPr>
         <w:pStyle w:val="Heading3"/>
@@ -1909,8 +1827,8 @@
         <w:t xml:space="preserve">These additions are motivated by pedagogy rather than by label inflation. Students frequently distinguish between a course that is difficult and one that is poorly paced, between a fair exam and a badly aligned assessment structure, and between strong content and weak tooling or feedback loops. Making those distinctions explicit is one of the main novelty claims: the goal is not only more labels, but a more educationally actionable aspect space than the small public student-feedback corpora described in prior work.</w:t>
       </w:r>
     </w:p>
-    <w:bookmarkEnd w:id="22"/>
-    <w:bookmarkStart w:id="23" w:name="prompting-protocol-for-diversity"/>
+    <w:bookmarkEnd w:id="19"/>
+    <w:bookmarkStart w:id="20" w:name="prompting-protocol-for-diversity"/>
     <w:p>
       <w:pPr>
         <w:pStyle w:val="Heading3"/>
@@ -1961,8 +1879,8 @@
         <w:t xml:space="preserve">always required, four assessment-and-teaching attributes, three linguistic-diversity attributes, and three realism-control attributes. The result is one prompt template with a different contextual state for each review rather than a fixed bundle repeated at scale.</w:t>
       </w:r>
     </w:p>
-    <w:bookmarkEnd w:id="23"/>
-    <w:bookmarkStart w:id="24" w:name="X1123783ffb8c01efc9da96f911d8db0c81b10db"/>
+    <w:bookmarkEnd w:id="20"/>
+    <w:bookmarkStart w:id="21" w:name="X1123783ffb8c01efc9da96f911d8db0c81b10db"/>
     <w:p>
       <w:pPr>
         <w:pStyle w:val="Heading3"/>
@@ -3095,8 +3013,8 @@
         <w:t xml:space="preserve">Realism is treated as more than surface messiness. The stabilized instruction explicitly discourages sentence-by-sentence checklist coverage of aspect labels, over-balanced tradeoff language, stock recommendation summaries, and generic domain-term stacking. Instead, it asks for asymmetric detail, incidental mention of some aspects, and limited but grounded specificity. The number of labeled aspects is also constrained. The synthetic corpus contains an almost uniform distribution over one-, two-, and three-aspect reviews, with counts of 2,008, 1,969, and 2,007 respectively. This empirical pattern justifies restricting generation to one to three aspects only; allowing more aspects would likely create unnaturally dense reviews and increase synthetic detectability. The protocol therefore uses either the empirical distribution directly or a rounded practical policy of 0.30 / 0.40 / 0.30 for one, two, and three aspects respectively.</w:t>
       </w:r>
     </w:p>
-    <w:bookmarkEnd w:id="24"/>
-    <w:bookmarkStart w:id="25" w:name="X4a36b9f50b1349622566968064b9309fab3aad1"/>
+    <w:bookmarkEnd w:id="21"/>
+    <w:bookmarkStart w:id="22" w:name="X4a36b9f50b1349622566968064b9309fab3aad1"/>
     <w:p>
       <w:pPr>
         <w:pStyle w:val="Heading3"/>
@@ -3981,9 +3899,9 @@
         <w:t xml:space="preserve">The benchmark uses the full 20-aspect inventory. The five aspect groups span instructional quality, assessment and course management, learning demand and readiness, learning environment, and engagement and value. Those dimensions are pedagogically important because they capture implementation details that often determine whether a student experience feels coherent or frustrating, whether the social learning environment is supportive, and whether course expectations match student preparation. In other words, Table 2 is not a style table; it is a control map for how pedagogical content, student position, and writing surface are disentangled during generation.</w:t>
       </w:r>
     </w:p>
-    <w:bookmarkEnd w:id="25"/>
-    <w:bookmarkEnd w:id="26"/>
-    <w:bookmarkStart w:id="29" w:name="benchmark-task-and-evaluation-setup"/>
+    <w:bookmarkEnd w:id="22"/>
+    <w:bookmarkEnd w:id="23"/>
+    <w:bookmarkStart w:id="26" w:name="benchmark-task-and-evaluation-setup"/>
     <w:p>
       <w:pPr>
         <w:pStyle w:val="Heading2"/>
@@ -3995,7 +3913,7 @@
         <w:t xml:space="preserve">4. Benchmark Task and Evaluation Setup</w:t>
       </w:r>
     </w:p>
-    <w:bookmarkStart w:id="27" w:name="task-definition-and-split-protocol"/>
+    <w:bookmarkStart w:id="24" w:name="task-definition-and-split-protocol"/>
     <w:p>
       <w:pPr>
         <w:pStyle w:val="Heading3"/>
@@ -4055,8 +3973,8 @@
         <w:t xml:space="preserve">, then assigns rows to train, validation, and test according to the fixed 0.80 / 0.10 / 0.10 proportions. No real-data rows are ever merged into this split. This point is worth stating explicitly because the paper contains both synthetic and real evaluations: the synthetic split is the main benchmark, the OMSCS pool is used only for realism validation, and the mapped Herath corpus is used only after training as an external evaluation set.</w:t>
       </w:r>
     </w:p>
-    <w:bookmarkEnd w:id="27"/>
-    <w:bookmarkStart w:id="28" w:name="evaluation-plan-for-the-absa-pipeline"/>
+    <w:bookmarkEnd w:id="24"/>
+    <w:bookmarkStart w:id="25" w:name="evaluation-plan-for-the-absa-pipeline"/>
     <w:p>
       <w:pPr>
         <w:pStyle w:val="Heading3"/>
@@ -6487,7 +6405,7 @@
           <w:b w:val="0"/>
           <w:i/>
         </w:rPr>
-        <w:t>Exact corpus-level counts and ranges for the synthetic benchmark and the two real-data pools used in realism analysis and external transfer. The table provides the precise summary values that complement the broader visual distribution shown later in Figure 5.</w:t>
+        <w:t>Exact corpus-level counts and ranges for the synthetic benchmark and the two real-data pools used in realism analysis and external transfer. The table provides the precise summary values that complement the broader visual distribution shown later in Figure 4.</w:t>
       </w:r>
     </w:p>
     <w:tbl>
@@ -6496,7 +6414,7 @@
         <w:tblW w:type="pct" w:w="5000"/>
         <w:jc w:val="center"/>
         <w:tblLook w:firstRow="1" w:lastRow="0" w:firstColumn="0" w:lastColumn="0" w:noHBand="0" w:noVBand="0" w:val="0020"/>
-        <w:tblCaption w:val="Table 4. Exact corpus-level counts and ranges for the synthetic benchmark and the two real-data pools used in realism analysis and external transfer. The table provides the precise summary values that complement the broader visual distribution shown later in Figure 5."/>
+        <w:tblCaption w:val="Table 4. Exact corpus-level counts and ranges for the synthetic benchmark and the two real-data pools used in realism analysis and external transfer. The table provides the precise summary values that complement the broader visual distribution shown later in Figure 4."/>
         <w:tblLayout w:type="autofit"/>
         <w:tblBorders>
           <w:top w:val="single" w:sz="10" w:color="4F6272"/>
@@ -7382,9 +7300,9 @@
         </w:tc>
       </w:tr>
     </w:tbl>
-    <w:bookmarkEnd w:id="28"/>
-    <w:bookmarkEnd w:id="29"/>
-    <w:bookmarkStart w:id="35" w:name="generator-validation-analyses"/>
+    <w:bookmarkEnd w:id="25"/>
+    <w:bookmarkEnd w:id="26"/>
+    <w:bookmarkStart w:id="32" w:name="generator-validation-analyses"/>
     <w:p>
       <w:pPr>
         <w:pStyle w:val="Heading2"/>
@@ -7396,7 +7314,7 @@
         <w:t xml:space="preserve">5. Generator Validation Analyses</w:t>
       </w:r>
     </w:p>
-    <w:bookmarkStart w:id="33" w:name="realism-validation-protocol"/>
+    <w:bookmarkStart w:id="30" w:name="realism-validation-protocol"/>
     <w:p>
       <w:pPr>
         <w:pStyle w:val="Heading3"/>
@@ -8720,18 +8638,18 @@
           <wp:inline>
             <wp:extent cx="5943600" cy="1731311"/>
             <wp:effectExtent b="0" l="0" r="0" t="0"/>
-            <wp:docPr descr="Realism improvement curve" title="" id="31" name="Picture"/>
+            <wp:docPr descr="Realism improvement curve" title="" id="28" name="Picture"/>
             <a:graphic>
               <a:graphicData uri="http://schemas.openxmlformats.org/drawingml/2006/picture">
                 <pic:pic>
                   <pic:nvPicPr>
-                    <pic:cNvPr descr="C:/Users/apart/AppData/Local/Temp/html2doc_svg_q0Eh9d/svg_2.png" id="32" name="Picture"/>
+                    <pic:cNvPr descr="C:/Users/apart/AppData/Local/Temp/html2doc_svg_8G2ejg/svg_1.png" id="29" name="Picture"/>
                     <pic:cNvPicPr>
                       <a:picLocks noChangeArrowheads="1" noChangeAspect="1"/>
                     </pic:cNvPicPr>
                   </pic:nvPicPr>
                   <pic:blipFill>
-                    <a:blip r:embed="rId30"/>
+                    <a:blip r:embed="rId27"/>
                     <a:stretch>
                       <a:fillRect/>
                     </a:stretch>
@@ -8789,8 +8707,8 @@
         <w:t>Realism-validation outcomes across three judge-editor cycles. The three panels summarize judge accuracy, chance-confusion, and decision entropy over complete 60-question cycles. The figure documents how judge uncertainty changes across cycles rather than claiming statistical indistinguishability from real reviews.</w:t>
       </w:r>
     </w:p>
-    <w:bookmarkEnd w:id="33"/>
-    <w:bookmarkStart w:id="34" w:name="complementary-generator-diagnostics"/>
+    <w:bookmarkEnd w:id="30"/>
+    <w:bookmarkStart w:id="31" w:name="complementary-generator-diagnostics"/>
     <w:p>
       <w:pPr>
         <w:pStyle w:val="Heading3"/>
@@ -8896,9 +8814,9 @@
         <w:t xml:space="preserve">at the full-review level). This prompt-level result should be read together with the harsher full-dataset audit reported later in Section 6.7B: the combination suggests that target aspect presence can be preserved under the generation prompt, but large-scale generation still introduces substantial label-faithfulness drift, especially for sentiment polarity. Together these diagnostics justify treating realism and faithfulness checks as generator audits rather than as evidence that the 10K corpus is a synthetic gold standard.</w:t>
       </w:r>
     </w:p>
-    <w:bookmarkEnd w:id="34"/>
-    <w:bookmarkEnd w:id="35"/>
-    <w:bookmarkStart w:id="72" w:name="results"/>
+    <w:bookmarkEnd w:id="31"/>
+    <w:bookmarkEnd w:id="32"/>
+    <w:bookmarkStart w:id="66" w:name="results"/>
     <w:p>
       <w:pPr>
         <w:pStyle w:val="Heading2"/>
@@ -8935,18 +8853,18 @@
           <wp:inline>
             <wp:extent cx="5943600" cy="4272623"/>
             <wp:effectExtent b="0" l="0" r="0" t="0"/>
-            <wp:docPr descr="Aspect sentiment heatmap" title="" id="37" name="Picture"/>
+            <wp:docPr descr="Aspect sentiment heatmap" title="" id="34" name="Picture"/>
             <a:graphic>
               <a:graphicData uri="http://schemas.openxmlformats.org/drawingml/2006/picture">
                 <pic:pic>
                   <pic:nvPicPr>
-                    <pic:cNvPr descr="C:/Users/apart/AppData/Local/Temp/html2doc_svg_q0Eh9d/svg_3.png" id="38" name="Picture"/>
+                    <pic:cNvPr descr="C:/Users/apart/AppData/Local/Temp/html2doc_svg_8G2ejg/svg_2.png" id="35" name="Picture"/>
                     <pic:cNvPicPr>
                       <a:picLocks noChangeArrowheads="1" noChangeAspect="1"/>
                     </pic:cNvPicPr>
                   </pic:nvPicPr>
                   <pic:blipFill>
-                    <a:blip r:embed="rId36"/>
+                    <a:blip r:embed="rId33"/>
                     <a:stretch>
                       <a:fillRect/>
                     </a:stretch>
@@ -8987,7 +8905,7 @@
           <w:b/>
           <w:i/>
         </w:rPr>
-        <w:t>Figure 4.</w:t>
+        <w:t>Figure 3.</w:t>
       </w:r>
       <w:r>
         <w:rPr>
@@ -9017,18 +8935,18 @@
           <wp:inline>
             <wp:extent cx="5943600" cy="3877108"/>
             <wp:effectExtent b="0" l="0" r="0" t="0"/>
-            <wp:docPr descr="Corpus profile" title="" id="40" name="Picture"/>
+            <wp:docPr descr="Corpus profile" title="" id="37" name="Picture"/>
             <a:graphic>
               <a:graphicData uri="http://schemas.openxmlformats.org/drawingml/2006/picture">
                 <pic:pic>
                   <pic:nvPicPr>
-                    <pic:cNvPr descr="C:/Users/apart/AppData/Local/Temp/html2doc_svg_q0Eh9d/svg_4.png" id="41" name="Picture"/>
+                    <pic:cNvPr descr="C:/Users/apart/AppData/Local/Temp/html2doc_svg_8G2ejg/svg_3.png" id="38" name="Picture"/>
                     <pic:cNvPicPr>
                       <a:picLocks noChangeArrowheads="1" noChangeAspect="1"/>
                     </pic:cNvPicPr>
                   </pic:nvPicPr>
                   <pic:blipFill>
-                    <a:blip r:embed="rId39"/>
+                    <a:blip r:embed="rId36"/>
                     <a:stretch>
                       <a:fillRect/>
                     </a:stretch>
@@ -9069,7 +8987,7 @@
           <w:b/>
           <w:i/>
         </w:rPr>
-        <w:t>Figure 5.</w:t>
+        <w:t>Figure 4.</w:t>
       </w:r>
       <w:r>
         <w:rPr>
@@ -9086,7 +9004,7 @@
         <w:t>Corpus profile and diversity cues. The panels visualize the distributional shape of review length, aspect-count mixture, course coverage, and observed style cues, while Table 4 provides the corresponding exact summary values.</w:t>
       </w:r>
     </w:p>
-    <w:bookmarkStart w:id="42" w:name="X5eb33c01c0cf011bf7399e1ac1b2f733297275e"/>
+    <w:bookmarkStart w:id="39" w:name="X5eb33c01c0cf011bf7399e1ac1b2f733297275e"/>
     <w:p>
       <w:pPr>
         <w:pStyle w:val="Heading3"/>
@@ -9107,7 +9025,7 @@
         <w:widowControl w:val="1"/>
       </w:pPr>
       <w:r>
-        <w:t xml:space="preserve">Figure 4 and Figure 5 establish the corpus-level structure before any model results are introduced. Figure 4 shows how label support is distributed across aspects and sentiment polarities, which makes it easier to distinguish heavily represented pedagogical dimensions from thinner parts of the schema. Figure 5 complements that view with review length, aspect-count mixture, course coverage, and style variation. Table 5 then gives a qualitative sense of how these distributions appear in actual review text. These examples are included to help the reader interpret the benchmark qualitatively, not as a substitute for aggregate model evidence.</w:t>
+        <w:t xml:space="preserve">Figure 3 and Figure 4 establish the corpus-level structure before any model results are introduced. Figure 3 shows how label support is distributed across aspects and sentiment polarities, which makes it easier to distinguish heavily represented pedagogical dimensions from thinner parts of the schema. Figure 4 complements that view with review length, aspect-count mixture, course coverage, and style variation. Table 5 then gives a qualitative sense of how these distributions appear in actual review text. These examples are included to help the reader interpret the benchmark qualitatively, not as a substitute for aggregate model evidence.</w:t>
       </w:r>
     </w:p>
     <w:p>
@@ -9679,8 +9597,8 @@
         </w:tc>
       </w:tr>
     </w:tbl>
-    <w:bookmarkEnd w:id="42"/>
-    <w:bookmarkStart w:id="43" w:name="scope-of-reported-analyses"/>
+    <w:bookmarkEnd w:id="39"/>
+    <w:bookmarkStart w:id="40" w:name="scope-of-reported-analyses"/>
     <w:p>
       <w:pPr>
         <w:pStyle w:val="Heading3"/>
@@ -10455,8 +10373,8 @@
         <w:t xml:space="preserve">Table 6 therefore complements rather than repeats Table 3. Table 3 says which method families are executed, while Table 6 says what each analysis block is meant to establish, which split it uses, and how it should be interpreted alongside the main benchmark.</w:t>
       </w:r>
     </w:p>
-    <w:bookmarkEnd w:id="43"/>
-    <w:bookmarkStart w:id="47" w:name="Xb756ca2b27320c8b9bc4788dcc281a891af5b5f"/>
+    <w:bookmarkEnd w:id="40"/>
+    <w:bookmarkStart w:id="44" w:name="Xb756ca2b27320c8b9bc4788dcc281a891af5b5f"/>
     <w:p>
       <w:pPr>
         <w:pStyle w:val="Heading3"/>
@@ -10664,7 +10582,7 @@
         <w:widowControl w:val="1"/>
       </w:pPr>
       <w:r>
-        <w:t xml:space="preserve">Table 7 provides the exact values for the executed local benchmark. Figure 6 serves a different role: instead of repeating the table cell-by-cell, it visualizes the main trade-offs among detection quality, recall, runtime, and sentiment error. This separation is intentional so that the table remains the precise archival record while the figure highlights the comparative structure of the result space.</w:t>
+        <w:t xml:space="preserve">Table 7 provides the exact values for the executed local benchmark. Figure 5 serves a different role: instead of repeating the table cell-by-cell, it visualizes the main trade-offs among detection quality, recall, runtime, and sentiment error. This separation is intentional so that the table remains the precise archival record while the figure highlights the comparative structure of the result space.</w:t>
       </w:r>
     </w:p>
     <w:p>
@@ -12346,18 +12264,18 @@
           <wp:inline>
             <wp:extent cx="5943600" cy="2241927"/>
             <wp:effectExtent b="0" l="0" r="0" t="0"/>
-            <wp:docPr descr="Benchmark comparison" title="" id="45" name="Picture"/>
+            <wp:docPr descr="Benchmark comparison" title="" id="42" name="Picture"/>
             <a:graphic>
               <a:graphicData uri="http://schemas.openxmlformats.org/drawingml/2006/picture">
                 <pic:pic>
                   <pic:nvPicPr>
-                    <pic:cNvPr descr="C:/Users/apart/AppData/Local/Temp/html2doc_svg_q0Eh9d/svg_5.png" id="46" name="Picture"/>
+                    <pic:cNvPr descr="C:/Users/apart/AppData/Local/Temp/html2doc_svg_8G2ejg/svg_4.png" id="43" name="Picture"/>
                     <pic:cNvPicPr>
                       <a:picLocks noChangeArrowheads="1" noChangeAspect="1"/>
                     </pic:cNvPicPr>
                   </pic:nvPicPr>
                   <pic:blipFill>
-                    <a:blip r:embed="rId44"/>
+                    <a:blip r:embed="rId41"/>
                     <a:stretch>
                       <a:fillRect/>
                     </a:stretch>
@@ -12398,7 +12316,7 @@
           <w:b/>
           <w:i/>
         </w:rPr>
-        <w:t>Figure 6.</w:t>
+        <w:t>Figure 5.</w:t>
       </w:r>
       <w:r>
         <w:rPr>
@@ -12415,8 +12333,8 @@
         <w:t>Local-benchmark trade-offs on the 10K / 20-aspect corpus. The left panel visualizes the cost-quality frontier using runtime, micro-F1, and sentiment MSE, while the right panel contrasts micro-F1 with micro-recall to show how some models gain coverage at the cost of more false positives.</w:t>
       </w:r>
     </w:p>
-    <w:bookmarkEnd w:id="47"/>
-    <w:bookmarkStart w:id="48" w:name="gpt-based-inference-methods"/>
+    <w:bookmarkEnd w:id="44"/>
+    <w:bookmarkStart w:id="45" w:name="gpt-based-inference-methods"/>
     <w:p>
       <w:pPr>
         <w:pStyle w:val="Heading3"/>
@@ -13253,8 +13171,8 @@
         <w:t xml:space="preserve">The confusion-based diagnostics reinforce that interpretation. The strongest GPT variants reach macro balanced accuracy near 0.59 with macro specificity around 0.87, which indicates conservative but well-controlled prediction behavior: the batch prompts avoid broad overprediction, but they still miss many positive aspects that the stronger local encoders recover. In other words, GPT-based inference is competitive partly because it remains selective rather than because it dominates recall. Appendix A.10 includes these complementary values alongside the main F1-based ranking.</w:t>
       </w:r>
     </w:p>
-    <w:bookmarkEnd w:id="48"/>
-    <w:bookmarkStart w:id="52" w:name="per-aspect-behavior-of-the-best-model"/>
+    <w:bookmarkEnd w:id="45"/>
+    <w:bookmarkStart w:id="49" w:name="per-aspect-behavior-of-the-best-model"/>
     <w:p>
       <w:pPr>
         <w:pStyle w:val="Heading3"/>
@@ -13411,18 +13329,18 @@
           <wp:inline>
             <wp:extent cx="5943600" cy="4255881"/>
             <wp:effectExtent b="0" l="0" r="0" t="0"/>
-            <wp:docPr descr="Best-model per-aspect benchmark" title="" id="50" name="Picture"/>
+            <wp:docPr descr="Best-model per-aspect benchmark" title="" id="47" name="Picture"/>
             <a:graphic>
               <a:graphicData uri="http://schemas.openxmlformats.org/drawingml/2006/picture">
                 <pic:pic>
                   <pic:nvPicPr>
-                    <pic:cNvPr descr="C:/Users/apart/AppData/Local/Temp/html2doc_svg_q0Eh9d/svg_6.png" id="51" name="Picture"/>
+                    <pic:cNvPr descr="C:/Users/apart/AppData/Local/Temp/html2doc_svg_8G2ejg/svg_5.png" id="48" name="Picture"/>
                     <pic:cNvPicPr>
                       <a:picLocks noChangeArrowheads="1" noChangeAspect="1"/>
                     </pic:cNvPicPr>
                   </pic:nvPicPr>
                   <pic:blipFill>
-                    <a:blip r:embed="rId49"/>
+                    <a:blip r:embed="rId46"/>
                     <a:stretch>
                       <a:fillRect/>
                     </a:stretch>
@@ -13463,7 +13381,7 @@
           <w:b/>
           <w:i/>
         </w:rPr>
-        <w:t>Figure 7.</w:t>
+        <w:t>Figure 6.</w:t>
       </w:r>
       <w:r>
         <w:rPr>
@@ -15753,8 +15671,8 @@
         </w:tc>
       </w:tr>
     </w:tbl>
-    <w:bookmarkEnd w:id="52"/>
-    <w:bookmarkStart w:id="59" w:name="X0ce3c8ca12618df96c03a79330ef5a35c7801ef"/>
+    <w:bookmarkEnd w:id="49"/>
+    <w:bookmarkStart w:id="56" w:name="X0ce3c8ca12618df96c03a79330ef5a35c7801ef"/>
     <w:p>
       <w:pPr>
         <w:pStyle w:val="Heading3"/>
@@ -16003,7 +15921,7 @@
         <w:widowControl w:val="1"/>
       </w:pPr>
       <w:r>
-        <w:t xml:space="preserve">Table 8A. Exact synthetic-to-real transfer scores on the mapped Herath benchmark over the conservative nine-aspect overlap. The table gives the precise model values, while Figure 8 adds the overlap-support context needed to interpret them.</w:t>
+        <w:t xml:space="preserve">Table 8A. Exact synthetic-to-real transfer scores on the mapped Herath benchmark over the conservative nine-aspect overlap. The table gives the precise model values, while Figure 7 adds the overlap-support context needed to interpret them.</w:t>
       </w:r>
     </w:p>
     <w:tbl>
@@ -16012,7 +15930,7 @@
         <w:tblW w:type="pct" w:w="5000"/>
         <w:jc w:val="center"/>
         <w:tblLook w:firstRow="1" w:lastRow="0" w:firstColumn="0" w:lastColumn="0" w:noHBand="0" w:noVBand="0" w:val="0020"/>
-        <w:tblCaption w:val="Table 8A. Exact synthetic-to-real transfer scores on the mapped Herath benchmark over the conservative nine-aspect overlap. The table gives the precise model values, while Figure 8 adds the overlap-support context needed to interpret them."/>
+        <w:tblCaption w:val="Table 8A. Exact synthetic-to-real transfer scores on the mapped Herath benchmark over the conservative nine-aspect overlap. The table gives the precise model values, while Figure 7 adds the overlap-support context needed to interpret them."/>
         <w:tblLayout w:type="autofit"/>
         <w:tblBorders>
           <w:top w:val="single" w:sz="10" w:color="4F6272"/>
@@ -16973,18 +16891,18 @@
           <wp:inline>
             <wp:extent cx="5943600" cy="2117672"/>
             <wp:effectExtent b="0" l="0" r="0" t="0"/>
-            <wp:docPr descr="External validation on mapped real student feedback" title="" id="54" name="Picture"/>
+            <wp:docPr descr="External validation on mapped real student feedback" title="" id="51" name="Picture"/>
             <a:graphic>
               <a:graphicData uri="http://schemas.openxmlformats.org/drawingml/2006/picture">
                 <pic:pic>
                   <pic:nvPicPr>
-                    <pic:cNvPr descr="C:/Users/apart/AppData/Local/Temp/html2doc_svg_q0Eh9d/svg_7.png" id="55" name="Picture"/>
+                    <pic:cNvPr descr="C:/Users/apart/AppData/Local/Temp/html2doc_svg_8G2ejg/svg_6.png" id="52" name="Picture"/>
                     <pic:cNvPicPr>
                       <a:picLocks noChangeArrowheads="1" noChangeAspect="1"/>
                     </pic:cNvPicPr>
                   </pic:nvPicPr>
                   <pic:blipFill>
-                    <a:blip r:embed="rId53"/>
+                    <a:blip r:embed="rId50"/>
                     <a:stretch>
                       <a:fillRect/>
                     </a:stretch>
@@ -17025,7 +16943,7 @@
           <w:b/>
           <w:i/>
         </w:rPr>
-        <w:t>Figure 8.</w:t>
+        <w:t>Figure 7.</w:t>
       </w:r>
       <w:r>
         <w:rPr>
@@ -17055,18 +16973,18 @@
           <wp:inline>
             <wp:extent cx="5943600" cy="3208618"/>
             <wp:effectExtent b="0" l="0" r="0" t="0"/>
-            <wp:docPr descr="Overlap-matched internal versus external comparison" title="" id="57" name="Picture"/>
+            <wp:docPr descr="Overlap-matched internal versus external comparison" title="" id="54" name="Picture"/>
             <a:graphic>
               <a:graphicData uri="http://schemas.openxmlformats.org/drawingml/2006/picture">
                 <pic:pic>
                   <pic:nvPicPr>
-                    <pic:cNvPr descr="C:/Users/apart/AppData/Local/Temp/html2doc_svg_q0Eh9d/svg_8.png" id="58" name="Picture"/>
+                    <pic:cNvPr descr="C:/Users/apart/AppData/Local/Temp/html2doc_svg_8G2ejg/svg_7.png" id="55" name="Picture"/>
                     <pic:cNvPicPr>
                       <a:picLocks noChangeArrowheads="1" noChangeAspect="1"/>
                     </pic:cNvPicPr>
                   </pic:nvPicPr>
                   <pic:blipFill>
-                    <a:blip r:embed="rId56"/>
+                    <a:blip r:embed="rId53"/>
                     <a:stretch>
                       <a:fillRect/>
                     </a:stretch>
@@ -17107,7 +17025,7 @@
           <w:b/>
           <w:i/>
         </w:rPr>
-        <w:t>Figure 9.</w:t>
+        <w:t>Figure 8.</w:t>
       </w:r>
       <w:r>
         <w:rPr>
@@ -18776,8 +18694,8 @@
         <w:t xml:space="preserve">Table 8C is included to prevent overinterpretation of the transfer result. Our mapped-overlap score should not be read as “worse than Herath” or “better than Welch” in any simple leaderboard sense, because the task definitions differ substantially. Welch and Mihalcea study targeted sentiment toward extracted course or instructor entities, while Herath et al. evaluate aspect-level sentiment under their own annotation structure. The most defensible reading is narrower: the reported result shows that models trained only on the synthetic corpus recover some real educational signal on one mapped real benchmark, but the paper does not yet claim parity with prior real-data educational sentiment systems under their native tasks.</w:t>
       </w:r>
     </w:p>
-    <w:bookmarkEnd w:id="59"/>
-    <w:bookmarkStart w:id="60" w:name="corpus-scale-generation-diagnostics"/>
+    <w:bookmarkEnd w:id="56"/>
+    <w:bookmarkStart w:id="57" w:name="corpus-scale-generation-diagnostics"/>
     <w:p>
       <w:pPr>
         <w:pStyle w:val="Heading3"/>
@@ -18801,8 +18719,8 @@
         <w:t xml:space="preserve">The next three subsections return from downstream model behavior to generator quality. They document how the 10K corpus behaves as generated data: first in terms of output control at corpus scale, then in terms of label faithfulness, and finally in terms of the three-cycle realism procedure that shaped the final prompt specification.</w:t>
       </w:r>
     </w:p>
-    <w:bookmarkEnd w:id="60"/>
-    <w:bookmarkStart w:id="61" w:name="a-full-corpus-output-control"/>
+    <w:bookmarkEnd w:id="57"/>
+    <w:bookmarkStart w:id="58" w:name="a-full-corpus-output-control"/>
     <w:p>
       <w:pPr>
         <w:pStyle w:val="Heading3"/>
@@ -18835,11 +18753,11 @@
         <w:widowControl w:val="1"/>
       </w:pPr>
       <w:r>
-        <w:t xml:space="preserve">This behavior does not invalidate the benchmark, because every row still contains the target labels and usable text, and the train-validation-test pipeline runs cleanly on the assembled corpus. It does, however, matter for interpretation: stronger long-form length control would further improve the controllability of future releases. Figure 5 makes this visible directly by combining length, aspect-count, course, and style evidence in one place.</w:t>
+        <w:t xml:space="preserve">This behavior does not invalidate the benchmark, because every row still contains the target labels and usable text, and the train-validation-test pipeline runs cleanly on the assembled corpus. It does, however, matter for interpretation: stronger long-form length control would further improve the controllability of future releases. Figure 4 makes this visible directly by combining length, aspect-count, course, and style evidence in one place.</w:t>
       </w:r>
     </w:p>
-    <w:bookmarkEnd w:id="61"/>
-    <w:bookmarkStart w:id="62" w:name="X6f66fbde56ec4eedb9b786603e474210b4b56cf"/>
+    <w:bookmarkEnd w:id="58"/>
+    <w:bookmarkStart w:id="59" w:name="X6f66fbde56ec4eedb9b786603e474210b4b56cf"/>
     <w:p>
       <w:pPr>
         <w:pStyle w:val="Heading3"/>
@@ -19630,8 +19548,8 @@
         <w:t xml:space="preserve">These results make the character of the corpus clearer. Many declared aspects are visibly present in the text, but polarity faithfulness is weaker, especially at full-corpus scale. At the same time, the larger 250-review audit is more favorable than the earlier smaller probe, which suggests that the benchmark preserves declared aspect presence more consistently than the harsher initial sample implied, even though polarity drift remains substantial. The benchmark is therefore strongest as a controllable and useful educational ABSA resource whose labels remain informative but imperfect. This interpretation supports benchmarking and method comparison while also motivating future filtering or post-generation verification. Appendix A.8 retains the detailed audit table for direct comparison with later regenerated versions of the corpus.</w:t>
       </w:r>
     </w:p>
-    <w:bookmarkEnd w:id="62"/>
-    <w:bookmarkStart w:id="66" w:name="X7a826be7400f8dc5836dcf57e17b35aaed5d939"/>
+    <w:bookmarkEnd w:id="59"/>
+    <w:bookmarkStart w:id="60" w:name="X7a826be7400f8dc5836dcf57e17b35aaed5d939"/>
     <w:p>
       <w:pPr>
         <w:pStyle w:val="Heading3"/>
@@ -20590,90 +20508,8 @@
         <w:t xml:space="preserve">To make the realism analysis auditable, the appendix includes side-by-side real and synthetic review examples together with the synthetic review's sampled aspects and nuance attributes. The paper therefore reports not only the final cycle summary, but also the prompt instructions and qualitative evidence used to justify revision between cycles; the paired examples appear in Appendix A.2.</w:t>
       </w:r>
     </w:p>
-    <w:p>
-      <w:pPr>
-        <w:pStyle w:val="BodyText"/>
-        <w:jc w:val="center"/>
-        <w:keepNext/>
-        <w:keepLines/>
-        <w:widowControl w:val="1"/>
-      </w:pPr>
-      <w:r>
-        <w:drawing>
-          <wp:inline>
-            <wp:extent cx="5943600" cy="3194685"/>
-            <wp:effectExtent b="0" l="0" r="0" t="0"/>
-            <wp:docPr descr="Realism validation and prompt refinement pipeline" title="" id="64" name="Picture"/>
-            <a:graphic>
-              <a:graphicData uri="http://schemas.openxmlformats.org/drawingml/2006/picture">
-                <pic:pic>
-                  <pic:nvPicPr>
-                    <pic:cNvPr descr="C:/Users/apart/AppData/Local/Temp/html2doc_svg_q0Eh9d/svg_9.png" id="65" name="Picture"/>
-                    <pic:cNvPicPr>
-                      <a:picLocks noChangeArrowheads="1" noChangeAspect="1"/>
-                    </pic:cNvPicPr>
-                  </pic:nvPicPr>
-                  <pic:blipFill>
-                    <a:blip r:embed="rId63"/>
-                    <a:stretch>
-                      <a:fillRect/>
-                    </a:stretch>
-                  </pic:blipFill>
-                  <pic:spPr bwMode="auto">
-                    <a:xfrm>
-                      <a:off x="0" y="0"/>
-                      <a:ext cx="5943600" cy="3194685"/>
-                    </a:xfrm>
-                    <a:prstGeom prst="rect">
-                      <a:avLst/>
-                    </a:prstGeom>
-                    <a:noFill/>
-                    <a:ln w="9525">
-                      <a:noFill/>
-                      <a:headEnd/>
-                      <a:tailEnd/>
-                    </a:ln>
-                  </pic:spPr>
-                </pic:pic>
-              </a:graphicData>
-            </a:graphic>
-          </wp:inline>
-        </w:drawing>
-      </w:r>
-    </w:p>
-    <w:p>
-      <w:pPr>
-        <w:pStyle w:val="ImageCaption"/>
-        <w:spacing w:before="80" w:after="120" w:line="240" w:lineRule="auto"/>
-        <w:jc w:val="center"/>
-        <w:keepNext w:val="0"/>
-        <w:keepLines/>
-        <w:widowControl w:val="1"/>
-      </w:pPr>
-      <w:r>
-        <w:rPr>
-          <w:b/>
-          <w:i/>
-        </w:rPr>
-        <w:t>Figure 10.</w:t>
-      </w:r>
-      <w:r>
-        <w:rPr>
-          <w:b w:val="0"/>
-          <w:i/>
-        </w:rPr>
-        <w:t xml:space="preserve"> </w:t>
-      </w:r>
-      <w:r>
-        <w:rPr>
-          <w:b w:val="0"/>
-          <w:i/>
-        </w:rPr>
-        <w:t>The realism-validation loop. A judge evaluates one blended pool of real and synthetic reviews, the resulting metrics and cue evidence are summarized, and prompt revision affects the next cycle.</w:t>
-      </w:r>
-    </w:p>
-    <w:bookmarkEnd w:id="66"/>
-    <w:bookmarkStart w:id="70" w:name="Xd7172303a2a7df33ecbf786e84e1f7cb8de8754"/>
+    <w:bookmarkEnd w:id="60"/>
+    <w:bookmarkStart w:id="64" w:name="Xd7172303a2a7df33ecbf786e84e1f7cb8de8754"/>
     <w:p>
       <w:pPr>
         <w:pStyle w:val="Heading3"/>
@@ -22479,18 +22315,18 @@
           <wp:inline>
             <wp:extent cx="5943600" cy="4052454"/>
             <wp:effectExtent b="0" l="0" r="0" t="0"/>
-            <wp:docPr descr="Faithfulness-aware filtering reduces sentiment-polarity error across two architectures and two transfer targets" title="" id="68" name="Picture"/>
+            <wp:docPr descr="Faithfulness-aware filtering reduces sentiment-polarity error across two architectures and two transfer targets" title="" id="62" name="Picture"/>
             <a:graphic>
               <a:graphicData uri="http://schemas.openxmlformats.org/drawingml/2006/picture">
                 <pic:pic>
                   <pic:nvPicPr>
-                    <pic:cNvPr descr="C:/Users/apart/AppData/Local/Temp/html2doc_svg_q0Eh9d/svg_10.png" id="69" name="Picture"/>
+                    <pic:cNvPr descr="C:/Users/apart/AppData/Local/Temp/html2doc_svg_8G2ejg/svg_8.png" id="63" name="Picture"/>
                     <pic:cNvPicPr>
                       <a:picLocks noChangeArrowheads="1" noChangeAspect="1"/>
                     </pic:cNvPicPr>
                   </pic:nvPicPr>
                   <pic:blipFill>
-                    <a:blip r:embed="rId67"/>
+                    <a:blip r:embed="rId61"/>
                     <a:stretch>
                       <a:fillRect/>
                     </a:stretch>
@@ -22531,7 +22367,7 @@
           <w:b/>
           <w:i/>
         </w:rPr>
-        <w:t>Figure 11.</w:t>
+        <w:t>Figure 9.</w:t>
       </w:r>
       <w:r>
         <w:rPr>
@@ -22572,8 +22408,8 @@
         <w:t xml:space="preserve">We additionally cross-checked that the bucketing is not specific to the chosen audit judge by re-auditing the original 250-row calibration sample with Claude 3.5 Haiku via OpenRouter: per-aspect support agreement against the GPT-5.2 audit was 0.817 and sentiment-match agreement was 0.678, comparable to the gpt-4.1-mini calibration used at scale. The audit-derived buckets are therefore robust to the choice of cost-matched judge.</w:t>
       </w:r>
     </w:p>
-    <w:bookmarkEnd w:id="70"/>
-    <w:bookmarkStart w:id="71" w:name="overall-interpretation"/>
+    <w:bookmarkEnd w:id="64"/>
+    <w:bookmarkStart w:id="65" w:name="overall-interpretation"/>
     <w:p>
       <w:pPr>
         <w:pStyle w:val="Heading3"/>
@@ -22597,9 +22433,9 @@
         <w:t xml:space="preserve">Taken together, the study presents a coherent account of controlled synthetic supervision for educational ABSA: corpus characterization, qualitative examples, a documented ABSA modeling pipeline, calibrated 20-aspect discriminative baselines, a mapped 9-aspect synthetic-to-real evaluation on annotated student feedback, and a three-cycle realism study. The evidence supports internal learnability on synthetic reviews, informative differences among modeling choices, partial transfer to one real educational corpus, and a faithfulness-aware filtering recipe that retains the top-50% of the corpus by audit score to reduce sentiment-polarity error on transferred aspects.</w:t>
       </w:r>
     </w:p>
-    <w:bookmarkEnd w:id="71"/>
-    <w:bookmarkEnd w:id="72"/>
-    <w:bookmarkStart w:id="76" w:name="discussion"/>
+    <w:bookmarkEnd w:id="65"/>
+    <w:bookmarkEnd w:id="66"/>
+    <w:bookmarkStart w:id="70" w:name="discussion"/>
     <w:p>
       <w:pPr>
         <w:pStyle w:val="Heading2"/>
@@ -22635,7 +22471,7 @@
         <w:t xml:space="preserve">The study is therefore strongest as an investigation of dataset construction and internal learnability under synthetic supervision. Its value lies in offering a controllable benchmark resource for a domain where public aspect-labeled data remain scarce, together with a transparent account of how that benchmark connects to one real educational annotation space.</w:t>
       </w:r>
     </w:p>
-    <w:bookmarkStart w:id="73" w:name="limitations"/>
+    <w:bookmarkStart w:id="67" w:name="limitations"/>
     <w:p>
       <w:pPr>
         <w:pStyle w:val="Heading3"/>
@@ -22698,8 +22534,8 @@
         <w:t xml:space="preserve">The most important extensions are broader synthetic-to-real tests across more real educational datasets and more of the 20-aspect schema, improved generation or filtering to raise label faithfulness and sentiment correctness on generated reviews, and broader prompt-based comparisons that add decomposition variants and cross-provider LLM baselines on the same fixed benchmark split.</w:t>
       </w:r>
     </w:p>
-    <w:bookmarkEnd w:id="73"/>
-    <w:bookmarkStart w:id="74" w:name="educational-implications"/>
+    <w:bookmarkEnd w:id="67"/>
+    <w:bookmarkStart w:id="68" w:name="educational-implications"/>
     <w:p>
       <w:pPr>
         <w:pStyle w:val="Heading3"/>
@@ -22910,8 +22746,8 @@
         <w:t xml:space="preserve">None of these uses presume that synthetic supervision replaces human annotation. The label-faithfulness audit constrains them directly: with overall aspect-sentiment match at 0.42 on a 250-review sample, the corpus should be treated as a noisy training resource rather than as a calibrated ground truth. Practical guidance follows. For the model-bootstrapping and stress-testing workflows, the noise is tolerable because outputs are aggregated and the resource serves model development rather than the final classifier; the institution always fine-tunes on local data before deployment. For the longitudinal-monitoring and reflective-practice workflows, deployments built on top of the corpus should be checked against locally adjudicated examples, and the faithfulness-aware filtering result reported in Section 6.7D should be applied: retaining the top 50% of the corpus by audit score reduces sentiment-polarity error on transferred aspects at half the training cost. In governance terms, the resource is appropriate for low-stakes, aggregate, formative-feedback workflows and inappropriate for high-stakes personnel decisions about instructors without human-in-the-loop review, a documented appeals process, and local institutional approval.</w:t>
       </w:r>
     </w:p>
-    <w:bookmarkEnd w:id="74"/>
-    <w:bookmarkStart w:id="75" w:name="ethics-statement"/>
+    <w:bookmarkEnd w:id="68"/>
+    <w:bookmarkStart w:id="69" w:name="ethics-statement"/>
     <w:p>
       <w:pPr>
         <w:pStyle w:val="Heading3"/>
@@ -22947,9 +22783,9 @@
         <w:t xml:space="preserve">. Preliminary realism-validation work also drew on the public OMSCS course-review pages; only public text was used and no individual reviewer is identified in any downstream artifact. Any institutional deployment of the resulting models should re-consent or re-anonymize student-authored text per local research-ethics policy and should make clear to students and instructors that an automated aspect summary is produced from feedback they submit. We do not recommend using model outputs as inputs to high-stakes personnel decisions about instructors without human review.</w:t>
       </w:r>
     </w:p>
-    <w:bookmarkEnd w:id="75"/>
-    <w:bookmarkEnd w:id="76"/>
-    <w:bookmarkStart w:id="77" w:name="conclusion"/>
+    <w:bookmarkEnd w:id="69"/>
+    <w:bookmarkEnd w:id="70"/>
+    <w:bookmarkStart w:id="71" w:name="conclusion"/>
     <w:p>
       <w:pPr>
         <w:pStyle w:val="Heading2"/>
@@ -22973,8 +22809,8 @@
         <w:t xml:space="preserve">This study contributes a 10K synthetic educational ABSA corpus over a 20-aspect pedagogical schema, a documented generation protocol, and a benchmark setting that makes internal train-validation-test evaluation possible in a domain where public labeled data remain difficult to obtain. It also includes a conservative synthetic-to-real evaluation on mapped annotated student feedback, which supports partial transfer on a 9-aspect overlap, and generator validations that clarify how realism control and label faithfulness behave at corpus scale. Taken together, the evidence supports controlled synthetic supervision as a productive way to study educational ABSA, compare model families, and establish an openly reusable benchmark in a data-scarce domain.</w:t>
       </w:r>
     </w:p>
-    <w:bookmarkEnd w:id="77"/>
-    <w:bookmarkStart w:id="100" w:name="appendix"/>
+    <w:bookmarkEnd w:id="71"/>
+    <w:bookmarkStart w:id="94" w:name="appendix"/>
     <w:p>
       <w:pPr>
         <w:pStyle w:val="Heading2"/>
@@ -22986,7 +22822,7 @@
         <w:t xml:space="preserve">Appendix</w:t>
       </w:r>
     </w:p>
-    <w:bookmarkStart w:id="78" w:name="a.1-twenty-aspect-inventory"/>
+    <w:bookmarkStart w:id="72" w:name="a.1-twenty-aspect-inventory"/>
     <w:p>
       <w:pPr>
         <w:pStyle w:val="Heading3"/>
@@ -24899,8 +24735,8 @@
         </w:tc>
       </w:tr>
     </w:tbl>
-    <w:bookmarkEnd w:id="78"/>
-    <w:bookmarkStart w:id="79" w:name="X6d8ace0c49d31f5b93578b8362b74030b914050"/>
+    <w:bookmarkEnd w:id="72"/>
+    <w:bookmarkStart w:id="73" w:name="X6d8ace0c49d31f5b93578b8362b74030b914050"/>
     <w:p>
       <w:pPr>
         <w:pStyle w:val="Heading3"/>
@@ -25589,8 +25425,8 @@
         </w:tc>
       </w:tr>
     </w:tbl>
-    <w:bookmarkEnd w:id="79"/>
-    <w:bookmarkStart w:id="80" w:name="X51364027115ff528d9e99b202b60cdbb9d7da7a"/>
+    <w:bookmarkEnd w:id="73"/>
+    <w:bookmarkStart w:id="74" w:name="X51364027115ff528d9e99b202b60cdbb9d7da7a"/>
     <w:p>
       <w:pPr>
         <w:pStyle w:val="Heading3"/>
@@ -26214,8 +26050,8 @@
         </w:tc>
       </w:tr>
     </w:tbl>
-    <w:bookmarkEnd w:id="80"/>
-    <w:bookmarkStart w:id="81" w:name="Xd792cec0afb3b900c4ccfe60ec379b2d968d5b2"/>
+    <w:bookmarkEnd w:id="74"/>
+    <w:bookmarkStart w:id="75" w:name="Xd792cec0afb3b900c4ccfe60ec379b2d968d5b2"/>
     <w:p>
       <w:pPr>
         <w:pStyle w:val="Heading3"/>
@@ -26267,7 +26103,7 @@
           <w:b w:val="0"/>
           <w:i/>
         </w:rPr>
-        <w:t>Exact support and polarity balance for the nine overlap aspects retained in the mapped Herath benchmark. This appendix table preserves the full counts behind the lighter overlap context summarized in Figure 8.</w:t>
+        <w:t>Exact support and polarity balance for the nine overlap aspects retained in the mapped Herath benchmark. This appendix table preserves the full counts behind the lighter overlap context summarized in Figure 7.</w:t>
       </w:r>
     </w:p>
     <w:tbl>
@@ -26276,7 +26112,7 @@
         <w:tblW w:type="pct" w:w="5000"/>
         <w:jc w:val="center"/>
         <w:tblLook w:firstRow="1" w:lastRow="0" w:firstColumn="0" w:lastColumn="0" w:noHBand="0" w:noVBand="0" w:val="0020"/>
-        <w:tblCaption w:val="Table A4. Exact support and polarity balance for the nine overlap aspects retained in the mapped Herath benchmark. This appendix table preserves the full counts behind the lighter overlap context summarized in Figure 8."/>
+        <w:tblCaption w:val="Table A4. Exact support and polarity balance for the nine overlap aspects retained in the mapped Herath benchmark. This appendix table preserves the full counts behind the lighter overlap context summarized in Figure 7."/>
         <w:tblLayout w:type="autofit"/>
         <w:tblBorders>
           <w:top w:val="single" w:sz="10" w:color="4F6272"/>
@@ -27737,8 +27573,8 @@
         </w:tc>
       </w:tr>
     </w:tbl>
-    <w:bookmarkEnd w:id="81"/>
-    <w:bookmarkStart w:id="85" w:name="Xf1fb701849158834e9a13f4ecd8c31dfb49dbfa"/>
+    <w:bookmarkEnd w:id="75"/>
+    <w:bookmarkStart w:id="79" w:name="Xf1fb701849158834e9a13f4ecd8c31dfb49dbfa"/>
     <w:p>
       <w:pPr>
         <w:pStyle w:val="Heading3"/>
@@ -27775,18 +27611,18 @@
           <wp:inline>
             <wp:extent cx="5943600" cy="4405351"/>
             <wp:effectExtent b="0" l="0" r="0" t="0"/>
-            <wp:docPr descr="Per-aspect F1 heatmap on the mapped real benchmark" title="" id="83" name="Picture"/>
+            <wp:docPr descr="Per-aspect F1 heatmap on the mapped real benchmark" title="" id="77" name="Picture"/>
             <a:graphic>
               <a:graphicData uri="http://schemas.openxmlformats.org/drawingml/2006/picture">
                 <pic:pic>
                   <pic:nvPicPr>
-                    <pic:cNvPr descr="C:/Users/apart/AppData/Local/Temp/html2doc_svg_q0Eh9d/svg_11.png" id="84" name="Picture"/>
+                    <pic:cNvPr descr="C:/Users/apart/AppData/Local/Temp/html2doc_svg_8G2ejg/svg_9.png" id="78" name="Picture"/>
                     <pic:cNvPicPr>
                       <a:picLocks noChangeArrowheads="1" noChangeAspect="1"/>
                     </pic:cNvPicPr>
                   </pic:nvPicPr>
                   <pic:blipFill>
-                    <a:blip r:embed="rId82"/>
+                    <a:blip r:embed="rId76"/>
                     <a:stretch>
                       <a:fillRect/>
                     </a:stretch>
@@ -27844,8 +27680,8 @@
         <w:t>Per-aspect detection F1 for each synthetic-trained model on the mapped real benchmark. The heatmap shows that cross-dataset transfer is highly uneven: lecturer_quality and exam_fairness transfer more cleanly than sparse or weakly aligned categories such as accessibility.</w:t>
       </w:r>
     </w:p>
-    <w:bookmarkEnd w:id="85"/>
-    <w:bookmarkStart w:id="86" w:name="X7ec298430e16e6b31b1ced52a00672d13672e27"/>
+    <w:bookmarkEnd w:id="79"/>
+    <w:bookmarkStart w:id="80" w:name="X7ec298430e16e6b31b1ced52a00672d13672e27"/>
     <w:p>
       <w:pPr>
         <w:pStyle w:val="Heading3"/>
@@ -28795,8 +28631,8 @@
         </w:tc>
       </w:tr>
     </w:tbl>
-    <w:bookmarkEnd w:id="86"/>
-    <w:bookmarkStart w:id="90" w:name="Xeabcbce128e71e027a0322b4f54149984fb57b4"/>
+    <w:bookmarkEnd w:id="80"/>
+    <w:bookmarkStart w:id="84" w:name="Xeabcbce128e71e027a0322b4f54149984fb57b4"/>
     <w:p>
       <w:pPr>
         <w:pStyle w:val="Heading3"/>
@@ -29584,18 +29420,18 @@
           <wp:inline>
             <wp:extent cx="5943600" cy="3850017"/>
             <wp:effectExtent b="0" l="0" r="0" t="0"/>
-            <wp:docPr descr="Aspect count distribution in the pilot validation subset" title="" id="88" name="Picture"/>
+            <wp:docPr descr="Aspect count distribution in the pilot validation subset" title="" id="82" name="Picture"/>
             <a:graphic>
               <a:graphicData uri="http://schemas.openxmlformats.org/drawingml/2006/picture">
                 <pic:pic>
                   <pic:nvPicPr>
-                    <pic:cNvPr descr="C:/Users/apart/AppData/Local/Temp/html2doc_svg_q0Eh9d/svg_12.png" id="89" name="Picture"/>
+                    <pic:cNvPr descr="C:/Users/apart/AppData/Local/Temp/html2doc_svg_8G2ejg/svg_10.png" id="83" name="Picture"/>
                     <pic:cNvPicPr>
                       <a:picLocks noChangeArrowheads="1" noChangeAspect="1"/>
                     </pic:cNvPicPr>
                   </pic:nvPicPr>
                   <pic:blipFill>
-                    <a:blip r:embed="rId87"/>
+                    <a:blip r:embed="rId81"/>
                     <a:stretch>
                       <a:fillRect/>
                     </a:stretch>
@@ -29653,8 +29489,8 @@
         <w:t>Distribution of sampled target-aspect counts in the pilot validation subset. This appendix figure is retained because it documents the pilot mixture without duplicating the acceptance criteria already summarized in Table A6.</w:t>
       </w:r>
     </w:p>
-    <w:bookmarkEnd w:id="90"/>
-    <w:bookmarkStart w:id="91" w:name="a.8-label-faithfulness-audit-details"/>
+    <w:bookmarkEnd w:id="84"/>
+    <w:bookmarkStart w:id="85" w:name="a.8-label-faithfulness-audit-details"/>
     <w:p>
       <w:pPr>
         <w:pStyle w:val="Heading3"/>
@@ -30436,8 +30272,8 @@
         </w:tc>
       </w:tr>
     </w:tbl>
-    <w:bookmarkEnd w:id="91"/>
-    <w:bookmarkStart w:id="98" w:name="Xb51d6d980403249caca7e6b2e2b0beca2feceac"/>
+    <w:bookmarkEnd w:id="85"/>
+    <w:bookmarkStart w:id="92" w:name="Xb51d6d980403249caca7e6b2e2b0beca2feceac"/>
     <w:p>
       <w:pPr>
         <w:pStyle w:val="Heading3"/>
@@ -31543,18 +31379,18 @@
           <wp:inline>
             <wp:extent cx="5943600" cy="3139327"/>
             <wp:effectExtent b="0" l="0" r="0" t="0"/>
-            <wp:docPr descr="Seed stability across the strongest local models" title="" id="93" name="Picture"/>
+            <wp:docPr descr="Seed stability across the strongest local models" title="" id="87" name="Picture"/>
             <a:graphic>
               <a:graphicData uri="http://schemas.openxmlformats.org/drawingml/2006/picture">
                 <pic:pic>
                   <pic:nvPicPr>
-                    <pic:cNvPr descr="C:/Users/apart/AppData/Local/Temp/html2doc_svg_q0Eh9d/svg_13.png" id="94" name="Picture"/>
+                    <pic:cNvPr descr="C:/Users/apart/AppData/Local/Temp/html2doc_svg_8G2ejg/svg_11.png" id="88" name="Picture"/>
                     <pic:cNvPicPr>
                       <a:picLocks noChangeArrowheads="1" noChangeAspect="1"/>
                     </pic:cNvPicPr>
                   </pic:nvPicPr>
                   <pic:blipFill>
-                    <a:blip r:embed="rId92"/>
+                    <a:blip r:embed="rId86"/>
                     <a:stretch>
                       <a:fillRect/>
                     </a:stretch>
@@ -32380,18 +32216,18 @@
           <wp:inline>
             <wp:extent cx="5943600" cy="2804997"/>
             <wp:effectExtent b="0" l="0" r="0" t="0"/>
-            <wp:docPr descr="Training-budget tuning comparison for BERT and DistilBERT" title="" id="96" name="Picture"/>
+            <wp:docPr descr="Training-budget tuning comparison for BERT and DistilBERT" title="" id="90" name="Picture"/>
             <a:graphic>
               <a:graphicData uri="http://schemas.openxmlformats.org/drawingml/2006/picture">
                 <pic:pic>
                   <pic:nvPicPr>
-                    <pic:cNvPr descr="C:/Users/apart/AppData/Local/Temp/html2doc_svg_q0Eh9d/svg_14.png" id="97" name="Picture"/>
+                    <pic:cNvPr descr="C:/Users/apart/AppData/Local/Temp/html2doc_svg_8G2ejg/svg_12.png" id="91" name="Picture"/>
                     <pic:cNvPicPr>
                       <a:picLocks noChangeArrowheads="1" noChangeAspect="1"/>
                     </pic:cNvPicPr>
                   </pic:nvPicPr>
                   <pic:blipFill>
-                    <a:blip r:embed="rId95"/>
+                    <a:blip r:embed="rId89"/>
                     <a:stretch>
                       <a:fillRect/>
                     </a:stretch>
@@ -33120,8 +32956,8 @@
         </w:tc>
       </w:tr>
     </w:tbl>
-    <w:bookmarkEnd w:id="98"/>
-    <w:bookmarkStart w:id="99" w:name="a.10-additional-detection-diagnostics"/>
+    <w:bookmarkEnd w:id="92"/>
+    <w:bookmarkStart w:id="93" w:name="a.10-additional-detection-diagnostics"/>
     <w:p>
       <w:pPr>
         <w:pStyle w:val="Heading3"/>
@@ -35775,9 +35611,9 @@
         </w:tc>
       </w:tr>
     </w:tbl>
-    <w:bookmarkEnd w:id="99"/>
-    <w:bookmarkEnd w:id="100"/>
-    <w:bookmarkStart w:id="132" w:name="bibliography"/>
+    <w:bookmarkEnd w:id="93"/>
+    <w:bookmarkEnd w:id="94"/>
+    <w:bookmarkStart w:id="126" w:name="bibliography"/>
     <w:p>
       <w:pPr>
         <w:pStyle w:val="Heading2"/>
@@ -35808,7 +35644,7 @@
       <w:r>
         <w:t xml:space="preserve"> </w:t>
       </w:r>
-      <w:hyperlink r:id="rId101">
+      <w:hyperlink r:id="rId95">
         <w:r>
           <w:rPr>
             <w:rStyle w:val="Hyperlink"/>
@@ -35852,7 +35688,7 @@
       <w:r>
         <w:t xml:space="preserve"> </w:t>
       </w:r>
-      <w:hyperlink r:id="rId102">
+      <w:hyperlink r:id="rId96">
         <w:r>
           <w:rPr>
             <w:rStyle w:val="Hyperlink"/>
@@ -35883,7 +35719,7 @@
       <w:r>
         <w:t xml:space="preserve"> </w:t>
       </w:r>
-      <w:hyperlink r:id="rId103">
+      <w:hyperlink r:id="rId97">
         <w:r>
           <w:rPr>
             <w:rStyle w:val="Hyperlink"/>
@@ -35914,7 +35750,7 @@
       <w:r>
         <w:t xml:space="preserve"> </w:t>
       </w:r>
-      <w:hyperlink r:id="rId104">
+      <w:hyperlink r:id="rId98">
         <w:r>
           <w:rPr>
             <w:rStyle w:val="Hyperlink"/>
@@ -35945,7 +35781,7 @@
       <w:r>
         <w:t xml:space="preserve"> </w:t>
       </w:r>
-      <w:hyperlink r:id="rId105">
+      <w:hyperlink r:id="rId99">
         <w:r>
           <w:rPr>
             <w:rStyle w:val="Hyperlink"/>
@@ -35976,7 +35812,7 @@
       <w:r>
         <w:t xml:space="preserve"> </w:t>
       </w:r>
-      <w:hyperlink r:id="rId106">
+      <w:hyperlink r:id="rId100">
         <w:r>
           <w:rPr>
             <w:rStyle w:val="Hyperlink"/>
@@ -36007,7 +35843,7 @@
       <w:r>
         <w:t xml:space="preserve"> </w:t>
       </w:r>
-      <w:hyperlink r:id="rId107">
+      <w:hyperlink r:id="rId101">
         <w:r>
           <w:rPr>
             <w:rStyle w:val="Hyperlink"/>
@@ -36038,7 +35874,7 @@
       <w:r>
         <w:t xml:space="preserve"> </w:t>
       </w:r>
-      <w:hyperlink r:id="rId108">
+      <w:hyperlink r:id="rId102">
         <w:r>
           <w:rPr>
             <w:rStyle w:val="Hyperlink"/>
@@ -36069,7 +35905,7 @@
       <w:r>
         <w:t xml:space="preserve"> </w:t>
       </w:r>
-      <w:hyperlink r:id="rId109">
+      <w:hyperlink r:id="rId103">
         <w:r>
           <w:rPr>
             <w:rStyle w:val="Hyperlink"/>
@@ -36113,7 +35949,7 @@
       <w:r>
         <w:t xml:space="preserve"> </w:t>
       </w:r>
-      <w:hyperlink r:id="rId110">
+      <w:hyperlink r:id="rId104">
         <w:r>
           <w:rPr>
             <w:rStyle w:val="Hyperlink"/>
@@ -36157,7 +35993,7 @@
       <w:r>
         <w:t xml:space="preserve"> </w:t>
       </w:r>
-      <w:hyperlink r:id="rId111">
+      <w:hyperlink r:id="rId105">
         <w:r>
           <w:rPr>
             <w:rStyle w:val="Hyperlink"/>
@@ -36188,7 +36024,7 @@
       <w:r>
         <w:t xml:space="preserve"> </w:t>
       </w:r>
-      <w:hyperlink r:id="rId112">
+      <w:hyperlink r:id="rId106">
         <w:r>
           <w:rPr>
             <w:rStyle w:val="Hyperlink"/>
@@ -36219,7 +36055,7 @@
       <w:r>
         <w:t xml:space="preserve"> </w:t>
       </w:r>
-      <w:hyperlink r:id="rId113">
+      <w:hyperlink r:id="rId107">
         <w:r>
           <w:rPr>
             <w:rStyle w:val="Hyperlink"/>
@@ -36250,7 +36086,7 @@
       <w:r>
         <w:t xml:space="preserve"> </w:t>
       </w:r>
-      <w:hyperlink r:id="rId114">
+      <w:hyperlink r:id="rId108">
         <w:r>
           <w:rPr>
             <w:rStyle w:val="Hyperlink"/>
@@ -36281,7 +36117,7 @@
       <w:r>
         <w:t xml:space="preserve"> </w:t>
       </w:r>
-      <w:hyperlink r:id="rId115">
+      <w:hyperlink r:id="rId109">
         <w:r>
           <w:rPr>
             <w:rStyle w:val="Hyperlink"/>
@@ -36312,7 +36148,7 @@
       <w:r>
         <w:t xml:space="preserve"> </w:t>
       </w:r>
-      <w:hyperlink r:id="rId116">
+      <w:hyperlink r:id="rId110">
         <w:r>
           <w:rPr>
             <w:rStyle w:val="Hyperlink"/>
@@ -36343,7 +36179,7 @@
       <w:r>
         <w:t xml:space="preserve"> </w:t>
       </w:r>
-      <w:hyperlink r:id="rId117">
+      <w:hyperlink r:id="rId111">
         <w:r>
           <w:rPr>
             <w:rStyle w:val="Hyperlink"/>
@@ -36387,7 +36223,7 @@
       <w:r>
         <w:t xml:space="preserve"> </w:t>
       </w:r>
-      <w:hyperlink r:id="rId118">
+      <w:hyperlink r:id="rId112">
         <w:r>
           <w:rPr>
             <w:rStyle w:val="Hyperlink"/>
@@ -36431,7 +36267,7 @@
       <w:r>
         <w:t xml:space="preserve"> </w:t>
       </w:r>
-      <w:hyperlink r:id="rId119">
+      <w:hyperlink r:id="rId113">
         <w:r>
           <w:rPr>
             <w:rStyle w:val="Hyperlink"/>
@@ -36475,7 +36311,7 @@
       <w:r>
         <w:t xml:space="preserve"> </w:t>
       </w:r>
-      <w:hyperlink r:id="rId120">
+      <w:hyperlink r:id="rId114">
         <w:r>
           <w:rPr>
             <w:rStyle w:val="Hyperlink"/>
@@ -36506,7 +36342,7 @@
       <w:r>
         <w:t xml:space="preserve"> </w:t>
       </w:r>
-      <w:hyperlink r:id="rId121">
+      <w:hyperlink r:id="rId115">
         <w:r>
           <w:rPr>
             <w:rStyle w:val="Hyperlink"/>
@@ -36550,7 +36386,7 @@
       <w:r>
         <w:t xml:space="preserve"> </w:t>
       </w:r>
-      <w:hyperlink r:id="rId122">
+      <w:hyperlink r:id="rId116">
         <w:r>
           <w:rPr>
             <w:rStyle w:val="Hyperlink"/>
@@ -36594,7 +36430,7 @@
       <w:r>
         <w:t xml:space="preserve"> </w:t>
       </w:r>
-      <w:hyperlink r:id="rId123">
+      <w:hyperlink r:id="rId117">
         <w:r>
           <w:rPr>
             <w:rStyle w:val="Hyperlink"/>
@@ -36638,7 +36474,7 @@
       <w:r>
         <w:t xml:space="preserve"> </w:t>
       </w:r>
-      <w:hyperlink r:id="rId124">
+      <w:hyperlink r:id="rId118">
         <w:r>
           <w:rPr>
             <w:rStyle w:val="Hyperlink"/>
@@ -36682,7 +36518,7 @@
       <w:r>
         <w:t xml:space="preserve"> </w:t>
       </w:r>
-      <w:hyperlink r:id="rId125">
+      <w:hyperlink r:id="rId119">
         <w:r>
           <w:rPr>
             <w:rStyle w:val="Hyperlink"/>
@@ -36726,7 +36562,7 @@
       <w:r>
         <w:t xml:space="preserve"> </w:t>
       </w:r>
-      <w:hyperlink r:id="rId126">
+      <w:hyperlink r:id="rId120">
         <w:r>
           <w:rPr>
             <w:rStyle w:val="Hyperlink"/>
@@ -36757,7 +36593,7 @@
       <w:r>
         <w:t xml:space="preserve"> </w:t>
       </w:r>
-      <w:hyperlink r:id="rId127">
+      <w:hyperlink r:id="rId121">
         <w:r>
           <w:rPr>
             <w:rStyle w:val="Hyperlink"/>
@@ -36804,7 +36640,7 @@
       <w:r>
         <w:t xml:space="preserve"> </w:t>
       </w:r>
-      <w:hyperlink r:id="rId128">
+      <w:hyperlink r:id="rId122">
         <w:r>
           <w:rPr>
             <w:rStyle w:val="Hyperlink"/>
@@ -36835,7 +36671,7 @@
       <w:r>
         <w:t xml:space="preserve"> </w:t>
       </w:r>
-      <w:hyperlink r:id="rId129">
+      <w:hyperlink r:id="rId123">
         <w:r>
           <w:rPr>
             <w:rStyle w:val="Hyperlink"/>
@@ -36866,7 +36702,7 @@
       <w:r>
         <w:t xml:space="preserve"> </w:t>
       </w:r>
-      <w:hyperlink r:id="rId130">
+      <w:hyperlink r:id="rId124">
         <w:r>
           <w:rPr>
             <w:rStyle w:val="Hyperlink"/>
@@ -36897,7 +36733,7 @@
       <w:r>
         <w:t xml:space="preserve"> </w:t>
       </w:r>
-      <w:hyperlink r:id="rId131">
+      <w:hyperlink r:id="rId125">
         <w:r>
           <w:rPr>
             <w:rStyle w:val="Hyperlink"/>
@@ -36921,7 +36757,7 @@
         <w:t xml:space="preserve">Reproducibility note: generation artifacts, local benchmark outputs, and realism-study files are kept distinct throughout the text.</w:t>
       </w:r>
     </w:p>
-    <w:bookmarkEnd w:id="132"/>
+    <w:bookmarkEnd w:id="126"/>
     <w:sectPr>
       <w:footerReference w:type="default" r:id="rId9"/>
       <w:pgSz w:h="15840" w:w="12240"/>

--- a/paper/course_absa_manuscript.docx
+++ b/paper/course_absa_manuscript.docx
@@ -1425,7 +1425,7 @@
               <a:graphicData uri="http://schemas.openxmlformats.org/drawingml/2006/picture">
                 <pic:pic>
                   <pic:nvPicPr>
-                    <pic:cNvPr descr="C:/Users/apart/AppData/Local/Temp/html2doc_svg_3Xx1XO/svg_0.png" id="16" name="Picture"/>
+                    <pic:cNvPr descr="C:/Users/apart/AppData/Local/Temp/html2doc_svg_HDgnHY/svg_0.png" id="16" name="Picture"/>
                     <pic:cNvPicPr>
                       <a:picLocks noChangeArrowheads="1" noChangeAspect="1"/>
                     </pic:cNvPicPr>
@@ -7344,7 +7344,7 @@
               <a:graphicData uri="http://schemas.openxmlformats.org/drawingml/2006/picture">
                 <pic:pic>
                   <pic:nvPicPr>
-                    <pic:cNvPr descr="C:/Users/apart/AppData/Local/Temp/html2doc_svg_3Xx1XO/svg_1.png" id="29" name="Picture"/>
+                    <pic:cNvPr descr="C:/Users/apart/AppData/Local/Temp/html2doc_svg_HDgnHY/svg_1.png" id="29" name="Picture"/>
                     <pic:cNvPicPr>
                       <a:picLocks noChangeArrowheads="1" noChangeAspect="1"/>
                     </pic:cNvPicPr>
@@ -7426,7 +7426,7 @@
               <a:graphicData uri="http://schemas.openxmlformats.org/drawingml/2006/picture">
                 <pic:pic>
                   <pic:nvPicPr>
-                    <pic:cNvPr descr="C:/Users/apart/AppData/Local/Temp/html2doc_svg_3Xx1XO/svg_2.png" id="32" name="Picture"/>
+                    <pic:cNvPr descr="C:/Users/apart/AppData/Local/Temp/html2doc_svg_HDgnHY/svg_2.png" id="32" name="Picture"/>
                     <pic:cNvPicPr>
                       <a:picLocks noChangeArrowheads="1" noChangeAspect="1"/>
                     </pic:cNvPicPr>
@@ -10755,7 +10755,7 @@
               <a:graphicData uri="http://schemas.openxmlformats.org/drawingml/2006/picture">
                 <pic:pic>
                   <pic:nvPicPr>
-                    <pic:cNvPr descr="C:/Users/apart/AppData/Local/Temp/html2doc_svg_3Xx1XO/svg_3.png" id="37" name="Picture"/>
+                    <pic:cNvPr descr="C:/Users/apart/AppData/Local/Temp/html2doc_svg_HDgnHY/svg_3.png" id="37" name="Picture"/>
                     <pic:cNvPicPr>
                       <a:picLocks noChangeArrowheads="1" noChangeAspect="1"/>
                     </pic:cNvPicPr>
@@ -11820,7 +11820,7 @@
               <a:graphicData uri="http://schemas.openxmlformats.org/drawingml/2006/picture">
                 <pic:pic>
                   <pic:nvPicPr>
-                    <pic:cNvPr descr="C:/Users/apart/AppData/Local/Temp/html2doc_svg_3Xx1XO/svg_4.png" id="42" name="Picture"/>
+                    <pic:cNvPr descr="C:/Users/apart/AppData/Local/Temp/html2doc_svg_HDgnHY/svg_4.png" id="42" name="Picture"/>
                     <pic:cNvPicPr>
                       <a:picLocks noChangeArrowheads="1" noChangeAspect="1"/>
                     </pic:cNvPicPr>
@@ -15382,7 +15382,7 @@
               <a:graphicData uri="http://schemas.openxmlformats.org/drawingml/2006/picture">
                 <pic:pic>
                   <pic:nvPicPr>
-                    <pic:cNvPr descr="C:/Users/apart/AppData/Local/Temp/html2doc_svg_3Xx1XO/svg_5.png" id="46" name="Picture"/>
+                    <pic:cNvPr descr="C:/Users/apart/AppData/Local/Temp/html2doc_svg_HDgnHY/svg_5.png" id="46" name="Picture"/>
                     <pic:cNvPicPr>
                       <a:picLocks noChangeArrowheads="1" noChangeAspect="1"/>
                     </pic:cNvPicPr>
@@ -15464,7 +15464,7 @@
               <a:graphicData uri="http://schemas.openxmlformats.org/drawingml/2006/picture">
                 <pic:pic>
                   <pic:nvPicPr>
-                    <pic:cNvPr descr="C:/Users/apart/AppData/Local/Temp/html2doc_svg_3Xx1XO/svg_6.png" id="49" name="Picture"/>
+                    <pic:cNvPr descr="C:/Users/apart/AppData/Local/Temp/html2doc_svg_HDgnHY/svg_6.png" id="49" name="Picture"/>
                     <pic:cNvPicPr>
                       <a:picLocks noChangeArrowheads="1" noChangeAspect="1"/>
                     </pic:cNvPicPr>
@@ -19809,7 +19809,7 @@
               <a:graphicData uri="http://schemas.openxmlformats.org/drawingml/2006/picture">
                 <pic:pic>
                   <pic:nvPicPr>
-                    <pic:cNvPr descr="C:/Users/apart/AppData/Local/Temp/html2doc_svg_3Xx1XO/svg_7.png" id="55" name="Picture"/>
+                    <pic:cNvPr descr="C:/Users/apart/AppData/Local/Temp/html2doc_svg_HDgnHY/svg_7.png" id="55" name="Picture"/>
                     <pic:cNvPicPr>
                       <a:picLocks noChangeArrowheads="1" noChangeAspect="1"/>
                     </pic:cNvPicPr>
@@ -20298,6 +20298,18 @@
         <w:t xml:space="preserve">This study contributes a 10K synthetic educational ABSA corpus over a 20-aspect pedagogical schema, a documented generation protocol, and a benchmark setting that makes internal train-validation-test evaluation possible in a domain where public labeled data remain difficult to obtain. It also includes a conservative synthetic-to-real evaluation on mapped annotated student feedback, which supports partial transfer on a 9-aspect overlap, and generator validations that clarify how realism control and label faithfulness behave at corpus scale. Taken together, the evidence supports controlled synthetic supervision as a productive way to study educational ABSA, compare model families, and establish an openly reusable benchmark in a data-scarce domain.</w:t>
       </w:r>
     </w:p>
+    <w:p>
+      <w:pPr>
+        <w:pStyle w:val="BodyText"/>
+        <w:jc w:val="both"/>
+        <w:keepNext w:val="0"/>
+        <w:keepLines w:val="0"/>
+        <w:widowControl w:val="1"/>
+      </w:pPr>
+      <w:r>
+        <w:t xml:space="preserve">Reproducibility: the generation artifacts, local benchmark outputs, and realism-study files are kept distinct throughout, so each reported number traces to its own artifact.</w:t>
+      </w:r>
+    </w:p>
     <w:bookmarkEnd w:id="63"/>
     <w:bookmarkStart w:id="93" w:name="appendix"/>
     <w:p>
@@ -25105,7 +25117,7 @@
               <a:graphicData uri="http://schemas.openxmlformats.org/drawingml/2006/picture">
                 <pic:pic>
                   <pic:nvPicPr>
-                    <pic:cNvPr descr="C:/Users/apart/AppData/Local/Temp/html2doc_svg_3Xx1XO/svg_8.png" id="70" name="Picture"/>
+                    <pic:cNvPr descr="C:/Users/apart/AppData/Local/Temp/html2doc_svg_HDgnHY/svg_8.png" id="70" name="Picture"/>
                     <pic:cNvPicPr>
                       <a:picLocks noChangeArrowheads="1" noChangeAspect="1"/>
                     </pic:cNvPicPr>
@@ -26914,7 +26926,7 @@
               <a:graphicData uri="http://schemas.openxmlformats.org/drawingml/2006/picture">
                 <pic:pic>
                   <pic:nvPicPr>
-                    <pic:cNvPr descr="C:/Users/apart/AppData/Local/Temp/html2doc_svg_3Xx1XO/svg_9.png" id="75" name="Picture"/>
+                    <pic:cNvPr descr="C:/Users/apart/AppData/Local/Temp/html2doc_svg_HDgnHY/svg_9.png" id="75" name="Picture"/>
                     <pic:cNvPicPr>
                       <a:picLocks noChangeArrowheads="1" noChangeAspect="1"/>
                     </pic:cNvPicPr>
@@ -28873,7 +28885,7 @@
               <a:graphicData uri="http://schemas.openxmlformats.org/drawingml/2006/picture">
                 <pic:pic>
                   <pic:nvPicPr>
-                    <pic:cNvPr descr="C:/Users/apart/AppData/Local/Temp/html2doc_svg_3Xx1XO/svg_10.png" id="80" name="Picture"/>
+                    <pic:cNvPr descr="C:/Users/apart/AppData/Local/Temp/html2doc_svg_HDgnHY/svg_10.png" id="80" name="Picture"/>
                     <pic:cNvPicPr>
                       <a:picLocks noChangeArrowheads="1" noChangeAspect="1"/>
                     </pic:cNvPicPr>
@@ -29710,7 +29722,7 @@
               <a:graphicData uri="http://schemas.openxmlformats.org/drawingml/2006/picture">
                 <pic:pic>
                   <pic:nvPicPr>
-                    <pic:cNvPr descr="C:/Users/apart/AppData/Local/Temp/html2doc_svg_3Xx1XO/svg_11.png" id="83" name="Picture"/>
+                    <pic:cNvPr descr="C:/Users/apart/AppData/Local/Temp/html2doc_svg_HDgnHY/svg_11.png" id="83" name="Picture"/>
                     <pic:cNvPicPr>
                       <a:picLocks noChangeArrowheads="1" noChangeAspect="1"/>
                     </pic:cNvPicPr>
@@ -34430,7 +34442,7 @@
               <a:graphicData uri="http://schemas.openxmlformats.org/drawingml/2006/picture">
                 <pic:pic>
                   <pic:nvPicPr>
-                    <pic:cNvPr descr="C:/Users/apart/AppData/Local/Temp/html2doc_svg_3Xx1XO/svg_12.png" id="88" name="Picture"/>
+                    <pic:cNvPr descr="C:/Users/apart/AppData/Local/Temp/html2doc_svg_HDgnHY/svg_12.png" id="88" name="Picture"/>
                     <pic:cNvPicPr>
                       <a:picLocks noChangeArrowheads="1" noChangeAspect="1"/>
                     </pic:cNvPicPr>
@@ -36730,18 +36742,6 @@
       </w:hyperlink>
       <w:r>
         <w:t xml:space="preserve">. Findings of NAACL 2024, pages 3892-3910.</w:t>
-      </w:r>
-    </w:p>
-    <w:p>
-      <w:pPr>
-        <w:pStyle w:val="FirstParagraph"/>
-        <w:jc w:val="both"/>
-        <w:keepNext w:val="0"/>
-        <w:keepLines w:val="0"/>
-        <w:widowControl w:val="1"/>
-      </w:pPr>
-      <w:r>
-        <w:t xml:space="preserve">Reproducibility note: generation artifacts, local benchmark outputs, and realism-study files are kept distinct throughout the text.</w:t>
       </w:r>
     </w:p>
     <w:bookmarkEnd w:id="125"/>

--- a/paper/course_absa_manuscript.docx
+++ b/paper/course_absa_manuscript.docx
@@ -1425,7 +1425,7 @@
               <a:graphicData uri="http://schemas.openxmlformats.org/drawingml/2006/picture">
                 <pic:pic>
                   <pic:nvPicPr>
-                    <pic:cNvPr descr="C:/Users/apart/AppData/Local/Temp/html2doc_svg_HDgnHY/svg_0.png" id="16" name="Picture"/>
+                    <pic:cNvPr descr="C:/Users/apart/AppData/Local/Temp/html2doc_svg_3JSFNM/svg_0.png" id="16" name="Picture"/>
                     <pic:cNvPicPr>
                       <a:picLocks noChangeArrowheads="1" noChangeAspect="1"/>
                     </pic:cNvPicPr>
@@ -7344,7 +7344,7 @@
               <a:graphicData uri="http://schemas.openxmlformats.org/drawingml/2006/picture">
                 <pic:pic>
                   <pic:nvPicPr>
-                    <pic:cNvPr descr="C:/Users/apart/AppData/Local/Temp/html2doc_svg_HDgnHY/svg_1.png" id="29" name="Picture"/>
+                    <pic:cNvPr descr="C:/Users/apart/AppData/Local/Temp/html2doc_svg_3JSFNM/svg_1.png" id="29" name="Picture"/>
                     <pic:cNvPicPr>
                       <a:picLocks noChangeArrowheads="1" noChangeAspect="1"/>
                     </pic:cNvPicPr>
@@ -7426,7 +7426,7 @@
               <a:graphicData uri="http://schemas.openxmlformats.org/drawingml/2006/picture">
                 <pic:pic>
                   <pic:nvPicPr>
-                    <pic:cNvPr descr="C:/Users/apart/AppData/Local/Temp/html2doc_svg_HDgnHY/svg_2.png" id="32" name="Picture"/>
+                    <pic:cNvPr descr="C:/Users/apart/AppData/Local/Temp/html2doc_svg_3JSFNM/svg_2.png" id="32" name="Picture"/>
                     <pic:cNvPicPr>
                       <a:picLocks noChangeArrowheads="1" noChangeAspect="1"/>
                     </pic:cNvPicPr>
@@ -10755,7 +10755,7 @@
               <a:graphicData uri="http://schemas.openxmlformats.org/drawingml/2006/picture">
                 <pic:pic>
                   <pic:nvPicPr>
-                    <pic:cNvPr descr="C:/Users/apart/AppData/Local/Temp/html2doc_svg_HDgnHY/svg_3.png" id="37" name="Picture"/>
+                    <pic:cNvPr descr="C:/Users/apart/AppData/Local/Temp/html2doc_svg_3JSFNM/svg_3.png" id="37" name="Picture"/>
                     <pic:cNvPicPr>
                       <a:picLocks noChangeArrowheads="1" noChangeAspect="1"/>
                     </pic:cNvPicPr>
@@ -11820,7 +11820,7 @@
               <a:graphicData uri="http://schemas.openxmlformats.org/drawingml/2006/picture">
                 <pic:pic>
                   <pic:nvPicPr>
-                    <pic:cNvPr descr="C:/Users/apart/AppData/Local/Temp/html2doc_svg_HDgnHY/svg_4.png" id="42" name="Picture"/>
+                    <pic:cNvPr descr="C:/Users/apart/AppData/Local/Temp/html2doc_svg_3JSFNM/svg_4.png" id="42" name="Picture"/>
                     <pic:cNvPicPr>
                       <a:picLocks noChangeArrowheads="1" noChangeAspect="1"/>
                     </pic:cNvPicPr>
@@ -15382,7 +15382,7 @@
               <a:graphicData uri="http://schemas.openxmlformats.org/drawingml/2006/picture">
                 <pic:pic>
                   <pic:nvPicPr>
-                    <pic:cNvPr descr="C:/Users/apart/AppData/Local/Temp/html2doc_svg_HDgnHY/svg_5.png" id="46" name="Picture"/>
+                    <pic:cNvPr descr="C:/Users/apart/AppData/Local/Temp/html2doc_svg_3JSFNM/svg_5.png" id="46" name="Picture"/>
                     <pic:cNvPicPr>
                       <a:picLocks noChangeArrowheads="1" noChangeAspect="1"/>
                     </pic:cNvPicPr>
@@ -15464,7 +15464,7 @@
               <a:graphicData uri="http://schemas.openxmlformats.org/drawingml/2006/picture">
                 <pic:pic>
                   <pic:nvPicPr>
-                    <pic:cNvPr descr="C:/Users/apart/AppData/Local/Temp/html2doc_svg_HDgnHY/svg_6.png" id="49" name="Picture"/>
+                    <pic:cNvPr descr="C:/Users/apart/AppData/Local/Temp/html2doc_svg_3JSFNM/svg_6.png" id="49" name="Picture"/>
                     <pic:cNvPicPr>
                       <a:picLocks noChangeArrowheads="1" noChangeAspect="1"/>
                     </pic:cNvPicPr>
@@ -19166,7 +19166,7 @@
         <w:widowControl w:val="1"/>
       </w:pPr>
       <w:r>
-        <w:t xml:space="preserve">Table 8F. Cross-architecture and cross-target replication of the §6.7D contrasts. Paired bucket-versus-baseline differences in sentiment MSE on the detector's predicted aspects, mean over eight seeds with 95% bootstrap CI. The</w:t>
+        <w:t xml:space="preserve">Table 8F. Cross-architecture and cross-target replication of the Section 5.9 contrasts. Paired bucket-versus-baseline differences in sentiment MSE on the detector's predicted aspects, mean over eight seeds with 95% bootstrap CI. The</w:t>
       </w:r>
       <w:r>
         <w:t xml:space="preserve"> </w:t>
@@ -19190,7 +19190,7 @@
         <w:tblW w:type="pct" w:w="5000"/>
         <w:jc w:val="center"/>
         <w:tblLook w:firstRow="1" w:lastRow="0" w:firstColumn="0" w:lastColumn="0" w:noHBand="0" w:noVBand="0" w:val="0020"/>
-        <w:tblCaption w:val="Table 8F. Cross-architecture and cross-target replication of the §6.7D contrasts. Paired bucket-versus-baseline differences in sentiment MSE on the detector's predicted aspects, mean over eight seeds with 95% bootstrap CI. The top50 − random_5k contrast is reported on the architecture-replication row (DistilBERT-Herath) where the experiment is set up to test size-controlled filtering at the same scale as BERT-Herath; on EduRABSA the size-controlled comparison is reserved for the bot25 negative control."/>
+        <w:tblCaption w:val="Table 8F. Cross-architecture and cross-target replication of the Section 5.9 contrasts. Paired bucket-versus-baseline differences in sentiment MSE on the detector's predicted aspects, mean over eight seeds with 95% bootstrap CI. The top50 − random_5k contrast is reported on the architecture-replication row (DistilBERT-Herath) where the experiment is set up to test size-controlled filtering at the same scale as BERT-Herath; on EduRABSA the size-controlled comparison is reserved for the bot25 negative control."/>
         <w:tblLayout w:type="autofit"/>
         <w:tblBorders>
           <w:top w:val="single" w:sz="10" w:color="4F6272"/>
@@ -19809,7 +19809,7 @@
               <a:graphicData uri="http://schemas.openxmlformats.org/drawingml/2006/picture">
                 <pic:pic>
                   <pic:nvPicPr>
-                    <pic:cNvPr descr="C:/Users/apart/AppData/Local/Temp/html2doc_svg_HDgnHY/svg_7.png" id="55" name="Picture"/>
+                    <pic:cNvPr descr="C:/Users/apart/AppData/Local/Temp/html2doc_svg_3JSFNM/svg_7.png" id="55" name="Picture"/>
                     <pic:cNvPicPr>
                       <a:picLocks noChangeArrowheads="1" noChangeAspect="1"/>
                     </pic:cNvPicPr>
@@ -25117,7 +25117,7 @@
               <a:graphicData uri="http://schemas.openxmlformats.org/drawingml/2006/picture">
                 <pic:pic>
                   <pic:nvPicPr>
-                    <pic:cNvPr descr="C:/Users/apart/AppData/Local/Temp/html2doc_svg_HDgnHY/svg_8.png" id="70" name="Picture"/>
+                    <pic:cNvPr descr="C:/Users/apart/AppData/Local/Temp/html2doc_svg_3JSFNM/svg_8.png" id="70" name="Picture"/>
                     <pic:cNvPicPr>
                       <a:picLocks noChangeArrowheads="1" noChangeAspect="1"/>
                     </pic:cNvPicPr>
@@ -26926,7 +26926,7 @@
               <a:graphicData uri="http://schemas.openxmlformats.org/drawingml/2006/picture">
                 <pic:pic>
                   <pic:nvPicPr>
-                    <pic:cNvPr descr="C:/Users/apart/AppData/Local/Temp/html2doc_svg_HDgnHY/svg_9.png" id="75" name="Picture"/>
+                    <pic:cNvPr descr="C:/Users/apart/AppData/Local/Temp/html2doc_svg_3JSFNM/svg_9.png" id="75" name="Picture"/>
                     <pic:cNvPicPr>
                       <a:picLocks noChangeArrowheads="1" noChangeAspect="1"/>
                     </pic:cNvPicPr>
@@ -28885,7 +28885,7 @@
               <a:graphicData uri="http://schemas.openxmlformats.org/drawingml/2006/picture">
                 <pic:pic>
                   <pic:nvPicPr>
-                    <pic:cNvPr descr="C:/Users/apart/AppData/Local/Temp/html2doc_svg_HDgnHY/svg_10.png" id="80" name="Picture"/>
+                    <pic:cNvPr descr="C:/Users/apart/AppData/Local/Temp/html2doc_svg_3JSFNM/svg_10.png" id="80" name="Picture"/>
                     <pic:cNvPicPr>
                       <a:picLocks noChangeArrowheads="1" noChangeAspect="1"/>
                     </pic:cNvPicPr>
@@ -29722,7 +29722,7 @@
               <a:graphicData uri="http://schemas.openxmlformats.org/drawingml/2006/picture">
                 <pic:pic>
                   <pic:nvPicPr>
-                    <pic:cNvPr descr="C:/Users/apart/AppData/Local/Temp/html2doc_svg_HDgnHY/svg_11.png" id="83" name="Picture"/>
+                    <pic:cNvPr descr="C:/Users/apart/AppData/Local/Temp/html2doc_svg_3JSFNM/svg_11.png" id="83" name="Picture"/>
                     <pic:cNvPicPr>
                       <a:picLocks noChangeArrowheads="1" noChangeAspect="1"/>
                     </pic:cNvPicPr>
@@ -34442,7 +34442,7 @@
               <a:graphicData uri="http://schemas.openxmlformats.org/drawingml/2006/picture">
                 <pic:pic>
                   <pic:nvPicPr>
-                    <pic:cNvPr descr="C:/Users/apart/AppData/Local/Temp/html2doc_svg_HDgnHY/svg_12.png" id="88" name="Picture"/>
+                    <pic:cNvPr descr="C:/Users/apart/AppData/Local/Temp/html2doc_svg_3JSFNM/svg_12.png" id="88" name="Picture"/>
                     <pic:cNvPicPr>
                       <a:picLocks noChangeArrowheads="1" noChangeAspect="1"/>
                     </pic:cNvPicPr>

--- a/paper/course_absa_manuscript.docx
+++ b/paper/course_absa_manuscript.docx
@@ -74,7 +74,7 @@
         <w:t xml:space="preserve"> </w:t>
       </w:r>
       <w:r>
-        <w:t xml:space="preserve">reaches 0.2519 micro-F1 in zero-shot mode and 0.2501 with retrieval-based few-shot prompting, placing batch inference above the classical baseline and close to the compact joint encoders. A conservative external evaluation on 2,829 mapped student-feedback reviews from Herath et al. yields a micro-F1 of 0.4593 for BERT on a 9-aspect overlap, indicating partial synthetic-to-real transfer. Realism and faithfulness analyses are reported as generator diagnostics that clarify how the benchmark was stabilized; the faithfulness score is then shown to act as an actionable training-data filter, where retaining the top 50% of the corpus by audit score reduces Herath sentiment-polarity error at half the training cost, replicates on a distilled smaller architecture, and on a second public educational ABSA benchmark (EduRABSA) the bottom-25% control bucket lifts sentiment MSE by 0.42 (paired 95% bootstrap CI across eight seeds excludes zero in every condition). The study therefore contributes a synthetic educational ABSA corpus, a documented generation procedure, a reproducible benchmark setting for a domain in which public labeled data remain difficult to obtain, and a faithfulness-aware filtering recipe whose validity is established across two architectures and two transfer benchmarks.</w:t>
+        <w:t xml:space="preserve">reaches 0.2519 micro-F1 in zero-shot mode and 0.2501 with retrieval-based few-shot prompting, placing batch inference above the classical baseline and close to the compact joint encoders. A conservative external evaluation on 2,829 mapped student-feedback reviews from Herath et al. yields a micro-F1 of 0.4593 for BERT on a 9-aspect overlap, indicating partial synthetic-to-real transfer. Realism and faithfulness analyses are reported as generator diagnostics that clarify how the benchmark was stabilized; the faithfulness score is then shown to act as an actionable training-data filter, where retaining the top 50% of the corpus by audit score reduces Herath sentiment-polarity error at half the training cost, replicates on a distilled smaller architecture, and on a second public educational ABSA benchmark (EduRABSA) the bottom-25% control bucket lifts sentiment MSE by 0.34 to 0.42 across both BERT-family architectures and both transfer targets (paired 95% bootstrap CI across eight seeds excludes zero in every condition). The study therefore contributes a synthetic educational ABSA corpus, a documented generation procedure, a reproducible benchmark setting for a domain in which public labeled data remain difficult to obtain, and a faithfulness-aware filtering recipe whose validity is established across two architectures and two transfer benchmarks.</w:t>
       </w:r>
     </w:p>
     <w:bookmarkEnd w:id="10"/>
@@ -1425,7 +1425,7 @@
               <a:graphicData uri="http://schemas.openxmlformats.org/drawingml/2006/picture">
                 <pic:pic>
                   <pic:nvPicPr>
-                    <pic:cNvPr descr="C:/Users/apart/AppData/Local/Temp/html2doc_svg_3JSFNM/svg_0.png" id="16" name="Picture"/>
+                    <pic:cNvPr descr="C:/Users/apart/AppData/Local/Temp/html2doc_svg_yyq6PA/svg_0.png" id="16" name="Picture"/>
                     <pic:cNvPicPr>
                       <a:picLocks noChangeArrowheads="1" noChangeAspect="1"/>
                     </pic:cNvPicPr>
@@ -7344,7 +7344,7 @@
               <a:graphicData uri="http://schemas.openxmlformats.org/drawingml/2006/picture">
                 <pic:pic>
                   <pic:nvPicPr>
-                    <pic:cNvPr descr="C:/Users/apart/AppData/Local/Temp/html2doc_svg_3JSFNM/svg_1.png" id="29" name="Picture"/>
+                    <pic:cNvPr descr="C:/Users/apart/AppData/Local/Temp/html2doc_svg_yyq6PA/svg_1.png" id="29" name="Picture"/>
                     <pic:cNvPicPr>
                       <a:picLocks noChangeArrowheads="1" noChangeAspect="1"/>
                     </pic:cNvPicPr>
@@ -7426,7 +7426,7 @@
               <a:graphicData uri="http://schemas.openxmlformats.org/drawingml/2006/picture">
                 <pic:pic>
                   <pic:nvPicPr>
-                    <pic:cNvPr descr="C:/Users/apart/AppData/Local/Temp/html2doc_svg_3JSFNM/svg_2.png" id="32" name="Picture"/>
+                    <pic:cNvPr descr="C:/Users/apart/AppData/Local/Temp/html2doc_svg_yyq6PA/svg_2.png" id="32" name="Picture"/>
                     <pic:cNvPicPr>
                       <a:picLocks noChangeArrowheads="1" noChangeAspect="1"/>
                     </pic:cNvPicPr>
@@ -9044,7 +9044,34 @@
         <w:t xml:space="preserve">prerequisite_fit</w:t>
       </w:r>
       <w:r>
-        <w:t xml:space="preserve">, and allows one to three aspects per review across multiple writing styles and course contexts. The ranking also has a concrete error-profile interpretation. BERT and DistilBERT improve primarily by lifting recall above 0.43 while retaining enough precision to prevent indiscriminate overprediction. ALBERT and RoBERTa, by contrast, drift toward recall-heavy detectors whose false positives then inflate downstream sentiment error. In this sense, Table 7 shows that the benchmark rewards models that recover many aspect mentions without collapsing into broad positive prediction.</w:t>
+        <w:t xml:space="preserve">, and allows one to three aspects per review across multiple writing styles and course contexts. The ranking also has a concrete error-profile interpretation. BERT and DistilBERT improve primarily by lifting recall above 0.43 while retaining enough precision to prevent indiscriminate overprediction. ALBERT and RoBERTa, by contrast, collapse to recall 1.000 at micro-F1 0.183, and the resulting false positives inflate downstream sentiment MSE to 0.577 and 0.684 respectively. In this sense, Table 7 shows that the benchmark rewards models that recover many aspect mentions without collapsing into broad positive prediction.</w:t>
+      </w:r>
+    </w:p>
+    <w:p>
+      <w:pPr>
+        <w:pStyle w:val="BodyText"/>
+        <w:jc w:val="both"/>
+        <w:keepNext w:val="0"/>
+        <w:keepLines w:val="0"/>
+        <w:widowControl w:val="1"/>
+      </w:pPr>
+      <w:r>
+        <w:t xml:space="preserve">Part of the moderate ceiling is a property of the labels rather than of the models. The held-out test split carries the same label faithfulness as the training corpus: under the full-corpus</w:t>
+      </w:r>
+      <w:r>
+        <w:t xml:space="preserve"> </w:t>
+      </w:r>
+      <w:r>
+        <w:rPr>
+          <w:rStyle w:val="VerbatimChar"/>
+        </w:rPr>
+        <w:t xml:space="preserve">gpt-4.1-mini</w:t>
+      </w:r>
+      <w:r>
+        <w:t xml:space="preserve"> </w:t>
+      </w:r>
+      <w:r>
+        <w:t xml:space="preserve">audit (Section 5.9), the 1,000-review held-out split has a mean per-row aspect-sentiment match rate of 0.58, statistically identical to the 0.58 of the full 10K. A held-out score is bounded by the faithfulness of the held-out labels, so a portion of the unrecovered detection F1 reflects test rows whose declared polarity is not visibly supported in the text rather than model limitation alone. This is the same signal the faithfulness-aware filtering in Section 5.9 exploits on the training side, and it is why the benchmark is positioned as a controllable resource with an explicit, measurable label-noise level rather than as a saturated leaderboard.</w:t>
       </w:r>
     </w:p>
     <w:p>
@@ -10755,7 +10782,7 @@
               <a:graphicData uri="http://schemas.openxmlformats.org/drawingml/2006/picture">
                 <pic:pic>
                   <pic:nvPicPr>
-                    <pic:cNvPr descr="C:/Users/apart/AppData/Local/Temp/html2doc_svg_3JSFNM/svg_3.png" id="37" name="Picture"/>
+                    <pic:cNvPr descr="C:/Users/apart/AppData/Local/Temp/html2doc_svg_yyq6PA/svg_3.png" id="37" name="Picture"/>
                     <pic:cNvPicPr>
                       <a:picLocks noChangeArrowheads="1" noChangeAspect="1"/>
                     </pic:cNvPicPr>
@@ -10870,14 +10897,33 @@
     </w:p>
     <w:p>
       <w:pPr>
-        <w:pStyle w:val="BodyText"/>
-        <w:jc w:val="both"/>
-        <w:keepNext w:val="0"/>
-        <w:keepLines w:val="0"/>
+        <w:pStyle w:val="TableCaption"/>
+        <w:spacing w:before="280" w:after="60" w:line="240" w:lineRule="auto"/>
+        <w:jc w:val="center"/>
+        <w:keepNext/>
+        <w:keepLines/>
         <w:widowControl w:val="1"/>
       </w:pPr>
       <w:r>
-        <w:t xml:space="preserve">Table 7A. Full-test GPT-based ABSA inference results under the same structured aspect-sentiment output contract used in the batch evaluation pipeline.</w:t>
+        <w:rPr>
+          <w:b/>
+          <w:i/>
+        </w:rPr>
+        <w:t>Table 8.</w:t>
+      </w:r>
+      <w:r>
+        <w:rPr>
+          <w:b w:val="0"/>
+          <w:i/>
+        </w:rPr>
+        <w:t xml:space="preserve"> </w:t>
+      </w:r>
+      <w:r>
+        <w:rPr>
+          <w:b w:val="0"/>
+          <w:i/>
+        </w:rPr>
+        <w:t>Full-test GPT-based ABSA inference results under the same structured aspect-sentiment output contract used in the batch evaluation pipeline.</w:t>
       </w:r>
     </w:p>
     <w:tbl>
@@ -10886,7 +10932,7 @@
         <w:tblW w:type="pct" w:w="5000"/>
         <w:jc w:val="center"/>
         <w:tblLook w:firstRow="1" w:lastRow="0" w:firstColumn="0" w:lastColumn="0" w:noHBand="0" w:noVBand="0" w:val="0020"/>
-        <w:tblCaption w:val="Table 7A. Full-test GPT-based ABSA inference results under the same structured aspect-sentiment output contract used in the batch evaluation pipeline."/>
+        <w:tblCaption w:val="Table 8. Full-test GPT-based ABSA inference results under the same structured aspect-sentiment output contract used in the batch evaluation pipeline."/>
         <w:tblLayout w:type="autofit"/>
         <w:tblBorders>
           <w:top w:val="single" w:sz="10" w:color="4F6272"/>
@@ -11820,7 +11866,7 @@
               <a:graphicData uri="http://schemas.openxmlformats.org/drawingml/2006/picture">
                 <pic:pic>
                   <pic:nvPicPr>
-                    <pic:cNvPr descr="C:/Users/apart/AppData/Local/Temp/html2doc_svg_3JSFNM/svg_4.png" id="42" name="Picture"/>
+                    <pic:cNvPr descr="C:/Users/apart/AppData/Local/Temp/html2doc_svg_yyq6PA/svg_4.png" id="42" name="Picture"/>
                     <pic:cNvPicPr>
                       <a:picLocks noChangeArrowheads="1" noChangeAspect="1"/>
                     </pic:cNvPicPr>
@@ -11898,7 +11944,7 @@
           <w:b/>
           <w:i/>
         </w:rPr>
-        <w:t>Table 8.</w:t>
+        <w:t>Table 9.</w:t>
       </w:r>
       <w:r>
         <w:rPr>
@@ -11921,7 +11967,7 @@
         <w:tblW w:type="pct" w:w="5000"/>
         <w:jc w:val="center"/>
         <w:tblLook w:firstRow="1" w:lastRow="0" w:firstColumn="0" w:lastColumn="0" w:noHBand="0" w:noVBand="0" w:val="0020"/>
-        <w:tblCaption w:val="Table 8. Strongest and weakest aspect categories for the best local model, showing where the benchmark is comparatively explicit or comparatively latent."/>
+        <w:tblCaption w:val="Table 9. Strongest and weakest aspect categories for the best local model, showing where the benchmark is comparatively explicit or comparatively latent."/>
         <w:tblLayout w:type="autofit"/>
         <w:tblBorders>
           <w:top w:val="single" w:sz="10" w:color="4F6272"/>
@@ -14383,7 +14429,7 @@
         <w:t xml:space="preserve">lecturer_quality</w:t>
       </w:r>
       <w:r>
-        <w:t xml:space="preserve">, rather than by a uniform domain-shift penalty. Accordingly, the real-data result is best interpreted as a constrained overlap evaluation that demonstrates compatibility between the synthetic supervision scheme and one real educational annotation space. Table 8B makes this comparison explicit side by side, while Appendix A.4 lists the overlap counts and label balance and Appendix A.5 expands the result into a per-aspect transfer view.</w:t>
+        <w:t xml:space="preserve">, rather than by a uniform domain-shift penalty. Accordingly, the real-data result is best interpreted as a constrained overlap evaluation that demonstrates compatibility between the synthetic supervision scheme and one real educational annotation space. Table 11 makes this comparison explicit side by side, while Appendix A.4 lists the overlap counts and label balance and Appendix A.5 expands the result into a per-aspect transfer view.</w:t>
       </w:r>
     </w:p>
     <w:p>
@@ -14407,7 +14453,38 @@
         <w:widowControl w:val="1"/>
       </w:pPr>
       <w:r>
-        <w:t xml:space="preserve">Table 8A. Exact synthetic-to-real transfer scores on the mapped Herath benchmark over the conservative nine-aspect overlap. The table gives the precise model values, while Figure 6 adds the overlap-support context needed to interpret them.</w:t>
+        <w:t xml:space="preserve">A real-trained reference point puts this transfer in context. The corpus authors report supervised baselines trained and evaluated on the real Herath data itself: F1 0.64 for target-oriented opinion and aspect-term extraction and 0.75 for aspect-level sentiment, using fine-tuned BERT- and RoBERTa-family encoders [11]. Those tasks are formulated differently from our multi-label nine-aspect category detection, so the numbers are a contextual reference rather than a head-to-head comparison. Read against them, the present 0.4593 detection micro-F1 is obtained with no real training data at all: purely synthetic supervision recovers a substantial share of what in-domain real training achieves on this corpus, which is the relevant property when no labeled institutional data are available.</w:t>
+      </w:r>
+    </w:p>
+    <w:p>
+      <w:pPr>
+        <w:pStyle w:val="TableCaption"/>
+        <w:spacing w:before="280" w:after="60" w:line="240" w:lineRule="auto"/>
+        <w:jc w:val="center"/>
+        <w:keepNext/>
+        <w:keepLines/>
+        <w:widowControl w:val="1"/>
+      </w:pPr>
+      <w:r>
+        <w:rPr>
+          <w:b/>
+          <w:i/>
+        </w:rPr>
+        <w:t>Table 10.</w:t>
+      </w:r>
+      <w:r>
+        <w:rPr>
+          <w:b w:val="0"/>
+          <w:i/>
+        </w:rPr>
+        <w:t xml:space="preserve"> </w:t>
+      </w:r>
+      <w:r>
+        <w:rPr>
+          <w:b w:val="0"/>
+          <w:i/>
+        </w:rPr>
+        <w:t>Exact synthetic-to-real transfer scores on the mapped Herath benchmark over the conservative nine-aspect overlap. The table gives the precise model values, while Figure 6 adds the overlap-support context needed to interpret them.</w:t>
       </w:r>
     </w:p>
     <w:tbl>
@@ -14416,7 +14493,7 @@
         <w:tblW w:type="pct" w:w="5000"/>
         <w:jc w:val="center"/>
         <w:tblLook w:firstRow="1" w:lastRow="0" w:firstColumn="0" w:lastColumn="0" w:noHBand="0" w:noVBand="0" w:val="0020"/>
-        <w:tblCaption w:val="Table 8A. Exact synthetic-to-real transfer scores on the mapped Herath benchmark over the conservative nine-aspect overlap. The table gives the precise model values, while Figure 6 adds the overlap-support context needed to interpret them."/>
+        <w:tblCaption w:val="Table 10. Exact synthetic-to-real transfer scores on the mapped Herath benchmark over the conservative nine-aspect overlap. The table gives the precise model values, while Figure 6 adds the overlap-support context needed to interpret them."/>
         <w:tblLayout w:type="autofit"/>
         <w:tblBorders>
           <w:top w:val="single" w:sz="10" w:color="4F6272"/>
@@ -15382,7 +15459,7 @@
               <a:graphicData uri="http://schemas.openxmlformats.org/drawingml/2006/picture">
                 <pic:pic>
                   <pic:nvPicPr>
-                    <pic:cNvPr descr="C:/Users/apart/AppData/Local/Temp/html2doc_svg_3JSFNM/svg_5.png" id="46" name="Picture"/>
+                    <pic:cNvPr descr="C:/Users/apart/AppData/Local/Temp/html2doc_svg_yyq6PA/svg_5.png" id="46" name="Picture"/>
                     <pic:cNvPicPr>
                       <a:picLocks noChangeArrowheads="1" noChangeAspect="1"/>
                     </pic:cNvPicPr>
@@ -15443,7 +15520,7 @@
           <w:b w:val="0"/>
           <w:i/>
         </w:rPr>
-        <w:t>External validation on mapped real student feedback. The left panel provides overlap-support context from the mapped Herath corpus, while the center and right panels visualize the transfer scores reported exactly in Table 8A. The figure supports a partial-transfer claim only for the conservative 9-aspect overlap.</w:t>
+        <w:t>External validation on mapped real student feedback. The left panel provides overlap-support context from the mapped Herath corpus, while the center and right panels visualize the transfer scores reported exactly in Table 10. The figure supports a partial-transfer claim only for the conservative 9-aspect overlap.</w:t>
       </w:r>
     </w:p>
     <w:p>
@@ -15464,7 +15541,7 @@
               <a:graphicData uri="http://schemas.openxmlformats.org/drawingml/2006/picture">
                 <pic:pic>
                   <pic:nvPicPr>
-                    <pic:cNvPr descr="C:/Users/apart/AppData/Local/Temp/html2doc_svg_3JSFNM/svg_6.png" id="49" name="Picture"/>
+                    <pic:cNvPr descr="C:/Users/apart/AppData/Local/Temp/html2doc_svg_yyq6PA/svg_6.png" id="49" name="Picture"/>
                     <pic:cNvPicPr>
                       <a:picLocks noChangeArrowheads="1" noChangeAspect="1"/>
                     </pic:cNvPicPr>
@@ -15530,14 +15607,33 @@
     </w:p>
     <w:p>
       <w:pPr>
-        <w:pStyle w:val="BodyText"/>
-        <w:jc w:val="both"/>
-        <w:keepNext w:val="0"/>
-        <w:keepLines w:val="0"/>
+        <w:pStyle w:val="TableCaption"/>
+        <w:spacing w:before="280" w:after="60" w:line="240" w:lineRule="auto"/>
+        <w:jc w:val="center"/>
+        <w:keepNext/>
+        <w:keepLines/>
         <w:widowControl w:val="1"/>
       </w:pPr>
       <w:r>
-        <w:t xml:space="preserve">Table 8B. Side-by-side comparison on the shared nine-aspect space, contrasting the same models on the synthetic overlap test split and the mapped real-data benchmark.</w:t>
+        <w:rPr>
+          <w:b/>
+          <w:i/>
+        </w:rPr>
+        <w:t>Table 11.</w:t>
+      </w:r>
+      <w:r>
+        <w:rPr>
+          <w:b w:val="0"/>
+          <w:i/>
+        </w:rPr>
+        <w:t xml:space="preserve"> </w:t>
+      </w:r>
+      <w:r>
+        <w:rPr>
+          <w:b w:val="0"/>
+          <w:i/>
+        </w:rPr>
+        <w:t>Side-by-side comparison on the shared nine-aspect space, contrasting the same models on the synthetic overlap test split and the mapped real-data benchmark.</w:t>
       </w:r>
     </w:p>
     <w:tbl>
@@ -15546,7 +15642,7 @@
         <w:tblW w:type="pct" w:w="5000"/>
         <w:jc w:val="center"/>
         <w:tblLook w:firstRow="1" w:lastRow="0" w:firstColumn="0" w:lastColumn="0" w:noHBand="0" w:noVBand="0" w:val="0020"/>
-        <w:tblCaption w:val="Table 8B. Side-by-side comparison on the shared nine-aspect space, contrasting the same models on the synthetic overlap test split and the mapped real-data benchmark."/>
+        <w:tblCaption w:val="Table 11. Side-by-side comparison on the shared nine-aspect space, contrasting the same models on the synthetic overlap test split and the mapped real-data benchmark."/>
         <w:tblLayout w:type="autofit"/>
         <w:tblBorders>
           <w:top w:val="single" w:sz="10" w:color="4F6272"/>
@@ -16267,14 +16363,33 @@
     <w:p/>
     <w:p>
       <w:pPr>
-        <w:pStyle w:val="BodyText"/>
-        <w:jc w:val="both"/>
-        <w:keepNext w:val="0"/>
-        <w:keepLines w:val="0"/>
+        <w:pStyle w:val="TableCaption"/>
+        <w:spacing w:before="280" w:after="60" w:line="240" w:lineRule="auto"/>
+        <w:jc w:val="center"/>
+        <w:keepNext/>
+        <w:keepLines/>
         <w:widowControl w:val="1"/>
       </w:pPr>
       <w:r>
-        <w:t xml:space="preserve">Table 8C. Prior real-data educational sentiment results included for context; the final column states how directly each study compares to the present benchmark.</w:t>
+        <w:rPr>
+          <w:b/>
+          <w:i/>
+        </w:rPr>
+        <w:t>Table 12.</w:t>
+      </w:r>
+      <w:r>
+        <w:rPr>
+          <w:b w:val="0"/>
+          <w:i/>
+        </w:rPr>
+        <w:t xml:space="preserve"> </w:t>
+      </w:r>
+      <w:r>
+        <w:rPr>
+          <w:b w:val="0"/>
+          <w:i/>
+        </w:rPr>
+        <w:t>Prior real-data educational sentiment results included for context; the final column states how directly each study compares to the present benchmark.</w:t>
       </w:r>
     </w:p>
     <w:tbl>
@@ -16283,7 +16398,7 @@
         <w:tblW w:type="pct" w:w="5000"/>
         <w:jc w:val="center"/>
         <w:tblLook w:firstRow="1" w:lastRow="0" w:firstColumn="0" w:lastColumn="0" w:noHBand="0" w:noVBand="0" w:val="0020"/>
-        <w:tblCaption w:val="Table 8C. Prior real-data educational sentiment results included for context; the final column states how directly each study compares to the present benchmark."/>
+        <w:tblCaption w:val="Table 12. Prior real-data educational sentiment results included for context; the final column states how directly each study compares to the present benchmark."/>
         <w:tblLayout w:type="autofit"/>
         <w:tblBorders>
           <w:top w:val="single" w:sz="10" w:color="4F6272"/>
@@ -17177,7 +17292,7 @@
         <w:widowControl w:val="1"/>
       </w:pPr>
       <w:r>
-        <w:t xml:space="preserve">Table 8C is included to prevent overinterpretation of the transfer result. Our mapped-overlap score should not be read as “worse than Herath” or “better than Welch” in any simple leaderboard sense, because the task definitions differ substantially. Welch and Mihalcea study targeted sentiment toward extracted course or instructor entities, while Herath et al. evaluate aspect-level sentiment under their own annotation structure. The most defensible reading is narrower: the reported result shows that models trained only on the synthetic corpus recover some real educational signal on one mapped real benchmark, but the paper does not yet claim parity with prior real-data educational sentiment systems under their native tasks.</w:t>
+        <w:t xml:space="preserve">Table 12 is included to prevent overinterpretation of the transfer result. Our mapped-overlap score should not be read as “worse than Herath” or “better than Welch” in any simple leaderboard sense, because the task definitions differ substantially. Welch and Mihalcea study targeted sentiment toward extracted course or instructor entities, while Herath et al. evaluate aspect-level sentiment under their own annotation structure. The most defensible reading is narrower: the reported result shows that models trained only on the synthetic corpus recover some real educational signal on one mapped real benchmark, but the paper does not yet claim parity with prior real-data educational sentiment systems under their native tasks.</w:t>
       </w:r>
     </w:p>
     <w:bookmarkEnd w:id="50"/>
@@ -17247,14 +17362,33 @@
     </w:p>
     <w:p>
       <w:pPr>
-        <w:pStyle w:val="BodyText"/>
-        <w:jc w:val="both"/>
-        <w:keepNext w:val="0"/>
-        <w:keepLines w:val="0"/>
+        <w:pStyle w:val="TableCaption"/>
+        <w:spacing w:before="280" w:after="60" w:line="240" w:lineRule="auto"/>
+        <w:jc w:val="center"/>
+        <w:keepNext/>
+        <w:keepLines/>
         <w:widowControl w:val="1"/>
       </w:pPr>
       <w:r>
-        <w:t xml:space="preserve">Table 8D. Model-assisted label-faithfulness audit showing how often declared aspects and polarities are visibly supported in generated text.</w:t>
+        <w:rPr>
+          <w:b/>
+          <w:i/>
+        </w:rPr>
+        <w:t>Table 13.</w:t>
+      </w:r>
+      <w:r>
+        <w:rPr>
+          <w:b w:val="0"/>
+          <w:i/>
+        </w:rPr>
+        <w:t xml:space="preserve"> </w:t>
+      </w:r>
+      <w:r>
+        <w:rPr>
+          <w:b w:val="0"/>
+          <w:i/>
+        </w:rPr>
+        <w:t>Model-assisted label-faithfulness audit showing how often declared aspects and polarities are visibly supported in generated text.</w:t>
       </w:r>
     </w:p>
     <w:tbl>
@@ -17263,7 +17397,7 @@
         <w:tblW w:type="pct" w:w="5000"/>
         <w:jc w:val="center"/>
         <w:tblLook w:firstRow="1" w:lastRow="0" w:firstColumn="0" w:lastColumn="0" w:noHBand="0" w:noVBand="0" w:val="0020"/>
-        <w:tblCaption w:val="Table 8D. Model-assisted label-faithfulness audit showing how often declared aspects and polarities are visibly supported in generated text."/>
+        <w:tblCaption w:val="Table 13. Model-assisted label-faithfulness audit showing how often declared aspects and polarities are visibly supported in generated text."/>
         <w:tblLayout w:type="autofit"/>
         <w:tblBorders>
           <w:top w:val="single" w:sz="10" w:color="4F6272"/>
@@ -18043,7 +18177,7 @@
         <w:t xml:space="preserve"> </w:t>
       </w:r>
       <w:r>
-        <w:t xml:space="preserve">audit on the original 250 rows at per-aspect support agreement 0.845 and per-aspect sentiment-match agreement 0.715). For each row we recorded the fraction of declared aspects whose polarity is supported by the text, producing a per-row faithfulness score with a heavily quantized distribution: 22.2% of rows scored 0.00, 11.1% 0.33, 18.2% 0.50, 11.0% 0.67, and 37.5% 1.00.</w:t>
+        <w:t xml:space="preserve">audit on the original 250 rows at per-aspect support agreement 0.874 and per-aspect sentiment-match agreement 0.790). For each row we recorded the fraction of declared aspects whose polarity is supported by the text, producing a per-row faithfulness score with a heavily quantized distribution: 22.2% of rows scored 0.00, 11.1% 0.33, 18.2% 0.50, 11.0% 0.67, and 37.5% 1.00.</w:t>
       </w:r>
     </w:p>
     <w:p>
@@ -18105,14 +18239,33 @@
     </w:p>
     <w:p>
       <w:pPr>
-        <w:pStyle w:val="BodyText"/>
-        <w:jc w:val="both"/>
-        <w:keepNext w:val="0"/>
-        <w:keepLines w:val="0"/>
+        <w:pStyle w:val="TableCaption"/>
+        <w:spacing w:before="280" w:after="60" w:line="240" w:lineRule="auto"/>
+        <w:jc w:val="center"/>
+        <w:keepNext/>
+        <w:keepLines/>
         <w:widowControl w:val="1"/>
       </w:pPr>
       <w:r>
-        <w:t xml:space="preserve">Table 8E. Faithfulness-aware filtering of the 10K corpus, BERT-base-uncased trained on each subset and evaluated on the mapped 9-aspect Herath benchmark. Mean over eight seeds with 95% bootstrap CI in brackets. Sentiment MSE is computed on aspects the detector identified as present.</w:t>
+        <w:rPr>
+          <w:b/>
+          <w:i/>
+        </w:rPr>
+        <w:t>Table 14.</w:t>
+      </w:r>
+      <w:r>
+        <w:rPr>
+          <w:b w:val="0"/>
+          <w:i/>
+        </w:rPr>
+        <w:t xml:space="preserve"> </w:t>
+      </w:r>
+      <w:r>
+        <w:rPr>
+          <w:b w:val="0"/>
+          <w:i/>
+        </w:rPr>
+        <w:t>Faithfulness-aware filtering of the 10K corpus, BERT-base-uncased trained on each subset and evaluated on the mapped 9-aspect Herath benchmark. Mean over eight seeds with 95% bootstrap CI in brackets. Sentiment MSE is computed on aspects the detector identified as present.</w:t>
       </w:r>
     </w:p>
     <w:tbl>
@@ -18121,7 +18274,7 @@
         <w:tblW w:type="pct" w:w="5000"/>
         <w:jc w:val="center"/>
         <w:tblLook w:firstRow="1" w:lastRow="0" w:firstColumn="0" w:lastColumn="0" w:noHBand="0" w:noVBand="0" w:val="0020"/>
-        <w:tblCaption w:val="Table 8E. Faithfulness-aware filtering of the 10K corpus, BERT-base-uncased trained on each subset and evaluated on the mapped 9-aspect Herath benchmark. Mean over eight seeds with 95% bootstrap CI in brackets. Sentiment MSE is computed on aspects the detector identified as present."/>
+        <w:tblCaption w:val="Table 14. Faithfulness-aware filtering of the 10K corpus, BERT-base-uncased trained on each subset and evaluated on the mapped 9-aspect Herath benchmark. Mean over eight seeds with 95% bootstrap CI in brackets. Sentiment MSE is computed on aspects the detector identified as present."/>
         <w:tblLayout w:type="autofit"/>
         <w:tblBorders>
           <w:top w:val="single" w:sz="10" w:color="4F6272"/>
@@ -19166,7 +19319,7 @@
         <w:widowControl w:val="1"/>
       </w:pPr>
       <w:r>
-        <w:t xml:space="preserve">Table 8F. Cross-architecture and cross-target replication of the Section 5.9 contrasts. Paired bucket-versus-baseline differences in sentiment MSE on the detector's predicted aspects, mean over eight seeds with 95% bootstrap CI. The</w:t>
+        <w:t xml:space="preserve">Because the sentiment MSE is computed only on aspects each model detected, we checked that the contrasts are not an artifact of different detection sets across buckets. They run, if anything, against the effect. At fixed training size,</w:t>
       </w:r>
       <w:r>
         <w:t xml:space="preserve"> </w:t>
@@ -19175,13 +19328,75 @@
         <w:rPr>
           <w:rStyle w:val="VerbatimChar"/>
         </w:rPr>
-        <w:t xml:space="preserve">top50 − random_5k</w:t>
+        <w:t xml:space="preserve">top50</w:t>
       </w:r>
       <w:r>
         <w:t xml:space="preserve"> </w:t>
       </w:r>
       <w:r>
-        <w:t xml:space="preserve">contrast is reported on the architecture-replication row (DistilBERT-Herath) where the experiment is set up to test size-controlled filtering at the same scale as BERT-Herath; on EduRABSA the size-controlled comparison is reserved for the bot25 negative control.</w:t>
+        <w:t xml:space="preserve">detects</w:t>
+      </w:r>
+      <w:r>
+        <w:t xml:space="preserve"> </w:t>
+      </w:r>
+      <w:r>
+        <w:rPr>
+          <w:i/>
+          <w:iCs/>
+        </w:rPr>
+        <w:t xml:space="preserve">fewer</w:t>
+      </w:r>
+      <w:r>
+        <w:t xml:space="preserve"> </w:t>
+      </w:r>
+      <w:r>
+        <w:t xml:space="preserve">aspects than the random sample (BERT-Herath micro-recall 0.371 vs 0.438) yet still has the lower sentiment MSE, so its win does not come from scoring an easier or larger set. The</w:t>
+      </w:r>
+      <w:r>
+        <w:t xml:space="preserve"> </w:t>
+      </w:r>
+      <w:r>
+        <w:rPr>
+          <w:rStyle w:val="VerbatimChar"/>
+        </w:rPr>
+        <w:t xml:space="preserve">bot25</w:t>
+      </w:r>
+      <w:r>
+        <w:t xml:space="preserve"> </w:t>
+      </w:r>
+      <w:r>
+        <w:t xml:space="preserve">control is the reverse: it degenerates into a high-recall, low-precision detector (micro-recall 0.793 vs the full corpus's 0.380) and nonetheless records the worst sentiment MSE. The sentiment-MSE differences therefore track label faithfulness, not how many or which aspects each model chose to score.</w:t>
+      </w:r>
+    </w:p>
+    <w:p>
+      <w:pPr>
+        <w:pStyle w:val="TableCaption"/>
+        <w:spacing w:before="280" w:after="60" w:line="240" w:lineRule="auto"/>
+        <w:jc w:val="center"/>
+        <w:keepNext/>
+        <w:keepLines/>
+        <w:widowControl w:val="1"/>
+      </w:pPr>
+      <w:r>
+        <w:rPr>
+          <w:b/>
+          <w:i/>
+        </w:rPr>
+        <w:t>Table 15.</w:t>
+      </w:r>
+      <w:r>
+        <w:rPr>
+          <w:b w:val="0"/>
+          <w:i/>
+        </w:rPr>
+        <w:t xml:space="preserve"> </w:t>
+      </w:r>
+      <w:r>
+        <w:rPr>
+          <w:b w:val="0"/>
+          <w:i/>
+        </w:rPr>
+        <w:t>Cross-architecture and cross-target replication of the Section 5.9 contrasts. Paired bucket-versus-baseline differences in sentiment MSE on the detector's predicted aspects, mean over eight seeds with 95% bootstrap CI. The top50 − random_5k contrast is reported on the architecture-replication row (DistilBERT-Herath) where the experiment is set up to test size-controlled filtering at the same scale as BERT-Herath; on EduRABSA the size-controlled comparison is reserved for the bot25 negative control.</w:t>
       </w:r>
     </w:p>
     <w:tbl>
@@ -19190,7 +19405,7 @@
         <w:tblW w:type="pct" w:w="5000"/>
         <w:jc w:val="center"/>
         <w:tblLook w:firstRow="1" w:lastRow="0" w:firstColumn="0" w:lastColumn="0" w:noHBand="0" w:noVBand="0" w:val="0020"/>
-        <w:tblCaption w:val="Table 8F. Cross-architecture and cross-target replication of the Section 5.9 contrasts. Paired bucket-versus-baseline differences in sentiment MSE on the detector's predicted aspects, mean over eight seeds with 95% bootstrap CI. The top50 − random_5k contrast is reported on the architecture-replication row (DistilBERT-Herath) where the experiment is set up to test size-controlled filtering at the same scale as BERT-Herath; on EduRABSA the size-controlled comparison is reserved for the bot25 negative control."/>
+        <w:tblCaption w:val="Table 15. Cross-architecture and cross-target replication of the Section 5.9 contrasts. Paired bucket-versus-baseline differences in sentiment MSE on the detector's predicted aspects, mean over eight seeds with 95% bootstrap CI. The top50 − random_5k contrast is reported on the architecture-replication row (DistilBERT-Herath) where the experiment is set up to test size-controlled filtering at the same scale as BERT-Herath; on EduRABSA the size-controlled comparison is reserved for the bot25 negative control."/>
         <w:tblLayout w:type="autofit"/>
         <w:tblBorders>
           <w:top w:val="single" w:sz="10" w:color="4F6272"/>
@@ -19809,7 +20024,7 @@
               <a:graphicData uri="http://schemas.openxmlformats.org/drawingml/2006/picture">
                 <pic:pic>
                   <pic:nvPicPr>
-                    <pic:cNvPr descr="C:/Users/apart/AppData/Local/Temp/html2doc_svg_3JSFNM/svg_7.png" id="55" name="Picture"/>
+                    <pic:cNvPr descr="C:/Users/apart/AppData/Local/Temp/html2doc_svg_yyq6PA/svg_7.png" id="55" name="Picture"/>
                     <pic:cNvPicPr>
                       <a:picLocks noChangeArrowheads="1" noChangeAspect="1"/>
                     </pic:cNvPicPr>
@@ -19894,7 +20109,34 @@
         <w:widowControl w:val="1"/>
       </w:pPr>
       <w:r>
-        <w:t xml:space="preserve">We additionally cross-checked that the bucketing is not specific to the chosen audit judge by re-auditing the original 250-row calibration sample with Claude 3.5 Haiku via OpenRouter: per-aspect support agreement against the GPT-5.2 audit was 0.817 and sentiment-match agreement was 0.678, comparable to the gpt-4.1-mini calibration used at scale. The audit-derived buckets are therefore robust to the choice of cost-matched judge.</w:t>
+        <w:t xml:space="preserve">We additionally cross-checked that the bucketing is not specific to the chosen audit judge by re-auditing the original 250-row calibration sample with three independent cost-matched judges across two providers. Per-aspect agreement against the GPT-5.2 audit converges for all three: gpt-4.1-mini at 0.874 support / 0.790 sentiment-match, gpt-4o-mini at 0.845 / 0.715, and Claude 3.5 Haiku (via OpenRouter) at 0.817 / 0.678. The audit-derived buckets are therefore robust to the choice of cost-matched judge.</w:t>
+      </w:r>
+    </w:p>
+    <w:p>
+      <w:pPr>
+        <w:pStyle w:val="BodyText"/>
+        <w:jc w:val="both"/>
+        <w:keepNext w:val="0"/>
+        <w:keepLines w:val="0"/>
+        <w:widowControl w:val="1"/>
+      </w:pPr>
+      <w:r>
+        <w:t xml:space="preserve">Two properties make this filtering result robust to the audit being a model rather than ground truth. First, the audit score is validated behaviorally, not by judge agreement alone: the</w:t>
+      </w:r>
+      <w:r>
+        <w:t xml:space="preserve"> </w:t>
+      </w:r>
+      <w:r>
+        <w:rPr>
+          <w:rStyle w:val="VerbatimChar"/>
+        </w:rPr>
+        <w:t xml:space="preserve">bot25</w:t>
+      </w:r>
+      <w:r>
+        <w:t xml:space="preserve"> </w:t>
+      </w:r>
+      <w:r>
+        <w:t xml:space="preserve">bucket is defined purely as the rows the audit scored lowest, and training on it degrades transfer on every architecture and target above, so low-audit rows are demonstrably worse training data regardless of whether any single verdict matches a human label. Second, because the same model family both generates and audits the corpus, the score is best read as an LLM-audit signal that is useful for training-row selection rather than as a measurement of ground-truth faithfulness; the cross-provider agreement above bounds single-judge bias, and human re-annotation of the audit is the natural next validation step.</w:t>
       </w:r>
     </w:p>
     <w:bookmarkEnd w:id="56"/>
@@ -19981,7 +20223,7 @@
         <w:widowControl w:val="1"/>
       </w:pPr>
       <w:r>
-        <w:t xml:space="preserve">Five limitations remain central. First, external validation uses two real educational corpora (Herath 9-aspect, EduRABSA 7-aspect) and conservative aspect overlaps, so broader claims about the entire 20-aspect schema still require additional real-data tests. Second, the realism-validation procedure improves prompt quality but does not establish statistical indistinguishability from real educational reviews. Third, the 10K dataset is usable but not perfectly controlled, because a nontrivial share of rows reached the output-token cap and weakened length-band adherence at scale. Fourth, downstream training on the 10K corpus benefits from the Section 5.9 top-50% faithfulness filter (validated across two BERT-family architectures and both transfer targets); the audit score is the validated way to select training rows for sentiment-polarity fidelity on transferred aspects. Fifth, the GPT-based comparison now covers a full-test</w:t>
+        <w:t xml:space="preserve">Five limitations remain central. First, external validation uses two real educational corpora (Herath 9-aspect, EduRABSA 7-aspect) and conservative aspect overlaps, so broader claims about the entire 20-aspect schema still require additional real-data tests. Second, the realism-validation and label-faithfulness analyses are conducted with LLM judges: realism improves prompt quality without establishing statistical indistinguishability from real reviews, and faithfulness is bounded by cross-provider judge agreement and by the behavioral negative control rather than by human labels, so human re-annotation of both is the natural next validation. Third, the 10K dataset is usable but not perfectly controlled, because a nontrivial share of rows reached the output-token cap and weakened length-band adherence at scale. Fourth, downstream training on the 10K corpus benefits from the Section 5.9 top-50% faithfulness filter (validated across two BERT-family architectures and both transfer targets); the audit score is the validated way to select training rows for sentiment-polarity fidelity on transferred aspects. Fifth, the GPT-based comparison now covers a full-test</w:t>
       </w:r>
       <w:r>
         <w:t xml:space="preserve"> </w:t>
@@ -20070,7 +20312,7 @@
         <w:t xml:space="preserve">model bootstrapping</w:t>
       </w:r>
       <w:r>
-        <w:t xml:space="preserve">. Producing the per-comment annotations needed for an institution-specific ABSA model is expensive: even at modest academic-crowdsourcing rates, a multi-thousand-comment private corpus typically costs several thousand dollars in annotation plus reviewer adjudication, often beyond the budget of a single department. A 10,000-review synthetic corpus generated through an LLM API costs roughly two orders of magnitude less and is reusable across institutions. Programs that cannot fund private annotation can pretrain on the synthetic corpus and fine-tune on a small adjudicated slice of their own reviews, capturing the bulk of supervision at a fraction of the cost. The shared schema also avoids the situation in which each institution invents a new, incompatible aspect inventory, which has historically made cross-institution comparison impossible.</w:t>
+        <w:t xml:space="preserve">. Producing the per-comment annotations needed for an institution-specific ABSA model is expensive: even at modest academic-crowdsourcing rates, a multi-thousand-comment private corpus typically costs several thousand dollars in annotation plus reviewer adjudication, often beyond the budget of a single department. A 10,000-review synthetic corpus generated through an LLM API is a one-time generation cost far below that annotation budget and is reusable across institutions. Programs that cannot fund private annotation can pretrain on the synthetic corpus and fine-tune on a small adjudicated slice of their own reviews, capturing the bulk of supervision at a fraction of the cost. The shared schema also avoids the situation in which each institution invents a new, incompatible aspect inventory, which has historically made cross-institution comparison impossible.</w:t>
       </w:r>
     </w:p>
     <w:p>
@@ -25117,7 +25359,7 @@
               <a:graphicData uri="http://schemas.openxmlformats.org/drawingml/2006/picture">
                 <pic:pic>
                   <pic:nvPicPr>
-                    <pic:cNvPr descr="C:/Users/apart/AppData/Local/Temp/html2doc_svg_3JSFNM/svg_8.png" id="70" name="Picture"/>
+                    <pic:cNvPr descr="C:/Users/apart/AppData/Local/Temp/html2doc_svg_yyq6PA/svg_8.png" id="70" name="Picture"/>
                     <pic:cNvPicPr>
                       <a:picLocks noChangeArrowheads="1" noChangeAspect="1"/>
                     </pic:cNvPicPr>
@@ -25203,7 +25445,7 @@
         <w:widowControl w:val="1"/>
       </w:pPr>
       <w:r>
-        <w:t xml:space="preserve">Table A5 complements Table 7A by documenting the configuration differences behind the four GPT-based inference variants rather than repeating the same held-out scores. All four methods used the same exact-key sparse JSON contract and achieved parse success of 1.00 on the full 1,000-review test split.</w:t>
+        <w:t xml:space="preserve">Table A5 complements Table 8 by documenting the configuration differences behind the four GPT-based inference variants rather than repeating the same held-out scores. All four methods used the same exact-key sparse JSON contract and achieved parse success of 1.00 on the full 1,000-review test split.</w:t>
       </w:r>
     </w:p>
     <w:p>
@@ -25234,7 +25476,7 @@
           <w:b w:val="0"/>
           <w:i/>
         </w:rPr>
-        <w:t>Configuration details for the GPT-based inference methods reported in Table 7A.</w:t>
+        <w:t>Configuration details for the GPT-based inference methods reported in Table 8.</w:t>
       </w:r>
     </w:p>
     <w:tbl>
@@ -25243,7 +25485,7 @@
         <w:tblW w:type="pct" w:w="5000"/>
         <w:jc w:val="center"/>
         <w:tblLook w:firstRow="1" w:lastRow="0" w:firstColumn="0" w:lastColumn="0" w:noHBand="0" w:noVBand="0" w:val="0020"/>
-        <w:tblCaption w:val="Table A5. Configuration details for the GPT-based inference methods reported in Table 7A."/>
+        <w:tblCaption w:val="Table A5. Configuration details for the GPT-based inference methods reported in Table 8."/>
         <w:tblLayout w:type="autofit"/>
         <w:tblBorders>
           <w:top w:val="single" w:sz="10" w:color="4F6272"/>
@@ -26926,7 +27168,7 @@
               <a:graphicData uri="http://schemas.openxmlformats.org/drawingml/2006/picture">
                 <pic:pic>
                   <pic:nvPicPr>
-                    <pic:cNvPr descr="C:/Users/apart/AppData/Local/Temp/html2doc_svg_3JSFNM/svg_9.png" id="75" name="Picture"/>
+                    <pic:cNvPr descr="C:/Users/apart/AppData/Local/Temp/html2doc_svg_yyq6PA/svg_9.png" id="75" name="Picture"/>
                     <pic:cNvPicPr>
                       <a:picLocks noChangeArrowheads="1" noChangeAspect="1"/>
                     </pic:cNvPicPr>
@@ -28885,7 +29127,7 @@
               <a:graphicData uri="http://schemas.openxmlformats.org/drawingml/2006/picture">
                 <pic:pic>
                   <pic:nvPicPr>
-                    <pic:cNvPr descr="C:/Users/apart/AppData/Local/Temp/html2doc_svg_3JSFNM/svg_10.png" id="80" name="Picture"/>
+                    <pic:cNvPr descr="C:/Users/apart/AppData/Local/Temp/html2doc_svg_yyq6PA/svg_10.png" id="80" name="Picture"/>
                     <pic:cNvPicPr>
                       <a:picLocks noChangeArrowheads="1" noChangeAspect="1"/>
                     </pic:cNvPicPr>
@@ -29722,7 +29964,7 @@
               <a:graphicData uri="http://schemas.openxmlformats.org/drawingml/2006/picture">
                 <pic:pic>
                   <pic:nvPicPr>
-                    <pic:cNvPr descr="C:/Users/apart/AppData/Local/Temp/html2doc_svg_3JSFNM/svg_11.png" id="83" name="Picture"/>
+                    <pic:cNvPr descr="C:/Users/apart/AppData/Local/Temp/html2doc_svg_yyq6PA/svg_11.png" id="83" name="Picture"/>
                     <pic:cNvPicPr>
                       <a:picLocks noChangeArrowheads="1" noChangeAspect="1"/>
                     </pic:cNvPicPr>
@@ -34442,7 +34684,7 @@
               <a:graphicData uri="http://schemas.openxmlformats.org/drawingml/2006/picture">
                 <pic:pic>
                   <pic:nvPicPr>
-                    <pic:cNvPr descr="C:/Users/apart/AppData/Local/Temp/html2doc_svg_3JSFNM/svg_12.png" id="88" name="Picture"/>
+                    <pic:cNvPr descr="C:/Users/apart/AppData/Local/Temp/html2doc_svg_yyq6PA/svg_12.png" id="88" name="Picture"/>
                     <pic:cNvPicPr>
                       <a:picLocks noChangeArrowheads="1" noChangeAspect="1"/>
                     </pic:cNvPicPr>

--- a/paper/course_absa_manuscript.docx
+++ b/paper/course_absa_manuscript.docx
@@ -1425,7 +1425,7 @@
               <a:graphicData uri="http://schemas.openxmlformats.org/drawingml/2006/picture">
                 <pic:pic>
                   <pic:nvPicPr>
-                    <pic:cNvPr descr="C:/Users/apart/AppData/Local/Temp/html2doc_svg_yyq6PA/svg_0.png" id="16" name="Picture"/>
+                    <pic:cNvPr descr="C:/Users/apart/AppData/Local/Temp/html2doc_svg_dofik2/svg_0.png" id="16" name="Picture"/>
                     <pic:cNvPicPr>
                       <a:picLocks noChangeArrowheads="1" noChangeAspect="1"/>
                     </pic:cNvPicPr>
@@ -7344,7 +7344,7 @@
               <a:graphicData uri="http://schemas.openxmlformats.org/drawingml/2006/picture">
                 <pic:pic>
                   <pic:nvPicPr>
-                    <pic:cNvPr descr="C:/Users/apart/AppData/Local/Temp/html2doc_svg_yyq6PA/svg_1.png" id="29" name="Picture"/>
+                    <pic:cNvPr descr="C:/Users/apart/AppData/Local/Temp/html2doc_svg_dofik2/svg_1.png" id="29" name="Picture"/>
                     <pic:cNvPicPr>
                       <a:picLocks noChangeArrowheads="1" noChangeAspect="1"/>
                     </pic:cNvPicPr>
@@ -7426,7 +7426,7 @@
               <a:graphicData uri="http://schemas.openxmlformats.org/drawingml/2006/picture">
                 <pic:pic>
                   <pic:nvPicPr>
-                    <pic:cNvPr descr="C:/Users/apart/AppData/Local/Temp/html2doc_svg_yyq6PA/svg_2.png" id="32" name="Picture"/>
+                    <pic:cNvPr descr="C:/Users/apart/AppData/Local/Temp/html2doc_svg_dofik2/svg_2.png" id="32" name="Picture"/>
                     <pic:cNvPicPr>
                       <a:picLocks noChangeArrowheads="1" noChangeAspect="1"/>
                     </pic:cNvPicPr>
@@ -9071,7 +9071,22 @@
         <w:t xml:space="preserve"> </w:t>
       </w:r>
       <w:r>
-        <w:t xml:space="preserve">audit (Section 5.9), the 1,000-review held-out split has a mean per-row aspect-sentiment match rate of 0.58, statistically identical to the 0.58 of the full 10K. A held-out score is bounded by the faithfulness of the held-out labels, so a portion of the unrecovered detection F1 reflects test rows whose declared polarity is not visibly supported in the text rather than model limitation alone. This is the same signal the faithfulness-aware filtering in Section 5.9 exploits on the training side, and it is why the benchmark is positioned as a controllable resource with an explicit, measurable label-noise level rather than as a saturated leaderboard.</w:t>
+        <w:t xml:space="preserve">audit (Section 5.9), the 1,000-review held-out split has a mean per-row aspect-sentiment match rate of 0.58, statistically identical to the 0.58 of the full 10K. A held-out score is bounded by the faithfulness of the held-out labels, so a portion of the unrecovered detection F1 reflects test rows whose declared polarity is not visibly supported in the text rather than model limitation alone. This is directly measurable: re-scoring the trained</w:t>
+      </w:r>
+      <w:r>
+        <w:t xml:space="preserve"> </w:t>
+      </w:r>
+      <w:r>
+        <w:rPr>
+          <w:rStyle w:val="VerbatimChar"/>
+        </w:rPr>
+        <w:t xml:space="preserve">bert-base-uncased</w:t>
+      </w:r>
+      <w:r>
+        <w:t xml:space="preserve"> </w:t>
+      </w:r>
+      <w:r>
+        <w:t xml:space="preserve">detector on the faithful subset of the test split (the rows whose declared aspects are all supported) lifts micro-F1 from 0.277 (95% CI [0.270, 0.285]) on the full 1,000-review test set to 0.307 ([0.277, 0.337]) on the faithful subset, a paired gain of +0.030 (95% bootstrap CI [0.006, 0.054], higher in all four seeds). The model recovers labels more accurately exactly where the labels are faithful, which is the same signal the faithfulness-aware filtering in Section 5.9 exploits on the training side. The benchmark is therefore positioned as a controllable resource with an explicit, measurable label-noise level rather than as a saturated leaderboard.</w:t>
       </w:r>
     </w:p>
     <w:p>
@@ -10782,7 +10797,7 @@
               <a:graphicData uri="http://schemas.openxmlformats.org/drawingml/2006/picture">
                 <pic:pic>
                   <pic:nvPicPr>
-                    <pic:cNvPr descr="C:/Users/apart/AppData/Local/Temp/html2doc_svg_yyq6PA/svg_3.png" id="37" name="Picture"/>
+                    <pic:cNvPr descr="C:/Users/apart/AppData/Local/Temp/html2doc_svg_dofik2/svg_3.png" id="37" name="Picture"/>
                     <pic:cNvPicPr>
                       <a:picLocks noChangeArrowheads="1" noChangeAspect="1"/>
                     </pic:cNvPicPr>
@@ -11866,7 +11881,7 @@
               <a:graphicData uri="http://schemas.openxmlformats.org/drawingml/2006/picture">
                 <pic:pic>
                   <pic:nvPicPr>
-                    <pic:cNvPr descr="C:/Users/apart/AppData/Local/Temp/html2doc_svg_yyq6PA/svg_4.png" id="42" name="Picture"/>
+                    <pic:cNvPr descr="C:/Users/apart/AppData/Local/Temp/html2doc_svg_dofik2/svg_4.png" id="42" name="Picture"/>
                     <pic:cNvPicPr>
                       <a:picLocks noChangeArrowheads="1" noChangeAspect="1"/>
                     </pic:cNvPicPr>
@@ -14453,7 +14468,22 @@
         <w:widowControl w:val="1"/>
       </w:pPr>
       <w:r>
-        <w:t xml:space="preserve">A real-trained reference point puts this transfer in context. The corpus authors report supervised baselines trained and evaluated on the real Herath data itself: F1 0.64 for target-oriented opinion and aspect-term extraction and 0.75 for aspect-level sentiment, using fine-tuned BERT- and RoBERTa-family encoders [11]. Those tasks are formulated differently from our multi-label nine-aspect category detection, so the numbers are a contextual reference rather than a head-to-head comparison. Read against them, the present 0.4593 detection micro-F1 is obtained with no real training data at all: purely synthetic supervision recovers a substantial share of what in-domain real training achieves on this corpus, which is the relevant property when no labeled institutional data are available.</w:t>
+        <w:t xml:space="preserve">A real-trained reference point puts this transfer in context. Training the same</w:t>
+      </w:r>
+      <w:r>
+        <w:t xml:space="preserve"> </w:t>
+      </w:r>
+      <w:r>
+        <w:rPr>
+          <w:rStyle w:val="VerbatimChar"/>
+        </w:rPr>
+        <w:t xml:space="preserve">bert-base-uncased</w:t>
+      </w:r>
+      <w:r>
+        <w:t xml:space="preserve"> </w:t>
+      </w:r>
+      <w:r>
+        <w:t xml:space="preserve">detector on a real-Herath split and evaluating it on held-out real Herath, over the identical nine-aspect detection metric, reaches micro-F1 0.767 (95% CI [0.734, 0.800], four seeds, roughly 1,980 train / 566 test reviews). Against this same-task upper reference, the synthetic-only 0.4593, obtained with no real training data at all, recovers about 60% of real-trained performance, which is the relevant property when no labeled institutional data are available. This is consistent with the corpus authors' own published baselines on the real data (F1 0.64 for target-oriented opinion and aspect-term extraction and 0.75 for aspect-level sentiment, using fine-tuned BERT- and RoBERTa-family encoders [11]), which use different task formulations and so serve as additional context rather than a matched comparison.</w:t>
       </w:r>
     </w:p>
     <w:p>
@@ -15459,7 +15489,7 @@
               <a:graphicData uri="http://schemas.openxmlformats.org/drawingml/2006/picture">
                 <pic:pic>
                   <pic:nvPicPr>
-                    <pic:cNvPr descr="C:/Users/apart/AppData/Local/Temp/html2doc_svg_yyq6PA/svg_5.png" id="46" name="Picture"/>
+                    <pic:cNvPr descr="C:/Users/apart/AppData/Local/Temp/html2doc_svg_dofik2/svg_5.png" id="46" name="Picture"/>
                     <pic:cNvPicPr>
                       <a:picLocks noChangeArrowheads="1" noChangeAspect="1"/>
                     </pic:cNvPicPr>
@@ -15541,7 +15571,7 @@
               <a:graphicData uri="http://schemas.openxmlformats.org/drawingml/2006/picture">
                 <pic:pic>
                   <pic:nvPicPr>
-                    <pic:cNvPr descr="C:/Users/apart/AppData/Local/Temp/html2doc_svg_yyq6PA/svg_6.png" id="49" name="Picture"/>
+                    <pic:cNvPr descr="C:/Users/apart/AppData/Local/Temp/html2doc_svg_dofik2/svg_6.png" id="49" name="Picture"/>
                     <pic:cNvPicPr>
                       <a:picLocks noChangeArrowheads="1" noChangeAspect="1"/>
                     </pic:cNvPicPr>
@@ -20024,7 +20054,7 @@
               <a:graphicData uri="http://schemas.openxmlformats.org/drawingml/2006/picture">
                 <pic:pic>
                   <pic:nvPicPr>
-                    <pic:cNvPr descr="C:/Users/apart/AppData/Local/Temp/html2doc_svg_yyq6PA/svg_7.png" id="55" name="Picture"/>
+                    <pic:cNvPr descr="C:/Users/apart/AppData/Local/Temp/html2doc_svg_dofik2/svg_7.png" id="55" name="Picture"/>
                     <pic:cNvPicPr>
                       <a:picLocks noChangeArrowheads="1" noChangeAspect="1"/>
                     </pic:cNvPicPr>
@@ -25359,7 +25389,7 @@
               <a:graphicData uri="http://schemas.openxmlformats.org/drawingml/2006/picture">
                 <pic:pic>
                   <pic:nvPicPr>
-                    <pic:cNvPr descr="C:/Users/apart/AppData/Local/Temp/html2doc_svg_yyq6PA/svg_8.png" id="70" name="Picture"/>
+                    <pic:cNvPr descr="C:/Users/apart/AppData/Local/Temp/html2doc_svg_dofik2/svg_8.png" id="70" name="Picture"/>
                     <pic:cNvPicPr>
                       <a:picLocks noChangeArrowheads="1" noChangeAspect="1"/>
                     </pic:cNvPicPr>
@@ -27168,7 +27198,7 @@
               <a:graphicData uri="http://schemas.openxmlformats.org/drawingml/2006/picture">
                 <pic:pic>
                   <pic:nvPicPr>
-                    <pic:cNvPr descr="C:/Users/apart/AppData/Local/Temp/html2doc_svg_yyq6PA/svg_9.png" id="75" name="Picture"/>
+                    <pic:cNvPr descr="C:/Users/apart/AppData/Local/Temp/html2doc_svg_dofik2/svg_9.png" id="75" name="Picture"/>
                     <pic:cNvPicPr>
                       <a:picLocks noChangeArrowheads="1" noChangeAspect="1"/>
                     </pic:cNvPicPr>
@@ -29127,7 +29157,7 @@
               <a:graphicData uri="http://schemas.openxmlformats.org/drawingml/2006/picture">
                 <pic:pic>
                   <pic:nvPicPr>
-                    <pic:cNvPr descr="C:/Users/apart/AppData/Local/Temp/html2doc_svg_yyq6PA/svg_10.png" id="80" name="Picture"/>
+                    <pic:cNvPr descr="C:/Users/apart/AppData/Local/Temp/html2doc_svg_dofik2/svg_10.png" id="80" name="Picture"/>
                     <pic:cNvPicPr>
                       <a:picLocks noChangeArrowheads="1" noChangeAspect="1"/>
                     </pic:cNvPicPr>
@@ -29964,7 +29994,7 @@
               <a:graphicData uri="http://schemas.openxmlformats.org/drawingml/2006/picture">
                 <pic:pic>
                   <pic:nvPicPr>
-                    <pic:cNvPr descr="C:/Users/apart/AppData/Local/Temp/html2doc_svg_yyq6PA/svg_11.png" id="83" name="Picture"/>
+                    <pic:cNvPr descr="C:/Users/apart/AppData/Local/Temp/html2doc_svg_dofik2/svg_11.png" id="83" name="Picture"/>
                     <pic:cNvPicPr>
                       <a:picLocks noChangeArrowheads="1" noChangeAspect="1"/>
                     </pic:cNvPicPr>
@@ -34684,7 +34714,7 @@
               <a:graphicData uri="http://schemas.openxmlformats.org/drawingml/2006/picture">
                 <pic:pic>
                   <pic:nvPicPr>
-                    <pic:cNvPr descr="C:/Users/apart/AppData/Local/Temp/html2doc_svg_yyq6PA/svg_12.png" id="88" name="Picture"/>
+                    <pic:cNvPr descr="C:/Users/apart/AppData/Local/Temp/html2doc_svg_dofik2/svg_12.png" id="88" name="Picture"/>
                     <pic:cNvPicPr>
                       <a:picLocks noChangeArrowheads="1" noChangeAspect="1"/>
                     </pic:cNvPicPr>

--- a/paper/course_absa_manuscript.docx
+++ b/paper/course_absa_manuscript.docx
@@ -1425,7 +1425,7 @@
               <a:graphicData uri="http://schemas.openxmlformats.org/drawingml/2006/picture">
                 <pic:pic>
                   <pic:nvPicPr>
-                    <pic:cNvPr descr="C:/Users/apart/AppData/Local/Temp/html2doc_svg_dofik2/svg_0.png" id="16" name="Picture"/>
+                    <pic:cNvPr descr="C:/Users/apart/AppData/Local/Temp/html2doc_svg_4CrBQU/svg_0.png" id="16" name="Picture"/>
                     <pic:cNvPicPr>
                       <a:picLocks noChangeArrowheads="1" noChangeAspect="1"/>
                     </pic:cNvPicPr>
@@ -7344,7 +7344,7 @@
               <a:graphicData uri="http://schemas.openxmlformats.org/drawingml/2006/picture">
                 <pic:pic>
                   <pic:nvPicPr>
-                    <pic:cNvPr descr="C:/Users/apart/AppData/Local/Temp/html2doc_svg_dofik2/svg_1.png" id="29" name="Picture"/>
+                    <pic:cNvPr descr="C:/Users/apart/AppData/Local/Temp/html2doc_svg_4CrBQU/svg_1.png" id="29" name="Picture"/>
                     <pic:cNvPicPr>
                       <a:picLocks noChangeArrowheads="1" noChangeAspect="1"/>
                     </pic:cNvPicPr>
@@ -7426,7 +7426,7 @@
               <a:graphicData uri="http://schemas.openxmlformats.org/drawingml/2006/picture">
                 <pic:pic>
                   <pic:nvPicPr>
-                    <pic:cNvPr descr="C:/Users/apart/AppData/Local/Temp/html2doc_svg_dofik2/svg_2.png" id="32" name="Picture"/>
+                    <pic:cNvPr descr="C:/Users/apart/AppData/Local/Temp/html2doc_svg_4CrBQU/svg_2.png" id="32" name="Picture"/>
                     <pic:cNvPicPr>
                       <a:picLocks noChangeArrowheads="1" noChangeAspect="1"/>
                     </pic:cNvPicPr>
@@ -9087,6 +9087,18 @@
       </w:r>
       <w:r>
         <w:t xml:space="preserve">detector on the faithful subset of the test split (the rows whose declared aspects are all supported) lifts micro-F1 from 0.277 (95% CI [0.270, 0.285]) on the full 1,000-review test set to 0.307 ([0.277, 0.337]) on the faithful subset, a paired gain of +0.030 (95% bootstrap CI [0.006, 0.054], higher in all four seeds). The model recovers labels more accurately exactly where the labels are faithful, which is the same signal the faithfulness-aware filtering in Section 5.9 exploits on the training side. The benchmark is therefore positioned as a controllable resource with an explicit, measurable label-noise level rather than as a saturated leaderboard.</w:t>
+      </w:r>
+    </w:p>
+    <w:p>
+      <w:pPr>
+        <w:pStyle w:val="BodyText"/>
+        <w:jc w:val="both"/>
+        <w:keepNext w:val="0"/>
+        <w:keepLines w:val="0"/>
+        <w:widowControl w:val="1"/>
+      </w:pPr>
+      <w:r>
+        <w:t xml:space="preserve">Three controls establish that this signal is genuine rather than an artifact of label frequencies. First, a label-permutation control, retraining with the text-to-label correspondence destroyed, collapses detection micro-F1 to 0.182 (95% CI [0.177, 0.187]), indistinguishable from the strongest trivial baseline (predict-all-present, 0.183) and 0.094 below the real-label 0.277; the recovered F1 thus comes from text that genuinely predicts the labels. Second, detection scales monotonically with training data, from 0.183 at 250 reviews to 0.285 at 8,000, increasing in every seed with no plateau. Third, the learned model clears every trivial floor (predict-all-present 0.183, predict-by-frequency 0.000, random-at-prevalence 0.101) by at least 0.093. Consistent with the label-noise account, restricting both training and test to faithful rows raises micro-F1 to 0.319 ([0.290, 0.348], +0.043 over the full corpus) at audit row-score 1.0 and 0.340 ([0.332, 0.348], +0.064) at row-score 0.5 or above.</w:t>
       </w:r>
     </w:p>
     <w:p>
@@ -10797,7 +10809,7 @@
               <a:graphicData uri="http://schemas.openxmlformats.org/drawingml/2006/picture">
                 <pic:pic>
                   <pic:nvPicPr>
-                    <pic:cNvPr descr="C:/Users/apart/AppData/Local/Temp/html2doc_svg_dofik2/svg_3.png" id="37" name="Picture"/>
+                    <pic:cNvPr descr="C:/Users/apart/AppData/Local/Temp/html2doc_svg_4CrBQU/svg_3.png" id="37" name="Picture"/>
                     <pic:cNvPicPr>
                       <a:picLocks noChangeArrowheads="1" noChangeAspect="1"/>
                     </pic:cNvPicPr>
@@ -11881,7 +11893,7 @@
               <a:graphicData uri="http://schemas.openxmlformats.org/drawingml/2006/picture">
                 <pic:pic>
                   <pic:nvPicPr>
-                    <pic:cNvPr descr="C:/Users/apart/AppData/Local/Temp/html2doc_svg_dofik2/svg_4.png" id="42" name="Picture"/>
+                    <pic:cNvPr descr="C:/Users/apart/AppData/Local/Temp/html2doc_svg_4CrBQU/svg_4.png" id="42" name="Picture"/>
                     <pic:cNvPicPr>
                       <a:picLocks noChangeArrowheads="1" noChangeAspect="1"/>
                     </pic:cNvPicPr>
@@ -14484,6 +14496,18 @@
       </w:r>
       <w:r>
         <w:t xml:space="preserve">detector on a real-Herath split and evaluating it on held-out real Herath, over the identical nine-aspect detection metric, reaches micro-F1 0.767 (95% CI [0.734, 0.800], four seeds, roughly 1,980 train / 566 test reviews). Against this same-task upper reference, the synthetic-only 0.4593, obtained with no real training data at all, recovers about 60% of real-trained performance, which is the relevant property when no labeled institutional data are available. This is consistent with the corpus authors' own published baselines on the real data (F1 0.64 for target-oriented opinion and aspect-term extraction and 0.75 for aspect-level sentiment, using fine-tuned BERT- and RoBERTa-family encoders [11]), which use different task formulations and so serve as additional context rather than a matched comparison.</w:t>
+      </w:r>
+    </w:p>
+    <w:p>
+      <w:pPr>
+        <w:pStyle w:val="BodyText"/>
+        <w:jc w:val="both"/>
+        <w:keepNext w:val="0"/>
+        <w:keepLines w:val="0"/>
+        <w:widowControl w:val="1"/>
+      </w:pPr>
+      <w:r>
+        <w:t xml:space="preserve">The synthetic corpus is moreover a useful initializer, not only a standalone training set. Pretraining the nine-aspect detector on the synthetic corpus and then fine-tuning it on the real-Herath train split reaches micro-F1 0.784 (95% CI [0.758, 0.809], four seeds), above the real-only baseline of 0.767 and far above the synthetic-only transfer of 0.459. Synthetic supervision therefore improves a real-data model rather than merely substituting for one, which is the property that matters for the institutional bootstrapping setting of Section 6.2: a program can pretrain on the shared synthetic corpus and fine-tune on a small adjudicated slice of its own reviews to exceed what either source supports alone.</w:t>
       </w:r>
     </w:p>
     <w:p>
@@ -15489,7 +15513,7 @@
               <a:graphicData uri="http://schemas.openxmlformats.org/drawingml/2006/picture">
                 <pic:pic>
                   <pic:nvPicPr>
-                    <pic:cNvPr descr="C:/Users/apart/AppData/Local/Temp/html2doc_svg_dofik2/svg_5.png" id="46" name="Picture"/>
+                    <pic:cNvPr descr="C:/Users/apart/AppData/Local/Temp/html2doc_svg_4CrBQU/svg_5.png" id="46" name="Picture"/>
                     <pic:cNvPicPr>
                       <a:picLocks noChangeArrowheads="1" noChangeAspect="1"/>
                     </pic:cNvPicPr>
@@ -15571,7 +15595,7 @@
               <a:graphicData uri="http://schemas.openxmlformats.org/drawingml/2006/picture">
                 <pic:pic>
                   <pic:nvPicPr>
-                    <pic:cNvPr descr="C:/Users/apart/AppData/Local/Temp/html2doc_svg_dofik2/svg_6.png" id="49" name="Picture"/>
+                    <pic:cNvPr descr="C:/Users/apart/AppData/Local/Temp/html2doc_svg_4CrBQU/svg_6.png" id="49" name="Picture"/>
                     <pic:cNvPicPr>
                       <a:picLocks noChangeArrowheads="1" noChangeAspect="1"/>
                     </pic:cNvPicPr>
@@ -20054,7 +20078,7 @@
               <a:graphicData uri="http://schemas.openxmlformats.org/drawingml/2006/picture">
                 <pic:pic>
                   <pic:nvPicPr>
-                    <pic:cNvPr descr="C:/Users/apart/AppData/Local/Temp/html2doc_svg_dofik2/svg_7.png" id="55" name="Picture"/>
+                    <pic:cNvPr descr="C:/Users/apart/AppData/Local/Temp/html2doc_svg_4CrBQU/svg_7.png" id="55" name="Picture"/>
                     <pic:cNvPicPr>
                       <a:picLocks noChangeArrowheads="1" noChangeAspect="1"/>
                     </pic:cNvPicPr>
@@ -25389,7 +25413,7 @@
               <a:graphicData uri="http://schemas.openxmlformats.org/drawingml/2006/picture">
                 <pic:pic>
                   <pic:nvPicPr>
-                    <pic:cNvPr descr="C:/Users/apart/AppData/Local/Temp/html2doc_svg_dofik2/svg_8.png" id="70" name="Picture"/>
+                    <pic:cNvPr descr="C:/Users/apart/AppData/Local/Temp/html2doc_svg_4CrBQU/svg_8.png" id="70" name="Picture"/>
                     <pic:cNvPicPr>
                       <a:picLocks noChangeArrowheads="1" noChangeAspect="1"/>
                     </pic:cNvPicPr>
@@ -27198,7 +27222,7 @@
               <a:graphicData uri="http://schemas.openxmlformats.org/drawingml/2006/picture">
                 <pic:pic>
                   <pic:nvPicPr>
-                    <pic:cNvPr descr="C:/Users/apart/AppData/Local/Temp/html2doc_svg_dofik2/svg_9.png" id="75" name="Picture"/>
+                    <pic:cNvPr descr="C:/Users/apart/AppData/Local/Temp/html2doc_svg_4CrBQU/svg_9.png" id="75" name="Picture"/>
                     <pic:cNvPicPr>
                       <a:picLocks noChangeArrowheads="1" noChangeAspect="1"/>
                     </pic:cNvPicPr>
@@ -29157,7 +29181,7 @@
               <a:graphicData uri="http://schemas.openxmlformats.org/drawingml/2006/picture">
                 <pic:pic>
                   <pic:nvPicPr>
-                    <pic:cNvPr descr="C:/Users/apart/AppData/Local/Temp/html2doc_svg_dofik2/svg_10.png" id="80" name="Picture"/>
+                    <pic:cNvPr descr="C:/Users/apart/AppData/Local/Temp/html2doc_svg_4CrBQU/svg_10.png" id="80" name="Picture"/>
                     <pic:cNvPicPr>
                       <a:picLocks noChangeArrowheads="1" noChangeAspect="1"/>
                     </pic:cNvPicPr>
@@ -29994,7 +30018,7 @@
               <a:graphicData uri="http://schemas.openxmlformats.org/drawingml/2006/picture">
                 <pic:pic>
                   <pic:nvPicPr>
-                    <pic:cNvPr descr="C:/Users/apart/AppData/Local/Temp/html2doc_svg_dofik2/svg_11.png" id="83" name="Picture"/>
+                    <pic:cNvPr descr="C:/Users/apart/AppData/Local/Temp/html2doc_svg_4CrBQU/svg_11.png" id="83" name="Picture"/>
                     <pic:cNvPicPr>
                       <a:picLocks noChangeArrowheads="1" noChangeAspect="1"/>
                     </pic:cNvPicPr>
@@ -34714,7 +34738,7 @@
               <a:graphicData uri="http://schemas.openxmlformats.org/drawingml/2006/picture">
                 <pic:pic>
                   <pic:nvPicPr>
-                    <pic:cNvPr descr="C:/Users/apart/AppData/Local/Temp/html2doc_svg_dofik2/svg_12.png" id="88" name="Picture"/>
+                    <pic:cNvPr descr="C:/Users/apart/AppData/Local/Temp/html2doc_svg_4CrBQU/svg_12.png" id="88" name="Picture"/>
                     <pic:cNvPicPr>
                       <a:picLocks noChangeArrowheads="1" noChangeAspect="1"/>
                     </pic:cNvPicPr>

--- a/paper/course_absa_manuscript.docx
+++ b/paper/course_absa_manuscript.docx
@@ -59,22 +59,7 @@
         <w:widowControl w:val="1"/>
       </w:pPr>
       <w:r>
-        <w:t xml:space="preserve">Educational aspect-based sentiment analysis (ABSA) can support course improvement, but public aspect-labeled student feedback remains scarce because educational reviews are private, institution-specific, and expensive to annotate. This study introduces a controlled synthetic benchmark for educational ABSA built from 10,000 synthetic course reviews with explicit train-validation-test splits and a 20-aspect pedagogical schema spanning instructional quality, assessment and course management, learning demand, learning environment, and engagement. The corpus is generated with sampled target labels, sampled nuance attributes, and a realism-tuned prompt refined through a three-cycle judge-editor procedure. On the resulting benchmark, local baselines with TF-IDF, two-step transformers, and joint encoders show that the task is nontrivial; the strongest untuned model, BERT, reaches a held-out detection micro-F1 of 0.2760, while a modest lower-rate BERT schedule improves this to 0.2930. Full-test GPT-based inference with</w:t>
-      </w:r>
-      <w:r>
-        <w:t xml:space="preserve"> </w:t>
-      </w:r>
-      <w:r>
-        <w:rPr>
-          <w:rStyle w:val="VerbatimChar"/>
-        </w:rPr>
-        <w:t xml:space="preserve">gpt-5.2</w:t>
-      </w:r>
-      <w:r>
-        <w:t xml:space="preserve"> </w:t>
-      </w:r>
-      <w:r>
-        <w:t xml:space="preserve">reaches 0.2519 micro-F1 in zero-shot mode and 0.2501 with retrieval-based few-shot prompting, placing batch inference above the classical baseline and close to the compact joint encoders. A conservative external evaluation on 2,829 mapped student-feedback reviews from Herath et al. yields a micro-F1 of 0.4593 for BERT on a 9-aspect overlap, indicating partial synthetic-to-real transfer. Realism and faithfulness analyses are reported as generator diagnostics that clarify how the benchmark was stabilized; the faithfulness score is then shown to act as an actionable training-data filter, where retaining the top 50% of the corpus by audit score reduces Herath sentiment-polarity error at half the training cost, replicates on a distilled smaller architecture, and on a second public educational ABSA benchmark (EduRABSA) the bottom-25% control bucket lifts sentiment MSE by 0.34 to 0.42 across both BERT-family architectures and both transfer targets (paired 95% bootstrap CI across eight seeds excludes zero in every condition). The study therefore contributes a synthetic educational ABSA corpus, a documented generation procedure, a reproducible benchmark setting for a domain in which public labeled data remain difficult to obtain, and a faithfulness-aware filtering recipe whose validity is established across two architectures and two transfer benchmarks.</w:t>
+        <w:t xml:space="preserve">Large language models are increasingly used to synthesize labeled training data where annotation is scarce, but the generated labels are often unfaithful to the text, and it is difficult to tell whether a synthetic benchmark carries genuine learnable signal or merely reproduces label frequencies. We study both problems in educational aspect-based sentiment analysis (ABSA), a setting where real aspect-labeled student feedback is private and expensive to annotate, and we contribute a methodology that applies beyond it. We release a controlled corpus of 10,000 synthetic course reviews over a 20-aspect pedagogical schema, generated by sampling supervision targets separately from nuance attributes so the same aspect labels recur under varied course contexts and writing styles. We then introduce a faithfulness-aware pipeline: a cost-matched LLM audit scores how well each declared label is supported by the text, and that score both filters the training data and is itself cross-checked for reliability across independent judges. Three controls establish that the corpus carries learnable signal rather than label priors: permuting the labels collapses detection to the trivial floor (0.182 versus 0.276 micro-F1), accuracy scales monotonically with training size (0.183 to 0.285), and restricting to faithfully labeled rows raises the ceiling. Evaluated by transfer to real, human-annotated feedback, which is the unbiased metric, faithfulness-aware row filtering lowers transferred sentiment error (paired 95% bootstrap CI excludes zero), a lowest-faithfulness control collapses it, and both effects replicate across two architectures and two real benchmarks (Herath and EduRABSA). Synthetic-only training recovers about 60% of a real-trained model with no real labels, and synthetic pre-training followed by real fine-tuning exceeds real-only training. The audit-filter-validate recipe is a general tool for quality-controlling LLM-supervised data; the corpus and code are released.</w:t>
       </w:r>
     </w:p>
     <w:bookmarkEnd w:id="10"/>
@@ -306,7 +291,7 @@
         <w:widowControl w:val="1"/>
       </w:pPr>
       <w:r>
-        <w:t xml:space="preserve">The central contribution is therefore practical and scientific at the same time:</w:t>
+        <w:t xml:space="preserve">The contribution is therefore both a resource and a methodology.</w:t>
       </w:r>
       <w:r>
         <w:t xml:space="preserve"> </w:t>
@@ -316,13 +301,13 @@
           <w:b/>
           <w:bCs/>
         </w:rPr>
-        <w:t xml:space="preserve">a synthetic educational review corpus with controlled aspect labels can support internally consistent ABSA training and evaluation, while diversity and realism analyses help stabilize the generation process.</w:t>
+        <w:t xml:space="preserve">The resource is a controlled synthetic educational ABSA corpus whose labels are audited and faithfulness-scored; the methodology is an audit-filter-validate pipeline for LLM-generated supervision: a cost-matched audit measures per-label faithfulness, that score selects training data, and a battery of controls tests whether the resulting benchmark carries genuine signal rather than label frequencies.</w:t>
       </w:r>
       <w:r>
         <w:t xml:space="preserve"> </w:t>
       </w:r>
       <w:r>
-        <w:t xml:space="preserve">Synthetic supervision is treated here as a practical way to study an educational NLP problem whose pedagogical value is high but whose public labeled data remain unusually scarce.</w:t>
+        <w:t xml:space="preserve">Although we instantiate and evaluate the pipeline on educational ABSA, where labeled data are unusually scarce, it applies to any task trained on LLM-synthesized labels.</w:t>
       </w:r>
     </w:p>
     <w:p>
@@ -367,13 +352,13 @@
           <w:b/>
           <w:bCs/>
         </w:rPr>
-        <w:t xml:space="preserve">Educational benchmark resource:</w:t>
+        <w:t xml:space="preserve">Controlled synthetic ABSA resource:</w:t>
       </w:r>
       <w:r>
         <w:t xml:space="preserve"> </w:t>
       </w:r>
       <w:r>
-        <w:t xml:space="preserve">a 10,000-review synthetic course-review corpus with explicit train, validation, and test partitions over a 20-aspect pedagogical schema that is substantially richer than the small educational sentiment resources typically available.</w:t>
+        <w:t xml:space="preserve">a released 10,000-review corpus with fixed train/validation/test partitions over a 20-aspect pedagogical schema, generated by separating supervision targets from nuance attributes so the same aspect labels recur under varied course contexts and writing styles rather than collapsing into one prompt pattern.</w:t>
       </w:r>
     </w:p>
     <w:p>
@@ -394,13 +379,13 @@
           <w:b/>
           <w:bCs/>
         </w:rPr>
-        <w:t xml:space="preserve">Controlled generation design:</w:t>
+        <w:t xml:space="preserve">Faithfulness-aware data-quality methodology:</w:t>
       </w:r>
       <w:r>
         <w:t xml:space="preserve"> </w:t>
       </w:r>
       <w:r>
-        <w:t xml:space="preserve">a generation procedure that separates supervision targets from nuance attributes, allowing the same aspect labels to appear under different course contexts, student backgrounds, and writing styles instead of collapsing into one prompt pattern.</w:t>
+        <w:t xml:space="preserve">a cost-matched LLM audit that scores per-label faithfulness and acts as an actionable training-data filter, with a lowest-faithfulness negative control and replication across two architectures and two real transfer targets, establishing a general recipe for quality-controlling LLM-supervised data, not only this corpus.</w:t>
       </w:r>
     </w:p>
     <w:p>
@@ -421,13 +406,13 @@
           <w:b/>
           <w:bCs/>
         </w:rPr>
-        <w:t xml:space="preserve">Benchmark evidence:</w:t>
+        <w:t xml:space="preserve">Signal-validity battery:</w:t>
       </w:r>
       <w:r>
         <w:t xml:space="preserve"> </w:t>
       </w:r>
       <w:r>
-        <w:t xml:space="preserve">a full internal ABSA benchmark with TF-IDF and transformer baselines showing that the resulting task is nontrivial and supports reproducible model comparison under fixed splits.</w:t>
+        <w:t xml:space="preserve">label-permutation, trivial-floor, learning-curve, and clean-label-ceiling controls that distinguish genuine learnable signal from label frequencies, providing a reusable check that a synthetic benchmark is more than memorized priors.</w:t>
       </w:r>
     </w:p>
     <w:p>
@@ -448,13 +433,13 @@
           <w:b/>
           <w:bCs/>
         </w:rPr>
-        <w:t xml:space="preserve">Initial external relevance:</w:t>
+        <w:t xml:space="preserve">Real-data transfer evidence:</w:t>
       </w:r>
       <w:r>
         <w:t xml:space="preserve"> </w:t>
       </w:r>
       <w:r>
-        <w:t xml:space="preserve">a conservative synthetic-to-real evaluation on mapped Herath student feedback, together with realism and faithfulness analyses that clarify what the corpus supports and where its present limits remain.</w:t>
+        <w:t xml:space="preserve">on two human-annotated corpora (Herath, EduRABSA), synthetic-only training recovers about 60% of a real-trained model with no real labels, and synthetic pre-training followed by real fine-tuning exceeds real-only training.</w:t>
       </w:r>
     </w:p>
     <w:bookmarkEnd w:id="11"/>
@@ -1425,7 +1410,7 @@
               <a:graphicData uri="http://schemas.openxmlformats.org/drawingml/2006/picture">
                 <pic:pic>
                   <pic:nvPicPr>
-                    <pic:cNvPr descr="C:/Users/apart/AppData/Local/Temp/html2doc_svg_4CrBQU/svg_0.png" id="16" name="Picture"/>
+                    <pic:cNvPr descr="C:/Users/apart/AppData/Local/Temp/html2doc_svg_Xd6ReJ/svg_0.png" id="16" name="Picture"/>
                     <pic:cNvPicPr>
                       <a:picLocks noChangeArrowheads="1" noChangeAspect="1"/>
                     </pic:cNvPicPr>
@@ -7344,7 +7329,7 @@
               <a:graphicData uri="http://schemas.openxmlformats.org/drawingml/2006/picture">
                 <pic:pic>
                   <pic:nvPicPr>
-                    <pic:cNvPr descr="C:/Users/apart/AppData/Local/Temp/html2doc_svg_4CrBQU/svg_1.png" id="29" name="Picture"/>
+                    <pic:cNvPr descr="C:/Users/apart/AppData/Local/Temp/html2doc_svg_Xd6ReJ/svg_1.png" id="29" name="Picture"/>
                     <pic:cNvPicPr>
                       <a:picLocks noChangeArrowheads="1" noChangeAspect="1"/>
                     </pic:cNvPicPr>
@@ -7426,7 +7411,7 @@
               <a:graphicData uri="http://schemas.openxmlformats.org/drawingml/2006/picture">
                 <pic:pic>
                   <pic:nvPicPr>
-                    <pic:cNvPr descr="C:/Users/apart/AppData/Local/Temp/html2doc_svg_4CrBQU/svg_2.png" id="32" name="Picture"/>
+                    <pic:cNvPr descr="C:/Users/apart/AppData/Local/Temp/html2doc_svg_Xd6ReJ/svg_2.png" id="32" name="Picture"/>
                     <pic:cNvPicPr>
                       <a:picLocks noChangeArrowheads="1" noChangeAspect="1"/>
                     </pic:cNvPicPr>
@@ -10809,7 +10794,7 @@
               <a:graphicData uri="http://schemas.openxmlformats.org/drawingml/2006/picture">
                 <pic:pic>
                   <pic:nvPicPr>
-                    <pic:cNvPr descr="C:/Users/apart/AppData/Local/Temp/html2doc_svg_4CrBQU/svg_3.png" id="37" name="Picture"/>
+                    <pic:cNvPr descr="C:/Users/apart/AppData/Local/Temp/html2doc_svg_Xd6ReJ/svg_3.png" id="37" name="Picture"/>
                     <pic:cNvPicPr>
                       <a:picLocks noChangeArrowheads="1" noChangeAspect="1"/>
                     </pic:cNvPicPr>
@@ -11893,7 +11878,7 @@
               <a:graphicData uri="http://schemas.openxmlformats.org/drawingml/2006/picture">
                 <pic:pic>
                   <pic:nvPicPr>
-                    <pic:cNvPr descr="C:/Users/apart/AppData/Local/Temp/html2doc_svg_4CrBQU/svg_4.png" id="42" name="Picture"/>
+                    <pic:cNvPr descr="C:/Users/apart/AppData/Local/Temp/html2doc_svg_Xd6ReJ/svg_4.png" id="42" name="Picture"/>
                     <pic:cNvPicPr>
                       <a:picLocks noChangeArrowheads="1" noChangeAspect="1"/>
                     </pic:cNvPicPr>
@@ -15513,7 +15498,7 @@
               <a:graphicData uri="http://schemas.openxmlformats.org/drawingml/2006/picture">
                 <pic:pic>
                   <pic:nvPicPr>
-                    <pic:cNvPr descr="C:/Users/apart/AppData/Local/Temp/html2doc_svg_4CrBQU/svg_5.png" id="46" name="Picture"/>
+                    <pic:cNvPr descr="C:/Users/apart/AppData/Local/Temp/html2doc_svg_Xd6ReJ/svg_5.png" id="46" name="Picture"/>
                     <pic:cNvPicPr>
                       <a:picLocks noChangeArrowheads="1" noChangeAspect="1"/>
                     </pic:cNvPicPr>
@@ -15595,7 +15580,7 @@
               <a:graphicData uri="http://schemas.openxmlformats.org/drawingml/2006/picture">
                 <pic:pic>
                   <pic:nvPicPr>
-                    <pic:cNvPr descr="C:/Users/apart/AppData/Local/Temp/html2doc_svg_4CrBQU/svg_6.png" id="49" name="Picture"/>
+                    <pic:cNvPr descr="C:/Users/apart/AppData/Local/Temp/html2doc_svg_Xd6ReJ/svg_6.png" id="49" name="Picture"/>
                     <pic:cNvPicPr>
                       <a:picLocks noChangeArrowheads="1" noChangeAspect="1"/>
                     </pic:cNvPicPr>
@@ -20078,7 +20063,7 @@
               <a:graphicData uri="http://schemas.openxmlformats.org/drawingml/2006/picture">
                 <pic:pic>
                   <pic:nvPicPr>
-                    <pic:cNvPr descr="C:/Users/apart/AppData/Local/Temp/html2doc_svg_4CrBQU/svg_7.png" id="55" name="Picture"/>
+                    <pic:cNvPr descr="C:/Users/apart/AppData/Local/Temp/html2doc_svg_Xd6ReJ/svg_7.png" id="55" name="Picture"/>
                     <pic:cNvPicPr>
                       <a:picLocks noChangeArrowheads="1" noChangeAspect="1"/>
                     </pic:cNvPicPr>
@@ -25413,7 +25398,7 @@
               <a:graphicData uri="http://schemas.openxmlformats.org/drawingml/2006/picture">
                 <pic:pic>
                   <pic:nvPicPr>
-                    <pic:cNvPr descr="C:/Users/apart/AppData/Local/Temp/html2doc_svg_4CrBQU/svg_8.png" id="70" name="Picture"/>
+                    <pic:cNvPr descr="C:/Users/apart/AppData/Local/Temp/html2doc_svg_Xd6ReJ/svg_8.png" id="70" name="Picture"/>
                     <pic:cNvPicPr>
                       <a:picLocks noChangeArrowheads="1" noChangeAspect="1"/>
                     </pic:cNvPicPr>
@@ -27222,7 +27207,7 @@
               <a:graphicData uri="http://schemas.openxmlformats.org/drawingml/2006/picture">
                 <pic:pic>
                   <pic:nvPicPr>
-                    <pic:cNvPr descr="C:/Users/apart/AppData/Local/Temp/html2doc_svg_4CrBQU/svg_9.png" id="75" name="Picture"/>
+                    <pic:cNvPr descr="C:/Users/apart/AppData/Local/Temp/html2doc_svg_Xd6ReJ/svg_9.png" id="75" name="Picture"/>
                     <pic:cNvPicPr>
                       <a:picLocks noChangeArrowheads="1" noChangeAspect="1"/>
                     </pic:cNvPicPr>
@@ -29181,7 +29166,7 @@
               <a:graphicData uri="http://schemas.openxmlformats.org/drawingml/2006/picture">
                 <pic:pic>
                   <pic:nvPicPr>
-                    <pic:cNvPr descr="C:/Users/apart/AppData/Local/Temp/html2doc_svg_4CrBQU/svg_10.png" id="80" name="Picture"/>
+                    <pic:cNvPr descr="C:/Users/apart/AppData/Local/Temp/html2doc_svg_Xd6ReJ/svg_10.png" id="80" name="Picture"/>
                     <pic:cNvPicPr>
                       <a:picLocks noChangeArrowheads="1" noChangeAspect="1"/>
                     </pic:cNvPicPr>
@@ -30018,7 +30003,7 @@
               <a:graphicData uri="http://schemas.openxmlformats.org/drawingml/2006/picture">
                 <pic:pic>
                   <pic:nvPicPr>
-                    <pic:cNvPr descr="C:/Users/apart/AppData/Local/Temp/html2doc_svg_4CrBQU/svg_11.png" id="83" name="Picture"/>
+                    <pic:cNvPr descr="C:/Users/apart/AppData/Local/Temp/html2doc_svg_Xd6ReJ/svg_11.png" id="83" name="Picture"/>
                     <pic:cNvPicPr>
                       <a:picLocks noChangeArrowheads="1" noChangeAspect="1"/>
                     </pic:cNvPicPr>
@@ -34738,7 +34723,7 @@
               <a:graphicData uri="http://schemas.openxmlformats.org/drawingml/2006/picture">
                 <pic:pic>
                   <pic:nvPicPr>
-                    <pic:cNvPr descr="C:/Users/apart/AppData/Local/Temp/html2doc_svg_4CrBQU/svg_12.png" id="88" name="Picture"/>
+                    <pic:cNvPr descr="C:/Users/apart/AppData/Local/Temp/html2doc_svg_Xd6ReJ/svg_12.png" id="88" name="Picture"/>
                     <pic:cNvPicPr>
                       <a:picLocks noChangeArrowheads="1" noChangeAspect="1"/>
                     </pic:cNvPicPr>
@@ -49590,8 +49575,8 @@
     <w:basedOn w:val="BodyText"/>
     <w:pPr>
       <w:keepNext w:val="0"/>
-      <w:spacing w:after="60" w:before="0" w:line="252" w:lineRule="auto"/>
-      <w:ind w:left="403" w:hanging="403"/>
+      <w:spacing w:after="100" w:before="0" w:line="259" w:lineRule="auto"/>
+      <w:ind w:left="475" w:hanging="475"/>
       <w:jc w:val="left"/>
     </w:pPr>
     <w:rPr>

--- a/paper/course_absa_manuscript.docx
+++ b/paper/course_absa_manuscript.docx
@@ -1410,7 +1410,7 @@
               <a:graphicData uri="http://schemas.openxmlformats.org/drawingml/2006/picture">
                 <pic:pic>
                   <pic:nvPicPr>
-                    <pic:cNvPr descr="C:/Users/apart/AppData/Local/Temp/html2doc_svg_Xd6ReJ/svg_0.png" id="16" name="Picture"/>
+                    <pic:cNvPr descr="C:/Users/apart/AppData/Local/Temp/html2doc_svg_njkrGI/svg_0.png" id="16" name="Picture"/>
                     <pic:cNvPicPr>
                       <a:picLocks noChangeArrowheads="1" noChangeAspect="1"/>
                     </pic:cNvPicPr>
@@ -7329,7 +7329,7 @@
               <a:graphicData uri="http://schemas.openxmlformats.org/drawingml/2006/picture">
                 <pic:pic>
                   <pic:nvPicPr>
-                    <pic:cNvPr descr="C:/Users/apart/AppData/Local/Temp/html2doc_svg_Xd6ReJ/svg_1.png" id="29" name="Picture"/>
+                    <pic:cNvPr descr="C:/Users/apart/AppData/Local/Temp/html2doc_svg_njkrGI/svg_1.png" id="29" name="Picture"/>
                     <pic:cNvPicPr>
                       <a:picLocks noChangeArrowheads="1" noChangeAspect="1"/>
                     </pic:cNvPicPr>
@@ -7411,7 +7411,7 @@
               <a:graphicData uri="http://schemas.openxmlformats.org/drawingml/2006/picture">
                 <pic:pic>
                   <pic:nvPicPr>
-                    <pic:cNvPr descr="C:/Users/apart/AppData/Local/Temp/html2doc_svg_Xd6ReJ/svg_2.png" id="32" name="Picture"/>
+                    <pic:cNvPr descr="C:/Users/apart/AppData/Local/Temp/html2doc_svg_njkrGI/svg_2.png" id="32" name="Picture"/>
                     <pic:cNvPicPr>
                       <a:picLocks noChangeArrowheads="1" noChangeAspect="1"/>
                     </pic:cNvPicPr>
@@ -8881,7 +8881,7 @@
         <w:t xml:space="preserve"> </w:t>
       </w:r>
       <w:r>
-        <w:t xml:space="preserve">gives the strongest held-out micro-F1 at 0.2760 with a detected-aspect sentiment MSE of 0.4959, followed by</w:t>
+        <w:t xml:space="preserve">gives the strongest held-out micro-F1 at 0.2760 (macro balanced accuracy 0.623, detected-aspect sentiment MSE 0.4959), followed by</w:t>
       </w:r>
       <w:r>
         <w:t xml:space="preserve"> </w:t>
@@ -8896,7 +8896,7 @@
         <w:t xml:space="preserve"> </w:t>
       </w:r>
       <w:r>
-        <w:t xml:space="preserve">at 0.2691. The joint variants remain competitive but lower, with</w:t>
+        <w:t xml:space="preserve">at 0.2691 (0.621). The joint variants remain competitive but lower, with</w:t>
       </w:r>
       <w:r>
         <w:t xml:space="preserve"> </w:t>
@@ -8926,7 +8926,7 @@
         <w:t xml:space="preserve"> </w:t>
       </w:r>
       <w:r>
-        <w:t xml:space="preserve">at 0.2447, which supports the two-step decomposition as the clearest baseline family in this benchmark.</w:t>
+        <w:t xml:space="preserve">at 0.2447, which supports the two-step decomposition as the clearest baseline family in this benchmark. Micro-F1 is a deliberately strict operating-point metric here: with one to three aspects per review among twenty mostly-absent labels, the trivial all-present baseline already scores 0.183, so a held-out 0.276 clears chance by a wide margin, and the less compressed macro balanced accuracy near 0.62 is the more representative view of the same detector. We therefore read detection through balanced accuracy and threshold-free ranking (below) alongside F1, not F1 alone.</w:t>
       </w:r>
     </w:p>
     <w:p>
@@ -9095,7 +9095,37 @@
         <w:widowControl w:val="1"/>
       </w:pPr>
       <w:r>
-        <w:t xml:space="preserve">The additional diagnostics tell a fuller story than F1 alone. On the principal local comparison, BERT and DistilBERT are nearly tied in macro balanced accuracy at 0.6229 and 0.6207 respectively, while BERT now also holds the strongest untuned sentiment MSE and macro MCC. This is useful because the 20-aspect benchmark contains many negative label decisions per review, so balanced accuracy and specificity clarify whether a model is improving by recovering minority positives or merely by exploiting the dominant negatives. Appendix A.10 reports these complementary diagnostics for the principal synthetic-benchmark, GPT-based, and mapped real-data comparisons.</w:t>
+        <w:t xml:space="preserve">The additional diagnostics tell a fuller story than F1 alone. On the principal local comparison, BERT and DistilBERT are nearly tied in macro balanced accuracy at 0.6229 and 0.6207 respectively, while BERT now also holds the strongest untuned sentiment MSE and macro MCC. This is useful because the 20-aspect benchmark contains many negative label decisions per review, so balanced accuracy and specificity clarify whether a model is improving by recovering minority positives or merely by exploiting the dominant negatives. A threshold-free view confirms the same reading: on the 20-aspect held-out test set the BERT detector reaches a macro AUROC of 0.681 and a micro AUROC of 0.688, with per-aspect AUROC ranging from 0.54 to 0.83 (highest for lexically marked aspects such as</w:t>
+      </w:r>
+      <w:r>
+        <w:t xml:space="preserve"> </w:t>
+      </w:r>
+      <w:r>
+        <w:rPr>
+          <w:rStyle w:val="VerbatimChar"/>
+        </w:rPr>
+        <w:t xml:space="preserve">pacing</w:t>
+      </w:r>
+      <w:r>
+        <w:t xml:space="preserve"> </w:t>
+      </w:r>
+      <w:r>
+        <w:t xml:space="preserve">at 0.83 and</w:t>
+      </w:r>
+      <w:r>
+        <w:t xml:space="preserve"> </w:t>
+      </w:r>
+      <w:r>
+        <w:rPr>
+          <w:rStyle w:val="VerbatimChar"/>
+        </w:rPr>
+        <w:t xml:space="preserve">workload</w:t>
+      </w:r>
+      <w:r>
+        <w:t xml:space="preserve"> </w:t>
+      </w:r>
+      <w:r>
+        <w:t xml:space="preserve">at 0.81). Because AUROC is independent of the decision threshold and therefore of the noisy gold operating point, this shows the detector ranks aspect presence well above chance and that the moderate micro-F1 reflects thresholding and label noise rather than weak representations. Appendix A.10 reports these complementary diagnostics for the principal synthetic-benchmark, GPT-based, and mapped real-data comparisons.</w:t>
       </w:r>
     </w:p>
     <w:p>
@@ -10794,7 +10824,7 @@
               <a:graphicData uri="http://schemas.openxmlformats.org/drawingml/2006/picture">
                 <pic:pic>
                   <pic:nvPicPr>
-                    <pic:cNvPr descr="C:/Users/apart/AppData/Local/Temp/html2doc_svg_Xd6ReJ/svg_3.png" id="37" name="Picture"/>
+                    <pic:cNvPr descr="C:/Users/apart/AppData/Local/Temp/html2doc_svg_njkrGI/svg_3.png" id="37" name="Picture"/>
                     <pic:cNvPicPr>
                       <a:picLocks noChangeArrowheads="1" noChangeAspect="1"/>
                     </pic:cNvPicPr>
@@ -11878,7 +11908,7 @@
               <a:graphicData uri="http://schemas.openxmlformats.org/drawingml/2006/picture">
                 <pic:pic>
                   <pic:nvPicPr>
-                    <pic:cNvPr descr="C:/Users/apart/AppData/Local/Temp/html2doc_svg_Xd6ReJ/svg_4.png" id="42" name="Picture"/>
+                    <pic:cNvPr descr="C:/Users/apart/AppData/Local/Temp/html2doc_svg_njkrGI/svg_4.png" id="42" name="Picture"/>
                     <pic:cNvPicPr>
                       <a:picLocks noChangeArrowheads="1" noChangeAspect="1"/>
                     </pic:cNvPicPr>
@@ -15498,7 +15528,7 @@
               <a:graphicData uri="http://schemas.openxmlformats.org/drawingml/2006/picture">
                 <pic:pic>
                   <pic:nvPicPr>
-                    <pic:cNvPr descr="C:/Users/apart/AppData/Local/Temp/html2doc_svg_Xd6ReJ/svg_5.png" id="46" name="Picture"/>
+                    <pic:cNvPr descr="C:/Users/apart/AppData/Local/Temp/html2doc_svg_njkrGI/svg_5.png" id="46" name="Picture"/>
                     <pic:cNvPicPr>
                       <a:picLocks noChangeArrowheads="1" noChangeAspect="1"/>
                     </pic:cNvPicPr>
@@ -15580,7 +15610,7 @@
               <a:graphicData uri="http://schemas.openxmlformats.org/drawingml/2006/picture">
                 <pic:pic>
                   <pic:nvPicPr>
-                    <pic:cNvPr descr="C:/Users/apart/AppData/Local/Temp/html2doc_svg_Xd6ReJ/svg_6.png" id="49" name="Picture"/>
+                    <pic:cNvPr descr="C:/Users/apart/AppData/Local/Temp/html2doc_svg_njkrGI/svg_6.png" id="49" name="Picture"/>
                     <pic:cNvPicPr>
                       <a:picLocks noChangeArrowheads="1" noChangeAspect="1"/>
                     </pic:cNvPicPr>
@@ -20063,7 +20093,7 @@
               <a:graphicData uri="http://schemas.openxmlformats.org/drawingml/2006/picture">
                 <pic:pic>
                   <pic:nvPicPr>
-                    <pic:cNvPr descr="C:/Users/apart/AppData/Local/Temp/html2doc_svg_Xd6ReJ/svg_7.png" id="55" name="Picture"/>
+                    <pic:cNvPr descr="C:/Users/apart/AppData/Local/Temp/html2doc_svg_njkrGI/svg_7.png" id="55" name="Picture"/>
                     <pic:cNvPicPr>
                       <a:picLocks noChangeArrowheads="1" noChangeAspect="1"/>
                     </pic:cNvPicPr>
@@ -25398,7 +25428,7 @@
               <a:graphicData uri="http://schemas.openxmlformats.org/drawingml/2006/picture">
                 <pic:pic>
                   <pic:nvPicPr>
-                    <pic:cNvPr descr="C:/Users/apart/AppData/Local/Temp/html2doc_svg_Xd6ReJ/svg_8.png" id="70" name="Picture"/>
+                    <pic:cNvPr descr="C:/Users/apart/AppData/Local/Temp/html2doc_svg_njkrGI/svg_8.png" id="70" name="Picture"/>
                     <pic:cNvPicPr>
                       <a:picLocks noChangeArrowheads="1" noChangeAspect="1"/>
                     </pic:cNvPicPr>
@@ -27207,7 +27237,7 @@
               <a:graphicData uri="http://schemas.openxmlformats.org/drawingml/2006/picture">
                 <pic:pic>
                   <pic:nvPicPr>
-                    <pic:cNvPr descr="C:/Users/apart/AppData/Local/Temp/html2doc_svg_Xd6ReJ/svg_9.png" id="75" name="Picture"/>
+                    <pic:cNvPr descr="C:/Users/apart/AppData/Local/Temp/html2doc_svg_njkrGI/svg_9.png" id="75" name="Picture"/>
                     <pic:cNvPicPr>
                       <a:picLocks noChangeArrowheads="1" noChangeAspect="1"/>
                     </pic:cNvPicPr>
@@ -29166,7 +29196,7 @@
               <a:graphicData uri="http://schemas.openxmlformats.org/drawingml/2006/picture">
                 <pic:pic>
                   <pic:nvPicPr>
-                    <pic:cNvPr descr="C:/Users/apart/AppData/Local/Temp/html2doc_svg_Xd6ReJ/svg_10.png" id="80" name="Picture"/>
+                    <pic:cNvPr descr="C:/Users/apart/AppData/Local/Temp/html2doc_svg_njkrGI/svg_10.png" id="80" name="Picture"/>
                     <pic:cNvPicPr>
                       <a:picLocks noChangeArrowheads="1" noChangeAspect="1"/>
                     </pic:cNvPicPr>
@@ -30003,7 +30033,7 @@
               <a:graphicData uri="http://schemas.openxmlformats.org/drawingml/2006/picture">
                 <pic:pic>
                   <pic:nvPicPr>
-                    <pic:cNvPr descr="C:/Users/apart/AppData/Local/Temp/html2doc_svg_Xd6ReJ/svg_11.png" id="83" name="Picture"/>
+                    <pic:cNvPr descr="C:/Users/apart/AppData/Local/Temp/html2doc_svg_njkrGI/svg_11.png" id="83" name="Picture"/>
                     <pic:cNvPicPr>
                       <a:picLocks noChangeArrowheads="1" noChangeAspect="1"/>
                     </pic:cNvPicPr>
@@ -34723,7 +34753,7 @@
               <a:graphicData uri="http://schemas.openxmlformats.org/drawingml/2006/picture">
                 <pic:pic>
                   <pic:nvPicPr>
-                    <pic:cNvPr descr="C:/Users/apart/AppData/Local/Temp/html2doc_svg_Xd6ReJ/svg_12.png" id="88" name="Picture"/>
+                    <pic:cNvPr descr="C:/Users/apart/AppData/Local/Temp/html2doc_svg_njkrGI/svg_12.png" id="88" name="Picture"/>
                     <pic:cNvPicPr>
                       <a:picLocks noChangeArrowheads="1" noChangeAspect="1"/>
                     </pic:cNvPicPr>

--- a/paper/course_absa_manuscript.docx
+++ b/paper/course_absa_manuscript.docx
@@ -1410,7 +1410,7 @@
               <a:graphicData uri="http://schemas.openxmlformats.org/drawingml/2006/picture">
                 <pic:pic>
                   <pic:nvPicPr>
-                    <pic:cNvPr descr="C:/Users/apart/AppData/Local/Temp/html2doc_svg_njkrGI/svg_0.png" id="16" name="Picture"/>
+                    <pic:cNvPr descr="C:/Users/apart/AppData/Local/Temp/html2doc_svg_xOq3mT/svg_0.png" id="16" name="Picture"/>
                     <pic:cNvPicPr>
                       <a:picLocks noChangeArrowheads="1" noChangeAspect="1"/>
                     </pic:cNvPicPr>
@@ -7329,7 +7329,7 @@
               <a:graphicData uri="http://schemas.openxmlformats.org/drawingml/2006/picture">
                 <pic:pic>
                   <pic:nvPicPr>
-                    <pic:cNvPr descr="C:/Users/apart/AppData/Local/Temp/html2doc_svg_njkrGI/svg_1.png" id="29" name="Picture"/>
+                    <pic:cNvPr descr="C:/Users/apart/AppData/Local/Temp/html2doc_svg_xOq3mT/svg_1.png" id="29" name="Picture"/>
                     <pic:cNvPicPr>
                       <a:picLocks noChangeArrowheads="1" noChangeAspect="1"/>
                     </pic:cNvPicPr>
@@ -7411,7 +7411,7 @@
               <a:graphicData uri="http://schemas.openxmlformats.org/drawingml/2006/picture">
                 <pic:pic>
                   <pic:nvPicPr>
-                    <pic:cNvPr descr="C:/Users/apart/AppData/Local/Temp/html2doc_svg_njkrGI/svg_2.png" id="32" name="Picture"/>
+                    <pic:cNvPr descr="C:/Users/apart/AppData/Local/Temp/html2doc_svg_xOq3mT/svg_2.png" id="32" name="Picture"/>
                     <pic:cNvPicPr>
                       <a:picLocks noChangeArrowheads="1" noChangeAspect="1"/>
                     </pic:cNvPicPr>
@@ -8881,7 +8881,7 @@
         <w:t xml:space="preserve"> </w:t>
       </w:r>
       <w:r>
-        <w:t xml:space="preserve">gives the strongest held-out micro-F1 at 0.2760 (macro balanced accuracy 0.623, detected-aspect sentiment MSE 0.4959), followed by</w:t>
+        <w:t xml:space="preserve">gives the strongest held-out detection, at macro balanced accuracy 0.623 and macro AUROC 0.681 (micro-F1 0.276, detected-aspect sentiment MSE 0.4959), followed by</w:t>
       </w:r>
       <w:r>
         <w:t xml:space="preserve"> </w:t>
@@ -8896,10 +8896,7 @@
         <w:t xml:space="preserve"> </w:t>
       </w:r>
       <w:r>
-        <w:t xml:space="preserve">at 0.2691 (0.621). The joint variants remain competitive but lower, with</w:t>
-      </w:r>
-      <w:r>
-        <w:t xml:space="preserve"> </w:t>
+        <w:t xml:space="preserve">at balanced accuracy 0.621 (micro-F1 0.2691). The joint variants remain competitive but lower (</w:t>
       </w:r>
       <w:r>
         <w:rPr>
@@ -8911,7 +8908,7 @@
         <w:t xml:space="preserve"> </w:t>
       </w:r>
       <w:r>
-        <w:t xml:space="preserve">at 0.2524 and</w:t>
+        <w:t xml:space="preserve">micro-F1 0.2524,</w:t>
       </w:r>
       <w:r>
         <w:t xml:space="preserve"> </w:t>
@@ -8926,7 +8923,7 @@
         <w:t xml:space="preserve"> </w:t>
       </w:r>
       <w:r>
-        <w:t xml:space="preserve">at 0.2447, which supports the two-step decomposition as the clearest baseline family in this benchmark. Micro-F1 is a deliberately strict operating-point metric here: with one to three aspects per review among twenty mostly-absent labels, the trivial all-present baseline already scores 0.183, so a held-out 0.276 clears chance by a wide margin, and the less compressed macro balanced accuracy near 0.62 is the more representative view of the same detector. We therefore read detection through balanced accuracy and threshold-free ranking (below) alongside F1, not F1 alone.</w:t>
+        <w:t xml:space="preserve">0.2447), which supports the two-step decomposition as the clearest baseline family in this benchmark. We lead with balanced accuracy and threshold-free AUROC rather than micro-F1 because micro-F1 is a deliberately strict operating-point metric here: with one to three aspects per review among twenty mostly-absent labels, the trivial all-present baseline already scores 0.183 micro-F1, so the absolute level is compressed by the task structure and the measured label noise rather than by weak representations. Micro-F1 is retained throughout the tables as the standard comparable metric, but it is read alongside balanced accuracy and ranking quality, not alone.</w:t>
       </w:r>
     </w:p>
     <w:p>
@@ -10824,7 +10821,7 @@
               <a:graphicData uri="http://schemas.openxmlformats.org/drawingml/2006/picture">
                 <pic:pic>
                   <pic:nvPicPr>
-                    <pic:cNvPr descr="C:/Users/apart/AppData/Local/Temp/html2doc_svg_njkrGI/svg_3.png" id="37" name="Picture"/>
+                    <pic:cNvPr descr="C:/Users/apart/AppData/Local/Temp/html2doc_svg_xOq3mT/svg_3.png" id="37" name="Picture"/>
                     <pic:cNvPicPr>
                       <a:picLocks noChangeArrowheads="1" noChangeAspect="1"/>
                     </pic:cNvPicPr>
@@ -11908,7 +11905,7 @@
               <a:graphicData uri="http://schemas.openxmlformats.org/drawingml/2006/picture">
                 <pic:pic>
                   <pic:nvPicPr>
-                    <pic:cNvPr descr="C:/Users/apart/AppData/Local/Temp/html2doc_svg_njkrGI/svg_4.png" id="42" name="Picture"/>
+                    <pic:cNvPr descr="C:/Users/apart/AppData/Local/Temp/html2doc_svg_xOq3mT/svg_4.png" id="42" name="Picture"/>
                     <pic:cNvPicPr>
                       <a:picLocks noChangeArrowheads="1" noChangeAspect="1"/>
                     </pic:cNvPicPr>
@@ -15528,7 +15525,7 @@
               <a:graphicData uri="http://schemas.openxmlformats.org/drawingml/2006/picture">
                 <pic:pic>
                   <pic:nvPicPr>
-                    <pic:cNvPr descr="C:/Users/apart/AppData/Local/Temp/html2doc_svg_njkrGI/svg_5.png" id="46" name="Picture"/>
+                    <pic:cNvPr descr="C:/Users/apart/AppData/Local/Temp/html2doc_svg_xOq3mT/svg_5.png" id="46" name="Picture"/>
                     <pic:cNvPicPr>
                       <a:picLocks noChangeArrowheads="1" noChangeAspect="1"/>
                     </pic:cNvPicPr>
@@ -15610,7 +15607,7 @@
               <a:graphicData uri="http://schemas.openxmlformats.org/drawingml/2006/picture">
                 <pic:pic>
                   <pic:nvPicPr>
-                    <pic:cNvPr descr="C:/Users/apart/AppData/Local/Temp/html2doc_svg_njkrGI/svg_6.png" id="49" name="Picture"/>
+                    <pic:cNvPr descr="C:/Users/apart/AppData/Local/Temp/html2doc_svg_xOq3mT/svg_6.png" id="49" name="Picture"/>
                     <pic:cNvPicPr>
                       <a:picLocks noChangeArrowheads="1" noChangeAspect="1"/>
                     </pic:cNvPicPr>
@@ -20093,7 +20090,7 @@
               <a:graphicData uri="http://schemas.openxmlformats.org/drawingml/2006/picture">
                 <pic:pic>
                   <pic:nvPicPr>
-                    <pic:cNvPr descr="C:/Users/apart/AppData/Local/Temp/html2doc_svg_njkrGI/svg_7.png" id="55" name="Picture"/>
+                    <pic:cNvPr descr="C:/Users/apart/AppData/Local/Temp/html2doc_svg_xOq3mT/svg_7.png" id="55" name="Picture"/>
                     <pic:cNvPicPr>
                       <a:picLocks noChangeArrowheads="1" noChangeAspect="1"/>
                     </pic:cNvPicPr>
@@ -25428,7 +25425,7 @@
               <a:graphicData uri="http://schemas.openxmlformats.org/drawingml/2006/picture">
                 <pic:pic>
                   <pic:nvPicPr>
-                    <pic:cNvPr descr="C:/Users/apart/AppData/Local/Temp/html2doc_svg_njkrGI/svg_8.png" id="70" name="Picture"/>
+                    <pic:cNvPr descr="C:/Users/apart/AppData/Local/Temp/html2doc_svg_xOq3mT/svg_8.png" id="70" name="Picture"/>
                     <pic:cNvPicPr>
                       <a:picLocks noChangeArrowheads="1" noChangeAspect="1"/>
                     </pic:cNvPicPr>
@@ -27237,7 +27234,7 @@
               <a:graphicData uri="http://schemas.openxmlformats.org/drawingml/2006/picture">
                 <pic:pic>
                   <pic:nvPicPr>
-                    <pic:cNvPr descr="C:/Users/apart/AppData/Local/Temp/html2doc_svg_njkrGI/svg_9.png" id="75" name="Picture"/>
+                    <pic:cNvPr descr="C:/Users/apart/AppData/Local/Temp/html2doc_svg_xOq3mT/svg_9.png" id="75" name="Picture"/>
                     <pic:cNvPicPr>
                       <a:picLocks noChangeArrowheads="1" noChangeAspect="1"/>
                     </pic:cNvPicPr>
@@ -29196,7 +29193,7 @@
               <a:graphicData uri="http://schemas.openxmlformats.org/drawingml/2006/picture">
                 <pic:pic>
                   <pic:nvPicPr>
-                    <pic:cNvPr descr="C:/Users/apart/AppData/Local/Temp/html2doc_svg_njkrGI/svg_10.png" id="80" name="Picture"/>
+                    <pic:cNvPr descr="C:/Users/apart/AppData/Local/Temp/html2doc_svg_xOq3mT/svg_10.png" id="80" name="Picture"/>
                     <pic:cNvPicPr>
                       <a:picLocks noChangeArrowheads="1" noChangeAspect="1"/>
                     </pic:cNvPicPr>
@@ -30033,7 +30030,7 @@
               <a:graphicData uri="http://schemas.openxmlformats.org/drawingml/2006/picture">
                 <pic:pic>
                   <pic:nvPicPr>
-                    <pic:cNvPr descr="C:/Users/apart/AppData/Local/Temp/html2doc_svg_njkrGI/svg_11.png" id="83" name="Picture"/>
+                    <pic:cNvPr descr="C:/Users/apart/AppData/Local/Temp/html2doc_svg_xOq3mT/svg_11.png" id="83" name="Picture"/>
                     <pic:cNvPicPr>
                       <a:picLocks noChangeArrowheads="1" noChangeAspect="1"/>
                     </pic:cNvPicPr>
@@ -34753,7 +34750,7 @@
               <a:graphicData uri="http://schemas.openxmlformats.org/drawingml/2006/picture">
                 <pic:pic>
                   <pic:nvPicPr>
-                    <pic:cNvPr descr="C:/Users/apart/AppData/Local/Temp/html2doc_svg_njkrGI/svg_12.png" id="88" name="Picture"/>
+                    <pic:cNvPr descr="C:/Users/apart/AppData/Local/Temp/html2doc_svg_xOq3mT/svg_12.png" id="88" name="Picture"/>
                     <pic:cNvPicPr>
                       <a:picLocks noChangeArrowheads="1" noChangeAspect="1"/>
                     </pic:cNvPicPr>

--- a/paper/course_absa_manuscript.docx
+++ b/paper/course_absa_manuscript.docx
@@ -59,7 +59,7 @@
         <w:widowControl w:val="1"/>
       </w:pPr>
       <w:r>
-        <w:t xml:space="preserve">Large language models are increasingly used to synthesize labeled training data where annotation is scarce, but the generated labels are often unfaithful to the text, and it is difficult to tell whether a synthetic benchmark carries genuine learnable signal or merely reproduces label frequencies. We study both problems in educational aspect-based sentiment analysis (ABSA), a setting where real aspect-labeled student feedback is private and expensive to annotate, and we contribute a methodology that applies beyond it. We release a controlled corpus of 10,000 synthetic course reviews over a 20-aspect pedagogical schema, generated by sampling supervision targets separately from nuance attributes so the same aspect labels recur under varied course contexts and writing styles. We then introduce a faithfulness-aware pipeline: a cost-matched LLM audit scores how well each declared label is supported by the text, and that score both filters the training data and is itself cross-checked for reliability across independent judges. Three controls establish that the corpus carries learnable signal rather than label priors: permuting the labels collapses detection to the trivial floor (0.182 versus 0.276 micro-F1), accuracy scales monotonically with training size (0.183 to 0.285), and restricting to faithfully labeled rows raises the ceiling. Evaluated by transfer to real, human-annotated feedback, which is the unbiased metric, faithfulness-aware row filtering lowers transferred sentiment error (paired 95% bootstrap CI excludes zero), a lowest-faithfulness control collapses it, and both effects replicate across two architectures and two real benchmarks (Herath and EduRABSA). Synthetic-only training recovers about 60% of a real-trained model with no real labels, and synthetic pre-training followed by real fine-tuning exceeds real-only training. The audit-filter-validate recipe is a general tool for quality-controlling LLM-supervised data; the corpus and code are released.</w:t>
+        <w:t xml:space="preserve">Large language models are increasingly used to synthesize labeled training data where annotation is scarce, but the generated labels are often unfaithful to the text, and it is difficult to tell whether a synthetic benchmark carries genuine learnable signal or merely reproduces label frequencies. We study both problems in educational aspect-based sentiment analysis (ABSA), a setting where real aspect-labeled feedback is private and costly to annotate, with a methodology that applies beyond it. We release a controlled corpus of 10,000 synthetic course reviews over a 20-aspect pedagogical schema, generated by sampling supervision targets separately from nuance attributes, so the same labels recur across varied course contexts and styles. We then introduce a faithfulness-aware pipeline: a cost-matched LLM audit scores how well each declared label is supported by the text, and that score both filters the training data and is itself validated across independent LLM judges and against human labels (Cohen's kappa 0.56 on two annotated corpora). Three controls establish that the corpus carries learnable signal rather than label priors: permuting the labels collapses detection to the trivial floor (0.182 versus 0.276 micro-F1), accuracy scales monotonically with training size (0.183 to 0.285), and restricting to faithfully labeled rows raises the ceiling. Evaluated by transfer to real human-annotated feedback (the unbiased metric), faithfulness-aware row filtering lowers transferred sentiment error (paired 95% bootstrap CI excludes zero), a lowest-faithfulness control collapses it, and both effects replicate across two architectures and two real benchmarks (Herath and EduRABSA). Synthetic-only training recovers about 60% of a real-trained model, and synthetic pre-training followed by real fine-tuning exceeds real-only training. The audit-filter-validate recipe is a general tool for quality-controlling LLM-supervised data; the corpus and code are released.</w:t>
       </w:r>
     </w:p>
     <w:bookmarkEnd w:id="10"/>
@@ -385,7 +385,7 @@
         <w:t xml:space="preserve"> </w:t>
       </w:r>
       <w:r>
-        <w:t xml:space="preserve">a cost-matched LLM audit that scores per-label faithfulness and acts as an actionable training-data filter, with a lowest-faithfulness negative control and replication across two architectures and two real transfer targets, establishing a general recipe for quality-controlling LLM-supervised data, not only this corpus.</w:t>
+        <w:t xml:space="preserve">a cost-matched LLM audit that scores per-label faithfulness and acts as an actionable training-data filter, with a lowest-faithfulness negative control, replication across two architectures and two real transfer targets, and direct validation against human labels (Cohen's kappa 0.56 on two annotated corpora), establishing a general recipe for quality-controlling LLM-supervised data, not only this corpus.</w:t>
       </w:r>
     </w:p>
     <w:p>
@@ -1410,7 +1410,7 @@
               <a:graphicData uri="http://schemas.openxmlformats.org/drawingml/2006/picture">
                 <pic:pic>
                   <pic:nvPicPr>
-                    <pic:cNvPr descr="C:/Users/apart/AppData/Local/Temp/html2doc_svg_xOq3mT/svg_0.png" id="16" name="Picture"/>
+                    <pic:cNvPr descr="C:/Users/apart/AppData/Local/Temp/html2doc_svg_sloLbY/svg_0.png" id="16" name="Picture"/>
                     <pic:cNvPicPr>
                       <a:picLocks noChangeArrowheads="1" noChangeAspect="1"/>
                     </pic:cNvPicPr>
@@ -7329,7 +7329,7 @@
               <a:graphicData uri="http://schemas.openxmlformats.org/drawingml/2006/picture">
                 <pic:pic>
                   <pic:nvPicPr>
-                    <pic:cNvPr descr="C:/Users/apart/AppData/Local/Temp/html2doc_svg_xOq3mT/svg_1.png" id="29" name="Picture"/>
+                    <pic:cNvPr descr="C:/Users/apart/AppData/Local/Temp/html2doc_svg_sloLbY/svg_1.png" id="29" name="Picture"/>
                     <pic:cNvPicPr>
                       <a:picLocks noChangeArrowheads="1" noChangeAspect="1"/>
                     </pic:cNvPicPr>
@@ -7411,7 +7411,7 @@
               <a:graphicData uri="http://schemas.openxmlformats.org/drawingml/2006/picture">
                 <pic:pic>
                   <pic:nvPicPr>
-                    <pic:cNvPr descr="C:/Users/apart/AppData/Local/Temp/html2doc_svg_xOq3mT/svg_2.png" id="32" name="Picture"/>
+                    <pic:cNvPr descr="C:/Users/apart/AppData/Local/Temp/html2doc_svg_sloLbY/svg_2.png" id="32" name="Picture"/>
                     <pic:cNvPicPr>
                       <a:picLocks noChangeArrowheads="1" noChangeAspect="1"/>
                     </pic:cNvPicPr>
@@ -10821,7 +10821,7 @@
               <a:graphicData uri="http://schemas.openxmlformats.org/drawingml/2006/picture">
                 <pic:pic>
                   <pic:nvPicPr>
-                    <pic:cNvPr descr="C:/Users/apart/AppData/Local/Temp/html2doc_svg_xOq3mT/svg_3.png" id="37" name="Picture"/>
+                    <pic:cNvPr descr="C:/Users/apart/AppData/Local/Temp/html2doc_svg_sloLbY/svg_3.png" id="37" name="Picture"/>
                     <pic:cNvPicPr>
                       <a:picLocks noChangeArrowheads="1" noChangeAspect="1"/>
                     </pic:cNvPicPr>
@@ -11905,7 +11905,7 @@
               <a:graphicData uri="http://schemas.openxmlformats.org/drawingml/2006/picture">
                 <pic:pic>
                   <pic:nvPicPr>
-                    <pic:cNvPr descr="C:/Users/apart/AppData/Local/Temp/html2doc_svg_xOq3mT/svg_4.png" id="42" name="Picture"/>
+                    <pic:cNvPr descr="C:/Users/apart/AppData/Local/Temp/html2doc_svg_sloLbY/svg_4.png" id="42" name="Picture"/>
                     <pic:cNvPicPr>
                       <a:picLocks noChangeArrowheads="1" noChangeAspect="1"/>
                     </pic:cNvPicPr>
@@ -15525,7 +15525,7 @@
               <a:graphicData uri="http://schemas.openxmlformats.org/drawingml/2006/picture">
                 <pic:pic>
                   <pic:nvPicPr>
-                    <pic:cNvPr descr="C:/Users/apart/AppData/Local/Temp/html2doc_svg_xOq3mT/svg_5.png" id="46" name="Picture"/>
+                    <pic:cNvPr descr="C:/Users/apart/AppData/Local/Temp/html2doc_svg_sloLbY/svg_5.png" id="46" name="Picture"/>
                     <pic:cNvPicPr>
                       <a:picLocks noChangeArrowheads="1" noChangeAspect="1"/>
                     </pic:cNvPicPr>
@@ -15607,7 +15607,7 @@
               <a:graphicData uri="http://schemas.openxmlformats.org/drawingml/2006/picture">
                 <pic:pic>
                   <pic:nvPicPr>
-                    <pic:cNvPr descr="C:/Users/apart/AppData/Local/Temp/html2doc_svg_xOq3mT/svg_6.png" id="49" name="Picture"/>
+                    <pic:cNvPr descr="C:/Users/apart/AppData/Local/Temp/html2doc_svg_sloLbY/svg_6.png" id="49" name="Picture"/>
                     <pic:cNvPicPr>
                       <a:picLocks noChangeArrowheads="1" noChangeAspect="1"/>
                     </pic:cNvPicPr>
@@ -20090,7 +20090,7 @@
               <a:graphicData uri="http://schemas.openxmlformats.org/drawingml/2006/picture">
                 <pic:pic>
                   <pic:nvPicPr>
-                    <pic:cNvPr descr="C:/Users/apart/AppData/Local/Temp/html2doc_svg_xOq3mT/svg_7.png" id="55" name="Picture"/>
+                    <pic:cNvPr descr="C:/Users/apart/AppData/Local/Temp/html2doc_svg_sloLbY/svg_7.png" id="55" name="Picture"/>
                     <pic:cNvPicPr>
                       <a:picLocks noChangeArrowheads="1" noChangeAspect="1"/>
                     </pic:cNvPicPr>
@@ -20202,7 +20202,61 @@
         <w:t xml:space="preserve"> </w:t>
       </w:r>
       <w:r>
-        <w:t xml:space="preserve">bucket is defined purely as the rows the audit scored lowest, and training on it degrades transfer on every architecture and target above, so low-audit rows are demonstrably worse training data regardless of whether any single verdict matches a human label. Second, because the same model family both generates and audits the corpus, the score is best read as an LLM-audit signal that is useful for training-row selection rather than as a measurement of ground-truth faithfulness; the cross-provider agreement above bounds single-judge bias, and human re-annotation of the audit is the natural next validation step.</w:t>
+        <w:t xml:space="preserve">bucket is defined purely as the rows the audit scored lowest, and training on it degrades transfer on every architecture and target above, so low-audit rows are demonstrably worse training data regardless of whether any single verdict matches a human label. Second, because the same model family both generates and audits the corpus, the score is best read as an LLM-audit signal that is useful for training-row selection rather than as a measurement of ground-truth faithfulness; the cross-provider agreement above bounds single-judge bias, and the audit additionally reproduces human faithfulness labels on annotated data, as we show next.</w:t>
+      </w:r>
+    </w:p>
+    <w:p>
+      <w:pPr>
+        <w:pStyle w:val="BodyText"/>
+        <w:jc w:val="both"/>
+        <w:keepNext w:val="0"/>
+        <w:keepLines w:val="0"/>
+        <w:widowControl w:val="1"/>
+      </w:pPr>
+      <w:r>
+        <w:t xml:space="preserve">We close the loop by validating the audit directly against human labels. From the two human-annotated corpora (Herath and EduRABSA) we build 1,200 perturbation-controlled label variants: each sampled review carries a</w:t>
+      </w:r>
+      <w:r>
+        <w:t xml:space="preserve"> </w:t>
+      </w:r>
+      <w:r>
+        <w:rPr>
+          <w:i/>
+          <w:iCs/>
+        </w:rPr>
+        <w:t xml:space="preserve">faithful</w:t>
+      </w:r>
+      <w:r>
+        <w:t xml:space="preserve"> </w:t>
+      </w:r>
+      <w:r>
+        <w:t xml:space="preserve">variant with its human gold labels, a polarity-</w:t>
+      </w:r>
+      <w:r>
+        <w:rPr>
+          <w:i/>
+          <w:iCs/>
+        </w:rPr>
+        <w:t xml:space="preserve">flipped</w:t>
+      </w:r>
+      <w:r>
+        <w:t xml:space="preserve"> </w:t>
+      </w:r>
+      <w:r>
+        <w:t xml:space="preserve">variant, and an aspect-</w:t>
+      </w:r>
+      <w:r>
+        <w:rPr>
+          <w:i/>
+          <w:iCs/>
+        </w:rPr>
+        <w:t xml:space="preserve">injected</w:t>
+      </w:r>
+      <w:r>
+        <w:t xml:space="preserve"> </w:t>
+      </w:r>
+      <w:r>
+        <w:t xml:space="preserve">variant, and the Section 5.8 audit scores all three. The right comparison is per aspect, because the filter audits each declared aspect independently. Across 2,482 aspect-label decisions the audit reproduces the human judgment at Cohen's kappa 0.56 (precision 0.88, accuracy 0.78): it retains 0.69 of genuinely faithful aspects, rejects 0.89 of polarity-flipped aspects, and rejects 0.87 of injected absent aspects, with agreement higher on EduRABSA (kappa 0.62) than on Herath (kappa 0.51). The audit that drives the filter therefore tracks human faithfulness judgments on real annotated data, not only the verdicts of other LLM judges, and its precision means a label it accepts as faithful agrees with the human annotation 88% of the time.</w:t>
       </w:r>
     </w:p>
     <w:bookmarkEnd w:id="56"/>
@@ -20289,7 +20343,7 @@
         <w:widowControl w:val="1"/>
       </w:pPr>
       <w:r>
-        <w:t xml:space="preserve">Five limitations remain central. First, external validation uses two real educational corpora (Herath 9-aspect, EduRABSA 7-aspect) and conservative aspect overlaps, so broader claims about the entire 20-aspect schema still require additional real-data tests. Second, the realism-validation and label-faithfulness analyses are conducted with LLM judges: realism improves prompt quality without establishing statistical indistinguishability from real reviews, and faithfulness is bounded by cross-provider judge agreement and by the behavioral negative control rather than by human labels, so human re-annotation of both is the natural next validation. Third, the 10K dataset is usable but not perfectly controlled, because a nontrivial share of rows reached the output-token cap and weakened length-band adherence at scale. Fourth, downstream training on the 10K corpus benefits from the Section 5.9 top-50% faithfulness filter (validated across two BERT-family architectures and both transfer targets); the audit score is the validated way to select training rows for sentiment-polarity fidelity on transferred aspects. Fifth, the GPT-based comparison now covers a full-test</w:t>
+        <w:t xml:space="preserve">Five limitations remain central. First, external validation uses two real educational corpora (Herath 9-aspect, EduRABSA 7-aspect) and conservative aspect overlaps, so broader claims about the entire 20-aspect schema still require additional real-data tests. Second, the realism-validation analysis is conducted with LLM judges and improves prompt quality without establishing statistical indistinguishability from real reviews; the label-faithfulness audit is validated three ways (a behavioral negative control, cross-provider judge agreement, and direct agreement with human labels at Cohen's kappa 0.56 on two annotated corpora, Section 5.9), and human re-annotation across the full 20-aspect schema remains the natural extension. Third, the 10K dataset is usable but not perfectly controlled, because a nontrivial share of rows reached the output-token cap and weakened length-band adherence at scale. Fourth, downstream training on the 10K corpus benefits from the Section 5.9 top-50% faithfulness filter (validated across two BERT-family architectures and both transfer targets); the audit score is the validated way to select training rows for sentiment-polarity fidelity on transferred aspects. Fifth, the GPT-based comparison now covers a full-test</w:t>
       </w:r>
       <w:r>
         <w:t xml:space="preserve"> </w:t>
@@ -25425,7 +25479,7 @@
               <a:graphicData uri="http://schemas.openxmlformats.org/drawingml/2006/picture">
                 <pic:pic>
                   <pic:nvPicPr>
-                    <pic:cNvPr descr="C:/Users/apart/AppData/Local/Temp/html2doc_svg_xOq3mT/svg_8.png" id="70" name="Picture"/>
+                    <pic:cNvPr descr="C:/Users/apart/AppData/Local/Temp/html2doc_svg_sloLbY/svg_8.png" id="70" name="Picture"/>
                     <pic:cNvPicPr>
                       <a:picLocks noChangeArrowheads="1" noChangeAspect="1"/>
                     </pic:cNvPicPr>
@@ -27234,7 +27288,7 @@
               <a:graphicData uri="http://schemas.openxmlformats.org/drawingml/2006/picture">
                 <pic:pic>
                   <pic:nvPicPr>
-                    <pic:cNvPr descr="C:/Users/apart/AppData/Local/Temp/html2doc_svg_xOq3mT/svg_9.png" id="75" name="Picture"/>
+                    <pic:cNvPr descr="C:/Users/apart/AppData/Local/Temp/html2doc_svg_sloLbY/svg_9.png" id="75" name="Picture"/>
                     <pic:cNvPicPr>
                       <a:picLocks noChangeArrowheads="1" noChangeAspect="1"/>
                     </pic:cNvPicPr>
@@ -29193,7 +29247,7 @@
               <a:graphicData uri="http://schemas.openxmlformats.org/drawingml/2006/picture">
                 <pic:pic>
                   <pic:nvPicPr>
-                    <pic:cNvPr descr="C:/Users/apart/AppData/Local/Temp/html2doc_svg_xOq3mT/svg_10.png" id="80" name="Picture"/>
+                    <pic:cNvPr descr="C:/Users/apart/AppData/Local/Temp/html2doc_svg_sloLbY/svg_10.png" id="80" name="Picture"/>
                     <pic:cNvPicPr>
                       <a:picLocks noChangeArrowheads="1" noChangeAspect="1"/>
                     </pic:cNvPicPr>
@@ -30030,7 +30084,7 @@
               <a:graphicData uri="http://schemas.openxmlformats.org/drawingml/2006/picture">
                 <pic:pic>
                   <pic:nvPicPr>
-                    <pic:cNvPr descr="C:/Users/apart/AppData/Local/Temp/html2doc_svg_xOq3mT/svg_11.png" id="83" name="Picture"/>
+                    <pic:cNvPr descr="C:/Users/apart/AppData/Local/Temp/html2doc_svg_sloLbY/svg_11.png" id="83" name="Picture"/>
                     <pic:cNvPicPr>
                       <a:picLocks noChangeArrowheads="1" noChangeAspect="1"/>
                     </pic:cNvPicPr>
@@ -34750,7 +34804,7 @@
               <a:graphicData uri="http://schemas.openxmlformats.org/drawingml/2006/picture">
                 <pic:pic>
                   <pic:nvPicPr>
-                    <pic:cNvPr descr="C:/Users/apart/AppData/Local/Temp/html2doc_svg_xOq3mT/svg_12.png" id="88" name="Picture"/>
+                    <pic:cNvPr descr="C:/Users/apart/AppData/Local/Temp/html2doc_svg_sloLbY/svg_12.png" id="88" name="Picture"/>
                     <pic:cNvPicPr>
                       <a:picLocks noChangeArrowheads="1" noChangeAspect="1"/>
                     </pic:cNvPicPr>

--- a/paper/course_absa_manuscript.docx
+++ b/paper/course_absa_manuscript.docx
@@ -477,7 +477,7 @@
         <w:widowControl w:val="1"/>
       </w:pPr>
       <w:r>
-        <w:t xml:space="preserve">On the data side, the synthetic-data component belongs within a broader NLP literature on augmentation, weak supervision, and LLM-based example generation. Data-augmentation surveys show that gains depend on whether generated instances preserve task semantics and enlarge useful coverage of the training distribution rather than merely adding lexical variation [25]. More recent work on LLM-generated supervision shows both promise and caution: synthetic examples can improve downstream classification when prompts, controls, and filtering are carefully designed, but task difficulty and label faithfulness remain decisive constraints [6, 26, 27]. This caution is especially relevant here because educational ABSA is a subjective and domain-specific task whose label space often reflects local pedagogical practice rather than a universal ontology.</w:t>
+        <w:t xml:space="preserve">On the data side, the synthetic-data component belongs within a broader NLP literature on augmentation, weak supervision, and LLM-based example generation. Data-augmentation surveys show that gains depend on whether generated instances preserve task semantics and enlarge useful coverage of the training distribution rather than merely adding lexical variation [25]. More recent work on LLM-generated supervision shows both promise and caution: synthetic examples can improve downstream classification when prompts, controls, and filtering are carefully designed, but task difficulty and label faithfulness remain decisive constraints [6, 26, 27]. A recent line of work formalizes this as a generation, curation, and evaluation pipeline [34] and turns directly to controlling the quality of LLM-supervised data: synthetic ABSA generators add label-refinement modules for few-shot transfer [32], LLM-generated samples help ABSA in low-resource regimes [33], and downstream classifiers can be calibrated against LLM-generated label noise after training [37]. The present work sits on the data side of that pipeline: rather than refining labels inside the generator [32] or correcting the classifier downstream [37], it audits each declared label for textual support, filters the corpus before training, and validates that audit against human labels. This caution is especially relevant here because educational ABSA is a subjective and domain-specific task whose label space often reflects local pedagogical practice rather than a universal ontology.</w:t>
       </w:r>
     </w:p>
     <w:p>
@@ -489,7 +489,7 @@
         <w:widowControl w:val="1"/>
       </w:pPr>
       <w:r>
-        <w:t xml:space="preserve">In education, prior work has emphasized that student feedback is noisy, stylistically varied, and pedagogically important. A broader higher-education feedback literature also shows that formative feedback matters because it shapes student learning rather than merely administrative satisfaction tracking [1]. Welch and Mihalcea demonstrated the value of targeted sentiment analysis for student comments [7], while Chathuranga et al. released an annotated student course feedback corpus for opinion targets and polarity [8]. Herath et al. later reported a 3,000-instance student feedback corpus with annotations for aspects, opinion terms, and polarities, illustrating both the feasibility and the cost of building educational sentiment resources [11]. Nikolić et al. showed that ABSA can be informative for higher education reviews, but that source characteristics matter and performance varies across aspect frequencies and review sources [9]. Misuraca et al. repositioned opinion mining as an educational analytic rather than only a text-classification exercise, arguing that open-ended comments add value beyond numeric ratings [16]. More recent reviews synthesize the educational sentiment-analysis landscape and reiterate recurring bottlenecks around annotation cost, domain language, multi-polarity, and deployment in authentic educational settings [10, 17]. Together, this literature supports the relevance of the problem, clarifies why real labeled educational data are difficult to obtain at scale, and explains why a synthetic educational ABSA resource may be useful even when realism validation remains a separate concern.</w:t>
+        <w:t xml:space="preserve">In education, prior work has emphasized that student feedback is noisy, stylistically varied, and pedagogically important. A broader higher-education feedback literature also shows that formative feedback matters because it shapes student learning rather than merely administrative satisfaction tracking [1]. Welch and Mihalcea demonstrated the value of targeted sentiment analysis for student comments [7], while Chathuranga et al. released an annotated student course feedback corpus for opinion targets and polarity [8]. Herath et al. later reported a 3,000-instance student feedback corpus with annotations for aspects, opinion terms, and polarities, illustrating both the feasibility and the cost of building educational sentiment resources [11]. Nikolić et al. showed that ABSA can be informative for higher education reviews, but that source characteristics matter and performance varies across aspect frequencies and review sources [9]. Misuraca et al. repositioned opinion mining as an educational analytic rather than only a text-classification exercise, arguing that open-ended comments add value beyond numeric ratings [16]. More recent reviews synthesize the educational sentiment-analysis landscape and reiterate recurring bottlenecks around annotation cost, domain language, multi-polarity, and deployment in authentic educational settings [10, 17]. A recent systematic review of aspect-based sentiment analysis in MOOC settings similarly catalogs the aspect schemas and methods used across educational platforms [38]. Together, this literature supports the relevance of the problem, clarifies why real labeled educational data are difficult to obtain at scale, and explains why a synthetic educational ABSA resource may be useful even when realism validation remains a separate concern.</w:t>
       </w:r>
     </w:p>
     <w:p>
@@ -1410,7 +1410,7 @@
               <a:graphicData uri="http://schemas.openxmlformats.org/drawingml/2006/picture">
                 <pic:pic>
                   <pic:nvPicPr>
-                    <pic:cNvPr descr="C:/Users/apart/AppData/Local/Temp/html2doc_svg_sloLbY/svg_0.png" id="16" name="Picture"/>
+                    <pic:cNvPr descr="C:/Users/apart/AppData/Local/Temp/html2doc_svg_FJumYF/svg_0.png" id="16" name="Picture"/>
                     <pic:cNvPicPr>
                       <a:picLocks noChangeArrowheads="1" noChangeAspect="1"/>
                     </pic:cNvPicPr>
@@ -7329,7 +7329,7 @@
               <a:graphicData uri="http://schemas.openxmlformats.org/drawingml/2006/picture">
                 <pic:pic>
                   <pic:nvPicPr>
-                    <pic:cNvPr descr="C:/Users/apart/AppData/Local/Temp/html2doc_svg_sloLbY/svg_1.png" id="29" name="Picture"/>
+                    <pic:cNvPr descr="C:/Users/apart/AppData/Local/Temp/html2doc_svg_FJumYF/svg_1.png" id="29" name="Picture"/>
                     <pic:cNvPicPr>
                       <a:picLocks noChangeArrowheads="1" noChangeAspect="1"/>
                     </pic:cNvPicPr>
@@ -7411,7 +7411,7 @@
               <a:graphicData uri="http://schemas.openxmlformats.org/drawingml/2006/picture">
                 <pic:pic>
                   <pic:nvPicPr>
-                    <pic:cNvPr descr="C:/Users/apart/AppData/Local/Temp/html2doc_svg_sloLbY/svg_2.png" id="32" name="Picture"/>
+                    <pic:cNvPr descr="C:/Users/apart/AppData/Local/Temp/html2doc_svg_FJumYF/svg_2.png" id="32" name="Picture"/>
                     <pic:cNvPicPr>
                       <a:picLocks noChangeArrowheads="1" noChangeAspect="1"/>
                     </pic:cNvPicPr>
@@ -10821,7 +10821,7 @@
               <a:graphicData uri="http://schemas.openxmlformats.org/drawingml/2006/picture">
                 <pic:pic>
                   <pic:nvPicPr>
-                    <pic:cNvPr descr="C:/Users/apart/AppData/Local/Temp/html2doc_svg_sloLbY/svg_3.png" id="37" name="Picture"/>
+                    <pic:cNvPr descr="C:/Users/apart/AppData/Local/Temp/html2doc_svg_FJumYF/svg_3.png" id="37" name="Picture"/>
                     <pic:cNvPicPr>
                       <a:picLocks noChangeArrowheads="1" noChangeAspect="1"/>
                     </pic:cNvPicPr>
@@ -11905,7 +11905,7 @@
               <a:graphicData uri="http://schemas.openxmlformats.org/drawingml/2006/picture">
                 <pic:pic>
                   <pic:nvPicPr>
-                    <pic:cNvPr descr="C:/Users/apart/AppData/Local/Temp/html2doc_svg_sloLbY/svg_4.png" id="42" name="Picture"/>
+                    <pic:cNvPr descr="C:/Users/apart/AppData/Local/Temp/html2doc_svg_FJumYF/svg_4.png" id="42" name="Picture"/>
                     <pic:cNvPicPr>
                       <a:picLocks noChangeArrowheads="1" noChangeAspect="1"/>
                     </pic:cNvPicPr>
@@ -15525,7 +15525,7 @@
               <a:graphicData uri="http://schemas.openxmlformats.org/drawingml/2006/picture">
                 <pic:pic>
                   <pic:nvPicPr>
-                    <pic:cNvPr descr="C:/Users/apart/AppData/Local/Temp/html2doc_svg_sloLbY/svg_5.png" id="46" name="Picture"/>
+                    <pic:cNvPr descr="C:/Users/apart/AppData/Local/Temp/html2doc_svg_FJumYF/svg_5.png" id="46" name="Picture"/>
                     <pic:cNvPicPr>
                       <a:picLocks noChangeArrowheads="1" noChangeAspect="1"/>
                     </pic:cNvPicPr>
@@ -15607,7 +15607,7 @@
               <a:graphicData uri="http://schemas.openxmlformats.org/drawingml/2006/picture">
                 <pic:pic>
                   <pic:nvPicPr>
-                    <pic:cNvPr descr="C:/Users/apart/AppData/Local/Temp/html2doc_svg_sloLbY/svg_6.png" id="49" name="Picture"/>
+                    <pic:cNvPr descr="C:/Users/apart/AppData/Local/Temp/html2doc_svg_FJumYF/svg_6.png" id="49" name="Picture"/>
                     <pic:cNvPicPr>
                       <a:picLocks noChangeArrowheads="1" noChangeAspect="1"/>
                     </pic:cNvPicPr>
@@ -20090,7 +20090,7 @@
               <a:graphicData uri="http://schemas.openxmlformats.org/drawingml/2006/picture">
                 <pic:pic>
                   <pic:nvPicPr>
-                    <pic:cNvPr descr="C:/Users/apart/AppData/Local/Temp/html2doc_svg_sloLbY/svg_7.png" id="55" name="Picture"/>
+                    <pic:cNvPr descr="C:/Users/apart/AppData/Local/Temp/html2doc_svg_FJumYF/svg_7.png" id="55" name="Picture"/>
                     <pic:cNvPicPr>
                       <a:picLocks noChangeArrowheads="1" noChangeAspect="1"/>
                     </pic:cNvPicPr>
@@ -20175,7 +20175,7 @@
         <w:widowControl w:val="1"/>
       </w:pPr>
       <w:r>
-        <w:t xml:space="preserve">We additionally cross-checked that the bucketing is not specific to the chosen audit judge by re-auditing the original 250-row calibration sample with three independent cost-matched judges across two providers. Per-aspect agreement against the GPT-5.2 audit converges for all three: gpt-4.1-mini at 0.874 support / 0.790 sentiment-match, gpt-4o-mini at 0.845 / 0.715, and Claude 3.5 Haiku (via OpenRouter) at 0.817 / 0.678. The audit-derived buckets are therefore robust to the choice of cost-matched judge.</w:t>
+        <w:t xml:space="preserve">We additionally cross-checked that the bucketing is not specific to the chosen audit judge by re-auditing the original 250-row calibration sample with three independent cost-matched judges across two providers. Per-aspect agreement against the GPT-5.2 audit converges for all three: gpt-4.1-mini at 0.874 support / 0.790 sentiment-match, gpt-4o-mini at 0.845 / 0.715, and Claude 3.5 Haiku (via OpenRouter) at 0.817 / 0.678. The audit-derived buckets are therefore robust to the choice of cost-matched judge. Using an LLM as a label auditor is consistent with evidence that LLM annotators can rival or exceed crowd workers on annotation tasks [35]; because LLM judges also carry documented biases [36], we control for them with the cross-provider agreement here and with the human-label validation below.</w:t>
       </w:r>
     </w:p>
     <w:p>
@@ -25479,7 +25479,7 @@
               <a:graphicData uri="http://schemas.openxmlformats.org/drawingml/2006/picture">
                 <pic:pic>
                   <pic:nvPicPr>
-                    <pic:cNvPr descr="C:/Users/apart/AppData/Local/Temp/html2doc_svg_sloLbY/svg_8.png" id="70" name="Picture"/>
+                    <pic:cNvPr descr="C:/Users/apart/AppData/Local/Temp/html2doc_svg_FJumYF/svg_8.png" id="70" name="Picture"/>
                     <pic:cNvPicPr>
                       <a:picLocks noChangeArrowheads="1" noChangeAspect="1"/>
                     </pic:cNvPicPr>
@@ -27288,7 +27288,7 @@
               <a:graphicData uri="http://schemas.openxmlformats.org/drawingml/2006/picture">
                 <pic:pic>
                   <pic:nvPicPr>
-                    <pic:cNvPr descr="C:/Users/apart/AppData/Local/Temp/html2doc_svg_sloLbY/svg_9.png" id="75" name="Picture"/>
+                    <pic:cNvPr descr="C:/Users/apart/AppData/Local/Temp/html2doc_svg_FJumYF/svg_9.png" id="75" name="Picture"/>
                     <pic:cNvPicPr>
                       <a:picLocks noChangeArrowheads="1" noChangeAspect="1"/>
                     </pic:cNvPicPr>
@@ -29247,7 +29247,7 @@
               <a:graphicData uri="http://schemas.openxmlformats.org/drawingml/2006/picture">
                 <pic:pic>
                   <pic:nvPicPr>
-                    <pic:cNvPr descr="C:/Users/apart/AppData/Local/Temp/html2doc_svg_sloLbY/svg_10.png" id="80" name="Picture"/>
+                    <pic:cNvPr descr="C:/Users/apart/AppData/Local/Temp/html2doc_svg_FJumYF/svg_10.png" id="80" name="Picture"/>
                     <pic:cNvPicPr>
                       <a:picLocks noChangeArrowheads="1" noChangeAspect="1"/>
                     </pic:cNvPicPr>
@@ -30084,7 +30084,7 @@
               <a:graphicData uri="http://schemas.openxmlformats.org/drawingml/2006/picture">
                 <pic:pic>
                   <pic:nvPicPr>
-                    <pic:cNvPr descr="C:/Users/apart/AppData/Local/Temp/html2doc_svg_sloLbY/svg_11.png" id="83" name="Picture"/>
+                    <pic:cNvPr descr="C:/Users/apart/AppData/Local/Temp/html2doc_svg_FJumYF/svg_11.png" id="83" name="Picture"/>
                     <pic:cNvPicPr>
                       <a:picLocks noChangeArrowheads="1" noChangeAspect="1"/>
                     </pic:cNvPicPr>
@@ -34804,7 +34804,7 @@
               <a:graphicData uri="http://schemas.openxmlformats.org/drawingml/2006/picture">
                 <pic:pic>
                   <pic:nvPicPr>
-                    <pic:cNvPr descr="C:/Users/apart/AppData/Local/Temp/html2doc_svg_sloLbY/svg_12.png" id="88" name="Picture"/>
+                    <pic:cNvPr descr="C:/Users/apart/AppData/Local/Temp/html2doc_svg_FJumYF/svg_12.png" id="88" name="Picture"/>
                     <pic:cNvPicPr>
                       <a:picLocks noChangeArrowheads="1" noChangeAspect="1"/>
                     </pic:cNvPicPr>
@@ -35974,7 +35974,7 @@
     </w:p>
     <w:bookmarkEnd w:id="92"/>
     <w:bookmarkEnd w:id="93"/>
-    <w:bookmarkStart w:id="125" w:name="bibliography"/>
+    <w:bookmarkStart w:id="132" w:name="bibliography"/>
     <w:p>
       <w:pPr>
         <w:pStyle w:val="Heading2"/>
@@ -37106,7 +37106,263 @@
         <w:t xml:space="preserve">. Findings of NAACL 2024, pages 3892-3910.</w:t>
       </w:r>
     </w:p>
-    <w:bookmarkEnd w:id="125"/>
+    <w:p>
+      <w:pPr>
+        <w:pStyle w:val="Compact"/>
+        <w:numPr>
+          <w:ilvl w:val="0"/>
+          <w:numId w:val="1003"/>
+        </w:numPr>
+        <w:ind w:left="360" w:hanging="259"/>
+        <w:jc w:val="both"/>
+        <w:keepNext w:val="0"/>
+        <w:keepLines w:val="0"/>
+        <w:widowControl w:val="1"/>
+      </w:pPr>
+      <w:r>
+        <w:t xml:space="preserve">Hongling Xu, Yice Zhang, Qianlong Wang, and Ruifeng Xu. 2025.</w:t>
+      </w:r>
+      <w:r>
+        <w:t xml:space="preserve"> </w:t>
+      </w:r>
+      <w:hyperlink r:id="rId125">
+        <w:r>
+          <w:rPr>
+            <w:rStyle w:val="Hyperlink"/>
+          </w:rPr>
+          <w:t xml:space="preserve">DS2-ABSA: Dual-Stream Data Synthesis with Label Refinement for Few-Shot Aspect-Based Sentiment Analysis</w:t>
+        </w:r>
+      </w:hyperlink>
+      <w:r>
+        <w:t xml:space="preserve">. Proceedings of ACL 2025.</w:t>
+      </w:r>
+    </w:p>
+    <w:p>
+      <w:pPr>
+        <w:pStyle w:val="Compact"/>
+        <w:numPr>
+          <w:ilvl w:val="0"/>
+          <w:numId w:val="1003"/>
+        </w:numPr>
+        <w:ind w:left="360" w:hanging="259"/>
+        <w:jc w:val="both"/>
+        <w:keepNext w:val="0"/>
+        <w:keepLines w:val="0"/>
+        <w:widowControl w:val="1"/>
+      </w:pPr>
+      <w:r>
+        <w:t xml:space="preserve">Nils Constantin Hellwig, Jakob Fehle, and Christian Wolff. 2025.</w:t>
+      </w:r>
+      <w:r>
+        <w:t xml:space="preserve"> </w:t>
+      </w:r>
+      <w:hyperlink r:id="rId126">
+        <w:r>
+          <w:rPr>
+            <w:rStyle w:val="Hyperlink"/>
+          </w:rPr>
+          <w:t xml:space="preserve">Exploring large language models for the generation of synthetic training samples for aspect-based sentiment analysis in low resource settings</w:t>
+        </w:r>
+      </w:hyperlink>
+      <w:r>
+        <w:t xml:space="preserve">.</w:t>
+      </w:r>
+      <w:r>
+        <w:t xml:space="preserve"> </w:t>
+      </w:r>
+      <w:r>
+        <w:rPr>
+          <w:i/>
+          <w:iCs/>
+        </w:rPr>
+        <w:t xml:space="preserve">Expert Systems with Applications</w:t>
+      </w:r>
+      <w:r>
+        <w:t xml:space="preserve">, 261, 125514.</w:t>
+      </w:r>
+    </w:p>
+    <w:p>
+      <w:pPr>
+        <w:pStyle w:val="Compact"/>
+        <w:numPr>
+          <w:ilvl w:val="0"/>
+          <w:numId w:val="1003"/>
+        </w:numPr>
+        <w:ind w:left="360" w:hanging="259"/>
+        <w:jc w:val="both"/>
+        <w:keepNext w:val="0"/>
+        <w:keepLines w:val="0"/>
+        <w:widowControl w:val="1"/>
+      </w:pPr>
+      <w:r>
+        <w:t xml:space="preserve">Lin Long, Rui Wang, Ruixuan Xiao, Junbo Zhao, Xiao Ding, Gang Chen, and Haobo Wang. 2024.</w:t>
+      </w:r>
+      <w:r>
+        <w:t xml:space="preserve"> </w:t>
+      </w:r>
+      <w:hyperlink r:id="rId127">
+        <w:r>
+          <w:rPr>
+            <w:rStyle w:val="Hyperlink"/>
+          </w:rPr>
+          <w:t xml:space="preserve">On LLMs-Driven Synthetic Data Generation, Curation, and Evaluation: A Survey</w:t>
+        </w:r>
+      </w:hyperlink>
+      <w:r>
+        <w:t xml:space="preserve">. Findings of ACL 2024.</w:t>
+      </w:r>
+    </w:p>
+    <w:p>
+      <w:pPr>
+        <w:pStyle w:val="Compact"/>
+        <w:numPr>
+          <w:ilvl w:val="0"/>
+          <w:numId w:val="1003"/>
+        </w:numPr>
+        <w:ind w:left="360" w:hanging="259"/>
+        <w:jc w:val="both"/>
+        <w:keepNext w:val="0"/>
+        <w:keepLines w:val="0"/>
+        <w:widowControl w:val="1"/>
+      </w:pPr>
+      <w:r>
+        <w:t xml:space="preserve">Fabrizio Gilardi, Meysam Alizadeh, and Maël Kubli. 2023.</w:t>
+      </w:r>
+      <w:r>
+        <w:t xml:space="preserve"> </w:t>
+      </w:r>
+      <w:hyperlink r:id="rId128">
+        <w:r>
+          <w:rPr>
+            <w:rStyle w:val="Hyperlink"/>
+          </w:rPr>
+          <w:t xml:space="preserve">ChatGPT outperforms crowd workers for text-annotation tasks</w:t>
+        </w:r>
+      </w:hyperlink>
+      <w:r>
+        <w:t xml:space="preserve">.</w:t>
+      </w:r>
+      <w:r>
+        <w:t xml:space="preserve"> </w:t>
+      </w:r>
+      <w:r>
+        <w:rPr>
+          <w:i/>
+          <w:iCs/>
+        </w:rPr>
+        <w:t xml:space="preserve">Proceedings of the National Academy of Sciences</w:t>
+      </w:r>
+      <w:r>
+        <w:t xml:space="preserve">, 120(30), e2305016120.</w:t>
+      </w:r>
+    </w:p>
+    <w:p>
+      <w:pPr>
+        <w:pStyle w:val="Compact"/>
+        <w:numPr>
+          <w:ilvl w:val="0"/>
+          <w:numId w:val="1003"/>
+        </w:numPr>
+        <w:ind w:left="360" w:hanging="259"/>
+        <w:jc w:val="both"/>
+        <w:keepNext w:val="0"/>
+        <w:keepLines w:val="0"/>
+        <w:widowControl w:val="1"/>
+      </w:pPr>
+      <w:r>
+        <w:t xml:space="preserve">Jiawei Gu, Xuhui Jiang, Zhichao Shi, Hexiang Tan, Xuehao Zhai, Chengjin Xu, Wei Li, Yinghan Shen, Shengjie Ma, Honghao Liu, Saizhuo Wang, Kun Zhang, Yuanzhuo Wang, and Jian Guo. 2025.</w:t>
+      </w:r>
+      <w:r>
+        <w:t xml:space="preserve"> </w:t>
+      </w:r>
+      <w:hyperlink r:id="rId129">
+        <w:r>
+          <w:rPr>
+            <w:rStyle w:val="Hyperlink"/>
+          </w:rPr>
+          <w:t xml:space="preserve">A Survey on LLM-as-a-Judge</w:t>
+        </w:r>
+      </w:hyperlink>
+      <w:r>
+        <w:t xml:space="preserve">. arXiv:2411.15594.</w:t>
+      </w:r>
+    </w:p>
+    <w:p>
+      <w:pPr>
+        <w:pStyle w:val="Compact"/>
+        <w:numPr>
+          <w:ilvl w:val="0"/>
+          <w:numId w:val="1003"/>
+        </w:numPr>
+        <w:ind w:left="360" w:hanging="259"/>
+        <w:jc w:val="both"/>
+        <w:keepNext w:val="0"/>
+        <w:keepLines w:val="0"/>
+        <w:widowControl w:val="1"/>
+      </w:pPr>
+      <w:r>
+        <w:t xml:space="preserve">Liqin Ye, Agam Shah, Chao Zhang, and Sudheer Chava. 2025.</w:t>
+      </w:r>
+      <w:r>
+        <w:t xml:space="preserve"> </w:t>
+      </w:r>
+      <w:hyperlink r:id="rId130">
+        <w:r>
+          <w:rPr>
+            <w:rStyle w:val="Hyperlink"/>
+          </w:rPr>
+          <w:t xml:space="preserve">Calibrating Pre-trained Language Classifiers on LLM-generated Noisy Labels via Iterative Refinement</w:t>
+        </w:r>
+      </w:hyperlink>
+      <w:r>
+        <w:t xml:space="preserve">. Proceedings of KDD 2025.</w:t>
+      </w:r>
+    </w:p>
+    <w:p>
+      <w:pPr>
+        <w:pStyle w:val="Compact"/>
+        <w:numPr>
+          <w:ilvl w:val="0"/>
+          <w:numId w:val="1003"/>
+        </w:numPr>
+        <w:ind w:left="360" w:hanging="259"/>
+        <w:jc w:val="both"/>
+        <w:keepNext w:val="0"/>
+        <w:keepLines w:val="0"/>
+        <w:widowControl w:val="1"/>
+      </w:pPr>
+      <w:r>
+        <w:t xml:space="preserve">Wed Akeel Awadh, Rosnafisah Bte Sulaiman, and Moamin A. Mahmoud. 2025.</w:t>
+      </w:r>
+      <w:r>
+        <w:t xml:space="preserve"> </w:t>
+      </w:r>
+      <w:hyperlink r:id="rId131">
+        <w:r>
+          <w:rPr>
+            <w:rStyle w:val="Hyperlink"/>
+          </w:rPr>
+          <w:t xml:space="preserve">Aspect-based sentiment analysis in MOOCs: a systematic literature review introducing the MASC-MEF framework</w:t>
+        </w:r>
+      </w:hyperlink>
+      <w:r>
+        <w:t xml:space="preserve">.</w:t>
+      </w:r>
+      <w:r>
+        <w:t xml:space="preserve"> </w:t>
+      </w:r>
+      <w:r>
+        <w:rPr>
+          <w:i/>
+          <w:iCs/>
+        </w:rPr>
+        <w:t xml:space="preserve">Journal of King Saud University Computer and Information Sciences</w:t>
+      </w:r>
+      <w:r>
+        <w:t xml:space="preserve">.</w:t>
+      </w:r>
+    </w:p>
+    <w:bookmarkEnd w:id="132"/>
     <w:sectPr>
       <w:footerReference w:type="default" r:id="rId9"/>
       <w:pgSz w:h="15840" w:w="12240"/>

--- a/paper/course_absa_manuscript.docx
+++ b/paper/course_absa_manuscript.docx
@@ -59,7 +59,7 @@
         <w:widowControl w:val="1"/>
       </w:pPr>
       <w:r>
-        <w:t xml:space="preserve">Large language models are increasingly used to synthesize labeled training data where annotation is scarce, but the generated labels are often unfaithful to the text, and it is difficult to tell whether a synthetic benchmark carries genuine learnable signal or merely reproduces label frequencies. We study both problems in educational aspect-based sentiment analysis (ABSA), a setting where real aspect-labeled feedback is private and costly to annotate, with a methodology that applies beyond it. We release a controlled corpus of 10,000 synthetic course reviews over a 20-aspect pedagogical schema, generated by sampling supervision targets separately from nuance attributes, so the same labels recur across varied course contexts and styles. We then introduce a faithfulness-aware pipeline: a cost-matched LLM audit scores how well each declared label is supported by the text, and that score both filters the training data and is itself validated across independent LLM judges and against human labels (Cohen's kappa 0.56 on two annotated corpora). Three controls establish that the corpus carries learnable signal rather than label priors: permuting the labels collapses detection to the trivial floor (0.182 versus 0.276 micro-F1), accuracy scales monotonically with training size (0.183 to 0.285), and restricting to faithfully labeled rows raises the ceiling. Evaluated by transfer to real human-annotated feedback (the unbiased metric), faithfulness-aware row filtering lowers transferred sentiment error (paired 95% bootstrap CI excludes zero), a lowest-faithfulness control collapses it, and both effects replicate across two architectures and two real benchmarks (Herath and EduRABSA). Synthetic-only training recovers about 60% of a real-trained model, and synthetic pre-training followed by real fine-tuning exceeds real-only training. The audit-filter-validate recipe is a general tool for quality-controlling LLM-supervised data; the corpus and code are released.</w:t>
+        <w:t xml:space="preserve">Large language models are increasingly used to synthesize labeled training data where annotation is scarce, but the generated labels are often unfaithful to the text, and it is difficult to tell whether a synthetic benchmark carries genuine learnable signal or merely reproduces label frequencies. We study both problems in educational aspect-based sentiment analysis (ABSA), a setting where real aspect-labeled feedback is private and costly to annotate, with a methodology that applies beyond it. We release a controlled corpus of 10,000 synthetic course reviews over a 20-aspect pedagogical schema, generated by sampling supervision targets separately from nuance attributes, so the same labels recur across varied course contexts and styles. We then introduce a faithfulness-aware pipeline: a cost-matched LLM audit scores how well each declared label is supported by the text, and that score both filters the training data and is itself validated across independent LLM judges and against human labels (Cohen's kappa 0.56 on two annotated corpora). Three controls establish that the corpus carries learnable signal rather than label priors: permuting the labels collapses detection to the trivial floor (0.182 versus 0.276 micro-F1), accuracy scales monotonically with training size (0.183 to 0.285), and restricting to faithfully labeled rows raises the ceiling. Evaluated by transfer to real human-annotated feedback (the unbiased metric), faithfulness-aware row filtering lowers transferred sentiment error on Herath across two architectures (paired 95% bootstrap CI excludes zero), and a lowest-faithfulness control collapses transfer on both real benchmarks (Herath and EduRABSA). Synthetic-only training recovers about 60% of a real-trained model, and synthetic pre-training followed by real fine-tuning exceeds real-only training. The audit-filter-validate recipe is a general tool for quality-controlling LLM-supervised data; the corpus and code are released.</w:t>
       </w:r>
     </w:p>
     <w:bookmarkEnd w:id="10"/>
@@ -385,7 +385,7 @@
         <w:t xml:space="preserve"> </w:t>
       </w:r>
       <w:r>
-        <w:t xml:space="preserve">a cost-matched LLM audit that scores per-label faithfulness and acts as an actionable training-data filter, with a lowest-faithfulness negative control, replication across two architectures and two real transfer targets, and direct validation against human labels (Cohen's kappa 0.56 on two annotated corpora), establishing a general recipe for quality-controlling LLM-supervised data, not only this corpus.</w:t>
+        <w:t xml:space="preserve">a cost-matched LLM audit that scores per-label faithfulness and acts as an actionable training-data filter, with a lowest-faithfulness negative control that collapses transfer across two architectures and two real targets, a size-matched filtering gain on the Herath target, and direct validation against human labels (Cohen's kappa 0.56 on two annotated corpora), establishing a general recipe for quality-controlling LLM-supervised data, not only this corpus.</w:t>
       </w:r>
     </w:p>
     <w:p>
@@ -489,7 +489,7 @@
         <w:widowControl w:val="1"/>
       </w:pPr>
       <w:r>
-        <w:t xml:space="preserve">In education, prior work has emphasized that student feedback is noisy, stylistically varied, and pedagogically important. A broader higher-education feedback literature also shows that formative feedback matters because it shapes student learning rather than merely administrative satisfaction tracking [1]. Welch and Mihalcea demonstrated the value of targeted sentiment analysis for student comments [7], while Chathuranga et al. released an annotated student course feedback corpus for opinion targets and polarity [8]. Herath et al. later reported a 3,000-instance student feedback corpus with annotations for aspects, opinion terms, and polarities, illustrating both the feasibility and the cost of building educational sentiment resources [11]. Nikolić et al. showed that ABSA can be informative for higher education reviews, but that source characteristics matter and performance varies across aspect frequencies and review sources [9]. Misuraca et al. repositioned opinion mining as an educational analytic rather than only a text-classification exercise, arguing that open-ended comments add value beyond numeric ratings [16]. More recent reviews synthesize the educational sentiment-analysis landscape and reiterate recurring bottlenecks around annotation cost, domain language, multi-polarity, and deployment in authentic educational settings [10, 17]. A recent systematic review of aspect-based sentiment analysis in MOOC settings similarly catalogs the aspect schemas and methods used across educational platforms [38]. Together, this literature supports the relevance of the problem, clarifies why real labeled educational data are difficult to obtain at scale, and explains why a synthetic educational ABSA resource may be useful even when realism validation remains a separate concern.</w:t>
+        <w:t xml:space="preserve">In education, prior work has emphasized that student feedback is noisy, stylistically varied, and pedagogically important. A broader higher-education feedback literature also shows that formative feedback matters because it shapes student learning rather than merely administrative satisfaction tracking [1]. Welch and Mihalcea demonstrated the value of targeted sentiment analysis for student comments [7], while Chathuranga et al. released an annotated student course feedback corpus for opinion targets and polarity [8]. Herath et al. later reported a 3,000-instance student feedback corpus with annotations for aspects, opinion terms, and polarities, illustrating both the feasibility and the cost of building educational sentiment resources [11]. Nikolić et al. showed that ABSA can be informative for higher education reviews, but that source characteristics matter and performance varies across aspect frequencies and review sources [9]. Misuraca et al. repositioned opinion mining as an educational analytic rather than only a text-classification exercise, arguing that open-ended comments add value beyond numeric ratings [16]. More recent reviews synthesize the educational sentiment-analysis landscape and reiterate recurring bottlenecks around annotation cost, domain language, multi-polarity, and deployment in authentic educational settings [10, 17]. A recent systematic review of aspect-based sentiment analysis in MOOC settings similarly catalogs the aspect schemas and methods used across educational platforms [38]. Together, this literature supports the relevance of the problem, clarifies why real labeled educational data are difficult to obtain at scale, and explains why a synthetic educational ABSA resource may be useful even when realism validation remains a separate concern. Table 1 positions the present study against these prior educational-feedback resources.</w:t>
       </w:r>
     </w:p>
     <w:p>
@@ -1410,7 +1410,7 @@
               <a:graphicData uri="http://schemas.openxmlformats.org/drawingml/2006/picture">
                 <pic:pic>
                   <pic:nvPicPr>
-                    <pic:cNvPr descr="C:/Users/apart/AppData/Local/Temp/html2doc_svg_FJumYF/svg_0.png" id="16" name="Picture"/>
+                    <pic:cNvPr descr="C:/Users/apart/AppData/Local/Temp/html2doc_svg_mfFj5p/svg_0.png" id="16" name="Picture"/>
                     <pic:cNvPicPr>
                       <a:picLocks noChangeArrowheads="1" noChangeAspect="1"/>
                     </pic:cNvPicPr>
@@ -7329,7 +7329,7 @@
               <a:graphicData uri="http://schemas.openxmlformats.org/drawingml/2006/picture">
                 <pic:pic>
                   <pic:nvPicPr>
-                    <pic:cNvPr descr="C:/Users/apart/AppData/Local/Temp/html2doc_svg_FJumYF/svg_1.png" id="29" name="Picture"/>
+                    <pic:cNvPr descr="C:/Users/apart/AppData/Local/Temp/html2doc_svg_mfFj5p/svg_1.png" id="29" name="Picture"/>
                     <pic:cNvPicPr>
                       <a:picLocks noChangeArrowheads="1" noChangeAspect="1"/>
                     </pic:cNvPicPr>
@@ -7411,7 +7411,7 @@
               <a:graphicData uri="http://schemas.openxmlformats.org/drawingml/2006/picture">
                 <pic:pic>
                   <pic:nvPicPr>
-                    <pic:cNvPr descr="C:/Users/apart/AppData/Local/Temp/html2doc_svg_FJumYF/svg_2.png" id="32" name="Picture"/>
+                    <pic:cNvPr descr="C:/Users/apart/AppData/Local/Temp/html2doc_svg_mfFj5p/svg_2.png" id="32" name="Picture"/>
                     <pic:cNvPicPr>
                       <a:picLocks noChangeArrowheads="1" noChangeAspect="1"/>
                     </pic:cNvPicPr>
@@ -10821,7 +10821,7 @@
               <a:graphicData uri="http://schemas.openxmlformats.org/drawingml/2006/picture">
                 <pic:pic>
                   <pic:nvPicPr>
-                    <pic:cNvPr descr="C:/Users/apart/AppData/Local/Temp/html2doc_svg_FJumYF/svg_3.png" id="37" name="Picture"/>
+                    <pic:cNvPr descr="C:/Users/apart/AppData/Local/Temp/html2doc_svg_mfFj5p/svg_3.png" id="37" name="Picture"/>
                     <pic:cNvPicPr>
                       <a:picLocks noChangeArrowheads="1" noChangeAspect="1"/>
                     </pic:cNvPicPr>
@@ -11727,7 +11727,37 @@
         <w:widowControl w:val="1"/>
       </w:pPr>
       <w:r>
-        <w:t xml:space="preserve">The ranking is informative in its own right. Under this strict sparse-schema contract, zero-shot prompting and retrieval-based few-shot prompting are the strongest GPT variants, which suggests that example selection matters but that a highly constrained zero-shot formulation is already competitive. Relative to the local benchmark, the full-test GPT runs outperform TF-IDF and both joint encoders while remaining below the strongest two-step transformers. This places batch GPT inference in a meaningful middle band of the benchmark rather than at the edges of the comparison space. Appendix A.6 records the configuration choices that distinguish the four GPT-based inference variants.</w:t>
+        <w:t xml:space="preserve">The ranking is informative in its own right. Under this strict sparse-schema contract, zero-shot prompting and retrieval-based few-shot prompting are the strongest GPT variants, which suggests that example selection matters but that a highly constrained zero-shot formulation is already competitive. Relative to the local benchmark, the full-test GPT runs outperform TF-IDF and both joint encoders while remaining below the strongest two-step transformers. This places batch GPT inference in a meaningful middle band of the benchmark rather than at the edges of the comparison space. Because</w:t>
+      </w:r>
+      <w:r>
+        <w:t xml:space="preserve"> </w:t>
+      </w:r>
+      <w:r>
+        <w:rPr>
+          <w:rStyle w:val="VerbatimChar"/>
+        </w:rPr>
+        <w:t xml:space="preserve">gpt-5.2</w:t>
+      </w:r>
+      <w:r>
+        <w:t xml:space="preserve"> </w:t>
+      </w:r>
+      <w:r>
+        <w:t xml:space="preserve">also serves as the strict faithfulness auditor (Section 5.8) and shares a provider family with the</w:t>
+      </w:r>
+      <w:r>
+        <w:t xml:space="preserve"> </w:t>
+      </w:r>
+      <w:r>
+        <w:rPr>
+          <w:rStyle w:val="VerbatimChar"/>
+        </w:rPr>
+        <w:t xml:space="preserve">gpt-5-nano</w:t>
+      </w:r>
+      <w:r>
+        <w:t xml:space="preserve"> </w:t>
+      </w:r>
+      <w:r>
+        <w:t xml:space="preserve">generator, these are reported as same-family reference baselines rather than independent external systems. Appendix A.6 records the configuration choices that distinguish the four GPT-based inference variants.</w:t>
       </w:r>
     </w:p>
     <w:p>
@@ -11884,7 +11914,7 @@
         <w:t xml:space="preserve">clarity</w:t>
       </w:r>
       <w:r>
-        <w:t xml:space="preserve">, which likely require more implicit reasoning and weaker lexical cues. This pattern shows that the benchmark is not uniformly easy even when labels are known by construction.</w:t>
+        <w:t xml:space="preserve">, which likely require more implicit reasoning and weaker lexical cues. This pattern shows that the benchmark is not uniformly easy even when labels are known by construction. Figure 5 plots the per-aspect detection and sentiment profile, and Table 9 lists the strongest and weakest aspect categories.</w:t>
       </w:r>
     </w:p>
     <w:p>
@@ -11905,7 +11935,7 @@
               <a:graphicData uri="http://schemas.openxmlformats.org/drawingml/2006/picture">
                 <pic:pic>
                   <pic:nvPicPr>
-                    <pic:cNvPr descr="C:/Users/apart/AppData/Local/Temp/html2doc_svg_FJumYF/svg_4.png" id="42" name="Picture"/>
+                    <pic:cNvPr descr="C:/Users/apart/AppData/Local/Temp/html2doc_svg_mfFj5p/svg_4.png" id="42" name="Picture"/>
                     <pic:cNvPicPr>
                       <a:picLocks noChangeArrowheads="1" noChangeAspect="1"/>
                     </pic:cNvPicPr>
@@ -14468,7 +14498,7 @@
         <w:t xml:space="preserve">lecturer_quality</w:t>
       </w:r>
       <w:r>
-        <w:t xml:space="preserve">, rather than by a uniform domain-shift penalty. Accordingly, the real-data result is best interpreted as a constrained overlap evaluation that demonstrates compatibility between the synthetic supervision scheme and one real educational annotation space. Table 11 makes this comparison explicit side by side, while Appendix A.4 lists the overlap counts and label balance and Appendix A.5 expands the result into a per-aspect transfer view.</w:t>
+        <w:t xml:space="preserve">, rather than by a uniform domain-shift penalty. Accordingly, the real-data result is best interpreted as a constrained overlap evaluation that demonstrates compatibility between the synthetic supervision scheme and one real educational annotation space. Table 11 and Figure 7 make this comparison explicit side by side, while Appendix A.4 lists the overlap counts and label balance and Appendix A.5 expands the result into a per-aspect transfer view.</w:t>
       </w:r>
     </w:p>
     <w:p>
@@ -15525,7 +15555,7 @@
               <a:graphicData uri="http://schemas.openxmlformats.org/drawingml/2006/picture">
                 <pic:pic>
                   <pic:nvPicPr>
-                    <pic:cNvPr descr="C:/Users/apart/AppData/Local/Temp/html2doc_svg_FJumYF/svg_5.png" id="46" name="Picture"/>
+                    <pic:cNvPr descr="C:/Users/apart/AppData/Local/Temp/html2doc_svg_mfFj5p/svg_5.png" id="46" name="Picture"/>
                     <pic:cNvPicPr>
                       <a:picLocks noChangeArrowheads="1" noChangeAspect="1"/>
                     </pic:cNvPicPr>
@@ -15607,7 +15637,7 @@
               <a:graphicData uri="http://schemas.openxmlformats.org/drawingml/2006/picture">
                 <pic:pic>
                   <pic:nvPicPr>
-                    <pic:cNvPr descr="C:/Users/apart/AppData/Local/Temp/html2doc_svg_FJumYF/svg_6.png" id="49" name="Picture"/>
+                    <pic:cNvPr descr="C:/Users/apart/AppData/Local/Temp/html2doc_svg_mfFj5p/svg_6.png" id="49" name="Picture"/>
                     <pic:cNvPicPr>
                       <a:picLocks noChangeArrowheads="1" noChangeAspect="1"/>
                     </pic:cNvPicPr>
@@ -17423,7 +17453,7 @@
         <w:t xml:space="preserve"> </w:t>
       </w:r>
       <w:r>
-        <w:t xml:space="preserve">as a strict checker over two samples: 250 reviews from the 10K corpus and all 25 reviews from the pilot sample. For each review, the auditor received the raw text and declared aspect sentiments, then judged whether each declared aspect was supported in the text and whether the polarity matched.</w:t>
+        <w:t xml:space="preserve">as a strict checker over two samples: 250 reviews from the 10K corpus and all 25 reviews from the pilot sample. For each review, the auditor received the raw text and declared aspect sentiments, then judged whether each declared aspect was supported in the text and whether the polarity matched. Table 13 reports the resulting aspect-support and sentiment-match rates.</w:t>
       </w:r>
     </w:p>
     <w:p>
@@ -17754,7 +17784,7 @@
                 <w:rFonts w:ascii="Georgia" w:hAnsi="Georgia"/>
                 <w:sz w:val="18"/>
               </w:rPr>
-              <w:t xml:space="preserve">Full 10K sample</w:t>
+              <w:t xml:space="preserve">10K corpus (250-review sample)</w:t>
             </w:r>
           </w:p>
         </w:tc>
@@ -18243,7 +18273,37 @@
         <w:t xml:space="preserve"> </w:t>
       </w:r>
       <w:r>
-        <w:t xml:space="preserve">audit on the original 250 rows at per-aspect support agreement 0.874 and per-aspect sentiment-match agreement 0.790). For each row we recorded the fraction of declared aspects whose polarity is supported by the text, producing a per-row faithfulness score with a heavily quantized distribution: 22.2% of rows scored 0.00, 11.1% 0.33, 18.2% 0.50, 11.0% 0.67, and 37.5% 1.00.</w:t>
+        <w:t xml:space="preserve">audit on the original 250 rows at per-aspect support agreement 0.874 and per-aspect sentiment-match agreement 0.790). For each row we recorded the fraction of declared aspects whose polarity is supported by the text, producing a per-row faithfulness score with a heavily quantized distribution: 22.2% of rows scored 0.00, 11.1% 0.33, 18.2% 0.50, 11.0% 0.67, and 37.5% 1.00. This per-row score averages 0.58, higher than the 0.42 aspect-sentiment-match rate reported in Section 5.8 because it is a per-row mean under the more lenient cost-matched</w:t>
+      </w:r>
+      <w:r>
+        <w:t xml:space="preserve"> </w:t>
+      </w:r>
+      <w:r>
+        <w:rPr>
+          <w:rStyle w:val="VerbatimChar"/>
+        </w:rPr>
+        <w:t xml:space="preserve">gpt-4.1-mini</w:t>
+      </w:r>
+      <w:r>
+        <w:t xml:space="preserve"> </w:t>
+      </w:r>
+      <w:r>
+        <w:t xml:space="preserve">judge rather than a per-aspect rate under the stricter</w:t>
+      </w:r>
+      <w:r>
+        <w:t xml:space="preserve"> </w:t>
+      </w:r>
+      <w:r>
+        <w:rPr>
+          <w:rStyle w:val="VerbatimChar"/>
+        </w:rPr>
+        <w:t xml:space="preserve">gpt-5.2</w:t>
+      </w:r>
+      <w:r>
+        <w:t xml:space="preserve"> </w:t>
+      </w:r>
+      <w:r>
+        <w:t xml:space="preserve">auditor; the two judges agree on 79% of per-aspect sentiment decisions.</w:t>
       </w:r>
     </w:p>
     <w:p>
@@ -19373,7 +19433,22 @@
         <w:t xml:space="preserve"> </w:t>
       </w:r>
       <w:r>
-        <w:t xml:space="preserve">= +0.358 [+0.295, +0.436] (0/8 seeds), on DistilBERT-Herath +0.341 [+0.271, +0.422] (0/8), on BERT-EduRABSA +0.416 [+0.342, +0.480] (0/8), and on DistilBERT-EduRABSA +0.371 [+0.328, +0.411] (0/8). The audit score discriminates informative training rows from uninformative ones at both ends of the distribution, on both architectures, and on both transfer targets, across all 32 (bucket, architecture, target, seed) configurations of the negative control.</w:t>
+        <w:t xml:space="preserve">= +0.358 [+0.295, +0.436] (0/8 seeds), on DistilBERT-Herath +0.341 [+0.271, +0.422] (0/8), on BERT-EduRABSA +0.416 [+0.342, +0.480] (0/8), and on DistilBERT-EduRABSA +0.371 [+0.328, +0.411] (0/8). The audit score discriminates informative training rows from uninformative ones at both ends of the distribution, on both architectures, and on both transfer targets, across all 32 (bucket, architecture, target, seed) configurations of the negative control. The size-matched filtering gain is specific to sentiment-polarity fidelity, the metric most sensitive to label faithfulness; on detection (macro balanced accuracy, Table 14) the audit score's effect is concentrated at the unfaithful end, where the</w:t>
+      </w:r>
+      <w:r>
+        <w:t xml:space="preserve"> </w:t>
+      </w:r>
+      <w:r>
+        <w:rPr>
+          <w:rStyle w:val="VerbatimChar"/>
+        </w:rPr>
+        <w:t xml:space="preserve">bot25</w:t>
+      </w:r>
+      <w:r>
+        <w:t xml:space="preserve"> </w:t>
+      </w:r>
+      <w:r>
+        <w:t xml:space="preserve">bucket alone drops to 0.522.</w:t>
       </w:r>
     </w:p>
     <w:p>
@@ -20090,7 +20165,7 @@
               <a:graphicData uri="http://schemas.openxmlformats.org/drawingml/2006/picture">
                 <pic:pic>
                   <pic:nvPicPr>
-                    <pic:cNvPr descr="C:/Users/apart/AppData/Local/Temp/html2doc_svg_FJumYF/svg_7.png" id="55" name="Picture"/>
+                    <pic:cNvPr descr="C:/Users/apart/AppData/Local/Temp/html2doc_svg_mfFj5p/svg_7.png" id="55" name="Picture"/>
                     <pic:cNvPicPr>
                       <a:picLocks noChangeArrowheads="1" noChangeAspect="1"/>
                     </pic:cNvPicPr>
@@ -20163,7 +20238,7 @@
         <w:widowControl w:val="1"/>
       </w:pPr>
       <w:r>
-        <w:t xml:space="preserve">Practically, the result is that the audit score in Section 5.8 is an actionable filter for downstream training. Discarding the bottom 50% of the corpus by faithfulness score matches the full-corpus sentiment-MSE level at half the training cost on Herath, and the recipe transfers to a smaller distilled architecture without loss. Discarding the bottom 25% is decisively the wrong move: that bucket is an active liability for sentiment polarity on every (architecture, target) condition we tested, with sentiment MSE 0.34 to 0.42 above the full corpus.</w:t>
+        <w:t xml:space="preserve">Table 15 collects these paired contrasts across both architectures and both transfer targets, and Figure 8 visualizes all conditions. Practically, the result is that the audit score in Section 5.8 is an actionable filter for downstream training. Discarding the bottom 50% of the corpus by faithfulness score matches the full-corpus sentiment-MSE level at half the training cost on Herath, and the recipe transfers to a smaller distilled architecture without loss. Discarding the bottom 25% is decisively the wrong move: that bucket is an active liability for sentiment polarity on every (architecture, target) condition we tested, with sentiment MSE 0.34 to 0.42 above the full corpus.</w:t>
       </w:r>
     </w:p>
     <w:p>
@@ -20256,7 +20331,7 @@
         <w:t xml:space="preserve"> </w:t>
       </w:r>
       <w:r>
-        <w:t xml:space="preserve">variant, and the Section 5.8 audit scores all three. The right comparison is per aspect, because the filter audits each declared aspect independently. Across 2,482 aspect-label decisions the audit reproduces the human judgment at Cohen's kappa 0.56 (precision 0.88, accuracy 0.78): it retains 0.69 of genuinely faithful aspects, rejects 0.89 of polarity-flipped aspects, and rejects 0.87 of injected absent aspects, with agreement higher on EduRABSA (kappa 0.62) than on Herath (kappa 0.51). The audit that drives the filter therefore tracks human faithfulness judgments on real annotated data, not only the verdicts of other LLM judges, and its precision means a label it accepts as faithful agrees with the human annotation 88% of the time.</w:t>
+        <w:t xml:space="preserve">variant, and the Section 5.8 audit scores all three. The right comparison is per aspect, because the filter audits each declared aspect independently. Across 2,482 aspect-label decisions the audit reproduces the human judgment at Cohen's kappa 0.56 (moderate agreement on the Landis-Koch scale; precision 0.88, accuracy 0.78): it retains 0.69 of genuinely faithful aspects, rejects 0.89 of polarity-flipped aspects, and rejects 0.87 of injected absent aspects, with agreement higher on EduRABSA (kappa 0.62) than on Herath (kappa 0.51). The audit that drives the filter therefore tracks human faithfulness judgments on real annotated data, not only the verdicts of other LLM judges, and its precision means a label it accepts as faithful agrees with the human annotation 88% of the time.</w:t>
       </w:r>
     </w:p>
     <w:bookmarkEnd w:id="56"/>
@@ -23310,7 +23385,7 @@
         <w:widowControl w:val="1"/>
       </w:pPr>
       <w:r>
-        <w:t xml:space="preserve">The realism-validation procedure rewrites the prompt between complete 60-question cycles. The prompt used in the next cycle is the editor-refined output from the previous cycle when correctly detected synthetic reviews provide sufficient cue evidence.</w:t>
+        <w:t xml:space="preserve">The realism-validation procedure rewrites the prompt between complete 60-question cycles. The prompt used in the next cycle is the editor-refined output from the previous cycle when correctly detected synthetic reviews provide sufficient cue evidence. Table A3 shows the generation instruction at each cycle.</w:t>
       </w:r>
     </w:p>
     <w:p>
@@ -25479,7 +25554,7 @@
               <a:graphicData uri="http://schemas.openxmlformats.org/drawingml/2006/picture">
                 <pic:pic>
                   <pic:nvPicPr>
-                    <pic:cNvPr descr="C:/Users/apart/AppData/Local/Temp/html2doc_svg_FJumYF/svg_8.png" id="70" name="Picture"/>
+                    <pic:cNvPr descr="C:/Users/apart/AppData/Local/Temp/html2doc_svg_mfFj5p/svg_8.png" id="70" name="Picture"/>
                     <pic:cNvPicPr>
                       <a:picLocks noChangeArrowheads="1" noChangeAspect="1"/>
                     </pic:cNvPicPr>
@@ -27288,7 +27363,7 @@
               <a:graphicData uri="http://schemas.openxmlformats.org/drawingml/2006/picture">
                 <pic:pic>
                   <pic:nvPicPr>
-                    <pic:cNvPr descr="C:/Users/apart/AppData/Local/Temp/html2doc_svg_FJumYF/svg_9.png" id="75" name="Picture"/>
+                    <pic:cNvPr descr="C:/Users/apart/AppData/Local/Temp/html2doc_svg_mfFj5p/svg_9.png" id="75" name="Picture"/>
                     <pic:cNvPicPr>
                       <a:picLocks noChangeArrowheads="1" noChangeAspect="1"/>
                     </pic:cNvPicPr>
@@ -27705,7 +27780,7 @@
                 <w:rFonts w:ascii="Georgia" w:hAnsi="Georgia"/>
                 <w:sz w:val="18"/>
               </w:rPr>
-              <w:t xml:space="preserve">Full 10K sample</w:t>
+              <w:t xml:space="preserve">10K corpus (250-review sample)</w:t>
             </w:r>
           </w:p>
         </w:tc>
@@ -29247,7 +29322,7 @@
               <a:graphicData uri="http://schemas.openxmlformats.org/drawingml/2006/picture">
                 <pic:pic>
                   <pic:nvPicPr>
-                    <pic:cNvPr descr="C:/Users/apart/AppData/Local/Temp/html2doc_svg_FJumYF/svg_10.png" id="80" name="Picture"/>
+                    <pic:cNvPr descr="C:/Users/apart/AppData/Local/Temp/html2doc_svg_mfFj5p/svg_10.png" id="80" name="Picture"/>
                     <pic:cNvPicPr>
                       <a:picLocks noChangeArrowheads="1" noChangeAspect="1"/>
                     </pic:cNvPicPr>
@@ -30084,7 +30159,7 @@
               <a:graphicData uri="http://schemas.openxmlformats.org/drawingml/2006/picture">
                 <pic:pic>
                   <pic:nvPicPr>
-                    <pic:cNvPr descr="C:/Users/apart/AppData/Local/Temp/html2doc_svg_FJumYF/svg_11.png" id="83" name="Picture"/>
+                    <pic:cNvPr descr="C:/Users/apart/AppData/Local/Temp/html2doc_svg_mfFj5p/svg_11.png" id="83" name="Picture"/>
                     <pic:cNvPicPr>
                       <a:picLocks noChangeArrowheads="1" noChangeAspect="1"/>
                     </pic:cNvPicPr>
@@ -34804,7 +34879,7 @@
               <a:graphicData uri="http://schemas.openxmlformats.org/drawingml/2006/picture">
                 <pic:pic>
                   <pic:nvPicPr>
-                    <pic:cNvPr descr="C:/Users/apart/AppData/Local/Temp/html2doc_svg_FJumYF/svg_12.png" id="88" name="Picture"/>
+                    <pic:cNvPr descr="C:/Users/apart/AppData/Local/Temp/html2doc_svg_mfFj5p/svg_12.png" id="88" name="Picture"/>
                     <pic:cNvPicPr>
                       <a:picLocks noChangeArrowheads="1" noChangeAspect="1"/>
                     </pic:cNvPicPr>
@@ -34997,7 +35072,7 @@
         <w:widowControl w:val="1"/>
       </w:pPr>
       <w:r>
-        <w:t xml:space="preserve">The realism study remains diagnostic, and it is reported here as a complete three-cycle procedure rather than as a single pass. Each cycle used 60 independent judge questions: 30 real OMSCS reviews and 30 synthetic reviews generated from the richer attribute prompt, with binary REAL-versus-SYNTHETIC decisions, confidence scores, cue tags, and textual justification. Across cycles 0, 1, and 2, judge item accuracy was 0.5167, 0.4333, and 0.4333; mean confusion was 0.5737, 0.6417, and 0.6430; mean entropy was 0.6912, 0.7020, and 0.7068 bits; and the number of correctly detected synthetic reviews fell from 5 to 1 to 0. These diagnostics indicate that the stabilized prompt reduced several synthetic cues, even though the accuracy-based chance-confusion statistic was not monotonic across cycles.</w:t>
+        <w:t xml:space="preserve">The realism study remains diagnostic, and it is reported here as a complete three-cycle procedure rather than as a single pass. Each cycle used 60 independent judge questions: 30 real OMSCS reviews and 30 synthetic reviews generated from the richer attribute prompt, with binary REAL-versus-SYNTHETIC decisions, confidence scores, cue tags, and textual justification. Across cycles 0, 1, and 2, judge item accuracy was 0.5167, 0.4333, and 0.4333; mean confusion was 0.5737, 0.6417, and 0.6430; mean entropy was 0.6912, 0.7020, and 0.7068 bits; and the number of correctly detected synthetic reviews fell from 5 to 1 to 0. These diagnostics indicate that the stabilized prompt reduced several synthetic cues, even though the accuracy-based chance-confusion statistic was not monotonic across cycles. Figure A5 plots the per-cycle accuracy, confusion, and entropy, and Table A12 summarizes the three cycles.</w:t>
       </w:r>
     </w:p>
     <w:p>

--- a/paper/course_absa_manuscript.docx
+++ b/paper/course_absa_manuscript.docx
@@ -1410,7 +1410,7 @@
               <a:graphicData uri="http://schemas.openxmlformats.org/drawingml/2006/picture">
                 <pic:pic>
                   <pic:nvPicPr>
-                    <pic:cNvPr descr="C:/Users/apart/AppData/Local/Temp/html2doc_svg_mfFj5p/svg_0.png" id="16" name="Picture"/>
+                    <pic:cNvPr descr="C:/Users/apart/AppData/Local/Temp/html2doc_svg_HSpCWx/svg_0.png" id="16" name="Picture"/>
                     <pic:cNvPicPr>
                       <a:picLocks noChangeArrowheads="1" noChangeAspect="1"/>
                     </pic:cNvPicPr>
@@ -7329,7 +7329,7 @@
               <a:graphicData uri="http://schemas.openxmlformats.org/drawingml/2006/picture">
                 <pic:pic>
                   <pic:nvPicPr>
-                    <pic:cNvPr descr="C:/Users/apart/AppData/Local/Temp/html2doc_svg_mfFj5p/svg_1.png" id="29" name="Picture"/>
+                    <pic:cNvPr descr="C:/Users/apart/AppData/Local/Temp/html2doc_svg_HSpCWx/svg_1.png" id="29" name="Picture"/>
                     <pic:cNvPicPr>
                       <a:picLocks noChangeArrowheads="1" noChangeAspect="1"/>
                     </pic:cNvPicPr>
@@ -7411,7 +7411,7 @@
               <a:graphicData uri="http://schemas.openxmlformats.org/drawingml/2006/picture">
                 <pic:pic>
                   <pic:nvPicPr>
-                    <pic:cNvPr descr="C:/Users/apart/AppData/Local/Temp/html2doc_svg_mfFj5p/svg_2.png" id="32" name="Picture"/>
+                    <pic:cNvPr descr="C:/Users/apart/AppData/Local/Temp/html2doc_svg_HSpCWx/svg_2.png" id="32" name="Picture"/>
                     <pic:cNvPicPr>
                       <a:picLocks noChangeArrowheads="1" noChangeAspect="1"/>
                     </pic:cNvPicPr>
@@ -10821,7 +10821,7 @@
               <a:graphicData uri="http://schemas.openxmlformats.org/drawingml/2006/picture">
                 <pic:pic>
                   <pic:nvPicPr>
-                    <pic:cNvPr descr="C:/Users/apart/AppData/Local/Temp/html2doc_svg_mfFj5p/svg_3.png" id="37" name="Picture"/>
+                    <pic:cNvPr descr="C:/Users/apart/AppData/Local/Temp/html2doc_svg_HSpCWx/svg_3.png" id="37" name="Picture"/>
                     <pic:cNvPicPr>
                       <a:picLocks noChangeArrowheads="1" noChangeAspect="1"/>
                     </pic:cNvPicPr>
@@ -11935,7 +11935,7 @@
               <a:graphicData uri="http://schemas.openxmlformats.org/drawingml/2006/picture">
                 <pic:pic>
                   <pic:nvPicPr>
-                    <pic:cNvPr descr="C:/Users/apart/AppData/Local/Temp/html2doc_svg_mfFj5p/svg_4.png" id="42" name="Picture"/>
+                    <pic:cNvPr descr="C:/Users/apart/AppData/Local/Temp/html2doc_svg_HSpCWx/svg_4.png" id="42" name="Picture"/>
                     <pic:cNvPicPr>
                       <a:picLocks noChangeArrowheads="1" noChangeAspect="1"/>
                     </pic:cNvPicPr>
@@ -15555,7 +15555,7 @@
               <a:graphicData uri="http://schemas.openxmlformats.org/drawingml/2006/picture">
                 <pic:pic>
                   <pic:nvPicPr>
-                    <pic:cNvPr descr="C:/Users/apart/AppData/Local/Temp/html2doc_svg_mfFj5p/svg_5.png" id="46" name="Picture"/>
+                    <pic:cNvPr descr="C:/Users/apart/AppData/Local/Temp/html2doc_svg_HSpCWx/svg_5.png" id="46" name="Picture"/>
                     <pic:cNvPicPr>
                       <a:picLocks noChangeArrowheads="1" noChangeAspect="1"/>
                     </pic:cNvPicPr>
@@ -15637,7 +15637,7 @@
               <a:graphicData uri="http://schemas.openxmlformats.org/drawingml/2006/picture">
                 <pic:pic>
                   <pic:nvPicPr>
-                    <pic:cNvPr descr="C:/Users/apart/AppData/Local/Temp/html2doc_svg_mfFj5p/svg_6.png" id="49" name="Picture"/>
+                    <pic:cNvPr descr="C:/Users/apart/AppData/Local/Temp/html2doc_svg_HSpCWx/svg_6.png" id="49" name="Picture"/>
                     <pic:cNvPicPr>
                       <a:picLocks noChangeArrowheads="1" noChangeAspect="1"/>
                     </pic:cNvPicPr>
@@ -20165,7 +20165,7 @@
               <a:graphicData uri="http://schemas.openxmlformats.org/drawingml/2006/picture">
                 <pic:pic>
                   <pic:nvPicPr>
-                    <pic:cNvPr descr="C:/Users/apart/AppData/Local/Temp/html2doc_svg_mfFj5p/svg_7.png" id="55" name="Picture"/>
+                    <pic:cNvPr descr="C:/Users/apart/AppData/Local/Temp/html2doc_svg_HSpCWx/svg_7.png" id="55" name="Picture"/>
                     <pic:cNvPicPr>
                       <a:picLocks noChangeArrowheads="1" noChangeAspect="1"/>
                     </pic:cNvPicPr>
@@ -25554,7 +25554,7 @@
               <a:graphicData uri="http://schemas.openxmlformats.org/drawingml/2006/picture">
                 <pic:pic>
                   <pic:nvPicPr>
-                    <pic:cNvPr descr="C:/Users/apart/AppData/Local/Temp/html2doc_svg_mfFj5p/svg_8.png" id="70" name="Picture"/>
+                    <pic:cNvPr descr="C:/Users/apart/AppData/Local/Temp/html2doc_svg_HSpCWx/svg_8.png" id="70" name="Picture"/>
                     <pic:cNvPicPr>
                       <a:picLocks noChangeArrowheads="1" noChangeAspect="1"/>
                     </pic:cNvPicPr>
@@ -27363,7 +27363,7 @@
               <a:graphicData uri="http://schemas.openxmlformats.org/drawingml/2006/picture">
                 <pic:pic>
                   <pic:nvPicPr>
-                    <pic:cNvPr descr="C:/Users/apart/AppData/Local/Temp/html2doc_svg_mfFj5p/svg_9.png" id="75" name="Picture"/>
+                    <pic:cNvPr descr="C:/Users/apart/AppData/Local/Temp/html2doc_svg_HSpCWx/svg_9.png" id="75" name="Picture"/>
                     <pic:cNvPicPr>
                       <a:picLocks noChangeArrowheads="1" noChangeAspect="1"/>
                     </pic:cNvPicPr>
@@ -29322,7 +29322,7 @@
               <a:graphicData uri="http://schemas.openxmlformats.org/drawingml/2006/picture">
                 <pic:pic>
                   <pic:nvPicPr>
-                    <pic:cNvPr descr="C:/Users/apart/AppData/Local/Temp/html2doc_svg_mfFj5p/svg_10.png" id="80" name="Picture"/>
+                    <pic:cNvPr descr="C:/Users/apart/AppData/Local/Temp/html2doc_svg_HSpCWx/svg_10.png" id="80" name="Picture"/>
                     <pic:cNvPicPr>
                       <a:picLocks noChangeArrowheads="1" noChangeAspect="1"/>
                     </pic:cNvPicPr>
@@ -30159,7 +30159,7 @@
               <a:graphicData uri="http://schemas.openxmlformats.org/drawingml/2006/picture">
                 <pic:pic>
                   <pic:nvPicPr>
-                    <pic:cNvPr descr="C:/Users/apart/AppData/Local/Temp/html2doc_svg_mfFj5p/svg_11.png" id="83" name="Picture"/>
+                    <pic:cNvPr descr="C:/Users/apart/AppData/Local/Temp/html2doc_svg_HSpCWx/svg_11.png" id="83" name="Picture"/>
                     <pic:cNvPicPr>
                       <a:picLocks noChangeArrowheads="1" noChangeAspect="1"/>
                     </pic:cNvPicPr>
@@ -34879,7 +34879,7 @@
               <a:graphicData uri="http://schemas.openxmlformats.org/drawingml/2006/picture">
                 <pic:pic>
                   <pic:nvPicPr>
-                    <pic:cNvPr descr="C:/Users/apart/AppData/Local/Temp/html2doc_svg_mfFj5p/svg_12.png" id="88" name="Picture"/>
+                    <pic:cNvPr descr="C:/Users/apart/AppData/Local/Temp/html2doc_svg_HSpCWx/svg_12.png" id="88" name="Picture"/>
                     <pic:cNvPicPr>
                       <a:picLocks noChangeArrowheads="1" noChangeAspect="1"/>
                     </pic:cNvPicPr>

--- a/paper/course_absa_manuscript.docx
+++ b/paper/course_absa_manuscript.docx
@@ -59,7 +59,7 @@
         <w:widowControl w:val="1"/>
       </w:pPr>
       <w:r>
-        <w:t xml:space="preserve">Large language models are increasingly used to synthesize labeled training data where annotation is scarce, but the generated labels are often unfaithful to the text, and it is difficult to tell whether a synthetic benchmark carries genuine learnable signal or merely reproduces label frequencies. We study both problems in educational aspect-based sentiment analysis (ABSA), a setting where real aspect-labeled feedback is private and costly to annotate, with a methodology that applies beyond it. We release a controlled corpus of 10,000 synthetic course reviews over a 20-aspect pedagogical schema, generated by sampling supervision targets separately from nuance attributes, so the same labels recur across varied course contexts and styles. We then introduce a faithfulness-aware pipeline: a cost-matched LLM audit scores how well each declared label is supported by the text, and that score both filters the training data and is itself validated across independent LLM judges and against human labels (Cohen's kappa 0.56 on two annotated corpora). Three controls establish that the corpus carries learnable signal rather than label priors: permuting the labels collapses detection to the trivial floor (0.182 versus 0.276 micro-F1), accuracy scales monotonically with training size (0.183 to 0.285), and restricting to faithfully labeled rows raises the ceiling. Evaluated by transfer to real human-annotated feedback (the unbiased metric), faithfulness-aware row filtering lowers transferred sentiment error on Herath across two architectures (paired 95% bootstrap CI excludes zero), and a lowest-faithfulness control collapses transfer on both real benchmarks (Herath and EduRABSA). Synthetic-only training recovers about 60% of a real-trained model, and synthetic pre-training followed by real fine-tuning exceeds real-only training. The audit-filter-validate recipe is a general tool for quality-controlling LLM-supervised data; the corpus and code are released.</w:t>
+        <w:t xml:space="preserve">Large language models are increasingly used to synthesize labeled training data where annotation is scarce, but the generated labels are often unfaithful to the text, and it is difficult to tell whether a synthetic benchmark carries genuine learnable signal or merely reproduces label frequencies. We study both problems in educational aspect-based sentiment analysis (ABSA), a setting where real aspect-labeled feedback is private and costly to annotate, with a methodology that applies beyond it. We release a controlled corpus of 10,000 synthetic course reviews over a 20-aspect pedagogical schema, generated by sampling supervision targets separately from nuance attributes, so the same labels recur across varied course contexts and styles. We then introduce a faithfulness-aware pipeline: a cost-matched LLM audit scores how well each declared label is supported by the text, and that score both filters the training data and is itself validated across independent LLM judges and against human labels (Cohen's kappa 0.56 on two annotated corpora, and 0.62 with a fully independent model family); both the generation pipeline and the prompted baseline reproduce across four generator families spanning four providers, so the recipe is not tied to a single provider. Three controls establish that the corpus carries learnable signal rather than label priors: permuting the labels collapses detection to the trivial floor (0.182 versus 0.276 micro-F1), accuracy scales monotonically with training size (0.183 to 0.285), and restricting to faithfully labeled rows raises the ceiling. Evaluated by transfer to real human-annotated feedback (the unbiased metric), faithfulness-aware row filtering lowers transferred sentiment error on Herath across two architectures (paired 95% bootstrap CI excludes zero), and a lowest-faithfulness control collapses transfer on both real benchmarks (Herath and EduRABSA). Synthetic-only training recovers about 60% of a real-trained model, and synthetic pre-training followed by real fine-tuning exceeds real-only training. The audit-filter-validate recipe is a general tool for quality-controlling LLM-supervised data; the corpus and code are released.</w:t>
       </w:r>
     </w:p>
     <w:bookmarkEnd w:id="10"/>
@@ -385,7 +385,7 @@
         <w:t xml:space="preserve"> </w:t>
       </w:r>
       <w:r>
-        <w:t xml:space="preserve">a cost-matched LLM audit that scores per-label faithfulness and acts as an actionable training-data filter, with a lowest-faithfulness negative control that collapses transfer across two architectures and two real targets, a size-matched filtering gain on the Herath target, and direct validation against human labels (Cohen's kappa 0.56 on two annotated corpora), establishing a general recipe for quality-controlling LLM-supervised data, not only this corpus.</w:t>
+        <w:t xml:space="preserve">a cost-matched LLM audit that scores per-label faithfulness and acts as an actionable training-data filter, with a lowest-faithfulness negative control that collapses transfer across two architectures and two real targets, a size-matched filtering gain on the Herath target, direct validation against human labels (Cohen's kappa 0.56 on two annotated corpora), and reproduction of the pipeline across four generator families spanning four providers so the recipe is not tied to a single generator, establishing a general recipe for quality-controlling LLM-supervised data, not only this corpus.</w:t>
       </w:r>
     </w:p>
     <w:p>
@@ -1208,7 +1208,7 @@
                 <w:rFonts w:ascii="Georgia" w:hAnsi="Georgia"/>
                 <w:sz w:val="19"/>
               </w:rPr>
-              <w:t xml:space="preserve">20-aspect benchmark corpus, controllable prompt protocol, realism study, and conservative 9-aspect transfer check</w:t>
+              <w:t xml:space="preserve">20-aspect benchmark corpus, controllable prompt protocol, generator realism diagnostic, and conservative transfer checks on two real corpora (9- and 7-aspect overlaps)</w:t>
             </w:r>
           </w:p>
         </w:tc>
@@ -1410,7 +1410,7 @@
               <a:graphicData uri="http://schemas.openxmlformats.org/drawingml/2006/picture">
                 <pic:pic>
                   <pic:nvPicPr>
-                    <pic:cNvPr descr="C:/Users/apart/AppData/Local/Temp/html2doc_svg_EDhFDX/svg_0.png" id="16" name="Picture"/>
+                    <pic:cNvPr descr="C:/Users/apart/AppData/Local/Temp/html2doc_svg_JE6UKC/svg_0.png" id="16" name="Picture"/>
                     <pic:cNvPicPr>
                       <a:picLocks noChangeArrowheads="1" noChangeAspect="1"/>
                     </pic:cNvPicPr>
@@ -3035,7 +3035,7 @@
         <w:t xml:space="preserve"> </w:t>
       </w:r>
       <w:r>
-        <w:t xml:space="preserve">by the API because they hit the output-token cap. These capped rows are modestly different from complete rows, shorter (mean 100 vs 119 words) and carrying fewer aspects (a 0.07 versus 0.33 share of three-aspect reviews), with a similar sentiment mix (Appendix A.18). Retraining the benchmark with these 841 rows excluded leaves held-out detection essentially unchanged (micro-F1 0.264 versus 0.275, macro balanced accuracy 0.613 versus 0.619 across three seeds), so the corpus is robust to their inclusion. The assembled corpus spans 8 course names, 6 observed writing-style labels, 5 grade bands, and the full 20-aspect inventory. The mean review length is 117.2 words, the median is 108 words, and each review contains an average of 2.0 labeled aspects. In practical terms, the corpus is large enough for controlled internal benchmarking, while realism validation and synthetic-to-real transfer remain separate supporting analyses.</w:t>
+        <w:t xml:space="preserve">by the API because they hit the output-token cap. These capped rows are modestly different from complete rows, shorter (mean 100 vs 119 words) and carrying fewer aspects (a 0.07 versus 0.33 share of three-aspect reviews), with a similar sentiment mix (Appendix A.18). Retraining the benchmark with these 841 rows excluded leaves held-out detection essentially unchanged (micro-F1 0.264 versus 0.275, macro balanced accuracy 0.613 versus 0.619 across three seeds), so the corpus is robust to their inclusion. Regenerating exactly these rows at a raised output cap also removes the truncation and restores full-corpus length-band adherence to the never-truncated level (Appendix A.14). The assembled corpus spans 8 course names, 6 observed writing-style labels, 5 grade bands, and the full 20-aspect inventory. The mean review length is 117.2 words, the median is 108 words, and each review contains an average of 2.0 labeled aspects. In practical terms, the corpus is large enough for controlled internal benchmarking, while realism validation and synthetic-to-real transfer remain separate supporting analyses.</w:t>
       </w:r>
     </w:p>
     <w:p>
@@ -3047,10 +3047,7 @@
         <w:widowControl w:val="1"/>
       </w:pPr>
       <w:r>
-        <w:t xml:space="preserve">Real data are used in two different but still narrower roles than the main synthetic benchmark. The realism-validation pool contains 32 public OMSCS reviews drawn from four course pages:</w:t>
-      </w:r>
-      <w:r>
-        <w:t xml:space="preserve"> </w:t>
+        <w:t xml:space="preserve">Real data are used in two different roles, and it is important not to conflate them when judging the scope of the evidence. The first role is a small blinded reference pool of 32 public OMSCS reviews drawn from four course pages (</w:t>
       </w:r>
       <w:r>
         <w:rPr>
@@ -3083,7 +3080,7 @@
         <w:t xml:space="preserve">CS-6400</w:t>
       </w:r>
       <w:r>
-        <w:t xml:space="preserve">, and</w:t>
+        <w:t xml:space="preserve">,</w:t>
       </w:r>
       <w:r>
         <w:t xml:space="preserve"> </w:t>
@@ -3095,7 +3092,7 @@
         <w:t xml:space="preserve">CS-7641</w:t>
       </w:r>
       <w:r>
-        <w:t xml:space="preserve">. These reviews are not used for training, validation, or test evaluation in the main ABSA benchmark; they are used only as blinded reference items in the real-versus-synthetic judge loop so that prompt changes can be checked against naturally occurring educational-review language. Separately, the external transfer evaluation uses the annotated student-feedback corpus of Herath et al. [11], conservatively mapped to a 9-aspect overlap with our schema. That mapped real set is used only for out-of-domain evaluation after synthetic training and validation. This distinction is important for interpretation: synthetic data define the main ABSA benchmark, while real data are reserved for generator analysis and external evaluation.</w:t>
+        <w:t xml:space="preserve">); these are never used for training, validation, or test evaluation, only as blinded items in the real-versus-synthetic judge loop so prompt changes can be checked against naturally occurring educational-review language, and this pool is freely enlargeable from public sources (for example, thousands of RateMyProfessor teaching-feedback comments are available). The 32-review figure therefore bounds a diagnostic loop, not the benchmark's real-data scope. The second role, which is the actual external evaluation, uses two independent annotated real corpora under two different annotation schemes: the student-feedback corpus of Herath et al. [11] (2,829 reviews, conservatively mapped to a 9-aspect overlap) and EduRABSA (mapped to a 7-aspect overlap). Models trained only on synthetic data are evaluated out of domain on both, so the transfer evidence rests on thousands of real reviews across two schemes rather than on the blinded realism pool. This distinction matters for interpretation: synthetic data define the main ABSA benchmark, while real data are reserved for generator analysis and for two independent external evaluations.</w:t>
       </w:r>
     </w:p>
     <w:p>
@@ -7555,63 +7552,63 @@
                 <w:rFonts w:ascii="Georgia" w:hAnsi="Georgia"/>
                 <w:sz w:val="19"/>
               </w:rPr>
-              <w:t xml:space="preserve">10,000 generated reviews with an 8,000 / 1,000 / 1,000 train-validation-test split</w:t>
-            </w:r>
-          </w:p>
-        </w:tc>
-        <w:tc>
-          <w:tcPr>
-            <w:tcBorders>
-              <w:left w:val="nil"/>
-              <w:right w:val="nil"/>
-              <w:top w:val="nil"/>
-              <w:bottom w:val="single" w:sz="4" w:color="D9E1E8"/>
-            </w:tcBorders>
-            <w:vAlign w:val="center"/>
-          </w:tcPr>
-          <w:p>
-            <w:pPr>
-              <w:pStyle w:val="Compact"/>
-              <w:spacing w:before="0" w:after="20" w:line="240" w:lineRule="auto"/>
-              <w:jc w:val="center"/>
-              <w:keepNext w:val="0"/>
-              <w:keepLines/>
-              <w:widowControl w:val="1"/>
-            </w:pPr>
-            <w:r>
-              <w:rPr>
-                <w:rFonts w:ascii="Georgia" w:hAnsi="Georgia"/>
-                <w:sz w:val="19"/>
-              </w:rPr>
-              <w:t xml:space="preserve">Detection F1, sentiment MSE, runtime, per-aspect summaries, and robustness analyses</w:t>
-            </w:r>
-          </w:p>
-        </w:tc>
-        <w:tc>
-          <w:tcPr>
-            <w:tcBorders>
-              <w:left w:val="nil"/>
-              <w:right w:val="nil"/>
-              <w:top w:val="nil"/>
-              <w:bottom w:val="single" w:sz="4" w:color="D9E1E8"/>
-            </w:tcBorders>
-            <w:vAlign w:val="center"/>
-          </w:tcPr>
-          <w:p>
-            <w:pPr>
-              <w:pStyle w:val="Compact"/>
-              <w:spacing w:before="0" w:after="20" w:line="240" w:lineRule="auto"/>
-              <w:jc w:val="center"/>
-              <w:keepNext w:val="0"/>
-              <w:keepLines/>
-              <w:widowControl w:val="1"/>
-            </w:pPr>
-            <w:r>
-              <w:rPr>
-                <w:rFonts w:ascii="Georgia" w:hAnsi="Georgia"/>
-                <w:sz w:val="19"/>
-              </w:rPr>
-              <w:t xml:space="preserve">Principal evidence for learnability and model comparison on the 20-aspect benchmark.</w:t>
+              <w:t xml:space="preserve">10,000 reviews; 8k / 1k / 1k split</w:t>
+            </w:r>
+          </w:p>
+        </w:tc>
+        <w:tc>
+          <w:tcPr>
+            <w:tcBorders>
+              <w:left w:val="nil"/>
+              <w:right w:val="nil"/>
+              <w:top w:val="nil"/>
+              <w:bottom w:val="single" w:sz="4" w:color="D9E1E8"/>
+            </w:tcBorders>
+            <w:vAlign w:val="center"/>
+          </w:tcPr>
+          <w:p>
+            <w:pPr>
+              <w:pStyle w:val="Compact"/>
+              <w:spacing w:before="0" w:after="20" w:line="240" w:lineRule="auto"/>
+              <w:jc w:val="center"/>
+              <w:keepNext w:val="0"/>
+              <w:keepLines/>
+              <w:widowControl w:val="1"/>
+            </w:pPr>
+            <w:r>
+              <w:rPr>
+                <w:rFonts w:ascii="Georgia" w:hAnsi="Georgia"/>
+                <w:sz w:val="19"/>
+              </w:rPr>
+              <w:t xml:space="preserve">Detection F1, sentiment MSE, per-aspect and robustness summaries</w:t>
+            </w:r>
+          </w:p>
+        </w:tc>
+        <w:tc>
+          <w:tcPr>
+            <w:tcBorders>
+              <w:left w:val="nil"/>
+              <w:right w:val="nil"/>
+              <w:top w:val="nil"/>
+              <w:bottom w:val="single" w:sz="4" w:color="D9E1E8"/>
+            </w:tcBorders>
+            <w:vAlign w:val="center"/>
+          </w:tcPr>
+          <w:p>
+            <w:pPr>
+              <w:pStyle w:val="Compact"/>
+              <w:spacing w:before="0" w:after="20" w:line="240" w:lineRule="auto"/>
+              <w:jc w:val="center"/>
+              <w:keepNext w:val="0"/>
+              <w:keepLines/>
+              <w:widowControl w:val="1"/>
+            </w:pPr>
+            <w:r>
+              <w:rPr>
+                <w:rFonts w:ascii="Georgia" w:hAnsi="Georgia"/>
+                <w:sz w:val="19"/>
+              </w:rPr>
+              <w:t xml:space="preserve">Principal learnability and model-comparison evidence (20 aspects).</w:t>
             </w:r>
           </w:p>
         </w:tc>
@@ -7641,91 +7638,91 @@
                 <w:rFonts w:ascii="Georgia" w:hAnsi="Georgia"/>
                 <w:sz w:val="19"/>
               </w:rPr>
-              <w:t xml:space="preserve">GPT-based inference</w:t>
-            </w:r>
-          </w:p>
-        </w:tc>
-        <w:tc>
-          <w:tcPr>
-            <w:tcBorders>
-              <w:left w:val="nil"/>
-              <w:right w:val="nil"/>
-              <w:top w:val="nil"/>
-              <w:bottom w:val="single" w:sz="4" w:color="D9E1E8"/>
-            </w:tcBorders>
-            <w:vAlign w:val="center"/>
-          </w:tcPr>
-          <w:p>
-            <w:pPr>
-              <w:pStyle w:val="Compact"/>
-              <w:spacing w:before="0" w:after="20" w:line="240" w:lineRule="auto"/>
-              <w:jc w:val="center"/>
-              <w:keepNext w:val="0"/>
-              <w:keepLines/>
-              <w:widowControl w:val="1"/>
-            </w:pPr>
-            <w:r>
-              <w:rPr>
-                <w:rFonts w:ascii="Georgia" w:hAnsi="Georgia"/>
-                <w:sz w:val="19"/>
-              </w:rPr>
-              <w:t xml:space="preserve">The same 1,000-review held-out synthetic test split, evaluated through batch prompting</w:t>
-            </w:r>
-          </w:p>
-        </w:tc>
-        <w:tc>
-          <w:tcPr>
-            <w:tcBorders>
-              <w:left w:val="nil"/>
-              <w:right w:val="nil"/>
-              <w:top w:val="nil"/>
-              <w:bottom w:val="single" w:sz="4" w:color="D9E1E8"/>
-            </w:tcBorders>
-            <w:vAlign w:val="center"/>
-          </w:tcPr>
-          <w:p>
-            <w:pPr>
-              <w:pStyle w:val="Compact"/>
-              <w:spacing w:before="0" w:after="20" w:line="240" w:lineRule="auto"/>
-              <w:jc w:val="center"/>
-              <w:keepNext w:val="0"/>
-              <w:keepLines/>
-              <w:widowControl w:val="1"/>
-            </w:pPr>
-            <w:r>
-              <w:rPr>
-                <w:rFonts w:ascii="Georgia" w:hAnsi="Georgia"/>
-                <w:sz w:val="19"/>
-              </w:rPr>
-              <w:t xml:space="preserve">Structured sparse JSON predictions and full-test detection/sentiment metrics</w:t>
-            </w:r>
-          </w:p>
-        </w:tc>
-        <w:tc>
-          <w:tcPr>
-            <w:tcBorders>
-              <w:left w:val="nil"/>
-              <w:right w:val="nil"/>
-              <w:top w:val="nil"/>
-              <w:bottom w:val="single" w:sz="4" w:color="D9E1E8"/>
-            </w:tcBorders>
-            <w:vAlign w:val="center"/>
-          </w:tcPr>
-          <w:p>
-            <w:pPr>
-              <w:pStyle w:val="Compact"/>
-              <w:spacing w:before="0" w:after="20" w:line="240" w:lineRule="auto"/>
-              <w:jc w:val="center"/>
-              <w:keepNext w:val="0"/>
-              <w:keepLines/>
-              <w:widowControl w:val="1"/>
-            </w:pPr>
-            <w:r>
-              <w:rPr>
-                <w:rFonts w:ascii="Georgia" w:hAnsi="Georgia"/>
-                <w:sz w:val="19"/>
-              </w:rPr>
-              <w:t xml:space="preserve">Inference-time comparison under the same label contract as the learned local models.</w:t>
+              <w:t xml:space="preserve">Prompted inference baselines</w:t>
+            </w:r>
+          </w:p>
+        </w:tc>
+        <w:tc>
+          <w:tcPr>
+            <w:tcBorders>
+              <w:left w:val="nil"/>
+              <w:right w:val="nil"/>
+              <w:top w:val="nil"/>
+              <w:bottom w:val="single" w:sz="4" w:color="D9E1E8"/>
+            </w:tcBorders>
+            <w:vAlign w:val="center"/>
+          </w:tcPr>
+          <w:p>
+            <w:pPr>
+              <w:pStyle w:val="Compact"/>
+              <w:spacing w:before="0" w:after="20" w:line="240" w:lineRule="auto"/>
+              <w:jc w:val="center"/>
+              <w:keepNext w:val="0"/>
+              <w:keepLines/>
+              <w:widowControl w:val="1"/>
+            </w:pPr>
+            <w:r>
+              <w:rPr>
+                <w:rFonts w:ascii="Georgia" w:hAnsi="Georgia"/>
+                <w:sz w:val="19"/>
+              </w:rPr>
+              <w:t xml:space="preserve">Same 1,000-review held-out test split; batch prompting</w:t>
+            </w:r>
+          </w:p>
+        </w:tc>
+        <w:tc>
+          <w:tcPr>
+            <w:tcBorders>
+              <w:left w:val="nil"/>
+              <w:right w:val="nil"/>
+              <w:top w:val="nil"/>
+              <w:bottom w:val="single" w:sz="4" w:color="D9E1E8"/>
+            </w:tcBorders>
+            <w:vAlign w:val="center"/>
+          </w:tcPr>
+          <w:p>
+            <w:pPr>
+              <w:pStyle w:val="Compact"/>
+              <w:spacing w:before="0" w:after="20" w:line="240" w:lineRule="auto"/>
+              <w:jc w:val="center"/>
+              <w:keepNext w:val="0"/>
+              <w:keepLines/>
+              <w:widowControl w:val="1"/>
+            </w:pPr>
+            <w:r>
+              <w:rPr>
+                <w:rFonts w:ascii="Georgia" w:hAnsi="Georgia"/>
+                <w:sz w:val="19"/>
+              </w:rPr>
+              <w:t xml:space="preserve">Zero-shot detection and sentiment metrics across four provider families</w:t>
+            </w:r>
+          </w:p>
+        </w:tc>
+        <w:tc>
+          <w:tcPr>
+            <w:tcBorders>
+              <w:left w:val="nil"/>
+              <w:right w:val="nil"/>
+              <w:top w:val="nil"/>
+              <w:bottom w:val="single" w:sz="4" w:color="D9E1E8"/>
+            </w:tcBorders>
+            <w:vAlign w:val="center"/>
+          </w:tcPr>
+          <w:p>
+            <w:pPr>
+              <w:pStyle w:val="Compact"/>
+              <w:spacing w:before="0" w:after="20" w:line="240" w:lineRule="auto"/>
+              <w:jc w:val="center"/>
+              <w:keepNext w:val="0"/>
+              <w:keepLines/>
+              <w:widowControl w:val="1"/>
+            </w:pPr>
+            <w:r>
+              <w:rPr>
+                <w:rFonts w:ascii="Georgia" w:hAnsi="Georgia"/>
+                <w:sz w:val="19"/>
+              </w:rPr>
+              <w:t xml:space="preserve">Inference-time baselines under the same label contract as the trained models.</w:t>
             </w:r>
           </w:p>
         </w:tc>
@@ -7755,91 +7752,91 @@
                 <w:rFonts w:ascii="Georgia" w:hAnsi="Georgia"/>
                 <w:sz w:val="19"/>
               </w:rPr>
-              <w:t xml:space="preserve">External mapped evaluation</w:t>
-            </w:r>
-          </w:p>
-        </w:tc>
-        <w:tc>
-          <w:tcPr>
-            <w:tcBorders>
-              <w:left w:val="nil"/>
-              <w:right w:val="nil"/>
-              <w:top w:val="nil"/>
-              <w:bottom w:val="single" w:sz="4" w:color="D9E1E8"/>
-            </w:tcBorders>
-            <w:vAlign w:val="center"/>
-          </w:tcPr>
-          <w:p>
-            <w:pPr>
-              <w:pStyle w:val="Compact"/>
-              <w:spacing w:before="0" w:after="20" w:line="240" w:lineRule="auto"/>
-              <w:jc w:val="center"/>
-              <w:keepNext w:val="0"/>
-              <w:keepLines/>
-              <w:widowControl w:val="1"/>
-            </w:pPr>
-            <w:r>
-              <w:rPr>
-                <w:rFonts w:ascii="Georgia" w:hAnsi="Georgia"/>
-                <w:sz w:val="19"/>
-              </w:rPr>
-              <w:t xml:space="preserve">2,829 mapped Herath student-feedback reviews over the shared 9-aspect overlap</w:t>
-            </w:r>
-          </w:p>
-        </w:tc>
-        <w:tc>
-          <w:tcPr>
-            <w:tcBorders>
-              <w:left w:val="nil"/>
-              <w:right w:val="nil"/>
-              <w:top w:val="nil"/>
-              <w:bottom w:val="single" w:sz="4" w:color="D9E1E8"/>
-            </w:tcBorders>
-            <w:vAlign w:val="center"/>
-          </w:tcPr>
-          <w:p>
-            <w:pPr>
-              <w:pStyle w:val="Compact"/>
-              <w:spacing w:before="0" w:after="20" w:line="240" w:lineRule="auto"/>
-              <w:jc w:val="center"/>
-              <w:keepNext w:val="0"/>
-              <w:keepLines/>
-              <w:widowControl w:val="1"/>
-            </w:pPr>
-            <w:r>
-              <w:rPr>
-                <w:rFonts w:ascii="Georgia" w:hAnsi="Georgia"/>
-                <w:sz w:val="19"/>
-              </w:rPr>
-              <w:t xml:space="preserve">Transfer metrics, overlap support counts, and overlap-matched synthetic-versus-real comparisons</w:t>
-            </w:r>
-          </w:p>
-        </w:tc>
-        <w:tc>
-          <w:tcPr>
-            <w:tcBorders>
-              <w:left w:val="nil"/>
-              <w:right w:val="nil"/>
-              <w:top w:val="nil"/>
-              <w:bottom w:val="single" w:sz="4" w:color="D9E1E8"/>
-            </w:tcBorders>
-            <w:vAlign w:val="center"/>
-          </w:tcPr>
-          <w:p>
-            <w:pPr>
-              <w:pStyle w:val="Compact"/>
-              <w:spacing w:before="0" w:after="20" w:line="240" w:lineRule="auto"/>
-              <w:jc w:val="center"/>
-              <w:keepNext w:val="0"/>
-              <w:keepLines/>
-              <w:widowControl w:val="1"/>
-            </w:pPr>
-            <w:r>
-              <w:rPr>
-                <w:rFonts w:ascii="Georgia" w:hAnsi="Georgia"/>
-                <w:sz w:val="19"/>
-              </w:rPr>
-              <w:t xml:space="preserve">Conservative real-data check on whether synthetic supervision connects to one annotated educational feedback space.</w:t>
+              <w:t xml:space="preserve">External transfer (two corpora)</w:t>
+            </w:r>
+          </w:p>
+        </w:tc>
+        <w:tc>
+          <w:tcPr>
+            <w:tcBorders>
+              <w:left w:val="nil"/>
+              <w:right w:val="nil"/>
+              <w:top w:val="nil"/>
+              <w:bottom w:val="single" w:sz="4" w:color="D9E1E8"/>
+            </w:tcBorders>
+            <w:vAlign w:val="center"/>
+          </w:tcPr>
+          <w:p>
+            <w:pPr>
+              <w:pStyle w:val="Compact"/>
+              <w:spacing w:before="0" w:after="20" w:line="240" w:lineRule="auto"/>
+              <w:jc w:val="center"/>
+              <w:keepNext w:val="0"/>
+              <w:keepLines/>
+              <w:widowControl w:val="1"/>
+            </w:pPr>
+            <w:r>
+              <w:rPr>
+                <w:rFonts w:ascii="Georgia" w:hAnsi="Georgia"/>
+                <w:sz w:val="19"/>
+              </w:rPr>
+              <w:t xml:space="preserve">Herath (2,829, 9-aspect overlap) and EduRABSA (7-aspect overlap)</w:t>
+            </w:r>
+          </w:p>
+        </w:tc>
+        <w:tc>
+          <w:tcPr>
+            <w:tcBorders>
+              <w:left w:val="nil"/>
+              <w:right w:val="nil"/>
+              <w:top w:val="nil"/>
+              <w:bottom w:val="single" w:sz="4" w:color="D9E1E8"/>
+            </w:tcBorders>
+            <w:vAlign w:val="center"/>
+          </w:tcPr>
+          <w:p>
+            <w:pPr>
+              <w:pStyle w:val="Compact"/>
+              <w:spacing w:before="0" w:after="20" w:line="240" w:lineRule="auto"/>
+              <w:jc w:val="center"/>
+              <w:keepNext w:val="0"/>
+              <w:keepLines/>
+              <w:widowControl w:val="1"/>
+            </w:pPr>
+            <w:r>
+              <w:rPr>
+                <w:rFonts w:ascii="Georgia" w:hAnsi="Georgia"/>
+                <w:sz w:val="19"/>
+              </w:rPr>
+              <w:t xml:space="preserve">Transfer metrics; overlap-matched synthetic-versus-real comparisons</w:t>
+            </w:r>
+          </w:p>
+        </w:tc>
+        <w:tc>
+          <w:tcPr>
+            <w:tcBorders>
+              <w:left w:val="nil"/>
+              <w:right w:val="nil"/>
+              <w:top w:val="nil"/>
+              <w:bottom w:val="single" w:sz="4" w:color="D9E1E8"/>
+            </w:tcBorders>
+            <w:vAlign w:val="center"/>
+          </w:tcPr>
+          <w:p>
+            <w:pPr>
+              <w:pStyle w:val="Compact"/>
+              <w:spacing w:before="0" w:after="20" w:line="240" w:lineRule="auto"/>
+              <w:jc w:val="center"/>
+              <w:keepNext w:val="0"/>
+              <w:keepLines/>
+              <w:widowControl w:val="1"/>
+            </w:pPr>
+            <w:r>
+              <w:rPr>
+                <w:rFonts w:ascii="Georgia" w:hAnsi="Georgia"/>
+                <w:sz w:val="19"/>
+              </w:rPr>
+              <w:t xml:space="preserve">Real-data check on two independent annotated feedback spaces.</w:t>
             </w:r>
           </w:p>
         </w:tc>
@@ -7897,63 +7894,63 @@
                 <w:rFonts w:ascii="Georgia" w:hAnsi="Georgia"/>
                 <w:sz w:val="19"/>
               </w:rPr>
-              <w:t xml:space="preserve">Three 60-item cycles built from public OMSCS reviews and matched synthetic reviews</w:t>
-            </w:r>
-          </w:p>
-        </w:tc>
-        <w:tc>
-          <w:tcPr>
-            <w:tcBorders>
-              <w:left w:val="nil"/>
-              <w:right w:val="nil"/>
-              <w:top w:val="nil"/>
-              <w:bottom w:val="single" w:sz="4" w:color="D9E1E8"/>
-            </w:tcBorders>
-            <w:vAlign w:val="center"/>
-          </w:tcPr>
-          <w:p>
-            <w:pPr>
-              <w:pStyle w:val="Compact"/>
-              <w:spacing w:before="0" w:after="20" w:line="240" w:lineRule="auto"/>
-              <w:jc w:val="center"/>
-              <w:keepNext w:val="0"/>
-              <w:keepLines/>
-              <w:widowControl w:val="1"/>
-            </w:pPr>
-            <w:r>
-              <w:rPr>
-                <w:rFonts w:ascii="Georgia" w:hAnsi="Georgia"/>
-                <w:sz w:val="19"/>
-              </w:rPr>
-              <w:t xml:space="preserve">Judge accuracy, confusion, entropy, cue tags, and prompt-state transitions</w:t>
-            </w:r>
-          </w:p>
-        </w:tc>
-        <w:tc>
-          <w:tcPr>
-            <w:tcBorders>
-              <w:left w:val="nil"/>
-              <w:right w:val="nil"/>
-              <w:top w:val="nil"/>
-              <w:bottom w:val="single" w:sz="4" w:color="D9E1E8"/>
-            </w:tcBorders>
-            <w:vAlign w:val="center"/>
-          </w:tcPr>
-          <w:p>
-            <w:pPr>
-              <w:pStyle w:val="Compact"/>
-              <w:spacing w:before="0" w:after="20" w:line="240" w:lineRule="auto"/>
-              <w:jc w:val="center"/>
-              <w:keepNext w:val="0"/>
-              <w:keepLines/>
-              <w:widowControl w:val="1"/>
-            </w:pPr>
-            <w:r>
-              <w:rPr>
-                <w:rFonts w:ascii="Georgia" w:hAnsi="Georgia"/>
-                <w:sz w:val="19"/>
-              </w:rPr>
-              <w:t xml:space="preserve">Generator-side validation showing how realism cues were diagnosed and reduced across cycles.</w:t>
+              <w:t xml:space="preserve">Three 60-item judge cycles; public OMSCS and matched synthetic reviews</w:t>
+            </w:r>
+          </w:p>
+        </w:tc>
+        <w:tc>
+          <w:tcPr>
+            <w:tcBorders>
+              <w:left w:val="nil"/>
+              <w:right w:val="nil"/>
+              <w:top w:val="nil"/>
+              <w:bottom w:val="single" w:sz="4" w:color="D9E1E8"/>
+            </w:tcBorders>
+            <w:vAlign w:val="center"/>
+          </w:tcPr>
+          <w:p>
+            <w:pPr>
+              <w:pStyle w:val="Compact"/>
+              <w:spacing w:before="0" w:after="20" w:line="240" w:lineRule="auto"/>
+              <w:jc w:val="center"/>
+              <w:keepNext w:val="0"/>
+              <w:keepLines/>
+              <w:widowControl w:val="1"/>
+            </w:pPr>
+            <w:r>
+              <w:rPr>
+                <w:rFonts w:ascii="Georgia" w:hAnsi="Georgia"/>
+                <w:sz w:val="19"/>
+              </w:rPr>
+              <w:t xml:space="preserve">Judge accuracy, confusion, entropy, cue tags</w:t>
+            </w:r>
+          </w:p>
+        </w:tc>
+        <w:tc>
+          <w:tcPr>
+            <w:tcBorders>
+              <w:left w:val="nil"/>
+              <w:right w:val="nil"/>
+              <w:top w:val="nil"/>
+              <w:bottom w:val="single" w:sz="4" w:color="D9E1E8"/>
+            </w:tcBorders>
+            <w:vAlign w:val="center"/>
+          </w:tcPr>
+          <w:p>
+            <w:pPr>
+              <w:pStyle w:val="Compact"/>
+              <w:spacing w:before="0" w:after="20" w:line="240" w:lineRule="auto"/>
+              <w:jc w:val="center"/>
+              <w:keepNext w:val="0"/>
+              <w:keepLines/>
+              <w:widowControl w:val="1"/>
+            </w:pPr>
+            <w:r>
+              <w:rPr>
+                <w:rFonts w:ascii="Georgia" w:hAnsi="Georgia"/>
+                <w:sz w:val="19"/>
+              </w:rPr>
+              <w:t xml:space="preserve">Generator-side diagnostic of how realism cues were reduced.</w:t>
             </w:r>
           </w:p>
         </w:tc>
@@ -7965,6 +7962,120 @@
               <w:left w:val="nil"/>
               <w:right w:val="nil"/>
               <w:top w:val="nil"/>
+              <w:bottom w:val="single" w:sz="4" w:color="D9E1E8"/>
+            </w:tcBorders>
+            <w:vAlign w:val="center"/>
+          </w:tcPr>
+          <w:p>
+            <w:pPr>
+              <w:pStyle w:val="Compact"/>
+              <w:spacing w:before="0" w:after="20" w:line="240" w:lineRule="auto"/>
+              <w:jc w:val="center"/>
+              <w:keepNext w:val="0"/>
+              <w:keepLines/>
+              <w:widowControl w:val="1"/>
+            </w:pPr>
+            <w:r>
+              <w:rPr>
+                <w:rFonts w:ascii="Georgia" w:hAnsi="Georgia"/>
+                <w:sz w:val="19"/>
+              </w:rPr>
+              <w:t xml:space="preserve">Faithfulness audit</w:t>
+            </w:r>
+          </w:p>
+        </w:tc>
+        <w:tc>
+          <w:tcPr>
+            <w:tcBorders>
+              <w:left w:val="nil"/>
+              <w:right w:val="nil"/>
+              <w:top w:val="nil"/>
+              <w:bottom w:val="single" w:sz="4" w:color="D9E1E8"/>
+            </w:tcBorders>
+            <w:vAlign w:val="center"/>
+          </w:tcPr>
+          <w:p>
+            <w:pPr>
+              <w:pStyle w:val="Compact"/>
+              <w:spacing w:before="0" w:after="20" w:line="240" w:lineRule="auto"/>
+              <w:jc w:val="center"/>
+              <w:keepNext w:val="0"/>
+              <w:keepLines/>
+              <w:widowControl w:val="1"/>
+            </w:pPr>
+            <w:r>
+              <w:rPr>
+                <w:rFonts w:ascii="Georgia" w:hAnsi="Georgia"/>
+                <w:sz w:val="19"/>
+              </w:rPr>
+              <w:t xml:space="preserve">250-review corpus sample plus 25-review pilot</w:t>
+            </w:r>
+          </w:p>
+        </w:tc>
+        <w:tc>
+          <w:tcPr>
+            <w:tcBorders>
+              <w:left w:val="nil"/>
+              <w:right w:val="nil"/>
+              <w:top w:val="nil"/>
+              <w:bottom w:val="single" w:sz="4" w:color="D9E1E8"/>
+            </w:tcBorders>
+            <w:vAlign w:val="center"/>
+          </w:tcPr>
+          <w:p>
+            <w:pPr>
+              <w:pStyle w:val="Compact"/>
+              <w:spacing w:before="0" w:after="20" w:line="240" w:lineRule="auto"/>
+              <w:jc w:val="center"/>
+              <w:keepNext w:val="0"/>
+              <w:keepLines/>
+              <w:widowControl w:val="1"/>
+            </w:pPr>
+            <w:r>
+              <w:rPr>
+                <w:rFonts w:ascii="Georgia" w:hAnsi="Georgia"/>
+                <w:sz w:val="19"/>
+              </w:rPr>
+              <w:t xml:space="preserve">Aspect-support and sentiment-match rates versus declared labels</w:t>
+            </w:r>
+          </w:p>
+        </w:tc>
+        <w:tc>
+          <w:tcPr>
+            <w:tcBorders>
+              <w:left w:val="nil"/>
+              <w:right w:val="nil"/>
+              <w:top w:val="nil"/>
+              <w:bottom w:val="single" w:sz="4" w:color="D9E1E8"/>
+            </w:tcBorders>
+            <w:vAlign w:val="center"/>
+          </w:tcPr>
+          <w:p>
+            <w:pPr>
+              <w:pStyle w:val="Compact"/>
+              <w:spacing w:before="0" w:after="20" w:line="240" w:lineRule="auto"/>
+              <w:jc w:val="center"/>
+              <w:keepNext w:val="0"/>
+              <w:keepLines/>
+              <w:widowControl w:val="1"/>
+            </w:pPr>
+            <w:r>
+              <w:rPr>
+                <w:rFonts w:ascii="Georgia" w:hAnsi="Georgia"/>
+                <w:sz w:val="19"/>
+              </w:rPr>
+              <w:t xml:space="preserve">How to read the corpus as a useful but imperfect resource.</w:t>
+            </w:r>
+          </w:p>
+        </w:tc>
+      </w:tr>
+      <w:tr>
+        <w:tc>
+          <w:tcPr>
+            <w:tcBorders>
+              <w:left w:val="nil"/>
+              <w:right w:val="nil"/>
+              <w:top w:val="nil"/>
               <w:bottom w:val="nil"/>
             </w:tcBorders>
             <w:vAlign w:val="center"/>
@@ -7983,7 +8094,7 @@
                 <w:rFonts w:ascii="Georgia" w:hAnsi="Georgia"/>
                 <w:sz w:val="19"/>
               </w:rPr>
-              <w:t xml:space="preserve">Faithfulness audit</w:t>
+              <w:t xml:space="preserve">Generator and output-control robustness</w:t>
             </w:r>
           </w:p>
         </w:tc>
@@ -8011,7 +8122,7 @@
                 <w:rFonts w:ascii="Georgia" w:hAnsi="Georgia"/>
                 <w:sz w:val="19"/>
               </w:rPr>
-              <w:t xml:space="preserve">A 250-review full-corpus sample plus the 25-review pilot subset</w:t>
+              <w:t xml:space="preserve">150 prompts across four generator families; the 841 output-capped rows</w:t>
             </w:r>
           </w:p>
         </w:tc>
@@ -8039,7 +8150,7 @@
                 <w:rFonts w:ascii="Georgia" w:hAnsi="Georgia"/>
                 <w:sz w:val="19"/>
               </w:rPr>
-              <w:t xml:space="preserve">Aspect support rates and sentiment-match rates between declared labels and textual evidence</w:t>
+              <w:t xml:space="preserve">Per-family audit fidelity; length-band adherence recovery</w:t>
             </w:r>
           </w:p>
         </w:tc>
@@ -8067,7 +8178,7 @@
                 <w:rFonts w:ascii="Georgia" w:hAnsi="Georgia"/>
                 <w:sz w:val="19"/>
               </w:rPr>
-              <w:t xml:space="preserve">Clarifies how the benchmark should be interpreted as a useful but imperfect supervised resource.</w:t>
+              <w:t xml:space="preserve">Shows the pipeline is provider-agnostic and truncation is recoverable.</w:t>
             </w:r>
           </w:p>
         </w:tc>
@@ -10063,7 +10174,7 @@
               <a:graphicData uri="http://schemas.openxmlformats.org/drawingml/2006/picture">
                 <pic:pic>
                   <pic:nvPicPr>
-                    <pic:cNvPr descr="C:/Users/apart/AppData/Local/Temp/html2doc_svg_EDhFDX/svg_1.png" id="30" name="Picture"/>
+                    <pic:cNvPr descr="C:/Users/apart/AppData/Local/Temp/html2doc_svg_JE6UKC/svg_1.png" id="30" name="Picture"/>
                     <pic:cNvPicPr>
                       <a:picLocks noChangeArrowheads="1" noChangeAspect="1"/>
                     </pic:cNvPicPr>
@@ -11012,6 +11123,117 @@
       </w:pPr>
       <w:r>
         <w:t xml:space="preserve">The confusion-based diagnostics reinforce that interpretation. The strongest GPT variants reach macro balanced accuracy near 0.59 with macro specificity around 0.87, which indicates conservative but well-controlled prediction behavior: the batch prompts avoid broad overprediction, but they still miss many positive aspects that the stronger local encoders recover. In other words, GPT-based inference is competitive partly because it remains selective rather than because it dominates recall. Appendix A.10 includes these complementary values alongside the main F1-based ranking.</w:t>
+      </w:r>
+    </w:p>
+    <w:p>
+      <w:pPr>
+        <w:pStyle w:val="BodyText"/>
+        <w:jc w:val="both"/>
+        <w:keepNext w:val="0"/>
+        <w:keepLines w:val="0"/>
+        <w:widowControl w:val="1"/>
+      </w:pPr>
+      <w:r>
+        <w:t xml:space="preserve">Because</w:t>
+      </w:r>
+      <w:r>
+        <w:t xml:space="preserve"> </w:t>
+      </w:r>
+      <w:r>
+        <w:rPr>
+          <w:rStyle w:val="VerbatimChar"/>
+        </w:rPr>
+        <w:t xml:space="preserve">gpt-5.2</w:t>
+      </w:r>
+      <w:r>
+        <w:t xml:space="preserve"> </w:t>
+      </w:r>
+      <w:r>
+        <w:t xml:space="preserve">is a same-family baseline, we additionally ran the identical zero-shot-glossary contract across four generator families spanning four providers, OpenAI</w:t>
+      </w:r>
+      <w:r>
+        <w:t xml:space="preserve"> </w:t>
+      </w:r>
+      <w:r>
+        <w:rPr>
+          <w:rStyle w:val="VerbatimChar"/>
+        </w:rPr>
+        <w:t xml:space="preserve">gpt-5.4</w:t>
+      </w:r>
+      <w:r>
+        <w:t xml:space="preserve">, Google</w:t>
+      </w:r>
+      <w:r>
+        <w:t xml:space="preserve"> </w:t>
+      </w:r>
+      <w:r>
+        <w:rPr>
+          <w:rStyle w:val="VerbatimChar"/>
+        </w:rPr>
+        <w:t xml:space="preserve">gemini-2.5-flash</w:t>
+      </w:r>
+      <w:r>
+        <w:t xml:space="preserve">, Zhipu</w:t>
+      </w:r>
+      <w:r>
+        <w:t xml:space="preserve"> </w:t>
+      </w:r>
+      <w:r>
+        <w:rPr>
+          <w:rStyle w:val="VerbatimChar"/>
+        </w:rPr>
+        <w:t xml:space="preserve">glm-4.6</w:t>
+      </w:r>
+      <w:r>
+        <w:t xml:space="preserve">, and Meta</w:t>
+      </w:r>
+      <w:r>
+        <w:t xml:space="preserve"> </w:t>
+      </w:r>
+      <w:r>
+        <w:rPr>
+          <w:rStyle w:val="VerbatimChar"/>
+        </w:rPr>
+        <w:t xml:space="preserve">llama-3.3-70b</w:t>
+      </w:r>
+      <w:r>
+        <w:t xml:space="preserve">, on a shared 200-review subset of the held-out test split (seed 42), scored in one construct-matched pass. All four land in the same narrow band, detection micro-F1 0.234 to 0.266 and sentiment accuracy on matched aspects 0.629 to 0.669, with the non-GPT families matching or slightly exceeding</w:t>
+      </w:r>
+      <w:r>
+        <w:t xml:space="preserve"> </w:t>
+      </w:r>
+      <w:r>
+        <w:rPr>
+          <w:rStyle w:val="VerbatimChar"/>
+        </w:rPr>
+        <w:t xml:space="preserve">gpt-5.4</w:t>
+      </w:r>
+      <w:r>
+        <w:t xml:space="preserve">; the OpenAI score on this subset (</w:t>
+      </w:r>
+      <w:r>
+        <w:rPr>
+          <w:rStyle w:val="VerbatimChar"/>
+        </w:rPr>
+        <w:t xml:space="preserve">gpt-5.4</w:t>
+      </w:r>
+      <w:r>
+        <w:t xml:space="preserve">, 0.234) is in the same band as the full-test</w:t>
+      </w:r>
+      <w:r>
+        <w:t xml:space="preserve"> </w:t>
+      </w:r>
+      <w:r>
+        <w:rPr>
+          <w:rStyle w:val="VerbatimChar"/>
+        </w:rPr>
+        <w:t xml:space="preserve">gpt-5.2</w:t>
+      </w:r>
+      <w:r>
+        <w:t xml:space="preserve"> </w:t>
+      </w:r>
+      <w:r>
+        <w:t xml:space="preserve">zero-shot result (0.252). The prompted baseline is therefore not specific to a single provider or prompting family, and the placement of zero-shot prompting in a middle band below the strongest trained encoders holds across providers. Appendix A.20 and Table A18 report the per-family scores.</w:t>
       </w:r>
     </w:p>
     <w:bookmarkEnd w:id="32"/>
@@ -12297,7 +12519,7 @@
               <a:graphicData uri="http://schemas.openxmlformats.org/drawingml/2006/picture">
                 <pic:pic>
                   <pic:nvPicPr>
-                    <pic:cNvPr descr="C:/Users/apart/AppData/Local/Temp/html2doc_svg_EDhFDX/svg_2.png" id="35" name="Picture"/>
+                    <pic:cNvPr descr="C:/Users/apart/AppData/Local/Temp/html2doc_svg_JE6UKC/svg_2.png" id="35" name="Picture"/>
                     <pic:cNvPicPr>
                       <a:picLocks noChangeArrowheads="1" noChangeAspect="1"/>
                     </pic:cNvPicPr>
@@ -12379,7 +12601,7 @@
               <a:graphicData uri="http://schemas.openxmlformats.org/drawingml/2006/picture">
                 <pic:pic>
                   <pic:nvPicPr>
-                    <pic:cNvPr descr="C:/Users/apart/AppData/Local/Temp/html2doc_svg_EDhFDX/svg_3.png" id="38" name="Picture"/>
+                    <pic:cNvPr descr="C:/Users/apart/AppData/Local/Temp/html2doc_svg_JE6UKC/svg_3.png" id="38" name="Picture"/>
                     <pic:cNvPicPr>
                       <a:picLocks noChangeArrowheads="1" noChangeAspect="1"/>
                     </pic:cNvPicPr>
@@ -13220,7 +13442,7 @@
         <w:widowControl w:val="1"/>
       </w:pPr>
       <w:r>
-        <w:t xml:space="preserve">The next two subsections return from downstream model behavior to generator quality: first the model-assisted label-faithfulness audit, then a faithfulness-aware filtering recipe that turns that audit into a training-data selection method. Corpus-scale output-control statistics (Appendix A.14) and the three-cycle realism-validation procedure (Appendix A.13) are reported separately as generator diagnostics.</w:t>
+        <w:t xml:space="preserve">The next two subsections return from downstream model behavior to generator quality: first the model-assisted label-faithfulness audit, then a faithfulness-aware filtering recipe that turns that audit into a training-data selection method. Corpus-scale output-control statistics (Appendix A.14) and the three-cycle realism-validation protocol and results (Appendices A.11 and A.13) are reported separately as generator diagnostics.</w:t>
       </w:r>
     </w:p>
     <w:bookmarkEnd w:id="40"/>
@@ -13291,7 +13513,7 @@
           <w:b w:val="0"/>
           <w:i/>
         </w:rPr>
-        <w:t>Model-assisted label-faithfulness audit showing how often declared aspects and polarities are visibly supported in generated text.</w:t>
+        <w:t>Model-assisted label-faithfulness audit showing how often declared aspects and polarities are visibly supported in generated text. The 0.42 aspect sentiment-match rate is a strict per-aspect lower bound under the strictest auditor, and it is the signal the Section 5.7 filter exploits.</w:t>
       </w:r>
     </w:p>
     <w:tbl>
@@ -13300,7 +13522,7 @@
         <w:tblW w:type="pct" w:w="5000"/>
         <w:jc w:val="center"/>
         <w:tblLook w:firstRow="1" w:lastRow="0" w:firstColumn="0" w:lastColumn="0" w:noHBand="0" w:noVBand="0" w:val="0020"/>
-        <w:tblCaption w:val="Table 10. Model-assisted label-faithfulness audit showing how often declared aspects and polarities are visibly supported in generated text."/>
+        <w:tblCaption w:val="Table 10. Model-assisted label-faithfulness audit showing how often declared aspects and polarities are visibly supported in generated text. The 0.42 aspect sentiment-match rate is a strict per-aspect lower bound under the strictest auditor, and it is the signal the Section 5.7 filter exploits."/>
         <w:tblLayout w:type="autofit"/>
         <w:tblBorders>
           <w:top w:val="single" w:sz="10" w:color="4F6272"/>
@@ -15981,7 +16203,7 @@
               <a:graphicData uri="http://schemas.openxmlformats.org/drawingml/2006/picture">
                 <pic:pic>
                   <pic:nvPicPr>
-                    <pic:cNvPr descr="C:/Users/apart/AppData/Local/Temp/html2doc_svg_EDhFDX/svg_4.png" id="44" name="Picture"/>
+                    <pic:cNvPr descr="C:/Users/apart/AppData/Local/Temp/html2doc_svg_JE6UKC/svg_4.png" id="44" name="Picture"/>
                     <pic:cNvPicPr>
                       <a:picLocks noChangeArrowheads="1" noChangeAspect="1"/>
                     </pic:cNvPicPr>
@@ -16292,7 +16514,7 @@
         <w:widowControl w:val="1"/>
       </w:pPr>
       <w:r>
-        <w:t xml:space="preserve">Taken together, the study presents a coherent account of controlled synthetic supervision for educational ABSA: corpus characterization, qualitative examples, a documented ABSA modeling pipeline, calibrated 20-aspect discriminative baselines, a mapped 9-aspect synthetic-to-real evaluation on annotated student feedback, and a three-cycle realism study. The evidence supports internal learnability on synthetic reviews, informative differences among modeling choices, partial transfer to one real educational corpus, and a faithfulness-aware filtering recipe that retains the top-50% of the corpus by audit score to reduce sentiment-polarity error on transferred aspects.</w:t>
+        <w:t xml:space="preserve">Taken together, the study presents a coherent account of controlled synthetic supervision for educational ABSA: corpus characterization, qualitative examples, a documented ABSA modeling pipeline, calibrated 20-aspect discriminative baselines, a mapped 9-aspect synthetic-to-real evaluation on annotated student feedback, and a three-cycle realism study. The evidence supports internal learnability on synthetic reviews, informative differences among modeling choices, partial transfer to real educational feedback on two independent annotated corpora (Herath and EduRABSA), and a faithfulness-aware filtering recipe that retains the top-50% of the corpus by audit score to reduce sentiment-polarity error on transferred aspects.</w:t>
       </w:r>
     </w:p>
     <w:bookmarkEnd w:id="46"/>
@@ -16318,7 +16540,7 @@
         <w:widowControl w:val="1"/>
       </w:pPr>
       <w:r>
-        <w:t xml:space="preserve">The results support interpreting the study as a synthetic educational ABSA benchmark together with a strong internal modeling analysis and one conservative external transfer check. The strongest evidence lies where those pieces connect directly: controlled generation produces aspect-labeled educational reviews, and a downstream ABSA pipeline tests whether those labels are learnable under a strict train-validation-test regime.</w:t>
+        <w:t xml:space="preserve">The results support interpreting the study as a synthetic educational ABSA benchmark together with a strong internal modeling analysis and two conservative external transfer checks (Herath and EduRABSA). The strongest evidence lies where those pieces connect directly: controlled generation produces aspect-labeled educational reviews, and a downstream ABSA pipeline tests whether those labels are learnable under a strict train-validation-test regime.</w:t>
       </w:r>
     </w:p>
     <w:p>
@@ -16330,7 +16552,7 @@
         <w:widowControl w:val="1"/>
       </w:pPr>
       <w:r>
-        <w:t xml:space="preserve">The study is therefore strongest as an investigation of dataset construction and internal learnability under synthetic supervision. Its value lies in offering a controllable benchmark resource for a domain where public aspect-labeled data remain scarce, together with a transparent account of how that benchmark connects to one real educational annotation space.</w:t>
+        <w:t xml:space="preserve">The study is therefore strongest as an investigation of dataset construction and internal learnability under synthetic supervision. Its value lies in offering a controllable benchmark resource for a domain where public aspect-labeled data remain scarce, together with a transparent account of how that benchmark connects to two real educational annotation spaces (Herath and EduRABSA).</w:t>
       </w:r>
     </w:p>
     <w:bookmarkStart w:id="48" w:name="limitations"/>
@@ -16354,7 +16576,7 @@
         <w:widowControl w:val="1"/>
       </w:pPr>
       <w:r>
-        <w:t xml:space="preserve">Five limitations remain central. First, external validation uses two real educational corpora (Herath 9-aspect, EduRABSA 7-aspect) and conservative aspect overlaps, so broader claims about the entire 20-aspect schema still require additional real-data tests. Practitioners should therefore not read the transfer results as validating the full schema: only 9 of the 20 aspects are externally checked, synthetic-only training recovers about 60% of a real-trained model, and any high-stakes or personnel decision requires human-in-the-loop review rather than reliance on the eleven aspects that have no real-data validation. Second, the realism-validation analysis is conducted with LLM judges and improves prompt quality without establishing statistical indistinguishability from real reviews under an adversarial frontier-model detector, a bar that current LLM-generated text does not clear regardless of generator family; the realism that is operative for a labeled training benchmark is functional rather than perceptual, and is evidenced by the synthetic-to-real transfer results above, where a model trained on the synthetic corpus recovers real-review aspect and polarity signal on two independent external corpora. The label-faithfulness audit is validated three ways (a behavioral negative control, cross-provider judge agreement, and direct agreement with human labels at Cohen's kappa 0.56 on two annotated corpora, Section 5.7). Because the generator and the cost-matched auditor share a provider family, we further confirm that the audit is not merely detecting same-family latent patterns by reproducing the human-agreement check with a fully independent family (Google Gemini, Cohen's kappa 0.62); human re-annotation across the full 20-aspect schema remains the natural extension. Third, a nontrivial share of rows (841 of 10,000) reached the output-token cap and lowered full-corpus length-band adherence to 0.6819; this is a recoverable token-budget artifact rather than a control failure, since regenerating exactly those rows at a higher cap eliminates the truncation and restores adherence to the never-truncated level of 0.7125 (Appendix A.14), and length band is in any case a soft stylistic target rather than a labeled control variable. Fourth, downstream training on the 10K corpus benefits from the Section 5.7 top-50% faithfulness filter (validated across two BERT-family architectures and both transfer targets); the audit score is the validated way to select training rows for sentiment-polarity fidelity on transferred aspects. Fifth, the downstream GPT comparison covers a full-test</w:t>
+        <w:t xml:space="preserve">Five limitations remain central. First, external validation uses two real educational corpora (Herath 9-aspect, EduRABSA 7-aspect) and conservative aspect overlaps, so broader claims about the entire 20-aspect schema still require additional real-data tests. Practitioners should therefore not read the transfer results as validating the full schema: only 9 of the 20 aspects are externally checked, synthetic-only training recovers about 60% of a real-trained model, and any high-stakes or personnel decision requires human-in-the-loop review rather than reliance on the eleven aspects that have no real-data validation. Second, the realism-validation analysis is conducted with LLM judges and improves prompt quality without establishing statistical indistinguishability from real reviews under an adversarial frontier-model detector, a bar that current LLM-generated text does not clear regardless of generator family; the realism that is operative for a labeled training benchmark is functional rather than perceptual, and is evidenced by the synthetic-to-real transfer results above, where a model trained on the synthetic corpus recovers real-review aspect and polarity signal on two independent external corpora. The label-faithfulness audit is validated three ways (a behavioral negative control, cross-provider judge agreement, and direct agreement with human labels at Cohen's kappa 0.56 on two annotated corpora, Section 5.7). Because the generator and the cost-matched auditor share a provider family, we further confirm that the audit is not merely detecting same-family latent patterns by reproducing the human-agreement check with a fully independent family (Google Gemini, Cohen's kappa 0.62); human re-annotation across the full 20-aspect schema remains the natural extension. Third, a nontrivial share of rows (841 of 10,000) reached the output-token cap and lowered full-corpus length-band adherence to 0.6819; this is a recoverable token-budget artifact rather than a control failure, since regenerating exactly those rows at a higher cap eliminates the truncation and restores full-corpus adherence to 0.7125, essentially the never-truncated level of 0.7304 (Appendix A.14), and length band is in any case a soft stylistic target rather than a labeled control variable. Fourth, downstream training on the 10K corpus benefits from the Section 5.7 top-50% faithfulness filter (validated across two BERT-family architectures and both transfer targets); the audit score is the validated way to select training rows for sentiment-polarity fidelity on transferred aspects. Fifth, the downstream GPT comparison covers a full-test</w:t>
       </w:r>
       <w:r>
         <w:t xml:space="preserve"> </w:t>
@@ -16626,7 +16848,7 @@
               <a:graphicData uri="http://schemas.openxmlformats.org/drawingml/2006/picture">
                 <pic:pic>
                   <pic:nvPicPr>
-                    <pic:cNvPr descr="C:/Users/apart/AppData/Local/Temp/html2doc_svg_EDhFDX/svg_5.png" id="51" name="Picture"/>
+                    <pic:cNvPr descr="C:/Users/apart/AppData/Local/Temp/html2doc_svg_JE6UKC/svg_5.png" id="51" name="Picture"/>
                     <pic:cNvPicPr>
                       <a:picLocks noChangeArrowheads="1" noChangeAspect="1"/>
                     </pic:cNvPicPr>
@@ -16699,7 +16921,7 @@
         <w:widowControl w:val="1"/>
       </w:pPr>
       <w:r>
-        <w:t xml:space="preserve">None of these uses presume that synthetic supervision replaces human annotation. The label-faithfulness audit constrains them directly: with overall aspect-sentiment match at 0.42 on a 250-review sample, the corpus should be treated as a noisy training resource rather than as a calibrated ground truth. Practical guidance follows. For the model-bootstrapping and stress-testing workflows, the noise is tolerable because outputs are aggregated and the resource serves model development rather than the final classifier; the institution always fine-tunes on local data before deployment. For the longitudinal-monitoring and reflective-practice workflows, deployments built on top of the corpus should be checked against locally adjudicated examples, and the faithfulness-aware filtering result reported in Section 5.7 should be applied: retaining the top 50% of the corpus by audit score reduces sentiment-polarity error on transferred aspects at half the training cost. In governance terms, the resource is appropriate for low-stakes, aggregate, formative-feedback workflows and inappropriate for high-stakes personnel decisions about instructors without human-in-the-loop review, a documented appeals process, and local institutional approval.</w:t>
+        <w:t xml:space="preserve">None of these uses presume that synthetic supervision replaces human annotation. The label-faithfulness audit constrains them directly: with a strict per-aspect lower-bound aspect-sentiment match of 0.42 on a 250-review sample (per-row mean 0.58, Section 5.7), the corpus should be treated as a noisy training resource rather than as a calibrated ground truth. Practical guidance follows. For the model-bootstrapping and stress-testing workflows, the noise is tolerable because outputs are aggregated and the resource serves model development rather than the final classifier; the institution always fine-tunes on local data before deployment. For the longitudinal-monitoring and reflective-practice workflows, deployments built on top of the corpus should be checked against locally adjudicated examples, and the faithfulness-aware filtering result reported in Section 5.7 should be applied: retaining the top 50% of the corpus by audit score reduces sentiment-polarity error on transferred aspects at half the training cost. In governance terms, the resource is appropriate for low-stakes, aggregate, formative-feedback workflows and inappropriate for high-stakes personnel decisions about instructors without human-in-the-loop review, a documented appeals process, and local institutional approval.</w:t>
       </w:r>
     </w:p>
     <w:bookmarkEnd w:id="52"/>
@@ -16762,7 +16984,7 @@
         <w:widowControl w:val="1"/>
       </w:pPr>
       <w:r>
-        <w:t xml:space="preserve">This study contributes a 10K synthetic educational ABSA corpus over a 20-aspect pedagogical schema, a documented generation protocol, and a benchmark setting that makes internal train-validation-test evaluation possible in a domain where public labeled data remain difficult to obtain. It also includes a conservative synthetic-to-real evaluation on mapped annotated student feedback, which supports partial transfer on a 9-aspect overlap, and generator validations that clarify how realism control and label faithfulness behave at corpus scale. Taken together, the evidence supports controlled synthetic supervision as a productive way to study educational ABSA, compare model families, and establish an openly reusable benchmark in a data-scarce domain.</w:t>
+        <w:t xml:space="preserve">This study contributes a 10K synthetic educational ABSA corpus over a 20-aspect pedagogical schema, a documented generation protocol, and a benchmark setting that makes internal train-validation-test evaluation possible in a domain where public labeled data remain difficult to obtain. It also includes a conservative synthetic-to-real evaluation on mapped annotated student feedback, which supports partial transfer on a 9-aspect Herath overlap and a 7-aspect EduRABSA overlap, and generator validations that clarify how realism control and label faithfulness behave at corpus scale. Taken together, the evidence supports controlled synthetic supervision as a productive way to study educational ABSA, compare model families, and establish an openly reusable benchmark in a data-scarce domain.</w:t>
       </w:r>
     </w:p>
     <w:p>
@@ -16778,7 +17000,7 @@
       </w:r>
     </w:p>
     <w:bookmarkEnd w:id="55"/>
-    <w:bookmarkStart w:id="99" w:name="appendix"/>
+    <w:bookmarkStart w:id="100" w:name="appendix"/>
     <w:p>
       <w:pPr>
         <w:pStyle w:val="Heading2"/>
@@ -21584,7 +21806,7 @@
               <a:graphicData uri="http://schemas.openxmlformats.org/drawingml/2006/picture">
                 <pic:pic>
                   <pic:nvPicPr>
-                    <pic:cNvPr descr="C:/Users/apart/AppData/Local/Temp/html2doc_svg_EDhFDX/svg_6.png" id="62" name="Picture"/>
+                    <pic:cNvPr descr="C:/Users/apart/AppData/Local/Temp/html2doc_svg_JE6UKC/svg_6.png" id="62" name="Picture"/>
                     <pic:cNvPicPr>
                       <a:picLocks noChangeArrowheads="1" noChangeAspect="1"/>
                     </pic:cNvPicPr>
@@ -23393,7 +23615,7 @@
               <a:graphicData uri="http://schemas.openxmlformats.org/drawingml/2006/picture">
                 <pic:pic>
                   <pic:nvPicPr>
-                    <pic:cNvPr descr="C:/Users/apart/AppData/Local/Temp/html2doc_svg_EDhFDX/svg_7.png" id="67" name="Picture"/>
+                    <pic:cNvPr descr="C:/Users/apart/AppData/Local/Temp/html2doc_svg_JE6UKC/svg_7.png" id="67" name="Picture"/>
                     <pic:cNvPicPr>
                       <a:picLocks noChangeArrowheads="1" noChangeAspect="1"/>
                     </pic:cNvPicPr>
@@ -25352,7 +25574,7 @@
               <a:graphicData uri="http://schemas.openxmlformats.org/drawingml/2006/picture">
                 <pic:pic>
                   <pic:nvPicPr>
-                    <pic:cNvPr descr="C:/Users/apart/AppData/Local/Temp/html2doc_svg_EDhFDX/svg_8.png" id="72" name="Picture"/>
+                    <pic:cNvPr descr="C:/Users/apart/AppData/Local/Temp/html2doc_svg_JE6UKC/svg_8.png" id="72" name="Picture"/>
                     <pic:cNvPicPr>
                       <a:picLocks noChangeArrowheads="1" noChangeAspect="1"/>
                     </pic:cNvPicPr>
@@ -26189,7 +26411,7 @@
               <a:graphicData uri="http://schemas.openxmlformats.org/drawingml/2006/picture">
                 <pic:pic>
                   <pic:nvPicPr>
-                    <pic:cNvPr descr="C:/Users/apart/AppData/Local/Temp/html2doc_svg_EDhFDX/svg_9.png" id="75" name="Picture"/>
+                    <pic:cNvPr descr="C:/Users/apart/AppData/Local/Temp/html2doc_svg_JE6UKC/svg_9.png" id="75" name="Picture"/>
                     <pic:cNvPicPr>
                       <a:picLocks noChangeArrowheads="1" noChangeAspect="1"/>
                     </pic:cNvPicPr>
@@ -30909,7 +31131,7 @@
               <a:graphicData uri="http://schemas.openxmlformats.org/drawingml/2006/picture">
                 <pic:pic>
                   <pic:nvPicPr>
-                    <pic:cNvPr descr="C:/Users/apart/AppData/Local/Temp/html2doc_svg_EDhFDX/svg_10.png" id="80" name="Picture"/>
+                    <pic:cNvPr descr="C:/Users/apart/AppData/Local/Temp/html2doc_svg_JE6UKC/svg_10.png" id="80" name="Picture"/>
                     <pic:cNvPicPr>
                       <a:picLocks noChangeArrowheads="1" noChangeAspect="1"/>
                     </pic:cNvPicPr>
@@ -32113,7 +32335,7 @@
               <a:graphicData uri="http://schemas.openxmlformats.org/drawingml/2006/picture">
                 <pic:pic>
                   <pic:nvPicPr>
-                    <pic:cNvPr descr="C:/Users/apart/AppData/Local/Temp/html2doc_svg_EDhFDX/svg_11.png" id="86" name="Picture"/>
+                    <pic:cNvPr descr="C:/Users/apart/AppData/Local/Temp/html2doc_svg_JE6UKC/svg_11.png" id="86" name="Picture"/>
                     <pic:cNvPicPr>
                       <a:picLocks noChangeArrowheads="1" noChangeAspect="1"/>
                     </pic:cNvPicPr>
@@ -32195,7 +32417,7 @@
               <a:graphicData uri="http://schemas.openxmlformats.org/drawingml/2006/picture">
                 <pic:pic>
                   <pic:nvPicPr>
-                    <pic:cNvPr descr="C:/Users/apart/AppData/Local/Temp/html2doc_svg_EDhFDX/svg_12.png" id="89" name="Picture"/>
+                    <pic:cNvPr descr="C:/Users/apart/AppData/Local/Temp/html2doc_svg_JE6UKC/svg_12.png" id="89" name="Picture"/>
                     <pic:cNvPicPr>
                       <a:picLocks noChangeArrowheads="1" noChangeAspect="1"/>
                     </pic:cNvPicPr>
@@ -33016,7 +33238,7 @@
               <a:graphicData uri="http://schemas.openxmlformats.org/drawingml/2006/picture">
                 <pic:pic>
                   <pic:nvPicPr>
-                    <pic:cNvPr descr="C:/Users/apart/AppData/Local/Temp/html2doc_svg_EDhFDX/svg_13.png" id="94" name="Picture"/>
+                    <pic:cNvPr descr="C:/Users/apart/AppData/Local/Temp/html2doc_svg_JE6UKC/svg_13.png" id="94" name="Picture"/>
                     <pic:cNvPicPr>
                       <a:picLocks noChangeArrowheads="1" noChangeAspect="1"/>
                     </pic:cNvPicPr>
@@ -37674,8 +37896,840 @@
       </w:tr>
     </w:tbl>
     <w:bookmarkEnd w:id="98"/>
+    <w:bookmarkStart w:id="99" w:name="a.20-multi-provider-prompted-baseline"/>
+    <w:p>
+      <w:pPr>
+        <w:pStyle w:val="Heading3"/>
+        <w:keepNext/>
+        <w:keepLines/>
+        <w:widowControl w:val="1"/>
+      </w:pPr>
+      <w:r>
+        <w:t xml:space="preserve">A.20 Multi-Provider Prompted Baseline</w:t>
+      </w:r>
+    </w:p>
+    <w:p>
+      <w:pPr>
+        <w:pStyle w:val="FirstParagraph"/>
+        <w:jc w:val="both"/>
+        <w:keepNext w:val="0"/>
+        <w:keepLines w:val="0"/>
+        <w:widowControl w:val="1"/>
+      </w:pPr>
+      <w:r>
+        <w:t xml:space="preserve">To check that the prompted inference baseline (Section 5.3) is not confined to one provider or one prompting family, we ran the identical zero-shot-glossary ABSA contract across four families spanning four providers on the same 200-review subset of the held-out synthetic test split (seed 42, 20 aspects), scored in one construct-matched pass with the same per-aspect detection and sentiment metrics. All four families fall in the same narrow band and sit below the strongest trained encoders (BERT detection micro-F1 around 0.28), consistent with the paper's reading that zero-shot prompting is an informative but non-dominant baseline regardless of provider. The OpenAI score on this subset (</w:t>
+      </w:r>
+      <w:r>
+        <w:rPr>
+          <w:rStyle w:val="VerbatimChar"/>
+        </w:rPr>
+        <w:t xml:space="preserve">gpt-5.4</w:t>
+      </w:r>
+      <w:r>
+        <w:t xml:space="preserve">, 0.234) is in the same band as the full-test</w:t>
+      </w:r>
+      <w:r>
+        <w:t xml:space="preserve"> </w:t>
+      </w:r>
+      <w:r>
+        <w:rPr>
+          <w:rStyle w:val="VerbatimChar"/>
+        </w:rPr>
+        <w:t xml:space="preserve">gpt-5.2</w:t>
+      </w:r>
+      <w:r>
+        <w:t xml:space="preserve"> </w:t>
+      </w:r>
+      <w:r>
+        <w:t xml:space="preserve">zero-shot result of 0.252 in Table 7; these are two different OpenAI models, compared only for band placement.</w:t>
+      </w:r>
+    </w:p>
+    <w:p>
+      <w:pPr>
+        <w:pStyle w:val="TableCaption"/>
+        <w:spacing w:before="280" w:after="60" w:line="240" w:lineRule="auto"/>
+        <w:jc w:val="center"/>
+        <w:keepNext/>
+        <w:keepLines/>
+        <w:widowControl w:val="1"/>
+      </w:pPr>
+      <w:r>
+        <w:rPr>
+          <w:b/>
+          <w:i/>
+        </w:rPr>
+        <w:t>Table A18.</w:t>
+      </w:r>
+      <w:r>
+        <w:rPr>
+          <w:b w:val="0"/>
+          <w:i/>
+        </w:rPr>
+        <w:t xml:space="preserve"> </w:t>
+      </w:r>
+      <w:r>
+        <w:rPr>
+          <w:b w:val="0"/>
+          <w:i/>
+        </w:rPr>
+        <w:t>Multi-provider zero-shot-glossary ABSA baseline on a shared 200-review subset of the held-out synthetic test split (seed 42, 20 aspects), co-computed in one pass. Detection micro-F1 and sentiment accuracy on matched aspects.</w:t>
+      </w:r>
+    </w:p>
+    <w:tbl>
+      <w:tblPr>
+        <w:tblStyle w:val="Table"/>
+        <w:tblW w:type="pct" w:w="5000"/>
+        <w:jc w:val="center"/>
+        <w:tblLook w:firstRow="1" w:lastRow="0" w:firstColumn="0" w:lastColumn="0" w:noHBand="0" w:noVBand="0" w:val="0020"/>
+        <w:tblCaption w:val="Table A18. Multi-provider zero-shot-glossary ABSA baseline on a shared 200-review subset of the held-out synthetic test split (seed 42, 20 aspects), co-computed in one pass. Detection micro-F1 and sentiment accuracy on matched aspects."/>
+        <w:tblLayout w:type="autofit"/>
+        <w:tblBorders>
+          <w:top w:val="single" w:sz="10" w:color="4F6272"/>
+          <w:bottom w:val="single" w:sz="10" w:color="4F6272"/>
+          <w:insideH w:val="single" w:sz="5" w:color="9FB0C2"/>
+          <w:left w:val="single" w:sz="6" w:color="9FB0C2"/>
+          <w:right w:val="single" w:sz="6" w:color="9FB0C2"/>
+          <w:insideV w:val="single" w:sz="5" w:color="D9E1E8"/>
+        </w:tblBorders>
+      </w:tblPr>
+      <w:tblGrid>
+        <w:gridCol w:w="1584"/>
+        <w:gridCol w:w="1584"/>
+        <w:gridCol w:w="1584"/>
+        <w:gridCol w:w="1584"/>
+        <w:gridCol w:w="1584"/>
+      </w:tblGrid>
+      <w:tr>
+        <w:trPr>
+          <w:tblHeader w:val="on"/>
+        </w:trPr>
+        <w:tc>
+          <w:tcPr>
+            <w:shd w:fill="EEF3F7"/>
+            <w:tcBorders>
+              <w:left w:val="nil"/>
+              <w:right w:val="nil"/>
+              <w:top w:val="nil"/>
+              <w:bottom w:val="single" w:sz="8" w:color="9FB0C2"/>
+            </w:tcBorders>
+            <w:vAlign w:val="center"/>
+          </w:tcPr>
+          <w:p>
+            <w:pPr>
+              <w:pStyle w:val="Compact"/>
+              <w:spacing w:before="0" w:after="20" w:line="240" w:lineRule="auto"/>
+              <w:jc w:val="center"/>
+              <w:keepNext w:val="0"/>
+              <w:keepLines/>
+              <w:widowControl w:val="1"/>
+            </w:pPr>
+            <w:r>
+              <w:rPr>
+                <w:rFonts w:ascii="Georgia" w:hAnsi="Georgia"/>
+                <w:b/>
+                <w:sz w:val="19"/>
+              </w:rPr>
+              <w:t xml:space="preserve">Provider</w:t>
+            </w:r>
+          </w:p>
+        </w:tc>
+        <w:tc>
+          <w:tcPr>
+            <w:shd w:fill="EEF3F7"/>
+            <w:tcBorders>
+              <w:left w:val="nil"/>
+              <w:right w:val="nil"/>
+              <w:top w:val="nil"/>
+              <w:bottom w:val="single" w:sz="8" w:color="9FB0C2"/>
+            </w:tcBorders>
+            <w:vAlign w:val="center"/>
+          </w:tcPr>
+          <w:p>
+            <w:pPr>
+              <w:pStyle w:val="Compact"/>
+              <w:spacing w:before="0" w:after="20" w:line="240" w:lineRule="auto"/>
+              <w:jc w:val="center"/>
+              <w:keepNext w:val="0"/>
+              <w:keepLines/>
+              <w:widowControl w:val="1"/>
+            </w:pPr>
+            <w:r>
+              <w:rPr>
+                <w:rFonts w:ascii="Georgia" w:hAnsi="Georgia"/>
+                <w:b/>
+                <w:sz w:val="19"/>
+              </w:rPr>
+              <w:t xml:space="preserve">Model</w:t>
+            </w:r>
+          </w:p>
+        </w:tc>
+        <w:tc>
+          <w:tcPr>
+            <w:shd w:fill="EEF3F7"/>
+            <w:tcBorders>
+              <w:left w:val="nil"/>
+              <w:right w:val="nil"/>
+              <w:top w:val="nil"/>
+              <w:bottom w:val="single" w:sz="8" w:color="9FB0C2"/>
+            </w:tcBorders>
+            <w:vAlign w:val="center"/>
+          </w:tcPr>
+          <w:p>
+            <w:pPr>
+              <w:pStyle w:val="Compact"/>
+              <w:spacing w:before="0" w:after="20" w:line="240" w:lineRule="auto"/>
+              <w:jc w:val="center"/>
+              <w:keepNext w:val="0"/>
+              <w:keepLines/>
+              <w:widowControl w:val="1"/>
+            </w:pPr>
+            <w:r>
+              <w:rPr>
+                <w:rFonts w:ascii="Georgia" w:hAnsi="Georgia"/>
+                <w:b/>
+                <w:sz w:val="19"/>
+              </w:rPr>
+              <w:t xml:space="preserve">Detection micro-F1</w:t>
+            </w:r>
+          </w:p>
+        </w:tc>
+        <w:tc>
+          <w:tcPr>
+            <w:shd w:fill="EEF3F7"/>
+            <w:tcBorders>
+              <w:left w:val="nil"/>
+              <w:right w:val="nil"/>
+              <w:top w:val="nil"/>
+              <w:bottom w:val="single" w:sz="8" w:color="9FB0C2"/>
+            </w:tcBorders>
+            <w:vAlign w:val="center"/>
+          </w:tcPr>
+          <w:p>
+            <w:pPr>
+              <w:pStyle w:val="Compact"/>
+              <w:spacing w:before="0" w:after="20" w:line="240" w:lineRule="auto"/>
+              <w:jc w:val="center"/>
+              <w:keepNext w:val="0"/>
+              <w:keepLines/>
+              <w:widowControl w:val="1"/>
+            </w:pPr>
+            <w:r>
+              <w:rPr>
+                <w:rFonts w:ascii="Georgia" w:hAnsi="Georgia"/>
+                <w:b/>
+                <w:sz w:val="19"/>
+              </w:rPr>
+              <w:t xml:space="preserve">Sentiment accuracy (matched)</w:t>
+            </w:r>
+          </w:p>
+        </w:tc>
+        <w:tc>
+          <w:tcPr>
+            <w:shd w:fill="EEF3F7"/>
+            <w:tcBorders>
+              <w:left w:val="nil"/>
+              <w:right w:val="nil"/>
+              <w:top w:val="nil"/>
+              <w:bottom w:val="single" w:sz="8" w:color="9FB0C2"/>
+            </w:tcBorders>
+            <w:vAlign w:val="center"/>
+          </w:tcPr>
+          <w:p>
+            <w:pPr>
+              <w:pStyle w:val="Compact"/>
+              <w:spacing w:before="0" w:after="20" w:line="240" w:lineRule="auto"/>
+              <w:jc w:val="center"/>
+              <w:keepNext w:val="0"/>
+              <w:keepLines/>
+              <w:widowControl w:val="1"/>
+            </w:pPr>
+            <w:r>
+              <w:rPr>
+                <w:rFonts w:ascii="Georgia" w:hAnsi="Georgia"/>
+                <w:b/>
+                <w:sz w:val="19"/>
+              </w:rPr>
+              <w:t xml:space="preserve">Parsed</w:t>
+            </w:r>
+          </w:p>
+        </w:tc>
+      </w:tr>
+      <w:tr>
+        <w:tc>
+          <w:tcPr>
+            <w:tcBorders>
+              <w:left w:val="nil"/>
+              <w:right w:val="nil"/>
+              <w:top w:val="nil"/>
+              <w:bottom w:val="single" w:sz="4" w:color="D9E1E8"/>
+            </w:tcBorders>
+            <w:vAlign w:val="center"/>
+          </w:tcPr>
+          <w:p>
+            <w:pPr>
+              <w:pStyle w:val="Compact"/>
+              <w:spacing w:before="0" w:after="20" w:line="240" w:lineRule="auto"/>
+              <w:jc w:val="center"/>
+              <w:keepNext w:val="0"/>
+              <w:keepLines/>
+              <w:widowControl w:val="1"/>
+            </w:pPr>
+            <w:r>
+              <w:rPr>
+                <w:rFonts w:ascii="Georgia" w:hAnsi="Georgia"/>
+                <w:sz w:val="19"/>
+              </w:rPr>
+              <w:t xml:space="preserve">OpenAI</w:t>
+            </w:r>
+          </w:p>
+        </w:tc>
+        <w:tc>
+          <w:tcPr>
+            <w:tcBorders>
+              <w:left w:val="nil"/>
+              <w:right w:val="nil"/>
+              <w:top w:val="nil"/>
+              <w:bottom w:val="single" w:sz="4" w:color="D9E1E8"/>
+            </w:tcBorders>
+            <w:vAlign w:val="center"/>
+          </w:tcPr>
+          <w:p>
+            <w:pPr>
+              <w:pStyle w:val="Compact"/>
+              <w:spacing w:before="0" w:after="20" w:line="240" w:lineRule="auto"/>
+              <w:jc w:val="center"/>
+              <w:keepNext w:val="0"/>
+              <w:keepLines/>
+              <w:widowControl w:val="1"/>
+            </w:pPr>
+            <w:r>
+              <w:rPr>
+                <w:rStyle w:val="VerbatimChar"/>
+                <w:rFonts w:ascii="Georgia" w:hAnsi="Georgia"/>
+                <w:sz w:val="19"/>
+              </w:rPr>
+              <w:t xml:space="preserve">gpt-5.4</w:t>
+            </w:r>
+          </w:p>
+        </w:tc>
+        <w:tc>
+          <w:tcPr>
+            <w:tcBorders>
+              <w:left w:val="nil"/>
+              <w:right w:val="nil"/>
+              <w:top w:val="nil"/>
+              <w:bottom w:val="single" w:sz="4" w:color="D9E1E8"/>
+            </w:tcBorders>
+            <w:vAlign w:val="center"/>
+          </w:tcPr>
+          <w:p>
+            <w:pPr>
+              <w:pStyle w:val="Compact"/>
+              <w:spacing w:before="0" w:after="20" w:line="240" w:lineRule="auto"/>
+              <w:jc w:val="center"/>
+              <w:keepNext w:val="0"/>
+              <w:keepLines/>
+              <w:widowControl w:val="1"/>
+            </w:pPr>
+            <w:r>
+              <w:rPr>
+                <w:rFonts w:ascii="Georgia" w:hAnsi="Georgia"/>
+                <w:sz w:val="19"/>
+              </w:rPr>
+              <w:t xml:space="preserve">0.2340</w:t>
+            </w:r>
+          </w:p>
+        </w:tc>
+        <w:tc>
+          <w:tcPr>
+            <w:tcBorders>
+              <w:left w:val="nil"/>
+              <w:right w:val="nil"/>
+              <w:top w:val="nil"/>
+              <w:bottom w:val="single" w:sz="4" w:color="D9E1E8"/>
+            </w:tcBorders>
+            <w:vAlign w:val="center"/>
+          </w:tcPr>
+          <w:p>
+            <w:pPr>
+              <w:pStyle w:val="Compact"/>
+              <w:spacing w:before="0" w:after="20" w:line="240" w:lineRule="auto"/>
+              <w:jc w:val="center"/>
+              <w:keepNext w:val="0"/>
+              <w:keepLines/>
+              <w:widowControl w:val="1"/>
+            </w:pPr>
+            <w:r>
+              <w:rPr>
+                <w:rFonts w:ascii="Georgia" w:hAnsi="Georgia"/>
+                <w:sz w:val="19"/>
+              </w:rPr>
+              <w:t xml:space="preserve">0.6609</w:t>
+            </w:r>
+          </w:p>
+        </w:tc>
+        <w:tc>
+          <w:tcPr>
+            <w:tcBorders>
+              <w:left w:val="nil"/>
+              <w:right w:val="nil"/>
+              <w:top w:val="nil"/>
+              <w:bottom w:val="single" w:sz="4" w:color="D9E1E8"/>
+            </w:tcBorders>
+            <w:vAlign w:val="center"/>
+          </w:tcPr>
+          <w:p>
+            <w:pPr>
+              <w:pStyle w:val="Compact"/>
+              <w:spacing w:before="0" w:after="20" w:line="240" w:lineRule="auto"/>
+              <w:jc w:val="center"/>
+              <w:keepNext w:val="0"/>
+              <w:keepLines/>
+              <w:widowControl w:val="1"/>
+            </w:pPr>
+            <w:r>
+              <w:rPr>
+                <w:rFonts w:ascii="Georgia" w:hAnsi="Georgia"/>
+                <w:sz w:val="19"/>
+              </w:rPr>
+              <w:t xml:space="preserve">197/200</w:t>
+            </w:r>
+          </w:p>
+        </w:tc>
+      </w:tr>
+      <w:tr>
+        <w:tc>
+          <w:tcPr>
+            <w:tcBorders>
+              <w:left w:val="nil"/>
+              <w:right w:val="nil"/>
+              <w:top w:val="nil"/>
+              <w:bottom w:val="single" w:sz="4" w:color="D9E1E8"/>
+            </w:tcBorders>
+            <w:vAlign w:val="center"/>
+          </w:tcPr>
+          <w:p>
+            <w:pPr>
+              <w:pStyle w:val="Compact"/>
+              <w:spacing w:before="0" w:after="20" w:line="240" w:lineRule="auto"/>
+              <w:jc w:val="center"/>
+              <w:keepNext w:val="0"/>
+              <w:keepLines/>
+              <w:widowControl w:val="1"/>
+            </w:pPr>
+            <w:r>
+              <w:rPr>
+                <w:rFonts w:ascii="Georgia" w:hAnsi="Georgia"/>
+                <w:sz w:val="19"/>
+              </w:rPr>
+              <w:t xml:space="preserve">Google</w:t>
+            </w:r>
+          </w:p>
+        </w:tc>
+        <w:tc>
+          <w:tcPr>
+            <w:tcBorders>
+              <w:left w:val="nil"/>
+              <w:right w:val="nil"/>
+              <w:top w:val="nil"/>
+              <w:bottom w:val="single" w:sz="4" w:color="D9E1E8"/>
+            </w:tcBorders>
+            <w:vAlign w:val="center"/>
+          </w:tcPr>
+          <w:p>
+            <w:pPr>
+              <w:pStyle w:val="Compact"/>
+              <w:spacing w:before="0" w:after="20" w:line="240" w:lineRule="auto"/>
+              <w:jc w:val="center"/>
+              <w:keepNext w:val="0"/>
+              <w:keepLines/>
+              <w:widowControl w:val="1"/>
+            </w:pPr>
+            <w:r>
+              <w:rPr>
+                <w:rStyle w:val="VerbatimChar"/>
+                <w:rFonts w:ascii="Georgia" w:hAnsi="Georgia"/>
+                <w:sz w:val="19"/>
+              </w:rPr>
+              <w:t xml:space="preserve">gemini-2.5-flash</w:t>
+            </w:r>
+          </w:p>
+        </w:tc>
+        <w:tc>
+          <w:tcPr>
+            <w:tcBorders>
+              <w:left w:val="nil"/>
+              <w:right w:val="nil"/>
+              <w:top w:val="nil"/>
+              <w:bottom w:val="single" w:sz="4" w:color="D9E1E8"/>
+            </w:tcBorders>
+            <w:vAlign w:val="center"/>
+          </w:tcPr>
+          <w:p>
+            <w:pPr>
+              <w:pStyle w:val="Compact"/>
+              <w:spacing w:before="0" w:after="20" w:line="240" w:lineRule="auto"/>
+              <w:jc w:val="center"/>
+              <w:keepNext w:val="0"/>
+              <w:keepLines/>
+              <w:widowControl w:val="1"/>
+            </w:pPr>
+            <w:r>
+              <w:rPr>
+                <w:rFonts w:ascii="Georgia" w:hAnsi="Georgia"/>
+                <w:sz w:val="19"/>
+              </w:rPr>
+              <w:t xml:space="preserve">0.2524</w:t>
+            </w:r>
+          </w:p>
+        </w:tc>
+        <w:tc>
+          <w:tcPr>
+            <w:tcBorders>
+              <w:left w:val="nil"/>
+              <w:right w:val="nil"/>
+              <w:top w:val="nil"/>
+              <w:bottom w:val="single" w:sz="4" w:color="D9E1E8"/>
+            </w:tcBorders>
+            <w:vAlign w:val="center"/>
+          </w:tcPr>
+          <w:p>
+            <w:pPr>
+              <w:pStyle w:val="Compact"/>
+              <w:spacing w:before="0" w:after="20" w:line="240" w:lineRule="auto"/>
+              <w:jc w:val="center"/>
+              <w:keepNext w:val="0"/>
+              <w:keepLines/>
+              <w:widowControl w:val="1"/>
+            </w:pPr>
+            <w:r>
+              <w:rPr>
+                <w:rFonts w:ascii="Georgia" w:hAnsi="Georgia"/>
+                <w:sz w:val="19"/>
+              </w:rPr>
+              <w:t xml:space="preserve">0.6294</w:t>
+            </w:r>
+          </w:p>
+        </w:tc>
+        <w:tc>
+          <w:tcPr>
+            <w:tcBorders>
+              <w:left w:val="nil"/>
+              <w:right w:val="nil"/>
+              <w:top w:val="nil"/>
+              <w:bottom w:val="single" w:sz="4" w:color="D9E1E8"/>
+            </w:tcBorders>
+            <w:vAlign w:val="center"/>
+          </w:tcPr>
+          <w:p>
+            <w:pPr>
+              <w:pStyle w:val="Compact"/>
+              <w:spacing w:before="0" w:after="20" w:line="240" w:lineRule="auto"/>
+              <w:jc w:val="center"/>
+              <w:keepNext w:val="0"/>
+              <w:keepLines/>
+              <w:widowControl w:val="1"/>
+            </w:pPr>
+            <w:r>
+              <w:rPr>
+                <w:rFonts w:ascii="Georgia" w:hAnsi="Georgia"/>
+                <w:sz w:val="19"/>
+              </w:rPr>
+              <w:t xml:space="preserve">199/200</w:t>
+            </w:r>
+          </w:p>
+        </w:tc>
+      </w:tr>
+      <w:tr>
+        <w:tc>
+          <w:tcPr>
+            <w:tcBorders>
+              <w:left w:val="nil"/>
+              <w:right w:val="nil"/>
+              <w:top w:val="nil"/>
+              <w:bottom w:val="single" w:sz="4" w:color="D9E1E8"/>
+            </w:tcBorders>
+            <w:vAlign w:val="center"/>
+          </w:tcPr>
+          <w:p>
+            <w:pPr>
+              <w:pStyle w:val="Compact"/>
+              <w:spacing w:before="0" w:after="20" w:line="240" w:lineRule="auto"/>
+              <w:jc w:val="center"/>
+              <w:keepNext w:val="0"/>
+              <w:keepLines/>
+              <w:widowControl w:val="1"/>
+            </w:pPr>
+            <w:r>
+              <w:rPr>
+                <w:rFonts w:ascii="Georgia" w:hAnsi="Georgia"/>
+                <w:sz w:val="19"/>
+              </w:rPr>
+              <w:t xml:space="preserve">Zhipu</w:t>
+            </w:r>
+          </w:p>
+        </w:tc>
+        <w:tc>
+          <w:tcPr>
+            <w:tcBorders>
+              <w:left w:val="nil"/>
+              <w:right w:val="nil"/>
+              <w:top w:val="nil"/>
+              <w:bottom w:val="single" w:sz="4" w:color="D9E1E8"/>
+            </w:tcBorders>
+            <w:vAlign w:val="center"/>
+          </w:tcPr>
+          <w:p>
+            <w:pPr>
+              <w:pStyle w:val="Compact"/>
+              <w:spacing w:before="0" w:after="20" w:line="240" w:lineRule="auto"/>
+              <w:jc w:val="center"/>
+              <w:keepNext w:val="0"/>
+              <w:keepLines/>
+              <w:widowControl w:val="1"/>
+            </w:pPr>
+            <w:r>
+              <w:rPr>
+                <w:rStyle w:val="VerbatimChar"/>
+                <w:rFonts w:ascii="Georgia" w:hAnsi="Georgia"/>
+                <w:sz w:val="19"/>
+              </w:rPr>
+              <w:t xml:space="preserve">glm-4.6</w:t>
+            </w:r>
+          </w:p>
+        </w:tc>
+        <w:tc>
+          <w:tcPr>
+            <w:tcBorders>
+              <w:left w:val="nil"/>
+              <w:right w:val="nil"/>
+              <w:top w:val="nil"/>
+              <w:bottom w:val="single" w:sz="4" w:color="D9E1E8"/>
+            </w:tcBorders>
+            <w:vAlign w:val="center"/>
+          </w:tcPr>
+          <w:p>
+            <w:pPr>
+              <w:pStyle w:val="Compact"/>
+              <w:spacing w:before="0" w:after="20" w:line="240" w:lineRule="auto"/>
+              <w:jc w:val="center"/>
+              <w:keepNext w:val="0"/>
+              <w:keepLines/>
+              <w:widowControl w:val="1"/>
+            </w:pPr>
+            <w:r>
+              <w:rPr>
+                <w:rFonts w:ascii="Georgia" w:hAnsi="Georgia"/>
+                <w:sz w:val="19"/>
+              </w:rPr>
+              <w:t xml:space="preserve">0.2496</w:t>
+            </w:r>
+          </w:p>
+        </w:tc>
+        <w:tc>
+          <w:tcPr>
+            <w:tcBorders>
+              <w:left w:val="nil"/>
+              <w:right w:val="nil"/>
+              <w:top w:val="nil"/>
+              <w:bottom w:val="single" w:sz="4" w:color="D9E1E8"/>
+            </w:tcBorders>
+            <w:vAlign w:val="center"/>
+          </w:tcPr>
+          <w:p>
+            <w:pPr>
+              <w:pStyle w:val="Compact"/>
+              <w:spacing w:before="0" w:after="20" w:line="240" w:lineRule="auto"/>
+              <w:jc w:val="center"/>
+              <w:keepNext w:val="0"/>
+              <w:keepLines/>
+              <w:widowControl w:val="1"/>
+            </w:pPr>
+            <w:r>
+              <w:rPr>
+                <w:rFonts w:ascii="Georgia" w:hAnsi="Georgia"/>
+                <w:sz w:val="19"/>
+              </w:rPr>
+              <w:t xml:space="preserve">0.6688</w:t>
+            </w:r>
+          </w:p>
+        </w:tc>
+        <w:tc>
+          <w:tcPr>
+            <w:tcBorders>
+              <w:left w:val="nil"/>
+              <w:right w:val="nil"/>
+              <w:top w:val="nil"/>
+              <w:bottom w:val="single" w:sz="4" w:color="D9E1E8"/>
+            </w:tcBorders>
+            <w:vAlign w:val="center"/>
+          </w:tcPr>
+          <w:p>
+            <w:pPr>
+              <w:pStyle w:val="Compact"/>
+              <w:spacing w:before="0" w:after="20" w:line="240" w:lineRule="auto"/>
+              <w:jc w:val="center"/>
+              <w:keepNext w:val="0"/>
+              <w:keepLines/>
+              <w:widowControl w:val="1"/>
+            </w:pPr>
+            <w:r>
+              <w:rPr>
+                <w:rFonts w:ascii="Georgia" w:hAnsi="Georgia"/>
+                <w:sz w:val="19"/>
+              </w:rPr>
+              <w:t xml:space="preserve">193/200</w:t>
+            </w:r>
+          </w:p>
+        </w:tc>
+      </w:tr>
+      <w:tr>
+        <w:tc>
+          <w:tcPr>
+            <w:tcBorders>
+              <w:left w:val="nil"/>
+              <w:right w:val="nil"/>
+              <w:top w:val="nil"/>
+              <w:bottom w:val="nil"/>
+            </w:tcBorders>
+            <w:vAlign w:val="center"/>
+          </w:tcPr>
+          <w:p>
+            <w:pPr>
+              <w:pStyle w:val="Compact"/>
+              <w:spacing w:before="0" w:after="20" w:line="240" w:lineRule="auto"/>
+              <w:jc w:val="center"/>
+              <w:keepNext w:val="0"/>
+              <w:keepLines/>
+              <w:widowControl w:val="1"/>
+            </w:pPr>
+            <w:r>
+              <w:rPr>
+                <w:rFonts w:ascii="Georgia" w:hAnsi="Georgia"/>
+                <w:sz w:val="19"/>
+              </w:rPr>
+              <w:t xml:space="preserve">Meta</w:t>
+            </w:r>
+          </w:p>
+        </w:tc>
+        <w:tc>
+          <w:tcPr>
+            <w:tcBorders>
+              <w:left w:val="nil"/>
+              <w:right w:val="nil"/>
+              <w:top w:val="nil"/>
+              <w:bottom w:val="nil"/>
+            </w:tcBorders>
+            <w:vAlign w:val="center"/>
+          </w:tcPr>
+          <w:p>
+            <w:pPr>
+              <w:pStyle w:val="Compact"/>
+              <w:spacing w:before="0" w:after="20" w:line="240" w:lineRule="auto"/>
+              <w:jc w:val="center"/>
+              <w:keepNext w:val="0"/>
+              <w:keepLines/>
+              <w:widowControl w:val="1"/>
+            </w:pPr>
+            <w:r>
+              <w:rPr>
+                <w:rStyle w:val="VerbatimChar"/>
+                <w:rFonts w:ascii="Georgia" w:hAnsi="Georgia"/>
+                <w:sz w:val="19"/>
+              </w:rPr>
+              <w:t xml:space="preserve">llama-3.3-70b</w:t>
+            </w:r>
+          </w:p>
+        </w:tc>
+        <w:tc>
+          <w:tcPr>
+            <w:tcBorders>
+              <w:left w:val="nil"/>
+              <w:right w:val="nil"/>
+              <w:top w:val="nil"/>
+              <w:bottom w:val="nil"/>
+            </w:tcBorders>
+            <w:vAlign w:val="center"/>
+          </w:tcPr>
+          <w:p>
+            <w:pPr>
+              <w:pStyle w:val="Compact"/>
+              <w:spacing w:before="0" w:after="20" w:line="240" w:lineRule="auto"/>
+              <w:jc w:val="center"/>
+              <w:keepNext w:val="0"/>
+              <w:keepLines/>
+              <w:widowControl w:val="1"/>
+            </w:pPr>
+            <w:r>
+              <w:rPr>
+                <w:rFonts w:ascii="Georgia" w:hAnsi="Georgia"/>
+                <w:sz w:val="19"/>
+              </w:rPr>
+              <w:t xml:space="preserve">0.2655</w:t>
+            </w:r>
+          </w:p>
+        </w:tc>
+        <w:tc>
+          <w:tcPr>
+            <w:tcBorders>
+              <w:left w:val="nil"/>
+              <w:right w:val="nil"/>
+              <w:top w:val="nil"/>
+              <w:bottom w:val="nil"/>
+            </w:tcBorders>
+            <w:vAlign w:val="center"/>
+          </w:tcPr>
+          <w:p>
+            <w:pPr>
+              <w:pStyle w:val="Compact"/>
+              <w:spacing w:before="0" w:after="20" w:line="240" w:lineRule="auto"/>
+              <w:jc w:val="center"/>
+              <w:keepNext w:val="0"/>
+              <w:keepLines/>
+              <w:widowControl w:val="1"/>
+            </w:pPr>
+            <w:r>
+              <w:rPr>
+                <w:rFonts w:ascii="Georgia" w:hAnsi="Georgia"/>
+                <w:sz w:val="19"/>
+              </w:rPr>
+              <w:t xml:space="preserve">0.6590</w:t>
+            </w:r>
+          </w:p>
+        </w:tc>
+        <w:tc>
+          <w:tcPr>
+            <w:tcBorders>
+              <w:left w:val="nil"/>
+              <w:right w:val="nil"/>
+              <w:top w:val="nil"/>
+              <w:bottom w:val="nil"/>
+            </w:tcBorders>
+            <w:vAlign w:val="center"/>
+          </w:tcPr>
+          <w:p>
+            <w:pPr>
+              <w:pStyle w:val="Compact"/>
+              <w:spacing w:before="0" w:after="20" w:line="240" w:lineRule="auto"/>
+              <w:jc w:val="center"/>
+              <w:keepNext w:val="0"/>
+              <w:keepLines/>
+              <w:widowControl w:val="1"/>
+            </w:pPr>
+            <w:r>
+              <w:rPr>
+                <w:rFonts w:ascii="Georgia" w:hAnsi="Georgia"/>
+                <w:sz w:val="19"/>
+              </w:rPr>
+              <w:t xml:space="preserve">200/200</w:t>
+            </w:r>
+          </w:p>
+        </w:tc>
+      </w:tr>
+    </w:tbl>
     <w:bookmarkEnd w:id="99"/>
-    <w:bookmarkStart w:id="140" w:name="bibliography"/>
+    <w:bookmarkEnd w:id="100"/>
+    <w:bookmarkStart w:id="141" w:name="bibliography"/>
     <w:p>
       <w:pPr>
         <w:pStyle w:val="Heading2"/>
@@ -37706,7 +38760,7 @@
       <w:r>
         <w:t xml:space="preserve"> </w:t>
       </w:r>
-      <w:hyperlink r:id="rId100">
+      <w:hyperlink r:id="rId101">
         <w:r>
           <w:rPr>
             <w:rStyle w:val="Hyperlink"/>
@@ -37750,7 +38804,7 @@
       <w:r>
         <w:t xml:space="preserve"> </w:t>
       </w:r>
-      <w:hyperlink r:id="rId101">
+      <w:hyperlink r:id="rId102">
         <w:r>
           <w:rPr>
             <w:rStyle w:val="Hyperlink"/>
@@ -37781,7 +38835,7 @@
       <w:r>
         <w:t xml:space="preserve"> </w:t>
       </w:r>
-      <w:hyperlink r:id="rId102">
+      <w:hyperlink r:id="rId103">
         <w:r>
           <w:rPr>
             <w:rStyle w:val="Hyperlink"/>
@@ -37812,7 +38866,7 @@
       <w:r>
         <w:t xml:space="preserve"> </w:t>
       </w:r>
-      <w:hyperlink r:id="rId103">
+      <w:hyperlink r:id="rId104">
         <w:r>
           <w:rPr>
             <w:rStyle w:val="Hyperlink"/>
@@ -37843,7 +38897,7 @@
       <w:r>
         <w:t xml:space="preserve"> </w:t>
       </w:r>
-      <w:hyperlink r:id="rId104">
+      <w:hyperlink r:id="rId105">
         <w:r>
           <w:rPr>
             <w:rStyle w:val="Hyperlink"/>
@@ -37874,7 +38928,7 @@
       <w:r>
         <w:t xml:space="preserve"> </w:t>
       </w:r>
-      <w:hyperlink r:id="rId105">
+      <w:hyperlink r:id="rId106">
         <w:r>
           <w:rPr>
             <w:rStyle w:val="Hyperlink"/>
@@ -37905,7 +38959,7 @@
       <w:r>
         <w:t xml:space="preserve"> </w:t>
       </w:r>
-      <w:hyperlink r:id="rId106">
+      <w:hyperlink r:id="rId107">
         <w:r>
           <w:rPr>
             <w:rStyle w:val="Hyperlink"/>
@@ -37936,7 +38990,7 @@
       <w:r>
         <w:t xml:space="preserve"> </w:t>
       </w:r>
-      <w:hyperlink r:id="rId107">
+      <w:hyperlink r:id="rId108">
         <w:r>
           <w:rPr>
             <w:rStyle w:val="Hyperlink"/>
@@ -37967,7 +39021,7 @@
       <w:r>
         <w:t xml:space="preserve"> </w:t>
       </w:r>
-      <w:hyperlink r:id="rId108">
+      <w:hyperlink r:id="rId109">
         <w:r>
           <w:rPr>
             <w:rStyle w:val="Hyperlink"/>
@@ -38011,7 +39065,7 @@
       <w:r>
         <w:t xml:space="preserve"> </w:t>
       </w:r>
-      <w:hyperlink r:id="rId109">
+      <w:hyperlink r:id="rId110">
         <w:r>
           <w:rPr>
             <w:rStyle w:val="Hyperlink"/>
@@ -38055,7 +39109,7 @@
       <w:r>
         <w:t xml:space="preserve"> </w:t>
       </w:r>
-      <w:hyperlink r:id="rId110">
+      <w:hyperlink r:id="rId111">
         <w:r>
           <w:rPr>
             <w:rStyle w:val="Hyperlink"/>
@@ -38086,7 +39140,7 @@
       <w:r>
         <w:t xml:space="preserve"> </w:t>
       </w:r>
-      <w:hyperlink r:id="rId111">
+      <w:hyperlink r:id="rId112">
         <w:r>
           <w:rPr>
             <w:rStyle w:val="Hyperlink"/>
@@ -38117,7 +39171,7 @@
       <w:r>
         <w:t xml:space="preserve"> </w:t>
       </w:r>
-      <w:hyperlink r:id="rId112">
+      <w:hyperlink r:id="rId113">
         <w:r>
           <w:rPr>
             <w:rStyle w:val="Hyperlink"/>
@@ -38148,7 +39202,7 @@
       <w:r>
         <w:t xml:space="preserve"> </w:t>
       </w:r>
-      <w:hyperlink r:id="rId113">
+      <w:hyperlink r:id="rId114">
         <w:r>
           <w:rPr>
             <w:rStyle w:val="Hyperlink"/>
@@ -38179,7 +39233,7 @@
       <w:r>
         <w:t xml:space="preserve"> </w:t>
       </w:r>
-      <w:hyperlink r:id="rId114">
+      <w:hyperlink r:id="rId115">
         <w:r>
           <w:rPr>
             <w:rStyle w:val="Hyperlink"/>
@@ -38210,7 +39264,7 @@
       <w:r>
         <w:t xml:space="preserve"> </w:t>
       </w:r>
-      <w:hyperlink r:id="rId115">
+      <w:hyperlink r:id="rId116">
         <w:r>
           <w:rPr>
             <w:rStyle w:val="Hyperlink"/>
@@ -38241,7 +39295,7 @@
       <w:r>
         <w:t xml:space="preserve"> </w:t>
       </w:r>
-      <w:hyperlink r:id="rId116">
+      <w:hyperlink r:id="rId117">
         <w:r>
           <w:rPr>
             <w:rStyle w:val="Hyperlink"/>
@@ -38285,7 +39339,7 @@
       <w:r>
         <w:t xml:space="preserve"> </w:t>
       </w:r>
-      <w:hyperlink r:id="rId117">
+      <w:hyperlink r:id="rId118">
         <w:r>
           <w:rPr>
             <w:rStyle w:val="Hyperlink"/>
@@ -38329,7 +39383,7 @@
       <w:r>
         <w:t xml:space="preserve"> </w:t>
       </w:r>
-      <w:hyperlink r:id="rId118">
+      <w:hyperlink r:id="rId119">
         <w:r>
           <w:rPr>
             <w:rStyle w:val="Hyperlink"/>
@@ -38373,7 +39427,7 @@
       <w:r>
         <w:t xml:space="preserve"> </w:t>
       </w:r>
-      <w:hyperlink r:id="rId119">
+      <w:hyperlink r:id="rId120">
         <w:r>
           <w:rPr>
             <w:rStyle w:val="Hyperlink"/>
@@ -38404,7 +39458,7 @@
       <w:r>
         <w:t xml:space="preserve"> </w:t>
       </w:r>
-      <w:hyperlink r:id="rId120">
+      <w:hyperlink r:id="rId121">
         <w:r>
           <w:rPr>
             <w:rStyle w:val="Hyperlink"/>
@@ -38448,7 +39502,7 @@
       <w:r>
         <w:t xml:space="preserve"> </w:t>
       </w:r>
-      <w:hyperlink r:id="rId121">
+      <w:hyperlink r:id="rId122">
         <w:r>
           <w:rPr>
             <w:rStyle w:val="Hyperlink"/>
@@ -38492,7 +39546,7 @@
       <w:r>
         <w:t xml:space="preserve"> </w:t>
       </w:r>
-      <w:hyperlink r:id="rId122">
+      <w:hyperlink r:id="rId123">
         <w:r>
           <w:rPr>
             <w:rStyle w:val="Hyperlink"/>
@@ -38536,7 +39590,7 @@
       <w:r>
         <w:t xml:space="preserve"> </w:t>
       </w:r>
-      <w:hyperlink r:id="rId123">
+      <w:hyperlink r:id="rId124">
         <w:r>
           <w:rPr>
             <w:rStyle w:val="Hyperlink"/>
@@ -38580,7 +39634,7 @@
       <w:r>
         <w:t xml:space="preserve"> </w:t>
       </w:r>
-      <w:hyperlink r:id="rId124">
+      <w:hyperlink r:id="rId125">
         <w:r>
           <w:rPr>
             <w:rStyle w:val="Hyperlink"/>
@@ -38624,7 +39678,7 @@
       <w:r>
         <w:t xml:space="preserve"> </w:t>
       </w:r>
-      <w:hyperlink r:id="rId125">
+      <w:hyperlink r:id="rId126">
         <w:r>
           <w:rPr>
             <w:rStyle w:val="Hyperlink"/>
@@ -38655,7 +39709,7 @@
       <w:r>
         <w:t xml:space="preserve"> </w:t>
       </w:r>
-      <w:hyperlink r:id="rId126">
+      <w:hyperlink r:id="rId127">
         <w:r>
           <w:rPr>
             <w:rStyle w:val="Hyperlink"/>
@@ -38702,7 +39756,7 @@
       <w:r>
         <w:t xml:space="preserve"> </w:t>
       </w:r>
-      <w:hyperlink r:id="rId127">
+      <w:hyperlink r:id="rId128">
         <w:r>
           <w:rPr>
             <w:rStyle w:val="Hyperlink"/>
@@ -38733,7 +39787,7 @@
       <w:r>
         <w:t xml:space="preserve"> </w:t>
       </w:r>
-      <w:hyperlink r:id="rId128">
+      <w:hyperlink r:id="rId129">
         <w:r>
           <w:rPr>
             <w:rStyle w:val="Hyperlink"/>
@@ -38764,7 +39818,7 @@
       <w:r>
         <w:t xml:space="preserve"> </w:t>
       </w:r>
-      <w:hyperlink r:id="rId129">
+      <w:hyperlink r:id="rId130">
         <w:r>
           <w:rPr>
             <w:rStyle w:val="Hyperlink"/>
@@ -38795,7 +39849,7 @@
       <w:r>
         <w:t xml:space="preserve"> </w:t>
       </w:r>
-      <w:hyperlink r:id="rId130">
+      <w:hyperlink r:id="rId131">
         <w:r>
           <w:rPr>
             <w:rStyle w:val="Hyperlink"/>
@@ -38826,7 +39880,7 @@
       <w:r>
         <w:t xml:space="preserve"> </w:t>
       </w:r>
-      <w:hyperlink r:id="rId131">
+      <w:hyperlink r:id="rId132">
         <w:r>
           <w:rPr>
             <w:rStyle w:val="Hyperlink"/>
@@ -38857,7 +39911,7 @@
       <w:r>
         <w:t xml:space="preserve"> </w:t>
       </w:r>
-      <w:hyperlink r:id="rId132">
+      <w:hyperlink r:id="rId133">
         <w:r>
           <w:rPr>
             <w:rStyle w:val="Hyperlink"/>
@@ -38901,7 +39955,7 @@
       <w:r>
         <w:t xml:space="preserve"> </w:t>
       </w:r>
-      <w:hyperlink r:id="rId133">
+      <w:hyperlink r:id="rId134">
         <w:r>
           <w:rPr>
             <w:rStyle w:val="Hyperlink"/>
@@ -38932,7 +39986,7 @@
       <w:r>
         <w:t xml:space="preserve"> </w:t>
       </w:r>
-      <w:hyperlink r:id="rId134">
+      <w:hyperlink r:id="rId135">
         <w:r>
           <w:rPr>
             <w:rStyle w:val="Hyperlink"/>
@@ -38976,7 +40030,7 @@
       <w:r>
         <w:t xml:space="preserve"> </w:t>
       </w:r>
-      <w:hyperlink r:id="rId135">
+      <w:hyperlink r:id="rId136">
         <w:r>
           <w:rPr>
             <w:rStyle w:val="Hyperlink"/>
@@ -39007,7 +40061,7 @@
       <w:r>
         <w:t xml:space="preserve"> </w:t>
       </w:r>
-      <w:hyperlink r:id="rId136">
+      <w:hyperlink r:id="rId137">
         <w:r>
           <w:rPr>
             <w:rStyle w:val="Hyperlink"/>
@@ -39038,7 +40092,7 @@
       <w:r>
         <w:t xml:space="preserve"> </w:t>
       </w:r>
-      <w:hyperlink r:id="rId137">
+      <w:hyperlink r:id="rId138">
         <w:r>
           <w:rPr>
             <w:rStyle w:val="Hyperlink"/>
@@ -39082,7 +40136,7 @@
       <w:r>
         <w:t xml:space="preserve"> </w:t>
       </w:r>
-      <w:hyperlink r:id="rId138">
+      <w:hyperlink r:id="rId139">
         <w:r>
           <w:rPr>
             <w:rStyle w:val="Hyperlink"/>
@@ -39126,7 +40180,7 @@
       <w:r>
         <w:t xml:space="preserve"> </w:t>
       </w:r>
-      <w:hyperlink r:id="rId139">
+      <w:hyperlink r:id="rId140">
         <w:r>
           <w:rPr>
             <w:rStyle w:val="Hyperlink"/>
@@ -39138,7 +40192,7 @@
         <w:t xml:space="preserve">. ICASSP 2025, IEEE International Conference on Acoustics, Speech and Signal Processing.</w:t>
       </w:r>
     </w:p>
-    <w:bookmarkEnd w:id="140"/>
+    <w:bookmarkEnd w:id="141"/>
     <w:sectPr>
       <w:footerReference w:type="default" r:id="rId9"/>
       <w:pgSz w:h="15840" w:w="12240"/>

--- a/paper/course_absa_manuscript.docx
+++ b/paper/course_absa_manuscript.docx
@@ -1410,7 +1410,7 @@
               <a:graphicData uri="http://schemas.openxmlformats.org/drawingml/2006/picture">
                 <pic:pic>
                   <pic:nvPicPr>
-                    <pic:cNvPr descr="C:/Users/apart/AppData/Local/Temp/html2doc_svg_JE6UKC/svg_0.png" id="16" name="Picture"/>
+                    <pic:cNvPr descr="C:/Users/apart/AppData/Local/Temp/html2doc_svg_KSHXiF/svg_0.png" id="16" name="Picture"/>
                     <pic:cNvPicPr>
                       <a:picLocks noChangeArrowheads="1" noChangeAspect="1"/>
                     </pic:cNvPicPr>
@@ -2995,7 +2995,7 @@
         <w:widowControl w:val="1"/>
       </w:pPr>
       <w:r>
-        <w:t xml:space="preserve">Realism is treated as more than surface messiness. The stabilized instruction explicitly discourages sentence-by-sentence checklist coverage of aspect labels, over-balanced tradeoff language, stock recommendation summaries, and generic domain-term stacking. Instead, it asks for asymmetric detail, incidental mention of some aspects, and limited but grounded specificity. The number of labeled aspects is also constrained. The synthetic corpus contains an almost uniform distribution over one-, two-, and three-aspect reviews, with counts of 2,008, 1,969, and 2,007 respectively. This empirical pattern justifies restricting generation to one to three aspects only; allowing more aspects would likely create unnaturally dense reviews and increase synthetic detectability. The protocol therefore uses either the empirical distribution directly or a rounded practical policy of 0.30 / 0.40 / 0.30 for one, two, and three aspects respectively.</w:t>
+        <w:t xml:space="preserve">Realism is treated as more than surface messiness. The stabilized instruction explicitly discourages sentence-by-sentence checklist coverage of aspect labels, over-balanced tradeoff language, stock recommendation summaries, and generic domain-term stacking. Instead, it asks for asymmetric detail, incidental mention of some aspects, and limited but grounded specificity. The number of labeled aspects is also constrained. The synthetic corpus follows the intended 30/40/30 policy over one-, two-, and three-aspect reviews, with counts of 3,032, 3,917, and 3,051 respectively. This empirical pattern justifies restricting generation to one to three aspects only; allowing more aspects would likely create unnaturally dense reviews and increase synthetic detectability. The protocol therefore uses either the empirical distribution directly or a rounded practical policy of 0.30 / 0.40 / 0.30 for one, two, and three aspects respectively.</w:t>
       </w:r>
     </w:p>
     <w:bookmarkEnd w:id="21"/>
@@ -3035,7 +3035,7 @@
         <w:t xml:space="preserve"> </w:t>
       </w:r>
       <w:r>
-        <w:t xml:space="preserve">by the API because they hit the output-token cap. These capped rows are modestly different from complete rows, shorter (mean 100 vs 119 words) and carrying fewer aspects (a 0.07 versus 0.33 share of three-aspect reviews), with a similar sentiment mix (Appendix A.18). Retraining the benchmark with these 841 rows excluded leaves held-out detection essentially unchanged (micro-F1 0.264 versus 0.275, macro balanced accuracy 0.613 versus 0.619 across three seeds), so the corpus is robust to their inclusion. Regenerating exactly these rows at a raised output cap also removes the truncation and restores full-corpus length-band adherence to the never-truncated level (Appendix A.14). The assembled corpus spans 8 course names, 6 observed writing-style labels, 5 grade bands, and the full 20-aspect inventory. The mean review length is 117.2 words, the median is 108 words, and each review contains an average of 2.0 labeled aspects. In practical terms, the corpus is large enough for controlled internal benchmarking, while realism validation and synthetic-to-real transfer remain separate supporting analyses.</w:t>
+        <w:t xml:space="preserve">by the API because they hit the output-token cap. These capped rows are modestly different from complete rows, shorter (mean 100 vs 119 words) and carrying fewer aspects (a 0.07 versus 0.33 share of three-aspect reviews), with a similar sentiment mix (Appendix A.18). Retraining the benchmark with these 841 rows excluded leaves held-out detection essentially unchanged (micro-F1 0.264 versus 0.275, macro balanced accuracy 0.613 versus 0.619 across three seeds), so the corpus is robust to their inclusion. Regenerating exactly these rows at a raised output cap also removes the truncation and restores full-corpus length-band adherence to the never-truncated level (Appendix A.14). The generation length budget is also a deliberate and realistic constraint rather than only a limitation: real course-feedback platforms cap how much a student can write, and the retained reviews match the length profile of real full-length course reviews. On the public OMSCS reviews, the retained synthetic reviews have a median of 122 words against 104 for the real reviews, and 92% fall within the real 10th-to-90th-percentile band of 43 to 311 words (they diverge only from Herath, whose entries are sentence-level snippets rather than whole reviews). The assembled corpus spans 8 course names, 6 observed writing-style labels, 5 grade bands, and the full 20-aspect inventory. The mean review length is 117.2 words, the median is 108 words, and each review contains an average of 2.0 labeled aspects. In practical terms, the corpus is large enough for controlled internal benchmarking, while realism validation and synthetic-to-real transfer remain separate supporting analyses.</w:t>
       </w:r>
     </w:p>
     <w:p>
@@ -10174,7 +10174,7 @@
               <a:graphicData uri="http://schemas.openxmlformats.org/drawingml/2006/picture">
                 <pic:pic>
                   <pic:nvPicPr>
-                    <pic:cNvPr descr="C:/Users/apart/AppData/Local/Temp/html2doc_svg_JE6UKC/svg_1.png" id="30" name="Picture"/>
+                    <pic:cNvPr descr="C:/Users/apart/AppData/Local/Temp/html2doc_svg_KSHXiF/svg_1.png" id="30" name="Picture"/>
                     <pic:cNvPicPr>
                       <a:picLocks noChangeArrowheads="1" noChangeAspect="1"/>
                     </pic:cNvPicPr>
@@ -12519,7 +12519,7 @@
               <a:graphicData uri="http://schemas.openxmlformats.org/drawingml/2006/picture">
                 <pic:pic>
                   <pic:nvPicPr>
-                    <pic:cNvPr descr="C:/Users/apart/AppData/Local/Temp/html2doc_svg_JE6UKC/svg_2.png" id="35" name="Picture"/>
+                    <pic:cNvPr descr="C:/Users/apart/AppData/Local/Temp/html2doc_svg_KSHXiF/svg_2.png" id="35" name="Picture"/>
                     <pic:cNvPicPr>
                       <a:picLocks noChangeArrowheads="1" noChangeAspect="1"/>
                     </pic:cNvPicPr>
@@ -12601,7 +12601,7 @@
               <a:graphicData uri="http://schemas.openxmlformats.org/drawingml/2006/picture">
                 <pic:pic>
                   <pic:nvPicPr>
-                    <pic:cNvPr descr="C:/Users/apart/AppData/Local/Temp/html2doc_svg_JE6UKC/svg_3.png" id="38" name="Picture"/>
+                    <pic:cNvPr descr="C:/Users/apart/AppData/Local/Temp/html2doc_svg_KSHXiF/svg_3.png" id="38" name="Picture"/>
                     <pic:cNvPicPr>
                       <a:picLocks noChangeArrowheads="1" noChangeAspect="1"/>
                     </pic:cNvPicPr>
@@ -13072,7 +13072,7 @@
                 <w:rFonts w:ascii="Georgia" w:hAnsi="Georgia"/>
                 <w:sz w:val="19"/>
               </w:rPr>
-              <w:t xml:space="preserve">0.3914</w:t>
+              <w:t xml:space="preserve">0.3990</w:t>
             </w:r>
           </w:p>
         </w:tc>
@@ -16203,7 +16203,7 @@
               <a:graphicData uri="http://schemas.openxmlformats.org/drawingml/2006/picture">
                 <pic:pic>
                   <pic:nvPicPr>
-                    <pic:cNvPr descr="C:/Users/apart/AppData/Local/Temp/html2doc_svg_JE6UKC/svg_4.png" id="44" name="Picture"/>
+                    <pic:cNvPr descr="C:/Users/apart/AppData/Local/Temp/html2doc_svg_KSHXiF/svg_4.png" id="44" name="Picture"/>
                     <pic:cNvPicPr>
                       <a:picLocks noChangeArrowheads="1" noChangeAspect="1"/>
                     </pic:cNvPicPr>
@@ -16576,7 +16576,7 @@
         <w:widowControl w:val="1"/>
       </w:pPr>
       <w:r>
-        <w:t xml:space="preserve">Five limitations remain central. First, external validation uses two real educational corpora (Herath 9-aspect, EduRABSA 7-aspect) and conservative aspect overlaps, so broader claims about the entire 20-aspect schema still require additional real-data tests. Practitioners should therefore not read the transfer results as validating the full schema: only 9 of the 20 aspects are externally checked, synthetic-only training recovers about 60% of a real-trained model, and any high-stakes or personnel decision requires human-in-the-loop review rather than reliance on the eleven aspects that have no real-data validation. Second, the realism-validation analysis is conducted with LLM judges and improves prompt quality without establishing statistical indistinguishability from real reviews under an adversarial frontier-model detector, a bar that current LLM-generated text does not clear regardless of generator family; the realism that is operative for a labeled training benchmark is functional rather than perceptual, and is evidenced by the synthetic-to-real transfer results above, where a model trained on the synthetic corpus recovers real-review aspect and polarity signal on two independent external corpora. The label-faithfulness audit is validated three ways (a behavioral negative control, cross-provider judge agreement, and direct agreement with human labels at Cohen's kappa 0.56 on two annotated corpora, Section 5.7). Because the generator and the cost-matched auditor share a provider family, we further confirm that the audit is not merely detecting same-family latent patterns by reproducing the human-agreement check with a fully independent family (Google Gemini, Cohen's kappa 0.62); human re-annotation across the full 20-aspect schema remains the natural extension. Third, a nontrivial share of rows (841 of 10,000) reached the output-token cap and lowered full-corpus length-band adherence to 0.6819; this is a recoverable token-budget artifact rather than a control failure, since regenerating exactly those rows at a higher cap eliminates the truncation and restores full-corpus adherence to 0.7125, essentially the never-truncated level of 0.7304 (Appendix A.14), and length band is in any case a soft stylistic target rather than a labeled control variable. Fourth, downstream training on the 10K corpus benefits from the Section 5.7 top-50% faithfulness filter (validated across two BERT-family architectures and both transfer targets); the audit score is the validated way to select training rows for sentiment-polarity fidelity on transferred aspects. Fifth, the downstream GPT comparison covers a full-test</w:t>
+        <w:t xml:space="preserve">Five limitations remain central. First, external validation uses two real educational corpora (Herath 9-aspect, EduRABSA 7-aspect) and conservative aspect overlaps, so broader claims about the entire 20-aspect schema still require additional real-data tests. Practitioners should therefore not read the transfer results as validating the full schema: only 9 of the 20 aspects are externally checked, synthetic-only training recovers about 60% of a real-trained model, and any high-stakes or personnel decision requires human-in-the-loop review rather than reliance on the eleven aspects that have no real-data validation. Second, the realism-validation analysis is conducted with LLM judges and improves prompt quality without establishing statistical indistinguishability from real reviews under an adversarial frontier-model detector, a bar that current LLM-generated text does not clear regardless of generator family; the realism that is operative for a labeled training benchmark is functional rather than perceptual, and is evidenced by the synthetic-to-real transfer results above, where a model trained on the synthetic corpus recovers real-review aspect and polarity signal on two independent external corpora. The label-faithfulness audit is validated three ways (a behavioral negative control, cross-provider judge agreement, and direct agreement with human labels at Cohen's kappa 0.56 on two annotated corpora, Section 5.7). Because the generator and the cost-matched auditor share a provider family, we further confirm that the audit is not merely detecting same-family latent patterns by reproducing the human-agreement check with a fully independent family (Google Gemini, Cohen's kappa 0.62); human re-annotation across the full 20-aspect schema remains the natural extension. Third, a nontrivial share of rows (841 of 10,000) reached the output-token cap and lowered full-corpus length-band adherence to 0.6819; this is a recoverable token-budget artifact rather than a control failure, since regenerating exactly those rows at a higher cap eliminates the truncation and restores full-corpus adherence to 0.7125, close to but still below the never-truncated rate of 0.7304 (Appendix A.14), and length band is in any case a soft stylistic target rather than a labeled control variable. Fourth, downstream training on the 10K corpus benefits from the Section 5.7 top-50% faithfulness filter (validated across two BERT-family architectures and both transfer targets); the audit score is the validated way to select training rows for sentiment-polarity fidelity on transferred aspects. Fifth, the downstream GPT comparison covers a full-test</w:t>
       </w:r>
       <w:r>
         <w:t xml:space="preserve"> </w:t>
@@ -16848,7 +16848,7 @@
               <a:graphicData uri="http://schemas.openxmlformats.org/drawingml/2006/picture">
                 <pic:pic>
                   <pic:nvPicPr>
-                    <pic:cNvPr descr="C:/Users/apart/AppData/Local/Temp/html2doc_svg_JE6UKC/svg_5.png" id="51" name="Picture"/>
+                    <pic:cNvPr descr="C:/Users/apart/AppData/Local/Temp/html2doc_svg_KSHXiF/svg_5.png" id="51" name="Picture"/>
                     <pic:cNvPicPr>
                       <a:picLocks noChangeArrowheads="1" noChangeAspect="1"/>
                     </pic:cNvPicPr>
@@ -21806,7 +21806,7 @@
               <a:graphicData uri="http://schemas.openxmlformats.org/drawingml/2006/picture">
                 <pic:pic>
                   <pic:nvPicPr>
-                    <pic:cNvPr descr="C:/Users/apart/AppData/Local/Temp/html2doc_svg_JE6UKC/svg_6.png" id="62" name="Picture"/>
+                    <pic:cNvPr descr="C:/Users/apart/AppData/Local/Temp/html2doc_svg_KSHXiF/svg_6.png" id="62" name="Picture"/>
                     <pic:cNvPicPr>
                       <a:picLocks noChangeArrowheads="1" noChangeAspect="1"/>
                     </pic:cNvPicPr>
@@ -23615,7 +23615,7 @@
               <a:graphicData uri="http://schemas.openxmlformats.org/drawingml/2006/picture">
                 <pic:pic>
                   <pic:nvPicPr>
-                    <pic:cNvPr descr="C:/Users/apart/AppData/Local/Temp/html2doc_svg_JE6UKC/svg_7.png" id="67" name="Picture"/>
+                    <pic:cNvPr descr="C:/Users/apart/AppData/Local/Temp/html2doc_svg_KSHXiF/svg_7.png" id="67" name="Picture"/>
                     <pic:cNvPicPr>
                       <a:picLocks noChangeArrowheads="1" noChangeAspect="1"/>
                     </pic:cNvPicPr>
@@ -25574,7 +25574,7 @@
               <a:graphicData uri="http://schemas.openxmlformats.org/drawingml/2006/picture">
                 <pic:pic>
                   <pic:nvPicPr>
-                    <pic:cNvPr descr="C:/Users/apart/AppData/Local/Temp/html2doc_svg_JE6UKC/svg_8.png" id="72" name="Picture"/>
+                    <pic:cNvPr descr="C:/Users/apart/AppData/Local/Temp/html2doc_svg_KSHXiF/svg_8.png" id="72" name="Picture"/>
                     <pic:cNvPicPr>
                       <a:picLocks noChangeArrowheads="1" noChangeAspect="1"/>
                     </pic:cNvPicPr>
@@ -26411,7 +26411,7 @@
               <a:graphicData uri="http://schemas.openxmlformats.org/drawingml/2006/picture">
                 <pic:pic>
                   <pic:nvPicPr>
-                    <pic:cNvPr descr="C:/Users/apart/AppData/Local/Temp/html2doc_svg_JE6UKC/svg_9.png" id="75" name="Picture"/>
+                    <pic:cNvPr descr="C:/Users/apart/AppData/Local/Temp/html2doc_svg_KSHXiF/svg_9.png" id="75" name="Picture"/>
                     <pic:cNvPicPr>
                       <a:picLocks noChangeArrowheads="1" noChangeAspect="1"/>
                     </pic:cNvPicPr>
@@ -31131,7 +31131,7 @@
               <a:graphicData uri="http://schemas.openxmlformats.org/drawingml/2006/picture">
                 <pic:pic>
                   <pic:nvPicPr>
-                    <pic:cNvPr descr="C:/Users/apart/AppData/Local/Temp/html2doc_svg_JE6UKC/svg_10.png" id="80" name="Picture"/>
+                    <pic:cNvPr descr="C:/Users/apart/AppData/Local/Temp/html2doc_svg_KSHXiF/svg_10.png" id="80" name="Picture"/>
                     <pic:cNvPicPr>
                       <a:picLocks noChangeArrowheads="1" noChangeAspect="1"/>
                     </pic:cNvPicPr>
@@ -32293,7 +32293,7 @@
         <w:t xml:space="preserve">gpt-5-nano</w:t>
       </w:r>
       <w:r>
-        <w:t xml:space="preserve">) and prompt at a raised output cap eliminates the truncation (incomplete rate 8.41% to 0%) and recovers full-corpus adherence to 0.7125, essentially the never-truncated rate. Length band is a soft stylistic target sampled per review; the controlled variables are the per-review aspect-sentiment labels, which truncation does not affect. The released corpus is left unchanged and this regeneration is reported only as an output-control diagnostic (</w:t>
+        <w:t xml:space="preserve">) and prompt at a raised output cap eliminates the truncation (incomplete rate 8.41% to 0%) and recovers full-corpus adherence to 0.7125, close to but still below the never-truncated rate of 0.7304 (the regenerated rows themselves reach about 0.52, so a small residual gap remains). Length band is a soft stylistic target sampled per review; the controlled variables are the per-review aspect-sentiment labels, which truncation does not affect. The released corpus is left unchanged and this regeneration is reported only as an output-control diagnostic (</w:t>
       </w:r>
       <w:r>
         <w:rPr>
@@ -32335,7 +32335,7 @@
               <a:graphicData uri="http://schemas.openxmlformats.org/drawingml/2006/picture">
                 <pic:pic>
                   <pic:nvPicPr>
-                    <pic:cNvPr descr="C:/Users/apart/AppData/Local/Temp/html2doc_svg_JE6UKC/svg_11.png" id="86" name="Picture"/>
+                    <pic:cNvPr descr="C:/Users/apart/AppData/Local/Temp/html2doc_svg_KSHXiF/svg_11.png" id="86" name="Picture"/>
                     <pic:cNvPicPr>
                       <a:picLocks noChangeArrowheads="1" noChangeAspect="1"/>
                     </pic:cNvPicPr>
@@ -32417,7 +32417,7 @@
               <a:graphicData uri="http://schemas.openxmlformats.org/drawingml/2006/picture">
                 <pic:pic>
                   <pic:nvPicPr>
-                    <pic:cNvPr descr="C:/Users/apart/AppData/Local/Temp/html2doc_svg_JE6UKC/svg_12.png" id="89" name="Picture"/>
+                    <pic:cNvPr descr="C:/Users/apart/AppData/Local/Temp/html2doc_svg_KSHXiF/svg_12.png" id="89" name="Picture"/>
                     <pic:cNvPicPr>
                       <a:picLocks noChangeArrowheads="1" noChangeAspect="1"/>
                     </pic:cNvPicPr>
@@ -33238,7 +33238,7 @@
               <a:graphicData uri="http://schemas.openxmlformats.org/drawingml/2006/picture">
                 <pic:pic>
                   <pic:nvPicPr>
-                    <pic:cNvPr descr="C:/Users/apart/AppData/Local/Temp/html2doc_svg_JE6UKC/svg_13.png" id="94" name="Picture"/>
+                    <pic:cNvPr descr="C:/Users/apart/AppData/Local/Temp/html2doc_svg_KSHXiF/svg_13.png" id="94" name="Picture"/>
                     <pic:cNvPicPr>
                       <a:picLocks noChangeArrowheads="1" noChangeAspect="1"/>
                     </pic:cNvPicPr>

--- a/paper/course_absa_manuscript.docx
+++ b/paper/course_absa_manuscript.docx
@@ -1410,7 +1410,7 @@
               <a:graphicData uri="http://schemas.openxmlformats.org/drawingml/2006/picture">
                 <pic:pic>
                   <pic:nvPicPr>
-                    <pic:cNvPr descr="C:/Users/apart/AppData/Local/Temp/html2doc_svg_KSHXiF/svg_0.png" id="16" name="Picture"/>
+                    <pic:cNvPr descr="C:/Users/apart/AppData/Local/Temp/html2doc_svg_tQig1a/svg_0.png" id="16" name="Picture"/>
                     <pic:cNvPicPr>
                       <a:picLocks noChangeArrowheads="1" noChangeAspect="1"/>
                     </pic:cNvPicPr>
@@ -10174,7 +10174,7 @@
               <a:graphicData uri="http://schemas.openxmlformats.org/drawingml/2006/picture">
                 <pic:pic>
                   <pic:nvPicPr>
-                    <pic:cNvPr descr="C:/Users/apart/AppData/Local/Temp/html2doc_svg_KSHXiF/svg_1.png" id="30" name="Picture"/>
+                    <pic:cNvPr descr="C:/Users/apart/AppData/Local/Temp/html2doc_svg_tQig1a/svg_1.png" id="30" name="Picture"/>
                     <pic:cNvPicPr>
                       <a:picLocks noChangeArrowheads="1" noChangeAspect="1"/>
                     </pic:cNvPicPr>
@@ -12519,7 +12519,7 @@
               <a:graphicData uri="http://schemas.openxmlformats.org/drawingml/2006/picture">
                 <pic:pic>
                   <pic:nvPicPr>
-                    <pic:cNvPr descr="C:/Users/apart/AppData/Local/Temp/html2doc_svg_KSHXiF/svg_2.png" id="35" name="Picture"/>
+                    <pic:cNvPr descr="C:/Users/apart/AppData/Local/Temp/html2doc_svg_tQig1a/svg_2.png" id="35" name="Picture"/>
                     <pic:cNvPicPr>
                       <a:picLocks noChangeArrowheads="1" noChangeAspect="1"/>
                     </pic:cNvPicPr>
@@ -12601,7 +12601,7 @@
               <a:graphicData uri="http://schemas.openxmlformats.org/drawingml/2006/picture">
                 <pic:pic>
                   <pic:nvPicPr>
-                    <pic:cNvPr descr="C:/Users/apart/AppData/Local/Temp/html2doc_svg_KSHXiF/svg_3.png" id="38" name="Picture"/>
+                    <pic:cNvPr descr="C:/Users/apart/AppData/Local/Temp/html2doc_svg_tQig1a/svg_3.png" id="38" name="Picture"/>
                     <pic:cNvPicPr>
                       <a:picLocks noChangeArrowheads="1" noChangeAspect="1"/>
                     </pic:cNvPicPr>
@@ -16203,7 +16203,7 @@
               <a:graphicData uri="http://schemas.openxmlformats.org/drawingml/2006/picture">
                 <pic:pic>
                   <pic:nvPicPr>
-                    <pic:cNvPr descr="C:/Users/apart/AppData/Local/Temp/html2doc_svg_KSHXiF/svg_4.png" id="44" name="Picture"/>
+                    <pic:cNvPr descr="C:/Users/apart/AppData/Local/Temp/html2doc_svg_tQig1a/svg_4.png" id="44" name="Picture"/>
                     <pic:cNvPicPr>
                       <a:picLocks noChangeArrowheads="1" noChangeAspect="1"/>
                     </pic:cNvPicPr>
@@ -16399,7 +16399,7 @@
         <w:t xml:space="preserve"> </w:t>
       </w:r>
       <w:r>
-        <w:t xml:space="preserve">generator therefore reproduces the human faithfulness judgments at least as well, so the audit signal is human-grounded rather than an artifact of the generator's own family.</w:t>
+        <w:t xml:space="preserve">generator therefore reproduces the human faithfulness judgments at least as well, so the audit signal is human-grounded rather than an artifact of the generator's own family. Agreement is broken out by corpus in Appendix A.21 (Table A19): both auditors agree with humans more on EduRABSA (kappa 0.62 same-family, 0.67 independent) than on Herath (0.51 and 0.58). This tracks item granularity rather than a defect in either corpus, Herath items are single sentences (median 20 words) while EduRABSA items are short passages (median 38 words), so a shorter item gives the auditor less textual evidence per aspect. Because each decision is a binary faithful-versus-unfaithful judgment, the metric is invariant to the two corpora's different aspect label sets.</w:t>
       </w:r>
     </w:p>
     <w:p>
@@ -16576,7 +16576,7 @@
         <w:widowControl w:val="1"/>
       </w:pPr>
       <w:r>
-        <w:t xml:space="preserve">Five limitations remain central. First, external validation uses two real educational corpora (Herath 9-aspect, EduRABSA 7-aspect) and conservative aspect overlaps, so broader claims about the entire 20-aspect schema still require additional real-data tests. Practitioners should therefore not read the transfer results as validating the full schema: only 9 of the 20 aspects are externally checked, synthetic-only training recovers about 60% of a real-trained model, and any high-stakes or personnel decision requires human-in-the-loop review rather than reliance on the eleven aspects that have no real-data validation. Second, the realism-validation analysis is conducted with LLM judges and improves prompt quality without establishing statistical indistinguishability from real reviews under an adversarial frontier-model detector, a bar that current LLM-generated text does not clear regardless of generator family; the realism that is operative for a labeled training benchmark is functional rather than perceptual, and is evidenced by the synthetic-to-real transfer results above, where a model trained on the synthetic corpus recovers real-review aspect and polarity signal on two independent external corpora. The label-faithfulness audit is validated three ways (a behavioral negative control, cross-provider judge agreement, and direct agreement with human labels at Cohen's kappa 0.56 on two annotated corpora, Section 5.7). Because the generator and the cost-matched auditor share a provider family, we further confirm that the audit is not merely detecting same-family latent patterns by reproducing the human-agreement check with a fully independent family (Google Gemini, Cohen's kappa 0.62); human re-annotation across the full 20-aspect schema remains the natural extension. Third, a nontrivial share of rows (841 of 10,000) reached the output-token cap and lowered full-corpus length-band adherence to 0.6819; this is a recoverable token-budget artifact rather than a control failure, since regenerating exactly those rows at a higher cap eliminates the truncation and restores full-corpus adherence to 0.7125, close to but still below the never-truncated rate of 0.7304 (Appendix A.14), and length band is in any case a soft stylistic target rather than a labeled control variable. Fourth, downstream training on the 10K corpus benefits from the Section 5.7 top-50% faithfulness filter (validated across two BERT-family architectures and both transfer targets); the audit score is the validated way to select training rows for sentiment-polarity fidelity on transferred aspects. Fifth, the downstream GPT comparison covers a full-test</w:t>
+        <w:t xml:space="preserve">Five limitations remain central. First, external validation uses two real educational corpora (Herath 9-aspect, EduRABSA 7-aspect) and conservative aspect overlaps, so broader claims about the entire 20-aspect schema still require additional real-data tests. These two targets are also sentence-level (Herath median 20 words, EduRABSA 38) while the synthetic corpus is full-length reviews (median 122 words), so transfer here is a cross-granularity test, and the lower Herath scores partly reflect its shorter items rather than aspect content alone; a full-review real benchmark remains a natural addition. Practitioners should therefore not read the transfer results as validating the full schema: only 9 of the 20 aspects are externally checked, synthetic-only training recovers about 60% of a real-trained model, and any high-stakes or personnel decision requires human-in-the-loop review rather than reliance on the eleven aspects that have no real-data validation. Second, the realism-validation analysis is conducted with LLM judges and improves prompt quality without establishing statistical indistinguishability from real reviews under an adversarial frontier-model detector, a bar that current LLM-generated text does not clear regardless of generator family; the realism that is operative for a labeled training benchmark is functional rather than perceptual, and is evidenced by the synthetic-to-real transfer results above, where a model trained on the synthetic corpus recovers real-review aspect and polarity signal on two independent external corpora. The label-faithfulness audit is validated three ways (a behavioral negative control, cross-provider judge agreement, and direct agreement with human labels at Cohen's kappa 0.56 on two annotated corpora, Section 5.7). Because the generator and the cost-matched auditor share a provider family, we further confirm that the audit is not merely detecting same-family latent patterns by reproducing the human-agreement check with a fully independent family (Google Gemini, Cohen's kappa 0.62); human re-annotation across the full 20-aspect schema remains the natural extension. Third, a nontrivial share of rows (841 of 10,000) reached the output-token cap and lowered full-corpus length-band adherence to 0.6819; this is a recoverable token-budget artifact rather than a control failure, since regenerating exactly those rows at a higher cap eliminates the truncation and restores full-corpus adherence to 0.7125, close to but still below the never-truncated rate of 0.7304 (Appendix A.14), and length band is in any case a soft stylistic target rather than a labeled control variable. Fourth, downstream training on the 10K corpus benefits from the Section 5.7 top-50% faithfulness filter (validated across two BERT-family architectures and both transfer targets); the audit score is the validated way to select training rows for sentiment-polarity fidelity on transferred aspects. Fifth, the downstream GPT comparison covers a full-test</w:t>
       </w:r>
       <w:r>
         <w:t xml:space="preserve"> </w:t>
@@ -16848,7 +16848,7 @@
               <a:graphicData uri="http://schemas.openxmlformats.org/drawingml/2006/picture">
                 <pic:pic>
                   <pic:nvPicPr>
-                    <pic:cNvPr descr="C:/Users/apart/AppData/Local/Temp/html2doc_svg_KSHXiF/svg_5.png" id="51" name="Picture"/>
+                    <pic:cNvPr descr="C:/Users/apart/AppData/Local/Temp/html2doc_svg_tQig1a/svg_5.png" id="51" name="Picture"/>
                     <pic:cNvPicPr>
                       <a:picLocks noChangeArrowheads="1" noChangeAspect="1"/>
                     </pic:cNvPicPr>
@@ -17000,7 +17000,7 @@
       </w:r>
     </w:p>
     <w:bookmarkEnd w:id="55"/>
-    <w:bookmarkStart w:id="100" w:name="appendix"/>
+    <w:bookmarkStart w:id="101" w:name="appendix"/>
     <w:p>
       <w:pPr>
         <w:pStyle w:val="Heading2"/>
@@ -21806,7 +21806,7 @@
               <a:graphicData uri="http://schemas.openxmlformats.org/drawingml/2006/picture">
                 <pic:pic>
                   <pic:nvPicPr>
-                    <pic:cNvPr descr="C:/Users/apart/AppData/Local/Temp/html2doc_svg_KSHXiF/svg_6.png" id="62" name="Picture"/>
+                    <pic:cNvPr descr="C:/Users/apart/AppData/Local/Temp/html2doc_svg_tQig1a/svg_6.png" id="62" name="Picture"/>
                     <pic:cNvPicPr>
                       <a:picLocks noChangeArrowheads="1" noChangeAspect="1"/>
                     </pic:cNvPicPr>
@@ -23615,7 +23615,7 @@
               <a:graphicData uri="http://schemas.openxmlformats.org/drawingml/2006/picture">
                 <pic:pic>
                   <pic:nvPicPr>
-                    <pic:cNvPr descr="C:/Users/apart/AppData/Local/Temp/html2doc_svg_KSHXiF/svg_7.png" id="67" name="Picture"/>
+                    <pic:cNvPr descr="C:/Users/apart/AppData/Local/Temp/html2doc_svg_tQig1a/svg_7.png" id="67" name="Picture"/>
                     <pic:cNvPicPr>
                       <a:picLocks noChangeArrowheads="1" noChangeAspect="1"/>
                     </pic:cNvPicPr>
@@ -25574,7 +25574,7 @@
               <a:graphicData uri="http://schemas.openxmlformats.org/drawingml/2006/picture">
                 <pic:pic>
                   <pic:nvPicPr>
-                    <pic:cNvPr descr="C:/Users/apart/AppData/Local/Temp/html2doc_svg_KSHXiF/svg_8.png" id="72" name="Picture"/>
+                    <pic:cNvPr descr="C:/Users/apart/AppData/Local/Temp/html2doc_svg_tQig1a/svg_8.png" id="72" name="Picture"/>
                     <pic:cNvPicPr>
                       <a:picLocks noChangeArrowheads="1" noChangeAspect="1"/>
                     </pic:cNvPicPr>
@@ -26411,7 +26411,7 @@
               <a:graphicData uri="http://schemas.openxmlformats.org/drawingml/2006/picture">
                 <pic:pic>
                   <pic:nvPicPr>
-                    <pic:cNvPr descr="C:/Users/apart/AppData/Local/Temp/html2doc_svg_KSHXiF/svg_9.png" id="75" name="Picture"/>
+                    <pic:cNvPr descr="C:/Users/apart/AppData/Local/Temp/html2doc_svg_tQig1a/svg_9.png" id="75" name="Picture"/>
                     <pic:cNvPicPr>
                       <a:picLocks noChangeArrowheads="1" noChangeAspect="1"/>
                     </pic:cNvPicPr>
@@ -31131,7 +31131,7 @@
               <a:graphicData uri="http://schemas.openxmlformats.org/drawingml/2006/picture">
                 <pic:pic>
                   <pic:nvPicPr>
-                    <pic:cNvPr descr="C:/Users/apart/AppData/Local/Temp/html2doc_svg_KSHXiF/svg_10.png" id="80" name="Picture"/>
+                    <pic:cNvPr descr="C:/Users/apart/AppData/Local/Temp/html2doc_svg_tQig1a/svg_10.png" id="80" name="Picture"/>
                     <pic:cNvPicPr>
                       <a:picLocks noChangeArrowheads="1" noChangeAspect="1"/>
                     </pic:cNvPicPr>
@@ -32335,7 +32335,7 @@
               <a:graphicData uri="http://schemas.openxmlformats.org/drawingml/2006/picture">
                 <pic:pic>
                   <pic:nvPicPr>
-                    <pic:cNvPr descr="C:/Users/apart/AppData/Local/Temp/html2doc_svg_KSHXiF/svg_11.png" id="86" name="Picture"/>
+                    <pic:cNvPr descr="C:/Users/apart/AppData/Local/Temp/html2doc_svg_tQig1a/svg_11.png" id="86" name="Picture"/>
                     <pic:cNvPicPr>
                       <a:picLocks noChangeArrowheads="1" noChangeAspect="1"/>
                     </pic:cNvPicPr>
@@ -32417,7 +32417,7 @@
               <a:graphicData uri="http://schemas.openxmlformats.org/drawingml/2006/picture">
                 <pic:pic>
                   <pic:nvPicPr>
-                    <pic:cNvPr descr="C:/Users/apart/AppData/Local/Temp/html2doc_svg_KSHXiF/svg_12.png" id="89" name="Picture"/>
+                    <pic:cNvPr descr="C:/Users/apart/AppData/Local/Temp/html2doc_svg_tQig1a/svg_12.png" id="89" name="Picture"/>
                     <pic:cNvPicPr>
                       <a:picLocks noChangeArrowheads="1" noChangeAspect="1"/>
                     </pic:cNvPicPr>
@@ -33238,7 +33238,7 @@
               <a:graphicData uri="http://schemas.openxmlformats.org/drawingml/2006/picture">
                 <pic:pic>
                   <pic:nvPicPr>
-                    <pic:cNvPr descr="C:/Users/apart/AppData/Local/Temp/html2doc_svg_KSHXiF/svg_13.png" id="94" name="Picture"/>
+                    <pic:cNvPr descr="C:/Users/apart/AppData/Local/Temp/html2doc_svg_tQig1a/svg_13.png" id="94" name="Picture"/>
                     <pic:cNvPicPr>
                       <a:picLocks noChangeArrowheads="1" noChangeAspect="1"/>
                     </pic:cNvPicPr>
@@ -38728,8 +38728,1186 @@
       </w:tr>
     </w:tbl>
     <w:bookmarkEnd w:id="99"/>
+    <w:bookmarkStart w:id="100" w:name="Xe3f8a640c6f6478bde716a41be3b2521644ff46"/>
+    <w:p>
+      <w:pPr>
+        <w:pStyle w:val="Heading3"/>
+        <w:keepNext/>
+        <w:keepLines/>
+        <w:widowControl w:val="1"/>
+      </w:pPr>
+      <w:r>
+        <w:t xml:space="preserve">A.21 Per-Corpus Audit-versus-Human Agreement</w:t>
+      </w:r>
+    </w:p>
+    <w:p>
+      <w:pPr>
+        <w:pStyle w:val="FirstParagraph"/>
+        <w:jc w:val="both"/>
+        <w:keepNext w:val="0"/>
+        <w:keepLines w:val="0"/>
+        <w:widowControl w:val="1"/>
+      </w:pPr>
+      <w:r>
+        <w:t xml:space="preserve">The audit-versus-human agreement of Section 5.7 is reported here per corpus, for both the cost-matched auditor that drives the filter and the fully independent auditor. It is computed over the same 2,482 aspect-level decisions from 1,200 perturbation-controlled variants (faithful / polarity-flipped / aspect-injected). Each decision is a binary faithful-versus-unfaithful judgment (does the auditor accept an aspect that is genuinely faithful, and reject a flipped or injected one), so the metric is invariant to the two corpora's different aspect label sets and is directly comparable across them. Both auditors agree more with humans on EduRABSA than on Herath; this tracks item length (EduRABSA passages median 38 words versus Herath sentences median 20), and the independent auditor equals or exceeds the same-family one on both corpora, reinforcing that the audit signal is human-grounded rather than a same-family artifact.</w:t>
+      </w:r>
+    </w:p>
+    <w:p>
+      <w:pPr>
+        <w:pStyle w:val="TableCaption"/>
+        <w:spacing w:before="280" w:after="60" w:line="240" w:lineRule="auto"/>
+        <w:jc w:val="center"/>
+        <w:keepNext/>
+        <w:keepLines/>
+        <w:widowControl w:val="1"/>
+      </w:pPr>
+      <w:r>
+        <w:rPr>
+          <w:b/>
+          <w:i/>
+        </w:rPr>
+        <w:t>Table A19.</w:t>
+      </w:r>
+      <w:r>
+        <w:rPr>
+          <w:b w:val="0"/>
+          <w:i/>
+        </w:rPr>
+        <w:t xml:space="preserve"> </w:t>
+      </w:r>
+      <w:r>
+        <w:rPr>
+          <w:b w:val="0"/>
+          <w:i/>
+        </w:rPr>
+        <w:t>Per-corpus audit-versus-human agreement over 2,482 aspect-level faithfulness decisions. The cost-matched auditor drives the training-data filter; the independent auditor is the anti-circularity cross-check. Each decision is binary faithful-versus-unfaithful, so the metric does not depend on the two corpora's different aspect label sets.</w:t>
+      </w:r>
+    </w:p>
+    <w:tbl>
+      <w:tblPr>
+        <w:tblStyle w:val="Table"/>
+        <w:tblW w:type="pct" w:w="5000"/>
+        <w:jc w:val="center"/>
+        <w:tblLook w:firstRow="1" w:lastRow="0" w:firstColumn="0" w:lastColumn="0" w:noHBand="0" w:noVBand="0" w:val="0020"/>
+        <w:tblCaption w:val="Table A19. Per-corpus audit-versus-human agreement over 2,482 aspect-level faithfulness decisions. The cost-matched auditor drives the training-data filter; the independent auditor is the anti-circularity cross-check. Each decision is binary faithful-versus-unfaithful, so the metric does not depend on the two corpora's different aspect label sets."/>
+        <w:tblLayout w:type="autofit"/>
+        <w:tblBorders>
+          <w:top w:val="single" w:sz="10" w:color="4F6272"/>
+          <w:bottom w:val="single" w:sz="10" w:color="4F6272"/>
+          <w:insideH w:val="single" w:sz="5" w:color="9FB0C2"/>
+          <w:left w:val="single" w:sz="6" w:color="9FB0C2"/>
+          <w:right w:val="single" w:sz="6" w:color="9FB0C2"/>
+          <w:insideV w:val="single" w:sz="5" w:color="D9E1E8"/>
+        </w:tblBorders>
+      </w:tblPr>
+      <w:tblGrid>
+        <w:gridCol w:w="1584"/>
+        <w:gridCol w:w="1584"/>
+        <w:gridCol w:w="1584"/>
+        <w:gridCol w:w="1584"/>
+        <w:gridCol w:w="1584"/>
+      </w:tblGrid>
+      <w:tr>
+        <w:trPr>
+          <w:tblHeader w:val="on"/>
+        </w:trPr>
+        <w:tc>
+          <w:tcPr>
+            <w:shd w:fill="EEF3F7"/>
+            <w:tcBorders>
+              <w:left w:val="nil"/>
+              <w:right w:val="nil"/>
+              <w:top w:val="nil"/>
+              <w:bottom w:val="single" w:sz="8" w:color="9FB0C2"/>
+            </w:tcBorders>
+            <w:vAlign w:val="center"/>
+          </w:tcPr>
+          <w:p>
+            <w:pPr>
+              <w:pStyle w:val="Compact"/>
+              <w:spacing w:before="0" w:after="20" w:line="240" w:lineRule="auto"/>
+              <w:jc w:val="center"/>
+              <w:keepNext w:val="0"/>
+              <w:keepLines/>
+              <w:widowControl w:val="1"/>
+            </w:pPr>
+            <w:r>
+              <w:rPr>
+                <w:rFonts w:ascii="Georgia" w:hAnsi="Georgia"/>
+                <w:b/>
+                <w:sz w:val="19"/>
+              </w:rPr>
+              <w:t xml:space="preserve">Auditor</w:t>
+            </w:r>
+          </w:p>
+        </w:tc>
+        <w:tc>
+          <w:tcPr>
+            <w:shd w:fill="EEF3F7"/>
+            <w:tcBorders>
+              <w:left w:val="nil"/>
+              <w:right w:val="nil"/>
+              <w:top w:val="nil"/>
+              <w:bottom w:val="single" w:sz="8" w:color="9FB0C2"/>
+            </w:tcBorders>
+            <w:vAlign w:val="center"/>
+          </w:tcPr>
+          <w:p>
+            <w:pPr>
+              <w:pStyle w:val="Compact"/>
+              <w:spacing w:before="0" w:after="20" w:line="240" w:lineRule="auto"/>
+              <w:jc w:val="center"/>
+              <w:keepNext w:val="0"/>
+              <w:keepLines/>
+              <w:widowControl w:val="1"/>
+            </w:pPr>
+            <w:r>
+              <w:rPr>
+                <w:rFonts w:ascii="Georgia" w:hAnsi="Georgia"/>
+                <w:b/>
+                <w:sz w:val="19"/>
+              </w:rPr>
+              <w:t xml:space="preserve">Corpus</w:t>
+            </w:r>
+          </w:p>
+        </w:tc>
+        <w:tc>
+          <w:tcPr>
+            <w:shd w:fill="EEF3F7"/>
+            <w:tcBorders>
+              <w:left w:val="nil"/>
+              <w:right w:val="nil"/>
+              <w:top w:val="nil"/>
+              <w:bottom w:val="single" w:sz="8" w:color="9FB0C2"/>
+            </w:tcBorders>
+            <w:vAlign w:val="center"/>
+          </w:tcPr>
+          <w:p>
+            <w:pPr>
+              <w:pStyle w:val="Compact"/>
+              <w:spacing w:before="0" w:after="20" w:line="240" w:lineRule="auto"/>
+              <w:jc w:val="center"/>
+              <w:keepNext w:val="0"/>
+              <w:keepLines/>
+              <w:widowControl w:val="1"/>
+            </w:pPr>
+            <w:r>
+              <w:rPr>
+                <w:rFonts w:ascii="Georgia" w:hAnsi="Georgia"/>
+                <w:b/>
+                <w:sz w:val="19"/>
+              </w:rPr>
+              <w:t xml:space="preserve">Decisions</w:t>
+            </w:r>
+          </w:p>
+        </w:tc>
+        <w:tc>
+          <w:tcPr>
+            <w:shd w:fill="EEF3F7"/>
+            <w:tcBorders>
+              <w:left w:val="nil"/>
+              <w:right w:val="nil"/>
+              <w:top w:val="nil"/>
+              <w:bottom w:val="single" w:sz="8" w:color="9FB0C2"/>
+            </w:tcBorders>
+            <w:vAlign w:val="center"/>
+          </w:tcPr>
+          <w:p>
+            <w:pPr>
+              <w:pStyle w:val="Compact"/>
+              <w:spacing w:before="0" w:after="20" w:line="240" w:lineRule="auto"/>
+              <w:jc w:val="center"/>
+              <w:keepNext w:val="0"/>
+              <w:keepLines/>
+              <w:widowControl w:val="1"/>
+            </w:pPr>
+            <w:r>
+              <w:rPr>
+                <w:rFonts w:ascii="Georgia" w:hAnsi="Georgia"/>
+                <w:b/>
+                <w:sz w:val="19"/>
+              </w:rPr>
+              <w:t xml:space="preserve">Cohen's kappa</w:t>
+            </w:r>
+          </w:p>
+        </w:tc>
+        <w:tc>
+          <w:tcPr>
+            <w:shd w:fill="EEF3F7"/>
+            <w:tcBorders>
+              <w:left w:val="nil"/>
+              <w:right w:val="nil"/>
+              <w:top w:val="nil"/>
+              <w:bottom w:val="single" w:sz="8" w:color="9FB0C2"/>
+            </w:tcBorders>
+            <w:vAlign w:val="center"/>
+          </w:tcPr>
+          <w:p>
+            <w:pPr>
+              <w:pStyle w:val="Compact"/>
+              <w:spacing w:before="0" w:after="20" w:line="240" w:lineRule="auto"/>
+              <w:jc w:val="center"/>
+              <w:keepNext w:val="0"/>
+              <w:keepLines/>
+              <w:widowControl w:val="1"/>
+            </w:pPr>
+            <w:r>
+              <w:rPr>
+                <w:rFonts w:ascii="Georgia" w:hAnsi="Georgia"/>
+                <w:b/>
+                <w:sz w:val="19"/>
+              </w:rPr>
+              <w:t xml:space="preserve">Precision</w:t>
+            </w:r>
+          </w:p>
+        </w:tc>
+      </w:tr>
+      <w:tr>
+        <w:tc>
+          <w:tcPr>
+            <w:tcBorders>
+              <w:left w:val="nil"/>
+              <w:right w:val="nil"/>
+              <w:top w:val="nil"/>
+              <w:bottom w:val="single" w:sz="4" w:color="D9E1E8"/>
+            </w:tcBorders>
+            <w:vAlign w:val="center"/>
+          </w:tcPr>
+          <w:p>
+            <w:pPr>
+              <w:pStyle w:val="Compact"/>
+              <w:spacing w:before="0" w:after="20" w:line="240" w:lineRule="auto"/>
+              <w:jc w:val="center"/>
+              <w:keepNext w:val="0"/>
+              <w:keepLines/>
+              <w:widowControl w:val="1"/>
+            </w:pPr>
+            <w:r>
+              <w:rPr>
+                <w:rStyle w:val="VerbatimChar"/>
+                <w:rFonts w:ascii="Georgia" w:hAnsi="Georgia"/>
+                <w:sz w:val="19"/>
+              </w:rPr>
+              <w:t xml:space="preserve">gpt-4.1-mini</w:t>
+            </w:r>
+            <w:r>
+              <w:rPr>
+                <w:rFonts w:ascii="Georgia" w:hAnsi="Georgia"/>
+                <w:sz w:val="19"/>
+              </w:rPr>
+              <w:t xml:space="preserve"> </w:t>
+            </w:r>
+            <w:r>
+              <w:rPr>
+                <w:rFonts w:ascii="Georgia" w:hAnsi="Georgia"/>
+                <w:sz w:val="19"/>
+              </w:rPr>
+              <w:t xml:space="preserve">(cost-matched)</w:t>
+            </w:r>
+          </w:p>
+        </w:tc>
+        <w:tc>
+          <w:tcPr>
+            <w:tcBorders>
+              <w:left w:val="nil"/>
+              <w:right w:val="nil"/>
+              <w:top w:val="nil"/>
+              <w:bottom w:val="single" w:sz="4" w:color="D9E1E8"/>
+            </w:tcBorders>
+            <w:vAlign w:val="center"/>
+          </w:tcPr>
+          <w:p>
+            <w:pPr>
+              <w:pStyle w:val="Compact"/>
+              <w:spacing w:before="0" w:after="20" w:line="240" w:lineRule="auto"/>
+              <w:jc w:val="center"/>
+              <w:keepNext w:val="0"/>
+              <w:keepLines/>
+              <w:widowControl w:val="1"/>
+            </w:pPr>
+            <w:r>
+              <w:rPr>
+                <w:rFonts w:ascii="Georgia" w:hAnsi="Georgia"/>
+                <w:sz w:val="19"/>
+              </w:rPr>
+              <w:t xml:space="preserve">Herath</w:t>
+            </w:r>
+          </w:p>
+        </w:tc>
+        <w:tc>
+          <w:tcPr>
+            <w:tcBorders>
+              <w:left w:val="nil"/>
+              <w:right w:val="nil"/>
+              <w:top w:val="nil"/>
+              <w:bottom w:val="single" w:sz="4" w:color="D9E1E8"/>
+            </w:tcBorders>
+            <w:vAlign w:val="center"/>
+          </w:tcPr>
+          <w:p>
+            <w:pPr>
+              <w:pStyle w:val="Compact"/>
+              <w:spacing w:before="0" w:after="20" w:line="240" w:lineRule="auto"/>
+              <w:jc w:val="center"/>
+              <w:keepNext w:val="0"/>
+              <w:keepLines/>
+              <w:widowControl w:val="1"/>
+            </w:pPr>
+            <w:r>
+              <w:rPr>
+                <w:rFonts w:ascii="Georgia" w:hAnsi="Georgia"/>
+                <w:sz w:val="19"/>
+              </w:rPr>
+              <w:t xml:space="preserve">1,396</w:t>
+            </w:r>
+          </w:p>
+        </w:tc>
+        <w:tc>
+          <w:tcPr>
+            <w:tcBorders>
+              <w:left w:val="nil"/>
+              <w:right w:val="nil"/>
+              <w:top w:val="nil"/>
+              <w:bottom w:val="single" w:sz="4" w:color="D9E1E8"/>
+            </w:tcBorders>
+            <w:vAlign w:val="center"/>
+          </w:tcPr>
+          <w:p>
+            <w:pPr>
+              <w:pStyle w:val="Compact"/>
+              <w:spacing w:before="0" w:after="20" w:line="240" w:lineRule="auto"/>
+              <w:jc w:val="center"/>
+              <w:keepNext w:val="0"/>
+              <w:keepLines/>
+              <w:widowControl w:val="1"/>
+            </w:pPr>
+            <w:r>
+              <w:rPr>
+                <w:rFonts w:ascii="Georgia" w:hAnsi="Georgia"/>
+                <w:sz w:val="19"/>
+              </w:rPr>
+              <w:t xml:space="preserve">0.51</w:t>
+            </w:r>
+          </w:p>
+        </w:tc>
+        <w:tc>
+          <w:tcPr>
+            <w:tcBorders>
+              <w:left w:val="nil"/>
+              <w:right w:val="nil"/>
+              <w:top w:val="nil"/>
+              <w:bottom w:val="single" w:sz="4" w:color="D9E1E8"/>
+            </w:tcBorders>
+            <w:vAlign w:val="center"/>
+          </w:tcPr>
+          <w:p>
+            <w:pPr>
+              <w:pStyle w:val="Compact"/>
+              <w:spacing w:before="0" w:after="20" w:line="240" w:lineRule="auto"/>
+              <w:jc w:val="center"/>
+              <w:keepNext w:val="0"/>
+              <w:keepLines/>
+              <w:widowControl w:val="1"/>
+            </w:pPr>
+            <w:r>
+              <w:rPr>
+                <w:rFonts w:ascii="Georgia" w:hAnsi="Georgia"/>
+                <w:sz w:val="19"/>
+              </w:rPr>
+              <w:t xml:space="preserve">0.87</w:t>
+            </w:r>
+          </w:p>
+        </w:tc>
+      </w:tr>
+      <w:tr>
+        <w:tc>
+          <w:tcPr>
+            <w:tcBorders>
+              <w:left w:val="nil"/>
+              <w:right w:val="nil"/>
+              <w:top w:val="nil"/>
+              <w:bottom w:val="single" w:sz="4" w:color="D9E1E8"/>
+            </w:tcBorders>
+            <w:vAlign w:val="center"/>
+          </w:tcPr>
+          <w:p>
+            <w:pPr>
+              <w:pStyle w:val="Compact"/>
+              <w:spacing w:before="0" w:after="20" w:line="240" w:lineRule="auto"/>
+              <w:jc w:val="center"/>
+              <w:keepNext w:val="0"/>
+              <w:keepLines/>
+              <w:widowControl w:val="1"/>
+            </w:pPr>
+            <w:r>
+              <w:rPr>
+                <w:rStyle w:val="VerbatimChar"/>
+                <w:rFonts w:ascii="Georgia" w:hAnsi="Georgia"/>
+                <w:sz w:val="19"/>
+              </w:rPr>
+              <w:t xml:space="preserve">gpt-4.1-mini</w:t>
+            </w:r>
+            <w:r>
+              <w:rPr>
+                <w:rFonts w:ascii="Georgia" w:hAnsi="Georgia"/>
+                <w:sz w:val="19"/>
+              </w:rPr>
+              <w:t xml:space="preserve"> </w:t>
+            </w:r>
+            <w:r>
+              <w:rPr>
+                <w:rFonts w:ascii="Georgia" w:hAnsi="Georgia"/>
+                <w:sz w:val="19"/>
+              </w:rPr>
+              <w:t xml:space="preserve">(cost-matched)</w:t>
+            </w:r>
+          </w:p>
+        </w:tc>
+        <w:tc>
+          <w:tcPr>
+            <w:tcBorders>
+              <w:left w:val="nil"/>
+              <w:right w:val="nil"/>
+              <w:top w:val="nil"/>
+              <w:bottom w:val="single" w:sz="4" w:color="D9E1E8"/>
+            </w:tcBorders>
+            <w:vAlign w:val="center"/>
+          </w:tcPr>
+          <w:p>
+            <w:pPr>
+              <w:pStyle w:val="Compact"/>
+              <w:spacing w:before="0" w:after="20" w:line="240" w:lineRule="auto"/>
+              <w:jc w:val="center"/>
+              <w:keepNext w:val="0"/>
+              <w:keepLines/>
+              <w:widowControl w:val="1"/>
+            </w:pPr>
+            <w:r>
+              <w:rPr>
+                <w:rFonts w:ascii="Georgia" w:hAnsi="Georgia"/>
+                <w:sz w:val="19"/>
+              </w:rPr>
+              <w:t xml:space="preserve">EduRABSA</w:t>
+            </w:r>
+          </w:p>
+        </w:tc>
+        <w:tc>
+          <w:tcPr>
+            <w:tcBorders>
+              <w:left w:val="nil"/>
+              <w:right w:val="nil"/>
+              <w:top w:val="nil"/>
+              <w:bottom w:val="single" w:sz="4" w:color="D9E1E8"/>
+            </w:tcBorders>
+            <w:vAlign w:val="center"/>
+          </w:tcPr>
+          <w:p>
+            <w:pPr>
+              <w:pStyle w:val="Compact"/>
+              <w:spacing w:before="0" w:after="20" w:line="240" w:lineRule="auto"/>
+              <w:jc w:val="center"/>
+              <w:keepNext w:val="0"/>
+              <w:keepLines/>
+              <w:widowControl w:val="1"/>
+            </w:pPr>
+            <w:r>
+              <w:rPr>
+                <w:rFonts w:ascii="Georgia" w:hAnsi="Georgia"/>
+                <w:sz w:val="19"/>
+              </w:rPr>
+              <w:t xml:space="preserve">1,086</w:t>
+            </w:r>
+          </w:p>
+        </w:tc>
+        <w:tc>
+          <w:tcPr>
+            <w:tcBorders>
+              <w:left w:val="nil"/>
+              <w:right w:val="nil"/>
+              <w:top w:val="nil"/>
+              <w:bottom w:val="single" w:sz="4" w:color="D9E1E8"/>
+            </w:tcBorders>
+            <w:vAlign w:val="center"/>
+          </w:tcPr>
+          <w:p>
+            <w:pPr>
+              <w:pStyle w:val="Compact"/>
+              <w:spacing w:before="0" w:after="20" w:line="240" w:lineRule="auto"/>
+              <w:jc w:val="center"/>
+              <w:keepNext w:val="0"/>
+              <w:keepLines/>
+              <w:widowControl w:val="1"/>
+            </w:pPr>
+            <w:r>
+              <w:rPr>
+                <w:rFonts w:ascii="Georgia" w:hAnsi="Georgia"/>
+                <w:sz w:val="19"/>
+              </w:rPr>
+              <w:t xml:space="preserve">0.62</w:t>
+            </w:r>
+          </w:p>
+        </w:tc>
+        <w:tc>
+          <w:tcPr>
+            <w:tcBorders>
+              <w:left w:val="nil"/>
+              <w:right w:val="nil"/>
+              <w:top w:val="nil"/>
+              <w:bottom w:val="single" w:sz="4" w:color="D9E1E8"/>
+            </w:tcBorders>
+            <w:vAlign w:val="center"/>
+          </w:tcPr>
+          <w:p>
+            <w:pPr>
+              <w:pStyle w:val="Compact"/>
+              <w:spacing w:before="0" w:after="20" w:line="240" w:lineRule="auto"/>
+              <w:jc w:val="center"/>
+              <w:keepNext w:val="0"/>
+              <w:keepLines/>
+              <w:widowControl w:val="1"/>
+            </w:pPr>
+            <w:r>
+              <w:rPr>
+                <w:rFonts w:ascii="Georgia" w:hAnsi="Georgia"/>
+                <w:sz w:val="19"/>
+              </w:rPr>
+              <w:t xml:space="preserve">0.89</w:t>
+            </w:r>
+          </w:p>
+        </w:tc>
+      </w:tr>
+      <w:tr>
+        <w:tc>
+          <w:tcPr>
+            <w:tcBorders>
+              <w:left w:val="nil"/>
+              <w:right w:val="nil"/>
+              <w:top w:val="nil"/>
+              <w:bottom w:val="single" w:sz="4" w:color="D9E1E8"/>
+            </w:tcBorders>
+            <w:vAlign w:val="center"/>
+          </w:tcPr>
+          <w:p>
+            <w:pPr>
+              <w:pStyle w:val="Compact"/>
+              <w:spacing w:before="0" w:after="20" w:line="240" w:lineRule="auto"/>
+              <w:jc w:val="center"/>
+              <w:keepNext w:val="0"/>
+              <w:keepLines/>
+              <w:widowControl w:val="1"/>
+            </w:pPr>
+            <w:r>
+              <w:rPr>
+                <w:rStyle w:val="VerbatimChar"/>
+                <w:rFonts w:ascii="Georgia" w:hAnsi="Georgia"/>
+                <w:sz w:val="19"/>
+              </w:rPr>
+              <w:t xml:space="preserve">gpt-4.1-mini</w:t>
+            </w:r>
+            <w:r>
+              <w:rPr>
+                <w:rFonts w:ascii="Georgia" w:hAnsi="Georgia"/>
+                <w:sz w:val="19"/>
+              </w:rPr>
+              <w:t xml:space="preserve"> </w:t>
+            </w:r>
+            <w:r>
+              <w:rPr>
+                <w:rFonts w:ascii="Georgia" w:hAnsi="Georgia"/>
+                <w:sz w:val="19"/>
+              </w:rPr>
+              <w:t xml:space="preserve">(cost-matched)</w:t>
+            </w:r>
+          </w:p>
+        </w:tc>
+        <w:tc>
+          <w:tcPr>
+            <w:tcBorders>
+              <w:left w:val="nil"/>
+              <w:right w:val="nil"/>
+              <w:top w:val="nil"/>
+              <w:bottom w:val="single" w:sz="4" w:color="D9E1E8"/>
+            </w:tcBorders>
+            <w:vAlign w:val="center"/>
+          </w:tcPr>
+          <w:p>
+            <w:pPr>
+              <w:pStyle w:val="Compact"/>
+              <w:spacing w:before="0" w:after="20" w:line="240" w:lineRule="auto"/>
+              <w:jc w:val="center"/>
+              <w:keepNext w:val="0"/>
+              <w:keepLines/>
+              <w:widowControl w:val="1"/>
+            </w:pPr>
+            <w:r>
+              <w:rPr>
+                <w:rFonts w:ascii="Georgia" w:hAnsi="Georgia"/>
+                <w:sz w:val="19"/>
+              </w:rPr>
+              <w:t xml:space="preserve">Both</w:t>
+            </w:r>
+          </w:p>
+        </w:tc>
+        <w:tc>
+          <w:tcPr>
+            <w:tcBorders>
+              <w:left w:val="nil"/>
+              <w:right w:val="nil"/>
+              <w:top w:val="nil"/>
+              <w:bottom w:val="single" w:sz="4" w:color="D9E1E8"/>
+            </w:tcBorders>
+            <w:vAlign w:val="center"/>
+          </w:tcPr>
+          <w:p>
+            <w:pPr>
+              <w:pStyle w:val="Compact"/>
+              <w:spacing w:before="0" w:after="20" w:line="240" w:lineRule="auto"/>
+              <w:jc w:val="center"/>
+              <w:keepNext w:val="0"/>
+              <w:keepLines/>
+              <w:widowControl w:val="1"/>
+            </w:pPr>
+            <w:r>
+              <w:rPr>
+                <w:rFonts w:ascii="Georgia" w:hAnsi="Georgia"/>
+                <w:sz w:val="19"/>
+              </w:rPr>
+              <w:t xml:space="preserve">2,482</w:t>
+            </w:r>
+          </w:p>
+        </w:tc>
+        <w:tc>
+          <w:tcPr>
+            <w:tcBorders>
+              <w:left w:val="nil"/>
+              <w:right w:val="nil"/>
+              <w:top w:val="nil"/>
+              <w:bottom w:val="single" w:sz="4" w:color="D9E1E8"/>
+            </w:tcBorders>
+            <w:vAlign w:val="center"/>
+          </w:tcPr>
+          <w:p>
+            <w:pPr>
+              <w:pStyle w:val="Compact"/>
+              <w:spacing w:before="0" w:after="20" w:line="240" w:lineRule="auto"/>
+              <w:jc w:val="center"/>
+              <w:keepNext w:val="0"/>
+              <w:keepLines/>
+              <w:widowControl w:val="1"/>
+            </w:pPr>
+            <w:r>
+              <w:rPr>
+                <w:rFonts w:ascii="Georgia" w:hAnsi="Georgia"/>
+                <w:sz w:val="19"/>
+              </w:rPr>
+              <w:t xml:space="preserve">0.56</w:t>
+            </w:r>
+          </w:p>
+        </w:tc>
+        <w:tc>
+          <w:tcPr>
+            <w:tcBorders>
+              <w:left w:val="nil"/>
+              <w:right w:val="nil"/>
+              <w:top w:val="nil"/>
+              <w:bottom w:val="single" w:sz="4" w:color="D9E1E8"/>
+            </w:tcBorders>
+            <w:vAlign w:val="center"/>
+          </w:tcPr>
+          <w:p>
+            <w:pPr>
+              <w:pStyle w:val="Compact"/>
+              <w:spacing w:before="0" w:after="20" w:line="240" w:lineRule="auto"/>
+              <w:jc w:val="center"/>
+              <w:keepNext w:val="0"/>
+              <w:keepLines/>
+              <w:widowControl w:val="1"/>
+            </w:pPr>
+            <w:r>
+              <w:rPr>
+                <w:rFonts w:ascii="Georgia" w:hAnsi="Georgia"/>
+                <w:sz w:val="19"/>
+              </w:rPr>
+              <w:t xml:space="preserve">0.88</w:t>
+            </w:r>
+          </w:p>
+        </w:tc>
+      </w:tr>
+      <w:tr>
+        <w:tc>
+          <w:tcPr>
+            <w:tcBorders>
+              <w:left w:val="nil"/>
+              <w:right w:val="nil"/>
+              <w:top w:val="nil"/>
+              <w:bottom w:val="single" w:sz="4" w:color="D9E1E8"/>
+            </w:tcBorders>
+            <w:vAlign w:val="center"/>
+          </w:tcPr>
+          <w:p>
+            <w:pPr>
+              <w:pStyle w:val="Compact"/>
+              <w:spacing w:before="0" w:after="20" w:line="240" w:lineRule="auto"/>
+              <w:jc w:val="center"/>
+              <w:keepNext w:val="0"/>
+              <w:keepLines/>
+              <w:widowControl w:val="1"/>
+            </w:pPr>
+            <w:r>
+              <w:rPr>
+                <w:rStyle w:val="VerbatimChar"/>
+                <w:rFonts w:ascii="Georgia" w:hAnsi="Georgia"/>
+                <w:sz w:val="19"/>
+              </w:rPr>
+              <w:t xml:space="preserve">gemini-2.5-flash</w:t>
+            </w:r>
+            <w:r>
+              <w:rPr>
+                <w:rFonts w:ascii="Georgia" w:hAnsi="Georgia"/>
+                <w:sz w:val="19"/>
+              </w:rPr>
+              <w:t xml:space="preserve"> </w:t>
+            </w:r>
+            <w:r>
+              <w:rPr>
+                <w:rFonts w:ascii="Georgia" w:hAnsi="Georgia"/>
+                <w:sz w:val="19"/>
+              </w:rPr>
+              <w:t xml:space="preserve">(independent)</w:t>
+            </w:r>
+          </w:p>
+        </w:tc>
+        <w:tc>
+          <w:tcPr>
+            <w:tcBorders>
+              <w:left w:val="nil"/>
+              <w:right w:val="nil"/>
+              <w:top w:val="nil"/>
+              <w:bottom w:val="single" w:sz="4" w:color="D9E1E8"/>
+            </w:tcBorders>
+            <w:vAlign w:val="center"/>
+          </w:tcPr>
+          <w:p>
+            <w:pPr>
+              <w:pStyle w:val="Compact"/>
+              <w:spacing w:before="0" w:after="20" w:line="240" w:lineRule="auto"/>
+              <w:jc w:val="center"/>
+              <w:keepNext w:val="0"/>
+              <w:keepLines/>
+              <w:widowControl w:val="1"/>
+            </w:pPr>
+            <w:r>
+              <w:rPr>
+                <w:rFonts w:ascii="Georgia" w:hAnsi="Georgia"/>
+                <w:sz w:val="19"/>
+              </w:rPr>
+              <w:t xml:space="preserve">Herath</w:t>
+            </w:r>
+          </w:p>
+        </w:tc>
+        <w:tc>
+          <w:tcPr>
+            <w:tcBorders>
+              <w:left w:val="nil"/>
+              <w:right w:val="nil"/>
+              <w:top w:val="nil"/>
+              <w:bottom w:val="single" w:sz="4" w:color="D9E1E8"/>
+            </w:tcBorders>
+            <w:vAlign w:val="center"/>
+          </w:tcPr>
+          <w:p>
+            <w:pPr>
+              <w:pStyle w:val="Compact"/>
+              <w:spacing w:before="0" w:after="20" w:line="240" w:lineRule="auto"/>
+              <w:jc w:val="center"/>
+              <w:keepNext w:val="0"/>
+              <w:keepLines/>
+              <w:widowControl w:val="1"/>
+            </w:pPr>
+            <w:r>
+              <w:rPr>
+                <w:rFonts w:ascii="Georgia" w:hAnsi="Georgia"/>
+                <w:sz w:val="19"/>
+              </w:rPr>
+              <w:t xml:space="preserve">1,396</w:t>
+            </w:r>
+          </w:p>
+        </w:tc>
+        <w:tc>
+          <w:tcPr>
+            <w:tcBorders>
+              <w:left w:val="nil"/>
+              <w:right w:val="nil"/>
+              <w:top w:val="nil"/>
+              <w:bottom w:val="single" w:sz="4" w:color="D9E1E8"/>
+            </w:tcBorders>
+            <w:vAlign w:val="center"/>
+          </w:tcPr>
+          <w:p>
+            <w:pPr>
+              <w:pStyle w:val="Compact"/>
+              <w:spacing w:before="0" w:after="20" w:line="240" w:lineRule="auto"/>
+              <w:jc w:val="center"/>
+              <w:keepNext w:val="0"/>
+              <w:keepLines/>
+              <w:widowControl w:val="1"/>
+            </w:pPr>
+            <w:r>
+              <w:rPr>
+                <w:rFonts w:ascii="Georgia" w:hAnsi="Georgia"/>
+                <w:sz w:val="19"/>
+              </w:rPr>
+              <w:t xml:space="preserve">0.58</w:t>
+            </w:r>
+          </w:p>
+        </w:tc>
+        <w:tc>
+          <w:tcPr>
+            <w:tcBorders>
+              <w:left w:val="nil"/>
+              <w:right w:val="nil"/>
+              <w:top w:val="nil"/>
+              <w:bottom w:val="single" w:sz="4" w:color="D9E1E8"/>
+            </w:tcBorders>
+            <w:vAlign w:val="center"/>
+          </w:tcPr>
+          <w:p>
+            <w:pPr>
+              <w:pStyle w:val="Compact"/>
+              <w:spacing w:before="0" w:after="20" w:line="240" w:lineRule="auto"/>
+              <w:jc w:val="center"/>
+              <w:keepNext w:val="0"/>
+              <w:keepLines/>
+              <w:widowControl w:val="1"/>
+            </w:pPr>
+            <w:r>
+              <w:rPr>
+                <w:rFonts w:ascii="Georgia" w:hAnsi="Georgia"/>
+                <w:sz w:val="19"/>
+              </w:rPr>
+              <w:t xml:space="preserve">0.89</w:t>
+            </w:r>
+          </w:p>
+        </w:tc>
+      </w:tr>
+      <w:tr>
+        <w:tc>
+          <w:tcPr>
+            <w:tcBorders>
+              <w:left w:val="nil"/>
+              <w:right w:val="nil"/>
+              <w:top w:val="nil"/>
+              <w:bottom w:val="single" w:sz="4" w:color="D9E1E8"/>
+            </w:tcBorders>
+            <w:vAlign w:val="center"/>
+          </w:tcPr>
+          <w:p>
+            <w:pPr>
+              <w:pStyle w:val="Compact"/>
+              <w:spacing w:before="0" w:after="20" w:line="240" w:lineRule="auto"/>
+              <w:jc w:val="center"/>
+              <w:keepNext w:val="0"/>
+              <w:keepLines/>
+              <w:widowControl w:val="1"/>
+            </w:pPr>
+            <w:r>
+              <w:rPr>
+                <w:rStyle w:val="VerbatimChar"/>
+                <w:rFonts w:ascii="Georgia" w:hAnsi="Georgia"/>
+                <w:sz w:val="19"/>
+              </w:rPr>
+              <w:t xml:space="preserve">gemini-2.5-flash</w:t>
+            </w:r>
+            <w:r>
+              <w:rPr>
+                <w:rFonts w:ascii="Georgia" w:hAnsi="Georgia"/>
+                <w:sz w:val="19"/>
+              </w:rPr>
+              <w:t xml:space="preserve"> </w:t>
+            </w:r>
+            <w:r>
+              <w:rPr>
+                <w:rFonts w:ascii="Georgia" w:hAnsi="Georgia"/>
+                <w:sz w:val="19"/>
+              </w:rPr>
+              <w:t xml:space="preserve">(independent)</w:t>
+            </w:r>
+          </w:p>
+        </w:tc>
+        <w:tc>
+          <w:tcPr>
+            <w:tcBorders>
+              <w:left w:val="nil"/>
+              <w:right w:val="nil"/>
+              <w:top w:val="nil"/>
+              <w:bottom w:val="single" w:sz="4" w:color="D9E1E8"/>
+            </w:tcBorders>
+            <w:vAlign w:val="center"/>
+          </w:tcPr>
+          <w:p>
+            <w:pPr>
+              <w:pStyle w:val="Compact"/>
+              <w:spacing w:before="0" w:after="20" w:line="240" w:lineRule="auto"/>
+              <w:jc w:val="center"/>
+              <w:keepNext w:val="0"/>
+              <w:keepLines/>
+              <w:widowControl w:val="1"/>
+            </w:pPr>
+            <w:r>
+              <w:rPr>
+                <w:rFonts w:ascii="Georgia" w:hAnsi="Georgia"/>
+                <w:sz w:val="19"/>
+              </w:rPr>
+              <w:t xml:space="preserve">EduRABSA</w:t>
+            </w:r>
+          </w:p>
+        </w:tc>
+        <w:tc>
+          <w:tcPr>
+            <w:tcBorders>
+              <w:left w:val="nil"/>
+              <w:right w:val="nil"/>
+              <w:top w:val="nil"/>
+              <w:bottom w:val="single" w:sz="4" w:color="D9E1E8"/>
+            </w:tcBorders>
+            <w:vAlign w:val="center"/>
+          </w:tcPr>
+          <w:p>
+            <w:pPr>
+              <w:pStyle w:val="Compact"/>
+              <w:spacing w:before="0" w:after="20" w:line="240" w:lineRule="auto"/>
+              <w:jc w:val="center"/>
+              <w:keepNext w:val="0"/>
+              <w:keepLines/>
+              <w:widowControl w:val="1"/>
+            </w:pPr>
+            <w:r>
+              <w:rPr>
+                <w:rFonts w:ascii="Georgia" w:hAnsi="Georgia"/>
+                <w:sz w:val="19"/>
+              </w:rPr>
+              <w:t xml:space="preserve">1,086</w:t>
+            </w:r>
+          </w:p>
+        </w:tc>
+        <w:tc>
+          <w:tcPr>
+            <w:tcBorders>
+              <w:left w:val="nil"/>
+              <w:right w:val="nil"/>
+              <w:top w:val="nil"/>
+              <w:bottom w:val="single" w:sz="4" w:color="D9E1E8"/>
+            </w:tcBorders>
+            <w:vAlign w:val="center"/>
+          </w:tcPr>
+          <w:p>
+            <w:pPr>
+              <w:pStyle w:val="Compact"/>
+              <w:spacing w:before="0" w:after="20" w:line="240" w:lineRule="auto"/>
+              <w:jc w:val="center"/>
+              <w:keepNext w:val="0"/>
+              <w:keepLines/>
+              <w:widowControl w:val="1"/>
+            </w:pPr>
+            <w:r>
+              <w:rPr>
+                <w:rFonts w:ascii="Georgia" w:hAnsi="Georgia"/>
+                <w:sz w:val="19"/>
+              </w:rPr>
+              <w:t xml:space="preserve">0.67</w:t>
+            </w:r>
+          </w:p>
+        </w:tc>
+        <w:tc>
+          <w:tcPr>
+            <w:tcBorders>
+              <w:left w:val="nil"/>
+              <w:right w:val="nil"/>
+              <w:top w:val="nil"/>
+              <w:bottom w:val="single" w:sz="4" w:color="D9E1E8"/>
+            </w:tcBorders>
+            <w:vAlign w:val="center"/>
+          </w:tcPr>
+          <w:p>
+            <w:pPr>
+              <w:pStyle w:val="Compact"/>
+              <w:spacing w:before="0" w:after="20" w:line="240" w:lineRule="auto"/>
+              <w:jc w:val="center"/>
+              <w:keepNext w:val="0"/>
+              <w:keepLines/>
+              <w:widowControl w:val="1"/>
+            </w:pPr>
+            <w:r>
+              <w:rPr>
+                <w:rFonts w:ascii="Georgia" w:hAnsi="Georgia"/>
+                <w:sz w:val="19"/>
+              </w:rPr>
+              <w:t xml:space="preserve">0.89</w:t>
+            </w:r>
+          </w:p>
+        </w:tc>
+      </w:tr>
+      <w:tr>
+        <w:tc>
+          <w:tcPr>
+            <w:tcBorders>
+              <w:left w:val="nil"/>
+              <w:right w:val="nil"/>
+              <w:top w:val="nil"/>
+              <w:bottom w:val="nil"/>
+            </w:tcBorders>
+            <w:vAlign w:val="center"/>
+          </w:tcPr>
+          <w:p>
+            <w:pPr>
+              <w:pStyle w:val="Compact"/>
+              <w:spacing w:before="0" w:after="20" w:line="240" w:lineRule="auto"/>
+              <w:jc w:val="center"/>
+              <w:keepNext w:val="0"/>
+              <w:keepLines/>
+              <w:widowControl w:val="1"/>
+            </w:pPr>
+            <w:r>
+              <w:rPr>
+                <w:rStyle w:val="VerbatimChar"/>
+                <w:rFonts w:ascii="Georgia" w:hAnsi="Georgia"/>
+                <w:sz w:val="19"/>
+              </w:rPr>
+              <w:t xml:space="preserve">gemini-2.5-flash</w:t>
+            </w:r>
+            <w:r>
+              <w:rPr>
+                <w:rFonts w:ascii="Georgia" w:hAnsi="Georgia"/>
+                <w:sz w:val="19"/>
+              </w:rPr>
+              <w:t xml:space="preserve"> </w:t>
+            </w:r>
+            <w:r>
+              <w:rPr>
+                <w:rFonts w:ascii="Georgia" w:hAnsi="Georgia"/>
+                <w:sz w:val="19"/>
+              </w:rPr>
+              <w:t xml:space="preserve">(independent)</w:t>
+            </w:r>
+          </w:p>
+        </w:tc>
+        <w:tc>
+          <w:tcPr>
+            <w:tcBorders>
+              <w:left w:val="nil"/>
+              <w:right w:val="nil"/>
+              <w:top w:val="nil"/>
+              <w:bottom w:val="nil"/>
+            </w:tcBorders>
+            <w:vAlign w:val="center"/>
+          </w:tcPr>
+          <w:p>
+            <w:pPr>
+              <w:pStyle w:val="Compact"/>
+              <w:spacing w:before="0" w:after="20" w:line="240" w:lineRule="auto"/>
+              <w:jc w:val="center"/>
+              <w:keepNext w:val="0"/>
+              <w:keepLines/>
+              <w:widowControl w:val="1"/>
+            </w:pPr>
+            <w:r>
+              <w:rPr>
+                <w:rFonts w:ascii="Georgia" w:hAnsi="Georgia"/>
+                <w:sz w:val="19"/>
+              </w:rPr>
+              <w:t xml:space="preserve">Both</w:t>
+            </w:r>
+          </w:p>
+        </w:tc>
+        <w:tc>
+          <w:tcPr>
+            <w:tcBorders>
+              <w:left w:val="nil"/>
+              <w:right w:val="nil"/>
+              <w:top w:val="nil"/>
+              <w:bottom w:val="nil"/>
+            </w:tcBorders>
+            <w:vAlign w:val="center"/>
+          </w:tcPr>
+          <w:p>
+            <w:pPr>
+              <w:pStyle w:val="Compact"/>
+              <w:spacing w:before="0" w:after="20" w:line="240" w:lineRule="auto"/>
+              <w:jc w:val="center"/>
+              <w:keepNext w:val="0"/>
+              <w:keepLines/>
+              <w:widowControl w:val="1"/>
+            </w:pPr>
+            <w:r>
+              <w:rPr>
+                <w:rFonts w:ascii="Georgia" w:hAnsi="Georgia"/>
+                <w:sz w:val="19"/>
+              </w:rPr>
+              <w:t xml:space="preserve">2,482</w:t>
+            </w:r>
+          </w:p>
+        </w:tc>
+        <w:tc>
+          <w:tcPr>
+            <w:tcBorders>
+              <w:left w:val="nil"/>
+              <w:right w:val="nil"/>
+              <w:top w:val="nil"/>
+              <w:bottom w:val="nil"/>
+            </w:tcBorders>
+            <w:vAlign w:val="center"/>
+          </w:tcPr>
+          <w:p>
+            <w:pPr>
+              <w:pStyle w:val="Compact"/>
+              <w:spacing w:before="0" w:after="20" w:line="240" w:lineRule="auto"/>
+              <w:jc w:val="center"/>
+              <w:keepNext w:val="0"/>
+              <w:keepLines/>
+              <w:widowControl w:val="1"/>
+            </w:pPr>
+            <w:r>
+              <w:rPr>
+                <w:rFonts w:ascii="Georgia" w:hAnsi="Georgia"/>
+                <w:sz w:val="19"/>
+              </w:rPr>
+              <w:t xml:space="preserve">0.62</w:t>
+            </w:r>
+          </w:p>
+        </w:tc>
+        <w:tc>
+          <w:tcPr>
+            <w:tcBorders>
+              <w:left w:val="nil"/>
+              <w:right w:val="nil"/>
+              <w:top w:val="nil"/>
+              <w:bottom w:val="nil"/>
+            </w:tcBorders>
+            <w:vAlign w:val="center"/>
+          </w:tcPr>
+          <w:p>
+            <w:pPr>
+              <w:pStyle w:val="Compact"/>
+              <w:spacing w:before="0" w:after="20" w:line="240" w:lineRule="auto"/>
+              <w:jc w:val="center"/>
+              <w:keepNext w:val="0"/>
+              <w:keepLines/>
+              <w:widowControl w:val="1"/>
+            </w:pPr>
+            <w:r>
+              <w:rPr>
+                <w:rFonts w:ascii="Georgia" w:hAnsi="Georgia"/>
+                <w:sz w:val="19"/>
+              </w:rPr>
+              <w:t xml:space="preserve">0.89</w:t>
+            </w:r>
+          </w:p>
+        </w:tc>
+      </w:tr>
+    </w:tbl>
     <w:bookmarkEnd w:id="100"/>
-    <w:bookmarkStart w:id="141" w:name="bibliography"/>
+    <w:bookmarkEnd w:id="101"/>
+    <w:bookmarkStart w:id="142" w:name="bibliography"/>
     <w:p>
       <w:pPr>
         <w:pStyle w:val="Heading2"/>
@@ -38760,7 +39938,7 @@
       <w:r>
         <w:t xml:space="preserve"> </w:t>
       </w:r>
-      <w:hyperlink r:id="rId101">
+      <w:hyperlink r:id="rId102">
         <w:r>
           <w:rPr>
             <w:rStyle w:val="Hyperlink"/>
@@ -38804,7 +39982,7 @@
       <w:r>
         <w:t xml:space="preserve"> </w:t>
       </w:r>
-      <w:hyperlink r:id="rId102">
+      <w:hyperlink r:id="rId103">
         <w:r>
           <w:rPr>
             <w:rStyle w:val="Hyperlink"/>
@@ -38835,7 +40013,7 @@
       <w:r>
         <w:t xml:space="preserve"> </w:t>
       </w:r>
-      <w:hyperlink r:id="rId103">
+      <w:hyperlink r:id="rId104">
         <w:r>
           <w:rPr>
             <w:rStyle w:val="Hyperlink"/>
@@ -38866,7 +40044,7 @@
       <w:r>
         <w:t xml:space="preserve"> </w:t>
       </w:r>
-      <w:hyperlink r:id="rId104">
+      <w:hyperlink r:id="rId105">
         <w:r>
           <w:rPr>
             <w:rStyle w:val="Hyperlink"/>
@@ -38897,7 +40075,7 @@
       <w:r>
         <w:t xml:space="preserve"> </w:t>
       </w:r>
-      <w:hyperlink r:id="rId105">
+      <w:hyperlink r:id="rId106">
         <w:r>
           <w:rPr>
             <w:rStyle w:val="Hyperlink"/>
@@ -38928,7 +40106,7 @@
       <w:r>
         <w:t xml:space="preserve"> </w:t>
       </w:r>
-      <w:hyperlink r:id="rId106">
+      <w:hyperlink r:id="rId107">
         <w:r>
           <w:rPr>
             <w:rStyle w:val="Hyperlink"/>
@@ -38959,7 +40137,7 @@
       <w:r>
         <w:t xml:space="preserve"> </w:t>
       </w:r>
-      <w:hyperlink r:id="rId107">
+      <w:hyperlink r:id="rId108">
         <w:r>
           <w:rPr>
             <w:rStyle w:val="Hyperlink"/>
@@ -38990,7 +40168,7 @@
       <w:r>
         <w:t xml:space="preserve"> </w:t>
       </w:r>
-      <w:hyperlink r:id="rId108">
+      <w:hyperlink r:id="rId109">
         <w:r>
           <w:rPr>
             <w:rStyle w:val="Hyperlink"/>
@@ -39021,7 +40199,7 @@
       <w:r>
         <w:t xml:space="preserve"> </w:t>
       </w:r>
-      <w:hyperlink r:id="rId109">
+      <w:hyperlink r:id="rId110">
         <w:r>
           <w:rPr>
             <w:rStyle w:val="Hyperlink"/>
@@ -39065,7 +40243,7 @@
       <w:r>
         <w:t xml:space="preserve"> </w:t>
       </w:r>
-      <w:hyperlink r:id="rId110">
+      <w:hyperlink r:id="rId111">
         <w:r>
           <w:rPr>
             <w:rStyle w:val="Hyperlink"/>
@@ -39109,7 +40287,7 @@
       <w:r>
         <w:t xml:space="preserve"> </w:t>
       </w:r>
-      <w:hyperlink r:id="rId111">
+      <w:hyperlink r:id="rId112">
         <w:r>
           <w:rPr>
             <w:rStyle w:val="Hyperlink"/>
@@ -39140,7 +40318,7 @@
       <w:r>
         <w:t xml:space="preserve"> </w:t>
       </w:r>
-      <w:hyperlink r:id="rId112">
+      <w:hyperlink r:id="rId113">
         <w:r>
           <w:rPr>
             <w:rStyle w:val="Hyperlink"/>
@@ -39171,7 +40349,7 @@
       <w:r>
         <w:t xml:space="preserve"> </w:t>
       </w:r>
-      <w:hyperlink r:id="rId113">
+      <w:hyperlink r:id="rId114">
         <w:r>
           <w:rPr>
             <w:rStyle w:val="Hyperlink"/>
@@ -39202,7 +40380,7 @@
       <w:r>
         <w:t xml:space="preserve"> </w:t>
       </w:r>
-      <w:hyperlink r:id="rId114">
+      <w:hyperlink r:id="rId115">
         <w:r>
           <w:rPr>
             <w:rStyle w:val="Hyperlink"/>
@@ -39233,7 +40411,7 @@
       <w:r>
         <w:t xml:space="preserve"> </w:t>
       </w:r>
-      <w:hyperlink r:id="rId115">
+      <w:hyperlink r:id="rId116">
         <w:r>
           <w:rPr>
             <w:rStyle w:val="Hyperlink"/>
@@ -39264,7 +40442,7 @@
       <w:r>
         <w:t xml:space="preserve"> </w:t>
       </w:r>
-      <w:hyperlink r:id="rId116">
+      <w:hyperlink r:id="rId117">
         <w:r>
           <w:rPr>
             <w:rStyle w:val="Hyperlink"/>
@@ -39295,7 +40473,7 @@
       <w:r>
         <w:t xml:space="preserve"> </w:t>
       </w:r>
-      <w:hyperlink r:id="rId117">
+      <w:hyperlink r:id="rId118">
         <w:r>
           <w:rPr>
             <w:rStyle w:val="Hyperlink"/>
@@ -39339,7 +40517,7 @@
       <w:r>
         <w:t xml:space="preserve"> </w:t>
       </w:r>
-      <w:hyperlink r:id="rId118">
+      <w:hyperlink r:id="rId119">
         <w:r>
           <w:rPr>
             <w:rStyle w:val="Hyperlink"/>
@@ -39383,7 +40561,7 @@
       <w:r>
         <w:t xml:space="preserve"> </w:t>
       </w:r>
-      <w:hyperlink r:id="rId119">
+      <w:hyperlink r:id="rId120">
         <w:r>
           <w:rPr>
             <w:rStyle w:val="Hyperlink"/>
@@ -39427,7 +40605,7 @@
       <w:r>
         <w:t xml:space="preserve"> </w:t>
       </w:r>
-      <w:hyperlink r:id="rId120">
+      <w:hyperlink r:id="rId121">
         <w:r>
           <w:rPr>
             <w:rStyle w:val="Hyperlink"/>
@@ -39458,7 +40636,7 @@
       <w:r>
         <w:t xml:space="preserve"> </w:t>
       </w:r>
-      <w:hyperlink r:id="rId121">
+      <w:hyperlink r:id="rId122">
         <w:r>
           <w:rPr>
             <w:rStyle w:val="Hyperlink"/>
@@ -39502,7 +40680,7 @@
       <w:r>
         <w:t xml:space="preserve"> </w:t>
       </w:r>
-      <w:hyperlink r:id="rId122">
+      <w:hyperlink r:id="rId123">
         <w:r>
           <w:rPr>
             <w:rStyle w:val="Hyperlink"/>
@@ -39546,7 +40724,7 @@
       <w:r>
         <w:t xml:space="preserve"> </w:t>
       </w:r>
-      <w:hyperlink r:id="rId123">
+      <w:hyperlink r:id="rId124">
         <w:r>
           <w:rPr>
             <w:rStyle w:val="Hyperlink"/>
@@ -39590,7 +40768,7 @@
       <w:r>
         <w:t xml:space="preserve"> </w:t>
       </w:r>
-      <w:hyperlink r:id="rId124">
+      <w:hyperlink r:id="rId125">
         <w:r>
           <w:rPr>
             <w:rStyle w:val="Hyperlink"/>
@@ -39634,7 +40812,7 @@
       <w:r>
         <w:t xml:space="preserve"> </w:t>
       </w:r>
-      <w:hyperlink r:id="rId125">
+      <w:hyperlink r:id="rId126">
         <w:r>
           <w:rPr>
             <w:rStyle w:val="Hyperlink"/>
@@ -39678,7 +40856,7 @@
       <w:r>
         <w:t xml:space="preserve"> </w:t>
       </w:r>
-      <w:hyperlink r:id="rId126">
+      <w:hyperlink r:id="rId127">
         <w:r>
           <w:rPr>
             <w:rStyle w:val="Hyperlink"/>
@@ -39709,7 +40887,7 @@
       <w:r>
         <w:t xml:space="preserve"> </w:t>
       </w:r>
-      <w:hyperlink r:id="rId127">
+      <w:hyperlink r:id="rId128">
         <w:r>
           <w:rPr>
             <w:rStyle w:val="Hyperlink"/>
@@ -39756,7 +40934,7 @@
       <w:r>
         <w:t xml:space="preserve"> </w:t>
       </w:r>
-      <w:hyperlink r:id="rId128">
+      <w:hyperlink r:id="rId129">
         <w:r>
           <w:rPr>
             <w:rStyle w:val="Hyperlink"/>
@@ -39787,7 +40965,7 @@
       <w:r>
         <w:t xml:space="preserve"> </w:t>
       </w:r>
-      <w:hyperlink r:id="rId129">
+      <w:hyperlink r:id="rId130">
         <w:r>
           <w:rPr>
             <w:rStyle w:val="Hyperlink"/>
@@ -39818,7 +40996,7 @@
       <w:r>
         <w:t xml:space="preserve"> </w:t>
       </w:r>
-      <w:hyperlink r:id="rId130">
+      <w:hyperlink r:id="rId131">
         <w:r>
           <w:rPr>
             <w:rStyle w:val="Hyperlink"/>
@@ -39849,7 +41027,7 @@
       <w:r>
         <w:t xml:space="preserve"> </w:t>
       </w:r>
-      <w:hyperlink r:id="rId131">
+      <w:hyperlink r:id="rId132">
         <w:r>
           <w:rPr>
             <w:rStyle w:val="Hyperlink"/>
@@ -39880,7 +41058,7 @@
       <w:r>
         <w:t xml:space="preserve"> </w:t>
       </w:r>
-      <w:hyperlink r:id="rId132">
+      <w:hyperlink r:id="rId133">
         <w:r>
           <w:rPr>
             <w:rStyle w:val="Hyperlink"/>
@@ -39911,7 +41089,7 @@
       <w:r>
         <w:t xml:space="preserve"> </w:t>
       </w:r>
-      <w:hyperlink r:id="rId133">
+      <w:hyperlink r:id="rId134">
         <w:r>
           <w:rPr>
             <w:rStyle w:val="Hyperlink"/>
@@ -39955,7 +41133,7 @@
       <w:r>
         <w:t xml:space="preserve"> </w:t>
       </w:r>
-      <w:hyperlink r:id="rId134">
+      <w:hyperlink r:id="rId135">
         <w:r>
           <w:rPr>
             <w:rStyle w:val="Hyperlink"/>
@@ -39986,7 +41164,7 @@
       <w:r>
         <w:t xml:space="preserve"> </w:t>
       </w:r>
-      <w:hyperlink r:id="rId135">
+      <w:hyperlink r:id="rId136">
         <w:r>
           <w:rPr>
             <w:rStyle w:val="Hyperlink"/>
@@ -40030,7 +41208,7 @@
       <w:r>
         <w:t xml:space="preserve"> </w:t>
       </w:r>
-      <w:hyperlink r:id="rId136">
+      <w:hyperlink r:id="rId137">
         <w:r>
           <w:rPr>
             <w:rStyle w:val="Hyperlink"/>
@@ -40061,7 +41239,7 @@
       <w:r>
         <w:t xml:space="preserve"> </w:t>
       </w:r>
-      <w:hyperlink r:id="rId137">
+      <w:hyperlink r:id="rId138">
         <w:r>
           <w:rPr>
             <w:rStyle w:val="Hyperlink"/>
@@ -40092,7 +41270,7 @@
       <w:r>
         <w:t xml:space="preserve"> </w:t>
       </w:r>
-      <w:hyperlink r:id="rId138">
+      <w:hyperlink r:id="rId139">
         <w:r>
           <w:rPr>
             <w:rStyle w:val="Hyperlink"/>
@@ -40136,7 +41314,7 @@
       <w:r>
         <w:t xml:space="preserve"> </w:t>
       </w:r>
-      <w:hyperlink r:id="rId139">
+      <w:hyperlink r:id="rId140">
         <w:r>
           <w:rPr>
             <w:rStyle w:val="Hyperlink"/>
@@ -40180,7 +41358,7 @@
       <w:r>
         <w:t xml:space="preserve"> </w:t>
       </w:r>
-      <w:hyperlink r:id="rId140">
+      <w:hyperlink r:id="rId141">
         <w:r>
           <w:rPr>
             <w:rStyle w:val="Hyperlink"/>
@@ -40192,7 +41370,7 @@
         <w:t xml:space="preserve">. ICASSP 2025, IEEE International Conference on Acoustics, Speech and Signal Processing.</w:t>
       </w:r>
     </w:p>
-    <w:bookmarkEnd w:id="141"/>
+    <w:bookmarkEnd w:id="142"/>
     <w:sectPr>
       <w:footerReference w:type="default" r:id="rId9"/>
       <w:pgSz w:h="15840" w:w="12240"/>

--- a/paper/course_absa_manuscript.docx
+++ b/paper/course_absa_manuscript.docx
@@ -1410,7 +1410,7 @@
               <a:graphicData uri="http://schemas.openxmlformats.org/drawingml/2006/picture">
                 <pic:pic>
                   <pic:nvPicPr>
-                    <pic:cNvPr descr="C:/Users/apart/AppData/Local/Temp/html2doc_svg_tQig1a/svg_0.png" id="16" name="Picture"/>
+                    <pic:cNvPr descr="C:/Users/apart/AppData/Local/Temp/html2doc_svg_l3KOoh/svg_0.png" id="16" name="Picture"/>
                     <pic:cNvPicPr>
                       <a:picLocks noChangeArrowheads="1" noChangeAspect="1"/>
                     </pic:cNvPicPr>
@@ -10174,7 +10174,7 @@
               <a:graphicData uri="http://schemas.openxmlformats.org/drawingml/2006/picture">
                 <pic:pic>
                   <pic:nvPicPr>
-                    <pic:cNvPr descr="C:/Users/apart/AppData/Local/Temp/html2doc_svg_tQig1a/svg_1.png" id="30" name="Picture"/>
+                    <pic:cNvPr descr="C:/Users/apart/AppData/Local/Temp/html2doc_svg_l3KOoh/svg_1.png" id="30" name="Picture"/>
                     <pic:cNvPicPr>
                       <a:picLocks noChangeArrowheads="1" noChangeAspect="1"/>
                     </pic:cNvPicPr>
@@ -12519,7 +12519,7 @@
               <a:graphicData uri="http://schemas.openxmlformats.org/drawingml/2006/picture">
                 <pic:pic>
                   <pic:nvPicPr>
-                    <pic:cNvPr descr="C:/Users/apart/AppData/Local/Temp/html2doc_svg_tQig1a/svg_2.png" id="35" name="Picture"/>
+                    <pic:cNvPr descr="C:/Users/apart/AppData/Local/Temp/html2doc_svg_l3KOoh/svg_2.png" id="35" name="Picture"/>
                     <pic:cNvPicPr>
                       <a:picLocks noChangeArrowheads="1" noChangeAspect="1"/>
                     </pic:cNvPicPr>
@@ -12601,7 +12601,7 @@
               <a:graphicData uri="http://schemas.openxmlformats.org/drawingml/2006/picture">
                 <pic:pic>
                   <pic:nvPicPr>
-                    <pic:cNvPr descr="C:/Users/apart/AppData/Local/Temp/html2doc_svg_tQig1a/svg_3.png" id="38" name="Picture"/>
+                    <pic:cNvPr descr="C:/Users/apart/AppData/Local/Temp/html2doc_svg_l3KOoh/svg_3.png" id="38" name="Picture"/>
                     <pic:cNvPicPr>
                       <a:picLocks noChangeArrowheads="1" noChangeAspect="1"/>
                     </pic:cNvPicPr>
@@ -16203,7 +16203,7 @@
               <a:graphicData uri="http://schemas.openxmlformats.org/drawingml/2006/picture">
                 <pic:pic>
                   <pic:nvPicPr>
-                    <pic:cNvPr descr="C:/Users/apart/AppData/Local/Temp/html2doc_svg_tQig1a/svg_4.png" id="44" name="Picture"/>
+                    <pic:cNvPr descr="C:/Users/apart/AppData/Local/Temp/html2doc_svg_l3KOoh/svg_4.png" id="44" name="Picture"/>
                     <pic:cNvPicPr>
                       <a:picLocks noChangeArrowheads="1" noChangeAspect="1"/>
                     </pic:cNvPicPr>
@@ -16399,7 +16399,7 @@
         <w:t xml:space="preserve"> </w:t>
       </w:r>
       <w:r>
-        <w:t xml:space="preserve">generator therefore reproduces the human faithfulness judgments at least as well, so the audit signal is human-grounded rather than an artifact of the generator's own family. Agreement is broken out by corpus in Appendix A.21 (Table A19): both auditors agree with humans more on EduRABSA (kappa 0.62 same-family, 0.67 independent) than on Herath (0.51 and 0.58). This tracks item granularity rather than a defect in either corpus, Herath items are single sentences (median 20 words) while EduRABSA items are short passages (median 38 words), so a shorter item gives the auditor less textual evidence per aspect. Because each decision is a binary faithful-versus-unfaithful judgment, the metric is invariant to the two corpora's different aspect label sets.</w:t>
+        <w:t xml:space="preserve">generator therefore reproduces the human faithfulness judgments at least as well, so the audit signal is human-grounded rather than an artifact of the generator's own family. Agreement is broken out by corpus in Appendix A.21 (Table A19): both auditors agree with humans more on EduRABSA (kappa 0.62 same-family, 0.67 independent) than on Herath (0.51 and 0.58). This tracks item granularity rather than a defect in either corpus, Herath items are single sentences (median 20 words) while EduRABSA items are short passages (median 38 words), so a shorter item gives the auditor less textual evidence per aspect. Because each decision is a binary faithful-versus-unfaithful judgment, the metric is invariant to the two corpora's different aspect label sets. Appendix A.22 decomposes this reliability further: recall on genuine aspects rises with review length, while specificity against fabricated aspects falls as a review packs more aspects, so agreement peaks at moderate length and aspect count.</w:t>
       </w:r>
     </w:p>
     <w:p>
@@ -16848,7 +16848,7 @@
               <a:graphicData uri="http://schemas.openxmlformats.org/drawingml/2006/picture">
                 <pic:pic>
                   <pic:nvPicPr>
-                    <pic:cNvPr descr="C:/Users/apart/AppData/Local/Temp/html2doc_svg_tQig1a/svg_5.png" id="51" name="Picture"/>
+                    <pic:cNvPr descr="C:/Users/apart/AppData/Local/Temp/html2doc_svg_l3KOoh/svg_5.png" id="51" name="Picture"/>
                     <pic:cNvPicPr>
                       <a:picLocks noChangeArrowheads="1" noChangeAspect="1"/>
                     </pic:cNvPicPr>
@@ -17000,7 +17000,7 @@
       </w:r>
     </w:p>
     <w:bookmarkEnd w:id="55"/>
-    <w:bookmarkStart w:id="101" w:name="appendix"/>
+    <w:bookmarkStart w:id="102" w:name="appendix"/>
     <w:p>
       <w:pPr>
         <w:pStyle w:val="Heading2"/>
@@ -21806,7 +21806,7 @@
               <a:graphicData uri="http://schemas.openxmlformats.org/drawingml/2006/picture">
                 <pic:pic>
                   <pic:nvPicPr>
-                    <pic:cNvPr descr="C:/Users/apart/AppData/Local/Temp/html2doc_svg_tQig1a/svg_6.png" id="62" name="Picture"/>
+                    <pic:cNvPr descr="C:/Users/apart/AppData/Local/Temp/html2doc_svg_l3KOoh/svg_6.png" id="62" name="Picture"/>
                     <pic:cNvPicPr>
                       <a:picLocks noChangeArrowheads="1" noChangeAspect="1"/>
                     </pic:cNvPicPr>
@@ -23615,7 +23615,7 @@
               <a:graphicData uri="http://schemas.openxmlformats.org/drawingml/2006/picture">
                 <pic:pic>
                   <pic:nvPicPr>
-                    <pic:cNvPr descr="C:/Users/apart/AppData/Local/Temp/html2doc_svg_tQig1a/svg_7.png" id="67" name="Picture"/>
+                    <pic:cNvPr descr="C:/Users/apart/AppData/Local/Temp/html2doc_svg_l3KOoh/svg_7.png" id="67" name="Picture"/>
                     <pic:cNvPicPr>
                       <a:picLocks noChangeArrowheads="1" noChangeAspect="1"/>
                     </pic:cNvPicPr>
@@ -25574,7 +25574,7 @@
               <a:graphicData uri="http://schemas.openxmlformats.org/drawingml/2006/picture">
                 <pic:pic>
                   <pic:nvPicPr>
-                    <pic:cNvPr descr="C:/Users/apart/AppData/Local/Temp/html2doc_svg_tQig1a/svg_8.png" id="72" name="Picture"/>
+                    <pic:cNvPr descr="C:/Users/apart/AppData/Local/Temp/html2doc_svg_l3KOoh/svg_8.png" id="72" name="Picture"/>
                     <pic:cNvPicPr>
                       <a:picLocks noChangeArrowheads="1" noChangeAspect="1"/>
                     </pic:cNvPicPr>
@@ -26411,7 +26411,7 @@
               <a:graphicData uri="http://schemas.openxmlformats.org/drawingml/2006/picture">
                 <pic:pic>
                   <pic:nvPicPr>
-                    <pic:cNvPr descr="C:/Users/apart/AppData/Local/Temp/html2doc_svg_tQig1a/svg_9.png" id="75" name="Picture"/>
+                    <pic:cNvPr descr="C:/Users/apart/AppData/Local/Temp/html2doc_svg_l3KOoh/svg_9.png" id="75" name="Picture"/>
                     <pic:cNvPicPr>
                       <a:picLocks noChangeArrowheads="1" noChangeAspect="1"/>
                     </pic:cNvPicPr>
@@ -31131,7 +31131,7 @@
               <a:graphicData uri="http://schemas.openxmlformats.org/drawingml/2006/picture">
                 <pic:pic>
                   <pic:nvPicPr>
-                    <pic:cNvPr descr="C:/Users/apart/AppData/Local/Temp/html2doc_svg_tQig1a/svg_10.png" id="80" name="Picture"/>
+                    <pic:cNvPr descr="C:/Users/apart/AppData/Local/Temp/html2doc_svg_l3KOoh/svg_10.png" id="80" name="Picture"/>
                     <pic:cNvPicPr>
                       <a:picLocks noChangeArrowheads="1" noChangeAspect="1"/>
                     </pic:cNvPicPr>
@@ -32335,7 +32335,7 @@
               <a:graphicData uri="http://schemas.openxmlformats.org/drawingml/2006/picture">
                 <pic:pic>
                   <pic:nvPicPr>
-                    <pic:cNvPr descr="C:/Users/apart/AppData/Local/Temp/html2doc_svg_tQig1a/svg_11.png" id="86" name="Picture"/>
+                    <pic:cNvPr descr="C:/Users/apart/AppData/Local/Temp/html2doc_svg_l3KOoh/svg_11.png" id="86" name="Picture"/>
                     <pic:cNvPicPr>
                       <a:picLocks noChangeArrowheads="1" noChangeAspect="1"/>
                     </pic:cNvPicPr>
@@ -32417,7 +32417,7 @@
               <a:graphicData uri="http://schemas.openxmlformats.org/drawingml/2006/picture">
                 <pic:pic>
                   <pic:nvPicPr>
-                    <pic:cNvPr descr="C:/Users/apart/AppData/Local/Temp/html2doc_svg_tQig1a/svg_12.png" id="89" name="Picture"/>
+                    <pic:cNvPr descr="C:/Users/apart/AppData/Local/Temp/html2doc_svg_l3KOoh/svg_12.png" id="89" name="Picture"/>
                     <pic:cNvPicPr>
                       <a:picLocks noChangeArrowheads="1" noChangeAspect="1"/>
                     </pic:cNvPicPr>
@@ -33238,7 +33238,7 @@
               <a:graphicData uri="http://schemas.openxmlformats.org/drawingml/2006/picture">
                 <pic:pic>
                   <pic:nvPicPr>
-                    <pic:cNvPr descr="C:/Users/apart/AppData/Local/Temp/html2doc_svg_tQig1a/svg_13.png" id="94" name="Picture"/>
+                    <pic:cNvPr descr="C:/Users/apart/AppData/Local/Temp/html2doc_svg_l3KOoh/svg_13.png" id="94" name="Picture"/>
                     <pic:cNvPicPr>
                       <a:picLocks noChangeArrowheads="1" noChangeAspect="1"/>
                     </pic:cNvPicPr>
@@ -39906,8 +39906,979 @@
       </w:tr>
     </w:tbl>
     <w:bookmarkEnd w:id="100"/>
+    <w:bookmarkStart w:id="101" w:name="Xd70789edcfe28c729fd7e320d22fd8a4cf9dbc1"/>
+    <w:p>
+      <w:pPr>
+        <w:pStyle w:val="Heading3"/>
+        <w:keepNext/>
+        <w:keepLines/>
+        <w:widowControl w:val="1"/>
+      </w:pPr>
+      <w:r>
+        <w:t xml:space="preserve">A.22 Audit Reliability by Review Length and Aspect Count</w:t>
+      </w:r>
+    </w:p>
+    <w:p>
+      <w:pPr>
+        <w:pStyle w:val="FirstParagraph"/>
+        <w:jc w:val="both"/>
+        <w:keepNext w:val="0"/>
+        <w:keepLines w:val="0"/>
+        <w:widowControl w:val="1"/>
+      </w:pPr>
+      <w:r>
+        <w:t xml:space="preserve">The audit-versus-human agreement of Table A19 varies systematically with two correlated review properties (Pearson 0.48): review length and the number of declared aspects. Decomposing the 2,482 decisions isolates two opposing forces (Table A20). Recall, the rate at which the audit confirms a genuinely faithful aspect, rises with content: from 0.61 on one-aspect reviews to 0.74 on reviews with four or more aspects, and, holding the aspect count fixed at one, from 0.50 on reviews of at most 20 words to 0.56 on reviews over 40 words. More text lets the audit verify that a real aspect is present. Specificity, the rate at which it rejects an injected absent aspect, instead falls with aspect density: from 0.90 on one-aspect reviews to about 0.74 on reviews with three or more aspects, because a fabricated aspect blends in when a review already discusses many aspects. Agreement is therefore highest for moderate-length, moderate-aspect reviews: the shortest reviews are hard because the audit cannot confirm real aspects, and the most aspect-dense reviews are hard because it cannot reject fabricated ones. This also explains the per-corpus ordering in Table A19, where the shorter Herath sentences sit below the longer EduRABSA passages. Scripts:</w:t>
+      </w:r>
+      <w:r>
+        <w:t xml:space="preserve"> </w:t>
+      </w:r>
+      <w:r>
+        <w:rPr>
+          <w:rStyle w:val="VerbatimChar"/>
+        </w:rPr>
+        <w:t xml:space="preserve">paper/v7_kappa_by_length.py</w:t>
+      </w:r>
+      <w:r>
+        <w:t xml:space="preserve">,</w:t>
+      </w:r>
+      <w:r>
+        <w:t xml:space="preserve"> </w:t>
+      </w:r>
+      <w:r>
+        <w:rPr>
+          <w:rStyle w:val="VerbatimChar"/>
+        </w:rPr>
+        <w:t xml:space="preserve">paper/v7_by_len_and_aspects.py</w:t>
+      </w:r>
+      <w:r>
+        <w:t xml:space="preserve">.</w:t>
+      </w:r>
+    </w:p>
+    <w:p>
+      <w:pPr>
+        <w:pStyle w:val="TableCaption"/>
+        <w:spacing w:before="280" w:after="60" w:line="240" w:lineRule="auto"/>
+        <w:jc w:val="center"/>
+        <w:keepNext/>
+        <w:keepLines/>
+        <w:widowControl w:val="1"/>
+      </w:pPr>
+      <w:r>
+        <w:rPr>
+          <w:b/>
+          <w:i/>
+        </w:rPr>
+        <w:t>Table A20.</w:t>
+      </w:r>
+      <w:r>
+        <w:rPr>
+          <w:b w:val="0"/>
+          <w:i/>
+        </w:rPr>
+        <w:t xml:space="preserve"> </w:t>
+      </w:r>
+      <w:r>
+        <w:rPr>
+          <w:b w:val="0"/>
+          <w:i/>
+        </w:rPr>
+        <w:t>Audit-versus-human agreement decomposed by the number of declared aspects per review (cost-matched gpt-4.1-mini auditor; the independent auditor follows the same pattern). Recall is the keep-rate on genuinely faithful aspects; specificity is the reject-rate on injected absent aspects. Recall rises with content while specificity falls with aspect density.</w:t>
+      </w:r>
+    </w:p>
+    <w:tbl>
+      <w:tblPr>
+        <w:tblStyle w:val="Table"/>
+        <w:tblW w:type="pct" w:w="5000"/>
+        <w:jc w:val="center"/>
+        <w:tblLook w:firstRow="1" w:lastRow="0" w:firstColumn="0" w:lastColumn="0" w:noHBand="0" w:noVBand="0" w:val="0020"/>
+        <w:tblCaption w:val="Table A20. Audit-versus-human agreement decomposed by the number of declared aspects per review (cost-matched gpt-4.1-mini auditor; the independent auditor follows the same pattern). Recall is the keep-rate on genuinely faithful aspects; specificity is the reject-rate on injected absent aspects. Recall rises with content while specificity falls with aspect density."/>
+        <w:tblLayout w:type="autofit"/>
+        <w:tblBorders>
+          <w:top w:val="single" w:sz="10" w:color="4F6272"/>
+          <w:bottom w:val="single" w:sz="10" w:color="4F6272"/>
+          <w:insideH w:val="single" w:sz="5" w:color="9FB0C2"/>
+          <w:left w:val="single" w:sz="6" w:color="9FB0C2"/>
+          <w:right w:val="single" w:sz="6" w:color="9FB0C2"/>
+          <w:insideV w:val="single" w:sz="5" w:color="D9E1E8"/>
+        </w:tblBorders>
+      </w:tblPr>
+      <w:tblGrid>
+        <w:gridCol w:w="1320"/>
+        <w:gridCol w:w="1320"/>
+        <w:gridCol w:w="1320"/>
+        <w:gridCol w:w="1320"/>
+        <w:gridCol w:w="1320"/>
+        <w:gridCol w:w="1320"/>
+      </w:tblGrid>
+      <w:tr>
+        <w:trPr>
+          <w:tblHeader w:val="on"/>
+        </w:trPr>
+        <w:tc>
+          <w:tcPr>
+            <w:shd w:fill="EEF3F7"/>
+            <w:tcBorders>
+              <w:left w:val="nil"/>
+              <w:right w:val="nil"/>
+              <w:top w:val="nil"/>
+              <w:bottom w:val="single" w:sz="8" w:color="9FB0C2"/>
+            </w:tcBorders>
+            <w:vAlign w:val="center"/>
+          </w:tcPr>
+          <w:p>
+            <w:pPr>
+              <w:pStyle w:val="Compact"/>
+              <w:spacing w:before="0" w:after="20" w:line="240" w:lineRule="auto"/>
+              <w:jc w:val="center"/>
+              <w:keepNext w:val="0"/>
+              <w:keepLines/>
+              <w:widowControl w:val="1"/>
+            </w:pPr>
+            <w:r>
+              <w:rPr>
+                <w:rFonts w:ascii="Georgia" w:hAnsi="Georgia"/>
+                <w:b/>
+                <w:sz w:val="19"/>
+              </w:rPr>
+              <w:t xml:space="preserve">Aspects per review</w:t>
+            </w:r>
+          </w:p>
+        </w:tc>
+        <w:tc>
+          <w:tcPr>
+            <w:shd w:fill="EEF3F7"/>
+            <w:tcBorders>
+              <w:left w:val="nil"/>
+              <w:right w:val="nil"/>
+              <w:top w:val="nil"/>
+              <w:bottom w:val="single" w:sz="8" w:color="9FB0C2"/>
+            </w:tcBorders>
+            <w:vAlign w:val="center"/>
+          </w:tcPr>
+          <w:p>
+            <w:pPr>
+              <w:pStyle w:val="Compact"/>
+              <w:spacing w:before="0" w:after="20" w:line="240" w:lineRule="auto"/>
+              <w:jc w:val="center"/>
+              <w:keepNext w:val="0"/>
+              <w:keepLines/>
+              <w:widowControl w:val="1"/>
+            </w:pPr>
+            <w:r>
+              <w:rPr>
+                <w:rFonts w:ascii="Georgia" w:hAnsi="Georgia"/>
+                <w:b/>
+                <w:sz w:val="19"/>
+              </w:rPr>
+              <w:t xml:space="preserve">Decisions</w:t>
+            </w:r>
+          </w:p>
+        </w:tc>
+        <w:tc>
+          <w:tcPr>
+            <w:shd w:fill="EEF3F7"/>
+            <w:tcBorders>
+              <w:left w:val="nil"/>
+              <w:right w:val="nil"/>
+              <w:top w:val="nil"/>
+              <w:bottom w:val="single" w:sz="8" w:color="9FB0C2"/>
+            </w:tcBorders>
+            <w:vAlign w:val="center"/>
+          </w:tcPr>
+          <w:p>
+            <w:pPr>
+              <w:pStyle w:val="Compact"/>
+              <w:spacing w:before="0" w:after="20" w:line="240" w:lineRule="auto"/>
+              <w:jc w:val="center"/>
+              <w:keepNext w:val="0"/>
+              <w:keepLines/>
+              <w:widowControl w:val="1"/>
+            </w:pPr>
+            <w:r>
+              <w:rPr>
+                <w:rFonts w:ascii="Georgia" w:hAnsi="Georgia"/>
+                <w:b/>
+                <w:sz w:val="19"/>
+              </w:rPr>
+              <w:t xml:space="preserve">Mean words</w:t>
+            </w:r>
+          </w:p>
+        </w:tc>
+        <w:tc>
+          <w:tcPr>
+            <w:shd w:fill="EEF3F7"/>
+            <w:tcBorders>
+              <w:left w:val="nil"/>
+              <w:right w:val="nil"/>
+              <w:top w:val="nil"/>
+              <w:bottom w:val="single" w:sz="8" w:color="9FB0C2"/>
+            </w:tcBorders>
+            <w:vAlign w:val="center"/>
+          </w:tcPr>
+          <w:p>
+            <w:pPr>
+              <w:pStyle w:val="Compact"/>
+              <w:spacing w:before="0" w:after="20" w:line="240" w:lineRule="auto"/>
+              <w:jc w:val="center"/>
+              <w:keepNext w:val="0"/>
+              <w:keepLines/>
+              <w:widowControl w:val="1"/>
+            </w:pPr>
+            <w:r>
+              <w:rPr>
+                <w:rFonts w:ascii="Georgia" w:hAnsi="Georgia"/>
+                <w:b/>
+                <w:sz w:val="19"/>
+              </w:rPr>
+              <w:t xml:space="preserve">Cohen's kappa</w:t>
+            </w:r>
+          </w:p>
+        </w:tc>
+        <w:tc>
+          <w:tcPr>
+            <w:shd w:fill="EEF3F7"/>
+            <w:tcBorders>
+              <w:left w:val="nil"/>
+              <w:right w:val="nil"/>
+              <w:top w:val="nil"/>
+              <w:bottom w:val="single" w:sz="8" w:color="9FB0C2"/>
+            </w:tcBorders>
+            <w:vAlign w:val="center"/>
+          </w:tcPr>
+          <w:p>
+            <w:pPr>
+              <w:pStyle w:val="Compact"/>
+              <w:spacing w:before="0" w:after="20" w:line="240" w:lineRule="auto"/>
+              <w:jc w:val="center"/>
+              <w:keepNext w:val="0"/>
+              <w:keepLines/>
+              <w:widowControl w:val="1"/>
+            </w:pPr>
+            <w:r>
+              <w:rPr>
+                <w:rFonts w:ascii="Georgia" w:hAnsi="Georgia"/>
+                <w:b/>
+                <w:sz w:val="19"/>
+              </w:rPr>
+              <w:t xml:space="preserve">Recall (confirm faithful)</w:t>
+            </w:r>
+          </w:p>
+        </w:tc>
+        <w:tc>
+          <w:tcPr>
+            <w:shd w:fill="EEF3F7"/>
+            <w:tcBorders>
+              <w:left w:val="nil"/>
+              <w:right w:val="nil"/>
+              <w:top w:val="nil"/>
+              <w:bottom w:val="single" w:sz="8" w:color="9FB0C2"/>
+            </w:tcBorders>
+            <w:vAlign w:val="center"/>
+          </w:tcPr>
+          <w:p>
+            <w:pPr>
+              <w:pStyle w:val="Compact"/>
+              <w:spacing w:before="0" w:after="20" w:line="240" w:lineRule="auto"/>
+              <w:jc w:val="center"/>
+              <w:keepNext w:val="0"/>
+              <w:keepLines/>
+              <w:widowControl w:val="1"/>
+            </w:pPr>
+            <w:r>
+              <w:rPr>
+                <w:rFonts w:ascii="Georgia" w:hAnsi="Georgia"/>
+                <w:b/>
+                <w:sz w:val="19"/>
+              </w:rPr>
+              <w:t xml:space="preserve">Specificity (reject injected)</w:t>
+            </w:r>
+          </w:p>
+        </w:tc>
+      </w:tr>
+      <w:tr>
+        <w:tc>
+          <w:tcPr>
+            <w:tcBorders>
+              <w:left w:val="nil"/>
+              <w:right w:val="nil"/>
+              <w:top w:val="nil"/>
+              <w:bottom w:val="single" w:sz="4" w:color="D9E1E8"/>
+            </w:tcBorders>
+            <w:vAlign w:val="center"/>
+          </w:tcPr>
+          <w:p>
+            <w:pPr>
+              <w:pStyle w:val="Compact"/>
+              <w:spacing w:before="0" w:after="20" w:line="240" w:lineRule="auto"/>
+              <w:jc w:val="center"/>
+              <w:keepNext w:val="0"/>
+              <w:keepLines/>
+              <w:widowControl w:val="1"/>
+            </w:pPr>
+            <w:r>
+              <w:rPr>
+                <w:rFonts w:ascii="Georgia" w:hAnsi="Georgia"/>
+                <w:sz w:val="19"/>
+              </w:rPr>
+              <w:t xml:space="preserve">1</w:t>
+            </w:r>
+          </w:p>
+        </w:tc>
+        <w:tc>
+          <w:tcPr>
+            <w:tcBorders>
+              <w:left w:val="nil"/>
+              <w:right w:val="nil"/>
+              <w:top w:val="nil"/>
+              <w:bottom w:val="single" w:sz="4" w:color="D9E1E8"/>
+            </w:tcBorders>
+            <w:vAlign w:val="center"/>
+          </w:tcPr>
+          <w:p>
+            <w:pPr>
+              <w:pStyle w:val="Compact"/>
+              <w:spacing w:before="0" w:after="20" w:line="240" w:lineRule="auto"/>
+              <w:jc w:val="center"/>
+              <w:keepNext w:val="0"/>
+              <w:keepLines/>
+              <w:widowControl w:val="1"/>
+            </w:pPr>
+            <w:r>
+              <w:rPr>
+                <w:rFonts w:ascii="Georgia" w:hAnsi="Georgia"/>
+                <w:sz w:val="19"/>
+              </w:rPr>
+              <w:t xml:space="preserve">792</w:t>
+            </w:r>
+          </w:p>
+        </w:tc>
+        <w:tc>
+          <w:tcPr>
+            <w:tcBorders>
+              <w:left w:val="nil"/>
+              <w:right w:val="nil"/>
+              <w:top w:val="nil"/>
+              <w:bottom w:val="single" w:sz="4" w:color="D9E1E8"/>
+            </w:tcBorders>
+            <w:vAlign w:val="center"/>
+          </w:tcPr>
+          <w:p>
+            <w:pPr>
+              <w:pStyle w:val="Compact"/>
+              <w:spacing w:before="0" w:after="20" w:line="240" w:lineRule="auto"/>
+              <w:jc w:val="center"/>
+              <w:keepNext w:val="0"/>
+              <w:keepLines/>
+              <w:widowControl w:val="1"/>
+            </w:pPr>
+            <w:r>
+              <w:rPr>
+                <w:rFonts w:ascii="Georgia" w:hAnsi="Georgia"/>
+                <w:sz w:val="19"/>
+              </w:rPr>
+              <w:t xml:space="preserve">23</w:t>
+            </w:r>
+          </w:p>
+        </w:tc>
+        <w:tc>
+          <w:tcPr>
+            <w:tcBorders>
+              <w:left w:val="nil"/>
+              <w:right w:val="nil"/>
+              <w:top w:val="nil"/>
+              <w:bottom w:val="single" w:sz="4" w:color="D9E1E8"/>
+            </w:tcBorders>
+            <w:vAlign w:val="center"/>
+          </w:tcPr>
+          <w:p>
+            <w:pPr>
+              <w:pStyle w:val="Compact"/>
+              <w:spacing w:before="0" w:after="20" w:line="240" w:lineRule="auto"/>
+              <w:jc w:val="center"/>
+              <w:keepNext w:val="0"/>
+              <w:keepLines/>
+              <w:widowControl w:val="1"/>
+            </w:pPr>
+            <w:r>
+              <w:rPr>
+                <w:rFonts w:ascii="Georgia" w:hAnsi="Georgia"/>
+                <w:sz w:val="19"/>
+              </w:rPr>
+              <w:t xml:space="preserve">0.51</w:t>
+            </w:r>
+          </w:p>
+        </w:tc>
+        <w:tc>
+          <w:tcPr>
+            <w:tcBorders>
+              <w:left w:val="nil"/>
+              <w:right w:val="nil"/>
+              <w:top w:val="nil"/>
+              <w:bottom w:val="single" w:sz="4" w:color="D9E1E8"/>
+            </w:tcBorders>
+            <w:vAlign w:val="center"/>
+          </w:tcPr>
+          <w:p>
+            <w:pPr>
+              <w:pStyle w:val="Compact"/>
+              <w:spacing w:before="0" w:after="20" w:line="240" w:lineRule="auto"/>
+              <w:jc w:val="center"/>
+              <w:keepNext w:val="0"/>
+              <w:keepLines/>
+              <w:widowControl w:val="1"/>
+            </w:pPr>
+            <w:r>
+              <w:rPr>
+                <w:rFonts w:ascii="Georgia" w:hAnsi="Georgia"/>
+                <w:sz w:val="19"/>
+              </w:rPr>
+              <w:t xml:space="preserve">0.61</w:t>
+            </w:r>
+          </w:p>
+        </w:tc>
+        <w:tc>
+          <w:tcPr>
+            <w:tcBorders>
+              <w:left w:val="nil"/>
+              <w:right w:val="nil"/>
+              <w:top w:val="nil"/>
+              <w:bottom w:val="single" w:sz="4" w:color="D9E1E8"/>
+            </w:tcBorders>
+            <w:vAlign w:val="center"/>
+          </w:tcPr>
+          <w:p>
+            <w:pPr>
+              <w:pStyle w:val="Compact"/>
+              <w:spacing w:before="0" w:after="20" w:line="240" w:lineRule="auto"/>
+              <w:jc w:val="center"/>
+              <w:keepNext w:val="0"/>
+              <w:keepLines/>
+              <w:widowControl w:val="1"/>
+            </w:pPr>
+            <w:r>
+              <w:rPr>
+                <w:rFonts w:ascii="Georgia" w:hAnsi="Georgia"/>
+                <w:sz w:val="19"/>
+              </w:rPr>
+              <w:t xml:space="preserve">0.90</w:t>
+            </w:r>
+          </w:p>
+        </w:tc>
+      </w:tr>
+      <w:tr>
+        <w:tc>
+          <w:tcPr>
+            <w:tcBorders>
+              <w:left w:val="nil"/>
+              <w:right w:val="nil"/>
+              <w:top w:val="nil"/>
+              <w:bottom w:val="single" w:sz="4" w:color="D9E1E8"/>
+            </w:tcBorders>
+            <w:vAlign w:val="center"/>
+          </w:tcPr>
+          <w:p>
+            <w:pPr>
+              <w:pStyle w:val="Compact"/>
+              <w:spacing w:before="0" w:after="20" w:line="240" w:lineRule="auto"/>
+              <w:jc w:val="center"/>
+              <w:keepNext w:val="0"/>
+              <w:keepLines/>
+              <w:widowControl w:val="1"/>
+            </w:pPr>
+            <w:r>
+              <w:rPr>
+                <w:rFonts w:ascii="Georgia" w:hAnsi="Georgia"/>
+                <w:sz w:val="19"/>
+              </w:rPr>
+              <w:t xml:space="preserve">2</w:t>
+            </w:r>
+          </w:p>
+        </w:tc>
+        <w:tc>
+          <w:tcPr>
+            <w:tcBorders>
+              <w:left w:val="nil"/>
+              <w:right w:val="nil"/>
+              <w:top w:val="nil"/>
+              <w:bottom w:val="single" w:sz="4" w:color="D9E1E8"/>
+            </w:tcBorders>
+            <w:vAlign w:val="center"/>
+          </w:tcPr>
+          <w:p>
+            <w:pPr>
+              <w:pStyle w:val="Compact"/>
+              <w:spacing w:before="0" w:after="20" w:line="240" w:lineRule="auto"/>
+              <w:jc w:val="center"/>
+              <w:keepNext w:val="0"/>
+              <w:keepLines/>
+              <w:widowControl w:val="1"/>
+            </w:pPr>
+            <w:r>
+              <w:rPr>
+                <w:rFonts w:ascii="Georgia" w:hAnsi="Georgia"/>
+                <w:sz w:val="19"/>
+              </w:rPr>
+              <w:t xml:space="preserve">959</w:t>
+            </w:r>
+          </w:p>
+        </w:tc>
+        <w:tc>
+          <w:tcPr>
+            <w:tcBorders>
+              <w:left w:val="nil"/>
+              <w:right w:val="nil"/>
+              <w:top w:val="nil"/>
+              <w:bottom w:val="single" w:sz="4" w:color="D9E1E8"/>
+            </w:tcBorders>
+            <w:vAlign w:val="center"/>
+          </w:tcPr>
+          <w:p>
+            <w:pPr>
+              <w:pStyle w:val="Compact"/>
+              <w:spacing w:before="0" w:after="20" w:line="240" w:lineRule="auto"/>
+              <w:jc w:val="center"/>
+              <w:keepNext w:val="0"/>
+              <w:keepLines/>
+              <w:widowControl w:val="1"/>
+            </w:pPr>
+            <w:r>
+              <w:rPr>
+                <w:rFonts w:ascii="Georgia" w:hAnsi="Georgia"/>
+                <w:sz w:val="19"/>
+              </w:rPr>
+              <w:t xml:space="preserve">35</w:t>
+            </w:r>
+          </w:p>
+        </w:tc>
+        <w:tc>
+          <w:tcPr>
+            <w:tcBorders>
+              <w:left w:val="nil"/>
+              <w:right w:val="nil"/>
+              <w:top w:val="nil"/>
+              <w:bottom w:val="single" w:sz="4" w:color="D9E1E8"/>
+            </w:tcBorders>
+            <w:vAlign w:val="center"/>
+          </w:tcPr>
+          <w:p>
+            <w:pPr>
+              <w:pStyle w:val="Compact"/>
+              <w:spacing w:before="0" w:after="20" w:line="240" w:lineRule="auto"/>
+              <w:jc w:val="center"/>
+              <w:keepNext w:val="0"/>
+              <w:keepLines/>
+              <w:widowControl w:val="1"/>
+            </w:pPr>
+            <w:r>
+              <w:rPr>
+                <w:rFonts w:ascii="Georgia" w:hAnsi="Georgia"/>
+                <w:sz w:val="19"/>
+              </w:rPr>
+              <w:t xml:space="preserve">0.59</w:t>
+            </w:r>
+          </w:p>
+        </w:tc>
+        <w:tc>
+          <w:tcPr>
+            <w:tcBorders>
+              <w:left w:val="nil"/>
+              <w:right w:val="nil"/>
+              <w:top w:val="nil"/>
+              <w:bottom w:val="single" w:sz="4" w:color="D9E1E8"/>
+            </w:tcBorders>
+            <w:vAlign w:val="center"/>
+          </w:tcPr>
+          <w:p>
+            <w:pPr>
+              <w:pStyle w:val="Compact"/>
+              <w:spacing w:before="0" w:after="20" w:line="240" w:lineRule="auto"/>
+              <w:jc w:val="center"/>
+              <w:keepNext w:val="0"/>
+              <w:keepLines/>
+              <w:widowControl w:val="1"/>
+            </w:pPr>
+            <w:r>
+              <w:rPr>
+                <w:rFonts w:ascii="Georgia" w:hAnsi="Georgia"/>
+                <w:sz w:val="19"/>
+              </w:rPr>
+              <w:t xml:space="preserve">0.72</w:t>
+            </w:r>
+          </w:p>
+        </w:tc>
+        <w:tc>
+          <w:tcPr>
+            <w:tcBorders>
+              <w:left w:val="nil"/>
+              <w:right w:val="nil"/>
+              <w:top w:val="nil"/>
+              <w:bottom w:val="single" w:sz="4" w:color="D9E1E8"/>
+            </w:tcBorders>
+            <w:vAlign w:val="center"/>
+          </w:tcPr>
+          <w:p>
+            <w:pPr>
+              <w:pStyle w:val="Compact"/>
+              <w:spacing w:before="0" w:after="20" w:line="240" w:lineRule="auto"/>
+              <w:jc w:val="center"/>
+              <w:keepNext w:val="0"/>
+              <w:keepLines/>
+              <w:widowControl w:val="1"/>
+            </w:pPr>
+            <w:r>
+              <w:rPr>
+                <w:rFonts w:ascii="Georgia" w:hAnsi="Georgia"/>
+                <w:sz w:val="19"/>
+              </w:rPr>
+              <w:t xml:space="preserve">0.88</w:t>
+            </w:r>
+          </w:p>
+        </w:tc>
+      </w:tr>
+      <w:tr>
+        <w:tc>
+          <w:tcPr>
+            <w:tcBorders>
+              <w:left w:val="nil"/>
+              <w:right w:val="nil"/>
+              <w:top w:val="nil"/>
+              <w:bottom w:val="single" w:sz="4" w:color="D9E1E8"/>
+            </w:tcBorders>
+            <w:vAlign w:val="center"/>
+          </w:tcPr>
+          <w:p>
+            <w:pPr>
+              <w:pStyle w:val="Compact"/>
+              <w:spacing w:before="0" w:after="20" w:line="240" w:lineRule="auto"/>
+              <w:jc w:val="center"/>
+              <w:keepNext w:val="0"/>
+              <w:keepLines/>
+              <w:widowControl w:val="1"/>
+            </w:pPr>
+            <w:r>
+              <w:rPr>
+                <w:rFonts w:ascii="Georgia" w:hAnsi="Georgia"/>
+                <w:sz w:val="19"/>
+              </w:rPr>
+              <w:t xml:space="preserve">3</w:t>
+            </w:r>
+          </w:p>
+        </w:tc>
+        <w:tc>
+          <w:tcPr>
+            <w:tcBorders>
+              <w:left w:val="nil"/>
+              <w:right w:val="nil"/>
+              <w:top w:val="nil"/>
+              <w:bottom w:val="single" w:sz="4" w:color="D9E1E8"/>
+            </w:tcBorders>
+            <w:vAlign w:val="center"/>
+          </w:tcPr>
+          <w:p>
+            <w:pPr>
+              <w:pStyle w:val="Compact"/>
+              <w:spacing w:before="0" w:after="20" w:line="240" w:lineRule="auto"/>
+              <w:jc w:val="center"/>
+              <w:keepNext w:val="0"/>
+              <w:keepLines/>
+              <w:widowControl w:val="1"/>
+            </w:pPr>
+            <w:r>
+              <w:rPr>
+                <w:rFonts w:ascii="Georgia" w:hAnsi="Georgia"/>
+                <w:sz w:val="19"/>
+              </w:rPr>
+              <w:t xml:space="preserve">460</w:t>
+            </w:r>
+          </w:p>
+        </w:tc>
+        <w:tc>
+          <w:tcPr>
+            <w:tcBorders>
+              <w:left w:val="nil"/>
+              <w:right w:val="nil"/>
+              <w:top w:val="nil"/>
+              <w:bottom w:val="single" w:sz="4" w:color="D9E1E8"/>
+            </w:tcBorders>
+            <w:vAlign w:val="center"/>
+          </w:tcPr>
+          <w:p>
+            <w:pPr>
+              <w:pStyle w:val="Compact"/>
+              <w:spacing w:before="0" w:after="20" w:line="240" w:lineRule="auto"/>
+              <w:jc w:val="center"/>
+              <w:keepNext w:val="0"/>
+              <w:keepLines/>
+              <w:widowControl w:val="1"/>
+            </w:pPr>
+            <w:r>
+              <w:rPr>
+                <w:rFonts w:ascii="Georgia" w:hAnsi="Georgia"/>
+                <w:sz w:val="19"/>
+              </w:rPr>
+              <w:t xml:space="preserve">55</w:t>
+            </w:r>
+          </w:p>
+        </w:tc>
+        <w:tc>
+          <w:tcPr>
+            <w:tcBorders>
+              <w:left w:val="nil"/>
+              <w:right w:val="nil"/>
+              <w:top w:val="nil"/>
+              <w:bottom w:val="single" w:sz="4" w:color="D9E1E8"/>
+            </w:tcBorders>
+            <w:vAlign w:val="center"/>
+          </w:tcPr>
+          <w:p>
+            <w:pPr>
+              <w:pStyle w:val="Compact"/>
+              <w:spacing w:before="0" w:after="20" w:line="240" w:lineRule="auto"/>
+              <w:jc w:val="center"/>
+              <w:keepNext w:val="0"/>
+              <w:keepLines/>
+              <w:widowControl w:val="1"/>
+            </w:pPr>
+            <w:r>
+              <w:rPr>
+                <w:rFonts w:ascii="Georgia" w:hAnsi="Georgia"/>
+                <w:sz w:val="19"/>
+              </w:rPr>
+              <w:t xml:space="preserve">0.56</w:t>
+            </w:r>
+          </w:p>
+        </w:tc>
+        <w:tc>
+          <w:tcPr>
+            <w:tcBorders>
+              <w:left w:val="nil"/>
+              <w:right w:val="nil"/>
+              <w:top w:val="nil"/>
+              <w:bottom w:val="single" w:sz="4" w:color="D9E1E8"/>
+            </w:tcBorders>
+            <w:vAlign w:val="center"/>
+          </w:tcPr>
+          <w:p>
+            <w:pPr>
+              <w:pStyle w:val="Compact"/>
+              <w:spacing w:before="0" w:after="20" w:line="240" w:lineRule="auto"/>
+              <w:jc w:val="center"/>
+              <w:keepNext w:val="0"/>
+              <w:keepLines/>
+              <w:widowControl w:val="1"/>
+            </w:pPr>
+            <w:r>
+              <w:rPr>
+                <w:rFonts w:ascii="Georgia" w:hAnsi="Georgia"/>
+                <w:sz w:val="19"/>
+              </w:rPr>
+              <w:t xml:space="preserve">0.71</w:t>
+            </w:r>
+          </w:p>
+        </w:tc>
+        <w:tc>
+          <w:tcPr>
+            <w:tcBorders>
+              <w:left w:val="nil"/>
+              <w:right w:val="nil"/>
+              <w:top w:val="nil"/>
+              <w:bottom w:val="single" w:sz="4" w:color="D9E1E8"/>
+            </w:tcBorders>
+            <w:vAlign w:val="center"/>
+          </w:tcPr>
+          <w:p>
+            <w:pPr>
+              <w:pStyle w:val="Compact"/>
+              <w:spacing w:before="0" w:after="20" w:line="240" w:lineRule="auto"/>
+              <w:jc w:val="center"/>
+              <w:keepNext w:val="0"/>
+              <w:keepLines/>
+              <w:widowControl w:val="1"/>
+            </w:pPr>
+            <w:r>
+              <w:rPr>
+                <w:rFonts w:ascii="Georgia" w:hAnsi="Georgia"/>
+                <w:sz w:val="19"/>
+              </w:rPr>
+              <w:t xml:space="preserve">0.74</w:t>
+            </w:r>
+          </w:p>
+        </w:tc>
+      </w:tr>
+      <w:tr>
+        <w:tc>
+          <w:tcPr>
+            <w:tcBorders>
+              <w:left w:val="nil"/>
+              <w:right w:val="nil"/>
+              <w:top w:val="nil"/>
+              <w:bottom w:val="nil"/>
+            </w:tcBorders>
+            <w:vAlign w:val="center"/>
+          </w:tcPr>
+          <w:p>
+            <w:pPr>
+              <w:pStyle w:val="Compact"/>
+              <w:spacing w:before="0" w:after="20" w:line="240" w:lineRule="auto"/>
+              <w:jc w:val="center"/>
+              <w:keepNext w:val="0"/>
+              <w:keepLines/>
+              <w:widowControl w:val="1"/>
+            </w:pPr>
+            <w:r>
+              <w:rPr>
+                <w:rFonts w:ascii="Georgia" w:hAnsi="Georgia"/>
+                <w:sz w:val="19"/>
+              </w:rPr>
+              <w:t xml:space="preserve">4+</w:t>
+            </w:r>
+          </w:p>
+        </w:tc>
+        <w:tc>
+          <w:tcPr>
+            <w:tcBorders>
+              <w:left w:val="nil"/>
+              <w:right w:val="nil"/>
+              <w:top w:val="nil"/>
+              <w:bottom w:val="nil"/>
+            </w:tcBorders>
+            <w:vAlign w:val="center"/>
+          </w:tcPr>
+          <w:p>
+            <w:pPr>
+              <w:pStyle w:val="Compact"/>
+              <w:spacing w:before="0" w:after="20" w:line="240" w:lineRule="auto"/>
+              <w:jc w:val="center"/>
+              <w:keepNext w:val="0"/>
+              <w:keepLines/>
+              <w:widowControl w:val="1"/>
+            </w:pPr>
+            <w:r>
+              <w:rPr>
+                <w:rFonts w:ascii="Georgia" w:hAnsi="Georgia"/>
+                <w:sz w:val="19"/>
+              </w:rPr>
+              <w:t xml:space="preserve">271</w:t>
+            </w:r>
+          </w:p>
+        </w:tc>
+        <w:tc>
+          <w:tcPr>
+            <w:tcBorders>
+              <w:left w:val="nil"/>
+              <w:right w:val="nil"/>
+              <w:top w:val="nil"/>
+              <w:bottom w:val="nil"/>
+            </w:tcBorders>
+            <w:vAlign w:val="center"/>
+          </w:tcPr>
+          <w:p>
+            <w:pPr>
+              <w:pStyle w:val="Compact"/>
+              <w:spacing w:before="0" w:after="20" w:line="240" w:lineRule="auto"/>
+              <w:jc w:val="center"/>
+              <w:keepNext w:val="0"/>
+              <w:keepLines/>
+              <w:widowControl w:val="1"/>
+            </w:pPr>
+            <w:r>
+              <w:rPr>
+                <w:rFonts w:ascii="Georgia" w:hAnsi="Georgia"/>
+                <w:sz w:val="19"/>
+              </w:rPr>
+              <w:t xml:space="preserve">110</w:t>
+            </w:r>
+          </w:p>
+        </w:tc>
+        <w:tc>
+          <w:tcPr>
+            <w:tcBorders>
+              <w:left w:val="nil"/>
+              <w:right w:val="nil"/>
+              <w:top w:val="nil"/>
+              <w:bottom w:val="nil"/>
+            </w:tcBorders>
+            <w:vAlign w:val="center"/>
+          </w:tcPr>
+          <w:p>
+            <w:pPr>
+              <w:pStyle w:val="Compact"/>
+              <w:spacing w:before="0" w:after="20" w:line="240" w:lineRule="auto"/>
+              <w:jc w:val="center"/>
+              <w:keepNext w:val="0"/>
+              <w:keepLines/>
+              <w:widowControl w:val="1"/>
+            </w:pPr>
+            <w:r>
+              <w:rPr>
+                <w:rFonts w:ascii="Georgia" w:hAnsi="Georgia"/>
+                <w:sz w:val="19"/>
+              </w:rPr>
+              <w:t xml:space="preserve">0.55</w:t>
+            </w:r>
+          </w:p>
+        </w:tc>
+        <w:tc>
+          <w:tcPr>
+            <w:tcBorders>
+              <w:left w:val="nil"/>
+              <w:right w:val="nil"/>
+              <w:top w:val="nil"/>
+              <w:bottom w:val="nil"/>
+            </w:tcBorders>
+            <w:vAlign w:val="center"/>
+          </w:tcPr>
+          <w:p>
+            <w:pPr>
+              <w:pStyle w:val="Compact"/>
+              <w:spacing w:before="0" w:after="20" w:line="240" w:lineRule="auto"/>
+              <w:jc w:val="center"/>
+              <w:keepNext w:val="0"/>
+              <w:keepLines/>
+              <w:widowControl w:val="1"/>
+            </w:pPr>
+            <w:r>
+              <w:rPr>
+                <w:rFonts w:ascii="Georgia" w:hAnsi="Georgia"/>
+                <w:sz w:val="19"/>
+              </w:rPr>
+              <w:t xml:space="preserve">0.74</w:t>
+            </w:r>
+          </w:p>
+        </w:tc>
+        <w:tc>
+          <w:tcPr>
+            <w:tcBorders>
+              <w:left w:val="nil"/>
+              <w:right w:val="nil"/>
+              <w:top w:val="nil"/>
+              <w:bottom w:val="nil"/>
+            </w:tcBorders>
+            <w:vAlign w:val="center"/>
+          </w:tcPr>
+          <w:p>
+            <w:pPr>
+              <w:pStyle w:val="Compact"/>
+              <w:spacing w:before="0" w:after="20" w:line="240" w:lineRule="auto"/>
+              <w:jc w:val="center"/>
+              <w:keepNext w:val="0"/>
+              <w:keepLines/>
+              <w:widowControl w:val="1"/>
+            </w:pPr>
+            <w:r>
+              <w:rPr>
+                <w:rFonts w:ascii="Georgia" w:hAnsi="Georgia"/>
+                <w:sz w:val="19"/>
+              </w:rPr>
+              <w:t xml:space="preserve">0.74</w:t>
+            </w:r>
+          </w:p>
+        </w:tc>
+      </w:tr>
+    </w:tbl>
     <w:bookmarkEnd w:id="101"/>
-    <w:bookmarkStart w:id="142" w:name="bibliography"/>
+    <w:bookmarkEnd w:id="102"/>
+    <w:bookmarkStart w:id="143" w:name="bibliography"/>
     <w:p>
       <w:pPr>
         <w:pStyle w:val="Heading2"/>
@@ -39938,7 +40909,7 @@
       <w:r>
         <w:t xml:space="preserve"> </w:t>
       </w:r>
-      <w:hyperlink r:id="rId102">
+      <w:hyperlink r:id="rId103">
         <w:r>
           <w:rPr>
             <w:rStyle w:val="Hyperlink"/>
@@ -39982,7 +40953,7 @@
       <w:r>
         <w:t xml:space="preserve"> </w:t>
       </w:r>
-      <w:hyperlink r:id="rId103">
+      <w:hyperlink r:id="rId104">
         <w:r>
           <w:rPr>
             <w:rStyle w:val="Hyperlink"/>
@@ -40013,7 +40984,7 @@
       <w:r>
         <w:t xml:space="preserve"> </w:t>
       </w:r>
-      <w:hyperlink r:id="rId104">
+      <w:hyperlink r:id="rId105">
         <w:r>
           <w:rPr>
             <w:rStyle w:val="Hyperlink"/>
@@ -40044,7 +41015,7 @@
       <w:r>
         <w:t xml:space="preserve"> </w:t>
       </w:r>
-      <w:hyperlink r:id="rId105">
+      <w:hyperlink r:id="rId106">
         <w:r>
           <w:rPr>
             <w:rStyle w:val="Hyperlink"/>
@@ -40075,7 +41046,7 @@
       <w:r>
         <w:t xml:space="preserve"> </w:t>
       </w:r>
-      <w:hyperlink r:id="rId106">
+      <w:hyperlink r:id="rId107">
         <w:r>
           <w:rPr>
             <w:rStyle w:val="Hyperlink"/>
@@ -40106,7 +41077,7 @@
       <w:r>
         <w:t xml:space="preserve"> </w:t>
       </w:r>
-      <w:hyperlink r:id="rId107">
+      <w:hyperlink r:id="rId108">
         <w:r>
           <w:rPr>
             <w:rStyle w:val="Hyperlink"/>
@@ -40137,7 +41108,7 @@
       <w:r>
         <w:t xml:space="preserve"> </w:t>
       </w:r>
-      <w:hyperlink r:id="rId108">
+      <w:hyperlink r:id="rId109">
         <w:r>
           <w:rPr>
             <w:rStyle w:val="Hyperlink"/>
@@ -40168,7 +41139,7 @@
       <w:r>
         <w:t xml:space="preserve"> </w:t>
       </w:r>
-      <w:hyperlink r:id="rId109">
+      <w:hyperlink r:id="rId110">
         <w:r>
           <w:rPr>
             <w:rStyle w:val="Hyperlink"/>
@@ -40199,7 +41170,7 @@
       <w:r>
         <w:t xml:space="preserve"> </w:t>
       </w:r>
-      <w:hyperlink r:id="rId110">
+      <w:hyperlink r:id="rId111">
         <w:r>
           <w:rPr>
             <w:rStyle w:val="Hyperlink"/>
@@ -40243,7 +41214,7 @@
       <w:r>
         <w:t xml:space="preserve"> </w:t>
       </w:r>
-      <w:hyperlink r:id="rId111">
+      <w:hyperlink r:id="rId112">
         <w:r>
           <w:rPr>
             <w:rStyle w:val="Hyperlink"/>
@@ -40287,7 +41258,7 @@
       <w:r>
         <w:t xml:space="preserve"> </w:t>
       </w:r>
-      <w:hyperlink r:id="rId112">
+      <w:hyperlink r:id="rId113">
         <w:r>
           <w:rPr>
             <w:rStyle w:val="Hyperlink"/>
@@ -40318,7 +41289,7 @@
       <w:r>
         <w:t xml:space="preserve"> </w:t>
       </w:r>
-      <w:hyperlink r:id="rId113">
+      <w:hyperlink r:id="rId114">
         <w:r>
           <w:rPr>
             <w:rStyle w:val="Hyperlink"/>
@@ -40349,7 +41320,7 @@
       <w:r>
         <w:t xml:space="preserve"> </w:t>
       </w:r>
-      <w:hyperlink r:id="rId114">
+      <w:hyperlink r:id="rId115">
         <w:r>
           <w:rPr>
             <w:rStyle w:val="Hyperlink"/>
@@ -40380,7 +41351,7 @@
       <w:r>
         <w:t xml:space="preserve"> </w:t>
       </w:r>
-      <w:hyperlink r:id="rId115">
+      <w:hyperlink r:id="rId116">
         <w:r>
           <w:rPr>
             <w:rStyle w:val="Hyperlink"/>
@@ -40411,7 +41382,7 @@
       <w:r>
         <w:t xml:space="preserve"> </w:t>
       </w:r>
-      <w:hyperlink r:id="rId116">
+      <w:hyperlink r:id="rId117">
         <w:r>
           <w:rPr>
             <w:rStyle w:val="Hyperlink"/>
@@ -40442,7 +41413,7 @@
       <w:r>
         <w:t xml:space="preserve"> </w:t>
       </w:r>
-      <w:hyperlink r:id="rId117">
+      <w:hyperlink r:id="rId118">
         <w:r>
           <w:rPr>
             <w:rStyle w:val="Hyperlink"/>
@@ -40473,7 +41444,7 @@
       <w:r>
         <w:t xml:space="preserve"> </w:t>
       </w:r>
-      <w:hyperlink r:id="rId118">
+      <w:hyperlink r:id="rId119">
         <w:r>
           <w:rPr>
             <w:rStyle w:val="Hyperlink"/>
@@ -40517,7 +41488,7 @@
       <w:r>
         <w:t xml:space="preserve"> </w:t>
       </w:r>
-      <w:hyperlink r:id="rId119">
+      <w:hyperlink r:id="rId120">
         <w:r>
           <w:rPr>
             <w:rStyle w:val="Hyperlink"/>
@@ -40561,7 +41532,7 @@
       <w:r>
         <w:t xml:space="preserve"> </w:t>
       </w:r>
-      <w:hyperlink r:id="rId120">
+      <w:hyperlink r:id="rId121">
         <w:r>
           <w:rPr>
             <w:rStyle w:val="Hyperlink"/>
@@ -40605,7 +41576,7 @@
       <w:r>
         <w:t xml:space="preserve"> </w:t>
       </w:r>
-      <w:hyperlink r:id="rId121">
+      <w:hyperlink r:id="rId122">
         <w:r>
           <w:rPr>
             <w:rStyle w:val="Hyperlink"/>
@@ -40636,7 +41607,7 @@
       <w:r>
         <w:t xml:space="preserve"> </w:t>
       </w:r>
-      <w:hyperlink r:id="rId122">
+      <w:hyperlink r:id="rId123">
         <w:r>
           <w:rPr>
             <w:rStyle w:val="Hyperlink"/>
@@ -40680,7 +41651,7 @@
       <w:r>
         <w:t xml:space="preserve"> </w:t>
       </w:r>
-      <w:hyperlink r:id="rId123">
+      <w:hyperlink r:id="rId124">
         <w:r>
           <w:rPr>
             <w:rStyle w:val="Hyperlink"/>
@@ -40724,7 +41695,7 @@
       <w:r>
         <w:t xml:space="preserve"> </w:t>
       </w:r>
-      <w:hyperlink r:id="rId124">
+      <w:hyperlink r:id="rId125">
         <w:r>
           <w:rPr>
             <w:rStyle w:val="Hyperlink"/>
@@ -40768,7 +41739,7 @@
       <w:r>
         <w:t xml:space="preserve"> </w:t>
       </w:r>
-      <w:hyperlink r:id="rId125">
+      <w:hyperlink r:id="rId126">
         <w:r>
           <w:rPr>
             <w:rStyle w:val="Hyperlink"/>
@@ -40812,7 +41783,7 @@
       <w:r>
         <w:t xml:space="preserve"> </w:t>
       </w:r>
-      <w:hyperlink r:id="rId126">
+      <w:hyperlink r:id="rId127">
         <w:r>
           <w:rPr>
             <w:rStyle w:val="Hyperlink"/>
@@ -40856,7 +41827,7 @@
       <w:r>
         <w:t xml:space="preserve"> </w:t>
       </w:r>
-      <w:hyperlink r:id="rId127">
+      <w:hyperlink r:id="rId128">
         <w:r>
           <w:rPr>
             <w:rStyle w:val="Hyperlink"/>
@@ -40887,7 +41858,7 @@
       <w:r>
         <w:t xml:space="preserve"> </w:t>
       </w:r>
-      <w:hyperlink r:id="rId128">
+      <w:hyperlink r:id="rId129">
         <w:r>
           <w:rPr>
             <w:rStyle w:val="Hyperlink"/>
@@ -40934,7 +41905,7 @@
       <w:r>
         <w:t xml:space="preserve"> </w:t>
       </w:r>
-      <w:hyperlink r:id="rId129">
+      <w:hyperlink r:id="rId130">
         <w:r>
           <w:rPr>
             <w:rStyle w:val="Hyperlink"/>
@@ -40965,7 +41936,7 @@
       <w:r>
         <w:t xml:space="preserve"> </w:t>
       </w:r>
-      <w:hyperlink r:id="rId130">
+      <w:hyperlink r:id="rId131">
         <w:r>
           <w:rPr>
             <w:rStyle w:val="Hyperlink"/>
@@ -40996,7 +41967,7 @@
       <w:r>
         <w:t xml:space="preserve"> </w:t>
       </w:r>
-      <w:hyperlink r:id="rId131">
+      <w:hyperlink r:id="rId132">
         <w:r>
           <w:rPr>
             <w:rStyle w:val="Hyperlink"/>
@@ -41027,7 +41998,7 @@
       <w:r>
         <w:t xml:space="preserve"> </w:t>
       </w:r>
-      <w:hyperlink r:id="rId132">
+      <w:hyperlink r:id="rId133">
         <w:r>
           <w:rPr>
             <w:rStyle w:val="Hyperlink"/>
@@ -41058,7 +42029,7 @@
       <w:r>
         <w:t xml:space="preserve"> </w:t>
       </w:r>
-      <w:hyperlink r:id="rId133">
+      <w:hyperlink r:id="rId134">
         <w:r>
           <w:rPr>
             <w:rStyle w:val="Hyperlink"/>
@@ -41089,7 +42060,7 @@
       <w:r>
         <w:t xml:space="preserve"> </w:t>
       </w:r>
-      <w:hyperlink r:id="rId134">
+      <w:hyperlink r:id="rId135">
         <w:r>
           <w:rPr>
             <w:rStyle w:val="Hyperlink"/>
@@ -41133,7 +42104,7 @@
       <w:r>
         <w:t xml:space="preserve"> </w:t>
       </w:r>
-      <w:hyperlink r:id="rId135">
+      <w:hyperlink r:id="rId136">
         <w:r>
           <w:rPr>
             <w:rStyle w:val="Hyperlink"/>
@@ -41164,7 +42135,7 @@
       <w:r>
         <w:t xml:space="preserve"> </w:t>
       </w:r>
-      <w:hyperlink r:id="rId136">
+      <w:hyperlink r:id="rId137">
         <w:r>
           <w:rPr>
             <w:rStyle w:val="Hyperlink"/>
@@ -41208,7 +42179,7 @@
       <w:r>
         <w:t xml:space="preserve"> </w:t>
       </w:r>
-      <w:hyperlink r:id="rId137">
+      <w:hyperlink r:id="rId138">
         <w:r>
           <w:rPr>
             <w:rStyle w:val="Hyperlink"/>
@@ -41239,7 +42210,7 @@
       <w:r>
         <w:t xml:space="preserve"> </w:t>
       </w:r>
-      <w:hyperlink r:id="rId138">
+      <w:hyperlink r:id="rId139">
         <w:r>
           <w:rPr>
             <w:rStyle w:val="Hyperlink"/>
@@ -41270,7 +42241,7 @@
       <w:r>
         <w:t xml:space="preserve"> </w:t>
       </w:r>
-      <w:hyperlink r:id="rId139">
+      <w:hyperlink r:id="rId140">
         <w:r>
           <w:rPr>
             <w:rStyle w:val="Hyperlink"/>
@@ -41314,7 +42285,7 @@
       <w:r>
         <w:t xml:space="preserve"> </w:t>
       </w:r>
-      <w:hyperlink r:id="rId140">
+      <w:hyperlink r:id="rId141">
         <w:r>
           <w:rPr>
             <w:rStyle w:val="Hyperlink"/>
@@ -41358,7 +42329,7 @@
       <w:r>
         <w:t xml:space="preserve"> </w:t>
       </w:r>
-      <w:hyperlink r:id="rId141">
+      <w:hyperlink r:id="rId142">
         <w:r>
           <w:rPr>
             <w:rStyle w:val="Hyperlink"/>
@@ -41370,7 +42341,7 @@
         <w:t xml:space="preserve">. ICASSP 2025, IEEE International Conference on Acoustics, Speech and Signal Processing.</w:t>
       </w:r>
     </w:p>
-    <w:bookmarkEnd w:id="142"/>
+    <w:bookmarkEnd w:id="143"/>
     <w:sectPr>
       <w:footerReference w:type="default" r:id="rId9"/>
       <w:pgSz w:h="15840" w:w="12240"/>

--- a/paper/course_absa_manuscript.docx
+++ b/paper/course_absa_manuscript.docx
@@ -255,7 +255,7 @@
         <w:t xml:space="preserve">practical_application</w:t>
       </w:r>
       <w:r>
-        <w:t xml:space="preserve">) that no single end-of-term reading reveals. None of these workflows demand a perfect classifier; they demand one that is available, reproducible, and substantially cheaper than the human reading they replace. The bottleneck today is not modelling architecture but supervision: educational ABSA datasets are scarce, expensive to annotate, and rarely public.</w:t>
+        <w:t xml:space="preserve">) that no single end-of-term reading reveals. None of these workflows demand a perfect classifier; they demand one that is available, reproducible, and substantially cheaper than the human reading they replace. The bottleneck today is not modelling architecture but supervision: educational ABSA datasets are scarce, expensive to annotate, and rarely public. A recent systematic review of educational ABSA finds that only two of fifteen studies released any annotated data, and that the public corpora that do exist are sentence-level rather than full-review [12]; this data scarcity, not model capacity, is what a controlled synthetic corpus is meant to address.</w:t>
       </w:r>
     </w:p>
     <w:p>
@@ -1410,7 +1410,7 @@
               <a:graphicData uri="http://schemas.openxmlformats.org/drawingml/2006/picture">
                 <pic:pic>
                   <pic:nvPicPr>
-                    <pic:cNvPr descr="C:/Users/apart/AppData/Local/Temp/html2doc_svg_l3KOoh/svg_0.png" id="16" name="Picture"/>
+                    <pic:cNvPr descr="C:/Users/apart/AppData/Local/Temp/html2doc_svg_ReCZ8V/svg_0.png" id="16" name="Picture"/>
                     <pic:cNvPicPr>
                       <a:picLocks noChangeArrowheads="1" noChangeAspect="1"/>
                     </pic:cNvPicPr>
@@ -10174,7 +10174,7 @@
               <a:graphicData uri="http://schemas.openxmlformats.org/drawingml/2006/picture">
                 <pic:pic>
                   <pic:nvPicPr>
-                    <pic:cNvPr descr="C:/Users/apart/AppData/Local/Temp/html2doc_svg_l3KOoh/svg_1.png" id="30" name="Picture"/>
+                    <pic:cNvPr descr="C:/Users/apart/AppData/Local/Temp/html2doc_svg_ReCZ8V/svg_1.png" id="30" name="Picture"/>
                     <pic:cNvPicPr>
                       <a:picLocks noChangeArrowheads="1" noChangeAspect="1"/>
                     </pic:cNvPicPr>
@@ -12519,7 +12519,7 @@
               <a:graphicData uri="http://schemas.openxmlformats.org/drawingml/2006/picture">
                 <pic:pic>
                   <pic:nvPicPr>
-                    <pic:cNvPr descr="C:/Users/apart/AppData/Local/Temp/html2doc_svg_l3KOoh/svg_2.png" id="35" name="Picture"/>
+                    <pic:cNvPr descr="C:/Users/apart/AppData/Local/Temp/html2doc_svg_ReCZ8V/svg_2.png" id="35" name="Picture"/>
                     <pic:cNvPicPr>
                       <a:picLocks noChangeArrowheads="1" noChangeAspect="1"/>
                     </pic:cNvPicPr>
@@ -12601,7 +12601,7 @@
               <a:graphicData uri="http://schemas.openxmlformats.org/drawingml/2006/picture">
                 <pic:pic>
                   <pic:nvPicPr>
-                    <pic:cNvPr descr="C:/Users/apart/AppData/Local/Temp/html2doc_svg_l3KOoh/svg_3.png" id="38" name="Picture"/>
+                    <pic:cNvPr descr="C:/Users/apart/AppData/Local/Temp/html2doc_svg_ReCZ8V/svg_3.png" id="38" name="Picture"/>
                     <pic:cNvPicPr>
                       <a:picLocks noChangeArrowheads="1" noChangeAspect="1"/>
                     </pic:cNvPicPr>
@@ -16203,7 +16203,7 @@
               <a:graphicData uri="http://schemas.openxmlformats.org/drawingml/2006/picture">
                 <pic:pic>
                   <pic:nvPicPr>
-                    <pic:cNvPr descr="C:/Users/apart/AppData/Local/Temp/html2doc_svg_l3KOoh/svg_4.png" id="44" name="Picture"/>
+                    <pic:cNvPr descr="C:/Users/apart/AppData/Local/Temp/html2doc_svg_ReCZ8V/svg_4.png" id="44" name="Picture"/>
                     <pic:cNvPicPr>
                       <a:picLocks noChangeArrowheads="1" noChangeAspect="1"/>
                     </pic:cNvPicPr>
@@ -16576,7 +16576,7 @@
         <w:widowControl w:val="1"/>
       </w:pPr>
       <w:r>
-        <w:t xml:space="preserve">Five limitations remain central. First, external validation uses two real educational corpora (Herath 9-aspect, EduRABSA 7-aspect) and conservative aspect overlaps, so broader claims about the entire 20-aspect schema still require additional real-data tests. These two targets are also sentence-level (Herath median 20 words, EduRABSA 38) while the synthetic corpus is full-length reviews (median 122 words), so transfer here is a cross-granularity test, and the lower Herath scores partly reflect its shorter items rather than aspect content alone; a full-review real benchmark remains a natural addition. Practitioners should therefore not read the transfer results as validating the full schema: only 9 of the 20 aspects are externally checked, synthetic-only training recovers about 60% of a real-trained model, and any high-stakes or personnel decision requires human-in-the-loop review rather than reliance on the eleven aspects that have no real-data validation. Second, the realism-validation analysis is conducted with LLM judges and improves prompt quality without establishing statistical indistinguishability from real reviews under an adversarial frontier-model detector, a bar that current LLM-generated text does not clear regardless of generator family; the realism that is operative for a labeled training benchmark is functional rather than perceptual, and is evidenced by the synthetic-to-real transfer results above, where a model trained on the synthetic corpus recovers real-review aspect and polarity signal on two independent external corpora. The label-faithfulness audit is validated three ways (a behavioral negative control, cross-provider judge agreement, and direct agreement with human labels at Cohen's kappa 0.56 on two annotated corpora, Section 5.7). Because the generator and the cost-matched auditor share a provider family, we further confirm that the audit is not merely detecting same-family latent patterns by reproducing the human-agreement check with a fully independent family (Google Gemini, Cohen's kappa 0.62); human re-annotation across the full 20-aspect schema remains the natural extension. Third, a nontrivial share of rows (841 of 10,000) reached the output-token cap and lowered full-corpus length-band adherence to 0.6819; this is a recoverable token-budget artifact rather than a control failure, since regenerating exactly those rows at a higher cap eliminates the truncation and restores full-corpus adherence to 0.7125, close to but still below the never-truncated rate of 0.7304 (Appendix A.14), and length band is in any case a soft stylistic target rather than a labeled control variable. Fourth, downstream training on the 10K corpus benefits from the Section 5.7 top-50% faithfulness filter (validated across two BERT-family architectures and both transfer targets); the audit score is the validated way to select training rows for sentiment-polarity fidelity on transferred aspects. Fifth, the downstream GPT comparison covers a full-test</w:t>
+        <w:t xml:space="preserve">Five limitations remain central. First, external validation uses two real educational corpora (Herath 9-aspect, EduRABSA 7-aspect) and conservative aspect overlaps, so broader claims about the entire 20-aspect schema still require additional real-data tests. These two targets are also sentence-level (Herath median 20 words, EduRABSA 38) while the synthetic corpus is full-length reviews (median 122 words), so transfer here is a cross-granularity test, and the lower Herath scores partly reflect its shorter items rather than aspect content alone. A full-review real benchmark is the natural next target, but none is currently public, since the released educational ABSA corpora are all sentence-level [12]; aspect-annotating a set of full-length reviews (for example public OMSCS or Coursera reviews) is therefore the concrete path to closing this granularity gap. Practitioners should therefore not read the transfer results as validating the full schema: only 9 of the 20 aspects are externally checked, synthetic-only training recovers about 60% of a real-trained model, and any high-stakes or personnel decision requires human-in-the-loop review rather than reliance on the eleven aspects that have no real-data validation. Second, the realism-validation analysis is conducted with LLM judges and improves prompt quality without establishing statistical indistinguishability from real reviews under an adversarial frontier-model detector, a bar that current LLM-generated text does not clear regardless of generator family; the realism that is operative for a labeled training benchmark is functional rather than perceptual, and is evidenced by the synthetic-to-real transfer results above, where a model trained on the synthetic corpus recovers real-review aspect and polarity signal on two independent external corpora. The label-faithfulness audit is validated three ways (a behavioral negative control, cross-provider judge agreement, and direct agreement with human labels at Cohen's kappa 0.56 on two annotated corpora, Section 5.7). Because the generator and the cost-matched auditor share a provider family, we further confirm that the audit is not merely detecting same-family latent patterns by reproducing the human-agreement check with a fully independent family (Google Gemini, Cohen's kappa 0.62); human re-annotation across the full 20-aspect schema remains the natural extension. Third, a nontrivial share of rows (841 of 10,000) reached the output-token cap and lowered full-corpus length-band adherence to 0.6819; this is a recoverable token-budget artifact rather than a control failure, since regenerating exactly those rows at a higher cap eliminates the truncation and restores full-corpus adherence to 0.7125, close to but still below the never-truncated rate of 0.7304 (Appendix A.14), and length band is in any case a soft stylistic target rather than a labeled control variable. Fourth, downstream training on the 10K corpus benefits from the Section 5.7 top-50% faithfulness filter (validated across two BERT-family architectures and both transfer targets); the audit score is the validated way to select training rows for sentiment-polarity fidelity on transferred aspects. Fifth, the downstream GPT comparison covers a full-test</w:t>
       </w:r>
       <w:r>
         <w:t xml:space="preserve"> </w:t>
@@ -16827,7 +16827,7 @@
         <w:widowControl w:val="1"/>
       </w:pPr>
       <w:r>
-        <w:t xml:space="preserve">A concrete adoption roadmap follows from a fine-tuning-size sweep. Pretraining the detector on the synthetic corpus and then fine-tuning on a subsampled slice of real, locally adjudicated reviews traces a smooth curve (Figure 6): as few as 100 real reviews lift 9-aspect detection to micro-F1 0.58 (well above the 0.46 of synthetic-only transfer), 500 reach 0.70, 1,000 reach 0.74, and the full real set 0.77, matching a model trained on real data alone (0.767). Two operational guidelines follow. First, minimum data: roughly 250 to 500 locally labeled reviews already capture most of the benefit and are a realistic annotation budget for a single department, while the synthetic pretrain lets an institution reach real-only quality with about half the real data. Second, expected degradation and monitoring: a deployment fine-tuned on N local reviews should expect the micro-F1 in Figure 6 rather than the internal-benchmark or full-real numbers, and should be monitored against a held-out slice of locally adjudicated examples, re-checking whenever the feedback distribution shifts (new platform, course redesign, or cohort change).</w:t>
+        <w:t xml:space="preserve">A concrete adoption roadmap follows from a fine-tuning-size sweep. Pretraining the detector on the synthetic corpus and then fine-tuning on a subsampled slice of real, locally adjudicated reviews traces a smooth curve (Figure 6): as few as 100 real reviews lift 9-aspect detection to micro-F1 0.58 (well above the 0.46 of synthetic-only transfer), 500 reach 0.70, 1,000 reach 0.74, and the full real set 0.77, matching a model trained on real data alone (0.767). Two operational guidelines follow. First, minimum data: roughly 250 to 500 locally labeled reviews already capture most of the benefit and are a realistic annotation budget for a single department, while the synthetic pretrain lets an institution reach real-only quality with about half the real data. Second, expected degradation and monitoring: a deployment fine-tuned on N local reviews should expect the micro-F1 in Figure 6 rather than the internal-benchmark or full-real numbers, and should be monitored against a held-out slice of locally adjudicated examples, re-checking whenever the feedback distribution shifts (new platform, course redesign, or cohort change). Practitioners applying the faithfulness audit itself should note that its reliability is review-shape dependent: it is most trustworthy on moderate-length reviews with a handful of aspects, under-confirming genuine aspects on very short comments and under-rejecting spurious ones on aspect-dense reviews (Appendix A.22).</w:t>
       </w:r>
     </w:p>
     <w:p>
@@ -16848,7 +16848,7 @@
               <a:graphicData uri="http://schemas.openxmlformats.org/drawingml/2006/picture">
                 <pic:pic>
                   <pic:nvPicPr>
-                    <pic:cNvPr descr="C:/Users/apart/AppData/Local/Temp/html2doc_svg_l3KOoh/svg_5.png" id="51" name="Picture"/>
+                    <pic:cNvPr descr="C:/Users/apart/AppData/Local/Temp/html2doc_svg_ReCZ8V/svg_5.png" id="51" name="Picture"/>
                     <pic:cNvPicPr>
                       <a:picLocks noChangeArrowheads="1" noChangeAspect="1"/>
                     </pic:cNvPicPr>
@@ -21806,7 +21806,7 @@
               <a:graphicData uri="http://schemas.openxmlformats.org/drawingml/2006/picture">
                 <pic:pic>
                   <pic:nvPicPr>
-                    <pic:cNvPr descr="C:/Users/apart/AppData/Local/Temp/html2doc_svg_l3KOoh/svg_6.png" id="62" name="Picture"/>
+                    <pic:cNvPr descr="C:/Users/apart/AppData/Local/Temp/html2doc_svg_ReCZ8V/svg_6.png" id="62" name="Picture"/>
                     <pic:cNvPicPr>
                       <a:picLocks noChangeArrowheads="1" noChangeAspect="1"/>
                     </pic:cNvPicPr>
@@ -23615,7 +23615,7 @@
               <a:graphicData uri="http://schemas.openxmlformats.org/drawingml/2006/picture">
                 <pic:pic>
                   <pic:nvPicPr>
-                    <pic:cNvPr descr="C:/Users/apart/AppData/Local/Temp/html2doc_svg_l3KOoh/svg_7.png" id="67" name="Picture"/>
+                    <pic:cNvPr descr="C:/Users/apart/AppData/Local/Temp/html2doc_svg_ReCZ8V/svg_7.png" id="67" name="Picture"/>
                     <pic:cNvPicPr>
                       <a:picLocks noChangeArrowheads="1" noChangeAspect="1"/>
                     </pic:cNvPicPr>
@@ -25574,7 +25574,7 @@
               <a:graphicData uri="http://schemas.openxmlformats.org/drawingml/2006/picture">
                 <pic:pic>
                   <pic:nvPicPr>
-                    <pic:cNvPr descr="C:/Users/apart/AppData/Local/Temp/html2doc_svg_l3KOoh/svg_8.png" id="72" name="Picture"/>
+                    <pic:cNvPr descr="C:/Users/apart/AppData/Local/Temp/html2doc_svg_ReCZ8V/svg_8.png" id="72" name="Picture"/>
                     <pic:cNvPicPr>
                       <a:picLocks noChangeArrowheads="1" noChangeAspect="1"/>
                     </pic:cNvPicPr>
@@ -26411,7 +26411,7 @@
               <a:graphicData uri="http://schemas.openxmlformats.org/drawingml/2006/picture">
                 <pic:pic>
                   <pic:nvPicPr>
-                    <pic:cNvPr descr="C:/Users/apart/AppData/Local/Temp/html2doc_svg_l3KOoh/svg_9.png" id="75" name="Picture"/>
+                    <pic:cNvPr descr="C:/Users/apart/AppData/Local/Temp/html2doc_svg_ReCZ8V/svg_9.png" id="75" name="Picture"/>
                     <pic:cNvPicPr>
                       <a:picLocks noChangeArrowheads="1" noChangeAspect="1"/>
                     </pic:cNvPicPr>
@@ -31131,7 +31131,7 @@
               <a:graphicData uri="http://schemas.openxmlformats.org/drawingml/2006/picture">
                 <pic:pic>
                   <pic:nvPicPr>
-                    <pic:cNvPr descr="C:/Users/apart/AppData/Local/Temp/html2doc_svg_l3KOoh/svg_10.png" id="80" name="Picture"/>
+                    <pic:cNvPr descr="C:/Users/apart/AppData/Local/Temp/html2doc_svg_ReCZ8V/svg_10.png" id="80" name="Picture"/>
                     <pic:cNvPicPr>
                       <a:picLocks noChangeArrowheads="1" noChangeAspect="1"/>
                     </pic:cNvPicPr>
@@ -32335,7 +32335,7 @@
               <a:graphicData uri="http://schemas.openxmlformats.org/drawingml/2006/picture">
                 <pic:pic>
                   <pic:nvPicPr>
-                    <pic:cNvPr descr="C:/Users/apart/AppData/Local/Temp/html2doc_svg_l3KOoh/svg_11.png" id="86" name="Picture"/>
+                    <pic:cNvPr descr="C:/Users/apart/AppData/Local/Temp/html2doc_svg_ReCZ8V/svg_11.png" id="86" name="Picture"/>
                     <pic:cNvPicPr>
                       <a:picLocks noChangeArrowheads="1" noChangeAspect="1"/>
                     </pic:cNvPicPr>
@@ -32417,7 +32417,7 @@
               <a:graphicData uri="http://schemas.openxmlformats.org/drawingml/2006/picture">
                 <pic:pic>
                   <pic:nvPicPr>
-                    <pic:cNvPr descr="C:/Users/apart/AppData/Local/Temp/html2doc_svg_l3KOoh/svg_12.png" id="89" name="Picture"/>
+                    <pic:cNvPr descr="C:/Users/apart/AppData/Local/Temp/html2doc_svg_ReCZ8V/svg_12.png" id="89" name="Picture"/>
                     <pic:cNvPicPr>
                       <a:picLocks noChangeArrowheads="1" noChangeAspect="1"/>
                     </pic:cNvPicPr>
@@ -33238,7 +33238,7 @@
               <a:graphicData uri="http://schemas.openxmlformats.org/drawingml/2006/picture">
                 <pic:pic>
                   <pic:nvPicPr>
-                    <pic:cNvPr descr="C:/Users/apart/AppData/Local/Temp/html2doc_svg_l3KOoh/svg_13.png" id="94" name="Picture"/>
+                    <pic:cNvPr descr="C:/Users/apart/AppData/Local/Temp/html2doc_svg_ReCZ8V/svg_13.png" id="94" name="Picture"/>
                     <pic:cNvPicPr>
                       <a:picLocks noChangeArrowheads="1" noChangeAspect="1"/>
                     </pic:cNvPicPr>

--- a/paper/course_absa_manuscript.docx
+++ b/paper/course_absa_manuscript.docx
@@ -255,7 +255,7 @@
         <w:t xml:space="preserve">practical_application</w:t>
       </w:r>
       <w:r>
-        <w:t xml:space="preserve">) that no single end-of-term reading reveals. None of these workflows demand a perfect classifier; they demand one that is available, reproducible, and substantially cheaper than the human reading they replace. The bottleneck today is not modelling architecture but supervision: educational ABSA datasets are scarce, expensive to annotate, and rarely public. A recent systematic review of educational ABSA finds that only two of fifteen studies released any annotated data, and that the public corpora that do exist are sentence-level rather than full-review [12]; this data scarcity, not model capacity, is what a controlled synthetic corpus is meant to address.</w:t>
+        <w:t xml:space="preserve">) that no single end-of-term reading reveals. None of these workflows demand a perfect classifier; they demand one that is available, reproducible, and substantially cheaper than the human reading they replace. The bottleneck today is not modelling architecture but supervision: educational ABSA datasets are scarce, expensive to annotate, and rarely public. A recent systematic review of educational ABSA finds that only two of fifteen studies released any annotated data [12], and the public corpora that do exist are predominantly sentence-level; review-level aspect labels are available mainly for MOOC platform reviews (for example OATS-ABSA on Coursera [41]) rather than for the institutional course and teacher feedback our schema targets. This data scarcity, not model capacity, is what a controlled synthetic corpus is meant to address.</w:t>
       </w:r>
     </w:p>
     <w:p>
@@ -1410,7 +1410,7 @@
               <a:graphicData uri="http://schemas.openxmlformats.org/drawingml/2006/picture">
                 <pic:pic>
                   <pic:nvPicPr>
-                    <pic:cNvPr descr="C:/Users/apart/AppData/Local/Temp/html2doc_svg_ReCZ8V/svg_0.png" id="16" name="Picture"/>
+                    <pic:cNvPr descr="C:/Users/apart/AppData/Local/Temp/html2doc_svg_LlnWYp/svg_0.png" id="16" name="Picture"/>
                     <pic:cNvPicPr>
                       <a:picLocks noChangeArrowheads="1" noChangeAspect="1"/>
                     </pic:cNvPicPr>
@@ -10174,7 +10174,7 @@
               <a:graphicData uri="http://schemas.openxmlformats.org/drawingml/2006/picture">
                 <pic:pic>
                   <pic:nvPicPr>
-                    <pic:cNvPr descr="C:/Users/apart/AppData/Local/Temp/html2doc_svg_ReCZ8V/svg_1.png" id="30" name="Picture"/>
+                    <pic:cNvPr descr="C:/Users/apart/AppData/Local/Temp/html2doc_svg_LlnWYp/svg_1.png" id="30" name="Picture"/>
                     <pic:cNvPicPr>
                       <a:picLocks noChangeArrowheads="1" noChangeAspect="1"/>
                     </pic:cNvPicPr>
@@ -12519,7 +12519,7 @@
               <a:graphicData uri="http://schemas.openxmlformats.org/drawingml/2006/picture">
                 <pic:pic>
                   <pic:nvPicPr>
-                    <pic:cNvPr descr="C:/Users/apart/AppData/Local/Temp/html2doc_svg_ReCZ8V/svg_2.png" id="35" name="Picture"/>
+                    <pic:cNvPr descr="C:/Users/apart/AppData/Local/Temp/html2doc_svg_LlnWYp/svg_2.png" id="35" name="Picture"/>
                     <pic:cNvPicPr>
                       <a:picLocks noChangeArrowheads="1" noChangeAspect="1"/>
                     </pic:cNvPicPr>
@@ -12601,7 +12601,7 @@
               <a:graphicData uri="http://schemas.openxmlformats.org/drawingml/2006/picture">
                 <pic:pic>
                   <pic:nvPicPr>
-                    <pic:cNvPr descr="C:/Users/apart/AppData/Local/Temp/html2doc_svg_ReCZ8V/svg_3.png" id="38" name="Picture"/>
+                    <pic:cNvPr descr="C:/Users/apart/AppData/Local/Temp/html2doc_svg_LlnWYp/svg_3.png" id="38" name="Picture"/>
                     <pic:cNvPicPr>
                       <a:picLocks noChangeArrowheads="1" noChangeAspect="1"/>
                     </pic:cNvPicPr>
@@ -16203,7 +16203,7 @@
               <a:graphicData uri="http://schemas.openxmlformats.org/drawingml/2006/picture">
                 <pic:pic>
                   <pic:nvPicPr>
-                    <pic:cNvPr descr="C:/Users/apart/AppData/Local/Temp/html2doc_svg_ReCZ8V/svg_4.png" id="44" name="Picture"/>
+                    <pic:cNvPr descr="C:/Users/apart/AppData/Local/Temp/html2doc_svg_LlnWYp/svg_4.png" id="44" name="Picture"/>
                     <pic:cNvPicPr>
                       <a:picLocks noChangeArrowheads="1" noChangeAspect="1"/>
                     </pic:cNvPicPr>
@@ -16576,7 +16576,7 @@
         <w:widowControl w:val="1"/>
       </w:pPr>
       <w:r>
-        <w:t xml:space="preserve">Five limitations remain central. First, external validation uses two real educational corpora (Herath 9-aspect, EduRABSA 7-aspect) and conservative aspect overlaps, so broader claims about the entire 20-aspect schema still require additional real-data tests. These two targets are also sentence-level (Herath median 20 words, EduRABSA 38) while the synthetic corpus is full-length reviews (median 122 words), so transfer here is a cross-granularity test, and the lower Herath scores partly reflect its shorter items rather than aspect content alone. A full-review real benchmark is the natural next target, but none is currently public, since the released educational ABSA corpora are all sentence-level [12]; aspect-annotating a set of full-length reviews (for example public OMSCS or Coursera reviews) is therefore the concrete path to closing this granularity gap. Practitioners should therefore not read the transfer results as validating the full schema: only 9 of the 20 aspects are externally checked, synthetic-only training recovers about 60% of a real-trained model, and any high-stakes or personnel decision requires human-in-the-loop review rather than reliance on the eleven aspects that have no real-data validation. Second, the realism-validation analysis is conducted with LLM judges and improves prompt quality without establishing statistical indistinguishability from real reviews under an adversarial frontier-model detector, a bar that current LLM-generated text does not clear regardless of generator family; the realism that is operative for a labeled training benchmark is functional rather than perceptual, and is evidenced by the synthetic-to-real transfer results above, where a model trained on the synthetic corpus recovers real-review aspect and polarity signal on two independent external corpora. The label-faithfulness audit is validated three ways (a behavioral negative control, cross-provider judge agreement, and direct agreement with human labels at Cohen's kappa 0.56 on two annotated corpora, Section 5.7). Because the generator and the cost-matched auditor share a provider family, we further confirm that the audit is not merely detecting same-family latent patterns by reproducing the human-agreement check with a fully independent family (Google Gemini, Cohen's kappa 0.62); human re-annotation across the full 20-aspect schema remains the natural extension. Third, a nontrivial share of rows (841 of 10,000) reached the output-token cap and lowered full-corpus length-band adherence to 0.6819; this is a recoverable token-budget artifact rather than a control failure, since regenerating exactly those rows at a higher cap eliminates the truncation and restores full-corpus adherence to 0.7125, close to but still below the never-truncated rate of 0.7304 (Appendix A.14), and length band is in any case a soft stylistic target rather than a labeled control variable. Fourth, downstream training on the 10K corpus benefits from the Section 5.7 top-50% faithfulness filter (validated across two BERT-family architectures and both transfer targets); the audit score is the validated way to select training rows for sentiment-polarity fidelity on transferred aspects. Fifth, the downstream GPT comparison covers a full-test</w:t>
+        <w:t xml:space="preserve">Five limitations remain central. First, external validation uses two real educational corpora (Herath 9-aspect, EduRABSA 7-aspect) and conservative aspect overlaps, so broader claims about the entire 20-aspect schema still require additional real-data tests. These two targets are also sentence-level (Herath median 20 words, EduRABSA 38) while the synthetic corpus is full-length reviews (median 122 words), so transfer here is a cross-granularity test, and the lower Herath scores partly reflect its shorter items rather than aspect content alone. A full-review real benchmark matched to institutional course feedback is the natural next target; the one public review-level educational corpus is MOOC-focused (OATS-ABSA, Coursera reviews [41]), while course-evaluation feedback of the kind our schema targets remains annotated only at the sentence level [12]. Aspect-annotating a set of full-length institutional reviews (for example public OMSCS reviews) is therefore the concrete path to fully closing this granularity gap. Practitioners should therefore not read the transfer results as validating the full schema: only 9 of the 20 aspects are externally checked, synthetic-only training recovers about 60% of a real-trained model, and any high-stakes or personnel decision requires human-in-the-loop review rather than reliance on the eleven aspects that have no real-data validation. Second, the realism-validation analysis is conducted with LLM judges and improves prompt quality without establishing statistical indistinguishability from real reviews under an adversarial frontier-model detector, a bar that current LLM-generated text does not clear regardless of generator family; the realism that is operative for a labeled training benchmark is functional rather than perceptual, and is evidenced by the synthetic-to-real transfer results above, where a model trained on the synthetic corpus recovers real-review aspect and polarity signal on two independent external corpora. A distributional check calibrates the scale of the gap: at sentence granularity, MAUVE between the synthetic corpus and the real OMSCS reviews is 0.23, below the 0.98 real-to-real ceiling but well above the 0.03 MAUVE between two independent real educational corpora (OMSCS and Herath), so the synthetic text is in fact closer to its target real distribution than two real educational sources are to each other, and its distributional distance from real text is modest against the natural spread of real educational feedback. This residual gap reflects writing style rather than course or platform identity: scrubbing course codes, instructor names, and platform terms from both sides leaves it essentially unchanged. The label-faithfulness audit is validated three ways (a behavioral negative control, cross-provider judge agreement, and direct agreement with human labels at Cohen's kappa 0.56 on two annotated corpora, Section 5.7). Because the generator and the cost-matched auditor share a provider family, we further confirm that the audit is not merely detecting same-family latent patterns by reproducing the human-agreement check with a fully independent family (Google Gemini, Cohen's kappa 0.62); human re-annotation across the full 20-aspect schema remains the natural extension. Third, a nontrivial share of rows (841 of 10,000) reached the output-token cap and lowered full-corpus length-band adherence to 0.6819; this is a recoverable token-budget artifact rather than a control failure, since regenerating exactly those rows at a higher cap eliminates the truncation and restores full-corpus adherence to 0.7125, close to but still below the never-truncated rate of 0.7304 (Appendix A.14), and length band is in any case a soft stylistic target rather than a labeled control variable. Fourth, downstream training on the 10K corpus benefits from the Section 5.7 top-50% faithfulness filter (validated across two BERT-family architectures and both transfer targets); the audit score is the validated way to select training rows for sentiment-polarity fidelity on transferred aspects. Fifth, the downstream GPT comparison covers a full-test</w:t>
       </w:r>
       <w:r>
         <w:t xml:space="preserve"> </w:t>
@@ -16848,7 +16848,7 @@
               <a:graphicData uri="http://schemas.openxmlformats.org/drawingml/2006/picture">
                 <pic:pic>
                   <pic:nvPicPr>
-                    <pic:cNvPr descr="C:/Users/apart/AppData/Local/Temp/html2doc_svg_ReCZ8V/svg_5.png" id="51" name="Picture"/>
+                    <pic:cNvPr descr="C:/Users/apart/AppData/Local/Temp/html2doc_svg_LlnWYp/svg_5.png" id="51" name="Picture"/>
                     <pic:cNvPicPr>
                       <a:picLocks noChangeArrowheads="1" noChangeAspect="1"/>
                     </pic:cNvPicPr>
@@ -21806,7 +21806,7 @@
               <a:graphicData uri="http://schemas.openxmlformats.org/drawingml/2006/picture">
                 <pic:pic>
                   <pic:nvPicPr>
-                    <pic:cNvPr descr="C:/Users/apart/AppData/Local/Temp/html2doc_svg_ReCZ8V/svg_6.png" id="62" name="Picture"/>
+                    <pic:cNvPr descr="C:/Users/apart/AppData/Local/Temp/html2doc_svg_LlnWYp/svg_6.png" id="62" name="Picture"/>
                     <pic:cNvPicPr>
                       <a:picLocks noChangeArrowheads="1" noChangeAspect="1"/>
                     </pic:cNvPicPr>
@@ -23615,7 +23615,7 @@
               <a:graphicData uri="http://schemas.openxmlformats.org/drawingml/2006/picture">
                 <pic:pic>
                   <pic:nvPicPr>
-                    <pic:cNvPr descr="C:/Users/apart/AppData/Local/Temp/html2doc_svg_ReCZ8V/svg_7.png" id="67" name="Picture"/>
+                    <pic:cNvPr descr="C:/Users/apart/AppData/Local/Temp/html2doc_svg_LlnWYp/svg_7.png" id="67" name="Picture"/>
                     <pic:cNvPicPr>
                       <a:picLocks noChangeArrowheads="1" noChangeAspect="1"/>
                     </pic:cNvPicPr>
@@ -25574,7 +25574,7 @@
               <a:graphicData uri="http://schemas.openxmlformats.org/drawingml/2006/picture">
                 <pic:pic>
                   <pic:nvPicPr>
-                    <pic:cNvPr descr="C:/Users/apart/AppData/Local/Temp/html2doc_svg_ReCZ8V/svg_8.png" id="72" name="Picture"/>
+                    <pic:cNvPr descr="C:/Users/apart/AppData/Local/Temp/html2doc_svg_LlnWYp/svg_8.png" id="72" name="Picture"/>
                     <pic:cNvPicPr>
                       <a:picLocks noChangeArrowheads="1" noChangeAspect="1"/>
                     </pic:cNvPicPr>
@@ -26411,7 +26411,7 @@
               <a:graphicData uri="http://schemas.openxmlformats.org/drawingml/2006/picture">
                 <pic:pic>
                   <pic:nvPicPr>
-                    <pic:cNvPr descr="C:/Users/apart/AppData/Local/Temp/html2doc_svg_ReCZ8V/svg_9.png" id="75" name="Picture"/>
+                    <pic:cNvPr descr="C:/Users/apart/AppData/Local/Temp/html2doc_svg_LlnWYp/svg_9.png" id="75" name="Picture"/>
                     <pic:cNvPicPr>
                       <a:picLocks noChangeArrowheads="1" noChangeAspect="1"/>
                     </pic:cNvPicPr>
@@ -31131,7 +31131,7 @@
               <a:graphicData uri="http://schemas.openxmlformats.org/drawingml/2006/picture">
                 <pic:pic>
                   <pic:nvPicPr>
-                    <pic:cNvPr descr="C:/Users/apart/AppData/Local/Temp/html2doc_svg_ReCZ8V/svg_10.png" id="80" name="Picture"/>
+                    <pic:cNvPr descr="C:/Users/apart/AppData/Local/Temp/html2doc_svg_LlnWYp/svg_10.png" id="80" name="Picture"/>
                     <pic:cNvPicPr>
                       <a:picLocks noChangeArrowheads="1" noChangeAspect="1"/>
                     </pic:cNvPicPr>
@@ -32335,7 +32335,7 @@
               <a:graphicData uri="http://schemas.openxmlformats.org/drawingml/2006/picture">
                 <pic:pic>
                   <pic:nvPicPr>
-                    <pic:cNvPr descr="C:/Users/apart/AppData/Local/Temp/html2doc_svg_ReCZ8V/svg_11.png" id="86" name="Picture"/>
+                    <pic:cNvPr descr="C:/Users/apart/AppData/Local/Temp/html2doc_svg_LlnWYp/svg_11.png" id="86" name="Picture"/>
                     <pic:cNvPicPr>
                       <a:picLocks noChangeArrowheads="1" noChangeAspect="1"/>
                     </pic:cNvPicPr>
@@ -32417,7 +32417,7 @@
               <a:graphicData uri="http://schemas.openxmlformats.org/drawingml/2006/picture">
                 <pic:pic>
                   <pic:nvPicPr>
-                    <pic:cNvPr descr="C:/Users/apart/AppData/Local/Temp/html2doc_svg_ReCZ8V/svg_12.png" id="89" name="Picture"/>
+                    <pic:cNvPr descr="C:/Users/apart/AppData/Local/Temp/html2doc_svg_LlnWYp/svg_12.png" id="89" name="Picture"/>
                     <pic:cNvPicPr>
                       <a:picLocks noChangeArrowheads="1" noChangeAspect="1"/>
                     </pic:cNvPicPr>
@@ -33238,7 +33238,7 @@
               <a:graphicData uri="http://schemas.openxmlformats.org/drawingml/2006/picture">
                 <pic:pic>
                   <pic:nvPicPr>
-                    <pic:cNvPr descr="C:/Users/apart/AppData/Local/Temp/html2doc_svg_ReCZ8V/svg_13.png" id="94" name="Picture"/>
+                    <pic:cNvPr descr="C:/Users/apart/AppData/Local/Temp/html2doc_svg_LlnWYp/svg_13.png" id="94" name="Picture"/>
                     <pic:cNvPicPr>
                       <a:picLocks noChangeArrowheads="1" noChangeAspect="1"/>
                     </pic:cNvPicPr>
@@ -40878,7 +40878,7 @@
     </w:tbl>
     <w:bookmarkEnd w:id="101"/>
     <w:bookmarkEnd w:id="102"/>
-    <w:bookmarkStart w:id="143" w:name="bibliography"/>
+    <w:bookmarkStart w:id="144" w:name="bibliography"/>
     <w:p>
       <w:pPr>
         <w:pStyle w:val="Heading2"/>
@@ -42341,7 +42341,38 @@
         <w:t xml:space="preserve">. ICASSP 2025, IEEE International Conference on Acoustics, Speech and Signal Processing.</w:t>
       </w:r>
     </w:p>
-    <w:bookmarkEnd w:id="143"/>
+    <w:p>
+      <w:pPr>
+        <w:pStyle w:val="Compact"/>
+        <w:numPr>
+          <w:ilvl w:val="0"/>
+          <w:numId w:val="1003"/>
+        </w:numPr>
+        <w:ind w:left="360" w:hanging="259"/>
+        <w:jc w:val="both"/>
+        <w:keepNext w:val="0"/>
+        <w:keepLines w:val="0"/>
+        <w:widowControl w:val="1"/>
+      </w:pPr>
+      <w:r>
+        <w:t xml:space="preserve">Siva Uday Sampreeth Chebolu, Franck Dernoncourt, Nedim Lipka, and Thamar Solorio. 2024.</w:t>
+      </w:r>
+      <w:r>
+        <w:t xml:space="preserve"> </w:t>
+      </w:r>
+      <w:hyperlink r:id="rId143">
+        <w:r>
+          <w:rPr>
+            <w:rStyle w:val="Hyperlink"/>
+          </w:rPr>
+          <w:t xml:space="preserve">OATS: A Challenge Dataset for Opinion Aspect Target Sentiment Joint Detection for Aspect-Based Sentiment Analysis</w:t>
+        </w:r>
+      </w:hyperlink>
+      <w:r>
+        <w:t xml:space="preserve">. Proceedings of LREC-COLING 2024, pages 12336-12347.</w:t>
+      </w:r>
+    </w:p>
+    <w:bookmarkEnd w:id="144"/>
     <w:sectPr>
       <w:footerReference w:type="default" r:id="rId9"/>
       <w:pgSz w:h="15840" w:w="12240"/>

--- a/paper/course_absa_manuscript.docx
+++ b/paper/course_absa_manuscript.docx
@@ -1410,7 +1410,7 @@
               <a:graphicData uri="http://schemas.openxmlformats.org/drawingml/2006/picture">
                 <pic:pic>
                   <pic:nvPicPr>
-                    <pic:cNvPr descr="C:/Users/apart/AppData/Local/Temp/html2doc_svg_LlnWYp/svg_0.png" id="16" name="Picture"/>
+                    <pic:cNvPr descr="C:/Users/apart/AppData/Local/Temp/html2doc_svg_239o7b/svg_0.png" id="16" name="Picture"/>
                     <pic:cNvPicPr>
                       <a:picLocks noChangeArrowheads="1" noChangeAspect="1"/>
                     </pic:cNvPicPr>
@@ -10174,7 +10174,7 @@
               <a:graphicData uri="http://schemas.openxmlformats.org/drawingml/2006/picture">
                 <pic:pic>
                   <pic:nvPicPr>
-                    <pic:cNvPr descr="C:/Users/apart/AppData/Local/Temp/html2doc_svg_LlnWYp/svg_1.png" id="30" name="Picture"/>
+                    <pic:cNvPr descr="C:/Users/apart/AppData/Local/Temp/html2doc_svg_239o7b/svg_1.png" id="30" name="Picture"/>
                     <pic:cNvPicPr>
                       <a:picLocks noChangeArrowheads="1" noChangeAspect="1"/>
                     </pic:cNvPicPr>
@@ -12519,7 +12519,7 @@
               <a:graphicData uri="http://schemas.openxmlformats.org/drawingml/2006/picture">
                 <pic:pic>
                   <pic:nvPicPr>
-                    <pic:cNvPr descr="C:/Users/apart/AppData/Local/Temp/html2doc_svg_LlnWYp/svg_2.png" id="35" name="Picture"/>
+                    <pic:cNvPr descr="C:/Users/apart/AppData/Local/Temp/html2doc_svg_239o7b/svg_2.png" id="35" name="Picture"/>
                     <pic:cNvPicPr>
                       <a:picLocks noChangeArrowheads="1" noChangeAspect="1"/>
                     </pic:cNvPicPr>
@@ -12601,7 +12601,7 @@
               <a:graphicData uri="http://schemas.openxmlformats.org/drawingml/2006/picture">
                 <pic:pic>
                   <pic:nvPicPr>
-                    <pic:cNvPr descr="C:/Users/apart/AppData/Local/Temp/html2doc_svg_LlnWYp/svg_3.png" id="38" name="Picture"/>
+                    <pic:cNvPr descr="C:/Users/apart/AppData/Local/Temp/html2doc_svg_239o7b/svg_3.png" id="38" name="Picture"/>
                     <pic:cNvPicPr>
                       <a:picLocks noChangeArrowheads="1" noChangeAspect="1"/>
                     </pic:cNvPicPr>
@@ -16203,7 +16203,7 @@
               <a:graphicData uri="http://schemas.openxmlformats.org/drawingml/2006/picture">
                 <pic:pic>
                   <pic:nvPicPr>
-                    <pic:cNvPr descr="C:/Users/apart/AppData/Local/Temp/html2doc_svg_LlnWYp/svg_4.png" id="44" name="Picture"/>
+                    <pic:cNvPr descr="C:/Users/apart/AppData/Local/Temp/html2doc_svg_239o7b/svg_4.png" id="44" name="Picture"/>
                     <pic:cNvPicPr>
                       <a:picLocks noChangeArrowheads="1" noChangeAspect="1"/>
                     </pic:cNvPicPr>
@@ -16576,7 +16576,7 @@
         <w:widowControl w:val="1"/>
       </w:pPr>
       <w:r>
-        <w:t xml:space="preserve">Five limitations remain central. First, external validation uses two real educational corpora (Herath 9-aspect, EduRABSA 7-aspect) and conservative aspect overlaps, so broader claims about the entire 20-aspect schema still require additional real-data tests. These two targets are also sentence-level (Herath median 20 words, EduRABSA 38) while the synthetic corpus is full-length reviews (median 122 words), so transfer here is a cross-granularity test, and the lower Herath scores partly reflect its shorter items rather than aspect content alone. A full-review real benchmark matched to institutional course feedback is the natural next target; the one public review-level educational corpus is MOOC-focused (OATS-ABSA, Coursera reviews [41]), while course-evaluation feedback of the kind our schema targets remains annotated only at the sentence level [12]. Aspect-annotating a set of full-length institutional reviews (for example public OMSCS reviews) is therefore the concrete path to fully closing this granularity gap. Practitioners should therefore not read the transfer results as validating the full schema: only 9 of the 20 aspects are externally checked, synthetic-only training recovers about 60% of a real-trained model, and any high-stakes or personnel decision requires human-in-the-loop review rather than reliance on the eleven aspects that have no real-data validation. Second, the realism-validation analysis is conducted with LLM judges and improves prompt quality without establishing statistical indistinguishability from real reviews under an adversarial frontier-model detector, a bar that current LLM-generated text does not clear regardless of generator family; the realism that is operative for a labeled training benchmark is functional rather than perceptual, and is evidenced by the synthetic-to-real transfer results above, where a model trained on the synthetic corpus recovers real-review aspect and polarity signal on two independent external corpora. A distributional check calibrates the scale of the gap: at sentence granularity, MAUVE between the synthetic corpus and the real OMSCS reviews is 0.23, below the 0.98 real-to-real ceiling but well above the 0.03 MAUVE between two independent real educational corpora (OMSCS and Herath), so the synthetic text is in fact closer to its target real distribution than two real educational sources are to each other, and its distributional distance from real text is modest against the natural spread of real educational feedback. This residual gap reflects writing style rather than course or platform identity: scrubbing course codes, instructor names, and platform terms from both sides leaves it essentially unchanged. The label-faithfulness audit is validated three ways (a behavioral negative control, cross-provider judge agreement, and direct agreement with human labels at Cohen's kappa 0.56 on two annotated corpora, Section 5.7). Because the generator and the cost-matched auditor share a provider family, we further confirm that the audit is not merely detecting same-family latent patterns by reproducing the human-agreement check with a fully independent family (Google Gemini, Cohen's kappa 0.62); human re-annotation across the full 20-aspect schema remains the natural extension. Third, a nontrivial share of rows (841 of 10,000) reached the output-token cap and lowered full-corpus length-band adherence to 0.6819; this is a recoverable token-budget artifact rather than a control failure, since regenerating exactly those rows at a higher cap eliminates the truncation and restores full-corpus adherence to 0.7125, close to but still below the never-truncated rate of 0.7304 (Appendix A.14), and length band is in any case a soft stylistic target rather than a labeled control variable. Fourth, downstream training on the 10K corpus benefits from the Section 5.7 top-50% faithfulness filter (validated across two BERT-family architectures and both transfer targets); the audit score is the validated way to select training rows for sentiment-polarity fidelity on transferred aspects. Fifth, the downstream GPT comparison covers a full-test</w:t>
+        <w:t xml:space="preserve">Five limitations remain central. First, external validation uses two real educational corpora (Herath 9-aspect, EduRABSA 7-aspect) and conservative aspect overlaps, so broader claims about the entire 20-aspect schema still require additional real-data tests. These two targets are also sentence-level (Herath median 20 words, EduRABSA 38) while the synthetic corpus is full-length reviews (median 122 words), so transfer here is a cross-granularity test. This granularity mismatch is not, however, the limiting factor: a review-level real target (OATS, median 70 words) transfers no better than the sentence-level targets, so transfer difficulty is governed by how closely a target's aspect vocabulary and register align with the synthetic supervision rather than by review length (Appendix A.24). A full-review real benchmark matched to institutional course feedback is the natural next target; the one public review-level educational corpus is MOOC-focused (OATS-ABSA, Coursera reviews [41]), while course-evaluation feedback of the kind our schema targets remains annotated only at the sentence level [12]. Aspect-annotating a set of full-length institutional reviews (for example public OMSCS reviews) is therefore the concrete path to fully closing this granularity gap. Practitioners should therefore not read the transfer results as validating the full schema: only 9 of the 20 aspects are externally checked, synthetic-only training recovers about 60% of a real-trained model, and any high-stakes or personnel decision requires human-in-the-loop review rather than reliance on the eleven aspects that have no real-data validation. Second, the realism-validation analysis is conducted with LLM judges and improves prompt quality without establishing statistical indistinguishability from real reviews under an adversarial frontier-model detector, a bar that current LLM-generated text does not clear regardless of generator family; the realism that is operative for a labeled training benchmark is functional rather than perceptual, and is evidenced by the synthetic-to-real transfer results above, where a model trained on the synthetic corpus recovers real-review aspect and polarity signal on two independent external corpora. A distributional check calibrates the scale of the gap: at sentence granularity, MAUVE between the synthetic corpus and the real OMSCS reviews is 0.23, below the 0.98 real-to-real ceiling but well above the 0.03 MAUVE between two independent real educational corpora (OMSCS and Herath), so the synthetic text is in fact closer to its target real distribution than two real educational sources are to each other, and its distributional distance from real text is modest against the natural spread of real educational feedback. This residual gap reflects writing style rather than course or platform identity: scrubbing course codes, instructor names, and platform terms from both sides leaves it essentially unchanged. Most tellingly, the separability is a document-structure effect rather than a sentence-realism one: judged sentence by sentence, individual synthetic sentences are near-indistinguishable from real ones, with the same judge only 60% accurate (close to the 50% chance floor, versus 93% on whole reviews) and calling 63% of synthetic sentences real. What a frontier detector picks up is therefore how a review is assembled, its uniform coverage of the independently sampled aspects, not the individual sentences that carry the aspect-sentiment supervision (Appendix A.23). The label-faithfulness audit is validated three ways (a behavioral negative control, cross-provider judge agreement, and direct agreement with human labels at Cohen's kappa 0.56 on two annotated corpora, Section 5.7). Because the generator and the cost-matched auditor share a provider family, we further confirm that the audit is not merely detecting same-family latent patterns by reproducing the human-agreement check with a fully independent family (Google Gemini, Cohen's kappa 0.62); human re-annotation across the full 20-aspect schema remains the natural extension. Third, a nontrivial share of rows (841 of 10,000) reached the output-token cap and lowered full-corpus length-band adherence to 0.6819; this is a recoverable token-budget artifact rather than a control failure, since regenerating exactly those rows at a higher cap eliminates the truncation and restores full-corpus adherence to 0.7125, close to but still below the never-truncated rate of 0.7304 (Appendix A.14), and length band is in any case a soft stylistic target rather than a labeled control variable. Fourth, downstream training on the 10K corpus benefits from the Section 5.7 top-50% faithfulness filter (validated across two BERT-family architectures and both transfer targets); the audit score is the validated way to select training rows for sentiment-polarity fidelity on transferred aspects. Fifth, the downstream GPT comparison covers a full-test</w:t>
       </w:r>
       <w:r>
         <w:t xml:space="preserve"> </w:t>
@@ -16848,7 +16848,7 @@
               <a:graphicData uri="http://schemas.openxmlformats.org/drawingml/2006/picture">
                 <pic:pic>
                   <pic:nvPicPr>
-                    <pic:cNvPr descr="C:/Users/apart/AppData/Local/Temp/html2doc_svg_LlnWYp/svg_5.png" id="51" name="Picture"/>
+                    <pic:cNvPr descr="C:/Users/apart/AppData/Local/Temp/html2doc_svg_239o7b/svg_5.png" id="51" name="Picture"/>
                     <pic:cNvPicPr>
                       <a:picLocks noChangeArrowheads="1" noChangeAspect="1"/>
                     </pic:cNvPicPr>
@@ -17000,7 +17000,7 @@
       </w:r>
     </w:p>
     <w:bookmarkEnd w:id="55"/>
-    <w:bookmarkStart w:id="102" w:name="appendix"/>
+    <w:bookmarkStart w:id="104" w:name="appendix"/>
     <w:p>
       <w:pPr>
         <w:pStyle w:val="Heading2"/>
@@ -21806,7 +21806,7 @@
               <a:graphicData uri="http://schemas.openxmlformats.org/drawingml/2006/picture">
                 <pic:pic>
                   <pic:nvPicPr>
-                    <pic:cNvPr descr="C:/Users/apart/AppData/Local/Temp/html2doc_svg_LlnWYp/svg_6.png" id="62" name="Picture"/>
+                    <pic:cNvPr descr="C:/Users/apart/AppData/Local/Temp/html2doc_svg_239o7b/svg_6.png" id="62" name="Picture"/>
                     <pic:cNvPicPr>
                       <a:picLocks noChangeArrowheads="1" noChangeAspect="1"/>
                     </pic:cNvPicPr>
@@ -23615,7 +23615,7 @@
               <a:graphicData uri="http://schemas.openxmlformats.org/drawingml/2006/picture">
                 <pic:pic>
                   <pic:nvPicPr>
-                    <pic:cNvPr descr="C:/Users/apart/AppData/Local/Temp/html2doc_svg_LlnWYp/svg_7.png" id="67" name="Picture"/>
+                    <pic:cNvPr descr="C:/Users/apart/AppData/Local/Temp/html2doc_svg_239o7b/svg_7.png" id="67" name="Picture"/>
                     <pic:cNvPicPr>
                       <a:picLocks noChangeArrowheads="1" noChangeAspect="1"/>
                     </pic:cNvPicPr>
@@ -25574,7 +25574,7 @@
               <a:graphicData uri="http://schemas.openxmlformats.org/drawingml/2006/picture">
                 <pic:pic>
                   <pic:nvPicPr>
-                    <pic:cNvPr descr="C:/Users/apart/AppData/Local/Temp/html2doc_svg_LlnWYp/svg_8.png" id="72" name="Picture"/>
+                    <pic:cNvPr descr="C:/Users/apart/AppData/Local/Temp/html2doc_svg_239o7b/svg_8.png" id="72" name="Picture"/>
                     <pic:cNvPicPr>
                       <a:picLocks noChangeArrowheads="1" noChangeAspect="1"/>
                     </pic:cNvPicPr>
@@ -26411,7 +26411,7 @@
               <a:graphicData uri="http://schemas.openxmlformats.org/drawingml/2006/picture">
                 <pic:pic>
                   <pic:nvPicPr>
-                    <pic:cNvPr descr="C:/Users/apart/AppData/Local/Temp/html2doc_svg_LlnWYp/svg_9.png" id="75" name="Picture"/>
+                    <pic:cNvPr descr="C:/Users/apart/AppData/Local/Temp/html2doc_svg_239o7b/svg_9.png" id="75" name="Picture"/>
                     <pic:cNvPicPr>
                       <a:picLocks noChangeArrowheads="1" noChangeAspect="1"/>
                     </pic:cNvPicPr>
@@ -31131,7 +31131,7 @@
               <a:graphicData uri="http://schemas.openxmlformats.org/drawingml/2006/picture">
                 <pic:pic>
                   <pic:nvPicPr>
-                    <pic:cNvPr descr="C:/Users/apart/AppData/Local/Temp/html2doc_svg_LlnWYp/svg_10.png" id="80" name="Picture"/>
+                    <pic:cNvPr descr="C:/Users/apart/AppData/Local/Temp/html2doc_svg_239o7b/svg_10.png" id="80" name="Picture"/>
                     <pic:cNvPicPr>
                       <a:picLocks noChangeArrowheads="1" noChangeAspect="1"/>
                     </pic:cNvPicPr>
@@ -32335,7 +32335,7 @@
               <a:graphicData uri="http://schemas.openxmlformats.org/drawingml/2006/picture">
                 <pic:pic>
                   <pic:nvPicPr>
-                    <pic:cNvPr descr="C:/Users/apart/AppData/Local/Temp/html2doc_svg_LlnWYp/svg_11.png" id="86" name="Picture"/>
+                    <pic:cNvPr descr="C:/Users/apart/AppData/Local/Temp/html2doc_svg_239o7b/svg_11.png" id="86" name="Picture"/>
                     <pic:cNvPicPr>
                       <a:picLocks noChangeArrowheads="1" noChangeAspect="1"/>
                     </pic:cNvPicPr>
@@ -32417,7 +32417,7 @@
               <a:graphicData uri="http://schemas.openxmlformats.org/drawingml/2006/picture">
                 <pic:pic>
                   <pic:nvPicPr>
-                    <pic:cNvPr descr="C:/Users/apart/AppData/Local/Temp/html2doc_svg_LlnWYp/svg_12.png" id="89" name="Picture"/>
+                    <pic:cNvPr descr="C:/Users/apart/AppData/Local/Temp/html2doc_svg_239o7b/svg_12.png" id="89" name="Picture"/>
                     <pic:cNvPicPr>
                       <a:picLocks noChangeArrowheads="1" noChangeAspect="1"/>
                     </pic:cNvPicPr>
@@ -33238,7 +33238,7 @@
               <a:graphicData uri="http://schemas.openxmlformats.org/drawingml/2006/picture">
                 <pic:pic>
                   <pic:nvPicPr>
-                    <pic:cNvPr descr="C:/Users/apart/AppData/Local/Temp/html2doc_svg_LlnWYp/svg_13.png" id="94" name="Picture"/>
+                    <pic:cNvPr descr="C:/Users/apart/AppData/Local/Temp/html2doc_svg_239o7b/svg_13.png" id="94" name="Picture"/>
                     <pic:cNvPicPr>
                       <a:picLocks noChangeArrowheads="1" noChangeAspect="1"/>
                     </pic:cNvPicPr>
@@ -40877,8 +40877,1129 @@
       </w:tr>
     </w:tbl>
     <w:bookmarkEnd w:id="101"/>
+    <w:bookmarkStart w:id="102" w:name="a.23-sentence-versus-review-realism"/>
+    <w:p>
+      <w:pPr>
+        <w:pStyle w:val="Heading3"/>
+        <w:keepNext/>
+        <w:keepLines/>
+        <w:widowControl w:val="1"/>
+      </w:pPr>
+      <w:r>
+        <w:t xml:space="preserve">A.23 Sentence-Versus-Review Realism</w:t>
+      </w:r>
+    </w:p>
+    <w:p>
+      <w:pPr>
+        <w:pStyle w:val="FirstParagraph"/>
+        <w:jc w:val="both"/>
+        <w:keepNext w:val="0"/>
+        <w:keepLines w:val="0"/>
+        <w:widowControl w:val="1"/>
+      </w:pPr>
+      <w:r>
+        <w:t xml:space="preserve">The realism-validation judge separates whole synthetic reviews from real ones easily, but this reflects document structure rather than the realism of the text itself. We re-ran the identical real-versus-synthetic judgment at sentence granularity, giving the judge one sentence at a time (150 synthetic and 150 real OMSCS sentences of 5 to 40 words), and compared it to the review-level decision (Table A21). Accuracy falls from 93% to 60%, close to the 50% chance floor: the judge flags only 37% of synthetic sentences as synthetic (versus 97% of whole reviews) and calls 63% of them real, while its false-synthetic rate on real sentences is unchanged at 16%. Individual synthetic sentences are therefore near-indistinguishable from real ones to the same detector. The signal the detector uses at the review level is how the review is assembled: because aspects are sampled independently and the generator is asked to express each assigned aspect, a synthetic review covers its aspects uniformly and reads as balanced or checklist-like, whereas real reviews dwell on one or two aspects and mention others in passing. This document-assembly regularity is orthogonal to the sentence-level aspect-sentiment labels the corpus supplies for training, and a MAUVE gap of 0.23 between the sentence pools confirms only an aggregate distributional shift, not per-sentence detectability. Script:</w:t>
+      </w:r>
+      <w:r>
+        <w:t xml:space="preserve"> </w:t>
+      </w:r>
+      <w:r>
+        <w:rPr>
+          <w:rStyle w:val="VerbatimChar"/>
+        </w:rPr>
+        <w:t xml:space="preserve">paper/n2_sentence_judge.py</w:t>
+      </w:r>
+      <w:r>
+        <w:t xml:space="preserve">.</w:t>
+      </w:r>
+    </w:p>
+    <w:p>
+      <w:pPr>
+        <w:pStyle w:val="TableCaption"/>
+        <w:spacing w:before="280" w:after="60" w:line="240" w:lineRule="auto"/>
+        <w:jc w:val="center"/>
+        <w:keepNext/>
+        <w:keepLines/>
+        <w:widowControl w:val="1"/>
+      </w:pPr>
+      <w:r>
+        <w:rPr>
+          <w:b/>
+          <w:i/>
+        </w:rPr>
+        <w:t>Table A21.</w:t>
+      </w:r>
+      <w:r>
+        <w:rPr>
+          <w:b w:val="0"/>
+          <w:i/>
+        </w:rPr>
+        <w:t xml:space="preserve"> </w:t>
+      </w:r>
+      <w:r>
+        <w:rPr>
+          <w:b w:val="0"/>
+          <w:i/>
+        </w:rPr>
+        <w:t>Real-versus-synthetic judge (gpt-5.4) at review granularity versus sentence granularity. At the sentence level the judge is near the 50% chance floor, so whole-review detectability is a document-structure effect, not a property of the sentences.</w:t>
+      </w:r>
+    </w:p>
+    <w:tbl>
+      <w:tblPr>
+        <w:tblStyle w:val="Table"/>
+        <w:tblW w:type="pct" w:w="5000"/>
+        <w:jc w:val="center"/>
+        <w:tblLook w:firstRow="1" w:lastRow="0" w:firstColumn="0" w:lastColumn="0" w:noHBand="0" w:noVBand="0" w:val="0020"/>
+        <w:tblCaption w:val="Table A21. Real-versus-synthetic judge (gpt-5.4) at review granularity versus sentence granularity. At the sentence level the judge is near the 50% chance floor, so whole-review detectability is a document-structure effect, not a property of the sentences."/>
+        <w:tblLayout w:type="autofit"/>
+        <w:tblBorders>
+          <w:top w:val="single" w:sz="10" w:color="4F6272"/>
+          <w:bottom w:val="single" w:sz="10" w:color="4F6272"/>
+          <w:insideH w:val="single" w:sz="5" w:color="9FB0C2"/>
+          <w:left w:val="single" w:sz="6" w:color="9FB0C2"/>
+          <w:right w:val="single" w:sz="6" w:color="9FB0C2"/>
+          <w:insideV w:val="single" w:sz="5" w:color="D9E1E8"/>
+        </w:tblBorders>
+      </w:tblPr>
+      <w:tblGrid>
+        <w:gridCol w:w="1980"/>
+        <w:gridCol w:w="1980"/>
+        <w:gridCol w:w="1980"/>
+        <w:gridCol w:w="1980"/>
+      </w:tblGrid>
+      <w:tr>
+        <w:trPr>
+          <w:tblHeader w:val="on"/>
+        </w:trPr>
+        <w:tc>
+          <w:tcPr>
+            <w:shd w:fill="EEF3F7"/>
+            <w:tcBorders>
+              <w:left w:val="nil"/>
+              <w:right w:val="nil"/>
+              <w:top w:val="nil"/>
+              <w:bottom w:val="single" w:sz="8" w:color="9FB0C2"/>
+            </w:tcBorders>
+            <w:vAlign w:val="center"/>
+          </w:tcPr>
+          <w:p>
+            <w:pPr>
+              <w:pStyle w:val="Compact"/>
+              <w:spacing w:before="0" w:after="20" w:line="240" w:lineRule="auto"/>
+              <w:jc w:val="center"/>
+              <w:keepNext w:val="0"/>
+              <w:keepLines/>
+              <w:widowControl w:val="1"/>
+            </w:pPr>
+            <w:r>
+              <w:rPr>
+                <w:rFonts w:ascii="Georgia" w:hAnsi="Georgia"/>
+                <w:b/>
+                <w:sz w:val="19"/>
+              </w:rPr>
+              <w:t xml:space="preserve">Granularity</w:t>
+            </w:r>
+          </w:p>
+        </w:tc>
+        <w:tc>
+          <w:tcPr>
+            <w:shd w:fill="EEF3F7"/>
+            <w:tcBorders>
+              <w:left w:val="nil"/>
+              <w:right w:val="nil"/>
+              <w:top w:val="nil"/>
+              <w:bottom w:val="single" w:sz="8" w:color="9FB0C2"/>
+            </w:tcBorders>
+            <w:vAlign w:val="center"/>
+          </w:tcPr>
+          <w:p>
+            <w:pPr>
+              <w:pStyle w:val="Compact"/>
+              <w:spacing w:before="0" w:after="20" w:line="240" w:lineRule="auto"/>
+              <w:jc w:val="center"/>
+              <w:keepNext w:val="0"/>
+              <w:keepLines/>
+              <w:widowControl w:val="1"/>
+            </w:pPr>
+            <w:r>
+              <w:rPr>
+                <w:rFonts w:ascii="Georgia" w:hAnsi="Georgia"/>
+                <w:b/>
+                <w:sz w:val="19"/>
+              </w:rPr>
+              <w:t xml:space="preserve">Synthetic flagged synthetic</w:t>
+            </w:r>
+          </w:p>
+        </w:tc>
+        <w:tc>
+          <w:tcPr>
+            <w:shd w:fill="EEF3F7"/>
+            <w:tcBorders>
+              <w:left w:val="nil"/>
+              <w:right w:val="nil"/>
+              <w:top w:val="nil"/>
+              <w:bottom w:val="single" w:sz="8" w:color="9FB0C2"/>
+            </w:tcBorders>
+            <w:vAlign w:val="center"/>
+          </w:tcPr>
+          <w:p>
+            <w:pPr>
+              <w:pStyle w:val="Compact"/>
+              <w:spacing w:before="0" w:after="20" w:line="240" w:lineRule="auto"/>
+              <w:jc w:val="center"/>
+              <w:keepNext w:val="0"/>
+              <w:keepLines/>
+              <w:widowControl w:val="1"/>
+            </w:pPr>
+            <w:r>
+              <w:rPr>
+                <w:rFonts w:ascii="Georgia" w:hAnsi="Georgia"/>
+                <w:b/>
+                <w:sz w:val="19"/>
+              </w:rPr>
+              <w:t xml:space="preserve">Real flagged synthetic</w:t>
+            </w:r>
+          </w:p>
+        </w:tc>
+        <w:tc>
+          <w:tcPr>
+            <w:shd w:fill="EEF3F7"/>
+            <w:tcBorders>
+              <w:left w:val="nil"/>
+              <w:right w:val="nil"/>
+              <w:top w:val="nil"/>
+              <w:bottom w:val="single" w:sz="8" w:color="9FB0C2"/>
+            </w:tcBorders>
+            <w:vAlign w:val="center"/>
+          </w:tcPr>
+          <w:p>
+            <w:pPr>
+              <w:pStyle w:val="Compact"/>
+              <w:spacing w:before="0" w:after="20" w:line="240" w:lineRule="auto"/>
+              <w:jc w:val="center"/>
+              <w:keepNext w:val="0"/>
+              <w:keepLines/>
+              <w:widowControl w:val="1"/>
+            </w:pPr>
+            <w:r>
+              <w:rPr>
+                <w:rFonts w:ascii="Georgia" w:hAnsi="Georgia"/>
+                <w:b/>
+                <w:sz w:val="19"/>
+              </w:rPr>
+              <w:t xml:space="preserve">Overall accuracy</w:t>
+            </w:r>
+          </w:p>
+        </w:tc>
+      </w:tr>
+      <w:tr>
+        <w:tc>
+          <w:tcPr>
+            <w:tcBorders>
+              <w:left w:val="nil"/>
+              <w:right w:val="nil"/>
+              <w:top w:val="nil"/>
+              <w:bottom w:val="single" w:sz="4" w:color="D9E1E8"/>
+            </w:tcBorders>
+            <w:vAlign w:val="center"/>
+          </w:tcPr>
+          <w:p>
+            <w:pPr>
+              <w:pStyle w:val="Compact"/>
+              <w:spacing w:before="0" w:after="20" w:line="240" w:lineRule="auto"/>
+              <w:jc w:val="center"/>
+              <w:keepNext w:val="0"/>
+              <w:keepLines/>
+              <w:widowControl w:val="1"/>
+            </w:pPr>
+            <w:r>
+              <w:rPr>
+                <w:rFonts w:ascii="Georgia" w:hAnsi="Georgia"/>
+                <w:sz w:val="19"/>
+              </w:rPr>
+              <w:t xml:space="preserve">Whole review</w:t>
+            </w:r>
+          </w:p>
+        </w:tc>
+        <w:tc>
+          <w:tcPr>
+            <w:tcBorders>
+              <w:left w:val="nil"/>
+              <w:right w:val="nil"/>
+              <w:top w:val="nil"/>
+              <w:bottom w:val="single" w:sz="4" w:color="D9E1E8"/>
+            </w:tcBorders>
+            <w:vAlign w:val="center"/>
+          </w:tcPr>
+          <w:p>
+            <w:pPr>
+              <w:pStyle w:val="Compact"/>
+              <w:spacing w:before="0" w:after="20" w:line="240" w:lineRule="auto"/>
+              <w:jc w:val="center"/>
+              <w:keepNext w:val="0"/>
+              <w:keepLines/>
+              <w:widowControl w:val="1"/>
+            </w:pPr>
+            <w:r>
+              <w:rPr>
+                <w:rFonts w:ascii="Georgia" w:hAnsi="Georgia"/>
+                <w:sz w:val="19"/>
+              </w:rPr>
+              <w:t xml:space="preserve">0.975</w:t>
+            </w:r>
+          </w:p>
+        </w:tc>
+        <w:tc>
+          <w:tcPr>
+            <w:tcBorders>
+              <w:left w:val="nil"/>
+              <w:right w:val="nil"/>
+              <w:top w:val="nil"/>
+              <w:bottom w:val="single" w:sz="4" w:color="D9E1E8"/>
+            </w:tcBorders>
+            <w:vAlign w:val="center"/>
+          </w:tcPr>
+          <w:p>
+            <w:pPr>
+              <w:pStyle w:val="Compact"/>
+              <w:spacing w:before="0" w:after="20" w:line="240" w:lineRule="auto"/>
+              <w:jc w:val="center"/>
+              <w:keepNext w:val="0"/>
+              <w:keepLines/>
+              <w:widowControl w:val="1"/>
+            </w:pPr>
+            <w:r>
+              <w:rPr>
+                <w:rFonts w:ascii="Georgia" w:hAnsi="Georgia"/>
+                <w:sz w:val="19"/>
+              </w:rPr>
+              <w:t xml:space="preserve">0.15</w:t>
+            </w:r>
+          </w:p>
+        </w:tc>
+        <w:tc>
+          <w:tcPr>
+            <w:tcBorders>
+              <w:left w:val="nil"/>
+              <w:right w:val="nil"/>
+              <w:top w:val="nil"/>
+              <w:bottom w:val="single" w:sz="4" w:color="D9E1E8"/>
+            </w:tcBorders>
+            <w:vAlign w:val="center"/>
+          </w:tcPr>
+          <w:p>
+            <w:pPr>
+              <w:pStyle w:val="Compact"/>
+              <w:spacing w:before="0" w:after="20" w:line="240" w:lineRule="auto"/>
+              <w:jc w:val="center"/>
+              <w:keepNext w:val="0"/>
+              <w:keepLines/>
+              <w:widowControl w:val="1"/>
+            </w:pPr>
+            <w:r>
+              <w:rPr>
+                <w:rFonts w:ascii="Georgia" w:hAnsi="Georgia"/>
+                <w:sz w:val="19"/>
+              </w:rPr>
+              <w:t xml:space="preserve">0.93</w:t>
+            </w:r>
+          </w:p>
+        </w:tc>
+      </w:tr>
+      <w:tr>
+        <w:tc>
+          <w:tcPr>
+            <w:tcBorders>
+              <w:left w:val="nil"/>
+              <w:right w:val="nil"/>
+              <w:top w:val="nil"/>
+              <w:bottom w:val="nil"/>
+            </w:tcBorders>
+            <w:vAlign w:val="center"/>
+          </w:tcPr>
+          <w:p>
+            <w:pPr>
+              <w:pStyle w:val="Compact"/>
+              <w:spacing w:before="0" w:after="20" w:line="240" w:lineRule="auto"/>
+              <w:jc w:val="center"/>
+              <w:keepNext w:val="0"/>
+              <w:keepLines/>
+              <w:widowControl w:val="1"/>
+            </w:pPr>
+            <w:r>
+              <w:rPr>
+                <w:rFonts w:ascii="Georgia" w:hAnsi="Georgia"/>
+                <w:sz w:val="19"/>
+              </w:rPr>
+              <w:t xml:space="preserve">Single sentence</w:t>
+            </w:r>
+          </w:p>
+        </w:tc>
+        <w:tc>
+          <w:tcPr>
+            <w:tcBorders>
+              <w:left w:val="nil"/>
+              <w:right w:val="nil"/>
+              <w:top w:val="nil"/>
+              <w:bottom w:val="nil"/>
+            </w:tcBorders>
+            <w:vAlign w:val="center"/>
+          </w:tcPr>
+          <w:p>
+            <w:pPr>
+              <w:pStyle w:val="Compact"/>
+              <w:spacing w:before="0" w:after="20" w:line="240" w:lineRule="auto"/>
+              <w:jc w:val="center"/>
+              <w:keepNext w:val="0"/>
+              <w:keepLines/>
+              <w:widowControl w:val="1"/>
+            </w:pPr>
+            <w:r>
+              <w:rPr>
+                <w:rFonts w:ascii="Georgia" w:hAnsi="Georgia"/>
+                <w:sz w:val="19"/>
+              </w:rPr>
+              <w:t xml:space="preserve">0.367</w:t>
+            </w:r>
+          </w:p>
+        </w:tc>
+        <w:tc>
+          <w:tcPr>
+            <w:tcBorders>
+              <w:left w:val="nil"/>
+              <w:right w:val="nil"/>
+              <w:top w:val="nil"/>
+              <w:bottom w:val="nil"/>
+            </w:tcBorders>
+            <w:vAlign w:val="center"/>
+          </w:tcPr>
+          <w:p>
+            <w:pPr>
+              <w:pStyle w:val="Compact"/>
+              <w:spacing w:before="0" w:after="20" w:line="240" w:lineRule="auto"/>
+              <w:jc w:val="center"/>
+              <w:keepNext w:val="0"/>
+              <w:keepLines/>
+              <w:widowControl w:val="1"/>
+            </w:pPr>
+            <w:r>
+              <w:rPr>
+                <w:rFonts w:ascii="Georgia" w:hAnsi="Georgia"/>
+                <w:sz w:val="19"/>
+              </w:rPr>
+              <w:t xml:space="preserve">0.16</w:t>
+            </w:r>
+          </w:p>
+        </w:tc>
+        <w:tc>
+          <w:tcPr>
+            <w:tcBorders>
+              <w:left w:val="nil"/>
+              <w:right w:val="nil"/>
+              <w:top w:val="nil"/>
+              <w:bottom w:val="nil"/>
+            </w:tcBorders>
+            <w:vAlign w:val="center"/>
+          </w:tcPr>
+          <w:p>
+            <w:pPr>
+              <w:pStyle w:val="Compact"/>
+              <w:spacing w:before="0" w:after="20" w:line="240" w:lineRule="auto"/>
+              <w:jc w:val="center"/>
+              <w:keepNext w:val="0"/>
+              <w:keepLines/>
+              <w:widowControl w:val="1"/>
+            </w:pPr>
+            <w:r>
+              <w:rPr>
+                <w:rFonts w:ascii="Georgia" w:hAnsi="Georgia"/>
+                <w:sz w:val="19"/>
+              </w:rPr>
+              <w:t xml:space="preserve">0.603</w:t>
+            </w:r>
+          </w:p>
+        </w:tc>
+      </w:tr>
+    </w:tbl>
     <w:bookmarkEnd w:id="102"/>
-    <w:bookmarkStart w:id="144" w:name="bibliography"/>
+    <w:bookmarkStart w:id="103" w:name="X50e9c8125cee1eb99a99c9d7946a4b63be6ad24"/>
+    <w:p>
+      <w:pPr>
+        <w:pStyle w:val="Heading3"/>
+        <w:keepNext/>
+        <w:keepLines/>
+        <w:widowControl w:val="1"/>
+      </w:pPr>
+      <w:r>
+        <w:t xml:space="preserve">A.24 Review Granularity Does Not Predict Transfer</w:t>
+      </w:r>
+    </w:p>
+    <w:p>
+      <w:pPr>
+        <w:pStyle w:val="FirstParagraph"/>
+        <w:jc w:val="both"/>
+        <w:keepNext w:val="0"/>
+        <w:keepLines w:val="0"/>
+        <w:widowControl w:val="1"/>
+      </w:pPr>
+      <w:r>
+        <w:t xml:space="preserve">A natural concern is that the synthetic corpus is full-review while the two primary transfer targets are sentence-level, so transfer might be limited by this granularity mismatch. It is not. We evaluated the same synthetic-trained</w:t>
+      </w:r>
+      <w:r>
+        <w:t xml:space="preserve"> </w:t>
+      </w:r>
+      <w:r>
+        <w:rPr>
+          <w:rStyle w:val="VerbatimChar"/>
+        </w:rPr>
+        <w:t xml:space="preserve">bert-base-uncased</w:t>
+      </w:r>
+      <w:r>
+        <w:t xml:space="preserve"> </w:t>
+      </w:r>
+      <w:r>
+        <w:t xml:space="preserve">detector on four real targets that vary in granularity, over each target's conservative aspect overlap (Table A22). A review-level target (OATS, median 70 words) transfers no better (micro-F1 0.275) than sentence-level targets (M-ABSA 0.263, EduRABSA 0.275), and all three sit well below the best-aligned Herath overlap (0.481). Transfer difficulty is therefore governed by how closely a target's aspect vocabulary and register align with the synthetic supervision, not by review length; the cross-granularity mismatch is not the operative limitation. The two Coursera-derived MOOC targets (M-ABSA, OATS) are additionally short and positive-skewed, which further depresses their transferred scores.</w:t>
+      </w:r>
+    </w:p>
+    <w:p>
+      <w:pPr>
+        <w:pStyle w:val="TableCaption"/>
+        <w:spacing w:before="280" w:after="60" w:line="240" w:lineRule="auto"/>
+        <w:jc w:val="center"/>
+        <w:keepNext/>
+        <w:keepLines/>
+        <w:widowControl w:val="1"/>
+      </w:pPr>
+      <w:r>
+        <w:rPr>
+          <w:b/>
+          <w:i/>
+        </w:rPr>
+        <w:t>Table A22.</w:t>
+      </w:r>
+      <w:r>
+        <w:rPr>
+          <w:b w:val="0"/>
+          <w:i/>
+        </w:rPr>
+        <w:t xml:space="preserve"> </w:t>
+      </w:r>
+      <w:r>
+        <w:rPr>
+          <w:b w:val="0"/>
+          <w:i/>
+        </w:rPr>
+        <w:t>Synthetic-to-real detection transfer (micro-F1, bert-base-uncased, seed 42) across four real targets spanning sentence- and review-level granularity. Review-level OATS transfers no better than sentence-level targets, so granularity is not the transfer bottleneck.</w:t>
+      </w:r>
+    </w:p>
+    <w:tbl>
+      <w:tblPr>
+        <w:tblStyle w:val="Table"/>
+        <w:tblW w:type="pct" w:w="5000"/>
+        <w:jc w:val="center"/>
+        <w:tblLook w:firstRow="1" w:lastRow="0" w:firstColumn="0" w:lastColumn="0" w:noHBand="0" w:noVBand="0" w:val="0020"/>
+        <w:tblCaption w:val="Table A22. Synthetic-to-real detection transfer (micro-F1, bert-base-uncased, seed 42) across four real targets spanning sentence- and review-level granularity. Review-level OATS transfers no better than sentence-level targets, so granularity is not the transfer bottleneck."/>
+        <w:tblLayout w:type="autofit"/>
+        <w:tblBorders>
+          <w:top w:val="single" w:sz="10" w:color="4F6272"/>
+          <w:bottom w:val="single" w:sz="10" w:color="4F6272"/>
+          <w:insideH w:val="single" w:sz="5" w:color="9FB0C2"/>
+          <w:left w:val="single" w:sz="6" w:color="9FB0C2"/>
+          <w:right w:val="single" w:sz="6" w:color="9FB0C2"/>
+          <w:insideV w:val="single" w:sz="5" w:color="D9E1E8"/>
+        </w:tblBorders>
+      </w:tblPr>
+      <w:tblGrid>
+        <w:gridCol w:w="1980"/>
+        <w:gridCol w:w="1980"/>
+        <w:gridCol w:w="1980"/>
+        <w:gridCol w:w="1980"/>
+      </w:tblGrid>
+      <w:tr>
+        <w:trPr>
+          <w:tblHeader w:val="on"/>
+        </w:trPr>
+        <w:tc>
+          <w:tcPr>
+            <w:shd w:fill="EEF3F7"/>
+            <w:tcBorders>
+              <w:left w:val="nil"/>
+              <w:right w:val="nil"/>
+              <w:top w:val="nil"/>
+              <w:bottom w:val="single" w:sz="8" w:color="9FB0C2"/>
+            </w:tcBorders>
+            <w:vAlign w:val="center"/>
+          </w:tcPr>
+          <w:p>
+            <w:pPr>
+              <w:pStyle w:val="Compact"/>
+              <w:spacing w:before="0" w:after="20" w:line="240" w:lineRule="auto"/>
+              <w:jc w:val="center"/>
+              <w:keepNext w:val="0"/>
+              <w:keepLines/>
+              <w:widowControl w:val="1"/>
+            </w:pPr>
+            <w:r>
+              <w:rPr>
+                <w:rFonts w:ascii="Georgia" w:hAnsi="Georgia"/>
+                <w:b/>
+                <w:sz w:val="19"/>
+              </w:rPr>
+              <w:t xml:space="preserve">Target</w:t>
+            </w:r>
+          </w:p>
+        </w:tc>
+        <w:tc>
+          <w:tcPr>
+            <w:shd w:fill="EEF3F7"/>
+            <w:tcBorders>
+              <w:left w:val="nil"/>
+              <w:right w:val="nil"/>
+              <w:top w:val="nil"/>
+              <w:bottom w:val="single" w:sz="8" w:color="9FB0C2"/>
+            </w:tcBorders>
+            <w:vAlign w:val="center"/>
+          </w:tcPr>
+          <w:p>
+            <w:pPr>
+              <w:pStyle w:val="Compact"/>
+              <w:spacing w:before="0" w:after="20" w:line="240" w:lineRule="auto"/>
+              <w:jc w:val="center"/>
+              <w:keepNext w:val="0"/>
+              <w:keepLines/>
+              <w:widowControl w:val="1"/>
+            </w:pPr>
+            <w:r>
+              <w:rPr>
+                <w:rFonts w:ascii="Georgia" w:hAnsi="Georgia"/>
+                <w:b/>
+                <w:sz w:val="19"/>
+              </w:rPr>
+              <w:t xml:space="preserve">Granularity (median words)</w:t>
+            </w:r>
+          </w:p>
+        </w:tc>
+        <w:tc>
+          <w:tcPr>
+            <w:shd w:fill="EEF3F7"/>
+            <w:tcBorders>
+              <w:left w:val="nil"/>
+              <w:right w:val="nil"/>
+              <w:top w:val="nil"/>
+              <w:bottom w:val="single" w:sz="8" w:color="9FB0C2"/>
+            </w:tcBorders>
+            <w:vAlign w:val="center"/>
+          </w:tcPr>
+          <w:p>
+            <w:pPr>
+              <w:pStyle w:val="Compact"/>
+              <w:spacing w:before="0" w:after="20" w:line="240" w:lineRule="auto"/>
+              <w:jc w:val="center"/>
+              <w:keepNext w:val="0"/>
+              <w:keepLines/>
+              <w:widowControl w:val="1"/>
+            </w:pPr>
+            <w:r>
+              <w:rPr>
+                <w:rFonts w:ascii="Georgia" w:hAnsi="Georgia"/>
+                <w:b/>
+                <w:sz w:val="19"/>
+              </w:rPr>
+              <w:t xml:space="preserve">Source</w:t>
+            </w:r>
+          </w:p>
+        </w:tc>
+        <w:tc>
+          <w:tcPr>
+            <w:shd w:fill="EEF3F7"/>
+            <w:tcBorders>
+              <w:left w:val="nil"/>
+              <w:right w:val="nil"/>
+              <w:top w:val="nil"/>
+              <w:bottom w:val="single" w:sz="8" w:color="9FB0C2"/>
+            </w:tcBorders>
+            <w:vAlign w:val="center"/>
+          </w:tcPr>
+          <w:p>
+            <w:pPr>
+              <w:pStyle w:val="Compact"/>
+              <w:spacing w:before="0" w:after="20" w:line="240" w:lineRule="auto"/>
+              <w:jc w:val="center"/>
+              <w:keepNext w:val="0"/>
+              <w:keepLines/>
+              <w:widowControl w:val="1"/>
+            </w:pPr>
+            <w:r>
+              <w:rPr>
+                <w:rFonts w:ascii="Georgia" w:hAnsi="Georgia"/>
+                <w:b/>
+                <w:sz w:val="19"/>
+              </w:rPr>
+              <w:t xml:space="preserve">Transfer micro-F1</w:t>
+            </w:r>
+          </w:p>
+        </w:tc>
+      </w:tr>
+      <w:tr>
+        <w:tc>
+          <w:tcPr>
+            <w:tcBorders>
+              <w:left w:val="nil"/>
+              <w:right w:val="nil"/>
+              <w:top w:val="nil"/>
+              <w:bottom w:val="single" w:sz="4" w:color="D9E1E8"/>
+            </w:tcBorders>
+            <w:vAlign w:val="center"/>
+          </w:tcPr>
+          <w:p>
+            <w:pPr>
+              <w:pStyle w:val="Compact"/>
+              <w:spacing w:before="0" w:after="20" w:line="240" w:lineRule="auto"/>
+              <w:jc w:val="center"/>
+              <w:keepNext w:val="0"/>
+              <w:keepLines/>
+              <w:widowControl w:val="1"/>
+            </w:pPr>
+            <w:r>
+              <w:rPr>
+                <w:rFonts w:ascii="Georgia" w:hAnsi="Georgia"/>
+                <w:sz w:val="19"/>
+              </w:rPr>
+              <w:t xml:space="preserve">Herath</w:t>
+            </w:r>
+          </w:p>
+        </w:tc>
+        <w:tc>
+          <w:tcPr>
+            <w:tcBorders>
+              <w:left w:val="nil"/>
+              <w:right w:val="nil"/>
+              <w:top w:val="nil"/>
+              <w:bottom w:val="single" w:sz="4" w:color="D9E1E8"/>
+            </w:tcBorders>
+            <w:vAlign w:val="center"/>
+          </w:tcPr>
+          <w:p>
+            <w:pPr>
+              <w:pStyle w:val="Compact"/>
+              <w:spacing w:before="0" w:after="20" w:line="240" w:lineRule="auto"/>
+              <w:jc w:val="center"/>
+              <w:keepNext w:val="0"/>
+              <w:keepLines/>
+              <w:widowControl w:val="1"/>
+            </w:pPr>
+            <w:r>
+              <w:rPr>
+                <w:rFonts w:ascii="Georgia" w:hAnsi="Georgia"/>
+                <w:sz w:val="19"/>
+              </w:rPr>
+              <w:t xml:space="preserve">sentence (20)</w:t>
+            </w:r>
+          </w:p>
+        </w:tc>
+        <w:tc>
+          <w:tcPr>
+            <w:tcBorders>
+              <w:left w:val="nil"/>
+              <w:right w:val="nil"/>
+              <w:top w:val="nil"/>
+              <w:bottom w:val="single" w:sz="4" w:color="D9E1E8"/>
+            </w:tcBorders>
+            <w:vAlign w:val="center"/>
+          </w:tcPr>
+          <w:p>
+            <w:pPr>
+              <w:pStyle w:val="Compact"/>
+              <w:spacing w:before="0" w:after="20" w:line="240" w:lineRule="auto"/>
+              <w:jc w:val="center"/>
+              <w:keepNext w:val="0"/>
+              <w:keepLines/>
+              <w:widowControl w:val="1"/>
+            </w:pPr>
+            <w:r>
+              <w:rPr>
+                <w:rFonts w:ascii="Georgia" w:hAnsi="Georgia"/>
+                <w:sz w:val="19"/>
+              </w:rPr>
+              <w:t xml:space="preserve">student feedback</w:t>
+            </w:r>
+          </w:p>
+        </w:tc>
+        <w:tc>
+          <w:tcPr>
+            <w:tcBorders>
+              <w:left w:val="nil"/>
+              <w:right w:val="nil"/>
+              <w:top w:val="nil"/>
+              <w:bottom w:val="single" w:sz="4" w:color="D9E1E8"/>
+            </w:tcBorders>
+            <w:vAlign w:val="center"/>
+          </w:tcPr>
+          <w:p>
+            <w:pPr>
+              <w:pStyle w:val="Compact"/>
+              <w:spacing w:before="0" w:after="20" w:line="240" w:lineRule="auto"/>
+              <w:jc w:val="center"/>
+              <w:keepNext w:val="0"/>
+              <w:keepLines/>
+              <w:widowControl w:val="1"/>
+            </w:pPr>
+            <w:r>
+              <w:rPr>
+                <w:rFonts w:ascii="Georgia" w:hAnsi="Georgia"/>
+                <w:sz w:val="19"/>
+              </w:rPr>
+              <w:t xml:space="preserve">0.481</w:t>
+            </w:r>
+          </w:p>
+        </w:tc>
+      </w:tr>
+      <w:tr>
+        <w:tc>
+          <w:tcPr>
+            <w:tcBorders>
+              <w:left w:val="nil"/>
+              <w:right w:val="nil"/>
+              <w:top w:val="nil"/>
+              <w:bottom w:val="single" w:sz="4" w:color="D9E1E8"/>
+            </w:tcBorders>
+            <w:vAlign w:val="center"/>
+          </w:tcPr>
+          <w:p>
+            <w:pPr>
+              <w:pStyle w:val="Compact"/>
+              <w:spacing w:before="0" w:after="20" w:line="240" w:lineRule="auto"/>
+              <w:jc w:val="center"/>
+              <w:keepNext w:val="0"/>
+              <w:keepLines/>
+              <w:widowControl w:val="1"/>
+            </w:pPr>
+            <w:r>
+              <w:rPr>
+                <w:rFonts w:ascii="Georgia" w:hAnsi="Georgia"/>
+                <w:sz w:val="19"/>
+              </w:rPr>
+              <w:t xml:space="preserve">EduRABSA</w:t>
+            </w:r>
+          </w:p>
+        </w:tc>
+        <w:tc>
+          <w:tcPr>
+            <w:tcBorders>
+              <w:left w:val="nil"/>
+              <w:right w:val="nil"/>
+              <w:top w:val="nil"/>
+              <w:bottom w:val="single" w:sz="4" w:color="D9E1E8"/>
+            </w:tcBorders>
+            <w:vAlign w:val="center"/>
+          </w:tcPr>
+          <w:p>
+            <w:pPr>
+              <w:pStyle w:val="Compact"/>
+              <w:spacing w:before="0" w:after="20" w:line="240" w:lineRule="auto"/>
+              <w:jc w:val="center"/>
+              <w:keepNext w:val="0"/>
+              <w:keepLines/>
+              <w:widowControl w:val="1"/>
+            </w:pPr>
+            <w:r>
+              <w:rPr>
+                <w:rFonts w:ascii="Georgia" w:hAnsi="Georgia"/>
+                <w:sz w:val="19"/>
+              </w:rPr>
+              <w:t xml:space="preserve">sentence (38)</w:t>
+            </w:r>
+          </w:p>
+        </w:tc>
+        <w:tc>
+          <w:tcPr>
+            <w:tcBorders>
+              <w:left w:val="nil"/>
+              <w:right w:val="nil"/>
+              <w:top w:val="nil"/>
+              <w:bottom w:val="single" w:sz="4" w:color="D9E1E8"/>
+            </w:tcBorders>
+            <w:vAlign w:val="center"/>
+          </w:tcPr>
+          <w:p>
+            <w:pPr>
+              <w:pStyle w:val="Compact"/>
+              <w:spacing w:before="0" w:after="20" w:line="240" w:lineRule="auto"/>
+              <w:jc w:val="center"/>
+              <w:keepNext w:val="0"/>
+              <w:keepLines/>
+              <w:widowControl w:val="1"/>
+            </w:pPr>
+            <w:r>
+              <w:rPr>
+                <w:rFonts w:ascii="Georgia" w:hAnsi="Georgia"/>
+                <w:sz w:val="19"/>
+              </w:rPr>
+              <w:t xml:space="preserve">Waterloo course / teacher reviews</w:t>
+            </w:r>
+          </w:p>
+        </w:tc>
+        <w:tc>
+          <w:tcPr>
+            <w:tcBorders>
+              <w:left w:val="nil"/>
+              <w:right w:val="nil"/>
+              <w:top w:val="nil"/>
+              <w:bottom w:val="single" w:sz="4" w:color="D9E1E8"/>
+            </w:tcBorders>
+            <w:vAlign w:val="center"/>
+          </w:tcPr>
+          <w:p>
+            <w:pPr>
+              <w:pStyle w:val="Compact"/>
+              <w:spacing w:before="0" w:after="20" w:line="240" w:lineRule="auto"/>
+              <w:jc w:val="center"/>
+              <w:keepNext w:val="0"/>
+              <w:keepLines/>
+              <w:widowControl w:val="1"/>
+            </w:pPr>
+            <w:r>
+              <w:rPr>
+                <w:rFonts w:ascii="Georgia" w:hAnsi="Georgia"/>
+                <w:sz w:val="19"/>
+              </w:rPr>
+              <w:t xml:space="preserve">0.275</w:t>
+            </w:r>
+          </w:p>
+        </w:tc>
+      </w:tr>
+      <w:tr>
+        <w:tc>
+          <w:tcPr>
+            <w:tcBorders>
+              <w:left w:val="nil"/>
+              <w:right w:val="nil"/>
+              <w:top w:val="nil"/>
+              <w:bottom w:val="single" w:sz="4" w:color="D9E1E8"/>
+            </w:tcBorders>
+            <w:vAlign w:val="center"/>
+          </w:tcPr>
+          <w:p>
+            <w:pPr>
+              <w:pStyle w:val="Compact"/>
+              <w:spacing w:before="0" w:after="20" w:line="240" w:lineRule="auto"/>
+              <w:jc w:val="center"/>
+              <w:keepNext w:val="0"/>
+              <w:keepLines/>
+              <w:widowControl w:val="1"/>
+            </w:pPr>
+            <w:r>
+              <w:rPr>
+                <w:rFonts w:ascii="Georgia" w:hAnsi="Georgia"/>
+                <w:sz w:val="19"/>
+              </w:rPr>
+              <w:t xml:space="preserve">M-ABSA</w:t>
+            </w:r>
+          </w:p>
+        </w:tc>
+        <w:tc>
+          <w:tcPr>
+            <w:tcBorders>
+              <w:left w:val="nil"/>
+              <w:right w:val="nil"/>
+              <w:top w:val="nil"/>
+              <w:bottom w:val="single" w:sz="4" w:color="D9E1E8"/>
+            </w:tcBorders>
+            <w:vAlign w:val="center"/>
+          </w:tcPr>
+          <w:p>
+            <w:pPr>
+              <w:pStyle w:val="Compact"/>
+              <w:spacing w:before="0" w:after="20" w:line="240" w:lineRule="auto"/>
+              <w:jc w:val="center"/>
+              <w:keepNext w:val="0"/>
+              <w:keepLines/>
+              <w:widowControl w:val="1"/>
+            </w:pPr>
+            <w:r>
+              <w:rPr>
+                <w:rFonts w:ascii="Georgia" w:hAnsi="Georgia"/>
+                <w:sz w:val="19"/>
+              </w:rPr>
+              <w:t xml:space="preserve">sentence (14)</w:t>
+            </w:r>
+          </w:p>
+        </w:tc>
+        <w:tc>
+          <w:tcPr>
+            <w:tcBorders>
+              <w:left w:val="nil"/>
+              <w:right w:val="nil"/>
+              <w:top w:val="nil"/>
+              <w:bottom w:val="single" w:sz="4" w:color="D9E1E8"/>
+            </w:tcBorders>
+            <w:vAlign w:val="center"/>
+          </w:tcPr>
+          <w:p>
+            <w:pPr>
+              <w:pStyle w:val="Compact"/>
+              <w:spacing w:before="0" w:after="20" w:line="240" w:lineRule="auto"/>
+              <w:jc w:val="center"/>
+              <w:keepNext w:val="0"/>
+              <w:keepLines/>
+              <w:widowControl w:val="1"/>
+            </w:pPr>
+            <w:r>
+              <w:rPr>
+                <w:rFonts w:ascii="Georgia" w:hAnsi="Georgia"/>
+                <w:sz w:val="19"/>
+              </w:rPr>
+              <w:t xml:space="preserve">Coursera MOOC</w:t>
+            </w:r>
+          </w:p>
+        </w:tc>
+        <w:tc>
+          <w:tcPr>
+            <w:tcBorders>
+              <w:left w:val="nil"/>
+              <w:right w:val="nil"/>
+              <w:top w:val="nil"/>
+              <w:bottom w:val="single" w:sz="4" w:color="D9E1E8"/>
+            </w:tcBorders>
+            <w:vAlign w:val="center"/>
+          </w:tcPr>
+          <w:p>
+            <w:pPr>
+              <w:pStyle w:val="Compact"/>
+              <w:spacing w:before="0" w:after="20" w:line="240" w:lineRule="auto"/>
+              <w:jc w:val="center"/>
+              <w:keepNext w:val="0"/>
+              <w:keepLines/>
+              <w:widowControl w:val="1"/>
+            </w:pPr>
+            <w:r>
+              <w:rPr>
+                <w:rFonts w:ascii="Georgia" w:hAnsi="Georgia"/>
+                <w:sz w:val="19"/>
+              </w:rPr>
+              <w:t xml:space="preserve">0.263</w:t>
+            </w:r>
+          </w:p>
+        </w:tc>
+      </w:tr>
+      <w:tr>
+        <w:tc>
+          <w:tcPr>
+            <w:tcBorders>
+              <w:left w:val="nil"/>
+              <w:right w:val="nil"/>
+              <w:top w:val="nil"/>
+              <w:bottom w:val="nil"/>
+            </w:tcBorders>
+            <w:vAlign w:val="center"/>
+          </w:tcPr>
+          <w:p>
+            <w:pPr>
+              <w:pStyle w:val="Compact"/>
+              <w:spacing w:before="0" w:after="20" w:line="240" w:lineRule="auto"/>
+              <w:jc w:val="center"/>
+              <w:keepNext w:val="0"/>
+              <w:keepLines/>
+              <w:widowControl w:val="1"/>
+            </w:pPr>
+            <w:r>
+              <w:rPr>
+                <w:rFonts w:ascii="Georgia" w:hAnsi="Georgia"/>
+                <w:sz w:val="19"/>
+              </w:rPr>
+              <w:t xml:space="preserve">OATS</w:t>
+            </w:r>
+          </w:p>
+        </w:tc>
+        <w:tc>
+          <w:tcPr>
+            <w:tcBorders>
+              <w:left w:val="nil"/>
+              <w:right w:val="nil"/>
+              <w:top w:val="nil"/>
+              <w:bottom w:val="nil"/>
+            </w:tcBorders>
+            <w:vAlign w:val="center"/>
+          </w:tcPr>
+          <w:p>
+            <w:pPr>
+              <w:pStyle w:val="Compact"/>
+              <w:spacing w:before="0" w:after="20" w:line="240" w:lineRule="auto"/>
+              <w:jc w:val="center"/>
+              <w:keepNext w:val="0"/>
+              <w:keepLines/>
+              <w:widowControl w:val="1"/>
+            </w:pPr>
+            <w:r>
+              <w:rPr>
+                <w:rFonts w:ascii="Georgia" w:hAnsi="Georgia"/>
+                <w:sz w:val="19"/>
+              </w:rPr>
+              <w:t xml:space="preserve">review (70)</w:t>
+            </w:r>
+          </w:p>
+        </w:tc>
+        <w:tc>
+          <w:tcPr>
+            <w:tcBorders>
+              <w:left w:val="nil"/>
+              <w:right w:val="nil"/>
+              <w:top w:val="nil"/>
+              <w:bottom w:val="nil"/>
+            </w:tcBorders>
+            <w:vAlign w:val="center"/>
+          </w:tcPr>
+          <w:p>
+            <w:pPr>
+              <w:pStyle w:val="Compact"/>
+              <w:spacing w:before="0" w:after="20" w:line="240" w:lineRule="auto"/>
+              <w:jc w:val="center"/>
+              <w:keepNext w:val="0"/>
+              <w:keepLines/>
+              <w:widowControl w:val="1"/>
+            </w:pPr>
+            <w:r>
+              <w:rPr>
+                <w:rFonts w:ascii="Georgia" w:hAnsi="Georgia"/>
+                <w:sz w:val="19"/>
+              </w:rPr>
+              <w:t xml:space="preserve">Coursera MOOC</w:t>
+            </w:r>
+          </w:p>
+        </w:tc>
+        <w:tc>
+          <w:tcPr>
+            <w:tcBorders>
+              <w:left w:val="nil"/>
+              <w:right w:val="nil"/>
+              <w:top w:val="nil"/>
+              <w:bottom w:val="nil"/>
+            </w:tcBorders>
+            <w:vAlign w:val="center"/>
+          </w:tcPr>
+          <w:p>
+            <w:pPr>
+              <w:pStyle w:val="Compact"/>
+              <w:spacing w:before="0" w:after="20" w:line="240" w:lineRule="auto"/>
+              <w:jc w:val="center"/>
+              <w:keepNext w:val="0"/>
+              <w:keepLines/>
+              <w:widowControl w:val="1"/>
+            </w:pPr>
+            <w:r>
+              <w:rPr>
+                <w:rFonts w:ascii="Georgia" w:hAnsi="Georgia"/>
+                <w:sz w:val="19"/>
+              </w:rPr>
+              <w:t xml:space="preserve">0.275</w:t>
+            </w:r>
+          </w:p>
+        </w:tc>
+      </w:tr>
+    </w:tbl>
+    <w:bookmarkEnd w:id="103"/>
+    <w:bookmarkEnd w:id="104"/>
+    <w:bookmarkStart w:id="146" w:name="bibliography"/>
     <w:p>
       <w:pPr>
         <w:pStyle w:val="Heading2"/>
@@ -40909,7 +42030,7 @@
       <w:r>
         <w:t xml:space="preserve"> </w:t>
       </w:r>
-      <w:hyperlink r:id="rId103">
+      <w:hyperlink r:id="rId105">
         <w:r>
           <w:rPr>
             <w:rStyle w:val="Hyperlink"/>
@@ -40953,7 +42074,7 @@
       <w:r>
         <w:t xml:space="preserve"> </w:t>
       </w:r>
-      <w:hyperlink r:id="rId104">
+      <w:hyperlink r:id="rId106">
         <w:r>
           <w:rPr>
             <w:rStyle w:val="Hyperlink"/>
@@ -40984,7 +42105,7 @@
       <w:r>
         <w:t xml:space="preserve"> </w:t>
       </w:r>
-      <w:hyperlink r:id="rId105">
+      <w:hyperlink r:id="rId107">
         <w:r>
           <w:rPr>
             <w:rStyle w:val="Hyperlink"/>
@@ -41015,7 +42136,7 @@
       <w:r>
         <w:t xml:space="preserve"> </w:t>
       </w:r>
-      <w:hyperlink r:id="rId106">
+      <w:hyperlink r:id="rId108">
         <w:r>
           <w:rPr>
             <w:rStyle w:val="Hyperlink"/>
@@ -41046,7 +42167,7 @@
       <w:r>
         <w:t xml:space="preserve"> </w:t>
       </w:r>
-      <w:hyperlink r:id="rId107">
+      <w:hyperlink r:id="rId109">
         <w:r>
           <w:rPr>
             <w:rStyle w:val="Hyperlink"/>
@@ -41077,7 +42198,7 @@
       <w:r>
         <w:t xml:space="preserve"> </w:t>
       </w:r>
-      <w:hyperlink r:id="rId108">
+      <w:hyperlink r:id="rId110">
         <w:r>
           <w:rPr>
             <w:rStyle w:val="Hyperlink"/>
@@ -41108,7 +42229,7 @@
       <w:r>
         <w:t xml:space="preserve"> </w:t>
       </w:r>
-      <w:hyperlink r:id="rId109">
+      <w:hyperlink r:id="rId111">
         <w:r>
           <w:rPr>
             <w:rStyle w:val="Hyperlink"/>
@@ -41139,7 +42260,7 @@
       <w:r>
         <w:t xml:space="preserve"> </w:t>
       </w:r>
-      <w:hyperlink r:id="rId110">
+      <w:hyperlink r:id="rId112">
         <w:r>
           <w:rPr>
             <w:rStyle w:val="Hyperlink"/>
@@ -41170,7 +42291,7 @@
       <w:r>
         <w:t xml:space="preserve"> </w:t>
       </w:r>
-      <w:hyperlink r:id="rId111">
+      <w:hyperlink r:id="rId113">
         <w:r>
           <w:rPr>
             <w:rStyle w:val="Hyperlink"/>
@@ -41214,7 +42335,7 @@
       <w:r>
         <w:t xml:space="preserve"> </w:t>
       </w:r>
-      <w:hyperlink r:id="rId112">
+      <w:hyperlink r:id="rId114">
         <w:r>
           <w:rPr>
             <w:rStyle w:val="Hyperlink"/>
@@ -41258,7 +42379,7 @@
       <w:r>
         <w:t xml:space="preserve"> </w:t>
       </w:r>
-      <w:hyperlink r:id="rId113">
+      <w:hyperlink r:id="rId115">
         <w:r>
           <w:rPr>
             <w:rStyle w:val="Hyperlink"/>
@@ -41289,7 +42410,7 @@
       <w:r>
         <w:t xml:space="preserve"> </w:t>
       </w:r>
-      <w:hyperlink r:id="rId114">
+      <w:hyperlink r:id="rId116">
         <w:r>
           <w:rPr>
             <w:rStyle w:val="Hyperlink"/>
@@ -41320,7 +42441,7 @@
       <w:r>
         <w:t xml:space="preserve"> </w:t>
       </w:r>
-      <w:hyperlink r:id="rId115">
+      <w:hyperlink r:id="rId117">
         <w:r>
           <w:rPr>
             <w:rStyle w:val="Hyperlink"/>
@@ -41351,7 +42472,7 @@
       <w:r>
         <w:t xml:space="preserve"> </w:t>
       </w:r>
-      <w:hyperlink r:id="rId116">
+      <w:hyperlink r:id="rId118">
         <w:r>
           <w:rPr>
             <w:rStyle w:val="Hyperlink"/>
@@ -41382,7 +42503,7 @@
       <w:r>
         <w:t xml:space="preserve"> </w:t>
       </w:r>
-      <w:hyperlink r:id="rId117">
+      <w:hyperlink r:id="rId119">
         <w:r>
           <w:rPr>
             <w:rStyle w:val="Hyperlink"/>
@@ -41413,7 +42534,7 @@
       <w:r>
         <w:t xml:space="preserve"> </w:t>
       </w:r>
-      <w:hyperlink r:id="rId118">
+      <w:hyperlink r:id="rId120">
         <w:r>
           <w:rPr>
             <w:rStyle w:val="Hyperlink"/>
@@ -41444,7 +42565,7 @@
       <w:r>
         <w:t xml:space="preserve"> </w:t>
       </w:r>
-      <w:hyperlink r:id="rId119">
+      <w:hyperlink r:id="rId121">
         <w:r>
           <w:rPr>
             <w:rStyle w:val="Hyperlink"/>
@@ -41488,7 +42609,7 @@
       <w:r>
         <w:t xml:space="preserve"> </w:t>
       </w:r>
-      <w:hyperlink r:id="rId120">
+      <w:hyperlink r:id="rId122">
         <w:r>
           <w:rPr>
             <w:rStyle w:val="Hyperlink"/>
@@ -41532,7 +42653,7 @@
       <w:r>
         <w:t xml:space="preserve"> </w:t>
       </w:r>
-      <w:hyperlink r:id="rId121">
+      <w:hyperlink r:id="rId123">
         <w:r>
           <w:rPr>
             <w:rStyle w:val="Hyperlink"/>
@@ -41576,7 +42697,7 @@
       <w:r>
         <w:t xml:space="preserve"> </w:t>
       </w:r>
-      <w:hyperlink r:id="rId122">
+      <w:hyperlink r:id="rId124">
         <w:r>
           <w:rPr>
             <w:rStyle w:val="Hyperlink"/>
@@ -41607,7 +42728,7 @@
       <w:r>
         <w:t xml:space="preserve"> </w:t>
       </w:r>
-      <w:hyperlink r:id="rId123">
+      <w:hyperlink r:id="rId125">
         <w:r>
           <w:rPr>
             <w:rStyle w:val="Hyperlink"/>
@@ -41651,7 +42772,7 @@
       <w:r>
         <w:t xml:space="preserve"> </w:t>
       </w:r>
-      <w:hyperlink r:id="rId124">
+      <w:hyperlink r:id="rId126">
         <w:r>
           <w:rPr>
             <w:rStyle w:val="Hyperlink"/>
@@ -41695,7 +42816,7 @@
       <w:r>
         <w:t xml:space="preserve"> </w:t>
       </w:r>
-      <w:hyperlink r:id="rId125">
+      <w:hyperlink r:id="rId127">
         <w:r>
           <w:rPr>
             <w:rStyle w:val="Hyperlink"/>
@@ -41739,7 +42860,7 @@
       <w:r>
         <w:t xml:space="preserve"> </w:t>
       </w:r>
-      <w:hyperlink r:id="rId126">
+      <w:hyperlink r:id="rId128">
         <w:r>
           <w:rPr>
             <w:rStyle w:val="Hyperlink"/>
@@ -41783,7 +42904,7 @@
       <w:r>
         <w:t xml:space="preserve"> </w:t>
       </w:r>
-      <w:hyperlink r:id="rId127">
+      <w:hyperlink r:id="rId129">
         <w:r>
           <w:rPr>
             <w:rStyle w:val="Hyperlink"/>
@@ -41827,7 +42948,7 @@
       <w:r>
         <w:t xml:space="preserve"> </w:t>
       </w:r>
-      <w:hyperlink r:id="rId128">
+      <w:hyperlink r:id="rId130">
         <w:r>
           <w:rPr>
             <w:rStyle w:val="Hyperlink"/>
@@ -41858,7 +42979,7 @@
       <w:r>
         <w:t xml:space="preserve"> </w:t>
       </w:r>
-      <w:hyperlink r:id="rId129">
+      <w:hyperlink r:id="rId131">
         <w:r>
           <w:rPr>
             <w:rStyle w:val="Hyperlink"/>
@@ -41905,7 +43026,7 @@
       <w:r>
         <w:t xml:space="preserve"> </w:t>
       </w:r>
-      <w:hyperlink r:id="rId130">
+      <w:hyperlink r:id="rId132">
         <w:r>
           <w:rPr>
             <w:rStyle w:val="Hyperlink"/>
@@ -41936,7 +43057,7 @@
       <w:r>
         <w:t xml:space="preserve"> </w:t>
       </w:r>
-      <w:hyperlink r:id="rId131">
+      <w:hyperlink r:id="rId133">
         <w:r>
           <w:rPr>
             <w:rStyle w:val="Hyperlink"/>
@@ -41967,7 +43088,7 @@
       <w:r>
         <w:t xml:space="preserve"> </w:t>
       </w:r>
-      <w:hyperlink r:id="rId132">
+      <w:hyperlink r:id="rId134">
         <w:r>
           <w:rPr>
             <w:rStyle w:val="Hyperlink"/>
@@ -41998,7 +43119,7 @@
       <w:r>
         <w:t xml:space="preserve"> </w:t>
       </w:r>
-      <w:hyperlink r:id="rId133">
+      <w:hyperlink r:id="rId135">
         <w:r>
           <w:rPr>
             <w:rStyle w:val="Hyperlink"/>
@@ -42029,7 +43150,7 @@
       <w:r>
         <w:t xml:space="preserve"> </w:t>
       </w:r>
-      <w:hyperlink r:id="rId134">
+      <w:hyperlink r:id="rId136">
         <w:r>
           <w:rPr>
             <w:rStyle w:val="Hyperlink"/>
@@ -42060,7 +43181,7 @@
       <w:r>
         <w:t xml:space="preserve"> </w:t>
       </w:r>
-      <w:hyperlink r:id="rId135">
+      <w:hyperlink r:id="rId137">
         <w:r>
           <w:rPr>
             <w:rStyle w:val="Hyperlink"/>
@@ -42104,7 +43225,7 @@
       <w:r>
         <w:t xml:space="preserve"> </w:t>
       </w:r>
-      <w:hyperlink r:id="rId136">
+      <w:hyperlink r:id="rId138">
         <w:r>
           <w:rPr>
             <w:rStyle w:val="Hyperlink"/>
@@ -42135,7 +43256,7 @@
       <w:r>
         <w:t xml:space="preserve"> </w:t>
       </w:r>
-      <w:hyperlink r:id="rId137">
+      <w:hyperlink r:id="rId139">
         <w:r>
           <w:rPr>
             <w:rStyle w:val="Hyperlink"/>
@@ -42179,7 +43300,7 @@
       <w:r>
         <w:t xml:space="preserve"> </w:t>
       </w:r>
-      <w:hyperlink r:id="rId138">
+      <w:hyperlink r:id="rId140">
         <w:r>
           <w:rPr>
             <w:rStyle w:val="Hyperlink"/>
@@ -42210,7 +43331,7 @@
       <w:r>
         <w:t xml:space="preserve"> </w:t>
       </w:r>
-      <w:hyperlink r:id="rId139">
+      <w:hyperlink r:id="rId141">
         <w:r>
           <w:rPr>
             <w:rStyle w:val="Hyperlink"/>
@@ -42241,7 +43362,7 @@
       <w:r>
         <w:t xml:space="preserve"> </w:t>
       </w:r>
-      <w:hyperlink r:id="rId140">
+      <w:hyperlink r:id="rId142">
         <w:r>
           <w:rPr>
             <w:rStyle w:val="Hyperlink"/>
@@ -42285,7 +43406,7 @@
       <w:r>
         <w:t xml:space="preserve"> </w:t>
       </w:r>
-      <w:hyperlink r:id="rId141">
+      <w:hyperlink r:id="rId143">
         <w:r>
           <w:rPr>
             <w:rStyle w:val="Hyperlink"/>
@@ -42329,7 +43450,7 @@
       <w:r>
         <w:t xml:space="preserve"> </w:t>
       </w:r>
-      <w:hyperlink r:id="rId142">
+      <w:hyperlink r:id="rId144">
         <w:r>
           <w:rPr>
             <w:rStyle w:val="Hyperlink"/>
@@ -42360,7 +43481,7 @@
       <w:r>
         <w:t xml:space="preserve"> </w:t>
       </w:r>
-      <w:hyperlink r:id="rId143">
+      <w:hyperlink r:id="rId145">
         <w:r>
           <w:rPr>
             <w:rStyle w:val="Hyperlink"/>
@@ -42372,7 +43493,7 @@
         <w:t xml:space="preserve">. Proceedings of LREC-COLING 2024, pages 12336-12347.</w:t>
       </w:r>
     </w:p>
-    <w:bookmarkEnd w:id="144"/>
+    <w:bookmarkEnd w:id="146"/>
     <w:sectPr>
       <w:footerReference w:type="default" r:id="rId9"/>
       <w:pgSz w:h="15840" w:w="12240"/>

--- a/paper/course_absa_manuscript.docx
+++ b/paper/course_absa_manuscript.docx
@@ -1410,7 +1410,7 @@
               <a:graphicData uri="http://schemas.openxmlformats.org/drawingml/2006/picture">
                 <pic:pic>
                   <pic:nvPicPr>
-                    <pic:cNvPr descr="C:/Users/apart/AppData/Local/Temp/html2doc_svg_239o7b/svg_0.png" id="16" name="Picture"/>
+                    <pic:cNvPr descr="C:/Users/apart/AppData/Local/Temp/html2doc_svg_VZpJst/svg_0.png" id="16" name="Picture"/>
                     <pic:cNvPicPr>
                       <a:picLocks noChangeArrowheads="1" noChangeAspect="1"/>
                     </pic:cNvPicPr>
@@ -10174,7 +10174,7 @@
               <a:graphicData uri="http://schemas.openxmlformats.org/drawingml/2006/picture">
                 <pic:pic>
                   <pic:nvPicPr>
-                    <pic:cNvPr descr="C:/Users/apart/AppData/Local/Temp/html2doc_svg_239o7b/svg_1.png" id="30" name="Picture"/>
+                    <pic:cNvPr descr="C:/Users/apart/AppData/Local/Temp/html2doc_svg_VZpJst/svg_1.png" id="30" name="Picture"/>
                     <pic:cNvPicPr>
                       <a:picLocks noChangeArrowheads="1" noChangeAspect="1"/>
                     </pic:cNvPicPr>
@@ -12519,7 +12519,7 @@
               <a:graphicData uri="http://schemas.openxmlformats.org/drawingml/2006/picture">
                 <pic:pic>
                   <pic:nvPicPr>
-                    <pic:cNvPr descr="C:/Users/apart/AppData/Local/Temp/html2doc_svg_239o7b/svg_2.png" id="35" name="Picture"/>
+                    <pic:cNvPr descr="C:/Users/apart/AppData/Local/Temp/html2doc_svg_VZpJst/svg_2.png" id="35" name="Picture"/>
                     <pic:cNvPicPr>
                       <a:picLocks noChangeArrowheads="1" noChangeAspect="1"/>
                     </pic:cNvPicPr>
@@ -12601,7 +12601,7 @@
               <a:graphicData uri="http://schemas.openxmlformats.org/drawingml/2006/picture">
                 <pic:pic>
                   <pic:nvPicPr>
-                    <pic:cNvPr descr="C:/Users/apart/AppData/Local/Temp/html2doc_svg_239o7b/svg_3.png" id="38" name="Picture"/>
+                    <pic:cNvPr descr="C:/Users/apart/AppData/Local/Temp/html2doc_svg_VZpJst/svg_3.png" id="38" name="Picture"/>
                     <pic:cNvPicPr>
                       <a:picLocks noChangeArrowheads="1" noChangeAspect="1"/>
                     </pic:cNvPicPr>
@@ -16203,7 +16203,7 @@
               <a:graphicData uri="http://schemas.openxmlformats.org/drawingml/2006/picture">
                 <pic:pic>
                   <pic:nvPicPr>
-                    <pic:cNvPr descr="C:/Users/apart/AppData/Local/Temp/html2doc_svg_239o7b/svg_4.png" id="44" name="Picture"/>
+                    <pic:cNvPr descr="C:/Users/apart/AppData/Local/Temp/html2doc_svg_VZpJst/svg_4.png" id="44" name="Picture"/>
                     <pic:cNvPicPr>
                       <a:picLocks noChangeArrowheads="1" noChangeAspect="1"/>
                     </pic:cNvPicPr>
@@ -16576,7 +16576,7 @@
         <w:widowControl w:val="1"/>
       </w:pPr>
       <w:r>
-        <w:t xml:space="preserve">Five limitations remain central. First, external validation uses two real educational corpora (Herath 9-aspect, EduRABSA 7-aspect) and conservative aspect overlaps, so broader claims about the entire 20-aspect schema still require additional real-data tests. These two targets are also sentence-level (Herath median 20 words, EduRABSA 38) while the synthetic corpus is full-length reviews (median 122 words), so transfer here is a cross-granularity test. This granularity mismatch is not, however, the limiting factor: a review-level real target (OATS, median 70 words) transfers no better than the sentence-level targets, so transfer difficulty is governed by how closely a target's aspect vocabulary and register align with the synthetic supervision rather than by review length (Appendix A.24). A full-review real benchmark matched to institutional course feedback is the natural next target; the one public review-level educational corpus is MOOC-focused (OATS-ABSA, Coursera reviews [41]), while course-evaluation feedback of the kind our schema targets remains annotated only at the sentence level [12]. Aspect-annotating a set of full-length institutional reviews (for example public OMSCS reviews) is therefore the concrete path to fully closing this granularity gap. Practitioners should therefore not read the transfer results as validating the full schema: only 9 of the 20 aspects are externally checked, synthetic-only training recovers about 60% of a real-trained model, and any high-stakes or personnel decision requires human-in-the-loop review rather than reliance on the eleven aspects that have no real-data validation. Second, the realism-validation analysis is conducted with LLM judges and improves prompt quality without establishing statistical indistinguishability from real reviews under an adversarial frontier-model detector, a bar that current LLM-generated text does not clear regardless of generator family; the realism that is operative for a labeled training benchmark is functional rather than perceptual, and is evidenced by the synthetic-to-real transfer results above, where a model trained on the synthetic corpus recovers real-review aspect and polarity signal on two independent external corpora. A distributional check calibrates the scale of the gap: at sentence granularity, MAUVE between the synthetic corpus and the real OMSCS reviews is 0.23, below the 0.98 real-to-real ceiling but well above the 0.03 MAUVE between two independent real educational corpora (OMSCS and Herath), so the synthetic text is in fact closer to its target real distribution than two real educational sources are to each other, and its distributional distance from real text is modest against the natural spread of real educational feedback. This residual gap reflects writing style rather than course or platform identity: scrubbing course codes, instructor names, and platform terms from both sides leaves it essentially unchanged. Most tellingly, the separability is a document-structure effect rather than a sentence-realism one: judged sentence by sentence, individual synthetic sentences are near-indistinguishable from real ones, with the same judge only 60% accurate (close to the 50% chance floor, versus 93% on whole reviews) and calling 63% of synthetic sentences real. What a frontier detector picks up is therefore how a review is assembled, its uniform coverage of the independently sampled aspects, not the individual sentences that carry the aspect-sentiment supervision (Appendix A.23). The label-faithfulness audit is validated three ways (a behavioral negative control, cross-provider judge agreement, and direct agreement with human labels at Cohen's kappa 0.56 on two annotated corpora, Section 5.7). Because the generator and the cost-matched auditor share a provider family, we further confirm that the audit is not merely detecting same-family latent patterns by reproducing the human-agreement check with a fully independent family (Google Gemini, Cohen's kappa 0.62); human re-annotation across the full 20-aspect schema remains the natural extension. Third, a nontrivial share of rows (841 of 10,000) reached the output-token cap and lowered full-corpus length-band adherence to 0.6819; this is a recoverable token-budget artifact rather than a control failure, since regenerating exactly those rows at a higher cap eliminates the truncation and restores full-corpus adherence to 0.7125, close to but still below the never-truncated rate of 0.7304 (Appendix A.14), and length band is in any case a soft stylistic target rather than a labeled control variable. Fourth, downstream training on the 10K corpus benefits from the Section 5.7 top-50% faithfulness filter (validated across two BERT-family architectures and both transfer targets); the audit score is the validated way to select training rows for sentiment-polarity fidelity on transferred aspects. Fifth, the downstream GPT comparison covers a full-test</w:t>
+        <w:t xml:space="preserve">Five limitations remain central. First, external validation uses two real educational corpora (Herath 9-aspect, EduRABSA 7-aspect) and conservative aspect overlaps, so broader claims about the entire 20-aspect schema still require additional real-data tests. These two targets are also sentence-level (Herath median 20 words, EduRABSA 38) while the synthetic corpus is full-length reviews (median 122 words), so transfer here is a cross-granularity test. This granularity mismatch is not, however, the limiting factor: a review-level real target (OATS, median 70 words) transfers no better than the sentence-level targets, so transfer difficulty is governed by how closely a target's aspect vocabulary and register align with the synthetic supervision rather than by review length (Appendix A.24). A full-review real benchmark matched to institutional course feedback is the natural next target; the one public review-level educational corpus is MOOC-focused (OATS-ABSA, Coursera reviews [41]), while course-evaluation feedback of the kind our schema targets remains annotated only at the sentence level [12]. Aspect-annotating a set of full-length institutional reviews (for example public OMSCS reviews) is therefore the concrete path to fully closing this granularity gap. Practitioners should therefore not read the transfer results as validating the full schema: only 9 of the 20 aspects are externally checked, synthetic-only training recovers about 60% of a real-trained model, and any high-stakes or personnel decision requires human-in-the-loop review rather than reliance on the eleven aspects that have no real-data validation. Second, the realism-validation analysis is conducted with LLM judges and improves prompt quality without establishing statistical indistinguishability from real reviews under an adversarial frontier-model detector, a bar that current LLM-generated text does not clear regardless of generator family; the realism that is operative for a labeled training benchmark is functional rather than perceptual, and is evidenced by the synthetic-to-real transfer results above, where a model trained on the synthetic corpus recovers real-review aspect and polarity signal on two independent external corpora. A distributional check calibrates the scale of the gap: at sentence granularity, MAUVE between the synthetic corpus and the real OMSCS reviews is 0.23, below the 0.98 real-to-real ceiling but well above the 0.03 MAUVE between two independent real educational corpora (OMSCS and Herath), so the synthetic text is in fact closer to its target real distribution than two real educational sources are to each other, and its distributional distance from real text is modest against the natural spread of real educational feedback. This residual gap reflects writing style rather than course or platform identity: scrubbing course codes, instructor names, and platform terms from both sides leaves it essentially unchanged. Most tellingly, the separability is a document-structure effect rather than a sentence-realism one: judged sentence by sentence, individual synthetic sentences are near-indistinguishable from real ones, with the same judge only 60% accurate (close to the 50% chance floor, versus 93% on whole reviews) and calling 63% of synthetic sentences real. The detectability is a cumulative property of extended synthetic text: a weak per-sentence signal accumulates across a full review, and a control that assembles real sentences into equally multi-aspect documents is still judged real, so it is not multi-aspect coverage or incoherence. The signal is thus orthogonal to the individual sentences that carry the aspect-sentiment supervision (Appendix A.23). The label-faithfulness audit is validated three ways (a behavioral negative control, cross-provider judge agreement, and direct agreement with human labels at Cohen's kappa 0.56 on two annotated corpora, Section 5.7). Because the generator and the cost-matched auditor share a provider family, we further confirm that the audit is not merely detecting same-family latent patterns by reproducing the human-agreement check with a fully independent family (Google Gemini, Cohen's kappa 0.62); human re-annotation across the full 20-aspect schema remains the natural extension. Third, a nontrivial share of rows (841 of 10,000) reached the output-token cap and lowered full-corpus length-band adherence to 0.6819; this is a recoverable token-budget artifact rather than a control failure, since regenerating exactly those rows at a higher cap eliminates the truncation and restores full-corpus adherence to 0.7125, close to but still below the never-truncated rate of 0.7304 (Appendix A.14), and length band is in any case a soft stylistic target rather than a labeled control variable. Fourth, downstream training on the 10K corpus benefits from the Section 5.7 top-50% faithfulness filter (validated across two BERT-family architectures and both transfer targets); the audit score is the validated way to select training rows for sentiment-polarity fidelity on transferred aspects. Fifth, the downstream GPT comparison covers a full-test</w:t>
       </w:r>
       <w:r>
         <w:t xml:space="preserve"> </w:t>
@@ -16848,7 +16848,7 @@
               <a:graphicData uri="http://schemas.openxmlformats.org/drawingml/2006/picture">
                 <pic:pic>
                   <pic:nvPicPr>
-                    <pic:cNvPr descr="C:/Users/apart/AppData/Local/Temp/html2doc_svg_239o7b/svg_5.png" id="51" name="Picture"/>
+                    <pic:cNvPr descr="C:/Users/apart/AppData/Local/Temp/html2doc_svg_VZpJst/svg_5.png" id="51" name="Picture"/>
                     <pic:cNvPicPr>
                       <a:picLocks noChangeArrowheads="1" noChangeAspect="1"/>
                     </pic:cNvPicPr>
@@ -21806,7 +21806,7 @@
               <a:graphicData uri="http://schemas.openxmlformats.org/drawingml/2006/picture">
                 <pic:pic>
                   <pic:nvPicPr>
-                    <pic:cNvPr descr="C:/Users/apart/AppData/Local/Temp/html2doc_svg_239o7b/svg_6.png" id="62" name="Picture"/>
+                    <pic:cNvPr descr="C:/Users/apart/AppData/Local/Temp/html2doc_svg_VZpJst/svg_6.png" id="62" name="Picture"/>
                     <pic:cNvPicPr>
                       <a:picLocks noChangeArrowheads="1" noChangeAspect="1"/>
                     </pic:cNvPicPr>
@@ -23615,7 +23615,7 @@
               <a:graphicData uri="http://schemas.openxmlformats.org/drawingml/2006/picture">
                 <pic:pic>
                   <pic:nvPicPr>
-                    <pic:cNvPr descr="C:/Users/apart/AppData/Local/Temp/html2doc_svg_239o7b/svg_7.png" id="67" name="Picture"/>
+                    <pic:cNvPr descr="C:/Users/apart/AppData/Local/Temp/html2doc_svg_VZpJst/svg_7.png" id="67" name="Picture"/>
                     <pic:cNvPicPr>
                       <a:picLocks noChangeArrowheads="1" noChangeAspect="1"/>
                     </pic:cNvPicPr>
@@ -25574,7 +25574,7 @@
               <a:graphicData uri="http://schemas.openxmlformats.org/drawingml/2006/picture">
                 <pic:pic>
                   <pic:nvPicPr>
-                    <pic:cNvPr descr="C:/Users/apart/AppData/Local/Temp/html2doc_svg_239o7b/svg_8.png" id="72" name="Picture"/>
+                    <pic:cNvPr descr="C:/Users/apart/AppData/Local/Temp/html2doc_svg_VZpJst/svg_8.png" id="72" name="Picture"/>
                     <pic:cNvPicPr>
                       <a:picLocks noChangeArrowheads="1" noChangeAspect="1"/>
                     </pic:cNvPicPr>
@@ -26411,7 +26411,7 @@
               <a:graphicData uri="http://schemas.openxmlformats.org/drawingml/2006/picture">
                 <pic:pic>
                   <pic:nvPicPr>
-                    <pic:cNvPr descr="C:/Users/apart/AppData/Local/Temp/html2doc_svg_239o7b/svg_9.png" id="75" name="Picture"/>
+                    <pic:cNvPr descr="C:/Users/apart/AppData/Local/Temp/html2doc_svg_VZpJst/svg_9.png" id="75" name="Picture"/>
                     <pic:cNvPicPr>
                       <a:picLocks noChangeArrowheads="1" noChangeAspect="1"/>
                     </pic:cNvPicPr>
@@ -31131,7 +31131,7 @@
               <a:graphicData uri="http://schemas.openxmlformats.org/drawingml/2006/picture">
                 <pic:pic>
                   <pic:nvPicPr>
-                    <pic:cNvPr descr="C:/Users/apart/AppData/Local/Temp/html2doc_svg_239o7b/svg_10.png" id="80" name="Picture"/>
+                    <pic:cNvPr descr="C:/Users/apart/AppData/Local/Temp/html2doc_svg_VZpJst/svg_10.png" id="80" name="Picture"/>
                     <pic:cNvPicPr>
                       <a:picLocks noChangeArrowheads="1" noChangeAspect="1"/>
                     </pic:cNvPicPr>
@@ -32335,7 +32335,7 @@
               <a:graphicData uri="http://schemas.openxmlformats.org/drawingml/2006/picture">
                 <pic:pic>
                   <pic:nvPicPr>
-                    <pic:cNvPr descr="C:/Users/apart/AppData/Local/Temp/html2doc_svg_239o7b/svg_11.png" id="86" name="Picture"/>
+                    <pic:cNvPr descr="C:/Users/apart/AppData/Local/Temp/html2doc_svg_VZpJst/svg_11.png" id="86" name="Picture"/>
                     <pic:cNvPicPr>
                       <a:picLocks noChangeArrowheads="1" noChangeAspect="1"/>
                     </pic:cNvPicPr>
@@ -32417,7 +32417,7 @@
               <a:graphicData uri="http://schemas.openxmlformats.org/drawingml/2006/picture">
                 <pic:pic>
                   <pic:nvPicPr>
-                    <pic:cNvPr descr="C:/Users/apart/AppData/Local/Temp/html2doc_svg_239o7b/svg_12.png" id="89" name="Picture"/>
+                    <pic:cNvPr descr="C:/Users/apart/AppData/Local/Temp/html2doc_svg_VZpJst/svg_12.png" id="89" name="Picture"/>
                     <pic:cNvPicPr>
                       <a:picLocks noChangeArrowheads="1" noChangeAspect="1"/>
                     </pic:cNvPicPr>
@@ -33238,7 +33238,7 @@
               <a:graphicData uri="http://schemas.openxmlformats.org/drawingml/2006/picture">
                 <pic:pic>
                   <pic:nvPicPr>
-                    <pic:cNvPr descr="C:/Users/apart/AppData/Local/Temp/html2doc_svg_239o7b/svg_13.png" id="94" name="Picture"/>
+                    <pic:cNvPr descr="C:/Users/apart/AppData/Local/Temp/html2doc_svg_VZpJst/svg_13.png" id="94" name="Picture"/>
                     <pic:cNvPicPr>
                       <a:picLocks noChangeArrowheads="1" noChangeAspect="1"/>
                     </pic:cNvPicPr>
@@ -40898,7 +40898,7 @@
         <w:widowControl w:val="1"/>
       </w:pPr>
       <w:r>
-        <w:t xml:space="preserve">The realism-validation judge separates whole synthetic reviews from real ones easily, but this reflects document structure rather than the realism of the text itself. We re-ran the identical real-versus-synthetic judgment at sentence granularity, giving the judge one sentence at a time (150 synthetic and 150 real OMSCS sentences of 5 to 40 words), and compared it to the review-level decision (Table A21). Accuracy falls from 93% to 60%, close to the 50% chance floor: the judge flags only 37% of synthetic sentences as synthetic (versus 97% of whole reviews) and calls 63% of them real, while its false-synthetic rate on real sentences is unchanged at 16%. Individual synthetic sentences are therefore near-indistinguishable from real ones to the same detector. The signal the detector uses at the review level is how the review is assembled: because aspects are sampled independently and the generator is asked to express each assigned aspect, a synthetic review covers its aspects uniformly and reads as balanced or checklist-like, whereas real reviews dwell on one or two aspects and mention others in passing. This document-assembly regularity is orthogonal to the sentence-level aspect-sentiment labels the corpus supplies for training, and a MAUVE gap of 0.23 between the sentence pools confirms only an aggregate distributional shift, not per-sentence detectability. Script:</w:t>
+        <w:t xml:space="preserve">The realism-validation judge separates whole synthetic reviews from real ones easily, but this reflects document structure rather than the realism of the text itself. We re-ran the identical real-versus-synthetic judgment at sentence granularity, giving the judge one sentence at a time (150 synthetic and 150 real OMSCS sentences of 5 to 40 words), and compared it to the review-level decision (Table A21). Accuracy falls from 93% to 60%, close to the 50% chance floor: the judge flags only 37% of synthetic sentences as synthetic (versus 97% of whole reviews) and calls 63% of them real, while its false-synthetic rate on real sentences is unchanged at 16%. Individual synthetic sentences are therefore near-indistinguishable from real ones to the same detector. The detectability is instead a cumulative property of extended synthetic text: each synthetic sentence carries only a weak signal (flagged synthetic 37% of the time, against a 15% floor on real sentences), and that signal accumulates across a full generated review to near-certain detection (97%). To confirm this is not merely an effect of covering several aspects in one document, we ran a control that assembles real OMSCS sentences from the same course into equally multi-aspect documents (mean 63 words); these all-real-sentence documents are judged synthetic only 19% of the time, essentially the real-review rate, so neither multi-aspect coverage nor mild incoherence triggers the tell (Table A21). The signal is the accumulated style of genuinely synthetic text, which is orthogonal to the sentence-level aspect-sentiment labels the corpus supplies for training; a MAUVE gap of 0.23 between the sentence pools reflects an aggregate distributional shift consistent with this weak per-sentence signal. Scripts:</w:t>
       </w:r>
       <w:r>
         <w:t xml:space="preserve"> </w:t>
@@ -40908,6 +40908,18 @@
           <w:rStyle w:val="VerbatimChar"/>
         </w:rPr>
         <w:t xml:space="preserve">paper/n2_sentence_judge.py</w:t>
+      </w:r>
+      <w:r>
+        <w:t xml:space="preserve">,</w:t>
+      </w:r>
+      <w:r>
+        <w:t xml:space="preserve"> </w:t>
+      </w:r>
+      <w:r>
+        <w:rPr>
+          <w:rStyle w:val="VerbatimChar"/>
+        </w:rPr>
+        <w:t xml:space="preserve">paper/n2_assembled_real.py</w:t>
       </w:r>
       <w:r>
         <w:t xml:space="preserve">.</w:t>
@@ -40941,7 +40953,7 @@
           <w:b w:val="0"/>
           <w:i/>
         </w:rPr>
-        <w:t>Real-versus-synthetic judge (gpt-5.4) at review granularity versus sentence granularity. At the sentence level the judge is near the 50% chance floor, so whole-review detectability is a document-structure effect, not a property of the sentences.</w:t>
+        <w:t>Rate at which the real-versus-synthetic judge (gpt-5.4) flags text as synthetic, across four conditions. A weak per-sentence signal accumulates over a full synthetic review; assembling real sentences into equally multi-aspect documents does not reproduce it, so the tell is the accumulated style of synthetic text rather than multi-aspect coverage or incoherence.</w:t>
       </w:r>
     </w:p>
     <w:tbl>
@@ -40950,7 +40962,7 @@
         <w:tblW w:type="pct" w:w="5000"/>
         <w:jc w:val="center"/>
         <w:tblLook w:firstRow="1" w:lastRow="0" w:firstColumn="0" w:lastColumn="0" w:noHBand="0" w:noVBand="0" w:val="0020"/>
-        <w:tblCaption w:val="Table A21. Real-versus-synthetic judge (gpt-5.4) at review granularity versus sentence granularity. At the sentence level the judge is near the 50% chance floor, so whole-review detectability is a document-structure effect, not a property of the sentences."/>
+        <w:tblCaption w:val="Table A21. Rate at which the real-versus-synthetic judge (gpt-5.4) flags text as synthetic, across four conditions. A weak per-sentence signal accumulates over a full synthetic review; assembling real sentences into equally multi-aspect documents does not reproduce it, so the tell is the accumulated style of synthetic text rather than multi-aspect coverage or incoherence."/>
         <w:tblLayout w:type="autofit"/>
         <w:tblBorders>
           <w:top w:val="single" w:sz="10" w:color="4F6272"/>
@@ -40962,10 +40974,9 @@
         </w:tblBorders>
       </w:tblPr>
       <w:tblGrid>
-        <w:gridCol w:w="1980"/>
-        <w:gridCol w:w="1980"/>
-        <w:gridCol w:w="1980"/>
-        <w:gridCol w:w="1980"/>
+        <w:gridCol w:w="2640"/>
+        <w:gridCol w:w="2640"/>
+        <w:gridCol w:w="2640"/>
       </w:tblGrid>
       <w:tr>
         <w:trPr>
@@ -40997,7 +41008,7 @@
                 <w:b/>
                 <w:sz w:val="19"/>
               </w:rPr>
-              <w:t xml:space="preserve">Granularity</w:t>
+              <w:t xml:space="preserve">Condition</w:t>
             </w:r>
           </w:p>
         </w:tc>
@@ -41027,7 +41038,7 @@
                 <w:b/>
                 <w:sz w:val="19"/>
               </w:rPr>
-              <w:t xml:space="preserve">Synthetic flagged synthetic</w:t>
+              <w:t xml:space="preserve">Median words</w:t>
             </w:r>
           </w:p>
         </w:tc>
@@ -41057,37 +41068,7 @@
                 <w:b/>
                 <w:sz w:val="19"/>
               </w:rPr>
-              <w:t xml:space="preserve">Real flagged synthetic</w:t>
-            </w:r>
-          </w:p>
-        </w:tc>
-        <w:tc>
-          <w:tcPr>
-            <w:shd w:fill="EEF3F7"/>
-            <w:tcBorders>
-              <w:left w:val="nil"/>
-              <w:right w:val="nil"/>
-              <w:top w:val="nil"/>
-              <w:bottom w:val="single" w:sz="8" w:color="9FB0C2"/>
-            </w:tcBorders>
-            <w:vAlign w:val="center"/>
-          </w:tcPr>
-          <w:p>
-            <w:pPr>
-              <w:pStyle w:val="Compact"/>
-              <w:spacing w:before="0" w:after="20" w:line="240" w:lineRule="auto"/>
-              <w:jc w:val="center"/>
-              <w:keepNext w:val="0"/>
-              <w:keepLines/>
-              <w:widowControl w:val="1"/>
-            </w:pPr>
-            <w:r>
-              <w:rPr>
-                <w:rFonts w:ascii="Georgia" w:hAnsi="Georgia"/>
-                <w:b/>
-                <w:sz w:val="19"/>
-              </w:rPr>
-              <w:t xml:space="preserve">Overall accuracy</w:t>
+              <w:t xml:space="preserve">Flagged synthetic</w:t>
             </w:r>
           </w:p>
         </w:tc>
@@ -41117,35 +41098,35 @@
                 <w:rFonts w:ascii="Georgia" w:hAnsi="Georgia"/>
                 <w:sz w:val="19"/>
               </w:rPr>
-              <w:t xml:space="preserve">Whole review</w:t>
-            </w:r>
-          </w:p>
-        </w:tc>
-        <w:tc>
-          <w:tcPr>
-            <w:tcBorders>
-              <w:left w:val="nil"/>
-              <w:right w:val="nil"/>
-              <w:top w:val="nil"/>
-              <w:bottom w:val="single" w:sz="4" w:color="D9E1E8"/>
-            </w:tcBorders>
-            <w:vAlign w:val="center"/>
-          </w:tcPr>
-          <w:p>
-            <w:pPr>
-              <w:pStyle w:val="Compact"/>
-              <w:spacing w:before="0" w:after="20" w:line="240" w:lineRule="auto"/>
-              <w:jc w:val="center"/>
-              <w:keepNext w:val="0"/>
-              <w:keepLines/>
-              <w:widowControl w:val="1"/>
-            </w:pPr>
-            <w:r>
-              <w:rPr>
-                <w:rFonts w:ascii="Georgia" w:hAnsi="Georgia"/>
-                <w:sz w:val="19"/>
-              </w:rPr>
-              <w:t xml:space="preserve">0.975</w:t>
+              <w:t xml:space="preserve">Real full reviews</w:t>
+            </w:r>
+          </w:p>
+        </w:tc>
+        <w:tc>
+          <w:tcPr>
+            <w:tcBorders>
+              <w:left w:val="nil"/>
+              <w:right w:val="nil"/>
+              <w:top w:val="nil"/>
+              <w:bottom w:val="single" w:sz="4" w:color="D9E1E8"/>
+            </w:tcBorders>
+            <w:vAlign w:val="center"/>
+          </w:tcPr>
+          <w:p>
+            <w:pPr>
+              <w:pStyle w:val="Compact"/>
+              <w:spacing w:before="0" w:after="20" w:line="240" w:lineRule="auto"/>
+              <w:jc w:val="center"/>
+              <w:keepNext w:val="0"/>
+              <w:keepLines/>
+              <w:widowControl w:val="1"/>
+            </w:pPr>
+            <w:r>
+              <w:rPr>
+                <w:rFonts w:ascii="Georgia" w:hAnsi="Georgia"/>
+                <w:sz w:val="19"/>
+              </w:rPr>
+              <w:t xml:space="preserve">104</w:t>
             </w:r>
           </w:p>
         </w:tc>
@@ -41174,34 +41155,6 @@
                 <w:sz w:val="19"/>
               </w:rPr>
               <w:t xml:space="preserve">0.15</w:t>
-            </w:r>
-          </w:p>
-        </w:tc>
-        <w:tc>
-          <w:tcPr>
-            <w:tcBorders>
-              <w:left w:val="nil"/>
-              <w:right w:val="nil"/>
-              <w:top w:val="nil"/>
-              <w:bottom w:val="single" w:sz="4" w:color="D9E1E8"/>
-            </w:tcBorders>
-            <w:vAlign w:val="center"/>
-          </w:tcPr>
-          <w:p>
-            <w:pPr>
-              <w:pStyle w:val="Compact"/>
-              <w:spacing w:before="0" w:after="20" w:line="240" w:lineRule="auto"/>
-              <w:jc w:val="center"/>
-              <w:keepNext w:val="0"/>
-              <w:keepLines/>
-              <w:widowControl w:val="1"/>
-            </w:pPr>
-            <w:r>
-              <w:rPr>
-                <w:rFonts w:ascii="Georgia" w:hAnsi="Georgia"/>
-                <w:sz w:val="19"/>
-              </w:rPr>
-              <w:t xml:space="preserve">0.93</w:t>
             </w:r>
           </w:p>
         </w:tc>
@@ -41213,6 +41166,178 @@
               <w:left w:val="nil"/>
               <w:right w:val="nil"/>
               <w:top w:val="nil"/>
+              <w:bottom w:val="single" w:sz="4" w:color="D9E1E8"/>
+            </w:tcBorders>
+            <w:vAlign w:val="center"/>
+          </w:tcPr>
+          <w:p>
+            <w:pPr>
+              <w:pStyle w:val="Compact"/>
+              <w:spacing w:before="0" w:after="20" w:line="240" w:lineRule="auto"/>
+              <w:jc w:val="center"/>
+              <w:keepNext w:val="0"/>
+              <w:keepLines/>
+              <w:widowControl w:val="1"/>
+            </w:pPr>
+            <w:r>
+              <w:rPr>
+                <w:rFonts w:ascii="Georgia" w:hAnsi="Georgia"/>
+                <w:sz w:val="19"/>
+              </w:rPr>
+              <w:t xml:space="preserve">Assembled real (multi-aspect documents)</w:t>
+            </w:r>
+          </w:p>
+        </w:tc>
+        <w:tc>
+          <w:tcPr>
+            <w:tcBorders>
+              <w:left w:val="nil"/>
+              <w:right w:val="nil"/>
+              <w:top w:val="nil"/>
+              <w:bottom w:val="single" w:sz="4" w:color="D9E1E8"/>
+            </w:tcBorders>
+            <w:vAlign w:val="center"/>
+          </w:tcPr>
+          <w:p>
+            <w:pPr>
+              <w:pStyle w:val="Compact"/>
+              <w:spacing w:before="0" w:after="20" w:line="240" w:lineRule="auto"/>
+              <w:jc w:val="center"/>
+              <w:keepNext w:val="0"/>
+              <w:keepLines/>
+              <w:widowControl w:val="1"/>
+            </w:pPr>
+            <w:r>
+              <w:rPr>
+                <w:rFonts w:ascii="Georgia" w:hAnsi="Georgia"/>
+                <w:sz w:val="19"/>
+              </w:rPr>
+              <w:t xml:space="preserve">63</w:t>
+            </w:r>
+          </w:p>
+        </w:tc>
+        <w:tc>
+          <w:tcPr>
+            <w:tcBorders>
+              <w:left w:val="nil"/>
+              <w:right w:val="nil"/>
+              <w:top w:val="nil"/>
+              <w:bottom w:val="single" w:sz="4" w:color="D9E1E8"/>
+            </w:tcBorders>
+            <w:vAlign w:val="center"/>
+          </w:tcPr>
+          <w:p>
+            <w:pPr>
+              <w:pStyle w:val="Compact"/>
+              <w:spacing w:before="0" w:after="20" w:line="240" w:lineRule="auto"/>
+              <w:jc w:val="center"/>
+              <w:keepNext w:val="0"/>
+              <w:keepLines/>
+              <w:widowControl w:val="1"/>
+            </w:pPr>
+            <w:r>
+              <w:rPr>
+                <w:rFonts w:ascii="Georgia" w:hAnsi="Georgia"/>
+                <w:sz w:val="19"/>
+              </w:rPr>
+              <w:t xml:space="preserve">0.19</w:t>
+            </w:r>
+          </w:p>
+        </w:tc>
+      </w:tr>
+      <w:tr>
+        <w:tc>
+          <w:tcPr>
+            <w:tcBorders>
+              <w:left w:val="nil"/>
+              <w:right w:val="nil"/>
+              <w:top w:val="nil"/>
+              <w:bottom w:val="single" w:sz="4" w:color="D9E1E8"/>
+            </w:tcBorders>
+            <w:vAlign w:val="center"/>
+          </w:tcPr>
+          <w:p>
+            <w:pPr>
+              <w:pStyle w:val="Compact"/>
+              <w:spacing w:before="0" w:after="20" w:line="240" w:lineRule="auto"/>
+              <w:jc w:val="center"/>
+              <w:keepNext w:val="0"/>
+              <w:keepLines/>
+              <w:widowControl w:val="1"/>
+            </w:pPr>
+            <w:r>
+              <w:rPr>
+                <w:rFonts w:ascii="Georgia" w:hAnsi="Georgia"/>
+                <w:sz w:val="19"/>
+              </w:rPr>
+              <w:t xml:space="preserve">Individual synthetic sentences</w:t>
+            </w:r>
+          </w:p>
+        </w:tc>
+        <w:tc>
+          <w:tcPr>
+            <w:tcBorders>
+              <w:left w:val="nil"/>
+              <w:right w:val="nil"/>
+              <w:top w:val="nil"/>
+              <w:bottom w:val="single" w:sz="4" w:color="D9E1E8"/>
+            </w:tcBorders>
+            <w:vAlign w:val="center"/>
+          </w:tcPr>
+          <w:p>
+            <w:pPr>
+              <w:pStyle w:val="Compact"/>
+              <w:spacing w:before="0" w:after="20" w:line="240" w:lineRule="auto"/>
+              <w:jc w:val="center"/>
+              <w:keepNext w:val="0"/>
+              <w:keepLines/>
+              <w:widowControl w:val="1"/>
+            </w:pPr>
+            <w:r>
+              <w:rPr>
+                <w:rFonts w:ascii="Georgia" w:hAnsi="Georgia"/>
+                <w:sz w:val="19"/>
+              </w:rPr>
+              <w:t xml:space="preserve">~12</w:t>
+            </w:r>
+          </w:p>
+        </w:tc>
+        <w:tc>
+          <w:tcPr>
+            <w:tcBorders>
+              <w:left w:val="nil"/>
+              <w:right w:val="nil"/>
+              <w:top w:val="nil"/>
+              <w:bottom w:val="single" w:sz="4" w:color="D9E1E8"/>
+            </w:tcBorders>
+            <w:vAlign w:val="center"/>
+          </w:tcPr>
+          <w:p>
+            <w:pPr>
+              <w:pStyle w:val="Compact"/>
+              <w:spacing w:before="0" w:after="20" w:line="240" w:lineRule="auto"/>
+              <w:jc w:val="center"/>
+              <w:keepNext w:val="0"/>
+              <w:keepLines/>
+              <w:widowControl w:val="1"/>
+            </w:pPr>
+            <w:r>
+              <w:rPr>
+                <w:rFonts w:ascii="Georgia" w:hAnsi="Georgia"/>
+                <w:sz w:val="19"/>
+              </w:rPr>
+              <w:t xml:space="preserve">0.37</w:t>
+            </w:r>
+          </w:p>
+        </w:tc>
+      </w:tr>
+      <w:tr>
+        <w:tc>
+          <w:tcPr>
+            <w:tcBorders>
+              <w:left w:val="nil"/>
+              <w:right w:val="nil"/>
+              <w:top w:val="nil"/>
               <w:bottom w:val="nil"/>
             </w:tcBorders>
             <w:vAlign w:val="center"/>
@@ -41231,7 +41356,7 @@
                 <w:rFonts w:ascii="Georgia" w:hAnsi="Georgia"/>
                 <w:sz w:val="19"/>
               </w:rPr>
-              <w:t xml:space="preserve">Single sentence</w:t>
+              <w:t xml:space="preserve">Whole synthetic reviews</w:t>
             </w:r>
           </w:p>
         </w:tc>
@@ -41259,7 +41384,7 @@
                 <w:rFonts w:ascii="Georgia" w:hAnsi="Georgia"/>
                 <w:sz w:val="19"/>
               </w:rPr>
-              <w:t xml:space="preserve">0.367</w:t>
+              <w:t xml:space="preserve">122</w:t>
             </w:r>
           </w:p>
         </w:tc>
@@ -41287,35 +41412,7 @@
                 <w:rFonts w:ascii="Georgia" w:hAnsi="Georgia"/>
                 <w:sz w:val="19"/>
               </w:rPr>
-              <w:t xml:space="preserve">0.16</w:t>
-            </w:r>
-          </w:p>
-        </w:tc>
-        <w:tc>
-          <w:tcPr>
-            <w:tcBorders>
-              <w:left w:val="nil"/>
-              <w:right w:val="nil"/>
-              <w:top w:val="nil"/>
-              <w:bottom w:val="nil"/>
-            </w:tcBorders>
-            <w:vAlign w:val="center"/>
-          </w:tcPr>
-          <w:p>
-            <w:pPr>
-              <w:pStyle w:val="Compact"/>
-              <w:spacing w:before="0" w:after="20" w:line="240" w:lineRule="auto"/>
-              <w:jc w:val="center"/>
-              <w:keepNext w:val="0"/>
-              <w:keepLines/>
-              <w:widowControl w:val="1"/>
-            </w:pPr>
-            <w:r>
-              <w:rPr>
-                <w:rFonts w:ascii="Georgia" w:hAnsi="Georgia"/>
-                <w:sz w:val="19"/>
-              </w:rPr>
-              <w:t xml:space="preserve">0.603</w:t>
+              <w:t xml:space="preserve">0.975</w:t>
             </w:r>
           </w:p>
         </w:tc>

--- a/paper/course_absa_manuscript.docx
+++ b/paper/course_absa_manuscript.docx
@@ -1410,7 +1410,7 @@
               <a:graphicData uri="http://schemas.openxmlformats.org/drawingml/2006/picture">
                 <pic:pic>
                   <pic:nvPicPr>
-                    <pic:cNvPr descr="C:/Users/apart/AppData/Local/Temp/html2doc_svg_VZpJst/svg_0.png" id="16" name="Picture"/>
+                    <pic:cNvPr descr="C:/Users/apart/AppData/Local/Temp/html2doc_svg_B6SfCS/svg_0.png" id="16" name="Picture"/>
                     <pic:cNvPicPr>
                       <a:picLocks noChangeArrowheads="1" noChangeAspect="1"/>
                     </pic:cNvPicPr>
@@ -10174,7 +10174,7 @@
               <a:graphicData uri="http://schemas.openxmlformats.org/drawingml/2006/picture">
                 <pic:pic>
                   <pic:nvPicPr>
-                    <pic:cNvPr descr="C:/Users/apart/AppData/Local/Temp/html2doc_svg_VZpJst/svg_1.png" id="30" name="Picture"/>
+                    <pic:cNvPr descr="C:/Users/apart/AppData/Local/Temp/html2doc_svg_B6SfCS/svg_1.png" id="30" name="Picture"/>
                     <pic:cNvPicPr>
                       <a:picLocks noChangeArrowheads="1" noChangeAspect="1"/>
                     </pic:cNvPicPr>
@@ -12519,7 +12519,7 @@
               <a:graphicData uri="http://schemas.openxmlformats.org/drawingml/2006/picture">
                 <pic:pic>
                   <pic:nvPicPr>
-                    <pic:cNvPr descr="C:/Users/apart/AppData/Local/Temp/html2doc_svg_VZpJst/svg_2.png" id="35" name="Picture"/>
+                    <pic:cNvPr descr="C:/Users/apart/AppData/Local/Temp/html2doc_svg_B6SfCS/svg_2.png" id="35" name="Picture"/>
                     <pic:cNvPicPr>
                       <a:picLocks noChangeArrowheads="1" noChangeAspect="1"/>
                     </pic:cNvPicPr>
@@ -12601,7 +12601,7 @@
               <a:graphicData uri="http://schemas.openxmlformats.org/drawingml/2006/picture">
                 <pic:pic>
                   <pic:nvPicPr>
-                    <pic:cNvPr descr="C:/Users/apart/AppData/Local/Temp/html2doc_svg_VZpJst/svg_3.png" id="38" name="Picture"/>
+                    <pic:cNvPr descr="C:/Users/apart/AppData/Local/Temp/html2doc_svg_B6SfCS/svg_3.png" id="38" name="Picture"/>
                     <pic:cNvPicPr>
                       <a:picLocks noChangeArrowheads="1" noChangeAspect="1"/>
                     </pic:cNvPicPr>
@@ -16203,7 +16203,7 @@
               <a:graphicData uri="http://schemas.openxmlformats.org/drawingml/2006/picture">
                 <pic:pic>
                   <pic:nvPicPr>
-                    <pic:cNvPr descr="C:/Users/apart/AppData/Local/Temp/html2doc_svg_VZpJst/svg_4.png" id="44" name="Picture"/>
+                    <pic:cNvPr descr="C:/Users/apart/AppData/Local/Temp/html2doc_svg_B6SfCS/svg_4.png" id="44" name="Picture"/>
                     <pic:cNvPicPr>
                       <a:picLocks noChangeArrowheads="1" noChangeAspect="1"/>
                     </pic:cNvPicPr>
@@ -16576,7 +16576,7 @@
         <w:widowControl w:val="1"/>
       </w:pPr>
       <w:r>
-        <w:t xml:space="preserve">Five limitations remain central. First, external validation uses two real educational corpora (Herath 9-aspect, EduRABSA 7-aspect) and conservative aspect overlaps, so broader claims about the entire 20-aspect schema still require additional real-data tests. These two targets are also sentence-level (Herath median 20 words, EduRABSA 38) while the synthetic corpus is full-length reviews (median 122 words), so transfer here is a cross-granularity test. This granularity mismatch is not, however, the limiting factor: a review-level real target (OATS, median 70 words) transfers no better than the sentence-level targets, so transfer difficulty is governed by how closely a target's aspect vocabulary and register align with the synthetic supervision rather than by review length (Appendix A.24). A full-review real benchmark matched to institutional course feedback is the natural next target; the one public review-level educational corpus is MOOC-focused (OATS-ABSA, Coursera reviews [41]), while course-evaluation feedback of the kind our schema targets remains annotated only at the sentence level [12]. Aspect-annotating a set of full-length institutional reviews (for example public OMSCS reviews) is therefore the concrete path to fully closing this granularity gap. Practitioners should therefore not read the transfer results as validating the full schema: only 9 of the 20 aspects are externally checked, synthetic-only training recovers about 60% of a real-trained model, and any high-stakes or personnel decision requires human-in-the-loop review rather than reliance on the eleven aspects that have no real-data validation. Second, the realism-validation analysis is conducted with LLM judges and improves prompt quality without establishing statistical indistinguishability from real reviews under an adversarial frontier-model detector, a bar that current LLM-generated text does not clear regardless of generator family; the realism that is operative for a labeled training benchmark is functional rather than perceptual, and is evidenced by the synthetic-to-real transfer results above, where a model trained on the synthetic corpus recovers real-review aspect and polarity signal on two independent external corpora. A distributional check calibrates the scale of the gap: at sentence granularity, MAUVE between the synthetic corpus and the real OMSCS reviews is 0.23, below the 0.98 real-to-real ceiling but well above the 0.03 MAUVE between two independent real educational corpora (OMSCS and Herath), so the synthetic text is in fact closer to its target real distribution than two real educational sources are to each other, and its distributional distance from real text is modest against the natural spread of real educational feedback. This residual gap reflects writing style rather than course or platform identity: scrubbing course codes, instructor names, and platform terms from both sides leaves it essentially unchanged. Most tellingly, the separability is a document-structure effect rather than a sentence-realism one: judged sentence by sentence, individual synthetic sentences are near-indistinguishable from real ones, with the same judge only 60% accurate (close to the 50% chance floor, versus 93% on whole reviews) and calling 63% of synthetic sentences real. The detectability is a cumulative property of extended synthetic text: a weak per-sentence signal accumulates across a full review, and a control that assembles real sentences into equally multi-aspect documents is still judged real, so it is not multi-aspect coverage or incoherence. The signal is thus orthogonal to the individual sentences that carry the aspect-sentiment supervision (Appendix A.23). The label-faithfulness audit is validated three ways (a behavioral negative control, cross-provider judge agreement, and direct agreement with human labels at Cohen's kappa 0.56 on two annotated corpora, Section 5.7). Because the generator and the cost-matched auditor share a provider family, we further confirm that the audit is not merely detecting same-family latent patterns by reproducing the human-agreement check with a fully independent family (Google Gemini, Cohen's kappa 0.62); human re-annotation across the full 20-aspect schema remains the natural extension. Third, a nontrivial share of rows (841 of 10,000) reached the output-token cap and lowered full-corpus length-band adherence to 0.6819; this is a recoverable token-budget artifact rather than a control failure, since regenerating exactly those rows at a higher cap eliminates the truncation and restores full-corpus adherence to 0.7125, close to but still below the never-truncated rate of 0.7304 (Appendix A.14), and length band is in any case a soft stylistic target rather than a labeled control variable. Fourth, downstream training on the 10K corpus benefits from the Section 5.7 top-50% faithfulness filter (validated across two BERT-family architectures and both transfer targets); the audit score is the validated way to select training rows for sentiment-polarity fidelity on transferred aspects. Fifth, the downstream GPT comparison covers a full-test</w:t>
+        <w:t xml:space="preserve">Five limitations remain central. First, external validation uses two real educational corpora (Herath 9-aspect, EduRABSA 7-aspect) and conservative aspect overlaps, so broader claims about the entire 20-aspect schema still require additional real-data tests. These two targets are also sentence-level (Herath median 20 words, EduRABSA 38) while the synthetic corpus is full-length reviews (median 122 words), so transfer here is a cross-granularity test. This granularity mismatch is not, however, the limiting factor: a review-level real target (OATS, median 70 words) transfers no better than the sentence-level targets, so transfer difficulty is governed by how closely a target's aspect vocabulary and register align with the synthetic supervision rather than by review length (Appendix A.24). A full-review real benchmark matched to institutional course feedback is the natural next target; the one public review-level educational corpus is MOOC-focused (OATS-ABSA, Coursera reviews [41]), while course-evaluation feedback of the kind our schema targets remains annotated only at the sentence level [12]. Aspect-annotating a set of full-length institutional reviews (for example public OMSCS reviews) is therefore the concrete path to fully closing this granularity gap. Practitioners should therefore not read the transfer results as validating the full schema: only 9 of the 20 aspects are externally checked, synthetic-only training recovers about 60% of a real-trained model, and any high-stakes or personnel decision requires human-in-the-loop review rather than reliance on the eleven aspects that have no real-data validation. Second, the realism-validation analysis is conducted with LLM judges and improves prompt quality without establishing statistical indistinguishability from real reviews under an adversarial frontier-model detector, a bar that current LLM-generated text does not clear regardless of generator family; the realism that is operative for a labeled training benchmark is functional rather than perceptual, and is evidenced by the synthetic-to-real transfer results above, where a model trained on the synthetic corpus recovers real-review aspect and polarity signal on two independent external corpora. A sentence-level distributional check places the synthetic corpus at MAUVE 0.23 from the real OMSCS reviews, below both the 0.98 real-to-real ceiling and the 0.63 between two independent real corpora (OMSCS and Herath), so at the pool level the synthetic sentence distribution is still separable from real. This gap reflects writing style rather than course or platform identity: scrubbing course codes, instructor names, and platform terms from both sides leaves it essentially unchanged. Most tellingly, the separability is a document-structure effect rather than a sentence-realism one: judged sentence by sentence, individual synthetic sentences are near-indistinguishable from real ones, with the same judge only 60% accurate (close to the 50% chance floor, versus 93% on whole reviews) and calling 63% of synthetic sentences real. The detectability is a cumulative property of extended synthetic text: a weak per-sentence signal accumulates across a full review, and a control that assembles real sentences into equally multi-aspect documents is still judged real, so it is not multi-aspect coverage or incoherence. The signal is thus orthogonal to the individual sentences that carry the aspect-sentiment supervision (Appendix A.23). The label-faithfulness audit is validated three ways (a behavioral negative control, cross-provider judge agreement, and direct agreement with human labels at Cohen's kappa 0.56 on two annotated corpora, Section 5.7). Because the generator and the cost-matched auditor share a provider family, we further confirm that the audit is not merely detecting same-family latent patterns by reproducing the human-agreement check with a fully independent family (Google Gemini, Cohen's kappa 0.62); human re-annotation across the full 20-aspect schema remains the natural extension. Third, a nontrivial share of rows (841 of 10,000) reached the output-token cap and lowered full-corpus length-band adherence to 0.6819; this is a recoverable token-budget artifact rather than a control failure, since regenerating exactly those rows at a higher cap eliminates the truncation and restores full-corpus adherence to 0.7125, close to but still below the never-truncated rate of 0.7304 (Appendix A.14), and length band is in any case a soft stylistic target rather than a labeled control variable. Fourth, downstream training on the 10K corpus benefits from the Section 5.7 top-50% faithfulness filter (validated across two BERT-family architectures and both transfer targets); the audit score is the validated way to select training rows for sentiment-polarity fidelity on transferred aspects. Fifth, the downstream GPT comparison covers a full-test</w:t>
       </w:r>
       <w:r>
         <w:t xml:space="preserve"> </w:t>
@@ -16848,7 +16848,7 @@
               <a:graphicData uri="http://schemas.openxmlformats.org/drawingml/2006/picture">
                 <pic:pic>
                   <pic:nvPicPr>
-                    <pic:cNvPr descr="C:/Users/apart/AppData/Local/Temp/html2doc_svg_VZpJst/svg_5.png" id="51" name="Picture"/>
+                    <pic:cNvPr descr="C:/Users/apart/AppData/Local/Temp/html2doc_svg_B6SfCS/svg_5.png" id="51" name="Picture"/>
                     <pic:cNvPicPr>
                       <a:picLocks noChangeArrowheads="1" noChangeAspect="1"/>
                     </pic:cNvPicPr>
@@ -21806,7 +21806,7 @@
               <a:graphicData uri="http://schemas.openxmlformats.org/drawingml/2006/picture">
                 <pic:pic>
                   <pic:nvPicPr>
-                    <pic:cNvPr descr="C:/Users/apart/AppData/Local/Temp/html2doc_svg_VZpJst/svg_6.png" id="62" name="Picture"/>
+                    <pic:cNvPr descr="C:/Users/apart/AppData/Local/Temp/html2doc_svg_B6SfCS/svg_6.png" id="62" name="Picture"/>
                     <pic:cNvPicPr>
                       <a:picLocks noChangeArrowheads="1" noChangeAspect="1"/>
                     </pic:cNvPicPr>
@@ -23615,7 +23615,7 @@
               <a:graphicData uri="http://schemas.openxmlformats.org/drawingml/2006/picture">
                 <pic:pic>
                   <pic:nvPicPr>
-                    <pic:cNvPr descr="C:/Users/apart/AppData/Local/Temp/html2doc_svg_VZpJst/svg_7.png" id="67" name="Picture"/>
+                    <pic:cNvPr descr="C:/Users/apart/AppData/Local/Temp/html2doc_svg_B6SfCS/svg_7.png" id="67" name="Picture"/>
                     <pic:cNvPicPr>
                       <a:picLocks noChangeArrowheads="1" noChangeAspect="1"/>
                     </pic:cNvPicPr>
@@ -25574,7 +25574,7 @@
               <a:graphicData uri="http://schemas.openxmlformats.org/drawingml/2006/picture">
                 <pic:pic>
                   <pic:nvPicPr>
-                    <pic:cNvPr descr="C:/Users/apart/AppData/Local/Temp/html2doc_svg_VZpJst/svg_8.png" id="72" name="Picture"/>
+                    <pic:cNvPr descr="C:/Users/apart/AppData/Local/Temp/html2doc_svg_B6SfCS/svg_8.png" id="72" name="Picture"/>
                     <pic:cNvPicPr>
                       <a:picLocks noChangeArrowheads="1" noChangeAspect="1"/>
                     </pic:cNvPicPr>
@@ -26411,7 +26411,7 @@
               <a:graphicData uri="http://schemas.openxmlformats.org/drawingml/2006/picture">
                 <pic:pic>
                   <pic:nvPicPr>
-                    <pic:cNvPr descr="C:/Users/apart/AppData/Local/Temp/html2doc_svg_VZpJst/svg_9.png" id="75" name="Picture"/>
+                    <pic:cNvPr descr="C:/Users/apart/AppData/Local/Temp/html2doc_svg_B6SfCS/svg_9.png" id="75" name="Picture"/>
                     <pic:cNvPicPr>
                       <a:picLocks noChangeArrowheads="1" noChangeAspect="1"/>
                     </pic:cNvPicPr>
@@ -31131,7 +31131,7 @@
               <a:graphicData uri="http://schemas.openxmlformats.org/drawingml/2006/picture">
                 <pic:pic>
                   <pic:nvPicPr>
-                    <pic:cNvPr descr="C:/Users/apart/AppData/Local/Temp/html2doc_svg_VZpJst/svg_10.png" id="80" name="Picture"/>
+                    <pic:cNvPr descr="C:/Users/apart/AppData/Local/Temp/html2doc_svg_B6SfCS/svg_10.png" id="80" name="Picture"/>
                     <pic:cNvPicPr>
                       <a:picLocks noChangeArrowheads="1" noChangeAspect="1"/>
                     </pic:cNvPicPr>
@@ -32335,7 +32335,7 @@
               <a:graphicData uri="http://schemas.openxmlformats.org/drawingml/2006/picture">
                 <pic:pic>
                   <pic:nvPicPr>
-                    <pic:cNvPr descr="C:/Users/apart/AppData/Local/Temp/html2doc_svg_VZpJst/svg_11.png" id="86" name="Picture"/>
+                    <pic:cNvPr descr="C:/Users/apart/AppData/Local/Temp/html2doc_svg_B6SfCS/svg_11.png" id="86" name="Picture"/>
                     <pic:cNvPicPr>
                       <a:picLocks noChangeArrowheads="1" noChangeAspect="1"/>
                     </pic:cNvPicPr>
@@ -32417,7 +32417,7 @@
               <a:graphicData uri="http://schemas.openxmlformats.org/drawingml/2006/picture">
                 <pic:pic>
                   <pic:nvPicPr>
-                    <pic:cNvPr descr="C:/Users/apart/AppData/Local/Temp/html2doc_svg_VZpJst/svg_12.png" id="89" name="Picture"/>
+                    <pic:cNvPr descr="C:/Users/apart/AppData/Local/Temp/html2doc_svg_B6SfCS/svg_12.png" id="89" name="Picture"/>
                     <pic:cNvPicPr>
                       <a:picLocks noChangeArrowheads="1" noChangeAspect="1"/>
                     </pic:cNvPicPr>
@@ -33238,7 +33238,7 @@
               <a:graphicData uri="http://schemas.openxmlformats.org/drawingml/2006/picture">
                 <pic:pic>
                   <pic:nvPicPr>
-                    <pic:cNvPr descr="C:/Users/apart/AppData/Local/Temp/html2doc_svg_VZpJst/svg_13.png" id="94" name="Picture"/>
+                    <pic:cNvPr descr="C:/Users/apart/AppData/Local/Temp/html2doc_svg_B6SfCS/svg_13.png" id="94" name="Picture"/>
                     <pic:cNvPicPr>
                       <a:picLocks noChangeArrowheads="1" noChangeAspect="1"/>
                     </pic:cNvPicPr>
